--- a/6-过程管理/流程制度规范类文件/JXTX-06-04-事件管理制度.docx
+++ b/6-过程管理/流程制度规范类文件/JXTX-06-04-事件管理制度.docx
@@ -22,6 +22,57 @@
         <w:textAlignment w:val="baseline"/>
       </w:pPr>
       <w:bookmarkStart w:id="0" w:name="_Toc8528"/>
+      <w:r>
+        <w:drawing>
+          <wp:anchor distT="0" distB="0" distL="114300" distR="114300" simplePos="0" relativeHeight="251661312" behindDoc="1" locked="0" layoutInCell="1" allowOverlap="1">
+            <wp:simplePos x="0" y="0"/>
+            <wp:positionH relativeFrom="column">
+              <wp:posOffset>-19050</wp:posOffset>
+            </wp:positionH>
+            <wp:positionV relativeFrom="paragraph">
+              <wp:posOffset>-22225</wp:posOffset>
+            </wp:positionV>
+            <wp:extent cx="5304790" cy="8893810"/>
+            <wp:effectExtent l="0" t="0" r="13970" b="6350"/>
+            <wp:wrapNone/>
+            <wp:docPr id="1" name="图片 1"/>
+            <wp:cNvGraphicFramePr>
+              <a:graphicFrameLocks xmlns:a="http://schemas.openxmlformats.org/drawingml/2006/main" noChangeAspect="1"/>
+            </wp:cNvGraphicFramePr>
+            <a:graphic xmlns:a="http://schemas.openxmlformats.org/drawingml/2006/main">
+              <a:graphicData uri="http://schemas.openxmlformats.org/drawingml/2006/picture">
+                <pic:pic xmlns:pic="http://schemas.openxmlformats.org/drawingml/2006/picture">
+                  <pic:nvPicPr>
+                    <pic:cNvPr id="1" name="图片 1"/>
+                    <pic:cNvPicPr>
+                      <a:picLocks noChangeAspect="1"/>
+                    </pic:cNvPicPr>
+                  </pic:nvPicPr>
+                  <pic:blipFill>
+                    <a:blip r:embed="rId7"/>
+                    <a:stretch>
+                      <a:fillRect/>
+                    </a:stretch>
+                  </pic:blipFill>
+                  <pic:spPr>
+                    <a:xfrm>
+                      <a:off x="0" y="0"/>
+                      <a:ext cx="5304790" cy="8893810"/>
+                    </a:xfrm>
+                    <a:prstGeom prst="rect">
+                      <a:avLst/>
+                    </a:prstGeom>
+                    <a:noFill/>
+                    <a:ln>
+                      <a:noFill/>
+                    </a:ln>
+                  </pic:spPr>
+                </pic:pic>
+              </a:graphicData>
+            </a:graphic>
+          </wp:anchor>
+        </w:drawing>
+      </w:r>
       <w:r>
         <w:drawing>
           <wp:anchor distT="0" distB="0" distL="114300" distR="114300" simplePos="0" relativeHeight="251660288" behindDoc="1" locked="0" layoutInCell="1" allowOverlap="1">
@@ -49,7 +100,7 @@
                     </pic:cNvPicPr>
                   </pic:nvPicPr>
                   <pic:blipFill>
-                    <a:blip r:embed="rId7"/>
+                    <a:blip r:embed="rId8"/>
                     <a:stretch>
                       <a:fillRect/>
                     </a:stretch>
@@ -104,7 +155,7 @@
                     </pic:cNvPicPr>
                   </pic:nvPicPr>
                   <pic:blipFill>
-                    <a:blip r:embed="rId8">
+                    <a:blip r:embed="rId9">
                       <a:alphaModFix amt="58000"/>
                       <a:lum contrast="-52000"/>
                     </a:blip>
@@ -1940,8 +1991,6 @@
         <w:snapToGrid w:val="0"/>
         <w:textAlignment w:val="baseline"/>
       </w:pPr>
-      <w:bookmarkStart w:id="23" w:name="_GoBack"/>
-      <w:bookmarkEnd w:id="23"/>
       <w:r>
         <w:br w:type="page"/>
       </w:r>
@@ -7637,13 +7686,749 @@
     <w:p>
       <w:pPr>
         <w:pStyle w:val="28"/>
+        <w:keepNext w:val="0"/>
+        <w:keepLines w:val="0"/>
+        <w:pageBreakBefore w:val="0"/>
+        <w:widowControl w:val="0"/>
+        <w:kinsoku w:val="0"/>
+        <w:wordWrap/>
+        <w:overflowPunct/>
+        <w:topLinePunct w:val="0"/>
+        <w:autoSpaceDE w:val="0"/>
+        <w:autoSpaceDN w:val="0"/>
         <w:bidi w:val="0"/>
+        <w:adjustRightInd w:val="0"/>
+        <w:snapToGrid w:val="0"/>
+        <w:textAlignment w:val="baseline"/>
         <w:rPr>
           <w:rFonts w:hint="eastAsia"/>
           <w:lang w:val="en-US" w:eastAsia="zh-CN"/>
         </w:rPr>
       </w:pPr>
       <w:bookmarkStart w:id="22" w:name="_Toc25019"/>
+      <w:r>
+        <w:rPr>
+          <w:rFonts w:hint="eastAsia"/>
+          <w:lang w:val="en-US" w:eastAsia="zh-CN"/>
+        </w:rPr>
+        <w:t>考核指标</w:t>
+      </w:r>
+    </w:p>
+    <w:tbl>
+      <w:tblPr>
+        <w:tblStyle w:val="20"/>
+        <w:tblW w:w="7675" w:type="dxa"/>
+        <w:tblInd w:w="96" w:type="dxa"/>
+        <w:tblBorders>
+          <w:top w:val="none" w:color="auto" w:sz="0" w:space="0"/>
+          <w:left w:val="none" w:color="auto" w:sz="0" w:space="0"/>
+          <w:bottom w:val="none" w:color="auto" w:sz="0" w:space="0"/>
+          <w:right w:val="none" w:color="auto" w:sz="0" w:space="0"/>
+          <w:insideH w:val="none" w:color="auto" w:sz="0" w:space="0"/>
+          <w:insideV w:val="none" w:color="auto" w:sz="0" w:space="0"/>
+        </w:tblBorders>
+        <w:shd w:val="clear" w:color="auto" w:fill="auto"/>
+        <w:tblLayout w:type="autofit"/>
+        <w:tblCellMar>
+          <w:top w:w="0" w:type="dxa"/>
+          <w:left w:w="108" w:type="dxa"/>
+          <w:bottom w:w="0" w:type="dxa"/>
+          <w:right w:w="108" w:type="dxa"/>
+        </w:tblCellMar>
+      </w:tblPr>
+      <w:tblGrid>
+        <w:gridCol w:w="2227"/>
+        <w:gridCol w:w="1092"/>
+        <w:gridCol w:w="3660"/>
+        <w:gridCol w:w="696"/>
+      </w:tblGrid>
+      <w:tr>
+        <w:tblPrEx>
+          <w:tblBorders>
+            <w:top w:val="none" w:color="auto" w:sz="0" w:space="0"/>
+            <w:left w:val="none" w:color="auto" w:sz="0" w:space="0"/>
+            <w:bottom w:val="none" w:color="auto" w:sz="0" w:space="0"/>
+            <w:right w:val="none" w:color="auto" w:sz="0" w:space="0"/>
+            <w:insideH w:val="none" w:color="auto" w:sz="0" w:space="0"/>
+            <w:insideV w:val="none" w:color="auto" w:sz="0" w:space="0"/>
+          </w:tblBorders>
+          <w:shd w:val="clear" w:color="auto" w:fill="auto"/>
+          <w:tblCellMar>
+            <w:top w:w="0" w:type="dxa"/>
+            <w:left w:w="108" w:type="dxa"/>
+            <w:bottom w:w="0" w:type="dxa"/>
+            <w:right w:w="108" w:type="dxa"/>
+          </w:tblCellMar>
+        </w:tblPrEx>
+        <w:trPr>
+          <w:trHeight w:val="493" w:hRule="atLeast"/>
+        </w:trPr>
+        <w:tc>
+          <w:tcPr>
+            <w:tcW w:w="2227" w:type="dxa"/>
+            <w:tcBorders>
+              <w:top w:val="single" w:color="000000" w:sz="4" w:space="0"/>
+              <w:left w:val="single" w:color="000000" w:sz="4" w:space="0"/>
+              <w:bottom w:val="single" w:color="000000" w:sz="4" w:space="0"/>
+              <w:right w:val="single" w:color="000000" w:sz="4" w:space="0"/>
+            </w:tcBorders>
+            <w:shd w:val="clear" w:color="auto" w:fill="C0C0C0"/>
+            <w:vAlign w:val="center"/>
+          </w:tcPr>
+          <w:p>
+            <w:pPr>
+              <w:keepNext w:val="0"/>
+              <w:keepLines w:val="0"/>
+              <w:widowControl/>
+              <w:suppressLineNumbers w:val="0"/>
+              <w:jc w:val="center"/>
+              <w:textAlignment w:val="center"/>
+              <w:rPr>
+                <w:rFonts w:hint="default" w:ascii="楷体_GB2312" w:hAnsi="宋体" w:eastAsia="楷体_GB2312" w:cs="楷体_GB2312"/>
+                <w:b/>
+                <w:bCs/>
+                <w:i w:val="0"/>
+                <w:iCs w:val="0"/>
+                <w:color w:val="000000"/>
+                <w:sz w:val="22"/>
+                <w:szCs w:val="22"/>
+                <w:u w:val="none"/>
+              </w:rPr>
+            </w:pPr>
+            <w:r>
+              <w:rPr>
+                <w:rFonts w:hint="default" w:ascii="楷体_GB2312" w:hAnsi="宋体" w:eastAsia="楷体_GB2312" w:cs="楷体_GB2312"/>
+                <w:b/>
+                <w:bCs/>
+                <w:i w:val="0"/>
+                <w:iCs w:val="0"/>
+                <w:snapToGrid w:val="0"/>
+                <w:color w:val="000000"/>
+                <w:kern w:val="0"/>
+                <w:sz w:val="22"/>
+                <w:szCs w:val="22"/>
+                <w:u w:val="none"/>
+                <w:lang w:val="en-US" w:eastAsia="zh-CN" w:bidi="ar"/>
+              </w:rPr>
+              <w:t>KPI</w:t>
+            </w:r>
+          </w:p>
+        </w:tc>
+        <w:tc>
+          <w:tcPr>
+            <w:tcW w:w="1092" w:type="dxa"/>
+            <w:tcBorders>
+              <w:top w:val="single" w:color="000000" w:sz="4" w:space="0"/>
+              <w:left w:val="single" w:color="000000" w:sz="4" w:space="0"/>
+              <w:bottom w:val="single" w:color="000000" w:sz="4" w:space="0"/>
+              <w:right w:val="single" w:color="000000" w:sz="4" w:space="0"/>
+            </w:tcBorders>
+            <w:shd w:val="clear" w:color="auto" w:fill="C0C0C0"/>
+            <w:vAlign w:val="center"/>
+          </w:tcPr>
+          <w:p>
+            <w:pPr>
+              <w:keepNext w:val="0"/>
+              <w:keepLines w:val="0"/>
+              <w:widowControl/>
+              <w:suppressLineNumbers w:val="0"/>
+              <w:jc w:val="center"/>
+              <w:textAlignment w:val="center"/>
+              <w:rPr>
+                <w:rFonts w:hint="default" w:ascii="楷体_GB2312" w:hAnsi="宋体" w:eastAsia="楷体_GB2312" w:cs="楷体_GB2312"/>
+                <w:b/>
+                <w:bCs/>
+                <w:i w:val="0"/>
+                <w:iCs w:val="0"/>
+                <w:color w:val="000000"/>
+                <w:sz w:val="22"/>
+                <w:szCs w:val="22"/>
+                <w:u w:val="none"/>
+              </w:rPr>
+            </w:pPr>
+            <w:r>
+              <w:rPr>
+                <w:rFonts w:hint="default" w:ascii="楷体_GB2312" w:hAnsi="宋体" w:eastAsia="楷体_GB2312" w:cs="楷体_GB2312"/>
+                <w:b/>
+                <w:bCs/>
+                <w:i w:val="0"/>
+                <w:iCs w:val="0"/>
+                <w:snapToGrid w:val="0"/>
+                <w:color w:val="000000"/>
+                <w:kern w:val="0"/>
+                <w:sz w:val="22"/>
+                <w:szCs w:val="22"/>
+                <w:u w:val="none"/>
+                <w:lang w:val="en-US" w:eastAsia="zh-CN" w:bidi="ar"/>
+              </w:rPr>
+              <w:t>目标值</w:t>
+            </w:r>
+          </w:p>
+        </w:tc>
+        <w:tc>
+          <w:tcPr>
+            <w:tcW w:w="3660" w:type="dxa"/>
+            <w:tcBorders>
+              <w:top w:val="single" w:color="000000" w:sz="4" w:space="0"/>
+              <w:left w:val="single" w:color="000000" w:sz="4" w:space="0"/>
+              <w:bottom w:val="single" w:color="000000" w:sz="4" w:space="0"/>
+              <w:right w:val="single" w:color="000000" w:sz="4" w:space="0"/>
+            </w:tcBorders>
+            <w:shd w:val="clear" w:color="auto" w:fill="C0C0C0"/>
+            <w:vAlign w:val="center"/>
+          </w:tcPr>
+          <w:p>
+            <w:pPr>
+              <w:keepNext w:val="0"/>
+              <w:keepLines w:val="0"/>
+              <w:widowControl/>
+              <w:suppressLineNumbers w:val="0"/>
+              <w:jc w:val="center"/>
+              <w:textAlignment w:val="center"/>
+              <w:rPr>
+                <w:rFonts w:hint="default" w:ascii="楷体_GB2312" w:hAnsi="宋体" w:eastAsia="楷体_GB2312" w:cs="楷体_GB2312"/>
+                <w:b/>
+                <w:bCs/>
+                <w:i w:val="0"/>
+                <w:iCs w:val="0"/>
+                <w:color w:val="000000"/>
+                <w:sz w:val="22"/>
+                <w:szCs w:val="22"/>
+                <w:u w:val="none"/>
+              </w:rPr>
+            </w:pPr>
+            <w:r>
+              <w:rPr>
+                <w:rFonts w:hint="default" w:ascii="楷体_GB2312" w:hAnsi="宋体" w:eastAsia="楷体_GB2312" w:cs="楷体_GB2312"/>
+                <w:b/>
+                <w:bCs/>
+                <w:i w:val="0"/>
+                <w:iCs w:val="0"/>
+                <w:snapToGrid w:val="0"/>
+                <w:color w:val="000000"/>
+                <w:kern w:val="0"/>
+                <w:sz w:val="22"/>
+                <w:szCs w:val="22"/>
+                <w:u w:val="none"/>
+                <w:lang w:val="en-US" w:eastAsia="zh-CN" w:bidi="ar"/>
+              </w:rPr>
+              <w:t>计算公式/方法</w:t>
+            </w:r>
+          </w:p>
+        </w:tc>
+        <w:tc>
+          <w:tcPr>
+            <w:tcW w:w="696" w:type="dxa"/>
+            <w:tcBorders>
+              <w:top w:val="single" w:color="000000" w:sz="4" w:space="0"/>
+              <w:left w:val="single" w:color="000000" w:sz="4" w:space="0"/>
+              <w:bottom w:val="single" w:color="000000" w:sz="4" w:space="0"/>
+              <w:right w:val="single" w:color="000000" w:sz="4" w:space="0"/>
+            </w:tcBorders>
+            <w:shd w:val="clear" w:color="auto" w:fill="C0C0C0"/>
+            <w:vAlign w:val="center"/>
+          </w:tcPr>
+          <w:p>
+            <w:pPr>
+              <w:keepNext w:val="0"/>
+              <w:keepLines w:val="0"/>
+              <w:widowControl/>
+              <w:suppressLineNumbers w:val="0"/>
+              <w:jc w:val="center"/>
+              <w:textAlignment w:val="center"/>
+              <w:rPr>
+                <w:rFonts w:hint="default" w:ascii="楷体_GB2312" w:hAnsi="宋体" w:eastAsia="楷体_GB2312" w:cs="楷体_GB2312"/>
+                <w:b/>
+                <w:bCs/>
+                <w:i w:val="0"/>
+                <w:iCs w:val="0"/>
+                <w:color w:val="000000"/>
+                <w:sz w:val="22"/>
+                <w:szCs w:val="22"/>
+                <w:u w:val="none"/>
+              </w:rPr>
+            </w:pPr>
+            <w:r>
+              <w:rPr>
+                <w:rFonts w:hint="default" w:ascii="楷体_GB2312" w:hAnsi="宋体" w:eastAsia="楷体_GB2312" w:cs="楷体_GB2312"/>
+                <w:b/>
+                <w:bCs/>
+                <w:i w:val="0"/>
+                <w:iCs w:val="0"/>
+                <w:snapToGrid w:val="0"/>
+                <w:color w:val="000000"/>
+                <w:kern w:val="0"/>
+                <w:sz w:val="22"/>
+                <w:szCs w:val="22"/>
+                <w:u w:val="none"/>
+                <w:lang w:val="en-US" w:eastAsia="zh-CN" w:bidi="ar"/>
+              </w:rPr>
+              <w:t>频度</w:t>
+            </w:r>
+          </w:p>
+        </w:tc>
+      </w:tr>
+      <w:tr>
+        <w:tblPrEx>
+          <w:tblBorders>
+            <w:top w:val="none" w:color="auto" w:sz="0" w:space="0"/>
+            <w:left w:val="none" w:color="auto" w:sz="0" w:space="0"/>
+            <w:bottom w:val="none" w:color="auto" w:sz="0" w:space="0"/>
+            <w:right w:val="none" w:color="auto" w:sz="0" w:space="0"/>
+            <w:insideH w:val="none" w:color="auto" w:sz="0" w:space="0"/>
+            <w:insideV w:val="none" w:color="auto" w:sz="0" w:space="0"/>
+          </w:tblBorders>
+          <w:shd w:val="clear" w:color="auto" w:fill="auto"/>
+          <w:tblCellMar>
+            <w:top w:w="0" w:type="dxa"/>
+            <w:left w:w="108" w:type="dxa"/>
+            <w:bottom w:w="0" w:type="dxa"/>
+            <w:right w:w="108" w:type="dxa"/>
+          </w:tblCellMar>
+        </w:tblPrEx>
+        <w:trPr>
+          <w:trHeight w:val="493" w:hRule="atLeast"/>
+        </w:trPr>
+        <w:tc>
+          <w:tcPr>
+            <w:tcW w:w="2227" w:type="dxa"/>
+            <w:tcBorders>
+              <w:top w:val="single" w:color="000000" w:sz="4" w:space="0"/>
+              <w:left w:val="single" w:color="000000" w:sz="4" w:space="0"/>
+              <w:bottom w:val="single" w:color="000000" w:sz="4" w:space="0"/>
+              <w:right w:val="single" w:color="000000" w:sz="4" w:space="0"/>
+            </w:tcBorders>
+            <w:shd w:val="clear" w:color="auto" w:fill="auto"/>
+            <w:vAlign w:val="center"/>
+          </w:tcPr>
+          <w:p>
+            <w:pPr>
+              <w:keepNext w:val="0"/>
+              <w:keepLines w:val="0"/>
+              <w:widowControl/>
+              <w:suppressLineNumbers w:val="0"/>
+              <w:jc w:val="left"/>
+              <w:textAlignment w:val="center"/>
+              <w:rPr>
+                <w:rFonts w:hint="default" w:ascii="楷体_GB2312" w:hAnsi="宋体" w:eastAsia="楷体_GB2312" w:cs="楷体_GB2312"/>
+                <w:b/>
+                <w:bCs/>
+                <w:i w:val="0"/>
+                <w:iCs w:val="0"/>
+                <w:snapToGrid w:val="0"/>
+                <w:color w:val="000000"/>
+                <w:kern w:val="0"/>
+                <w:sz w:val="22"/>
+                <w:szCs w:val="22"/>
+                <w:u w:val="none"/>
+                <w:lang w:val="en-US" w:eastAsia="zh-CN" w:bidi="ar"/>
+              </w:rPr>
+            </w:pPr>
+            <w:r>
+              <w:rPr>
+                <w:rFonts w:hint="eastAsia" w:ascii="宋体" w:hAnsi="宋体" w:eastAsia="宋体" w:cs="宋体"/>
+                <w:i w:val="0"/>
+                <w:iCs w:val="0"/>
+                <w:snapToGrid w:val="0"/>
+                <w:color w:val="000000"/>
+                <w:kern w:val="0"/>
+                <w:sz w:val="21"/>
+                <w:szCs w:val="21"/>
+                <w:u w:val="none"/>
+                <w:lang w:val="en-US" w:eastAsia="zh-CN" w:bidi="ar"/>
+              </w:rPr>
+              <w:t>事件解决率</w:t>
+            </w:r>
+          </w:p>
+        </w:tc>
+        <w:tc>
+          <w:tcPr>
+            <w:tcW w:w="1092" w:type="dxa"/>
+            <w:tcBorders>
+              <w:top w:val="single" w:color="000000" w:sz="4" w:space="0"/>
+              <w:left w:val="single" w:color="000000" w:sz="4" w:space="0"/>
+              <w:bottom w:val="single" w:color="000000" w:sz="4" w:space="0"/>
+              <w:right w:val="single" w:color="000000" w:sz="4" w:space="0"/>
+            </w:tcBorders>
+            <w:shd w:val="clear" w:color="auto" w:fill="auto"/>
+            <w:vAlign w:val="center"/>
+          </w:tcPr>
+          <w:p>
+            <w:pPr>
+              <w:keepNext w:val="0"/>
+              <w:keepLines w:val="0"/>
+              <w:widowControl/>
+              <w:suppressLineNumbers w:val="0"/>
+              <w:jc w:val="left"/>
+              <w:textAlignment w:val="center"/>
+              <w:rPr>
+                <w:rFonts w:hint="default" w:ascii="楷体_GB2312" w:hAnsi="宋体" w:eastAsia="楷体_GB2312" w:cs="楷体_GB2312"/>
+                <w:b/>
+                <w:bCs/>
+                <w:i w:val="0"/>
+                <w:iCs w:val="0"/>
+                <w:snapToGrid w:val="0"/>
+                <w:color w:val="000000"/>
+                <w:kern w:val="0"/>
+                <w:sz w:val="22"/>
+                <w:szCs w:val="22"/>
+                <w:u w:val="none"/>
+                <w:lang w:val="en-US" w:eastAsia="zh-CN" w:bidi="ar"/>
+              </w:rPr>
+            </w:pPr>
+            <w:r>
+              <w:rPr>
+                <w:rFonts w:hint="eastAsia" w:ascii="宋体" w:hAnsi="宋体" w:eastAsia="宋体" w:cs="宋体"/>
+                <w:i w:val="0"/>
+                <w:iCs w:val="0"/>
+                <w:snapToGrid w:val="0"/>
+                <w:color w:val="000000"/>
+                <w:kern w:val="0"/>
+                <w:sz w:val="21"/>
+                <w:szCs w:val="21"/>
+                <w:u w:val="none"/>
+                <w:lang w:val="en-US" w:eastAsia="zh-CN" w:bidi="ar"/>
+              </w:rPr>
+              <w:t>≥90%</w:t>
+            </w:r>
+          </w:p>
+        </w:tc>
+        <w:tc>
+          <w:tcPr>
+            <w:tcW w:w="3660" w:type="dxa"/>
+            <w:tcBorders>
+              <w:top w:val="single" w:color="000000" w:sz="4" w:space="0"/>
+              <w:left w:val="single" w:color="000000" w:sz="4" w:space="0"/>
+              <w:bottom w:val="single" w:color="000000" w:sz="4" w:space="0"/>
+              <w:right w:val="single" w:color="000000" w:sz="4" w:space="0"/>
+            </w:tcBorders>
+            <w:shd w:val="clear" w:color="auto" w:fill="auto"/>
+            <w:vAlign w:val="center"/>
+          </w:tcPr>
+          <w:p>
+            <w:pPr>
+              <w:keepNext w:val="0"/>
+              <w:keepLines w:val="0"/>
+              <w:widowControl/>
+              <w:suppressLineNumbers w:val="0"/>
+              <w:jc w:val="left"/>
+              <w:textAlignment w:val="center"/>
+              <w:rPr>
+                <w:rFonts w:hint="default" w:ascii="楷体_GB2312" w:hAnsi="宋体" w:eastAsia="楷体_GB2312" w:cs="楷体_GB2312"/>
+                <w:b/>
+                <w:bCs/>
+                <w:i w:val="0"/>
+                <w:iCs w:val="0"/>
+                <w:snapToGrid w:val="0"/>
+                <w:color w:val="000000"/>
+                <w:kern w:val="0"/>
+                <w:sz w:val="22"/>
+                <w:szCs w:val="22"/>
+                <w:u w:val="none"/>
+                <w:lang w:val="en-US" w:eastAsia="zh-CN" w:bidi="ar"/>
+              </w:rPr>
+            </w:pPr>
+            <w:r>
+              <w:rPr>
+                <w:rFonts w:hint="eastAsia" w:ascii="宋体" w:hAnsi="宋体" w:eastAsia="宋体" w:cs="宋体"/>
+                <w:i w:val="0"/>
+                <w:iCs w:val="0"/>
+                <w:snapToGrid w:val="0"/>
+                <w:color w:val="000000"/>
+                <w:kern w:val="0"/>
+                <w:sz w:val="21"/>
+                <w:szCs w:val="21"/>
+                <w:u w:val="none"/>
+                <w:lang w:val="en-US" w:eastAsia="zh-CN" w:bidi="ar"/>
+              </w:rPr>
+              <w:t>成功解决事件数/已关闭事件总数</w:t>
+            </w:r>
+          </w:p>
+        </w:tc>
+        <w:tc>
+          <w:tcPr>
+            <w:tcW w:w="696" w:type="dxa"/>
+            <w:tcBorders>
+              <w:top w:val="single" w:color="000000" w:sz="4" w:space="0"/>
+              <w:left w:val="single" w:color="000000" w:sz="4" w:space="0"/>
+              <w:bottom w:val="single" w:color="000000" w:sz="4" w:space="0"/>
+              <w:right w:val="single" w:color="000000" w:sz="4" w:space="0"/>
+            </w:tcBorders>
+            <w:shd w:val="clear" w:color="auto" w:fill="auto"/>
+            <w:vAlign w:val="center"/>
+          </w:tcPr>
+          <w:p>
+            <w:pPr>
+              <w:keepNext w:val="0"/>
+              <w:keepLines w:val="0"/>
+              <w:widowControl/>
+              <w:suppressLineNumbers w:val="0"/>
+              <w:jc w:val="left"/>
+              <w:textAlignment w:val="center"/>
+              <w:rPr>
+                <w:rFonts w:hint="default" w:ascii="楷体_GB2312" w:hAnsi="宋体" w:eastAsia="楷体_GB2312" w:cs="楷体_GB2312"/>
+                <w:b/>
+                <w:bCs/>
+                <w:i w:val="0"/>
+                <w:iCs w:val="0"/>
+                <w:snapToGrid w:val="0"/>
+                <w:color w:val="000000"/>
+                <w:kern w:val="0"/>
+                <w:sz w:val="22"/>
+                <w:szCs w:val="22"/>
+                <w:u w:val="none"/>
+                <w:lang w:val="en-US" w:eastAsia="zh-CN" w:bidi="ar"/>
+              </w:rPr>
+            </w:pPr>
+            <w:r>
+              <w:rPr>
+                <w:rFonts w:hint="eastAsia" w:ascii="宋体" w:hAnsi="宋体" w:eastAsia="宋体" w:cs="宋体"/>
+                <w:i w:val="0"/>
+                <w:iCs w:val="0"/>
+                <w:snapToGrid w:val="0"/>
+                <w:color w:val="000000"/>
+                <w:kern w:val="0"/>
+                <w:sz w:val="21"/>
+                <w:szCs w:val="21"/>
+                <w:u w:val="none"/>
+                <w:lang w:val="en-US" w:eastAsia="zh-CN" w:bidi="ar"/>
+              </w:rPr>
+              <w:t>月度</w:t>
+            </w:r>
+          </w:p>
+        </w:tc>
+      </w:tr>
+      <w:tr>
+        <w:tblPrEx>
+          <w:tblBorders>
+            <w:top w:val="none" w:color="auto" w:sz="0" w:space="0"/>
+            <w:left w:val="none" w:color="auto" w:sz="0" w:space="0"/>
+            <w:bottom w:val="none" w:color="auto" w:sz="0" w:space="0"/>
+            <w:right w:val="none" w:color="auto" w:sz="0" w:space="0"/>
+            <w:insideH w:val="none" w:color="auto" w:sz="0" w:space="0"/>
+            <w:insideV w:val="none" w:color="auto" w:sz="0" w:space="0"/>
+          </w:tblBorders>
+          <w:tblCellMar>
+            <w:top w:w="0" w:type="dxa"/>
+            <w:left w:w="108" w:type="dxa"/>
+            <w:bottom w:w="0" w:type="dxa"/>
+            <w:right w:w="108" w:type="dxa"/>
+          </w:tblCellMar>
+        </w:tblPrEx>
+        <w:trPr>
+          <w:trHeight w:val="493" w:hRule="atLeast"/>
+        </w:trPr>
+        <w:tc>
+          <w:tcPr>
+            <w:tcW w:w="2227" w:type="dxa"/>
+            <w:tcBorders>
+              <w:top w:val="single" w:color="000000" w:sz="4" w:space="0"/>
+              <w:left w:val="single" w:color="000000" w:sz="4" w:space="0"/>
+              <w:bottom w:val="single" w:color="000000" w:sz="4" w:space="0"/>
+              <w:right w:val="single" w:color="000000" w:sz="4" w:space="0"/>
+            </w:tcBorders>
+            <w:shd w:val="clear" w:color="auto" w:fill="auto"/>
+            <w:vAlign w:val="center"/>
+          </w:tcPr>
+          <w:p>
+            <w:pPr>
+              <w:keepNext w:val="0"/>
+              <w:keepLines w:val="0"/>
+              <w:widowControl/>
+              <w:suppressLineNumbers w:val="0"/>
+              <w:jc w:val="left"/>
+              <w:textAlignment w:val="center"/>
+              <w:rPr>
+                <w:rFonts w:hint="eastAsia" w:ascii="宋体" w:hAnsi="宋体" w:eastAsia="宋体" w:cs="宋体"/>
+                <w:i w:val="0"/>
+                <w:iCs w:val="0"/>
+                <w:snapToGrid w:val="0"/>
+                <w:color w:val="000000"/>
+                <w:kern w:val="0"/>
+                <w:sz w:val="21"/>
+                <w:szCs w:val="21"/>
+                <w:u w:val="none"/>
+                <w:lang w:val="en-US" w:eastAsia="zh-CN" w:bidi="ar"/>
+              </w:rPr>
+            </w:pPr>
+            <w:r>
+              <w:rPr>
+                <w:rFonts w:hint="eastAsia" w:ascii="宋体" w:hAnsi="宋体" w:eastAsia="宋体" w:cs="宋体"/>
+                <w:i w:val="0"/>
+                <w:iCs w:val="0"/>
+                <w:snapToGrid w:val="0"/>
+                <w:color w:val="000000"/>
+                <w:kern w:val="0"/>
+                <w:sz w:val="21"/>
+                <w:szCs w:val="21"/>
+                <w:u w:val="none"/>
+                <w:lang w:val="en-US" w:eastAsia="zh-CN" w:bidi="ar"/>
+              </w:rPr>
+              <w:t>事件解决用户满意度</w:t>
+            </w:r>
+          </w:p>
+        </w:tc>
+        <w:tc>
+          <w:tcPr>
+            <w:tcW w:w="1092" w:type="dxa"/>
+            <w:tcBorders>
+              <w:top w:val="single" w:color="000000" w:sz="4" w:space="0"/>
+              <w:left w:val="single" w:color="000000" w:sz="4" w:space="0"/>
+              <w:bottom w:val="single" w:color="000000" w:sz="4" w:space="0"/>
+              <w:right w:val="single" w:color="000000" w:sz="4" w:space="0"/>
+            </w:tcBorders>
+            <w:shd w:val="clear" w:color="auto" w:fill="auto"/>
+            <w:vAlign w:val="center"/>
+          </w:tcPr>
+          <w:p>
+            <w:pPr>
+              <w:keepNext w:val="0"/>
+              <w:keepLines w:val="0"/>
+              <w:widowControl/>
+              <w:suppressLineNumbers w:val="0"/>
+              <w:jc w:val="left"/>
+              <w:textAlignment w:val="center"/>
+              <w:rPr>
+                <w:rFonts w:hint="eastAsia" w:ascii="宋体" w:hAnsi="宋体" w:eastAsia="宋体" w:cs="宋体"/>
+                <w:i w:val="0"/>
+                <w:iCs w:val="0"/>
+                <w:snapToGrid w:val="0"/>
+                <w:color w:val="000000"/>
+                <w:kern w:val="0"/>
+                <w:sz w:val="21"/>
+                <w:szCs w:val="21"/>
+                <w:u w:val="none"/>
+                <w:lang w:val="en-US" w:eastAsia="zh-CN" w:bidi="ar"/>
+              </w:rPr>
+            </w:pPr>
+            <w:r>
+              <w:rPr>
+                <w:rFonts w:hint="eastAsia" w:ascii="宋体" w:hAnsi="宋体" w:eastAsia="宋体" w:cs="宋体"/>
+                <w:i w:val="0"/>
+                <w:iCs w:val="0"/>
+                <w:snapToGrid w:val="0"/>
+                <w:color w:val="000000"/>
+                <w:kern w:val="0"/>
+                <w:sz w:val="21"/>
+                <w:szCs w:val="21"/>
+                <w:u w:val="none"/>
+                <w:lang w:val="en-US" w:eastAsia="zh-CN" w:bidi="ar"/>
+              </w:rPr>
+              <w:t>≥90%</w:t>
+            </w:r>
+          </w:p>
+        </w:tc>
+        <w:tc>
+          <w:tcPr>
+            <w:tcW w:w="3660" w:type="dxa"/>
+            <w:tcBorders>
+              <w:top w:val="single" w:color="000000" w:sz="4" w:space="0"/>
+              <w:left w:val="single" w:color="000000" w:sz="4" w:space="0"/>
+              <w:bottom w:val="single" w:color="000000" w:sz="4" w:space="0"/>
+              <w:right w:val="single" w:color="000000" w:sz="4" w:space="0"/>
+            </w:tcBorders>
+            <w:shd w:val="clear" w:color="auto" w:fill="auto"/>
+            <w:vAlign w:val="center"/>
+          </w:tcPr>
+          <w:p>
+            <w:pPr>
+              <w:keepNext w:val="0"/>
+              <w:keepLines w:val="0"/>
+              <w:widowControl/>
+              <w:suppressLineNumbers w:val="0"/>
+              <w:jc w:val="left"/>
+              <w:textAlignment w:val="center"/>
+              <w:rPr>
+                <w:rFonts w:hint="eastAsia" w:ascii="宋体" w:hAnsi="宋体" w:eastAsia="宋体" w:cs="宋体"/>
+                <w:i w:val="0"/>
+                <w:iCs w:val="0"/>
+                <w:snapToGrid w:val="0"/>
+                <w:color w:val="000000"/>
+                <w:kern w:val="0"/>
+                <w:sz w:val="21"/>
+                <w:szCs w:val="21"/>
+                <w:u w:val="none"/>
+                <w:lang w:val="en-US" w:eastAsia="zh-CN" w:bidi="ar"/>
+              </w:rPr>
+            </w:pPr>
+            <w:r>
+              <w:rPr>
+                <w:rFonts w:hint="eastAsia" w:ascii="宋体" w:hAnsi="宋体" w:eastAsia="宋体" w:cs="宋体"/>
+                <w:i w:val="0"/>
+                <w:iCs w:val="0"/>
+                <w:snapToGrid w:val="0"/>
+                <w:color w:val="000000"/>
+                <w:kern w:val="0"/>
+                <w:sz w:val="21"/>
+                <w:szCs w:val="21"/>
+                <w:u w:val="none"/>
+                <w:lang w:val="en-US" w:eastAsia="zh-CN" w:bidi="ar"/>
+              </w:rPr>
+              <w:t>（调查结果为满意、非常满意的用户数量/调查满意度用户总数）*100%</w:t>
+            </w:r>
+          </w:p>
+        </w:tc>
+        <w:tc>
+          <w:tcPr>
+            <w:tcW w:w="696" w:type="dxa"/>
+            <w:tcBorders>
+              <w:top w:val="single" w:color="000000" w:sz="4" w:space="0"/>
+              <w:left w:val="single" w:color="000000" w:sz="4" w:space="0"/>
+              <w:bottom w:val="single" w:color="000000" w:sz="4" w:space="0"/>
+              <w:right w:val="single" w:color="000000" w:sz="4" w:space="0"/>
+            </w:tcBorders>
+            <w:shd w:val="clear" w:color="auto" w:fill="auto"/>
+            <w:vAlign w:val="center"/>
+          </w:tcPr>
+          <w:p>
+            <w:pPr>
+              <w:keepNext w:val="0"/>
+              <w:keepLines w:val="0"/>
+              <w:widowControl/>
+              <w:suppressLineNumbers w:val="0"/>
+              <w:jc w:val="left"/>
+              <w:textAlignment w:val="center"/>
+              <w:rPr>
+                <w:rFonts w:hint="eastAsia" w:ascii="宋体" w:hAnsi="宋体" w:eastAsia="宋体" w:cs="宋体"/>
+                <w:i w:val="0"/>
+                <w:iCs w:val="0"/>
+                <w:snapToGrid w:val="0"/>
+                <w:color w:val="000000"/>
+                <w:kern w:val="0"/>
+                <w:sz w:val="21"/>
+                <w:szCs w:val="21"/>
+                <w:u w:val="none"/>
+                <w:lang w:val="en-US" w:eastAsia="zh-CN" w:bidi="ar"/>
+              </w:rPr>
+            </w:pPr>
+            <w:r>
+              <w:rPr>
+                <w:rFonts w:hint="eastAsia" w:ascii="宋体" w:hAnsi="宋体" w:eastAsia="宋体" w:cs="宋体"/>
+                <w:i w:val="0"/>
+                <w:iCs w:val="0"/>
+                <w:snapToGrid w:val="0"/>
+                <w:color w:val="000000"/>
+                <w:kern w:val="0"/>
+                <w:sz w:val="21"/>
+                <w:szCs w:val="21"/>
+                <w:u w:val="none"/>
+                <w:lang w:val="en-US" w:eastAsia="zh-CN" w:bidi="ar"/>
+              </w:rPr>
+              <w:t>季度</w:t>
+            </w:r>
+          </w:p>
+        </w:tc>
+      </w:tr>
+    </w:tbl>
+    <w:p>
+      <w:pPr>
+        <w:pStyle w:val="28"/>
+        <w:bidi w:val="0"/>
+        <w:rPr>
+          <w:rFonts w:hint="eastAsia"/>
+          <w:lang w:val="en-US" w:eastAsia="zh-CN"/>
+        </w:rPr>
+      </w:pPr>
       <w:r>
         <w:rPr>
           <w:rFonts w:hint="eastAsia"/>

--- a/6-过程管理/流程制度规范类文件/JXTX-06-04-事件管理制度.docx
+++ b/6-过程管理/流程制度规范类文件/JXTX-06-04-事件管理制度.docx
@@ -21,7 +21,7 @@
         <w:spacing w:before="3120" w:beforeLines="1000"/>
         <w:textAlignment w:val="baseline"/>
       </w:pPr>
-      <w:bookmarkStart w:id="0" w:name="_Toc8528"/>
+      <w:bookmarkStart w:id="0" w:name="_Toc23493"/>
       <w:r>
         <w:drawing>
           <wp:anchor distT="0" distB="0" distL="114300" distR="114300" simplePos="0" relativeHeight="251661312" behindDoc="1" locked="0" layoutInCell="1" allowOverlap="1">
@@ -210,7 +210,7 @@
           <w:lang w:val="en-US" w:eastAsia="zh-CN"/>
         </w:rPr>
       </w:pPr>
-      <w:bookmarkStart w:id="1" w:name="_Toc5543"/>
+      <w:bookmarkStart w:id="1" w:name="_Toc8524"/>
       <w:r>
         <w:rPr>
           <w:rFonts w:hint="eastAsia"/>
@@ -2064,6 +2064,8 @@
               <w:tab w:val="right" w:leader="dot" w:pos="8306"/>
             </w:tabs>
           </w:pPr>
+          <w:bookmarkStart w:id="24" w:name="_GoBack"/>
+          <w:bookmarkEnd w:id="24"/>
           <w:r>
             <w:rPr>
               <w:rFonts w:hint="eastAsia" w:ascii="宋体" w:hAnsi="宋体" w:eastAsia="宋体" w:cs="宋体"/>
@@ -2100,7 +2102,7 @@
               <w:rFonts w:hint="eastAsia" w:ascii="宋体" w:hAnsi="宋体" w:eastAsia="宋体" w:cs="宋体"/>
               <w:szCs w:val="24"/>
             </w:rPr>
-            <w:instrText xml:space="preserve"> HYPERLINK \l _Toc8528 </w:instrText>
+            <w:instrText xml:space="preserve"> HYPERLINK \l _Toc23493 </w:instrText>
           </w:r>
           <w:r>
             <w:rPr>
@@ -2123,7 +2125,7 @@
             <w:fldChar w:fldCharType="begin"/>
           </w:r>
           <w:r>
-            <w:instrText xml:space="preserve"> PAGEREF _Toc8528 \h </w:instrText>
+            <w:instrText xml:space="preserve"> PAGEREF _Toc23493 \h </w:instrText>
           </w:r>
           <w:r>
             <w:fldChar w:fldCharType="separate"/>
@@ -2161,7 +2163,7 @@
               <w:rFonts w:hint="eastAsia" w:ascii="宋体" w:hAnsi="宋体" w:eastAsia="宋体" w:cs="宋体"/>
               <w:szCs w:val="24"/>
             </w:rPr>
-            <w:instrText xml:space="preserve"> HYPERLINK \l _Toc5543 </w:instrText>
+            <w:instrText xml:space="preserve"> HYPERLINK \l _Toc8524 </w:instrText>
           </w:r>
           <w:r>
             <w:rPr>
@@ -2184,7 +2186,7 @@
             <w:fldChar w:fldCharType="begin"/>
           </w:r>
           <w:r>
-            <w:instrText xml:space="preserve"> PAGEREF _Toc5543 \h </w:instrText>
+            <w:instrText xml:space="preserve"> PAGEREF _Toc8524 \h </w:instrText>
           </w:r>
           <w:r>
             <w:fldChar w:fldCharType="separate"/>
@@ -2222,7 +2224,7 @@
               <w:rFonts w:hint="eastAsia" w:ascii="宋体" w:hAnsi="宋体" w:eastAsia="宋体" w:cs="宋体"/>
               <w:szCs w:val="24"/>
             </w:rPr>
-            <w:instrText xml:space="preserve"> HYPERLINK \l _Toc28718 </w:instrText>
+            <w:instrText xml:space="preserve"> HYPERLINK \l _Toc16659 </w:instrText>
           </w:r>
           <w:r>
             <w:rPr>
@@ -2252,7 +2254,7 @@
             <w:fldChar w:fldCharType="begin"/>
           </w:r>
           <w:r>
-            <w:instrText xml:space="preserve"> PAGEREF _Toc28718 \h </w:instrText>
+            <w:instrText xml:space="preserve"> PAGEREF _Toc16659 \h </w:instrText>
           </w:r>
           <w:r>
             <w:fldChar w:fldCharType="separate"/>
@@ -2290,7 +2292,7 @@
               <w:rFonts w:hint="eastAsia" w:ascii="宋体" w:hAnsi="宋体" w:eastAsia="宋体" w:cs="宋体"/>
               <w:szCs w:val="24"/>
             </w:rPr>
-            <w:instrText xml:space="preserve"> HYPERLINK \l _Toc10404 </w:instrText>
+            <w:instrText xml:space="preserve"> HYPERLINK \l _Toc27608 </w:instrText>
           </w:r>
           <w:r>
             <w:rPr>
@@ -2320,7 +2322,7 @@
             <w:fldChar w:fldCharType="begin"/>
           </w:r>
           <w:r>
-            <w:instrText xml:space="preserve"> PAGEREF _Toc10404 \h </w:instrText>
+            <w:instrText xml:space="preserve"> PAGEREF _Toc27608 \h </w:instrText>
           </w:r>
           <w:r>
             <w:fldChar w:fldCharType="separate"/>
@@ -2358,7 +2360,7 @@
               <w:rFonts w:hint="eastAsia" w:ascii="宋体" w:hAnsi="宋体" w:eastAsia="宋体" w:cs="宋体"/>
               <w:szCs w:val="24"/>
             </w:rPr>
-            <w:instrText xml:space="preserve"> HYPERLINK \l _Toc6928 </w:instrText>
+            <w:instrText xml:space="preserve"> HYPERLINK \l _Toc31662 </w:instrText>
           </w:r>
           <w:r>
             <w:rPr>
@@ -2388,7 +2390,7 @@
             <w:fldChar w:fldCharType="begin"/>
           </w:r>
           <w:r>
-            <w:instrText xml:space="preserve"> PAGEREF _Toc6928 \h </w:instrText>
+            <w:instrText xml:space="preserve"> PAGEREF _Toc31662 \h </w:instrText>
           </w:r>
           <w:r>
             <w:fldChar w:fldCharType="separate"/>
@@ -2426,7 +2428,7 @@
               <w:rFonts w:hint="eastAsia" w:ascii="宋体" w:hAnsi="宋体" w:eastAsia="宋体" w:cs="宋体"/>
               <w:szCs w:val="24"/>
             </w:rPr>
-            <w:instrText xml:space="preserve"> HYPERLINK \l _Toc21657 </w:instrText>
+            <w:instrText xml:space="preserve"> HYPERLINK \l _Toc20587 </w:instrText>
           </w:r>
           <w:r>
             <w:rPr>
@@ -2456,7 +2458,7 @@
             <w:fldChar w:fldCharType="begin"/>
           </w:r>
           <w:r>
-            <w:instrText xml:space="preserve"> PAGEREF _Toc21657 \h </w:instrText>
+            <w:instrText xml:space="preserve"> PAGEREF _Toc20587 \h </w:instrText>
           </w:r>
           <w:r>
             <w:fldChar w:fldCharType="separate"/>
@@ -2494,7 +2496,7 @@
               <w:rFonts w:hint="eastAsia" w:ascii="宋体" w:hAnsi="宋体" w:eastAsia="宋体" w:cs="宋体"/>
               <w:szCs w:val="24"/>
             </w:rPr>
-            <w:instrText xml:space="preserve"> HYPERLINK \l _Toc2307 </w:instrText>
+            <w:instrText xml:space="preserve"> HYPERLINK \l _Toc26469 </w:instrText>
           </w:r>
           <w:r>
             <w:rPr>
@@ -2524,7 +2526,7 @@
             <w:fldChar w:fldCharType="begin"/>
           </w:r>
           <w:r>
-            <w:instrText xml:space="preserve"> PAGEREF _Toc2307 \h </w:instrText>
+            <w:instrText xml:space="preserve"> PAGEREF _Toc26469 \h </w:instrText>
           </w:r>
           <w:r>
             <w:fldChar w:fldCharType="separate"/>
@@ -2562,7 +2564,7 @@
               <w:rFonts w:hint="eastAsia" w:ascii="宋体" w:hAnsi="宋体" w:eastAsia="宋体" w:cs="宋体"/>
               <w:szCs w:val="24"/>
             </w:rPr>
-            <w:instrText xml:space="preserve"> HYPERLINK \l _Toc20069 </w:instrText>
+            <w:instrText xml:space="preserve"> HYPERLINK \l _Toc15638 </w:instrText>
           </w:r>
           <w:r>
             <w:rPr>
@@ -2592,7 +2594,7 @@
             <w:fldChar w:fldCharType="begin"/>
           </w:r>
           <w:r>
-            <w:instrText xml:space="preserve"> PAGEREF _Toc20069 \h </w:instrText>
+            <w:instrText xml:space="preserve"> PAGEREF _Toc15638 \h </w:instrText>
           </w:r>
           <w:r>
             <w:fldChar w:fldCharType="separate"/>
@@ -2630,7 +2632,7 @@
               <w:rFonts w:hint="eastAsia" w:ascii="宋体" w:hAnsi="宋体" w:eastAsia="宋体" w:cs="宋体"/>
               <w:szCs w:val="24"/>
             </w:rPr>
-            <w:instrText xml:space="preserve"> HYPERLINK \l _Toc1363 </w:instrText>
+            <w:instrText xml:space="preserve"> HYPERLINK \l _Toc7577 </w:instrText>
           </w:r>
           <w:r>
             <w:rPr>
@@ -2660,7 +2662,7 @@
             <w:fldChar w:fldCharType="begin"/>
           </w:r>
           <w:r>
-            <w:instrText xml:space="preserve"> PAGEREF _Toc1363 \h </w:instrText>
+            <w:instrText xml:space="preserve"> PAGEREF _Toc7577 \h </w:instrText>
           </w:r>
           <w:r>
             <w:fldChar w:fldCharType="separate"/>
@@ -2698,7 +2700,7 @@
               <w:rFonts w:hint="eastAsia" w:ascii="宋体" w:hAnsi="宋体" w:eastAsia="宋体" w:cs="宋体"/>
               <w:szCs w:val="24"/>
             </w:rPr>
-            <w:instrText xml:space="preserve"> HYPERLINK \l _Toc32383 </w:instrText>
+            <w:instrText xml:space="preserve"> HYPERLINK \l _Toc762 </w:instrText>
           </w:r>
           <w:r>
             <w:rPr>
@@ -2728,7 +2730,7 @@
             <w:fldChar w:fldCharType="begin"/>
           </w:r>
           <w:r>
-            <w:instrText xml:space="preserve"> PAGEREF _Toc32383 \h </w:instrText>
+            <w:instrText xml:space="preserve"> PAGEREF _Toc762 \h </w:instrText>
           </w:r>
           <w:r>
             <w:fldChar w:fldCharType="separate"/>
@@ -2766,7 +2768,7 @@
               <w:rFonts w:hint="eastAsia" w:ascii="宋体" w:hAnsi="宋体" w:eastAsia="宋体" w:cs="宋体"/>
               <w:szCs w:val="24"/>
             </w:rPr>
-            <w:instrText xml:space="preserve"> HYPERLINK \l _Toc24452 </w:instrText>
+            <w:instrText xml:space="preserve"> HYPERLINK \l _Toc31497 </w:instrText>
           </w:r>
           <w:r>
             <w:rPr>
@@ -2796,7 +2798,7 @@
             <w:fldChar w:fldCharType="begin"/>
           </w:r>
           <w:r>
-            <w:instrText xml:space="preserve"> PAGEREF _Toc24452 \h </w:instrText>
+            <w:instrText xml:space="preserve"> PAGEREF _Toc31497 \h </w:instrText>
           </w:r>
           <w:r>
             <w:fldChar w:fldCharType="separate"/>
@@ -2834,7 +2836,7 @@
               <w:rFonts w:hint="eastAsia" w:ascii="宋体" w:hAnsi="宋体" w:eastAsia="宋体" w:cs="宋体"/>
               <w:szCs w:val="24"/>
             </w:rPr>
-            <w:instrText xml:space="preserve"> HYPERLINK \l _Toc9092 </w:instrText>
+            <w:instrText xml:space="preserve"> HYPERLINK \l _Toc9081 </w:instrText>
           </w:r>
           <w:r>
             <w:rPr>
@@ -2864,7 +2866,7 @@
             <w:fldChar w:fldCharType="begin"/>
           </w:r>
           <w:r>
-            <w:instrText xml:space="preserve"> PAGEREF _Toc9092 \h </w:instrText>
+            <w:instrText xml:space="preserve"> PAGEREF _Toc9081 \h </w:instrText>
           </w:r>
           <w:r>
             <w:fldChar w:fldCharType="separate"/>
@@ -2902,7 +2904,7 @@
               <w:rFonts w:hint="eastAsia" w:ascii="宋体" w:hAnsi="宋体" w:eastAsia="宋体" w:cs="宋体"/>
               <w:szCs w:val="24"/>
             </w:rPr>
-            <w:instrText xml:space="preserve"> HYPERLINK \l _Toc31819 </w:instrText>
+            <w:instrText xml:space="preserve"> HYPERLINK \l _Toc7358 </w:instrText>
           </w:r>
           <w:r>
             <w:rPr>
@@ -2932,7 +2934,7 @@
             <w:fldChar w:fldCharType="begin"/>
           </w:r>
           <w:r>
-            <w:instrText xml:space="preserve"> PAGEREF _Toc31819 \h </w:instrText>
+            <w:instrText xml:space="preserve"> PAGEREF _Toc7358 \h </w:instrText>
           </w:r>
           <w:r>
             <w:fldChar w:fldCharType="separate"/>
@@ -2970,7 +2972,7 @@
               <w:rFonts w:hint="eastAsia" w:ascii="宋体" w:hAnsi="宋体" w:eastAsia="宋体" w:cs="宋体"/>
               <w:szCs w:val="24"/>
             </w:rPr>
-            <w:instrText xml:space="preserve"> HYPERLINK \l _Toc13778 </w:instrText>
+            <w:instrText xml:space="preserve"> HYPERLINK \l _Toc11232 </w:instrText>
           </w:r>
           <w:r>
             <w:rPr>
@@ -3000,7 +3002,7 @@
             <w:fldChar w:fldCharType="begin"/>
           </w:r>
           <w:r>
-            <w:instrText xml:space="preserve"> PAGEREF _Toc13778 \h </w:instrText>
+            <w:instrText xml:space="preserve"> PAGEREF _Toc11232 \h </w:instrText>
           </w:r>
           <w:r>
             <w:fldChar w:fldCharType="separate"/>
@@ -3038,7 +3040,7 @@
               <w:rFonts w:hint="eastAsia" w:ascii="宋体" w:hAnsi="宋体" w:eastAsia="宋体" w:cs="宋体"/>
               <w:szCs w:val="24"/>
             </w:rPr>
-            <w:instrText xml:space="preserve"> HYPERLINK \l _Toc26393 </w:instrText>
+            <w:instrText xml:space="preserve"> HYPERLINK \l _Toc21911 </w:instrText>
           </w:r>
           <w:r>
             <w:rPr>
@@ -3068,7 +3070,7 @@
             <w:fldChar w:fldCharType="begin"/>
           </w:r>
           <w:r>
-            <w:instrText xml:space="preserve"> PAGEREF _Toc26393 \h </w:instrText>
+            <w:instrText xml:space="preserve"> PAGEREF _Toc21911 \h </w:instrText>
           </w:r>
           <w:r>
             <w:fldChar w:fldCharType="separate"/>
@@ -3106,7 +3108,7 @@
               <w:rFonts w:hint="eastAsia" w:ascii="宋体" w:hAnsi="宋体" w:eastAsia="宋体" w:cs="宋体"/>
               <w:szCs w:val="24"/>
             </w:rPr>
-            <w:instrText xml:space="preserve"> HYPERLINK \l _Toc32094 </w:instrText>
+            <w:instrText xml:space="preserve"> HYPERLINK \l _Toc15180 </w:instrText>
           </w:r>
           <w:r>
             <w:rPr>
@@ -3136,7 +3138,7 @@
             <w:fldChar w:fldCharType="begin"/>
           </w:r>
           <w:r>
-            <w:instrText xml:space="preserve"> PAGEREF _Toc32094 \h </w:instrText>
+            <w:instrText xml:space="preserve"> PAGEREF _Toc15180 \h </w:instrText>
           </w:r>
           <w:r>
             <w:fldChar w:fldCharType="separate"/>
@@ -3174,7 +3176,7 @@
               <w:rFonts w:hint="eastAsia" w:ascii="宋体" w:hAnsi="宋体" w:eastAsia="宋体" w:cs="宋体"/>
               <w:szCs w:val="24"/>
             </w:rPr>
-            <w:instrText xml:space="preserve"> HYPERLINK \l _Toc12596 </w:instrText>
+            <w:instrText xml:space="preserve"> HYPERLINK \l _Toc26892 </w:instrText>
           </w:r>
           <w:r>
             <w:rPr>
@@ -3204,7 +3206,7 @@
             <w:fldChar w:fldCharType="begin"/>
           </w:r>
           <w:r>
-            <w:instrText xml:space="preserve"> PAGEREF _Toc12596 \h </w:instrText>
+            <w:instrText xml:space="preserve"> PAGEREF _Toc26892 \h </w:instrText>
           </w:r>
           <w:r>
             <w:fldChar w:fldCharType="separate"/>
@@ -3242,7 +3244,7 @@
               <w:rFonts w:hint="eastAsia" w:ascii="宋体" w:hAnsi="宋体" w:eastAsia="宋体" w:cs="宋体"/>
               <w:szCs w:val="24"/>
             </w:rPr>
-            <w:instrText xml:space="preserve"> HYPERLINK \l _Toc4846 </w:instrText>
+            <w:instrText xml:space="preserve"> HYPERLINK \l _Toc27872 </w:instrText>
           </w:r>
           <w:r>
             <w:rPr>
@@ -3272,7 +3274,7 @@
             <w:fldChar w:fldCharType="begin"/>
           </w:r>
           <w:r>
-            <w:instrText xml:space="preserve"> PAGEREF _Toc4846 \h </w:instrText>
+            <w:instrText xml:space="preserve"> PAGEREF _Toc27872 \h </w:instrText>
           </w:r>
           <w:r>
             <w:fldChar w:fldCharType="separate"/>
@@ -3310,7 +3312,7 @@
               <w:rFonts w:hint="eastAsia" w:ascii="宋体" w:hAnsi="宋体" w:eastAsia="宋体" w:cs="宋体"/>
               <w:szCs w:val="24"/>
             </w:rPr>
-            <w:instrText xml:space="preserve"> HYPERLINK \l _Toc4731 </w:instrText>
+            <w:instrText xml:space="preserve"> HYPERLINK \l _Toc32023 </w:instrText>
           </w:r>
           <w:r>
             <w:rPr>
@@ -3340,7 +3342,7 @@
             <w:fldChar w:fldCharType="begin"/>
           </w:r>
           <w:r>
-            <w:instrText xml:space="preserve"> PAGEREF _Toc4731 \h </w:instrText>
+            <w:instrText xml:space="preserve"> PAGEREF _Toc32023 \h </w:instrText>
           </w:r>
           <w:r>
             <w:fldChar w:fldCharType="separate"/>
@@ -3378,7 +3380,7 @@
               <w:rFonts w:hint="eastAsia" w:ascii="宋体" w:hAnsi="宋体" w:eastAsia="宋体" w:cs="宋体"/>
               <w:szCs w:val="24"/>
             </w:rPr>
-            <w:instrText xml:space="preserve"> HYPERLINK \l _Toc4181 </w:instrText>
+            <w:instrText xml:space="preserve"> HYPERLINK \l _Toc28807 </w:instrText>
           </w:r>
           <w:r>
             <w:rPr>
@@ -3408,7 +3410,7 @@
             <w:fldChar w:fldCharType="begin"/>
           </w:r>
           <w:r>
-            <w:instrText xml:space="preserve"> PAGEREF _Toc4181 \h </w:instrText>
+            <w:instrText xml:space="preserve"> PAGEREF _Toc28807 \h </w:instrText>
           </w:r>
           <w:r>
             <w:fldChar w:fldCharType="separate"/>
@@ -3446,7 +3448,7 @@
               <w:rFonts w:hint="eastAsia" w:ascii="宋体" w:hAnsi="宋体" w:eastAsia="宋体" w:cs="宋体"/>
               <w:szCs w:val="24"/>
             </w:rPr>
-            <w:instrText xml:space="preserve"> HYPERLINK \l _Toc8504 </w:instrText>
+            <w:instrText xml:space="preserve"> HYPERLINK \l _Toc1133 </w:instrText>
           </w:r>
           <w:r>
             <w:rPr>
@@ -3476,7 +3478,7 @@
             <w:fldChar w:fldCharType="begin"/>
           </w:r>
           <w:r>
-            <w:instrText xml:space="preserve"> PAGEREF _Toc8504 \h </w:instrText>
+            <w:instrText xml:space="preserve"> PAGEREF _Toc1133 \h </w:instrText>
           </w:r>
           <w:r>
             <w:fldChar w:fldCharType="separate"/>
@@ -3514,7 +3516,7 @@
               <w:rFonts w:hint="eastAsia" w:ascii="宋体" w:hAnsi="宋体" w:eastAsia="宋体" w:cs="宋体"/>
               <w:szCs w:val="24"/>
             </w:rPr>
-            <w:instrText xml:space="preserve"> HYPERLINK \l _Toc3945 </w:instrText>
+            <w:instrText xml:space="preserve"> HYPERLINK \l _Toc11980 </w:instrText>
           </w:r>
           <w:r>
             <w:rPr>
@@ -3544,7 +3546,7 @@
             <w:fldChar w:fldCharType="begin"/>
           </w:r>
           <w:r>
-            <w:instrText xml:space="preserve"> PAGEREF _Toc3945 \h </w:instrText>
+            <w:instrText xml:space="preserve"> PAGEREF _Toc11980 \h </w:instrText>
           </w:r>
           <w:r>
             <w:fldChar w:fldCharType="separate"/>
@@ -3582,7 +3584,7 @@
               <w:rFonts w:hint="eastAsia" w:ascii="宋体" w:hAnsi="宋体" w:eastAsia="宋体" w:cs="宋体"/>
               <w:szCs w:val="24"/>
             </w:rPr>
-            <w:instrText xml:space="preserve"> HYPERLINK \l _Toc25019 </w:instrText>
+            <w:instrText xml:space="preserve"> HYPERLINK \l _Toc11111 </w:instrText>
           </w:r>
           <w:r>
             <w:rPr>
@@ -3603,6 +3605,74 @@
               <w:rFonts w:hint="eastAsia"/>
               <w:lang w:val="en-US" w:eastAsia="zh-CN"/>
             </w:rPr>
+            <w:t>考核指标</w:t>
+          </w:r>
+          <w:r>
+            <w:tab/>
+          </w:r>
+          <w:r>
+            <w:fldChar w:fldCharType="begin"/>
+          </w:r>
+          <w:r>
+            <w:instrText xml:space="preserve"> PAGEREF _Toc11111 \h </w:instrText>
+          </w:r>
+          <w:r>
+            <w:fldChar w:fldCharType="separate"/>
+          </w:r>
+          <w:r>
+            <w:t>9</w:t>
+          </w:r>
+          <w:r>
+            <w:fldChar w:fldCharType="end"/>
+          </w:r>
+          <w:r>
+            <w:rPr>
+              <w:rFonts w:hint="eastAsia" w:ascii="宋体" w:hAnsi="宋体" w:eastAsia="宋体" w:cs="宋体"/>
+              <w:szCs w:val="24"/>
+            </w:rPr>
+            <w:fldChar w:fldCharType="end"/>
+          </w:r>
+        </w:p>
+        <w:p>
+          <w:pPr>
+            <w:pStyle w:val="16"/>
+            <w:tabs>
+              <w:tab w:val="right" w:leader="dot" w:pos="8306"/>
+            </w:tabs>
+          </w:pPr>
+          <w:r>
+            <w:rPr>
+              <w:rFonts w:hint="eastAsia" w:ascii="宋体" w:hAnsi="宋体" w:eastAsia="宋体" w:cs="宋体"/>
+              <w:szCs w:val="24"/>
+            </w:rPr>
+            <w:fldChar w:fldCharType="begin"/>
+          </w:r>
+          <w:r>
+            <w:rPr>
+              <w:rFonts w:hint="eastAsia" w:ascii="宋体" w:hAnsi="宋体" w:eastAsia="宋体" w:cs="宋体"/>
+              <w:szCs w:val="24"/>
+            </w:rPr>
+            <w:instrText xml:space="preserve"> HYPERLINK \l _Toc30880 </w:instrText>
+          </w:r>
+          <w:r>
+            <w:rPr>
+              <w:rFonts w:hint="eastAsia" w:ascii="宋体" w:hAnsi="宋体" w:eastAsia="宋体" w:cs="宋体"/>
+              <w:szCs w:val="24"/>
+            </w:rPr>
+            <w:fldChar w:fldCharType="separate"/>
+          </w:r>
+          <w:r>
+            <w:rPr>
+              <w:rFonts w:hint="default"/>
+              <w:lang w:val="en-US" w:eastAsia="zh-CN"/>
+            </w:rPr>
+            <w:t xml:space="preserve">8. </w:t>
+          </w:r>
+          <w:r>
+            <w:rPr>
+              <w:rFonts w:hint="eastAsia"/>
+              <w:lang w:val="en-US" w:eastAsia="zh-CN"/>
+            </w:rPr>
             <w:t>附则</w:t>
           </w:r>
           <w:r>
@@ -3612,7 +3682,7 @@
             <w:fldChar w:fldCharType="begin"/>
           </w:r>
           <w:r>
-            <w:instrText xml:space="preserve"> PAGEREF _Toc25019 \h </w:instrText>
+            <w:instrText xml:space="preserve"> PAGEREF _Toc30880 \h </w:instrText>
           </w:r>
           <w:r>
             <w:fldChar w:fldCharType="separate"/>
@@ -3713,7 +3783,7 @@
           <w:lang w:val="en-US" w:eastAsia="zh-CN"/>
         </w:rPr>
       </w:pPr>
-      <w:bookmarkStart w:id="2" w:name="_Toc28718"/>
+      <w:bookmarkStart w:id="2" w:name="_Toc16659"/>
       <w:r>
         <w:rPr>
           <w:rFonts w:hint="eastAsia"/>
@@ -3732,7 +3802,7 @@
           <w:lang w:val="en-US" w:eastAsia="zh-CN"/>
         </w:rPr>
       </w:pPr>
-      <w:bookmarkStart w:id="3" w:name="_Toc10404"/>
+      <w:bookmarkStart w:id="3" w:name="_Toc27608"/>
       <w:r>
         <w:rPr>
           <w:rFonts w:hint="eastAsia"/>
@@ -3768,7 +3838,7 @@
           <w:lang w:val="en-US" w:eastAsia="zh-CN"/>
         </w:rPr>
       </w:pPr>
-      <w:bookmarkStart w:id="4" w:name="_Toc6928"/>
+      <w:bookmarkStart w:id="4" w:name="_Toc31662"/>
       <w:r>
         <w:rPr>
           <w:rFonts w:hint="eastAsia"/>
@@ -3804,7 +3874,7 @@
           <w:lang w:val="en-US" w:eastAsia="zh-CN"/>
         </w:rPr>
       </w:pPr>
-      <w:bookmarkStart w:id="5" w:name="_Toc21657"/>
+      <w:bookmarkStart w:id="5" w:name="_Toc20587"/>
       <w:r>
         <w:rPr>
           <w:rFonts w:hint="eastAsia"/>
@@ -3908,7 +3978,7 @@
           <w:lang w:val="en-US" w:eastAsia="zh-CN"/>
         </w:rPr>
       </w:pPr>
-      <w:bookmarkStart w:id="6" w:name="_Toc2307"/>
+      <w:bookmarkStart w:id="6" w:name="_Toc26469"/>
       <w:r>
         <w:rPr>
           <w:rFonts w:hint="eastAsia"/>
@@ -3927,7 +3997,7 @@
           <w:lang w:val="en-US" w:eastAsia="zh-CN"/>
         </w:rPr>
       </w:pPr>
-      <w:bookmarkStart w:id="7" w:name="_Toc20069"/>
+      <w:bookmarkStart w:id="7" w:name="_Toc15638"/>
       <w:r>
         <w:rPr>
           <w:rFonts w:hint="eastAsia"/>
@@ -4048,7 +4118,7 @@
           <w:lang w:val="en-US" w:eastAsia="zh-CN"/>
         </w:rPr>
       </w:pPr>
-      <w:bookmarkStart w:id="8" w:name="_Toc1363"/>
+      <w:bookmarkStart w:id="8" w:name="_Toc7577"/>
       <w:r>
         <w:rPr>
           <w:rFonts w:hint="eastAsia"/>
@@ -4169,7 +4239,7 @@
           <w:lang w:val="en-US" w:eastAsia="zh-CN"/>
         </w:rPr>
       </w:pPr>
-      <w:bookmarkStart w:id="9" w:name="_Toc32383"/>
+      <w:bookmarkStart w:id="9" w:name="_Toc762"/>
       <w:r>
         <w:rPr>
           <w:rFonts w:hint="eastAsia"/>
@@ -4273,7 +4343,7 @@
           <w:lang w:val="en-US" w:eastAsia="zh-CN"/>
         </w:rPr>
       </w:pPr>
-      <w:bookmarkStart w:id="10" w:name="_Toc24452"/>
+      <w:bookmarkStart w:id="10" w:name="_Toc31497"/>
       <w:r>
         <w:rPr>
           <w:rFonts w:hint="eastAsia"/>
@@ -4377,7 +4447,7 @@
           <w:lang w:val="en-US" w:eastAsia="zh-CN"/>
         </w:rPr>
       </w:pPr>
-      <w:bookmarkStart w:id="11" w:name="_Toc9092"/>
+      <w:bookmarkStart w:id="11" w:name="_Toc9081"/>
       <w:r>
         <w:rPr>
           <w:rFonts w:hint="eastAsia"/>
@@ -4396,7 +4466,7 @@
           <w:lang w:val="en-US" w:eastAsia="zh-CN"/>
         </w:rPr>
       </w:pPr>
-      <w:bookmarkStart w:id="12" w:name="_Toc31819"/>
+      <w:bookmarkStart w:id="12" w:name="_Toc7358"/>
       <w:r>
         <w:rPr>
           <w:rFonts w:hint="eastAsia"/>
@@ -4466,7 +4536,7 @@
           <w:lang w:val="en-US" w:eastAsia="zh-CN"/>
         </w:rPr>
       </w:pPr>
-      <w:bookmarkStart w:id="13" w:name="_Toc13778"/>
+      <w:bookmarkStart w:id="13" w:name="_Toc11232"/>
       <w:r>
         <w:rPr>
           <w:rFonts w:hint="eastAsia"/>
@@ -4536,7 +4606,7 @@
           <w:lang w:val="en-US" w:eastAsia="zh-CN"/>
         </w:rPr>
       </w:pPr>
-      <w:bookmarkStart w:id="14" w:name="_Toc26393"/>
+      <w:bookmarkStart w:id="14" w:name="_Toc21911"/>
       <w:r>
         <w:rPr>
           <w:rFonts w:hint="eastAsia"/>
@@ -4555,7 +4625,7 @@
           <w:lang w:val="en-US" w:eastAsia="zh-CN"/>
         </w:rPr>
       </w:pPr>
-      <w:bookmarkStart w:id="15" w:name="_Toc32094"/>
+      <w:bookmarkStart w:id="15" w:name="_Toc15180"/>
       <w:r>
         <w:rPr>
           <w:rFonts w:hint="eastAsia"/>
@@ -4608,7 +4678,7 @@
           <w:lang w:val="en-US" w:eastAsia="zh-CN"/>
         </w:rPr>
       </w:pPr>
-      <w:bookmarkStart w:id="16" w:name="_Toc12596"/>
+      <w:bookmarkStart w:id="16" w:name="_Toc26892"/>
       <w:r>
         <w:rPr>
           <w:rFonts w:hint="eastAsia"/>
@@ -4746,7 +4816,7 @@
           <w:lang w:val="en-US" w:eastAsia="zh-CN"/>
         </w:rPr>
       </w:pPr>
-      <w:bookmarkStart w:id="17" w:name="_Toc4846"/>
+      <w:bookmarkStart w:id="17" w:name="_Toc27872"/>
       <w:r>
         <w:rPr>
           <w:rFonts w:hint="eastAsia"/>
@@ -4816,7 +4886,7 @@
           <w:lang w:val="en-US" w:eastAsia="zh-CN"/>
         </w:rPr>
       </w:pPr>
-      <w:bookmarkStart w:id="18" w:name="_Toc4731"/>
+      <w:bookmarkStart w:id="18" w:name="_Toc32023"/>
       <w:r>
         <w:rPr>
           <w:rFonts w:hint="eastAsia"/>
@@ -4835,7 +4905,7 @@
           <w:lang w:val="en-US" w:eastAsia="zh-CN"/>
         </w:rPr>
       </w:pPr>
-      <w:bookmarkStart w:id="19" w:name="_Toc4181"/>
+      <w:bookmarkStart w:id="19" w:name="_Toc28807"/>
       <w:r>
         <w:rPr>
           <w:rFonts w:hint="eastAsia"/>
@@ -5166,7 +5236,6 @@
             <w:insideH w:val="single" w:color="auto" w:sz="4" w:space="0"/>
             <w:insideV w:val="single" w:color="auto" w:sz="4" w:space="0"/>
           </w:tblBorders>
-          <w:shd w:val="clear" w:color="auto" w:fill="auto"/>
           <w:tblCellMar>
             <w:top w:w="15" w:type="dxa"/>
             <w:left w:w="15" w:type="dxa"/>
@@ -5524,6 +5593,377 @@
                 <w:lang w:val="en-US" w:eastAsia="zh-CN" w:bidi="ar"/>
               </w:rPr>
               <w:t>；可能触发业务连续性计划（BCP）。</w:t>
+            </w:r>
+          </w:p>
+        </w:tc>
+      </w:tr>
+      <w:tr>
+        <w:tblPrEx>
+          <w:tblBorders>
+            <w:top w:val="single" w:color="auto" w:sz="4" w:space="0"/>
+            <w:left w:val="single" w:color="auto" w:sz="4" w:space="0"/>
+            <w:bottom w:val="single" w:color="auto" w:sz="4" w:space="0"/>
+            <w:right w:val="single" w:color="auto" w:sz="4" w:space="0"/>
+            <w:insideH w:val="single" w:color="auto" w:sz="4" w:space="0"/>
+            <w:insideV w:val="single" w:color="auto" w:sz="4" w:space="0"/>
+          </w:tblBorders>
+          <w:tblCellMar>
+            <w:top w:w="15" w:type="dxa"/>
+            <w:left w:w="15" w:type="dxa"/>
+            <w:bottom w:w="15" w:type="dxa"/>
+            <w:right w:w="15" w:type="dxa"/>
+          </w:tblCellMar>
+        </w:tblPrEx>
+        <w:tc>
+          <w:tcPr>
+            <w:tcW w:w="0" w:type="auto"/>
+            <w:shd w:val="clear" w:color="auto" w:fill="auto"/>
+            <w:tcMar>
+              <w:top w:w="120" w:type="dxa"/>
+              <w:left w:w="0" w:type="dxa"/>
+              <w:bottom w:w="120" w:type="dxa"/>
+              <w:right w:w="192" w:type="dxa"/>
+            </w:tcMar>
+            <w:vAlign w:val="center"/>
+          </w:tcPr>
+          <w:p>
+            <w:pPr>
+              <w:keepNext w:val="0"/>
+              <w:keepLines w:val="0"/>
+              <w:widowControl/>
+              <w:suppressLineNumbers w:val="0"/>
+              <w:spacing w:line="300" w:lineRule="atLeast"/>
+              <w:jc w:val="left"/>
+              <w:rPr>
+                <w:rFonts w:hint="default" w:ascii="Segoe UI" w:hAnsi="Segoe UI" w:eastAsia="Segoe UI" w:cs="Segoe UI"/>
+                <w:i w:val="0"/>
+                <w:iCs w:val="0"/>
+                <w:caps w:val="0"/>
+                <w:color w:val="0F1115"/>
+                <w:spacing w:val="0"/>
+                <w:sz w:val="18"/>
+                <w:szCs w:val="18"/>
+              </w:rPr>
+            </w:pPr>
+            <w:r>
+              <w:rPr>
+                <w:rStyle w:val="23"/>
+                <w:rFonts w:hint="default" w:ascii="Segoe UI" w:hAnsi="Segoe UI" w:eastAsia="Segoe UI" w:cs="Segoe UI"/>
+                <w:b/>
+                <w:bCs/>
+                <w:i w:val="0"/>
+                <w:iCs w:val="0"/>
+                <w:caps w:val="0"/>
+                <w:snapToGrid w:val="0"/>
+                <w:color w:val="000000"/>
+                <w:spacing w:val="0"/>
+                <w:kern w:val="0"/>
+                <w:sz w:val="18"/>
+                <w:szCs w:val="18"/>
+                <w:lang w:val="en-US" w:eastAsia="zh-CN" w:bidi="ar"/>
+              </w:rPr>
+              <w:t>P1</w:t>
+            </w:r>
+          </w:p>
+        </w:tc>
+        <w:tc>
+          <w:tcPr>
+            <w:tcW w:w="0" w:type="auto"/>
+            <w:shd w:val="clear" w:color="auto" w:fill="auto"/>
+            <w:tcMar>
+              <w:top w:w="120" w:type="dxa"/>
+              <w:left w:w="192" w:type="dxa"/>
+              <w:bottom w:w="120" w:type="dxa"/>
+              <w:right w:w="192" w:type="dxa"/>
+            </w:tcMar>
+            <w:vAlign w:val="center"/>
+          </w:tcPr>
+          <w:p>
+            <w:pPr>
+              <w:keepNext w:val="0"/>
+              <w:keepLines w:val="0"/>
+              <w:widowControl/>
+              <w:suppressLineNumbers w:val="0"/>
+              <w:spacing w:line="300" w:lineRule="atLeast"/>
+              <w:jc w:val="left"/>
+              <w:rPr>
+                <w:rFonts w:hint="default" w:ascii="Segoe UI" w:hAnsi="Segoe UI" w:eastAsia="Segoe UI" w:cs="Segoe UI"/>
+                <w:i w:val="0"/>
+                <w:iCs w:val="0"/>
+                <w:caps w:val="0"/>
+                <w:color w:val="0F1115"/>
+                <w:spacing w:val="0"/>
+                <w:sz w:val="18"/>
+                <w:szCs w:val="18"/>
+              </w:rPr>
+            </w:pPr>
+            <w:r>
+              <w:rPr>
+                <w:rStyle w:val="23"/>
+                <w:rFonts w:hint="default" w:ascii="Segoe UI" w:hAnsi="Segoe UI" w:eastAsia="Segoe UI" w:cs="Segoe UI"/>
+                <w:b/>
+                <w:bCs/>
+                <w:i w:val="0"/>
+                <w:iCs w:val="0"/>
+                <w:caps w:val="0"/>
+                <w:snapToGrid w:val="0"/>
+                <w:color w:val="000000"/>
+                <w:spacing w:val="0"/>
+                <w:kern w:val="0"/>
+                <w:sz w:val="18"/>
+                <w:szCs w:val="18"/>
+                <w:lang w:val="en-US" w:eastAsia="zh-CN" w:bidi="ar"/>
+              </w:rPr>
+              <w:t>严重故障事件</w:t>
+            </w:r>
+          </w:p>
+        </w:tc>
+        <w:tc>
+          <w:tcPr>
+            <w:tcW w:w="0" w:type="auto"/>
+            <w:shd w:val="clear" w:color="auto" w:fill="auto"/>
+            <w:tcMar>
+              <w:top w:w="120" w:type="dxa"/>
+              <w:left w:w="192" w:type="dxa"/>
+              <w:bottom w:w="120" w:type="dxa"/>
+              <w:right w:w="192" w:type="dxa"/>
+            </w:tcMar>
+            <w:vAlign w:val="center"/>
+          </w:tcPr>
+          <w:p>
+            <w:pPr>
+              <w:keepNext w:val="0"/>
+              <w:keepLines w:val="0"/>
+              <w:widowControl/>
+              <w:suppressLineNumbers w:val="0"/>
+              <w:spacing w:line="300" w:lineRule="atLeast"/>
+              <w:jc w:val="left"/>
+              <w:rPr>
+                <w:rFonts w:hint="default" w:ascii="Segoe UI" w:hAnsi="Segoe UI" w:eastAsia="Segoe UI" w:cs="Segoe UI"/>
+                <w:i w:val="0"/>
+                <w:iCs w:val="0"/>
+                <w:caps w:val="0"/>
+                <w:color w:val="0F1115"/>
+                <w:spacing w:val="0"/>
+                <w:sz w:val="18"/>
+                <w:szCs w:val="18"/>
+              </w:rPr>
+            </w:pPr>
+            <w:r>
+              <w:rPr>
+                <w:rStyle w:val="23"/>
+                <w:rFonts w:hint="default" w:ascii="Segoe UI" w:hAnsi="Segoe UI" w:eastAsia="Segoe UI" w:cs="Segoe UI"/>
+                <w:b/>
+                <w:bCs/>
+                <w:i w:val="0"/>
+                <w:iCs w:val="0"/>
+                <w:caps w:val="0"/>
+                <w:snapToGrid w:val="0"/>
+                <w:color w:val="000000"/>
+                <w:spacing w:val="0"/>
+                <w:kern w:val="0"/>
+                <w:sz w:val="18"/>
+                <w:szCs w:val="18"/>
+                <w:lang w:val="en-US" w:eastAsia="zh-CN" w:bidi="ar"/>
+              </w:rPr>
+              <w:t>关键业务功能严重中断</w:t>
+            </w:r>
+            <w:r>
+              <w:rPr>
+                <w:rFonts w:hint="default" w:ascii="Segoe UI" w:hAnsi="Segoe UI" w:eastAsia="Segoe UI" w:cs="Segoe UI"/>
+                <w:i w:val="0"/>
+                <w:iCs w:val="0"/>
+                <w:caps w:val="0"/>
+                <w:snapToGrid w:val="0"/>
+                <w:color w:val="000000"/>
+                <w:spacing w:val="0"/>
+                <w:kern w:val="0"/>
+                <w:sz w:val="18"/>
+                <w:szCs w:val="18"/>
+                <w:lang w:val="en-US" w:eastAsia="zh-CN" w:bidi="ar"/>
+              </w:rPr>
+              <w:t>，影响大部分用户或重要业务线，造成显著经济损失，需紧急处理。</w:t>
+            </w:r>
+          </w:p>
+        </w:tc>
+        <w:tc>
+          <w:tcPr>
+            <w:tcW w:w="0" w:type="auto"/>
+            <w:shd w:val="clear" w:color="auto" w:fill="auto"/>
+            <w:tcMar>
+              <w:top w:w="120" w:type="dxa"/>
+              <w:left w:w="192" w:type="dxa"/>
+              <w:bottom w:w="120" w:type="dxa"/>
+              <w:right w:w="192" w:type="dxa"/>
+            </w:tcMar>
+            <w:vAlign w:val="center"/>
+          </w:tcPr>
+          <w:p>
+            <w:pPr>
+              <w:keepNext w:val="0"/>
+              <w:keepLines w:val="0"/>
+              <w:widowControl/>
+              <w:suppressLineNumbers w:val="0"/>
+              <w:spacing w:line="300" w:lineRule="atLeast"/>
+              <w:jc w:val="left"/>
+              <w:rPr>
+                <w:rFonts w:hint="default" w:ascii="Segoe UI" w:hAnsi="Segoe UI" w:eastAsia="Segoe UI" w:cs="Segoe UI"/>
+                <w:i w:val="0"/>
+                <w:iCs w:val="0"/>
+                <w:caps w:val="0"/>
+                <w:color w:val="0F1115"/>
+                <w:spacing w:val="0"/>
+                <w:sz w:val="18"/>
+                <w:szCs w:val="18"/>
+              </w:rPr>
+            </w:pPr>
+            <w:r>
+              <w:rPr>
+                <w:rFonts w:hint="default" w:ascii="Segoe UI" w:hAnsi="Segoe UI" w:eastAsia="Segoe UI" w:cs="Segoe UI"/>
+                <w:i w:val="0"/>
+                <w:iCs w:val="0"/>
+                <w:caps w:val="0"/>
+                <w:snapToGrid w:val="0"/>
+                <w:color w:val="000000"/>
+                <w:spacing w:val="0"/>
+                <w:kern w:val="0"/>
+                <w:sz w:val="18"/>
+                <w:szCs w:val="18"/>
+                <w:lang w:val="en-US" w:eastAsia="zh-CN" w:bidi="ar"/>
+              </w:rPr>
+              <w:t>1. 核心交易/支付流程失败。</w:t>
+            </w:r>
+            <w:r>
+              <w:rPr>
+                <w:rFonts w:hint="default" w:ascii="Segoe UI" w:hAnsi="Segoe UI" w:eastAsia="Segoe UI" w:cs="Segoe UI"/>
+                <w:i w:val="0"/>
+                <w:iCs w:val="0"/>
+                <w:caps w:val="0"/>
+                <w:snapToGrid w:val="0"/>
+                <w:color w:val="000000"/>
+                <w:spacing w:val="0"/>
+                <w:kern w:val="0"/>
+                <w:sz w:val="18"/>
+                <w:szCs w:val="18"/>
+                <w:lang w:val="en-US" w:eastAsia="zh-CN" w:bidi="ar"/>
+              </w:rPr>
+              <w:br w:type="textWrapping"/>
+            </w:r>
+            <w:r>
+              <w:rPr>
+                <w:rFonts w:hint="default" w:ascii="Segoe UI" w:hAnsi="Segoe UI" w:eastAsia="Segoe UI" w:cs="Segoe UI"/>
+                <w:i w:val="0"/>
+                <w:iCs w:val="0"/>
+                <w:caps w:val="0"/>
+                <w:snapToGrid w:val="0"/>
+                <w:color w:val="000000"/>
+                <w:spacing w:val="0"/>
+                <w:kern w:val="0"/>
+                <w:sz w:val="18"/>
+                <w:szCs w:val="18"/>
+                <w:lang w:val="en-US" w:eastAsia="zh-CN" w:bidi="ar"/>
+              </w:rPr>
+              <w:t>2. 影响全局的关键服务（如登录、认证）不可用。</w:t>
+            </w:r>
+            <w:r>
+              <w:rPr>
+                <w:rFonts w:hint="default" w:ascii="Segoe UI" w:hAnsi="Segoe UI" w:eastAsia="Segoe UI" w:cs="Segoe UI"/>
+                <w:i w:val="0"/>
+                <w:iCs w:val="0"/>
+                <w:caps w:val="0"/>
+                <w:snapToGrid w:val="0"/>
+                <w:color w:val="000000"/>
+                <w:spacing w:val="0"/>
+                <w:kern w:val="0"/>
+                <w:sz w:val="18"/>
+                <w:szCs w:val="18"/>
+                <w:lang w:val="en-US" w:eastAsia="zh-CN" w:bidi="ar"/>
+              </w:rPr>
+              <w:br w:type="textWrapping"/>
+            </w:r>
+            <w:r>
+              <w:rPr>
+                <w:rFonts w:hint="default" w:ascii="Segoe UI" w:hAnsi="Segoe UI" w:eastAsia="Segoe UI" w:cs="Segoe UI"/>
+                <w:i w:val="0"/>
+                <w:iCs w:val="0"/>
+                <w:caps w:val="0"/>
+                <w:snapToGrid w:val="0"/>
+                <w:color w:val="000000"/>
+                <w:spacing w:val="0"/>
+                <w:kern w:val="0"/>
+                <w:sz w:val="18"/>
+                <w:szCs w:val="18"/>
+                <w:lang w:val="en-US" w:eastAsia="zh-CN" w:bidi="ar"/>
+              </w:rPr>
+              <w:t>3. 影响重要客户群体的核心功能模块故障。</w:t>
+            </w:r>
+          </w:p>
+        </w:tc>
+        <w:tc>
+          <w:tcPr>
+            <w:tcW w:w="0" w:type="auto"/>
+            <w:shd w:val="clear" w:color="auto" w:fill="auto"/>
+            <w:tcMar>
+              <w:top w:w="120" w:type="dxa"/>
+              <w:left w:w="192" w:type="dxa"/>
+              <w:bottom w:w="120" w:type="dxa"/>
+              <w:right w:w="0" w:type="dxa"/>
+            </w:tcMar>
+            <w:vAlign w:val="center"/>
+          </w:tcPr>
+          <w:p>
+            <w:pPr>
+              <w:keepNext w:val="0"/>
+              <w:keepLines w:val="0"/>
+              <w:widowControl/>
+              <w:suppressLineNumbers w:val="0"/>
+              <w:spacing w:line="300" w:lineRule="atLeast"/>
+              <w:jc w:val="left"/>
+              <w:rPr>
+                <w:rFonts w:hint="default" w:ascii="Segoe UI" w:hAnsi="Segoe UI" w:eastAsia="Segoe UI" w:cs="Segoe UI"/>
+                <w:i w:val="0"/>
+                <w:iCs w:val="0"/>
+                <w:caps w:val="0"/>
+                <w:color w:val="0F1115"/>
+                <w:spacing w:val="0"/>
+                <w:sz w:val="18"/>
+                <w:szCs w:val="18"/>
+              </w:rPr>
+            </w:pPr>
+            <w:r>
+              <w:rPr>
+                <w:rStyle w:val="23"/>
+                <w:rFonts w:hint="default" w:ascii="Segoe UI" w:hAnsi="Segoe UI" w:eastAsia="Segoe UI" w:cs="Segoe UI"/>
+                <w:b/>
+                <w:bCs/>
+                <w:i w:val="0"/>
+                <w:iCs w:val="0"/>
+                <w:caps w:val="0"/>
+                <w:snapToGrid w:val="0"/>
+                <w:color w:val="000000"/>
+                <w:spacing w:val="0"/>
+                <w:kern w:val="0"/>
+                <w:sz w:val="18"/>
+                <w:szCs w:val="18"/>
+                <w:lang w:val="en-US" w:eastAsia="zh-CN" w:bidi="ar"/>
+              </w:rPr>
+              <w:t>跨部门紧急协作</w:t>
+            </w:r>
+            <w:r>
+              <w:rPr>
+                <w:rFonts w:hint="default" w:ascii="Segoe UI" w:hAnsi="Segoe UI" w:eastAsia="Segoe UI" w:cs="Segoe UI"/>
+                <w:i w:val="0"/>
+                <w:iCs w:val="0"/>
+                <w:caps w:val="0"/>
+                <w:snapToGrid w:val="0"/>
+                <w:color w:val="000000"/>
+                <w:spacing w:val="0"/>
+                <w:kern w:val="0"/>
+                <w:sz w:val="18"/>
+                <w:szCs w:val="18"/>
+                <w:lang w:val="en-US" w:eastAsia="zh-CN" w:bidi="ar"/>
+              </w:rPr>
+              <w:t>；需高级别技术专家立即介入。</w:t>
             </w:r>
           </w:p>
         </w:tc>
@@ -5594,7 +6034,7 @@
                 <w:szCs w:val="18"/>
                 <w:lang w:val="en-US" w:eastAsia="zh-CN" w:bidi="ar"/>
               </w:rPr>
-              <w:t>P1</w:t>
+              <w:t>P2</w:t>
             </w:r>
           </w:p>
         </w:tc>
@@ -5646,7 +6086,7 @@
                 <w:szCs w:val="18"/>
                 <w:lang w:val="en-US" w:eastAsia="zh-CN" w:bidi="ar"/>
               </w:rPr>
-              <w:t>严重故障事件</w:t>
+              <w:t>主要故障事件</w:t>
             </w:r>
           </w:p>
         </w:tc>
@@ -5698,7 +6138,7 @@
                 <w:szCs w:val="18"/>
                 <w:lang w:val="en-US" w:eastAsia="zh-CN" w:bidi="ar"/>
               </w:rPr>
-              <w:t>关键业务功能严重中断</w:t>
+              <w:t>重要功能部分受损或性能严重下降</w:t>
             </w:r>
             <w:r>
               <w:rPr>
@@ -5714,7 +6154,7 @@
                 <w:szCs w:val="18"/>
                 <w:lang w:val="en-US" w:eastAsia="zh-CN" w:bidi="ar"/>
               </w:rPr>
-              <w:t>，影响大部分用户或重要业务线，造成显著经济损失，需紧急处理。</w:t>
+              <w:t>，对部分用户或业务流程造成明显影响，需高优先级处理。</w:t>
             </w:r>
           </w:p>
         </w:tc>
@@ -5763,7 +6203,7 @@
                 <w:szCs w:val="18"/>
                 <w:lang w:val="en-US" w:eastAsia="zh-CN" w:bidi="ar"/>
               </w:rPr>
-              <w:t>1. 核心交易/支付流程失败。</w:t>
+              <w:t>1. 非核心但重要的功能模块（如报表系统）不可用。</w:t>
             </w:r>
             <w:r>
               <w:rPr>
@@ -5795,7 +6235,7 @@
                 <w:szCs w:val="18"/>
                 <w:lang w:val="en-US" w:eastAsia="zh-CN" w:bidi="ar"/>
               </w:rPr>
-              <w:t>2. 影响全局的关键服务（如登录、认证）不可用。</w:t>
+              <w:t>2. 系统性能严重下降（如API响应时间&gt;10秒），影响用户体验。</w:t>
             </w:r>
             <w:r>
               <w:rPr>
@@ -5827,7 +6267,7 @@
                 <w:szCs w:val="18"/>
                 <w:lang w:val="en-US" w:eastAsia="zh-CN" w:bidi="ar"/>
               </w:rPr>
-              <w:t>3. 影响重要客户群体的核心功能模块故障。</w:t>
+              <w:t>3. 批量数据处理任务失败，影响次日业务。</w:t>
             </w:r>
           </w:p>
         </w:tc>
@@ -5879,7 +6319,7 @@
                 <w:szCs w:val="18"/>
                 <w:lang w:val="en-US" w:eastAsia="zh-CN" w:bidi="ar"/>
               </w:rPr>
-              <w:t>跨部门紧急协作</w:t>
+              <w:t>需限时解决</w:t>
             </w:r>
             <w:r>
               <w:rPr>
@@ -5895,7 +6335,7 @@
                 <w:szCs w:val="18"/>
                 <w:lang w:val="en-US" w:eastAsia="zh-CN" w:bidi="ar"/>
               </w:rPr>
-              <w:t>；需高级别技术专家立即介入。</w:t>
+              <w:t>；通常由二线/专项团队负责。</w:t>
             </w:r>
           </w:p>
         </w:tc>
@@ -5966,7 +6406,7 @@
                 <w:szCs w:val="18"/>
                 <w:lang w:val="en-US" w:eastAsia="zh-CN" w:bidi="ar"/>
               </w:rPr>
-              <w:t>P2</w:t>
+              <w:t>P3</w:t>
             </w:r>
           </w:p>
         </w:tc>
@@ -6018,7 +6458,7 @@
                 <w:szCs w:val="18"/>
                 <w:lang w:val="en-US" w:eastAsia="zh-CN" w:bidi="ar"/>
               </w:rPr>
-              <w:t>主要故障事件</w:t>
+              <w:t>一般故障事件</w:t>
             </w:r>
           </w:p>
         </w:tc>
@@ -6070,7 +6510,7 @@
                 <w:szCs w:val="18"/>
                 <w:lang w:val="en-US" w:eastAsia="zh-CN" w:bidi="ar"/>
               </w:rPr>
-              <w:t>重要功能部分受损或性能严重下降</w:t>
+              <w:t>非核心功能异常或轻微性能问题</w:t>
             </w:r>
             <w:r>
               <w:rPr>
@@ -6086,7 +6526,7 @@
                 <w:szCs w:val="18"/>
                 <w:lang w:val="en-US" w:eastAsia="zh-CN" w:bidi="ar"/>
               </w:rPr>
-              <w:t>，对部分用户或业务流程造成明显影响，需高优先级处理。</w:t>
+              <w:t>，影响个别用户或辅助性操作，需在约定服务时间内解决。</w:t>
             </w:r>
           </w:p>
         </w:tc>
@@ -6135,7 +6575,7 @@
                 <w:szCs w:val="18"/>
                 <w:lang w:val="en-US" w:eastAsia="zh-CN" w:bidi="ar"/>
               </w:rPr>
-              <w:t>1. 非核心但重要的功能模块（如报表系统）不可用。</w:t>
+              <w:t>1. 页面UI显示错乱、非关键字段无法保存。</w:t>
             </w:r>
             <w:r>
               <w:rPr>
@@ -6167,7 +6607,7 @@
                 <w:szCs w:val="18"/>
                 <w:lang w:val="en-US" w:eastAsia="zh-CN" w:bidi="ar"/>
               </w:rPr>
-              <w:t>2. 系统性能严重下降（如API响应时间&gt;10秒），影响用户体验。</w:t>
+              <w:t>2. 辅助性查询或导出功能异常。</w:t>
             </w:r>
             <w:r>
               <w:rPr>
@@ -6199,7 +6639,7 @@
                 <w:szCs w:val="18"/>
                 <w:lang w:val="en-US" w:eastAsia="zh-CN" w:bidi="ar"/>
               </w:rPr>
-              <w:t>3. 批量数据处理任务失败，影响次日业务。</w:t>
+              <w:t>3. 第三方集成接口偶发性失败，有降级方案。</w:t>
             </w:r>
           </w:p>
         </w:tc>
@@ -6251,7 +6691,7 @@
                 <w:szCs w:val="18"/>
                 <w:lang w:val="en-US" w:eastAsia="zh-CN" w:bidi="ar"/>
               </w:rPr>
-              <w:t>需限时解决</w:t>
+              <w:t>标准处理流程</w:t>
             </w:r>
             <w:r>
               <w:rPr>
@@ -6267,7 +6707,7 @@
                 <w:szCs w:val="18"/>
                 <w:lang w:val="en-US" w:eastAsia="zh-CN" w:bidi="ar"/>
               </w:rPr>
-              <w:t>；通常由二线/专项团队负责。</w:t>
+              <w:t>；通常由一线工程师解决。</w:t>
             </w:r>
           </w:p>
         </w:tc>
@@ -6282,7 +6722,6 @@
             <w:insideH w:val="single" w:color="auto" w:sz="4" w:space="0"/>
             <w:insideV w:val="single" w:color="auto" w:sz="4" w:space="0"/>
           </w:tblBorders>
-          <w:shd w:val="clear" w:color="auto" w:fill="auto"/>
           <w:tblCellMar>
             <w:top w:w="15" w:type="dxa"/>
             <w:left w:w="15" w:type="dxa"/>
@@ -6338,7 +6777,7 @@
                 <w:szCs w:val="18"/>
                 <w:lang w:val="en-US" w:eastAsia="zh-CN" w:bidi="ar"/>
               </w:rPr>
-              <w:t>P3</w:t>
+              <w:t>P4</w:t>
             </w:r>
           </w:p>
         </w:tc>
@@ -6390,7 +6829,7 @@
                 <w:szCs w:val="18"/>
                 <w:lang w:val="en-US" w:eastAsia="zh-CN" w:bidi="ar"/>
               </w:rPr>
-              <w:t>一般故障事件</w:t>
+              <w:t>服务请求/轻微咨询</w:t>
             </w:r>
           </w:p>
         </w:tc>
@@ -6442,7 +6881,7 @@
                 <w:szCs w:val="18"/>
                 <w:lang w:val="en-US" w:eastAsia="zh-CN" w:bidi="ar"/>
               </w:rPr>
-              <w:t>非核心功能异常或轻微性能问题</w:t>
+              <w:t>不影响系统运行的标准化请求或轻微咨询</w:t>
             </w:r>
             <w:r>
               <w:rPr>
@@ -6458,7 +6897,7 @@
                 <w:szCs w:val="18"/>
                 <w:lang w:val="en-US" w:eastAsia="zh-CN" w:bidi="ar"/>
               </w:rPr>
-              <w:t>，影响个别用户或辅助性操作，需在约定服务时间内解决。</w:t>
+              <w:t>，需按约定流程履行。</w:t>
             </w:r>
           </w:p>
         </w:tc>
@@ -6507,7 +6946,7 @@
                 <w:szCs w:val="18"/>
                 <w:lang w:val="en-US" w:eastAsia="zh-CN" w:bidi="ar"/>
               </w:rPr>
-              <w:t>1. 页面UI显示错乱、非关键字段无法保存。</w:t>
+              <w:t>1. 用户账号、权限管理类请求。</w:t>
             </w:r>
             <w:r>
               <w:rPr>
@@ -6539,7 +6978,7 @@
                 <w:szCs w:val="18"/>
                 <w:lang w:val="en-US" w:eastAsia="zh-CN" w:bidi="ar"/>
               </w:rPr>
-              <w:t>2. 辅助性查询或导出功能异常。</w:t>
+              <w:t>2. 非关键数据查询与提取。</w:t>
             </w:r>
             <w:r>
               <w:rPr>
@@ -6571,7 +7010,7 @@
                 <w:szCs w:val="18"/>
                 <w:lang w:val="en-US" w:eastAsia="zh-CN" w:bidi="ar"/>
               </w:rPr>
-              <w:t>3. 第三方集成接口偶发性失败，有降级方案。</w:t>
+              <w:t>3. 产品使用、操作流程咨询。</w:t>
             </w:r>
           </w:p>
         </w:tc>
@@ -6623,7 +7062,7 @@
                 <w:szCs w:val="18"/>
                 <w:lang w:val="en-US" w:eastAsia="zh-CN" w:bidi="ar"/>
               </w:rPr>
-              <w:t>标准处理流程</w:t>
+              <w:t>预定义流程</w:t>
             </w:r>
             <w:r>
               <w:rPr>
@@ -6639,7 +7078,7 @@
                 <w:szCs w:val="18"/>
                 <w:lang w:val="en-US" w:eastAsia="zh-CN" w:bidi="ar"/>
               </w:rPr>
-              <w:t>；通常由一线工程师解决。</w:t>
+              <w:t>；可通过知识库或脚本自动化处理。</w:t>
             </w:r>
           </w:p>
         </w:tc>
@@ -6654,7 +7093,6 @@
             <w:insideH w:val="single" w:color="auto" w:sz="4" w:space="0"/>
             <w:insideV w:val="single" w:color="auto" w:sz="4" w:space="0"/>
           </w:tblBorders>
-          <w:shd w:val="clear" w:color="auto" w:fill="auto"/>
           <w:tblCellMar>
             <w:top w:w="15" w:type="dxa"/>
             <w:left w:w="15" w:type="dxa"/>
@@ -6710,7 +7148,7 @@
                 <w:szCs w:val="18"/>
                 <w:lang w:val="en-US" w:eastAsia="zh-CN" w:bidi="ar"/>
               </w:rPr>
-              <w:t>P4</w:t>
+              <w:t>P5</w:t>
             </w:r>
           </w:p>
         </w:tc>
@@ -6762,7 +7200,7 @@
                 <w:szCs w:val="18"/>
                 <w:lang w:val="en-US" w:eastAsia="zh-CN" w:bidi="ar"/>
               </w:rPr>
-              <w:t>服务请求/轻微咨询</w:t>
+              <w:t>信息性事件/新需求</w:t>
             </w:r>
           </w:p>
         </w:tc>
@@ -6814,7 +7252,7 @@
                 <w:szCs w:val="18"/>
                 <w:lang w:val="en-US" w:eastAsia="zh-CN" w:bidi="ar"/>
               </w:rPr>
-              <w:t>不影响系统运行的标准化请求或轻微咨询</w:t>
+              <w:t>不构成故障的报告、通知或新功能需求</w:t>
             </w:r>
             <w:r>
               <w:rPr>
@@ -6830,7 +7268,7 @@
                 <w:szCs w:val="18"/>
                 <w:lang w:val="en-US" w:eastAsia="zh-CN" w:bidi="ar"/>
               </w:rPr>
-              <w:t>，需按约定流程履行。</w:t>
+              <w:t>，用于信息记录或转入需求管理流程。</w:t>
             </w:r>
           </w:p>
         </w:tc>
@@ -6879,378 +7317,6 @@
                 <w:szCs w:val="18"/>
                 <w:lang w:val="en-US" w:eastAsia="zh-CN" w:bidi="ar"/>
               </w:rPr>
-              <w:t>1. 用户账号、权限管理类请求。</w:t>
-            </w:r>
-            <w:r>
-              <w:rPr>
-                <w:rFonts w:hint="default" w:ascii="Segoe UI" w:hAnsi="Segoe UI" w:eastAsia="Segoe UI" w:cs="Segoe UI"/>
-                <w:i w:val="0"/>
-                <w:iCs w:val="0"/>
-                <w:caps w:val="0"/>
-                <w:snapToGrid w:val="0"/>
-                <w:color w:val="000000"/>
-                <w:spacing w:val="0"/>
-                <w:kern w:val="0"/>
-                <w:sz w:val="18"/>
-                <w:szCs w:val="18"/>
-                <w:lang w:val="en-US" w:eastAsia="zh-CN" w:bidi="ar"/>
-              </w:rPr>
-              <w:br w:type="textWrapping"/>
-            </w:r>
-            <w:r>
-              <w:rPr>
-                <w:rFonts w:hint="default" w:ascii="Segoe UI" w:hAnsi="Segoe UI" w:eastAsia="Segoe UI" w:cs="Segoe UI"/>
-                <w:i w:val="0"/>
-                <w:iCs w:val="0"/>
-                <w:caps w:val="0"/>
-                <w:snapToGrid w:val="0"/>
-                <w:color w:val="000000"/>
-                <w:spacing w:val="0"/>
-                <w:kern w:val="0"/>
-                <w:sz w:val="18"/>
-                <w:szCs w:val="18"/>
-                <w:lang w:val="en-US" w:eastAsia="zh-CN" w:bidi="ar"/>
-              </w:rPr>
-              <w:t>2. 非关键数据查询与提取。</w:t>
-            </w:r>
-            <w:r>
-              <w:rPr>
-                <w:rFonts w:hint="default" w:ascii="Segoe UI" w:hAnsi="Segoe UI" w:eastAsia="Segoe UI" w:cs="Segoe UI"/>
-                <w:i w:val="0"/>
-                <w:iCs w:val="0"/>
-                <w:caps w:val="0"/>
-                <w:snapToGrid w:val="0"/>
-                <w:color w:val="000000"/>
-                <w:spacing w:val="0"/>
-                <w:kern w:val="0"/>
-                <w:sz w:val="18"/>
-                <w:szCs w:val="18"/>
-                <w:lang w:val="en-US" w:eastAsia="zh-CN" w:bidi="ar"/>
-              </w:rPr>
-              <w:br w:type="textWrapping"/>
-            </w:r>
-            <w:r>
-              <w:rPr>
-                <w:rFonts w:hint="default" w:ascii="Segoe UI" w:hAnsi="Segoe UI" w:eastAsia="Segoe UI" w:cs="Segoe UI"/>
-                <w:i w:val="0"/>
-                <w:iCs w:val="0"/>
-                <w:caps w:val="0"/>
-                <w:snapToGrid w:val="0"/>
-                <w:color w:val="000000"/>
-                <w:spacing w:val="0"/>
-                <w:kern w:val="0"/>
-                <w:sz w:val="18"/>
-                <w:szCs w:val="18"/>
-                <w:lang w:val="en-US" w:eastAsia="zh-CN" w:bidi="ar"/>
-              </w:rPr>
-              <w:t>3. 产品使用、操作流程咨询。</w:t>
-            </w:r>
-          </w:p>
-        </w:tc>
-        <w:tc>
-          <w:tcPr>
-            <w:tcW w:w="0" w:type="auto"/>
-            <w:shd w:val="clear" w:color="auto" w:fill="auto"/>
-            <w:tcMar>
-              <w:top w:w="120" w:type="dxa"/>
-              <w:left w:w="192" w:type="dxa"/>
-              <w:bottom w:w="120" w:type="dxa"/>
-              <w:right w:w="0" w:type="dxa"/>
-            </w:tcMar>
-            <w:vAlign w:val="center"/>
-          </w:tcPr>
-          <w:p>
-            <w:pPr>
-              <w:keepNext w:val="0"/>
-              <w:keepLines w:val="0"/>
-              <w:widowControl/>
-              <w:suppressLineNumbers w:val="0"/>
-              <w:spacing w:line="300" w:lineRule="atLeast"/>
-              <w:jc w:val="left"/>
-              <w:rPr>
-                <w:rFonts w:hint="default" w:ascii="Segoe UI" w:hAnsi="Segoe UI" w:eastAsia="Segoe UI" w:cs="Segoe UI"/>
-                <w:i w:val="0"/>
-                <w:iCs w:val="0"/>
-                <w:caps w:val="0"/>
-                <w:color w:val="0F1115"/>
-                <w:spacing w:val="0"/>
-                <w:sz w:val="18"/>
-                <w:szCs w:val="18"/>
-              </w:rPr>
-            </w:pPr>
-            <w:r>
-              <w:rPr>
-                <w:rStyle w:val="23"/>
-                <w:rFonts w:hint="default" w:ascii="Segoe UI" w:hAnsi="Segoe UI" w:eastAsia="Segoe UI" w:cs="Segoe UI"/>
-                <w:b/>
-                <w:bCs/>
-                <w:i w:val="0"/>
-                <w:iCs w:val="0"/>
-                <w:caps w:val="0"/>
-                <w:snapToGrid w:val="0"/>
-                <w:color w:val="000000"/>
-                <w:spacing w:val="0"/>
-                <w:kern w:val="0"/>
-                <w:sz w:val="18"/>
-                <w:szCs w:val="18"/>
-                <w:lang w:val="en-US" w:eastAsia="zh-CN" w:bidi="ar"/>
-              </w:rPr>
-              <w:t>预定义流程</w:t>
-            </w:r>
-            <w:r>
-              <w:rPr>
-                <w:rFonts w:hint="default" w:ascii="Segoe UI" w:hAnsi="Segoe UI" w:eastAsia="Segoe UI" w:cs="Segoe UI"/>
-                <w:i w:val="0"/>
-                <w:iCs w:val="0"/>
-                <w:caps w:val="0"/>
-                <w:snapToGrid w:val="0"/>
-                <w:color w:val="000000"/>
-                <w:spacing w:val="0"/>
-                <w:kern w:val="0"/>
-                <w:sz w:val="18"/>
-                <w:szCs w:val="18"/>
-                <w:lang w:val="en-US" w:eastAsia="zh-CN" w:bidi="ar"/>
-              </w:rPr>
-              <w:t>；可通过知识库或脚本自动化处理。</w:t>
-            </w:r>
-          </w:p>
-        </w:tc>
-      </w:tr>
-      <w:tr>
-        <w:tblPrEx>
-          <w:tblBorders>
-            <w:top w:val="single" w:color="auto" w:sz="4" w:space="0"/>
-            <w:left w:val="single" w:color="auto" w:sz="4" w:space="0"/>
-            <w:bottom w:val="single" w:color="auto" w:sz="4" w:space="0"/>
-            <w:right w:val="single" w:color="auto" w:sz="4" w:space="0"/>
-            <w:insideH w:val="single" w:color="auto" w:sz="4" w:space="0"/>
-            <w:insideV w:val="single" w:color="auto" w:sz="4" w:space="0"/>
-          </w:tblBorders>
-          <w:shd w:val="clear" w:color="auto" w:fill="auto"/>
-          <w:tblCellMar>
-            <w:top w:w="15" w:type="dxa"/>
-            <w:left w:w="15" w:type="dxa"/>
-            <w:bottom w:w="15" w:type="dxa"/>
-            <w:right w:w="15" w:type="dxa"/>
-          </w:tblCellMar>
-        </w:tblPrEx>
-        <w:tc>
-          <w:tcPr>
-            <w:tcW w:w="0" w:type="auto"/>
-            <w:shd w:val="clear" w:color="auto" w:fill="auto"/>
-            <w:tcMar>
-              <w:top w:w="120" w:type="dxa"/>
-              <w:left w:w="0" w:type="dxa"/>
-              <w:bottom w:w="120" w:type="dxa"/>
-              <w:right w:w="192" w:type="dxa"/>
-            </w:tcMar>
-            <w:vAlign w:val="center"/>
-          </w:tcPr>
-          <w:p>
-            <w:pPr>
-              <w:keepNext w:val="0"/>
-              <w:keepLines w:val="0"/>
-              <w:widowControl/>
-              <w:suppressLineNumbers w:val="0"/>
-              <w:spacing w:line="300" w:lineRule="atLeast"/>
-              <w:jc w:val="left"/>
-              <w:rPr>
-                <w:rFonts w:hint="default" w:ascii="Segoe UI" w:hAnsi="Segoe UI" w:eastAsia="Segoe UI" w:cs="Segoe UI"/>
-                <w:i w:val="0"/>
-                <w:iCs w:val="0"/>
-                <w:caps w:val="0"/>
-                <w:color w:val="0F1115"/>
-                <w:spacing w:val="0"/>
-                <w:sz w:val="18"/>
-                <w:szCs w:val="18"/>
-              </w:rPr>
-            </w:pPr>
-            <w:r>
-              <w:rPr>
-                <w:rStyle w:val="23"/>
-                <w:rFonts w:hint="default" w:ascii="Segoe UI" w:hAnsi="Segoe UI" w:eastAsia="Segoe UI" w:cs="Segoe UI"/>
-                <w:b/>
-                <w:bCs/>
-                <w:i w:val="0"/>
-                <w:iCs w:val="0"/>
-                <w:caps w:val="0"/>
-                <w:snapToGrid w:val="0"/>
-                <w:color w:val="000000"/>
-                <w:spacing w:val="0"/>
-                <w:kern w:val="0"/>
-                <w:sz w:val="18"/>
-                <w:szCs w:val="18"/>
-                <w:lang w:val="en-US" w:eastAsia="zh-CN" w:bidi="ar"/>
-              </w:rPr>
-              <w:t>P5</w:t>
-            </w:r>
-          </w:p>
-        </w:tc>
-        <w:tc>
-          <w:tcPr>
-            <w:tcW w:w="0" w:type="auto"/>
-            <w:shd w:val="clear" w:color="auto" w:fill="auto"/>
-            <w:tcMar>
-              <w:top w:w="120" w:type="dxa"/>
-              <w:left w:w="192" w:type="dxa"/>
-              <w:bottom w:w="120" w:type="dxa"/>
-              <w:right w:w="192" w:type="dxa"/>
-            </w:tcMar>
-            <w:vAlign w:val="center"/>
-          </w:tcPr>
-          <w:p>
-            <w:pPr>
-              <w:keepNext w:val="0"/>
-              <w:keepLines w:val="0"/>
-              <w:widowControl/>
-              <w:suppressLineNumbers w:val="0"/>
-              <w:spacing w:line="300" w:lineRule="atLeast"/>
-              <w:jc w:val="left"/>
-              <w:rPr>
-                <w:rFonts w:hint="default" w:ascii="Segoe UI" w:hAnsi="Segoe UI" w:eastAsia="Segoe UI" w:cs="Segoe UI"/>
-                <w:i w:val="0"/>
-                <w:iCs w:val="0"/>
-                <w:caps w:val="0"/>
-                <w:color w:val="0F1115"/>
-                <w:spacing w:val="0"/>
-                <w:sz w:val="18"/>
-                <w:szCs w:val="18"/>
-              </w:rPr>
-            </w:pPr>
-            <w:r>
-              <w:rPr>
-                <w:rStyle w:val="23"/>
-                <w:rFonts w:hint="default" w:ascii="Segoe UI" w:hAnsi="Segoe UI" w:eastAsia="Segoe UI" w:cs="Segoe UI"/>
-                <w:b/>
-                <w:bCs/>
-                <w:i w:val="0"/>
-                <w:iCs w:val="0"/>
-                <w:caps w:val="0"/>
-                <w:snapToGrid w:val="0"/>
-                <w:color w:val="000000"/>
-                <w:spacing w:val="0"/>
-                <w:kern w:val="0"/>
-                <w:sz w:val="18"/>
-                <w:szCs w:val="18"/>
-                <w:lang w:val="en-US" w:eastAsia="zh-CN" w:bidi="ar"/>
-              </w:rPr>
-              <w:t>信息性事件/新需求</w:t>
-            </w:r>
-          </w:p>
-        </w:tc>
-        <w:tc>
-          <w:tcPr>
-            <w:tcW w:w="0" w:type="auto"/>
-            <w:shd w:val="clear" w:color="auto" w:fill="auto"/>
-            <w:tcMar>
-              <w:top w:w="120" w:type="dxa"/>
-              <w:left w:w="192" w:type="dxa"/>
-              <w:bottom w:w="120" w:type="dxa"/>
-              <w:right w:w="192" w:type="dxa"/>
-            </w:tcMar>
-            <w:vAlign w:val="center"/>
-          </w:tcPr>
-          <w:p>
-            <w:pPr>
-              <w:keepNext w:val="0"/>
-              <w:keepLines w:val="0"/>
-              <w:widowControl/>
-              <w:suppressLineNumbers w:val="0"/>
-              <w:spacing w:line="300" w:lineRule="atLeast"/>
-              <w:jc w:val="left"/>
-              <w:rPr>
-                <w:rFonts w:hint="default" w:ascii="Segoe UI" w:hAnsi="Segoe UI" w:eastAsia="Segoe UI" w:cs="Segoe UI"/>
-                <w:i w:val="0"/>
-                <w:iCs w:val="0"/>
-                <w:caps w:val="0"/>
-                <w:color w:val="0F1115"/>
-                <w:spacing w:val="0"/>
-                <w:sz w:val="18"/>
-                <w:szCs w:val="18"/>
-              </w:rPr>
-            </w:pPr>
-            <w:r>
-              <w:rPr>
-                <w:rStyle w:val="23"/>
-                <w:rFonts w:hint="default" w:ascii="Segoe UI" w:hAnsi="Segoe UI" w:eastAsia="Segoe UI" w:cs="Segoe UI"/>
-                <w:b/>
-                <w:bCs/>
-                <w:i w:val="0"/>
-                <w:iCs w:val="0"/>
-                <w:caps w:val="0"/>
-                <w:snapToGrid w:val="0"/>
-                <w:color w:val="000000"/>
-                <w:spacing w:val="0"/>
-                <w:kern w:val="0"/>
-                <w:sz w:val="18"/>
-                <w:szCs w:val="18"/>
-                <w:lang w:val="en-US" w:eastAsia="zh-CN" w:bidi="ar"/>
-              </w:rPr>
-              <w:t>不构成故障的报告、通知或新功能需求</w:t>
-            </w:r>
-            <w:r>
-              <w:rPr>
-                <w:rFonts w:hint="default" w:ascii="Segoe UI" w:hAnsi="Segoe UI" w:eastAsia="Segoe UI" w:cs="Segoe UI"/>
-                <w:i w:val="0"/>
-                <w:iCs w:val="0"/>
-                <w:caps w:val="0"/>
-                <w:snapToGrid w:val="0"/>
-                <w:color w:val="000000"/>
-                <w:spacing w:val="0"/>
-                <w:kern w:val="0"/>
-                <w:sz w:val="18"/>
-                <w:szCs w:val="18"/>
-                <w:lang w:val="en-US" w:eastAsia="zh-CN" w:bidi="ar"/>
-              </w:rPr>
-              <w:t>，用于信息记录或转入需求管理流程。</w:t>
-            </w:r>
-          </w:p>
-        </w:tc>
-        <w:tc>
-          <w:tcPr>
-            <w:tcW w:w="0" w:type="auto"/>
-            <w:shd w:val="clear" w:color="auto" w:fill="auto"/>
-            <w:tcMar>
-              <w:top w:w="120" w:type="dxa"/>
-              <w:left w:w="192" w:type="dxa"/>
-              <w:bottom w:w="120" w:type="dxa"/>
-              <w:right w:w="192" w:type="dxa"/>
-            </w:tcMar>
-            <w:vAlign w:val="center"/>
-          </w:tcPr>
-          <w:p>
-            <w:pPr>
-              <w:keepNext w:val="0"/>
-              <w:keepLines w:val="0"/>
-              <w:widowControl/>
-              <w:suppressLineNumbers w:val="0"/>
-              <w:spacing w:line="300" w:lineRule="atLeast"/>
-              <w:jc w:val="left"/>
-              <w:rPr>
-                <w:rFonts w:hint="default" w:ascii="Segoe UI" w:hAnsi="Segoe UI" w:eastAsia="Segoe UI" w:cs="Segoe UI"/>
-                <w:i w:val="0"/>
-                <w:iCs w:val="0"/>
-                <w:caps w:val="0"/>
-                <w:color w:val="0F1115"/>
-                <w:spacing w:val="0"/>
-                <w:sz w:val="18"/>
-                <w:szCs w:val="18"/>
-              </w:rPr>
-            </w:pPr>
-            <w:r>
-              <w:rPr>
-                <w:rFonts w:hint="default" w:ascii="Segoe UI" w:hAnsi="Segoe UI" w:eastAsia="Segoe UI" w:cs="Segoe UI"/>
-                <w:i w:val="0"/>
-                <w:iCs w:val="0"/>
-                <w:caps w:val="0"/>
-                <w:snapToGrid w:val="0"/>
-                <w:color w:val="000000"/>
-                <w:spacing w:val="0"/>
-                <w:kern w:val="0"/>
-                <w:sz w:val="18"/>
-                <w:szCs w:val="18"/>
-                <w:lang w:val="en-US" w:eastAsia="zh-CN" w:bidi="ar"/>
-              </w:rPr>
               <w:t>1. 监控系统发出的预警性提示（资源使用率趋高）。</w:t>
             </w:r>
             <w:r>
@@ -7382,7 +7448,7 @@
           <w:lang w:val="en-US" w:eastAsia="zh-CN"/>
         </w:rPr>
       </w:pPr>
-      <w:bookmarkStart w:id="20" w:name="_Toc8504"/>
+      <w:bookmarkStart w:id="20" w:name="_Toc1133"/>
       <w:r>
         <w:rPr>
           <w:rFonts w:hint="eastAsia"/>
@@ -7554,7 +7620,7 @@
           <w:lang w:val="en-US" w:eastAsia="zh-CN"/>
         </w:rPr>
       </w:pPr>
-      <w:bookmarkStart w:id="21" w:name="_Toc3945"/>
+      <w:bookmarkStart w:id="21" w:name="_Toc11980"/>
       <w:r>
         <w:rPr>
           <w:rFonts w:hint="eastAsia"/>
@@ -7705,7 +7771,7 @@
           <w:lang w:val="en-US" w:eastAsia="zh-CN"/>
         </w:rPr>
       </w:pPr>
-      <w:bookmarkStart w:id="22" w:name="_Toc25019"/>
+      <w:bookmarkStart w:id="22" w:name="_Toc11111"/>
       <w:r>
         <w:rPr>
           <w:rFonts w:hint="eastAsia"/>
@@ -7713,6 +7779,7 @@
         </w:rPr>
         <w:t>考核指标</w:t>
       </w:r>
+      <w:bookmarkEnd w:id="22"/>
     </w:p>
     <w:tbl>
       <w:tblPr>
@@ -7978,7 +8045,6 @@
             <w:insideH w:val="none" w:color="auto" w:sz="0" w:space="0"/>
             <w:insideV w:val="none" w:color="auto" w:sz="0" w:space="0"/>
           </w:tblBorders>
-          <w:shd w:val="clear" w:color="auto" w:fill="auto"/>
           <w:tblCellMar>
             <w:top w:w="0" w:type="dxa"/>
             <w:left w:w="108" w:type="dxa"/>
@@ -8429,6 +8495,7 @@
           <w:lang w:val="en-US" w:eastAsia="zh-CN"/>
         </w:rPr>
       </w:pPr>
+      <w:bookmarkStart w:id="23" w:name="_Toc30880"/>
       <w:r>
         <w:rPr>
           <w:rFonts w:hint="eastAsia"/>
@@ -8436,7 +8503,7 @@
         </w:rPr>
         <w:t>附则</w:t>
       </w:r>
-      <w:bookmarkEnd w:id="22"/>
+      <w:bookmarkEnd w:id="23"/>
     </w:p>
     <w:p>
       <w:pPr>

--- a/6-过程管理/流程制度规范类文件/JXTX-06-04-事件管理制度.docx
+++ b/6-过程管理/流程制度规范类文件/JXTX-06-04-事件管理制度.docx
@@ -1,10 +1,11 @@
 
 <file path=word/document.xml><?xml version="1.0" encoding="utf-8"?>
-<w:document xmlns:wpc="http://schemas.microsoft.com/office/word/2010/wordprocessingCanvas" xmlns:mc="http://schemas.openxmlformats.org/markup-compatibility/2006" xmlns:o="urn:schemas-microsoft-com:office:office" xmlns:r="http://schemas.openxmlformats.org/officeDocument/2006/relationships" xmlns:m="http://schemas.openxmlformats.org/officeDocument/2006/math" xmlns:v="urn:schemas-microsoft-com:vml" xmlns:wp14="http://schemas.microsoft.com/office/word/2010/wordprocessingDrawing" xmlns:wp="http://schemas.openxmlformats.org/drawingml/2006/wordprocessingDrawing" xmlns:w="http://schemas.openxmlformats.org/wordprocessingml/2006/main" xmlns:w14="http://schemas.microsoft.com/office/word/2010/wordml" xmlns:w10="urn:schemas-microsoft-com:office:word" xmlns:w15="http://schemas.microsoft.com/office/word/2012/wordml" xmlns:wpg="http://schemas.microsoft.com/office/word/2010/wordprocessingGroup" xmlns:wpi="http://schemas.microsoft.com/office/word/2010/wordprocessingInk" xmlns:wne="http://schemas.microsoft.com/office/word/2006/wordml" xmlns:wps="http://schemas.microsoft.com/office/word/2010/wordprocessingShape" xmlns:wpsCustomData="http://www.wps.cn/officeDocument/2013/wpsCustomData" mc:Ignorable="w14 w15 wp14">
+<w:document xmlns:wpc="http://schemas.microsoft.com/office/word/2010/wordprocessingCanvas" xmlns:mc="http://schemas.openxmlformats.org/markup-compatibility/2006" xmlns:o="urn:schemas-microsoft-com:office:office" xmlns:r="http://schemas.openxmlformats.org/officeDocument/2006/relationships" xmlns:m="http://schemas.openxmlformats.org/officeDocument/2006/math" xmlns:v="urn:schemas-microsoft-com:vml" xmlns:wp14="http://schemas.microsoft.com/office/word/2010/wordprocessingDrawing" xmlns:wp="http://schemas.openxmlformats.org/drawingml/2006/wordprocessingDrawing" xmlns:w10="urn:schemas-microsoft-com:office:word" xmlns:w="http://schemas.openxmlformats.org/wordprocessingml/2006/main" xmlns:w14="http://schemas.microsoft.com/office/word/2010/wordml" xmlns:w15="http://schemas.microsoft.com/office/word/2012/wordml" xmlns:wne="http://schemas.microsoft.com/office/word/2006/wordml" xmlns:wpg="http://schemas.microsoft.com/office/word/2010/wordprocessingGroup" xmlns:wpi="http://schemas.microsoft.com/office/word/2010/wordprocessingInk" xmlns:wps="http://schemas.microsoft.com/office/word/2010/wordprocessingShape" mc:Ignorable="w14 w15 wp14">
+  <!-- Generated by Aspose.Words for .NET 13.3.0.1 -->
   <w:body>
     <w:p>
       <w:pPr>
-        <w:pStyle w:val="24"/>
+        <w:pStyle w:val="a"/>
         <w:keepNext w:val="0"/>
         <w:keepLines w:val="0"/>
         <w:pageBreakBefore w:val="0"/>
@@ -21,10 +22,10 @@
         <w:spacing w:before="3120" w:beforeLines="1000"/>
         <w:textAlignment w:val="baseline"/>
       </w:pPr>
-      <w:bookmarkStart w:id="0" w:name="_Toc23493"/>
+      <w:bookmarkStart w:id="0" w:name="_Toc9307"/>
       <w:r>
         <w:drawing>
-          <wp:anchor distT="0" distB="0" distL="114300" distR="114300" simplePos="0" relativeHeight="251661312" behindDoc="1" locked="0" layoutInCell="1" allowOverlap="1">
+          <wp:anchor distT="0" distB="0" distL="114300" distR="114300" simplePos="0" relativeHeight="251660288" behindDoc="1" locked="0" layoutInCell="1" allowOverlap="1">
             <wp:simplePos x="0" y="0"/>
             <wp:positionH relativeFrom="column">
               <wp:posOffset>-19050</wp:posOffset>
@@ -49,7 +50,7 @@
                     </pic:cNvPicPr>
                   </pic:nvPicPr>
                   <pic:blipFill>
-                    <a:blip r:embed="rId7"/>
+                    <a:blip xmlns:r="http://schemas.openxmlformats.org/officeDocument/2006/relationships" r:embed="rId4"/>
                     <a:stretch>
                       <a:fillRect/>
                     </a:stretch>
@@ -75,7 +76,7 @@
       </w:r>
       <w:r>
         <w:drawing>
-          <wp:anchor distT="0" distB="0" distL="114300" distR="114300" simplePos="0" relativeHeight="251660288" behindDoc="1" locked="0" layoutInCell="1" allowOverlap="1">
+          <wp:anchor distT="0" distB="0" distL="114300" distR="114300" simplePos="0" relativeHeight="251659264" behindDoc="1" locked="0" layoutInCell="1" allowOverlap="1">
             <wp:simplePos x="0" y="0"/>
             <wp:positionH relativeFrom="column">
               <wp:posOffset>0</wp:posOffset>
@@ -100,7 +101,7 @@
                     </pic:cNvPicPr>
                   </pic:nvPicPr>
                   <pic:blipFill>
-                    <a:blip r:embed="rId8"/>
+                    <a:blip xmlns:r="http://schemas.openxmlformats.org/officeDocument/2006/relationships" r:embed="rId5"/>
                     <a:stretch>
                       <a:fillRect/>
                     </a:stretch>
@@ -130,7 +131,7 @@
           <w:lang w:val="en-US" w:eastAsia="zh-CN"/>
         </w:rPr>
         <w:drawing>
-          <wp:anchor distT="0" distB="0" distL="114300" distR="114300" simplePos="0" relativeHeight="251659264" behindDoc="1" locked="0" layoutInCell="1" allowOverlap="1">
+          <wp:anchor distT="0" distB="0" distL="114300" distR="114300" simplePos="0" relativeHeight="251658240" behindDoc="1" locked="0" layoutInCell="1" allowOverlap="1">
             <wp:simplePos x="0" y="0"/>
             <wp:positionH relativeFrom="column">
               <wp:posOffset>635</wp:posOffset>
@@ -155,7 +156,7 @@
                     </pic:cNvPicPr>
                   </pic:nvPicPr>
                   <pic:blipFill>
-                    <a:blip r:embed="rId9">
+                    <a:blip xmlns:r="http://schemas.openxmlformats.org/officeDocument/2006/relationships" r:embed="rId6">
                       <a:alphaModFix amt="58000"/>
                       <a:lum contrast="-52000"/>
                     </a:blip>
@@ -189,7 +190,7 @@
     </w:p>
     <w:p>
       <w:pPr>
-        <w:pStyle w:val="25"/>
+        <w:pStyle w:val="a0"/>
         <w:keepNext w:val="0"/>
         <w:keepLines w:val="0"/>
         <w:pageBreakBefore w:val="0"/>
@@ -210,7 +211,7 @@
           <w:lang w:val="en-US" w:eastAsia="zh-CN"/>
         </w:rPr>
       </w:pPr>
-      <w:bookmarkStart w:id="1" w:name="_Toc8524"/>
+      <w:bookmarkStart w:id="1" w:name="_Toc19473"/>
       <w:r>
         <w:rPr>
           <w:rFonts w:hint="eastAsia"/>
@@ -236,11 +237,11 @@
         <w:adjustRightInd w:val="0"/>
         <w:snapToGrid w:val="0"/>
         <w:spacing w:after="624" w:afterLines="200" w:line="219" w:lineRule="auto"/>
-        <w:ind w:left="0" w:leftChars="0" w:right="0" w:rightChars="0" w:firstLine="0" w:firstLineChars="0"/>
+        <w:ind w:left="0" w:right="0" w:firstLine="0" w:leftChars="0" w:rightChars="0" w:firstLineChars="0"/>
         <w:jc w:val="center"/>
         <w:textAlignment w:val="baseline"/>
         <w:rPr>
-          <w:rFonts w:hint="eastAsia" w:ascii="宋体" w:hAnsi="宋体" w:eastAsia="宋体" w:cs="宋体"/>
+          <w:rFonts w:ascii="宋体" w:eastAsia="宋体" w:hAnsi="宋体" w:cs="宋体" w:hint="eastAsia"/>
           <w:sz w:val="24"/>
           <w:szCs w:val="24"/>
           <w:lang w:val="en-US" w:eastAsia="zh-CN"/>
@@ -248,7 +249,7 @@
       </w:pPr>
       <w:r>
         <w:rPr>
-          <w:rFonts w:ascii="宋体" w:hAnsi="宋体" w:eastAsia="宋体" w:cs="宋体"/>
+          <w:rFonts w:ascii="宋体" w:eastAsia="宋体" w:hAnsi="宋体" w:cs="宋体"/>
           <w:b/>
           <w:bCs/>
           <w:spacing w:val="-3"/>
@@ -259,7 +260,7 @@
       </w:r>
       <w:r>
         <w:rPr>
-          <w:rFonts w:hint="eastAsia" w:ascii="宋体" w:hAnsi="宋体" w:eastAsia="宋体" w:cs="宋体"/>
+          <w:rFonts w:ascii="宋体" w:eastAsia="宋体" w:hAnsi="宋体" w:cs="宋体" w:hint="eastAsia"/>
           <w:b/>
           <w:bCs/>
           <w:spacing w:val="-3"/>
@@ -271,7 +272,7 @@
       </w:r>
       <w:r>
         <w:rPr>
-          <w:rFonts w:ascii="宋体" w:hAnsi="宋体" w:eastAsia="宋体" w:cs="宋体"/>
+          <w:rFonts w:ascii="宋体" w:eastAsia="宋体" w:hAnsi="宋体" w:cs="宋体"/>
           <w:b/>
           <w:bCs/>
           <w:spacing w:val="-3"/>
@@ -282,7 +283,7 @@
       </w:r>
       <w:r>
         <w:rPr>
-          <w:rFonts w:hint="eastAsia" w:ascii="宋体" w:hAnsi="宋体" w:cs="宋体"/>
+          <w:rFonts w:ascii="宋体" w:hAnsi="宋体" w:cs="宋体" w:hint="eastAsia"/>
           <w:b/>
           <w:bCs/>
           <w:spacing w:val="-3"/>
@@ -294,7 +295,7 @@
       </w:r>
       <w:r>
         <w:rPr>
-          <w:rFonts w:ascii="宋体" w:hAnsi="宋体" w:eastAsia="宋体" w:cs="宋体"/>
+          <w:rFonts w:ascii="宋体" w:eastAsia="宋体" w:hAnsi="宋体" w:cs="宋体"/>
           <w:b/>
           <w:bCs/>
           <w:spacing w:val="-3"/>
@@ -305,7 +306,7 @@
       </w:r>
       <w:r>
         <w:rPr>
-          <w:rFonts w:hint="eastAsia" w:ascii="宋体" w:hAnsi="宋体" w:cs="宋体"/>
+          <w:rFonts w:ascii="宋体" w:hAnsi="宋体" w:cs="宋体" w:hint="eastAsia"/>
           <w:b/>
           <w:bCs/>
           <w:spacing w:val="-3"/>
@@ -318,18 +319,17 @@
     </w:p>
     <w:tbl>
       <w:tblPr>
-        <w:tblStyle w:val="21"/>
+        <w:tblStyle w:val="TableGrid"/>
         <w:tblW w:w="0" w:type="auto"/>
         <w:jc w:val="center"/>
         <w:tblBorders>
-          <w:top w:val="none" w:color="auto" w:sz="0" w:space="0"/>
-          <w:left w:val="none" w:color="auto" w:sz="0" w:space="0"/>
-          <w:bottom w:val="none" w:color="auto" w:sz="0" w:space="0"/>
-          <w:right w:val="none" w:color="auto" w:sz="0" w:space="0"/>
-          <w:insideH w:val="none" w:color="auto" w:sz="0" w:space="0"/>
-          <w:insideV w:val="none" w:color="auto" w:sz="0" w:space="0"/>
+          <w:top w:val="nil"/>
+          <w:left w:val="nil"/>
+          <w:bottom w:val="nil"/>
+          <w:right w:val="nil"/>
+          <w:insideH w:val="nil"/>
+          <w:insideV w:val="nil"/>
         </w:tblBorders>
-        <w:tblLayout w:type="autofit"/>
         <w:tblCellMar>
           <w:top w:w="0" w:type="dxa"/>
           <w:left w:w="108" w:type="dxa"/>
@@ -343,13 +343,15 @@
       </w:tblGrid>
       <w:tr>
         <w:tblPrEx>
+          <w:tblW w:w="0" w:type="auto"/>
+          <w:jc w:val="center"/>
           <w:tblBorders>
-            <w:top w:val="none" w:color="auto" w:sz="0" w:space="0"/>
-            <w:left w:val="none" w:color="auto" w:sz="0" w:space="0"/>
-            <w:bottom w:val="none" w:color="auto" w:sz="0" w:space="0"/>
-            <w:right w:val="none" w:color="auto" w:sz="0" w:space="0"/>
-            <w:insideH w:val="none" w:color="auto" w:sz="0" w:space="0"/>
-            <w:insideV w:val="none" w:color="auto" w:sz="0" w:space="0"/>
+            <w:top w:val="nil"/>
+            <w:left w:val="nil"/>
+            <w:bottom w:val="nil"/>
+            <w:right w:val="nil"/>
+            <w:insideH w:val="nil"/>
+            <w:insideV w:val="nil"/>
           </w:tblBorders>
           <w:tblCellMar>
             <w:top w:w="0" w:type="dxa"/>
@@ -359,7 +361,7 @@
           </w:tblCellMar>
         </w:tblPrEx>
         <w:trPr>
-          <w:trHeight w:val="810" w:hRule="atLeast"/>
+          <w:trHeight w:val="810"/>
           <w:jc w:val="center"/>
         </w:trPr>
         <w:tc>
@@ -397,7 +399,7 @@
             </w:r>
             <w:r>
               <w:rPr>
-                <w:rFonts w:hint="default" w:asciiTheme="minorAscii" w:hAnsiTheme="minorAscii" w:eastAsiaTheme="minorEastAsia"/>
+                <w:rFonts w:asciiTheme="minorAscii" w:eastAsiaTheme="minorEastAsia" w:hAnsiTheme="minorAscii" w:hint="default"/>
                 <w:spacing w:val="227"/>
                 <w:sz w:val="21"/>
                 <w:vertAlign w:val="baseline"/>
@@ -451,7 +453,7 @@
             </w:r>
             <w:r>
               <w:rPr>
-                <w:rFonts w:hint="eastAsia" w:asciiTheme="minorAscii" w:hAnsiTheme="minorAscii" w:eastAsiaTheme="minorEastAsia"/>
+                <w:rFonts w:asciiTheme="minorAscii" w:eastAsiaTheme="minorEastAsia" w:hAnsiTheme="minorAscii" w:hint="eastAsia"/>
                 <w:spacing w:val="227"/>
                 <w:sz w:val="21"/>
                 <w:vertAlign w:val="baseline"/>
@@ -473,14 +475,8 @@
       </w:tr>
       <w:tr>
         <w:tblPrEx>
-          <w:tblBorders>
-            <w:top w:val="none" w:color="auto" w:sz="0" w:space="0"/>
-            <w:left w:val="none" w:color="auto" w:sz="0" w:space="0"/>
-            <w:bottom w:val="none" w:color="auto" w:sz="0" w:space="0"/>
-            <w:right w:val="none" w:color="auto" w:sz="0" w:space="0"/>
-            <w:insideH w:val="none" w:color="auto" w:sz="0" w:space="0"/>
-            <w:insideV w:val="none" w:color="auto" w:sz="0" w:space="0"/>
-          </w:tblBorders>
+          <w:tblW w:w="0" w:type="auto"/>
+          <w:jc w:val="center"/>
           <w:tblCellMar>
             <w:top w:w="0" w:type="dxa"/>
             <w:left w:w="108" w:type="dxa"/>
@@ -489,7 +485,7 @@
           </w:tblCellMar>
         </w:tblPrEx>
         <w:trPr>
-          <w:trHeight w:val="810" w:hRule="atLeast"/>
+          <w:trHeight w:val="810"/>
           <w:jc w:val="center"/>
         </w:trPr>
         <w:tc>
@@ -513,7 +509,7 @@
               <w:snapToGrid w:val="0"/>
               <w:textAlignment w:val="baseline"/>
               <w:rPr>
-                <w:rFonts w:hint="default" w:ascii="Arial" w:hAnsi="Arial" w:eastAsia="Arial" w:cs="Arial"/>
+                <w:rFonts w:ascii="Arial" w:eastAsia="Arial" w:hAnsi="Arial" w:cs="Arial" w:hint="default"/>
                 <w:snapToGrid w:val="0"/>
                 <w:color w:val="000000"/>
                 <w:kern w:val="0"/>
@@ -545,7 +541,7 @@
             </w:r>
             <w:r>
               <w:rPr>
-                <w:rFonts w:hint="default" w:asciiTheme="minorAscii" w:hAnsiTheme="minorAscii" w:eastAsiaTheme="minorEastAsia"/>
+                <w:rFonts w:asciiTheme="minorAscii" w:eastAsiaTheme="minorEastAsia" w:hAnsiTheme="minorAscii" w:hint="default"/>
                 <w:spacing w:val="227"/>
                 <w:sz w:val="21"/>
                 <w:vertAlign w:val="baseline"/>
@@ -598,7 +594,7 @@
               <w:snapToGrid w:val="0"/>
               <w:textAlignment w:val="baseline"/>
               <w:rPr>
-                <w:rFonts w:hint="default" w:ascii="Arial" w:hAnsi="Arial" w:eastAsia="Arial" w:cs="Arial"/>
+                <w:rFonts w:ascii="Arial" w:eastAsia="Arial" w:hAnsi="Arial" w:cs="Arial" w:hint="default"/>
                 <w:snapToGrid w:val="0"/>
                 <w:color w:val="000000"/>
                 <w:kern w:val="0"/>
@@ -618,7 +614,7 @@
             </w:r>
             <w:r>
               <w:rPr>
-                <w:rFonts w:hint="eastAsia" w:asciiTheme="minorAscii" w:hAnsiTheme="minorAscii" w:eastAsiaTheme="minorEastAsia"/>
+                <w:rFonts w:asciiTheme="minorAscii" w:eastAsiaTheme="minorEastAsia" w:hAnsiTheme="minorAscii" w:hint="eastAsia"/>
                 <w:spacing w:val="227"/>
                 <w:sz w:val="21"/>
                 <w:vertAlign w:val="baseline"/>
@@ -640,14 +636,8 @@
       </w:tr>
       <w:tr>
         <w:tblPrEx>
-          <w:tblBorders>
-            <w:top w:val="none" w:color="auto" w:sz="0" w:space="0"/>
-            <w:left w:val="none" w:color="auto" w:sz="0" w:space="0"/>
-            <w:bottom w:val="none" w:color="auto" w:sz="0" w:space="0"/>
-            <w:right w:val="none" w:color="auto" w:sz="0" w:space="0"/>
-            <w:insideH w:val="none" w:color="auto" w:sz="0" w:space="0"/>
-            <w:insideV w:val="none" w:color="auto" w:sz="0" w:space="0"/>
-          </w:tblBorders>
+          <w:tblW w:w="0" w:type="auto"/>
+          <w:jc w:val="center"/>
           <w:tblCellMar>
             <w:top w:w="0" w:type="dxa"/>
             <w:left w:w="108" w:type="dxa"/>
@@ -656,7 +646,7 @@
           </w:tblCellMar>
         </w:tblPrEx>
         <w:trPr>
-          <w:trHeight w:val="635" w:hRule="atLeast"/>
+          <w:trHeight w:val="635"/>
           <w:jc w:val="center"/>
         </w:trPr>
         <w:tc>
@@ -706,7 +696,7 @@
             </w:r>
             <w:r>
               <w:rPr>
-                <w:rFonts w:hint="eastAsia" w:asciiTheme="minorAscii" w:hAnsiTheme="minorAscii" w:eastAsiaTheme="minorEastAsia"/>
+                <w:rFonts w:asciiTheme="minorAscii" w:eastAsiaTheme="minorEastAsia" w:hAnsiTheme="minorAscii" w:hint="eastAsia"/>
                 <w:spacing w:val="227"/>
                 <w:sz w:val="21"/>
                 <w:vertAlign w:val="baseline"/>
@@ -759,7 +749,7 @@
             </w:r>
             <w:r>
               <w:rPr>
-                <w:rFonts w:hint="eastAsia" w:asciiTheme="minorAscii" w:hAnsiTheme="minorAscii" w:eastAsiaTheme="minorEastAsia"/>
+                <w:rFonts w:asciiTheme="minorAscii" w:eastAsiaTheme="minorEastAsia" w:hAnsiTheme="minorAscii" w:hint="eastAsia"/>
                 <w:spacing w:val="227"/>
                 <w:sz w:val="21"/>
                 <w:vertAlign w:val="baseline"/>
@@ -818,14 +808,14 @@
         <w:ind w:left="3634"/>
         <w:textAlignment w:val="baseline"/>
         <w:rPr>
-          <w:rFonts w:ascii="宋体" w:hAnsi="宋体" w:eastAsia="宋体" w:cs="宋体"/>
+          <w:rFonts w:ascii="宋体" w:eastAsia="宋体" w:hAnsi="宋体" w:cs="宋体"/>
           <w:sz w:val="31"/>
           <w:szCs w:val="31"/>
         </w:rPr>
       </w:pPr>
       <w:r>
         <w:rPr>
-          <w:rFonts w:ascii="宋体" w:hAnsi="宋体" w:eastAsia="宋体" w:cs="宋体"/>
+          <w:rFonts w:ascii="宋体" w:eastAsia="宋体" w:hAnsi="宋体" w:cs="宋体"/>
           <w:b/>
           <w:bCs/>
           <w:spacing w:val="4"/>
@@ -837,16 +827,16 @@
     </w:p>
     <w:tbl>
       <w:tblPr>
-        <w:tblStyle w:val="26"/>
+        <w:tblStyle w:val="TableNormal0"/>
         <w:tblW w:w="8214" w:type="dxa"/>
         <w:jc w:val="center"/>
         <w:tblBorders>
-          <w:top w:val="single" w:color="000000" w:sz="2" w:space="0"/>
-          <w:left w:val="single" w:color="000000" w:sz="2" w:space="0"/>
-          <w:bottom w:val="single" w:color="000000" w:sz="2" w:space="0"/>
-          <w:right w:val="single" w:color="000000" w:sz="2" w:space="0"/>
-          <w:insideH w:val="single" w:color="000000" w:sz="2" w:space="0"/>
-          <w:insideV w:val="single" w:color="000000" w:sz="2" w:space="0"/>
+          <w:top w:val="single" w:sz="2" w:space="0" w:color="000000"/>
+          <w:left w:val="single" w:sz="2" w:space="0" w:color="000000"/>
+          <w:bottom w:val="single" w:sz="2" w:space="0" w:color="000000"/>
+          <w:right w:val="single" w:sz="2" w:space="0" w:color="000000"/>
+          <w:insideH w:val="single" w:sz="2" w:space="0" w:color="000000"/>
+          <w:insideV w:val="single" w:sz="2" w:space="0" w:color="000000"/>
         </w:tblBorders>
         <w:tblLayout w:type="fixed"/>
         <w:tblCellMar>
@@ -866,14 +856,17 @@
       </w:tblGrid>
       <w:tr>
         <w:tblPrEx>
+          <w:tblW w:w="8214" w:type="dxa"/>
+          <w:jc w:val="center"/>
           <w:tblBorders>
-            <w:top w:val="single" w:color="000000" w:sz="2" w:space="0"/>
-            <w:left w:val="single" w:color="000000" w:sz="2" w:space="0"/>
-            <w:bottom w:val="single" w:color="000000" w:sz="2" w:space="0"/>
-            <w:right w:val="single" w:color="000000" w:sz="2" w:space="0"/>
-            <w:insideH w:val="single" w:color="000000" w:sz="2" w:space="0"/>
-            <w:insideV w:val="single" w:color="000000" w:sz="2" w:space="0"/>
+            <w:top w:val="single" w:sz="2" w:space="0" w:color="000000"/>
+            <w:left w:val="single" w:sz="2" w:space="0" w:color="000000"/>
+            <w:bottom w:val="single" w:sz="2" w:space="0" w:color="000000"/>
+            <w:right w:val="single" w:sz="2" w:space="0" w:color="000000"/>
+            <w:insideH w:val="single" w:sz="2" w:space="0" w:color="000000"/>
+            <w:insideV w:val="single" w:sz="2" w:space="0" w:color="000000"/>
           </w:tblBorders>
+          <w:tblLayout w:type="fixed"/>
           <w:tblCellMar>
             <w:top w:w="0" w:type="dxa"/>
             <w:left w:w="0" w:type="dxa"/>
@@ -882,7 +875,7 @@
           </w:tblCellMar>
         </w:tblPrEx>
         <w:trPr>
-          <w:trHeight w:val="593" w:hRule="atLeast"/>
+          <w:trHeight w:val="593"/>
           <w:jc w:val="center"/>
         </w:trPr>
         <w:tc>
@@ -904,18 +897,18 @@
               <w:adjustRightInd w:val="0"/>
               <w:snapToGrid w:val="0"/>
               <w:spacing w:before="176" w:line="228" w:lineRule="auto"/>
-              <w:ind w:left="0" w:leftChars="0" w:right="0" w:rightChars="0" w:firstLine="0" w:firstLineChars="0"/>
+              <w:ind w:left="0" w:right="0" w:firstLine="0" w:leftChars="0" w:rightChars="0" w:firstLineChars="0"/>
               <w:jc w:val="center"/>
               <w:textAlignment w:val="baseline"/>
               <w:rPr>
-                <w:rFonts w:ascii="宋体" w:hAnsi="宋体" w:eastAsia="宋体" w:cs="宋体"/>
+                <w:rFonts w:ascii="宋体" w:eastAsia="宋体" w:hAnsi="宋体" w:cs="宋体"/>
                 <w:sz w:val="20"/>
                 <w:szCs w:val="20"/>
               </w:rPr>
             </w:pPr>
             <w:r>
               <w:rPr>
-                <w:rFonts w:hint="eastAsia" w:ascii="宋体" w:hAnsi="宋体" w:cs="宋体"/>
+                <w:rFonts w:ascii="宋体" w:hAnsi="宋体" w:cs="宋体" w:hint="eastAsia"/>
                 <w:spacing w:val="-14"/>
                 <w:sz w:val="20"/>
                 <w:szCs w:val="20"/>
@@ -925,7 +918,7 @@
             </w:r>
             <w:r>
               <w:rPr>
-                <w:rFonts w:ascii="宋体" w:hAnsi="宋体" w:eastAsia="宋体" w:cs="宋体"/>
+                <w:rFonts w:ascii="宋体" w:eastAsia="宋体" w:hAnsi="宋体" w:cs="宋体"/>
                 <w:spacing w:val="-14"/>
                 <w:sz w:val="20"/>
                 <w:szCs w:val="20"/>
@@ -953,18 +946,18 @@
               <w:adjustRightInd w:val="0"/>
               <w:snapToGrid w:val="0"/>
               <w:spacing w:before="175" w:line="227" w:lineRule="auto"/>
-              <w:ind w:left="0" w:leftChars="0" w:right="0" w:rightChars="0" w:firstLine="0" w:firstLineChars="0"/>
+              <w:ind w:left="0" w:right="0" w:firstLine="0" w:leftChars="0" w:rightChars="0" w:firstLineChars="0"/>
               <w:jc w:val="center"/>
               <w:textAlignment w:val="baseline"/>
               <w:rPr>
-                <w:rFonts w:ascii="宋体" w:hAnsi="宋体" w:eastAsia="宋体" w:cs="宋体"/>
+                <w:rFonts w:ascii="宋体" w:eastAsia="宋体" w:hAnsi="宋体" w:cs="宋体"/>
                 <w:sz w:val="20"/>
                 <w:szCs w:val="20"/>
               </w:rPr>
             </w:pPr>
             <w:r>
               <w:rPr>
-                <w:rFonts w:ascii="宋体" w:hAnsi="宋体" w:eastAsia="宋体" w:cs="宋体"/>
+                <w:rFonts w:ascii="宋体" w:eastAsia="宋体" w:hAnsi="宋体" w:cs="宋体"/>
                 <w:spacing w:val="4"/>
                 <w:sz w:val="20"/>
                 <w:szCs w:val="20"/>
@@ -992,18 +985,18 @@
               <w:adjustRightInd w:val="0"/>
               <w:snapToGrid w:val="0"/>
               <w:spacing w:before="175" w:line="228" w:lineRule="auto"/>
-              <w:ind w:left="0" w:leftChars="0" w:right="0" w:rightChars="0" w:firstLine="0" w:firstLineChars="0"/>
+              <w:ind w:left="0" w:right="0" w:firstLine="0" w:leftChars="0" w:rightChars="0" w:firstLineChars="0"/>
               <w:jc w:val="center"/>
               <w:textAlignment w:val="baseline"/>
               <w:rPr>
-                <w:rFonts w:ascii="宋体" w:hAnsi="宋体" w:eastAsia="宋体" w:cs="宋体"/>
+                <w:rFonts w:ascii="宋体" w:eastAsia="宋体" w:hAnsi="宋体" w:cs="宋体"/>
                 <w:sz w:val="20"/>
                 <w:szCs w:val="20"/>
               </w:rPr>
             </w:pPr>
             <w:r>
               <w:rPr>
-                <w:rFonts w:ascii="宋体" w:hAnsi="宋体" w:eastAsia="宋体" w:cs="宋体"/>
+                <w:rFonts w:ascii="宋体" w:eastAsia="宋体" w:hAnsi="宋体" w:cs="宋体"/>
                 <w:spacing w:val="7"/>
                 <w:sz w:val="20"/>
                 <w:szCs w:val="20"/>
@@ -1031,11 +1024,11 @@
               <w:adjustRightInd w:val="0"/>
               <w:snapToGrid w:val="0"/>
               <w:spacing w:before="175" w:line="228" w:lineRule="auto"/>
-              <w:ind w:left="0" w:leftChars="0" w:right="0" w:rightChars="0" w:firstLine="0" w:firstLineChars="0"/>
+              <w:ind w:left="0" w:right="0" w:firstLine="0" w:leftChars="0" w:rightChars="0" w:firstLineChars="0"/>
               <w:jc w:val="center"/>
               <w:textAlignment w:val="baseline"/>
               <w:rPr>
-                <w:rFonts w:hint="eastAsia" w:ascii="宋体" w:hAnsi="宋体" w:eastAsia="宋体" w:cs="宋体"/>
+                <w:rFonts w:ascii="宋体" w:eastAsia="宋体" w:hAnsi="宋体" w:cs="宋体" w:hint="eastAsia"/>
                 <w:spacing w:val="7"/>
                 <w:sz w:val="20"/>
                 <w:szCs w:val="20"/>
@@ -1044,7 +1037,7 @@
             </w:pPr>
             <w:r>
               <w:rPr>
-                <w:rFonts w:hint="eastAsia" w:ascii="宋体" w:hAnsi="宋体" w:cs="宋体"/>
+                <w:rFonts w:ascii="宋体" w:hAnsi="宋体" w:cs="宋体" w:hint="eastAsia"/>
                 <w:spacing w:val="7"/>
                 <w:sz w:val="20"/>
                 <w:szCs w:val="20"/>
@@ -1073,11 +1066,11 @@
               <w:adjustRightInd w:val="0"/>
               <w:snapToGrid w:val="0"/>
               <w:spacing w:before="175" w:line="228" w:lineRule="auto"/>
-              <w:ind w:left="0" w:leftChars="0" w:right="0" w:rightChars="0" w:firstLine="0" w:firstLineChars="0"/>
+              <w:ind w:left="0" w:right="0" w:firstLine="0" w:leftChars="0" w:rightChars="0" w:firstLineChars="0"/>
               <w:jc w:val="center"/>
               <w:textAlignment w:val="baseline"/>
               <w:rPr>
-                <w:rFonts w:hint="default" w:ascii="宋体" w:hAnsi="宋体" w:cs="宋体"/>
+                <w:rFonts w:ascii="宋体" w:hAnsi="宋体" w:cs="宋体" w:hint="default"/>
                 <w:spacing w:val="7"/>
                 <w:sz w:val="20"/>
                 <w:szCs w:val="20"/>
@@ -1086,7 +1079,7 @@
             </w:pPr>
             <w:r>
               <w:rPr>
-                <w:rFonts w:hint="eastAsia" w:ascii="宋体" w:hAnsi="宋体" w:cs="宋体"/>
+                <w:rFonts w:ascii="宋体" w:hAnsi="宋体" w:cs="宋体" w:hint="eastAsia"/>
                 <w:spacing w:val="7"/>
                 <w:sz w:val="20"/>
                 <w:szCs w:val="20"/>
@@ -1115,18 +1108,18 @@
               <w:adjustRightInd w:val="0"/>
               <w:snapToGrid w:val="0"/>
               <w:spacing w:before="176" w:line="229" w:lineRule="auto"/>
-              <w:ind w:left="0" w:leftChars="0" w:right="0" w:rightChars="0" w:firstLine="0" w:firstLineChars="0"/>
+              <w:ind w:left="0" w:right="0" w:firstLine="0" w:leftChars="0" w:rightChars="0" w:firstLineChars="0"/>
               <w:jc w:val="center"/>
               <w:textAlignment w:val="baseline"/>
               <w:rPr>
-                <w:rFonts w:ascii="宋体" w:hAnsi="宋体" w:eastAsia="宋体" w:cs="宋体"/>
+                <w:rFonts w:ascii="宋体" w:eastAsia="宋体" w:hAnsi="宋体" w:cs="宋体"/>
                 <w:sz w:val="20"/>
                 <w:szCs w:val="20"/>
               </w:rPr>
             </w:pPr>
             <w:r>
               <w:rPr>
-                <w:rFonts w:ascii="宋体" w:hAnsi="宋体" w:eastAsia="宋体" w:cs="宋体"/>
+                <w:rFonts w:ascii="宋体" w:eastAsia="宋体" w:hAnsi="宋体" w:cs="宋体"/>
                 <w:spacing w:val="7"/>
                 <w:sz w:val="20"/>
                 <w:szCs w:val="20"/>
@@ -1138,14 +1131,9 @@
       </w:tr>
       <w:tr>
         <w:tblPrEx>
-          <w:tblBorders>
-            <w:top w:val="single" w:color="000000" w:sz="2" w:space="0"/>
-            <w:left w:val="single" w:color="000000" w:sz="2" w:space="0"/>
-            <w:bottom w:val="single" w:color="000000" w:sz="2" w:space="0"/>
-            <w:right w:val="single" w:color="000000" w:sz="2" w:space="0"/>
-            <w:insideH w:val="single" w:color="000000" w:sz="2" w:space="0"/>
-            <w:insideV w:val="single" w:color="000000" w:sz="2" w:space="0"/>
-          </w:tblBorders>
+          <w:tblW w:w="8214" w:type="dxa"/>
+          <w:jc w:val="center"/>
+          <w:tblLayout w:type="fixed"/>
           <w:tblCellMar>
             <w:top w:w="0" w:type="dxa"/>
             <w:left w:w="0" w:type="dxa"/>
@@ -1154,7 +1142,7 @@
           </w:tblCellMar>
         </w:tblPrEx>
         <w:trPr>
-          <w:trHeight w:val="516" w:hRule="atLeast"/>
+          <w:trHeight w:val="516"/>
           <w:jc w:val="center"/>
         </w:trPr>
         <w:tc>
@@ -1176,11 +1164,11 @@
               <w:adjustRightInd w:val="0"/>
               <w:snapToGrid w:val="0"/>
               <w:spacing w:before="173" w:line="267" w:lineRule="exact"/>
-              <w:ind w:left="0" w:leftChars="0" w:right="0" w:rightChars="0" w:firstLine="0" w:firstLineChars="0"/>
+              <w:ind w:left="0" w:right="0" w:firstLine="0" w:leftChars="0" w:rightChars="0" w:firstLineChars="0"/>
               <w:jc w:val="center"/>
               <w:textAlignment w:val="baseline"/>
               <w:rPr>
-                <w:rFonts w:hint="default" w:ascii="宋体" w:hAnsi="宋体" w:eastAsia="宋体" w:cs="宋体"/>
+                <w:rFonts w:ascii="宋体" w:eastAsia="宋体" w:hAnsi="宋体" w:cs="宋体" w:hint="default"/>
                 <w:sz w:val="20"/>
                 <w:szCs w:val="20"/>
                 <w:lang w:val="en-US"/>
@@ -1188,7 +1176,7 @@
             </w:pPr>
             <w:r>
               <w:rPr>
-                <w:rFonts w:ascii="宋体" w:hAnsi="宋体" w:eastAsia="宋体" w:cs="宋体"/>
+                <w:rFonts w:ascii="宋体" w:eastAsia="宋体" w:hAnsi="宋体" w:cs="宋体"/>
                 <w:spacing w:val="3"/>
                 <w:position w:val="1"/>
                 <w:sz w:val="20"/>
@@ -1198,7 +1186,7 @@
             </w:r>
             <w:r>
               <w:rPr>
-                <w:rFonts w:hint="eastAsia" w:ascii="宋体" w:hAnsi="宋体" w:cs="宋体"/>
+                <w:rFonts w:ascii="宋体" w:hAnsi="宋体" w:cs="宋体" w:hint="eastAsia"/>
                 <w:spacing w:val="3"/>
                 <w:position w:val="1"/>
                 <w:sz w:val="20"/>
@@ -1209,7 +1197,7 @@
             </w:r>
             <w:r>
               <w:rPr>
-                <w:rFonts w:ascii="宋体" w:hAnsi="宋体" w:eastAsia="宋体" w:cs="宋体"/>
+                <w:rFonts w:ascii="宋体" w:eastAsia="宋体" w:hAnsi="宋体" w:cs="宋体"/>
                 <w:spacing w:val="3"/>
                 <w:position w:val="1"/>
                 <w:sz w:val="20"/>
@@ -1219,7 +1207,7 @@
             </w:r>
             <w:r>
               <w:rPr>
-                <w:rFonts w:hint="eastAsia" w:ascii="宋体" w:hAnsi="宋体" w:cs="宋体"/>
+                <w:rFonts w:ascii="宋体" w:hAnsi="宋体" w:cs="宋体" w:hint="eastAsia"/>
                 <w:spacing w:val="3"/>
                 <w:position w:val="1"/>
                 <w:sz w:val="20"/>
@@ -1249,18 +1237,18 @@
               <w:adjustRightInd w:val="0"/>
               <w:snapToGrid w:val="0"/>
               <w:spacing w:before="173" w:line="267" w:lineRule="exact"/>
-              <w:ind w:left="0" w:leftChars="0" w:right="0" w:rightChars="0" w:firstLine="0" w:firstLineChars="0"/>
+              <w:ind w:left="0" w:right="0" w:firstLine="0" w:leftChars="0" w:rightChars="0" w:firstLineChars="0"/>
               <w:jc w:val="center"/>
               <w:textAlignment w:val="baseline"/>
               <w:rPr>
-                <w:rFonts w:ascii="宋体" w:hAnsi="宋体" w:eastAsia="宋体" w:cs="宋体"/>
+                <w:rFonts w:ascii="宋体" w:eastAsia="宋体" w:hAnsi="宋体" w:cs="宋体"/>
                 <w:sz w:val="20"/>
                 <w:szCs w:val="20"/>
               </w:rPr>
             </w:pPr>
             <w:r>
               <w:rPr>
-                <w:rFonts w:ascii="宋体" w:hAnsi="宋体" w:eastAsia="宋体" w:cs="宋体"/>
+                <w:rFonts w:ascii="宋体" w:eastAsia="宋体" w:hAnsi="宋体" w:cs="宋体"/>
                 <w:spacing w:val="4"/>
                 <w:position w:val="1"/>
                 <w:sz w:val="20"/>
@@ -1289,18 +1277,18 @@
               <w:adjustRightInd w:val="0"/>
               <w:snapToGrid w:val="0"/>
               <w:spacing w:before="172" w:line="228" w:lineRule="auto"/>
-              <w:ind w:left="0" w:leftChars="0" w:right="0" w:rightChars="0" w:firstLine="0" w:firstLineChars="0"/>
+              <w:ind w:left="0" w:right="0" w:firstLine="0" w:leftChars="0" w:rightChars="0" w:firstLineChars="0"/>
               <w:jc w:val="center"/>
               <w:textAlignment w:val="baseline"/>
               <w:rPr>
-                <w:rFonts w:ascii="宋体" w:hAnsi="宋体" w:eastAsia="宋体" w:cs="宋体"/>
+                <w:rFonts w:ascii="宋体" w:eastAsia="宋体" w:hAnsi="宋体" w:cs="宋体"/>
                 <w:sz w:val="20"/>
                 <w:szCs w:val="20"/>
               </w:rPr>
             </w:pPr>
             <w:r>
               <w:rPr>
-                <w:rFonts w:ascii="宋体" w:hAnsi="宋体" w:eastAsia="宋体" w:cs="宋体"/>
+                <w:rFonts w:ascii="宋体" w:eastAsia="宋体" w:hAnsi="宋体" w:cs="宋体"/>
                 <w:spacing w:val="200"/>
                 <w:kern w:val="0"/>
                 <w:sz w:val="20"/>
@@ -1310,7 +1298,7 @@
             </w:r>
             <w:r>
               <w:rPr>
-                <w:rFonts w:ascii="宋体" w:hAnsi="宋体" w:eastAsia="宋体" w:cs="宋体"/>
+                <w:rFonts w:ascii="宋体" w:eastAsia="宋体" w:hAnsi="宋体" w:cs="宋体"/>
                 <w:spacing w:val="0"/>
                 <w:kern w:val="0"/>
                 <w:sz w:val="20"/>
@@ -1339,11 +1327,11 @@
               <w:adjustRightInd w:val="0"/>
               <w:snapToGrid w:val="0"/>
               <w:spacing w:before="173" w:line="229" w:lineRule="auto"/>
-              <w:ind w:left="0" w:leftChars="0" w:right="0" w:rightChars="0" w:firstLine="0" w:firstLineChars="0"/>
+              <w:ind w:left="0" w:right="0" w:firstLine="0" w:leftChars="0" w:rightChars="0" w:firstLineChars="0"/>
               <w:jc w:val="center"/>
               <w:textAlignment w:val="baseline"/>
               <w:rPr>
-                <w:rFonts w:ascii="宋体" w:hAnsi="宋体" w:eastAsia="宋体" w:cs="宋体"/>
+                <w:rFonts w:ascii="宋体" w:eastAsia="宋体" w:hAnsi="宋体" w:cs="宋体"/>
                 <w:spacing w:val="200"/>
                 <w:kern w:val="0"/>
                 <w:sz w:val="20"/>
@@ -1352,7 +1340,7 @@
             </w:pPr>
             <w:r>
               <w:rPr>
-                <w:rFonts w:hint="eastAsia" w:asciiTheme="minorAscii" w:hAnsiTheme="minorAscii" w:eastAsiaTheme="minorEastAsia"/>
+                <w:rFonts w:asciiTheme="minorAscii" w:eastAsiaTheme="minorEastAsia" w:hAnsiTheme="minorAscii" w:hint="eastAsia"/>
                 <w:spacing w:val="0"/>
                 <w:kern w:val="0"/>
                 <w:sz w:val="21"/>
@@ -1382,11 +1370,11 @@
               <w:adjustRightInd w:val="0"/>
               <w:snapToGrid w:val="0"/>
               <w:spacing w:before="172" w:line="228" w:lineRule="auto"/>
-              <w:ind w:left="0" w:leftChars="0" w:right="0" w:rightChars="0" w:firstLine="0" w:firstLineChars="0"/>
+              <w:ind w:left="0" w:right="0" w:firstLine="0" w:leftChars="0" w:rightChars="0" w:firstLineChars="0"/>
               <w:jc w:val="center"/>
               <w:textAlignment w:val="baseline"/>
               <w:rPr>
-                <w:rFonts w:ascii="宋体" w:hAnsi="宋体" w:eastAsia="宋体" w:cs="宋体"/>
+                <w:rFonts w:ascii="宋体" w:eastAsia="宋体" w:hAnsi="宋体" w:cs="宋体"/>
                 <w:spacing w:val="200"/>
                 <w:kern w:val="0"/>
                 <w:sz w:val="20"/>
@@ -1395,7 +1383,7 @@
             </w:pPr>
             <w:r>
               <w:rPr>
-                <w:rFonts w:hint="eastAsia" w:ascii="宋体" w:hAnsi="宋体" w:eastAsia="宋体" w:cs="宋体"/>
+                <w:rFonts w:ascii="宋体" w:eastAsia="宋体" w:hAnsi="宋体" w:cs="宋体" w:hint="eastAsia"/>
                 <w:spacing w:val="200"/>
                 <w:kern w:val="0"/>
                 <w:sz w:val="20"/>
@@ -1405,7 +1393,7 @@
             </w:r>
             <w:r>
               <w:rPr>
-                <w:rFonts w:hint="eastAsia" w:asciiTheme="minorAscii" w:hAnsiTheme="minorAscii" w:eastAsiaTheme="minorEastAsia"/>
+                <w:rFonts w:asciiTheme="minorAscii" w:eastAsiaTheme="minorEastAsia" w:hAnsiTheme="minorAscii" w:hint="eastAsia"/>
                 <w:spacing w:val="0"/>
                 <w:kern w:val="0"/>
                 <w:sz w:val="21"/>
@@ -1435,18 +1423,18 @@
               <w:adjustRightInd w:val="0"/>
               <w:snapToGrid w:val="0"/>
               <w:spacing w:before="173" w:line="229" w:lineRule="auto"/>
-              <w:ind w:left="0" w:leftChars="0" w:right="0" w:rightChars="0" w:firstLine="0" w:firstLineChars="0"/>
+              <w:ind w:left="0" w:right="0" w:firstLine="0" w:leftChars="0" w:rightChars="0" w:firstLineChars="0"/>
               <w:jc w:val="center"/>
               <w:textAlignment w:val="baseline"/>
               <w:rPr>
-                <w:rFonts w:ascii="宋体" w:hAnsi="宋体" w:eastAsia="宋体" w:cs="宋体"/>
+                <w:rFonts w:ascii="宋体" w:eastAsia="宋体" w:hAnsi="宋体" w:cs="宋体"/>
                 <w:sz w:val="20"/>
                 <w:szCs w:val="20"/>
               </w:rPr>
             </w:pPr>
             <w:r>
               <w:rPr>
-                <w:rFonts w:hint="eastAsia" w:asciiTheme="minorAscii" w:hAnsiTheme="minorAscii" w:eastAsiaTheme="minorEastAsia"/>
+                <w:rFonts w:asciiTheme="minorAscii" w:eastAsiaTheme="minorEastAsia" w:hAnsiTheme="minorAscii" w:hint="eastAsia"/>
                 <w:spacing w:val="0"/>
                 <w:kern w:val="0"/>
                 <w:sz w:val="21"/>
@@ -1460,14 +1448,9 @@
       </w:tr>
       <w:tr>
         <w:tblPrEx>
-          <w:tblBorders>
-            <w:top w:val="single" w:color="000000" w:sz="2" w:space="0"/>
-            <w:left w:val="single" w:color="000000" w:sz="2" w:space="0"/>
-            <w:bottom w:val="single" w:color="000000" w:sz="2" w:space="0"/>
-            <w:right w:val="single" w:color="000000" w:sz="2" w:space="0"/>
-            <w:insideH w:val="single" w:color="000000" w:sz="2" w:space="0"/>
-            <w:insideV w:val="single" w:color="000000" w:sz="2" w:space="0"/>
-          </w:tblBorders>
+          <w:tblW w:w="8214" w:type="dxa"/>
+          <w:jc w:val="center"/>
+          <w:tblLayout w:type="fixed"/>
           <w:tblCellMar>
             <w:top w:w="0" w:type="dxa"/>
             <w:left w:w="0" w:type="dxa"/>
@@ -1476,7 +1459,7 @@
           </w:tblCellMar>
         </w:tblPrEx>
         <w:trPr>
-          <w:trHeight w:val="556" w:hRule="atLeast"/>
+          <w:trHeight w:val="556"/>
           <w:jc w:val="center"/>
         </w:trPr>
         <w:tc>
@@ -1485,7 +1468,7 @@
           </w:tcPr>
           <w:p>
             <w:pPr>
-              <w:pStyle w:val="27"/>
+              <w:pStyle w:val="TableText"/>
               <w:keepNext w:val="0"/>
               <w:keepLines w:val="0"/>
               <w:pageBreakBefore w:val="0"/>
@@ -1498,7 +1481,7 @@
               <w:bidi w:val="0"/>
               <w:adjustRightInd w:val="0"/>
               <w:snapToGrid w:val="0"/>
-              <w:ind w:left="0" w:leftChars="0" w:right="0" w:rightChars="0" w:firstLine="0" w:firstLineChars="0"/>
+              <w:ind w:left="0" w:right="0" w:firstLine="0" w:leftChars="0" w:rightChars="0" w:firstLineChars="0"/>
               <w:jc w:val="center"/>
               <w:textAlignment w:val="baseline"/>
             </w:pPr>
@@ -1510,7 +1493,7 @@
           </w:tcPr>
           <w:p>
             <w:pPr>
-              <w:pStyle w:val="27"/>
+              <w:pStyle w:val="TableText"/>
               <w:keepNext w:val="0"/>
               <w:keepLines w:val="0"/>
               <w:pageBreakBefore w:val="0"/>
@@ -1523,7 +1506,7 @@
               <w:bidi w:val="0"/>
               <w:adjustRightInd w:val="0"/>
               <w:snapToGrid w:val="0"/>
-              <w:ind w:left="0" w:leftChars="0" w:right="0" w:rightChars="0" w:firstLine="0" w:firstLineChars="0"/>
+              <w:ind w:left="0" w:right="0" w:firstLine="0" w:leftChars="0" w:rightChars="0" w:firstLineChars="0"/>
               <w:jc w:val="center"/>
               <w:textAlignment w:val="baseline"/>
             </w:pPr>
@@ -1535,7 +1518,7 @@
           </w:tcPr>
           <w:p>
             <w:pPr>
-              <w:pStyle w:val="27"/>
+              <w:pStyle w:val="TableText"/>
               <w:keepNext w:val="0"/>
               <w:keepLines w:val="0"/>
               <w:pageBreakBefore w:val="0"/>
@@ -1548,7 +1531,7 @@
               <w:bidi w:val="0"/>
               <w:adjustRightInd w:val="0"/>
               <w:snapToGrid w:val="0"/>
-              <w:ind w:left="0" w:leftChars="0" w:right="0" w:rightChars="0" w:firstLine="0" w:firstLineChars="0"/>
+              <w:ind w:left="0" w:right="0" w:firstLine="0" w:leftChars="0" w:rightChars="0" w:firstLineChars="0"/>
               <w:jc w:val="center"/>
               <w:textAlignment w:val="baseline"/>
             </w:pPr>
@@ -1560,7 +1543,7 @@
           </w:tcPr>
           <w:p>
             <w:pPr>
-              <w:pStyle w:val="27"/>
+              <w:pStyle w:val="TableText"/>
               <w:keepNext w:val="0"/>
               <w:keepLines w:val="0"/>
               <w:pageBreakBefore w:val="0"/>
@@ -1573,7 +1556,7 @@
               <w:bidi w:val="0"/>
               <w:adjustRightInd w:val="0"/>
               <w:snapToGrid w:val="0"/>
-              <w:ind w:left="0" w:leftChars="0" w:right="0" w:rightChars="0" w:firstLine="0" w:firstLineChars="0"/>
+              <w:ind w:left="0" w:right="0" w:firstLine="0" w:leftChars="0" w:rightChars="0" w:firstLineChars="0"/>
               <w:jc w:val="center"/>
               <w:textAlignment w:val="baseline"/>
             </w:pPr>
@@ -1585,7 +1568,7 @@
           </w:tcPr>
           <w:p>
             <w:pPr>
-              <w:pStyle w:val="27"/>
+              <w:pStyle w:val="TableText"/>
               <w:keepNext w:val="0"/>
               <w:keepLines w:val="0"/>
               <w:pageBreakBefore w:val="0"/>
@@ -1598,7 +1581,7 @@
               <w:bidi w:val="0"/>
               <w:adjustRightInd w:val="0"/>
               <w:snapToGrid w:val="0"/>
-              <w:ind w:left="0" w:leftChars="0" w:right="0" w:rightChars="0" w:firstLine="0" w:firstLineChars="0"/>
+              <w:ind w:left="0" w:right="0" w:firstLine="0" w:leftChars="0" w:rightChars="0" w:firstLineChars="0"/>
               <w:jc w:val="center"/>
               <w:textAlignment w:val="baseline"/>
             </w:pPr>
@@ -1610,7 +1593,7 @@
           </w:tcPr>
           <w:p>
             <w:pPr>
-              <w:pStyle w:val="27"/>
+              <w:pStyle w:val="TableText"/>
               <w:keepNext w:val="0"/>
               <w:keepLines w:val="0"/>
               <w:pageBreakBefore w:val="0"/>
@@ -1623,7 +1606,7 @@
               <w:bidi w:val="0"/>
               <w:adjustRightInd w:val="0"/>
               <w:snapToGrid w:val="0"/>
-              <w:ind w:left="0" w:leftChars="0" w:right="0" w:rightChars="0" w:firstLine="0" w:firstLineChars="0"/>
+              <w:ind w:left="0" w:right="0" w:firstLine="0" w:leftChars="0" w:rightChars="0" w:firstLineChars="0"/>
               <w:jc w:val="center"/>
               <w:textAlignment w:val="baseline"/>
             </w:pPr>
@@ -1632,14 +1615,9 @@
       </w:tr>
       <w:tr>
         <w:tblPrEx>
-          <w:tblBorders>
-            <w:top w:val="single" w:color="000000" w:sz="2" w:space="0"/>
-            <w:left w:val="single" w:color="000000" w:sz="2" w:space="0"/>
-            <w:bottom w:val="single" w:color="000000" w:sz="2" w:space="0"/>
-            <w:right w:val="single" w:color="000000" w:sz="2" w:space="0"/>
-            <w:insideH w:val="single" w:color="000000" w:sz="2" w:space="0"/>
-            <w:insideV w:val="single" w:color="000000" w:sz="2" w:space="0"/>
-          </w:tblBorders>
+          <w:tblW w:w="8214" w:type="dxa"/>
+          <w:jc w:val="center"/>
+          <w:tblLayout w:type="fixed"/>
           <w:tblCellMar>
             <w:top w:w="0" w:type="dxa"/>
             <w:left w:w="0" w:type="dxa"/>
@@ -1648,7 +1626,7 @@
           </w:tblCellMar>
         </w:tblPrEx>
         <w:trPr>
-          <w:trHeight w:val="556" w:hRule="atLeast"/>
+          <w:trHeight w:val="556"/>
           <w:jc w:val="center"/>
         </w:trPr>
         <w:tc>
@@ -1657,7 +1635,7 @@
           </w:tcPr>
           <w:p>
             <w:pPr>
-              <w:pStyle w:val="27"/>
+              <w:pStyle w:val="TableText"/>
               <w:keepNext w:val="0"/>
               <w:keepLines w:val="0"/>
               <w:pageBreakBefore w:val="0"/>
@@ -1670,7 +1648,7 @@
               <w:bidi w:val="0"/>
               <w:adjustRightInd w:val="0"/>
               <w:snapToGrid w:val="0"/>
-              <w:ind w:left="0" w:leftChars="0" w:right="0" w:rightChars="0" w:firstLine="0" w:firstLineChars="0"/>
+              <w:ind w:left="0" w:right="0" w:firstLine="0" w:leftChars="0" w:rightChars="0" w:firstLineChars="0"/>
               <w:jc w:val="center"/>
               <w:textAlignment w:val="baseline"/>
             </w:pPr>
@@ -1682,7 +1660,7 @@
           </w:tcPr>
           <w:p>
             <w:pPr>
-              <w:pStyle w:val="27"/>
+              <w:pStyle w:val="TableText"/>
               <w:keepNext w:val="0"/>
               <w:keepLines w:val="0"/>
               <w:pageBreakBefore w:val="0"/>
@@ -1695,7 +1673,7 @@
               <w:bidi w:val="0"/>
               <w:adjustRightInd w:val="0"/>
               <w:snapToGrid w:val="0"/>
-              <w:ind w:left="0" w:leftChars="0" w:right="0" w:rightChars="0" w:firstLine="0" w:firstLineChars="0"/>
+              <w:ind w:left="0" w:right="0" w:firstLine="0" w:leftChars="0" w:rightChars="0" w:firstLineChars="0"/>
               <w:jc w:val="center"/>
               <w:textAlignment w:val="baseline"/>
             </w:pPr>
@@ -1707,7 +1685,7 @@
           </w:tcPr>
           <w:p>
             <w:pPr>
-              <w:pStyle w:val="27"/>
+              <w:pStyle w:val="TableText"/>
               <w:keepNext w:val="0"/>
               <w:keepLines w:val="0"/>
               <w:pageBreakBefore w:val="0"/>
@@ -1720,7 +1698,7 @@
               <w:bidi w:val="0"/>
               <w:adjustRightInd w:val="0"/>
               <w:snapToGrid w:val="0"/>
-              <w:ind w:left="0" w:leftChars="0" w:right="0" w:rightChars="0" w:firstLine="0" w:firstLineChars="0"/>
+              <w:ind w:left="0" w:right="0" w:firstLine="0" w:leftChars="0" w:rightChars="0" w:firstLineChars="0"/>
               <w:jc w:val="center"/>
               <w:textAlignment w:val="baseline"/>
             </w:pPr>
@@ -1732,7 +1710,7 @@
           </w:tcPr>
           <w:p>
             <w:pPr>
-              <w:pStyle w:val="27"/>
+              <w:pStyle w:val="TableText"/>
               <w:keepNext w:val="0"/>
               <w:keepLines w:val="0"/>
               <w:pageBreakBefore w:val="0"/>
@@ -1745,7 +1723,7 @@
               <w:bidi w:val="0"/>
               <w:adjustRightInd w:val="0"/>
               <w:snapToGrid w:val="0"/>
-              <w:ind w:left="0" w:leftChars="0" w:right="0" w:rightChars="0" w:firstLine="0" w:firstLineChars="0"/>
+              <w:ind w:left="0" w:right="0" w:firstLine="0" w:leftChars="0" w:rightChars="0" w:firstLineChars="0"/>
               <w:jc w:val="center"/>
               <w:textAlignment w:val="baseline"/>
             </w:pPr>
@@ -1757,7 +1735,7 @@
           </w:tcPr>
           <w:p>
             <w:pPr>
-              <w:pStyle w:val="27"/>
+              <w:pStyle w:val="TableText"/>
               <w:keepNext w:val="0"/>
               <w:keepLines w:val="0"/>
               <w:pageBreakBefore w:val="0"/>
@@ -1770,7 +1748,7 @@
               <w:bidi w:val="0"/>
               <w:adjustRightInd w:val="0"/>
               <w:snapToGrid w:val="0"/>
-              <w:ind w:left="0" w:leftChars="0" w:right="0" w:rightChars="0" w:firstLine="0" w:firstLineChars="0"/>
+              <w:ind w:left="0" w:right="0" w:firstLine="0" w:leftChars="0" w:rightChars="0" w:firstLineChars="0"/>
               <w:jc w:val="center"/>
               <w:textAlignment w:val="baseline"/>
             </w:pPr>
@@ -1782,7 +1760,7 @@
           </w:tcPr>
           <w:p>
             <w:pPr>
-              <w:pStyle w:val="27"/>
+              <w:pStyle w:val="TableText"/>
               <w:keepNext w:val="0"/>
               <w:keepLines w:val="0"/>
               <w:pageBreakBefore w:val="0"/>
@@ -1795,7 +1773,7 @@
               <w:bidi w:val="0"/>
               <w:adjustRightInd w:val="0"/>
               <w:snapToGrid w:val="0"/>
-              <w:ind w:left="0" w:leftChars="0" w:right="0" w:rightChars="0" w:firstLine="0" w:firstLineChars="0"/>
+              <w:ind w:left="0" w:right="0" w:firstLine="0" w:leftChars="0" w:rightChars="0" w:firstLineChars="0"/>
               <w:jc w:val="center"/>
               <w:textAlignment w:val="baseline"/>
             </w:pPr>
@@ -1804,14 +1782,9 @@
       </w:tr>
       <w:tr>
         <w:tblPrEx>
-          <w:tblBorders>
-            <w:top w:val="single" w:color="000000" w:sz="2" w:space="0"/>
-            <w:left w:val="single" w:color="000000" w:sz="2" w:space="0"/>
-            <w:bottom w:val="single" w:color="000000" w:sz="2" w:space="0"/>
-            <w:right w:val="single" w:color="000000" w:sz="2" w:space="0"/>
-            <w:insideH w:val="single" w:color="000000" w:sz="2" w:space="0"/>
-            <w:insideV w:val="single" w:color="000000" w:sz="2" w:space="0"/>
-          </w:tblBorders>
+          <w:tblW w:w="8214" w:type="dxa"/>
+          <w:jc w:val="center"/>
+          <w:tblLayout w:type="fixed"/>
           <w:tblCellMar>
             <w:top w:w="0" w:type="dxa"/>
             <w:left w:w="0" w:type="dxa"/>
@@ -1820,7 +1793,7 @@
           </w:tblCellMar>
         </w:tblPrEx>
         <w:trPr>
-          <w:trHeight w:val="557" w:hRule="atLeast"/>
+          <w:trHeight w:val="557"/>
           <w:jc w:val="center"/>
         </w:trPr>
         <w:tc>
@@ -1829,7 +1802,7 @@
           </w:tcPr>
           <w:p>
             <w:pPr>
-              <w:pStyle w:val="27"/>
+              <w:pStyle w:val="TableText"/>
               <w:keepNext w:val="0"/>
               <w:keepLines w:val="0"/>
               <w:pageBreakBefore w:val="0"/>
@@ -1842,7 +1815,7 @@
               <w:bidi w:val="0"/>
               <w:adjustRightInd w:val="0"/>
               <w:snapToGrid w:val="0"/>
-              <w:ind w:left="0" w:leftChars="0" w:right="0" w:rightChars="0" w:firstLine="0" w:firstLineChars="0"/>
+              <w:ind w:left="0" w:right="0" w:firstLine="0" w:leftChars="0" w:rightChars="0" w:firstLineChars="0"/>
               <w:jc w:val="center"/>
               <w:textAlignment w:val="baseline"/>
             </w:pPr>
@@ -1854,7 +1827,7 @@
           </w:tcPr>
           <w:p>
             <w:pPr>
-              <w:pStyle w:val="27"/>
+              <w:pStyle w:val="TableText"/>
               <w:keepNext w:val="0"/>
               <w:keepLines w:val="0"/>
               <w:pageBreakBefore w:val="0"/>
@@ -1867,7 +1840,7 @@
               <w:bidi w:val="0"/>
               <w:adjustRightInd w:val="0"/>
               <w:snapToGrid w:val="0"/>
-              <w:ind w:left="0" w:leftChars="0" w:right="0" w:rightChars="0" w:firstLine="0" w:firstLineChars="0"/>
+              <w:ind w:left="0" w:right="0" w:firstLine="0" w:leftChars="0" w:rightChars="0" w:firstLineChars="0"/>
               <w:jc w:val="center"/>
               <w:textAlignment w:val="baseline"/>
             </w:pPr>
@@ -1879,7 +1852,7 @@
           </w:tcPr>
           <w:p>
             <w:pPr>
-              <w:pStyle w:val="27"/>
+              <w:pStyle w:val="TableText"/>
               <w:keepNext w:val="0"/>
               <w:keepLines w:val="0"/>
               <w:pageBreakBefore w:val="0"/>
@@ -1892,7 +1865,7 @@
               <w:bidi w:val="0"/>
               <w:adjustRightInd w:val="0"/>
               <w:snapToGrid w:val="0"/>
-              <w:ind w:left="0" w:leftChars="0" w:right="0" w:rightChars="0" w:firstLine="0" w:firstLineChars="0"/>
+              <w:ind w:left="0" w:right="0" w:firstLine="0" w:leftChars="0" w:rightChars="0" w:firstLineChars="0"/>
               <w:jc w:val="center"/>
               <w:textAlignment w:val="baseline"/>
             </w:pPr>
@@ -1904,7 +1877,7 @@
           </w:tcPr>
           <w:p>
             <w:pPr>
-              <w:pStyle w:val="27"/>
+              <w:pStyle w:val="TableText"/>
               <w:keepNext w:val="0"/>
               <w:keepLines w:val="0"/>
               <w:pageBreakBefore w:val="0"/>
@@ -1917,7 +1890,7 @@
               <w:bidi w:val="0"/>
               <w:adjustRightInd w:val="0"/>
               <w:snapToGrid w:val="0"/>
-              <w:ind w:left="0" w:leftChars="0" w:right="0" w:rightChars="0" w:firstLine="0" w:firstLineChars="0"/>
+              <w:ind w:left="0" w:right="0" w:firstLine="0" w:leftChars="0" w:rightChars="0" w:firstLineChars="0"/>
               <w:jc w:val="center"/>
               <w:textAlignment w:val="baseline"/>
             </w:pPr>
@@ -1929,7 +1902,7 @@
           </w:tcPr>
           <w:p>
             <w:pPr>
-              <w:pStyle w:val="27"/>
+              <w:pStyle w:val="TableText"/>
               <w:keepNext w:val="0"/>
               <w:keepLines w:val="0"/>
               <w:pageBreakBefore w:val="0"/>
@@ -1942,7 +1915,7 @@
               <w:bidi w:val="0"/>
               <w:adjustRightInd w:val="0"/>
               <w:snapToGrid w:val="0"/>
-              <w:ind w:left="0" w:leftChars="0" w:right="0" w:rightChars="0" w:firstLine="0" w:firstLineChars="0"/>
+              <w:ind w:left="0" w:right="0" w:firstLine="0" w:leftChars="0" w:rightChars="0" w:firstLineChars="0"/>
               <w:jc w:val="center"/>
               <w:textAlignment w:val="baseline"/>
             </w:pPr>
@@ -1954,7 +1927,7 @@
           </w:tcPr>
           <w:p>
             <w:pPr>
-              <w:pStyle w:val="27"/>
+              <w:pStyle w:val="TableText"/>
               <w:keepNext w:val="0"/>
               <w:keepLines w:val="0"/>
               <w:pageBreakBefore w:val="0"/>
@@ -1967,7 +1940,7 @@
               <w:bidi w:val="0"/>
               <w:adjustRightInd w:val="0"/>
               <w:snapToGrid w:val="0"/>
-              <w:ind w:left="0" w:leftChars="0" w:right="0" w:rightChars="0" w:firstLine="0" w:firstLineChars="0"/>
+              <w:ind w:left="0" w:right="0" w:firstLine="0" w:leftChars="0" w:rightChars="0" w:firstLineChars="0"/>
               <w:jc w:val="center"/>
               <w:textAlignment w:val="baseline"/>
             </w:pPr>
@@ -1998,7 +1971,7 @@
     <w:sdt>
       <w:sdtPr>
         <w:rPr>
-          <w:rFonts w:ascii="宋体" w:hAnsi="宋体" w:eastAsia="宋体" w:cs="Arial"/>
+          <w:rFonts w:ascii="宋体" w:eastAsia="宋体" w:hAnsi="宋体" w:cs="Arial"/>
           <w:snapToGrid w:val="0"/>
           <w:color w:val="000000"/>
           <w:kern w:val="0"/>
@@ -2014,7 +1987,7 @@
       </w:sdtPr>
       <w:sdtEndPr>
         <w:rPr>
-          <w:rFonts w:hint="eastAsia" w:ascii="宋体" w:hAnsi="宋体" w:eastAsia="宋体" w:cs="宋体"/>
+          <w:rFonts w:ascii="宋体" w:eastAsia="宋体" w:hAnsi="宋体" w:cs="宋体" w:hint="eastAsia"/>
           <w:snapToGrid w:val="0"/>
           <w:color w:val="000000"/>
           <w:kern w:val="0"/>
@@ -2039,18 +2012,18 @@
             <w:adjustRightInd w:val="0"/>
             <w:snapToGrid w:val="0"/>
             <w:spacing w:before="0" w:beforeLines="0" w:after="0" w:afterLines="0" w:line="240" w:lineRule="auto"/>
-            <w:ind w:left="0" w:leftChars="0" w:right="0" w:rightChars="0" w:firstLine="0" w:firstLineChars="0"/>
+            <w:ind w:left="0" w:right="0" w:firstLine="0" w:leftChars="0" w:rightChars="0" w:firstLineChars="0"/>
             <w:jc w:val="center"/>
             <w:textAlignment w:val="baseline"/>
             <w:rPr>
-              <w:rFonts w:hint="eastAsia" w:ascii="宋体" w:hAnsi="宋体" w:eastAsia="宋体" w:cs="宋体"/>
+              <w:rFonts w:ascii="宋体" w:eastAsia="宋体" w:hAnsi="宋体" w:cs="宋体" w:hint="eastAsia"/>
               <w:sz w:val="24"/>
               <w:szCs w:val="24"/>
             </w:rPr>
           </w:pPr>
           <w:r>
             <w:rPr>
-              <w:rFonts w:hint="eastAsia" w:ascii="宋体" w:hAnsi="宋体" w:eastAsia="宋体" w:cs="宋体"/>
+              <w:rFonts w:ascii="宋体" w:eastAsia="宋体" w:hAnsi="宋体" w:cs="宋体" w:hint="eastAsia"/>
               <w:sz w:val="24"/>
               <w:szCs w:val="24"/>
             </w:rPr>
@@ -2059,16 +2032,14 @@
         </w:p>
         <w:p>
           <w:pPr>
-            <w:pStyle w:val="16"/>
+            <w:pStyle w:val="TOC1"/>
             <w:tabs>
               <w:tab w:val="right" w:leader="dot" w:pos="8306"/>
             </w:tabs>
           </w:pPr>
-          <w:bookmarkStart w:id="24" w:name="_GoBack"/>
-          <w:bookmarkEnd w:id="24"/>
-          <w:r>
-            <w:rPr>
-              <w:rFonts w:hint="eastAsia" w:ascii="宋体" w:hAnsi="宋体" w:eastAsia="宋体" w:cs="宋体"/>
+          <w:r>
+            <w:rPr>
+              <w:rFonts w:ascii="宋体" w:eastAsia="宋体" w:hAnsi="宋体" w:cs="宋体" w:hint="eastAsia"/>
               <w:sz w:val="24"/>
               <w:szCs w:val="24"/>
             </w:rPr>
@@ -2076,7 +2047,7 @@
           </w:r>
           <w:r>
             <w:rPr>
-              <w:rFonts w:hint="eastAsia" w:ascii="宋体" w:hAnsi="宋体" w:eastAsia="宋体" w:cs="宋体"/>
+              <w:rFonts w:ascii="宋体" w:eastAsia="宋体" w:hAnsi="宋体" w:cs="宋体" w:hint="eastAsia"/>
               <w:sz w:val="24"/>
               <w:szCs w:val="24"/>
             </w:rPr>
@@ -2084,7 +2055,7 @@
           </w:r>
           <w:r>
             <w:rPr>
-              <w:rFonts w:hint="eastAsia" w:ascii="宋体" w:hAnsi="宋体" w:eastAsia="宋体" w:cs="宋体"/>
+              <w:rFonts w:ascii="宋体" w:eastAsia="宋体" w:hAnsi="宋体" w:cs="宋体" w:hint="eastAsia"/>
               <w:sz w:val="24"/>
               <w:szCs w:val="24"/>
             </w:rPr>
@@ -2092,21 +2063,21 @@
           </w:r>
           <w:r>
             <w:rPr>
-              <w:rFonts w:hint="eastAsia" w:ascii="宋体" w:hAnsi="宋体" w:eastAsia="宋体" w:cs="宋体"/>
+              <w:rFonts w:ascii="宋体" w:eastAsia="宋体" w:hAnsi="宋体" w:cs="宋体" w:hint="eastAsia"/>
               <w:szCs w:val="24"/>
             </w:rPr>
             <w:fldChar w:fldCharType="begin"/>
           </w:r>
           <w:r>
             <w:rPr>
-              <w:rFonts w:hint="eastAsia" w:ascii="宋体" w:hAnsi="宋体" w:eastAsia="宋体" w:cs="宋体"/>
-              <w:szCs w:val="24"/>
-            </w:rPr>
-            <w:instrText xml:space="preserve"> HYPERLINK \l _Toc23493 </w:instrText>
-          </w:r>
-          <w:r>
-            <w:rPr>
-              <w:rFonts w:hint="eastAsia" w:ascii="宋体" w:hAnsi="宋体" w:eastAsia="宋体" w:cs="宋体"/>
+              <w:rFonts w:ascii="宋体" w:eastAsia="宋体" w:hAnsi="宋体" w:cs="宋体" w:hint="eastAsia"/>
+              <w:szCs w:val="24"/>
+            </w:rPr>
+            <w:instrText xml:space="preserve"> HYPERLINK \l _Toc9307 </w:instrText>
+          </w:r>
+          <w:r>
+            <w:rPr>
+              <w:rFonts w:ascii="宋体" w:eastAsia="宋体" w:hAnsi="宋体" w:cs="宋体" w:hint="eastAsia"/>
               <w:szCs w:val="24"/>
             </w:rPr>
             <w:fldChar w:fldCharType="separate"/>
@@ -2125,7 +2096,7 @@
             <w:fldChar w:fldCharType="begin"/>
           </w:r>
           <w:r>
-            <w:instrText xml:space="preserve"> PAGEREF _Toc23493 \h </w:instrText>
+            <w:instrText xml:space="preserve"> PAGEREF _Toc9307 \h </w:instrText>
           </w:r>
           <w:r>
             <w:fldChar w:fldCharType="separate"/>
@@ -2138,7 +2109,7 @@
           </w:r>
           <w:r>
             <w:rPr>
-              <w:rFonts w:hint="eastAsia" w:ascii="宋体" w:hAnsi="宋体" w:eastAsia="宋体" w:cs="宋体"/>
+              <w:rFonts w:ascii="宋体" w:eastAsia="宋体" w:hAnsi="宋体" w:cs="宋体" w:hint="eastAsia"/>
               <w:szCs w:val="24"/>
             </w:rPr>
             <w:fldChar w:fldCharType="end"/>
@@ -2146,28 +2117,28 @@
         </w:p>
         <w:p>
           <w:pPr>
-            <w:pStyle w:val="16"/>
+            <w:pStyle w:val="TOC1"/>
             <w:tabs>
               <w:tab w:val="right" w:leader="dot" w:pos="8306"/>
             </w:tabs>
           </w:pPr>
           <w:r>
             <w:rPr>
-              <w:rFonts w:hint="eastAsia" w:ascii="宋体" w:hAnsi="宋体" w:eastAsia="宋体" w:cs="宋体"/>
+              <w:rFonts w:ascii="宋体" w:eastAsia="宋体" w:hAnsi="宋体" w:cs="宋体" w:hint="eastAsia"/>
               <w:szCs w:val="24"/>
             </w:rPr>
             <w:fldChar w:fldCharType="begin"/>
           </w:r>
           <w:r>
             <w:rPr>
-              <w:rFonts w:hint="eastAsia" w:ascii="宋体" w:hAnsi="宋体" w:eastAsia="宋体" w:cs="宋体"/>
-              <w:szCs w:val="24"/>
-            </w:rPr>
-            <w:instrText xml:space="preserve"> HYPERLINK \l _Toc8524 </w:instrText>
-          </w:r>
-          <w:r>
-            <w:rPr>
-              <w:rFonts w:hint="eastAsia" w:ascii="宋体" w:hAnsi="宋体" w:eastAsia="宋体" w:cs="宋体"/>
+              <w:rFonts w:ascii="宋体" w:eastAsia="宋体" w:hAnsi="宋体" w:cs="宋体" w:hint="eastAsia"/>
+              <w:szCs w:val="24"/>
+            </w:rPr>
+            <w:instrText xml:space="preserve"> HYPERLINK \l _Toc19473 </w:instrText>
+          </w:r>
+          <w:r>
+            <w:rPr>
+              <w:rFonts w:ascii="宋体" w:eastAsia="宋体" w:hAnsi="宋体" w:cs="宋体" w:hint="eastAsia"/>
               <w:szCs w:val="24"/>
             </w:rPr>
             <w:fldChar w:fldCharType="separate"/>
@@ -2186,7 +2157,7 @@
             <w:fldChar w:fldCharType="begin"/>
           </w:r>
           <w:r>
-            <w:instrText xml:space="preserve"> PAGEREF _Toc8524 \h </w:instrText>
+            <w:instrText xml:space="preserve"> PAGEREF _Toc19473 \h </w:instrText>
           </w:r>
           <w:r>
             <w:fldChar w:fldCharType="separate"/>
@@ -2199,7 +2170,7 @@
           </w:r>
           <w:r>
             <w:rPr>
-              <w:rFonts w:hint="eastAsia" w:ascii="宋体" w:hAnsi="宋体" w:eastAsia="宋体" w:cs="宋体"/>
+              <w:rFonts w:ascii="宋体" w:eastAsia="宋体" w:hAnsi="宋体" w:cs="宋体" w:hint="eastAsia"/>
               <w:szCs w:val="24"/>
             </w:rPr>
             <w:fldChar w:fldCharType="end"/>
@@ -2207,28 +2178,28 @@
         </w:p>
         <w:p>
           <w:pPr>
-            <w:pStyle w:val="16"/>
+            <w:pStyle w:val="TOC1"/>
             <w:tabs>
               <w:tab w:val="right" w:leader="dot" w:pos="8306"/>
             </w:tabs>
           </w:pPr>
           <w:r>
             <w:rPr>
-              <w:rFonts w:hint="eastAsia" w:ascii="宋体" w:hAnsi="宋体" w:eastAsia="宋体" w:cs="宋体"/>
+              <w:rFonts w:ascii="宋体" w:eastAsia="宋体" w:hAnsi="宋体" w:cs="宋体" w:hint="eastAsia"/>
               <w:szCs w:val="24"/>
             </w:rPr>
             <w:fldChar w:fldCharType="begin"/>
           </w:r>
           <w:r>
             <w:rPr>
-              <w:rFonts w:hint="eastAsia" w:ascii="宋体" w:hAnsi="宋体" w:eastAsia="宋体" w:cs="宋体"/>
-              <w:szCs w:val="24"/>
-            </w:rPr>
-            <w:instrText xml:space="preserve"> HYPERLINK \l _Toc16659 </w:instrText>
-          </w:r>
-          <w:r>
-            <w:rPr>
-              <w:rFonts w:hint="eastAsia" w:ascii="宋体" w:hAnsi="宋体" w:eastAsia="宋体" w:cs="宋体"/>
+              <w:rFonts w:ascii="宋体" w:eastAsia="宋体" w:hAnsi="宋体" w:cs="宋体" w:hint="eastAsia"/>
+              <w:szCs w:val="24"/>
+            </w:rPr>
+            <w:instrText xml:space="preserve"> HYPERLINK \l _Toc21264 </w:instrText>
+          </w:r>
+          <w:r>
+            <w:rPr>
+              <w:rFonts w:ascii="宋体" w:eastAsia="宋体" w:hAnsi="宋体" w:cs="宋体" w:hint="eastAsia"/>
               <w:szCs w:val="24"/>
             </w:rPr>
             <w:fldChar w:fldCharType="separate"/>
@@ -2254,7 +2225,7 @@
             <w:fldChar w:fldCharType="begin"/>
           </w:r>
           <w:r>
-            <w:instrText xml:space="preserve"> PAGEREF _Toc16659 \h </w:instrText>
+            <w:instrText xml:space="preserve"> PAGEREF _Toc21264 \h </w:instrText>
           </w:r>
           <w:r>
             <w:fldChar w:fldCharType="separate"/>
@@ -2267,7 +2238,7 @@
           </w:r>
           <w:r>
             <w:rPr>
-              <w:rFonts w:hint="eastAsia" w:ascii="宋体" w:hAnsi="宋体" w:eastAsia="宋体" w:cs="宋体"/>
+              <w:rFonts w:ascii="宋体" w:eastAsia="宋体" w:hAnsi="宋体" w:cs="宋体" w:hint="eastAsia"/>
               <w:szCs w:val="24"/>
             </w:rPr>
             <w:fldChar w:fldCharType="end"/>
@@ -2275,28 +2246,28 @@
         </w:p>
         <w:p>
           <w:pPr>
-            <w:pStyle w:val="17"/>
+            <w:pStyle w:val="TOC2"/>
             <w:tabs>
               <w:tab w:val="right" w:leader="dot" w:pos="8306"/>
             </w:tabs>
           </w:pPr>
           <w:r>
             <w:rPr>
-              <w:rFonts w:hint="eastAsia" w:ascii="宋体" w:hAnsi="宋体" w:eastAsia="宋体" w:cs="宋体"/>
+              <w:rFonts w:ascii="宋体" w:eastAsia="宋体" w:hAnsi="宋体" w:cs="宋体" w:hint="eastAsia"/>
               <w:szCs w:val="24"/>
             </w:rPr>
             <w:fldChar w:fldCharType="begin"/>
           </w:r>
           <w:r>
             <w:rPr>
-              <w:rFonts w:hint="eastAsia" w:ascii="宋体" w:hAnsi="宋体" w:eastAsia="宋体" w:cs="宋体"/>
-              <w:szCs w:val="24"/>
-            </w:rPr>
-            <w:instrText xml:space="preserve"> HYPERLINK \l _Toc27608 </w:instrText>
-          </w:r>
-          <w:r>
-            <w:rPr>
-              <w:rFonts w:hint="eastAsia" w:ascii="宋体" w:hAnsi="宋体" w:eastAsia="宋体" w:cs="宋体"/>
+              <w:rFonts w:ascii="宋体" w:eastAsia="宋体" w:hAnsi="宋体" w:cs="宋体" w:hint="eastAsia"/>
+              <w:szCs w:val="24"/>
+            </w:rPr>
+            <w:instrText xml:space="preserve"> HYPERLINK \l _Toc8027 </w:instrText>
+          </w:r>
+          <w:r>
+            <w:rPr>
+              <w:rFonts w:ascii="宋体" w:eastAsia="宋体" w:hAnsi="宋体" w:cs="宋体" w:hint="eastAsia"/>
               <w:szCs w:val="24"/>
             </w:rPr>
             <w:fldChar w:fldCharType="separate"/>
@@ -2322,7 +2293,7 @@
             <w:fldChar w:fldCharType="begin"/>
           </w:r>
           <w:r>
-            <w:instrText xml:space="preserve"> PAGEREF _Toc27608 \h </w:instrText>
+            <w:instrText xml:space="preserve"> PAGEREF _Toc8027 \h </w:instrText>
           </w:r>
           <w:r>
             <w:fldChar w:fldCharType="separate"/>
@@ -2335,7 +2306,7 @@
           </w:r>
           <w:r>
             <w:rPr>
-              <w:rFonts w:hint="eastAsia" w:ascii="宋体" w:hAnsi="宋体" w:eastAsia="宋体" w:cs="宋体"/>
+              <w:rFonts w:ascii="宋体" w:eastAsia="宋体" w:hAnsi="宋体" w:cs="宋体" w:hint="eastAsia"/>
               <w:szCs w:val="24"/>
             </w:rPr>
             <w:fldChar w:fldCharType="end"/>
@@ -2343,28 +2314,28 @@
         </w:p>
         <w:p>
           <w:pPr>
-            <w:pStyle w:val="17"/>
+            <w:pStyle w:val="TOC2"/>
             <w:tabs>
               <w:tab w:val="right" w:leader="dot" w:pos="8306"/>
             </w:tabs>
           </w:pPr>
           <w:r>
             <w:rPr>
-              <w:rFonts w:hint="eastAsia" w:ascii="宋体" w:hAnsi="宋体" w:eastAsia="宋体" w:cs="宋体"/>
+              <w:rFonts w:ascii="宋体" w:eastAsia="宋体" w:hAnsi="宋体" w:cs="宋体" w:hint="eastAsia"/>
               <w:szCs w:val="24"/>
             </w:rPr>
             <w:fldChar w:fldCharType="begin"/>
           </w:r>
           <w:r>
             <w:rPr>
-              <w:rFonts w:hint="eastAsia" w:ascii="宋体" w:hAnsi="宋体" w:eastAsia="宋体" w:cs="宋体"/>
-              <w:szCs w:val="24"/>
-            </w:rPr>
-            <w:instrText xml:space="preserve"> HYPERLINK \l _Toc31662 </w:instrText>
-          </w:r>
-          <w:r>
-            <w:rPr>
-              <w:rFonts w:hint="eastAsia" w:ascii="宋体" w:hAnsi="宋体" w:eastAsia="宋体" w:cs="宋体"/>
+              <w:rFonts w:ascii="宋体" w:eastAsia="宋体" w:hAnsi="宋体" w:cs="宋体" w:hint="eastAsia"/>
+              <w:szCs w:val="24"/>
+            </w:rPr>
+            <w:instrText xml:space="preserve"> HYPERLINK \l _Toc17301 </w:instrText>
+          </w:r>
+          <w:r>
+            <w:rPr>
+              <w:rFonts w:ascii="宋体" w:eastAsia="宋体" w:hAnsi="宋体" w:cs="宋体" w:hint="eastAsia"/>
               <w:szCs w:val="24"/>
             </w:rPr>
             <w:fldChar w:fldCharType="separate"/>
@@ -2390,7 +2361,7 @@
             <w:fldChar w:fldCharType="begin"/>
           </w:r>
           <w:r>
-            <w:instrText xml:space="preserve"> PAGEREF _Toc31662 \h </w:instrText>
+            <w:instrText xml:space="preserve"> PAGEREF _Toc17301 \h </w:instrText>
           </w:r>
           <w:r>
             <w:fldChar w:fldCharType="separate"/>
@@ -2403,7 +2374,7 @@
           </w:r>
           <w:r>
             <w:rPr>
-              <w:rFonts w:hint="eastAsia" w:ascii="宋体" w:hAnsi="宋体" w:eastAsia="宋体" w:cs="宋体"/>
+              <w:rFonts w:ascii="宋体" w:eastAsia="宋体" w:hAnsi="宋体" w:cs="宋体" w:hint="eastAsia"/>
               <w:szCs w:val="24"/>
             </w:rPr>
             <w:fldChar w:fldCharType="end"/>
@@ -2411,28 +2382,28 @@
         </w:p>
         <w:p>
           <w:pPr>
-            <w:pStyle w:val="16"/>
+            <w:pStyle w:val="TOC1"/>
             <w:tabs>
               <w:tab w:val="right" w:leader="dot" w:pos="8306"/>
             </w:tabs>
           </w:pPr>
           <w:r>
             <w:rPr>
-              <w:rFonts w:hint="eastAsia" w:ascii="宋体" w:hAnsi="宋体" w:eastAsia="宋体" w:cs="宋体"/>
+              <w:rFonts w:ascii="宋体" w:eastAsia="宋体" w:hAnsi="宋体" w:cs="宋体" w:hint="eastAsia"/>
               <w:szCs w:val="24"/>
             </w:rPr>
             <w:fldChar w:fldCharType="begin"/>
           </w:r>
           <w:r>
             <w:rPr>
-              <w:rFonts w:hint="eastAsia" w:ascii="宋体" w:hAnsi="宋体" w:eastAsia="宋体" w:cs="宋体"/>
-              <w:szCs w:val="24"/>
-            </w:rPr>
-            <w:instrText xml:space="preserve"> HYPERLINK \l _Toc20587 </w:instrText>
-          </w:r>
-          <w:r>
-            <w:rPr>
-              <w:rFonts w:hint="eastAsia" w:ascii="宋体" w:hAnsi="宋体" w:eastAsia="宋体" w:cs="宋体"/>
+              <w:rFonts w:ascii="宋体" w:eastAsia="宋体" w:hAnsi="宋体" w:cs="宋体" w:hint="eastAsia"/>
+              <w:szCs w:val="24"/>
+            </w:rPr>
+            <w:instrText xml:space="preserve"> HYPERLINK \l _Toc29891 </w:instrText>
+          </w:r>
+          <w:r>
+            <w:rPr>
+              <w:rFonts w:ascii="宋体" w:eastAsia="宋体" w:hAnsi="宋体" w:cs="宋体" w:hint="eastAsia"/>
               <w:szCs w:val="24"/>
             </w:rPr>
             <w:fldChar w:fldCharType="separate"/>
@@ -2458,7 +2429,7 @@
             <w:fldChar w:fldCharType="begin"/>
           </w:r>
           <w:r>
-            <w:instrText xml:space="preserve"> PAGEREF _Toc20587 \h </w:instrText>
+            <w:instrText xml:space="preserve"> PAGEREF _Toc29891 \h </w:instrText>
           </w:r>
           <w:r>
             <w:fldChar w:fldCharType="separate"/>
@@ -2471,7 +2442,7 @@
           </w:r>
           <w:r>
             <w:rPr>
-              <w:rFonts w:hint="eastAsia" w:ascii="宋体" w:hAnsi="宋体" w:eastAsia="宋体" w:cs="宋体"/>
+              <w:rFonts w:ascii="宋体" w:eastAsia="宋体" w:hAnsi="宋体" w:cs="宋体" w:hint="eastAsia"/>
               <w:szCs w:val="24"/>
             </w:rPr>
             <w:fldChar w:fldCharType="end"/>
@@ -2479,28 +2450,28 @@
         </w:p>
         <w:p>
           <w:pPr>
-            <w:pStyle w:val="16"/>
+            <w:pStyle w:val="TOC1"/>
             <w:tabs>
               <w:tab w:val="right" w:leader="dot" w:pos="8306"/>
             </w:tabs>
           </w:pPr>
           <w:r>
             <w:rPr>
-              <w:rFonts w:hint="eastAsia" w:ascii="宋体" w:hAnsi="宋体" w:eastAsia="宋体" w:cs="宋体"/>
+              <w:rFonts w:ascii="宋体" w:eastAsia="宋体" w:hAnsi="宋体" w:cs="宋体" w:hint="eastAsia"/>
               <w:szCs w:val="24"/>
             </w:rPr>
             <w:fldChar w:fldCharType="begin"/>
           </w:r>
           <w:r>
             <w:rPr>
-              <w:rFonts w:hint="eastAsia" w:ascii="宋体" w:hAnsi="宋体" w:eastAsia="宋体" w:cs="宋体"/>
-              <w:szCs w:val="24"/>
-            </w:rPr>
-            <w:instrText xml:space="preserve"> HYPERLINK \l _Toc26469 </w:instrText>
-          </w:r>
-          <w:r>
-            <w:rPr>
-              <w:rFonts w:hint="eastAsia" w:ascii="宋体" w:hAnsi="宋体" w:eastAsia="宋体" w:cs="宋体"/>
+              <w:rFonts w:ascii="宋体" w:eastAsia="宋体" w:hAnsi="宋体" w:cs="宋体" w:hint="eastAsia"/>
+              <w:szCs w:val="24"/>
+            </w:rPr>
+            <w:instrText xml:space="preserve"> HYPERLINK \l _Toc7195 </w:instrText>
+          </w:r>
+          <w:r>
+            <w:rPr>
+              <w:rFonts w:ascii="宋体" w:eastAsia="宋体" w:hAnsi="宋体" w:cs="宋体" w:hint="eastAsia"/>
               <w:szCs w:val="24"/>
             </w:rPr>
             <w:fldChar w:fldCharType="separate"/>
@@ -2526,7 +2497,7 @@
             <w:fldChar w:fldCharType="begin"/>
           </w:r>
           <w:r>
-            <w:instrText xml:space="preserve"> PAGEREF _Toc26469 \h </w:instrText>
+            <w:instrText xml:space="preserve"> PAGEREF _Toc7195 \h </w:instrText>
           </w:r>
           <w:r>
             <w:fldChar w:fldCharType="separate"/>
@@ -2539,7 +2510,7 @@
           </w:r>
           <w:r>
             <w:rPr>
-              <w:rFonts w:hint="eastAsia" w:ascii="宋体" w:hAnsi="宋体" w:eastAsia="宋体" w:cs="宋体"/>
+              <w:rFonts w:ascii="宋体" w:eastAsia="宋体" w:hAnsi="宋体" w:cs="宋体" w:hint="eastAsia"/>
               <w:szCs w:val="24"/>
             </w:rPr>
             <w:fldChar w:fldCharType="end"/>
@@ -2547,28 +2518,28 @@
         </w:p>
         <w:p>
           <w:pPr>
-            <w:pStyle w:val="17"/>
+            <w:pStyle w:val="TOC2"/>
             <w:tabs>
               <w:tab w:val="right" w:leader="dot" w:pos="8306"/>
             </w:tabs>
           </w:pPr>
           <w:r>
             <w:rPr>
-              <w:rFonts w:hint="eastAsia" w:ascii="宋体" w:hAnsi="宋体" w:eastAsia="宋体" w:cs="宋体"/>
+              <w:rFonts w:ascii="宋体" w:eastAsia="宋体" w:hAnsi="宋体" w:cs="宋体" w:hint="eastAsia"/>
               <w:szCs w:val="24"/>
             </w:rPr>
             <w:fldChar w:fldCharType="begin"/>
           </w:r>
           <w:r>
             <w:rPr>
-              <w:rFonts w:hint="eastAsia" w:ascii="宋体" w:hAnsi="宋体" w:eastAsia="宋体" w:cs="宋体"/>
-              <w:szCs w:val="24"/>
-            </w:rPr>
-            <w:instrText xml:space="preserve"> HYPERLINK \l _Toc15638 </w:instrText>
-          </w:r>
-          <w:r>
-            <w:rPr>
-              <w:rFonts w:hint="eastAsia" w:ascii="宋体" w:hAnsi="宋体" w:eastAsia="宋体" w:cs="宋体"/>
+              <w:rFonts w:ascii="宋体" w:eastAsia="宋体" w:hAnsi="宋体" w:cs="宋体" w:hint="eastAsia"/>
+              <w:szCs w:val="24"/>
+            </w:rPr>
+            <w:instrText xml:space="preserve"> HYPERLINK \l _Toc30751 </w:instrText>
+          </w:r>
+          <w:r>
+            <w:rPr>
+              <w:rFonts w:ascii="宋体" w:eastAsia="宋体" w:hAnsi="宋体" w:cs="宋体" w:hint="eastAsia"/>
               <w:szCs w:val="24"/>
             </w:rPr>
             <w:fldChar w:fldCharType="separate"/>
@@ -2594,7 +2565,7 @@
             <w:fldChar w:fldCharType="begin"/>
           </w:r>
           <w:r>
-            <w:instrText xml:space="preserve"> PAGEREF _Toc15638 \h </w:instrText>
+            <w:instrText xml:space="preserve"> PAGEREF _Toc30751 \h </w:instrText>
           </w:r>
           <w:r>
             <w:fldChar w:fldCharType="separate"/>
@@ -2607,7 +2578,7 @@
           </w:r>
           <w:r>
             <w:rPr>
-              <w:rFonts w:hint="eastAsia" w:ascii="宋体" w:hAnsi="宋体" w:eastAsia="宋体" w:cs="宋体"/>
+              <w:rFonts w:ascii="宋体" w:eastAsia="宋体" w:hAnsi="宋体" w:cs="宋体" w:hint="eastAsia"/>
               <w:szCs w:val="24"/>
             </w:rPr>
             <w:fldChar w:fldCharType="end"/>
@@ -2615,28 +2586,28 @@
         </w:p>
         <w:p>
           <w:pPr>
-            <w:pStyle w:val="17"/>
+            <w:pStyle w:val="TOC2"/>
             <w:tabs>
               <w:tab w:val="right" w:leader="dot" w:pos="8306"/>
             </w:tabs>
           </w:pPr>
           <w:r>
             <w:rPr>
-              <w:rFonts w:hint="eastAsia" w:ascii="宋体" w:hAnsi="宋体" w:eastAsia="宋体" w:cs="宋体"/>
+              <w:rFonts w:ascii="宋体" w:eastAsia="宋体" w:hAnsi="宋体" w:cs="宋体" w:hint="eastAsia"/>
               <w:szCs w:val="24"/>
             </w:rPr>
             <w:fldChar w:fldCharType="begin"/>
           </w:r>
           <w:r>
             <w:rPr>
-              <w:rFonts w:hint="eastAsia" w:ascii="宋体" w:hAnsi="宋体" w:eastAsia="宋体" w:cs="宋体"/>
-              <w:szCs w:val="24"/>
-            </w:rPr>
-            <w:instrText xml:space="preserve"> HYPERLINK \l _Toc7577 </w:instrText>
-          </w:r>
-          <w:r>
-            <w:rPr>
-              <w:rFonts w:hint="eastAsia" w:ascii="宋体" w:hAnsi="宋体" w:eastAsia="宋体" w:cs="宋体"/>
+              <w:rFonts w:ascii="宋体" w:eastAsia="宋体" w:hAnsi="宋体" w:cs="宋体" w:hint="eastAsia"/>
+              <w:szCs w:val="24"/>
+            </w:rPr>
+            <w:instrText xml:space="preserve"> HYPERLINK \l _Toc9690 </w:instrText>
+          </w:r>
+          <w:r>
+            <w:rPr>
+              <w:rFonts w:ascii="宋体" w:eastAsia="宋体" w:hAnsi="宋体" w:cs="宋体" w:hint="eastAsia"/>
               <w:szCs w:val="24"/>
             </w:rPr>
             <w:fldChar w:fldCharType="separate"/>
@@ -2662,7 +2633,7 @@
             <w:fldChar w:fldCharType="begin"/>
           </w:r>
           <w:r>
-            <w:instrText xml:space="preserve"> PAGEREF _Toc7577 \h </w:instrText>
+            <w:instrText xml:space="preserve"> PAGEREF _Toc9690 \h </w:instrText>
           </w:r>
           <w:r>
             <w:fldChar w:fldCharType="separate"/>
@@ -2675,7 +2646,7 @@
           </w:r>
           <w:r>
             <w:rPr>
-              <w:rFonts w:hint="eastAsia" w:ascii="宋体" w:hAnsi="宋体" w:eastAsia="宋体" w:cs="宋体"/>
+              <w:rFonts w:ascii="宋体" w:eastAsia="宋体" w:hAnsi="宋体" w:cs="宋体" w:hint="eastAsia"/>
               <w:szCs w:val="24"/>
             </w:rPr>
             <w:fldChar w:fldCharType="end"/>
@@ -2683,28 +2654,28 @@
         </w:p>
         <w:p>
           <w:pPr>
-            <w:pStyle w:val="17"/>
+            <w:pStyle w:val="TOC2"/>
             <w:tabs>
               <w:tab w:val="right" w:leader="dot" w:pos="8306"/>
             </w:tabs>
           </w:pPr>
           <w:r>
             <w:rPr>
-              <w:rFonts w:hint="eastAsia" w:ascii="宋体" w:hAnsi="宋体" w:eastAsia="宋体" w:cs="宋体"/>
+              <w:rFonts w:ascii="宋体" w:eastAsia="宋体" w:hAnsi="宋体" w:cs="宋体" w:hint="eastAsia"/>
               <w:szCs w:val="24"/>
             </w:rPr>
             <w:fldChar w:fldCharType="begin"/>
           </w:r>
           <w:r>
             <w:rPr>
-              <w:rFonts w:hint="eastAsia" w:ascii="宋体" w:hAnsi="宋体" w:eastAsia="宋体" w:cs="宋体"/>
-              <w:szCs w:val="24"/>
-            </w:rPr>
-            <w:instrText xml:space="preserve"> HYPERLINK \l _Toc762 </w:instrText>
-          </w:r>
-          <w:r>
-            <w:rPr>
-              <w:rFonts w:hint="eastAsia" w:ascii="宋体" w:hAnsi="宋体" w:eastAsia="宋体" w:cs="宋体"/>
+              <w:rFonts w:ascii="宋体" w:eastAsia="宋体" w:hAnsi="宋体" w:cs="宋体" w:hint="eastAsia"/>
+              <w:szCs w:val="24"/>
+            </w:rPr>
+            <w:instrText xml:space="preserve"> HYPERLINK \l _Toc28544 </w:instrText>
+          </w:r>
+          <w:r>
+            <w:rPr>
+              <w:rFonts w:ascii="宋体" w:eastAsia="宋体" w:hAnsi="宋体" w:cs="宋体" w:hint="eastAsia"/>
               <w:szCs w:val="24"/>
             </w:rPr>
             <w:fldChar w:fldCharType="separate"/>
@@ -2730,7 +2701,7 @@
             <w:fldChar w:fldCharType="begin"/>
           </w:r>
           <w:r>
-            <w:instrText xml:space="preserve"> PAGEREF _Toc762 \h </w:instrText>
+            <w:instrText xml:space="preserve"> PAGEREF _Toc28544 \h </w:instrText>
           </w:r>
           <w:r>
             <w:fldChar w:fldCharType="separate"/>
@@ -2743,7 +2714,7 @@
           </w:r>
           <w:r>
             <w:rPr>
-              <w:rFonts w:hint="eastAsia" w:ascii="宋体" w:hAnsi="宋体" w:eastAsia="宋体" w:cs="宋体"/>
+              <w:rFonts w:ascii="宋体" w:eastAsia="宋体" w:hAnsi="宋体" w:cs="宋体" w:hint="eastAsia"/>
               <w:szCs w:val="24"/>
             </w:rPr>
             <w:fldChar w:fldCharType="end"/>
@@ -2751,28 +2722,28 @@
         </w:p>
         <w:p>
           <w:pPr>
-            <w:pStyle w:val="17"/>
+            <w:pStyle w:val="TOC2"/>
             <w:tabs>
               <w:tab w:val="right" w:leader="dot" w:pos="8306"/>
             </w:tabs>
           </w:pPr>
           <w:r>
             <w:rPr>
-              <w:rFonts w:hint="eastAsia" w:ascii="宋体" w:hAnsi="宋体" w:eastAsia="宋体" w:cs="宋体"/>
+              <w:rFonts w:ascii="宋体" w:eastAsia="宋体" w:hAnsi="宋体" w:cs="宋体" w:hint="eastAsia"/>
               <w:szCs w:val="24"/>
             </w:rPr>
             <w:fldChar w:fldCharType="begin"/>
           </w:r>
           <w:r>
             <w:rPr>
-              <w:rFonts w:hint="eastAsia" w:ascii="宋体" w:hAnsi="宋体" w:eastAsia="宋体" w:cs="宋体"/>
-              <w:szCs w:val="24"/>
-            </w:rPr>
-            <w:instrText xml:space="preserve"> HYPERLINK \l _Toc31497 </w:instrText>
-          </w:r>
-          <w:r>
-            <w:rPr>
-              <w:rFonts w:hint="eastAsia" w:ascii="宋体" w:hAnsi="宋体" w:eastAsia="宋体" w:cs="宋体"/>
+              <w:rFonts w:ascii="宋体" w:eastAsia="宋体" w:hAnsi="宋体" w:cs="宋体" w:hint="eastAsia"/>
+              <w:szCs w:val="24"/>
+            </w:rPr>
+            <w:instrText xml:space="preserve"> HYPERLINK \l _Toc4474 </w:instrText>
+          </w:r>
+          <w:r>
+            <w:rPr>
+              <w:rFonts w:ascii="宋体" w:eastAsia="宋体" w:hAnsi="宋体" w:cs="宋体" w:hint="eastAsia"/>
               <w:szCs w:val="24"/>
             </w:rPr>
             <w:fldChar w:fldCharType="separate"/>
@@ -2798,7 +2769,7 @@
             <w:fldChar w:fldCharType="begin"/>
           </w:r>
           <w:r>
-            <w:instrText xml:space="preserve"> PAGEREF _Toc31497 \h </w:instrText>
+            <w:instrText xml:space="preserve"> PAGEREF _Toc4474 \h </w:instrText>
           </w:r>
           <w:r>
             <w:fldChar w:fldCharType="separate"/>
@@ -2811,7 +2782,7 @@
           </w:r>
           <w:r>
             <w:rPr>
-              <w:rFonts w:hint="eastAsia" w:ascii="宋体" w:hAnsi="宋体" w:eastAsia="宋体" w:cs="宋体"/>
+              <w:rFonts w:ascii="宋体" w:eastAsia="宋体" w:hAnsi="宋体" w:cs="宋体" w:hint="eastAsia"/>
               <w:szCs w:val="24"/>
             </w:rPr>
             <w:fldChar w:fldCharType="end"/>
@@ -2819,28 +2790,28 @@
         </w:p>
         <w:p>
           <w:pPr>
-            <w:pStyle w:val="16"/>
+            <w:pStyle w:val="TOC1"/>
             <w:tabs>
               <w:tab w:val="right" w:leader="dot" w:pos="8306"/>
             </w:tabs>
           </w:pPr>
           <w:r>
             <w:rPr>
-              <w:rFonts w:hint="eastAsia" w:ascii="宋体" w:hAnsi="宋体" w:eastAsia="宋体" w:cs="宋体"/>
+              <w:rFonts w:ascii="宋体" w:eastAsia="宋体" w:hAnsi="宋体" w:cs="宋体" w:hint="eastAsia"/>
               <w:szCs w:val="24"/>
             </w:rPr>
             <w:fldChar w:fldCharType="begin"/>
           </w:r>
           <w:r>
             <w:rPr>
-              <w:rFonts w:hint="eastAsia" w:ascii="宋体" w:hAnsi="宋体" w:eastAsia="宋体" w:cs="宋体"/>
-              <w:szCs w:val="24"/>
-            </w:rPr>
-            <w:instrText xml:space="preserve"> HYPERLINK \l _Toc9081 </w:instrText>
-          </w:r>
-          <w:r>
-            <w:rPr>
-              <w:rFonts w:hint="eastAsia" w:ascii="宋体" w:hAnsi="宋体" w:eastAsia="宋体" w:cs="宋体"/>
+              <w:rFonts w:ascii="宋体" w:eastAsia="宋体" w:hAnsi="宋体" w:cs="宋体" w:hint="eastAsia"/>
+              <w:szCs w:val="24"/>
+            </w:rPr>
+            <w:instrText xml:space="preserve"> HYPERLINK \l _Toc2172 </w:instrText>
+          </w:r>
+          <w:r>
+            <w:rPr>
+              <w:rFonts w:ascii="宋体" w:eastAsia="宋体" w:hAnsi="宋体" w:cs="宋体" w:hint="eastAsia"/>
               <w:szCs w:val="24"/>
             </w:rPr>
             <w:fldChar w:fldCharType="separate"/>
@@ -2866,7 +2837,7 @@
             <w:fldChar w:fldCharType="begin"/>
           </w:r>
           <w:r>
-            <w:instrText xml:space="preserve"> PAGEREF _Toc9081 \h </w:instrText>
+            <w:instrText xml:space="preserve"> PAGEREF _Toc2172 \h </w:instrText>
           </w:r>
           <w:r>
             <w:fldChar w:fldCharType="separate"/>
@@ -2879,7 +2850,7 @@
           </w:r>
           <w:r>
             <w:rPr>
-              <w:rFonts w:hint="eastAsia" w:ascii="宋体" w:hAnsi="宋体" w:eastAsia="宋体" w:cs="宋体"/>
+              <w:rFonts w:ascii="宋体" w:eastAsia="宋体" w:hAnsi="宋体" w:cs="宋体" w:hint="eastAsia"/>
               <w:szCs w:val="24"/>
             </w:rPr>
             <w:fldChar w:fldCharType="end"/>
@@ -2887,28 +2858,28 @@
         </w:p>
         <w:p>
           <w:pPr>
-            <w:pStyle w:val="17"/>
+            <w:pStyle w:val="TOC2"/>
             <w:tabs>
               <w:tab w:val="right" w:leader="dot" w:pos="8306"/>
             </w:tabs>
           </w:pPr>
           <w:r>
             <w:rPr>
-              <w:rFonts w:hint="eastAsia" w:ascii="宋体" w:hAnsi="宋体" w:eastAsia="宋体" w:cs="宋体"/>
+              <w:rFonts w:ascii="宋体" w:eastAsia="宋体" w:hAnsi="宋体" w:cs="宋体" w:hint="eastAsia"/>
               <w:szCs w:val="24"/>
             </w:rPr>
             <w:fldChar w:fldCharType="begin"/>
           </w:r>
           <w:r>
             <w:rPr>
-              <w:rFonts w:hint="eastAsia" w:ascii="宋体" w:hAnsi="宋体" w:eastAsia="宋体" w:cs="宋体"/>
-              <w:szCs w:val="24"/>
-            </w:rPr>
-            <w:instrText xml:space="preserve"> HYPERLINK \l _Toc7358 </w:instrText>
-          </w:r>
-          <w:r>
-            <w:rPr>
-              <w:rFonts w:hint="eastAsia" w:ascii="宋体" w:hAnsi="宋体" w:eastAsia="宋体" w:cs="宋体"/>
+              <w:rFonts w:ascii="宋体" w:eastAsia="宋体" w:hAnsi="宋体" w:cs="宋体" w:hint="eastAsia"/>
+              <w:szCs w:val="24"/>
+            </w:rPr>
+            <w:instrText xml:space="preserve"> HYPERLINK \l _Toc16279 </w:instrText>
+          </w:r>
+          <w:r>
+            <w:rPr>
+              <w:rFonts w:ascii="宋体" w:eastAsia="宋体" w:hAnsi="宋体" w:cs="宋体" w:hint="eastAsia"/>
               <w:szCs w:val="24"/>
             </w:rPr>
             <w:fldChar w:fldCharType="separate"/>
@@ -2934,7 +2905,7 @@
             <w:fldChar w:fldCharType="begin"/>
           </w:r>
           <w:r>
-            <w:instrText xml:space="preserve"> PAGEREF _Toc7358 \h </w:instrText>
+            <w:instrText xml:space="preserve"> PAGEREF _Toc16279 \h </w:instrText>
           </w:r>
           <w:r>
             <w:fldChar w:fldCharType="separate"/>
@@ -2947,7 +2918,7 @@
           </w:r>
           <w:r>
             <w:rPr>
-              <w:rFonts w:hint="eastAsia" w:ascii="宋体" w:hAnsi="宋体" w:eastAsia="宋体" w:cs="宋体"/>
+              <w:rFonts w:ascii="宋体" w:eastAsia="宋体" w:hAnsi="宋体" w:cs="宋体" w:hint="eastAsia"/>
               <w:szCs w:val="24"/>
             </w:rPr>
             <w:fldChar w:fldCharType="end"/>
@@ -2955,28 +2926,28 @@
         </w:p>
         <w:p>
           <w:pPr>
-            <w:pStyle w:val="17"/>
+            <w:pStyle w:val="TOC2"/>
             <w:tabs>
               <w:tab w:val="right" w:leader="dot" w:pos="8306"/>
             </w:tabs>
           </w:pPr>
           <w:r>
             <w:rPr>
-              <w:rFonts w:hint="eastAsia" w:ascii="宋体" w:hAnsi="宋体" w:eastAsia="宋体" w:cs="宋体"/>
+              <w:rFonts w:ascii="宋体" w:eastAsia="宋体" w:hAnsi="宋体" w:cs="宋体" w:hint="eastAsia"/>
               <w:szCs w:val="24"/>
             </w:rPr>
             <w:fldChar w:fldCharType="begin"/>
           </w:r>
           <w:r>
             <w:rPr>
-              <w:rFonts w:hint="eastAsia" w:ascii="宋体" w:hAnsi="宋体" w:eastAsia="宋体" w:cs="宋体"/>
-              <w:szCs w:val="24"/>
-            </w:rPr>
-            <w:instrText xml:space="preserve"> HYPERLINK \l _Toc11232 </w:instrText>
-          </w:r>
-          <w:r>
-            <w:rPr>
-              <w:rFonts w:hint="eastAsia" w:ascii="宋体" w:hAnsi="宋体" w:eastAsia="宋体" w:cs="宋体"/>
+              <w:rFonts w:ascii="宋体" w:eastAsia="宋体" w:hAnsi="宋体" w:cs="宋体" w:hint="eastAsia"/>
+              <w:szCs w:val="24"/>
+            </w:rPr>
+            <w:instrText xml:space="preserve"> HYPERLINK \l _Toc27925 </w:instrText>
+          </w:r>
+          <w:r>
+            <w:rPr>
+              <w:rFonts w:ascii="宋体" w:eastAsia="宋体" w:hAnsi="宋体" w:cs="宋体" w:hint="eastAsia"/>
               <w:szCs w:val="24"/>
             </w:rPr>
             <w:fldChar w:fldCharType="separate"/>
@@ -3002,7 +2973,7 @@
             <w:fldChar w:fldCharType="begin"/>
           </w:r>
           <w:r>
-            <w:instrText xml:space="preserve"> PAGEREF _Toc11232 \h </w:instrText>
+            <w:instrText xml:space="preserve"> PAGEREF _Toc27925 \h </w:instrText>
           </w:r>
           <w:r>
             <w:fldChar w:fldCharType="separate"/>
@@ -3015,7 +2986,7 @@
           </w:r>
           <w:r>
             <w:rPr>
-              <w:rFonts w:hint="eastAsia" w:ascii="宋体" w:hAnsi="宋体" w:eastAsia="宋体" w:cs="宋体"/>
+              <w:rFonts w:ascii="宋体" w:eastAsia="宋体" w:hAnsi="宋体" w:cs="宋体" w:hint="eastAsia"/>
               <w:szCs w:val="24"/>
             </w:rPr>
             <w:fldChar w:fldCharType="end"/>
@@ -3023,28 +2994,28 @@
         </w:p>
         <w:p>
           <w:pPr>
-            <w:pStyle w:val="16"/>
+            <w:pStyle w:val="TOC1"/>
             <w:tabs>
               <w:tab w:val="right" w:leader="dot" w:pos="8306"/>
             </w:tabs>
           </w:pPr>
           <w:r>
             <w:rPr>
-              <w:rFonts w:hint="eastAsia" w:ascii="宋体" w:hAnsi="宋体" w:eastAsia="宋体" w:cs="宋体"/>
+              <w:rFonts w:ascii="宋体" w:eastAsia="宋体" w:hAnsi="宋体" w:cs="宋体" w:hint="eastAsia"/>
               <w:szCs w:val="24"/>
             </w:rPr>
             <w:fldChar w:fldCharType="begin"/>
           </w:r>
           <w:r>
             <w:rPr>
-              <w:rFonts w:hint="eastAsia" w:ascii="宋体" w:hAnsi="宋体" w:eastAsia="宋体" w:cs="宋体"/>
-              <w:szCs w:val="24"/>
-            </w:rPr>
-            <w:instrText xml:space="preserve"> HYPERLINK \l _Toc21911 </w:instrText>
-          </w:r>
-          <w:r>
-            <w:rPr>
-              <w:rFonts w:hint="eastAsia" w:ascii="宋体" w:hAnsi="宋体" w:eastAsia="宋体" w:cs="宋体"/>
+              <w:rFonts w:ascii="宋体" w:eastAsia="宋体" w:hAnsi="宋体" w:cs="宋体" w:hint="eastAsia"/>
+              <w:szCs w:val="24"/>
+            </w:rPr>
+            <w:instrText xml:space="preserve"> HYPERLINK \l _Toc13980 </w:instrText>
+          </w:r>
+          <w:r>
+            <w:rPr>
+              <w:rFonts w:ascii="宋体" w:eastAsia="宋体" w:hAnsi="宋体" w:cs="宋体" w:hint="eastAsia"/>
               <w:szCs w:val="24"/>
             </w:rPr>
             <w:fldChar w:fldCharType="separate"/>
@@ -3070,7 +3041,7 @@
             <w:fldChar w:fldCharType="begin"/>
           </w:r>
           <w:r>
-            <w:instrText xml:space="preserve"> PAGEREF _Toc21911 \h </w:instrText>
+            <w:instrText xml:space="preserve"> PAGEREF _Toc13980 \h </w:instrText>
           </w:r>
           <w:r>
             <w:fldChar w:fldCharType="separate"/>
@@ -3083,7 +3054,7 @@
           </w:r>
           <w:r>
             <w:rPr>
-              <w:rFonts w:hint="eastAsia" w:ascii="宋体" w:hAnsi="宋体" w:eastAsia="宋体" w:cs="宋体"/>
+              <w:rFonts w:ascii="宋体" w:eastAsia="宋体" w:hAnsi="宋体" w:cs="宋体" w:hint="eastAsia"/>
               <w:szCs w:val="24"/>
             </w:rPr>
             <w:fldChar w:fldCharType="end"/>
@@ -3091,28 +3062,28 @@
         </w:p>
         <w:p>
           <w:pPr>
-            <w:pStyle w:val="17"/>
+            <w:pStyle w:val="TOC2"/>
             <w:tabs>
               <w:tab w:val="right" w:leader="dot" w:pos="8306"/>
             </w:tabs>
           </w:pPr>
           <w:r>
             <w:rPr>
-              <w:rFonts w:hint="eastAsia" w:ascii="宋体" w:hAnsi="宋体" w:eastAsia="宋体" w:cs="宋体"/>
+              <w:rFonts w:ascii="宋体" w:eastAsia="宋体" w:hAnsi="宋体" w:cs="宋体" w:hint="eastAsia"/>
               <w:szCs w:val="24"/>
             </w:rPr>
             <w:fldChar w:fldCharType="begin"/>
           </w:r>
           <w:r>
             <w:rPr>
-              <w:rFonts w:hint="eastAsia" w:ascii="宋体" w:hAnsi="宋体" w:eastAsia="宋体" w:cs="宋体"/>
-              <w:szCs w:val="24"/>
-            </w:rPr>
-            <w:instrText xml:space="preserve"> HYPERLINK \l _Toc15180 </w:instrText>
-          </w:r>
-          <w:r>
-            <w:rPr>
-              <w:rFonts w:hint="eastAsia" w:ascii="宋体" w:hAnsi="宋体" w:eastAsia="宋体" w:cs="宋体"/>
+              <w:rFonts w:ascii="宋体" w:eastAsia="宋体" w:hAnsi="宋体" w:cs="宋体" w:hint="eastAsia"/>
+              <w:szCs w:val="24"/>
+            </w:rPr>
+            <w:instrText xml:space="preserve"> HYPERLINK \l _Toc17589 </w:instrText>
+          </w:r>
+          <w:r>
+            <w:rPr>
+              <w:rFonts w:ascii="宋体" w:eastAsia="宋体" w:hAnsi="宋体" w:cs="宋体" w:hint="eastAsia"/>
               <w:szCs w:val="24"/>
             </w:rPr>
             <w:fldChar w:fldCharType="separate"/>
@@ -3138,7 +3109,7 @@
             <w:fldChar w:fldCharType="begin"/>
           </w:r>
           <w:r>
-            <w:instrText xml:space="preserve"> PAGEREF _Toc15180 \h </w:instrText>
+            <w:instrText xml:space="preserve"> PAGEREF _Toc17589 \h </w:instrText>
           </w:r>
           <w:r>
             <w:fldChar w:fldCharType="separate"/>
@@ -3151,7 +3122,7 @@
           </w:r>
           <w:r>
             <w:rPr>
-              <w:rFonts w:hint="eastAsia" w:ascii="宋体" w:hAnsi="宋体" w:eastAsia="宋体" w:cs="宋体"/>
+              <w:rFonts w:ascii="宋体" w:eastAsia="宋体" w:hAnsi="宋体" w:cs="宋体" w:hint="eastAsia"/>
               <w:szCs w:val="24"/>
             </w:rPr>
             <w:fldChar w:fldCharType="end"/>
@@ -3159,28 +3130,28 @@
         </w:p>
         <w:p>
           <w:pPr>
-            <w:pStyle w:val="17"/>
+            <w:pStyle w:val="TOC2"/>
             <w:tabs>
               <w:tab w:val="right" w:leader="dot" w:pos="8306"/>
             </w:tabs>
           </w:pPr>
           <w:r>
             <w:rPr>
-              <w:rFonts w:hint="eastAsia" w:ascii="宋体" w:hAnsi="宋体" w:eastAsia="宋体" w:cs="宋体"/>
+              <w:rFonts w:ascii="宋体" w:eastAsia="宋体" w:hAnsi="宋体" w:cs="宋体" w:hint="eastAsia"/>
               <w:szCs w:val="24"/>
             </w:rPr>
             <w:fldChar w:fldCharType="begin"/>
           </w:r>
           <w:r>
             <w:rPr>
-              <w:rFonts w:hint="eastAsia" w:ascii="宋体" w:hAnsi="宋体" w:eastAsia="宋体" w:cs="宋体"/>
-              <w:szCs w:val="24"/>
-            </w:rPr>
-            <w:instrText xml:space="preserve"> HYPERLINK \l _Toc26892 </w:instrText>
-          </w:r>
-          <w:r>
-            <w:rPr>
-              <w:rFonts w:hint="eastAsia" w:ascii="宋体" w:hAnsi="宋体" w:eastAsia="宋体" w:cs="宋体"/>
+              <w:rFonts w:ascii="宋体" w:eastAsia="宋体" w:hAnsi="宋体" w:cs="宋体" w:hint="eastAsia"/>
+              <w:szCs w:val="24"/>
+            </w:rPr>
+            <w:instrText xml:space="preserve"> HYPERLINK \l _Toc30796 </w:instrText>
+          </w:r>
+          <w:r>
+            <w:rPr>
+              <w:rFonts w:ascii="宋体" w:eastAsia="宋体" w:hAnsi="宋体" w:cs="宋体" w:hint="eastAsia"/>
               <w:szCs w:val="24"/>
             </w:rPr>
             <w:fldChar w:fldCharType="separate"/>
@@ -3206,7 +3177,7 @@
             <w:fldChar w:fldCharType="begin"/>
           </w:r>
           <w:r>
-            <w:instrText xml:space="preserve"> PAGEREF _Toc26892 \h </w:instrText>
+            <w:instrText xml:space="preserve"> PAGEREF _Toc30796 \h </w:instrText>
           </w:r>
           <w:r>
             <w:fldChar w:fldCharType="separate"/>
@@ -3219,7 +3190,7 @@
           </w:r>
           <w:r>
             <w:rPr>
-              <w:rFonts w:hint="eastAsia" w:ascii="宋体" w:hAnsi="宋体" w:eastAsia="宋体" w:cs="宋体"/>
+              <w:rFonts w:ascii="宋体" w:eastAsia="宋体" w:hAnsi="宋体" w:cs="宋体" w:hint="eastAsia"/>
               <w:szCs w:val="24"/>
             </w:rPr>
             <w:fldChar w:fldCharType="end"/>
@@ -3227,28 +3198,28 @@
         </w:p>
         <w:p>
           <w:pPr>
-            <w:pStyle w:val="17"/>
+            <w:pStyle w:val="TOC2"/>
             <w:tabs>
               <w:tab w:val="right" w:leader="dot" w:pos="8306"/>
             </w:tabs>
           </w:pPr>
           <w:r>
             <w:rPr>
-              <w:rFonts w:hint="eastAsia" w:ascii="宋体" w:hAnsi="宋体" w:eastAsia="宋体" w:cs="宋体"/>
+              <w:rFonts w:ascii="宋体" w:eastAsia="宋体" w:hAnsi="宋体" w:cs="宋体" w:hint="eastAsia"/>
               <w:szCs w:val="24"/>
             </w:rPr>
             <w:fldChar w:fldCharType="begin"/>
           </w:r>
           <w:r>
             <w:rPr>
-              <w:rFonts w:hint="eastAsia" w:ascii="宋体" w:hAnsi="宋体" w:eastAsia="宋体" w:cs="宋体"/>
-              <w:szCs w:val="24"/>
-            </w:rPr>
-            <w:instrText xml:space="preserve"> HYPERLINK \l _Toc27872 </w:instrText>
-          </w:r>
-          <w:r>
-            <w:rPr>
-              <w:rFonts w:hint="eastAsia" w:ascii="宋体" w:hAnsi="宋体" w:eastAsia="宋体" w:cs="宋体"/>
+              <w:rFonts w:ascii="宋体" w:eastAsia="宋体" w:hAnsi="宋体" w:cs="宋体" w:hint="eastAsia"/>
+              <w:szCs w:val="24"/>
+            </w:rPr>
+            <w:instrText xml:space="preserve"> HYPERLINK \l _Toc10765 </w:instrText>
+          </w:r>
+          <w:r>
+            <w:rPr>
+              <w:rFonts w:ascii="宋体" w:eastAsia="宋体" w:hAnsi="宋体" w:cs="宋体" w:hint="eastAsia"/>
               <w:szCs w:val="24"/>
             </w:rPr>
             <w:fldChar w:fldCharType="separate"/>
@@ -3274,7 +3245,7 @@
             <w:fldChar w:fldCharType="begin"/>
           </w:r>
           <w:r>
-            <w:instrText xml:space="preserve"> PAGEREF _Toc27872 \h </w:instrText>
+            <w:instrText xml:space="preserve"> PAGEREF _Toc10765 \h </w:instrText>
           </w:r>
           <w:r>
             <w:fldChar w:fldCharType="separate"/>
@@ -3287,7 +3258,7 @@
           </w:r>
           <w:r>
             <w:rPr>
-              <w:rFonts w:hint="eastAsia" w:ascii="宋体" w:hAnsi="宋体" w:eastAsia="宋体" w:cs="宋体"/>
+              <w:rFonts w:ascii="宋体" w:eastAsia="宋体" w:hAnsi="宋体" w:cs="宋体" w:hint="eastAsia"/>
               <w:szCs w:val="24"/>
             </w:rPr>
             <w:fldChar w:fldCharType="end"/>
@@ -3295,28 +3266,28 @@
         </w:p>
         <w:p>
           <w:pPr>
-            <w:pStyle w:val="16"/>
+            <w:pStyle w:val="TOC1"/>
             <w:tabs>
               <w:tab w:val="right" w:leader="dot" w:pos="8306"/>
             </w:tabs>
           </w:pPr>
           <w:r>
             <w:rPr>
-              <w:rFonts w:hint="eastAsia" w:ascii="宋体" w:hAnsi="宋体" w:eastAsia="宋体" w:cs="宋体"/>
+              <w:rFonts w:ascii="宋体" w:eastAsia="宋体" w:hAnsi="宋体" w:cs="宋体" w:hint="eastAsia"/>
               <w:szCs w:val="24"/>
             </w:rPr>
             <w:fldChar w:fldCharType="begin"/>
           </w:r>
           <w:r>
             <w:rPr>
-              <w:rFonts w:hint="eastAsia" w:ascii="宋体" w:hAnsi="宋体" w:eastAsia="宋体" w:cs="宋体"/>
-              <w:szCs w:val="24"/>
-            </w:rPr>
-            <w:instrText xml:space="preserve"> HYPERLINK \l _Toc32023 </w:instrText>
-          </w:r>
-          <w:r>
-            <w:rPr>
-              <w:rFonts w:hint="eastAsia" w:ascii="宋体" w:hAnsi="宋体" w:eastAsia="宋体" w:cs="宋体"/>
+              <w:rFonts w:ascii="宋体" w:eastAsia="宋体" w:hAnsi="宋体" w:cs="宋体" w:hint="eastAsia"/>
+              <w:szCs w:val="24"/>
+            </w:rPr>
+            <w:instrText xml:space="preserve"> HYPERLINK \l _Toc15534 </w:instrText>
+          </w:r>
+          <w:r>
+            <w:rPr>
+              <w:rFonts w:ascii="宋体" w:eastAsia="宋体" w:hAnsi="宋体" w:cs="宋体" w:hint="eastAsia"/>
               <w:szCs w:val="24"/>
             </w:rPr>
             <w:fldChar w:fldCharType="separate"/>
@@ -3342,7 +3313,7 @@
             <w:fldChar w:fldCharType="begin"/>
           </w:r>
           <w:r>
-            <w:instrText xml:space="preserve"> PAGEREF _Toc32023 \h </w:instrText>
+            <w:instrText xml:space="preserve"> PAGEREF _Toc15534 \h </w:instrText>
           </w:r>
           <w:r>
             <w:fldChar w:fldCharType="separate"/>
@@ -3355,7 +3326,7 @@
           </w:r>
           <w:r>
             <w:rPr>
-              <w:rFonts w:hint="eastAsia" w:ascii="宋体" w:hAnsi="宋体" w:eastAsia="宋体" w:cs="宋体"/>
+              <w:rFonts w:ascii="宋体" w:eastAsia="宋体" w:hAnsi="宋体" w:cs="宋体" w:hint="eastAsia"/>
               <w:szCs w:val="24"/>
             </w:rPr>
             <w:fldChar w:fldCharType="end"/>
@@ -3363,28 +3334,28 @@
         </w:p>
         <w:p>
           <w:pPr>
-            <w:pStyle w:val="17"/>
+            <w:pStyle w:val="TOC2"/>
             <w:tabs>
               <w:tab w:val="right" w:leader="dot" w:pos="8306"/>
             </w:tabs>
           </w:pPr>
           <w:r>
             <w:rPr>
-              <w:rFonts w:hint="eastAsia" w:ascii="宋体" w:hAnsi="宋体" w:eastAsia="宋体" w:cs="宋体"/>
+              <w:rFonts w:ascii="宋体" w:eastAsia="宋体" w:hAnsi="宋体" w:cs="宋体" w:hint="eastAsia"/>
               <w:szCs w:val="24"/>
             </w:rPr>
             <w:fldChar w:fldCharType="begin"/>
           </w:r>
           <w:r>
             <w:rPr>
-              <w:rFonts w:hint="eastAsia" w:ascii="宋体" w:hAnsi="宋体" w:eastAsia="宋体" w:cs="宋体"/>
-              <w:szCs w:val="24"/>
-            </w:rPr>
-            <w:instrText xml:space="preserve"> HYPERLINK \l _Toc28807 </w:instrText>
-          </w:r>
-          <w:r>
-            <w:rPr>
-              <w:rFonts w:hint="eastAsia" w:ascii="宋体" w:hAnsi="宋体" w:eastAsia="宋体" w:cs="宋体"/>
+              <w:rFonts w:ascii="宋体" w:eastAsia="宋体" w:hAnsi="宋体" w:cs="宋体" w:hint="eastAsia"/>
+              <w:szCs w:val="24"/>
+            </w:rPr>
+            <w:instrText xml:space="preserve"> HYPERLINK \l _Toc9428 </w:instrText>
+          </w:r>
+          <w:r>
+            <w:rPr>
+              <w:rFonts w:ascii="宋体" w:eastAsia="宋体" w:hAnsi="宋体" w:cs="宋体" w:hint="eastAsia"/>
               <w:szCs w:val="24"/>
             </w:rPr>
             <w:fldChar w:fldCharType="separate"/>
@@ -3410,7 +3381,7 @@
             <w:fldChar w:fldCharType="begin"/>
           </w:r>
           <w:r>
-            <w:instrText xml:space="preserve"> PAGEREF _Toc28807 \h </w:instrText>
+            <w:instrText xml:space="preserve"> PAGEREF _Toc9428 \h </w:instrText>
           </w:r>
           <w:r>
             <w:fldChar w:fldCharType="separate"/>
@@ -3423,7 +3394,7 @@
           </w:r>
           <w:r>
             <w:rPr>
-              <w:rFonts w:hint="eastAsia" w:ascii="宋体" w:hAnsi="宋体" w:eastAsia="宋体" w:cs="宋体"/>
+              <w:rFonts w:ascii="宋体" w:eastAsia="宋体" w:hAnsi="宋体" w:cs="宋体" w:hint="eastAsia"/>
               <w:szCs w:val="24"/>
             </w:rPr>
             <w:fldChar w:fldCharType="end"/>
@@ -3431,28 +3402,28 @@
         </w:p>
         <w:p>
           <w:pPr>
-            <w:pStyle w:val="17"/>
+            <w:pStyle w:val="TOC2"/>
             <w:tabs>
               <w:tab w:val="right" w:leader="dot" w:pos="8306"/>
             </w:tabs>
           </w:pPr>
           <w:r>
             <w:rPr>
-              <w:rFonts w:hint="eastAsia" w:ascii="宋体" w:hAnsi="宋体" w:eastAsia="宋体" w:cs="宋体"/>
+              <w:rFonts w:ascii="宋体" w:eastAsia="宋体" w:hAnsi="宋体" w:cs="宋体" w:hint="eastAsia"/>
               <w:szCs w:val="24"/>
             </w:rPr>
             <w:fldChar w:fldCharType="begin"/>
           </w:r>
           <w:r>
             <w:rPr>
-              <w:rFonts w:hint="eastAsia" w:ascii="宋体" w:hAnsi="宋体" w:eastAsia="宋体" w:cs="宋体"/>
-              <w:szCs w:val="24"/>
-            </w:rPr>
-            <w:instrText xml:space="preserve"> HYPERLINK \l _Toc1133 </w:instrText>
-          </w:r>
-          <w:r>
-            <w:rPr>
-              <w:rFonts w:hint="eastAsia" w:ascii="宋体" w:hAnsi="宋体" w:eastAsia="宋体" w:cs="宋体"/>
+              <w:rFonts w:ascii="宋体" w:eastAsia="宋体" w:hAnsi="宋体" w:cs="宋体" w:hint="eastAsia"/>
+              <w:szCs w:val="24"/>
+            </w:rPr>
+            <w:instrText xml:space="preserve"> HYPERLINK \l _Toc1333 </w:instrText>
+          </w:r>
+          <w:r>
+            <w:rPr>
+              <w:rFonts w:ascii="宋体" w:eastAsia="宋体" w:hAnsi="宋体" w:cs="宋体" w:hint="eastAsia"/>
               <w:szCs w:val="24"/>
             </w:rPr>
             <w:fldChar w:fldCharType="separate"/>
@@ -3478,7 +3449,7 @@
             <w:fldChar w:fldCharType="begin"/>
           </w:r>
           <w:r>
-            <w:instrText xml:space="preserve"> PAGEREF _Toc1133 \h </w:instrText>
+            <w:instrText xml:space="preserve"> PAGEREF _Toc1333 \h </w:instrText>
           </w:r>
           <w:r>
             <w:fldChar w:fldCharType="separate"/>
@@ -3491,7 +3462,7 @@
           </w:r>
           <w:r>
             <w:rPr>
-              <w:rFonts w:hint="eastAsia" w:ascii="宋体" w:hAnsi="宋体" w:eastAsia="宋体" w:cs="宋体"/>
+              <w:rFonts w:ascii="宋体" w:eastAsia="宋体" w:hAnsi="宋体" w:cs="宋体" w:hint="eastAsia"/>
               <w:szCs w:val="24"/>
             </w:rPr>
             <w:fldChar w:fldCharType="end"/>
@@ -3499,28 +3470,28 @@
         </w:p>
         <w:p>
           <w:pPr>
-            <w:pStyle w:val="17"/>
+            <w:pStyle w:val="TOC2"/>
             <w:tabs>
               <w:tab w:val="right" w:leader="dot" w:pos="8306"/>
             </w:tabs>
           </w:pPr>
           <w:r>
             <w:rPr>
-              <w:rFonts w:hint="eastAsia" w:ascii="宋体" w:hAnsi="宋体" w:eastAsia="宋体" w:cs="宋体"/>
+              <w:rFonts w:ascii="宋体" w:eastAsia="宋体" w:hAnsi="宋体" w:cs="宋体" w:hint="eastAsia"/>
               <w:szCs w:val="24"/>
             </w:rPr>
             <w:fldChar w:fldCharType="begin"/>
           </w:r>
           <w:r>
             <w:rPr>
-              <w:rFonts w:hint="eastAsia" w:ascii="宋体" w:hAnsi="宋体" w:eastAsia="宋体" w:cs="宋体"/>
-              <w:szCs w:val="24"/>
-            </w:rPr>
-            <w:instrText xml:space="preserve"> HYPERLINK \l _Toc11980 </w:instrText>
-          </w:r>
-          <w:r>
-            <w:rPr>
-              <w:rFonts w:hint="eastAsia" w:ascii="宋体" w:hAnsi="宋体" w:eastAsia="宋体" w:cs="宋体"/>
+              <w:rFonts w:ascii="宋体" w:eastAsia="宋体" w:hAnsi="宋体" w:cs="宋体" w:hint="eastAsia"/>
+              <w:szCs w:val="24"/>
+            </w:rPr>
+            <w:instrText xml:space="preserve"> HYPERLINK \l _Toc28359 </w:instrText>
+          </w:r>
+          <w:r>
+            <w:rPr>
+              <w:rFonts w:ascii="宋体" w:eastAsia="宋体" w:hAnsi="宋体" w:cs="宋体" w:hint="eastAsia"/>
               <w:szCs w:val="24"/>
             </w:rPr>
             <w:fldChar w:fldCharType="separate"/>
@@ -3537,7 +3508,7 @@
               <w:rFonts w:hint="eastAsia"/>
               <w:lang w:val="en-US" w:eastAsia="zh-CN"/>
             </w:rPr>
-            <w:t>常见事件类别（软件运维聚焦）</w:t>
+            <w:t>常见事件类别</w:t>
           </w:r>
           <w:r>
             <w:tab/>
@@ -3546,7 +3517,7 @@
             <w:fldChar w:fldCharType="begin"/>
           </w:r>
           <w:r>
-            <w:instrText xml:space="preserve"> PAGEREF _Toc11980 \h </w:instrText>
+            <w:instrText xml:space="preserve"> PAGEREF _Toc28359 \h </w:instrText>
           </w:r>
           <w:r>
             <w:fldChar w:fldCharType="separate"/>
@@ -3559,7 +3530,7 @@
           </w:r>
           <w:r>
             <w:rPr>
-              <w:rFonts w:hint="eastAsia" w:ascii="宋体" w:hAnsi="宋体" w:eastAsia="宋体" w:cs="宋体"/>
+              <w:rFonts w:ascii="宋体" w:eastAsia="宋体" w:hAnsi="宋体" w:cs="宋体" w:hint="eastAsia"/>
               <w:szCs w:val="24"/>
             </w:rPr>
             <w:fldChar w:fldCharType="end"/>
@@ -3567,28 +3538,28 @@
         </w:p>
         <w:p>
           <w:pPr>
-            <w:pStyle w:val="16"/>
+            <w:pStyle w:val="TOC1"/>
             <w:tabs>
               <w:tab w:val="right" w:leader="dot" w:pos="8306"/>
             </w:tabs>
           </w:pPr>
           <w:r>
             <w:rPr>
-              <w:rFonts w:hint="eastAsia" w:ascii="宋体" w:hAnsi="宋体" w:eastAsia="宋体" w:cs="宋体"/>
+              <w:rFonts w:ascii="宋体" w:eastAsia="宋体" w:hAnsi="宋体" w:cs="宋体" w:hint="eastAsia"/>
               <w:szCs w:val="24"/>
             </w:rPr>
             <w:fldChar w:fldCharType="begin"/>
           </w:r>
           <w:r>
             <w:rPr>
-              <w:rFonts w:hint="eastAsia" w:ascii="宋体" w:hAnsi="宋体" w:eastAsia="宋体" w:cs="宋体"/>
-              <w:szCs w:val="24"/>
-            </w:rPr>
-            <w:instrText xml:space="preserve"> HYPERLINK \l _Toc11111 </w:instrText>
-          </w:r>
-          <w:r>
-            <w:rPr>
-              <w:rFonts w:hint="eastAsia" w:ascii="宋体" w:hAnsi="宋体" w:eastAsia="宋体" w:cs="宋体"/>
+              <w:rFonts w:ascii="宋体" w:eastAsia="宋体" w:hAnsi="宋体" w:cs="宋体" w:hint="eastAsia"/>
+              <w:szCs w:val="24"/>
+            </w:rPr>
+            <w:instrText xml:space="preserve"> HYPERLINK \l _Toc21089 </w:instrText>
+          </w:r>
+          <w:r>
+            <w:rPr>
+              <w:rFonts w:ascii="宋体" w:eastAsia="宋体" w:hAnsi="宋体" w:cs="宋体" w:hint="eastAsia"/>
               <w:szCs w:val="24"/>
             </w:rPr>
             <w:fldChar w:fldCharType="separate"/>
@@ -3614,7 +3585,7 @@
             <w:fldChar w:fldCharType="begin"/>
           </w:r>
           <w:r>
-            <w:instrText xml:space="preserve"> PAGEREF _Toc11111 \h </w:instrText>
+            <w:instrText xml:space="preserve"> PAGEREF _Toc21089 \h </w:instrText>
           </w:r>
           <w:r>
             <w:fldChar w:fldCharType="separate"/>
@@ -3627,7 +3598,7 @@
           </w:r>
           <w:r>
             <w:rPr>
-              <w:rFonts w:hint="eastAsia" w:ascii="宋体" w:hAnsi="宋体" w:eastAsia="宋体" w:cs="宋体"/>
+              <w:rFonts w:ascii="宋体" w:eastAsia="宋体" w:hAnsi="宋体" w:cs="宋体" w:hint="eastAsia"/>
               <w:szCs w:val="24"/>
             </w:rPr>
             <w:fldChar w:fldCharType="end"/>
@@ -3635,28 +3606,28 @@
         </w:p>
         <w:p>
           <w:pPr>
-            <w:pStyle w:val="16"/>
+            <w:pStyle w:val="TOC1"/>
             <w:tabs>
               <w:tab w:val="right" w:leader="dot" w:pos="8306"/>
             </w:tabs>
           </w:pPr>
           <w:r>
             <w:rPr>
-              <w:rFonts w:hint="eastAsia" w:ascii="宋体" w:hAnsi="宋体" w:eastAsia="宋体" w:cs="宋体"/>
+              <w:rFonts w:ascii="宋体" w:eastAsia="宋体" w:hAnsi="宋体" w:cs="宋体" w:hint="eastAsia"/>
               <w:szCs w:val="24"/>
             </w:rPr>
             <w:fldChar w:fldCharType="begin"/>
           </w:r>
           <w:r>
             <w:rPr>
-              <w:rFonts w:hint="eastAsia" w:ascii="宋体" w:hAnsi="宋体" w:eastAsia="宋体" w:cs="宋体"/>
-              <w:szCs w:val="24"/>
-            </w:rPr>
-            <w:instrText xml:space="preserve"> HYPERLINK \l _Toc30880 </w:instrText>
-          </w:r>
-          <w:r>
-            <w:rPr>
-              <w:rFonts w:hint="eastAsia" w:ascii="宋体" w:hAnsi="宋体" w:eastAsia="宋体" w:cs="宋体"/>
+              <w:rFonts w:ascii="宋体" w:eastAsia="宋体" w:hAnsi="宋体" w:cs="宋体" w:hint="eastAsia"/>
+              <w:szCs w:val="24"/>
+            </w:rPr>
+            <w:instrText xml:space="preserve"> HYPERLINK \l _Toc17748 </w:instrText>
+          </w:r>
+          <w:r>
+            <w:rPr>
+              <w:rFonts w:ascii="宋体" w:eastAsia="宋体" w:hAnsi="宋体" w:cs="宋体" w:hint="eastAsia"/>
               <w:szCs w:val="24"/>
             </w:rPr>
             <w:fldChar w:fldCharType="separate"/>
@@ -3682,7 +3653,7 @@
             <w:fldChar w:fldCharType="begin"/>
           </w:r>
           <w:r>
-            <w:instrText xml:space="preserve"> PAGEREF _Toc30880 \h </w:instrText>
+            <w:instrText xml:space="preserve"> PAGEREF _Toc17748 \h </w:instrText>
           </w:r>
           <w:r>
             <w:fldChar w:fldCharType="separate"/>
@@ -3695,7 +3666,7 @@
           </w:r>
           <w:r>
             <w:rPr>
-              <w:rFonts w:hint="eastAsia" w:ascii="宋体" w:hAnsi="宋体" w:eastAsia="宋体" w:cs="宋体"/>
+              <w:rFonts w:ascii="宋体" w:eastAsia="宋体" w:hAnsi="宋体" w:cs="宋体" w:hint="eastAsia"/>
               <w:szCs w:val="24"/>
             </w:rPr>
             <w:fldChar w:fldCharType="end"/>
@@ -3717,7 +3688,7 @@
             <w:snapToGrid w:val="0"/>
             <w:textAlignment w:val="baseline"/>
             <w:rPr>
-              <w:rFonts w:hint="eastAsia" w:ascii="宋体" w:hAnsi="宋体" w:eastAsia="宋体" w:cs="宋体"/>
+              <w:rFonts w:ascii="宋体" w:eastAsia="宋体" w:hAnsi="宋体" w:cs="宋体" w:hint="eastAsia"/>
               <w:snapToGrid w:val="0"/>
               <w:color w:val="000000"/>
               <w:kern w:val="0"/>
@@ -3728,7 +3699,7 @@
           </w:pPr>
           <w:r>
             <w:rPr>
-              <w:rFonts w:hint="eastAsia" w:ascii="宋体" w:hAnsi="宋体" w:eastAsia="宋体" w:cs="宋体"/>
+              <w:rFonts w:ascii="宋体" w:eastAsia="宋体" w:hAnsi="宋体" w:cs="宋体" w:hint="eastAsia"/>
               <w:szCs w:val="24"/>
             </w:rPr>
             <w:fldChar w:fldCharType="end"/>
@@ -3752,7 +3723,7 @@
         <w:snapToGrid w:val="0"/>
         <w:textAlignment w:val="baseline"/>
         <w:rPr>
-          <w:rFonts w:ascii="Arial" w:hAnsi="Arial" w:eastAsia="Arial" w:cs="Arial"/>
+          <w:rFonts w:ascii="Arial" w:eastAsia="Arial" w:hAnsi="Arial" w:cs="Arial"/>
           <w:snapToGrid w:val="0"/>
           <w:color w:val="000000"/>
           <w:kern w:val="0"/>
@@ -3763,7 +3734,7 @@
       </w:pPr>
       <w:r>
         <w:rPr>
-          <w:rFonts w:ascii="Arial" w:hAnsi="Arial" w:eastAsia="Arial" w:cs="Arial"/>
+          <w:rFonts w:ascii="Arial" w:eastAsia="Arial" w:hAnsi="Arial" w:cs="Arial"/>
           <w:snapToGrid w:val="0"/>
           <w:color w:val="000000"/>
           <w:kern w:val="0"/>
@@ -3776,14 +3747,14 @@
     </w:p>
     <w:p>
       <w:pPr>
-        <w:pStyle w:val="28"/>
-        <w:bidi w:val="0"/>
-        <w:rPr>
-          <w:rFonts w:hint="eastAsia"/>
-          <w:lang w:val="en-US" w:eastAsia="zh-CN"/>
-        </w:rPr>
-      </w:pPr>
-      <w:bookmarkStart w:id="2" w:name="_Toc16659"/>
+        <w:pStyle w:val="1"/>
+        <w:bidi w:val="0"/>
+        <w:rPr>
+          <w:rFonts w:hint="eastAsia"/>
+          <w:lang w:val="en-US" w:eastAsia="zh-CN"/>
+        </w:rPr>
+      </w:pPr>
+      <w:bookmarkStart w:id="2" w:name="_Toc21264"/>
       <w:r>
         <w:rPr>
           <w:rFonts w:hint="eastAsia"/>
@@ -3795,14 +3766,14 @@
     </w:p>
     <w:p>
       <w:pPr>
-        <w:pStyle w:val="30"/>
-        <w:bidi w:val="0"/>
-        <w:rPr>
-          <w:rFonts w:hint="eastAsia"/>
-          <w:lang w:val="en-US" w:eastAsia="zh-CN"/>
-        </w:rPr>
-      </w:pPr>
-      <w:bookmarkStart w:id="3" w:name="_Toc27608"/>
+        <w:pStyle w:val="2"/>
+        <w:bidi w:val="0"/>
+        <w:rPr>
+          <w:rFonts w:hint="eastAsia"/>
+          <w:lang w:val="en-US" w:eastAsia="zh-CN"/>
+        </w:rPr>
+      </w:pPr>
+      <w:bookmarkStart w:id="3" w:name="_Toc8027"/>
       <w:r>
         <w:rPr>
           <w:rFonts w:hint="eastAsia"/>
@@ -3814,7 +3785,7 @@
     </w:p>
     <w:p>
       <w:pPr>
-        <w:pStyle w:val="29"/>
+        <w:pStyle w:val="a1"/>
         <w:bidi w:val="0"/>
         <w:rPr>
           <w:rFonts w:hint="eastAsia"/>
@@ -3831,14 +3802,14 @@
     </w:p>
     <w:p>
       <w:pPr>
-        <w:pStyle w:val="30"/>
-        <w:bidi w:val="0"/>
-        <w:rPr>
-          <w:rFonts w:hint="eastAsia"/>
-          <w:lang w:val="en-US" w:eastAsia="zh-CN"/>
-        </w:rPr>
-      </w:pPr>
-      <w:bookmarkStart w:id="4" w:name="_Toc31662"/>
+        <w:pStyle w:val="2"/>
+        <w:bidi w:val="0"/>
+        <w:rPr>
+          <w:rFonts w:hint="eastAsia"/>
+          <w:lang w:val="en-US" w:eastAsia="zh-CN"/>
+        </w:rPr>
+      </w:pPr>
+      <w:bookmarkStart w:id="4" w:name="_Toc17301"/>
       <w:r>
         <w:rPr>
           <w:rFonts w:hint="eastAsia"/>
@@ -3850,7 +3821,7 @@
     </w:p>
     <w:p>
       <w:pPr>
-        <w:pStyle w:val="29"/>
+        <w:pStyle w:val="a1"/>
         <w:bidi w:val="0"/>
         <w:rPr>
           <w:rFonts w:hint="eastAsia"/>
@@ -3867,14 +3838,14 @@
     </w:p>
     <w:p>
       <w:pPr>
-        <w:pStyle w:val="28"/>
-        <w:bidi w:val="0"/>
-        <w:rPr>
-          <w:rFonts w:hint="eastAsia"/>
-          <w:lang w:val="en-US" w:eastAsia="zh-CN"/>
-        </w:rPr>
-      </w:pPr>
-      <w:bookmarkStart w:id="5" w:name="_Toc20587"/>
+        <w:pStyle w:val="1"/>
+        <w:bidi w:val="0"/>
+        <w:rPr>
+          <w:rFonts w:hint="eastAsia"/>
+          <w:lang w:val="en-US" w:eastAsia="zh-CN"/>
+        </w:rPr>
+      </w:pPr>
+      <w:bookmarkStart w:id="5" w:name="_Toc29891"/>
       <w:r>
         <w:rPr>
           <w:rFonts w:hint="eastAsia"/>
@@ -3886,7 +3857,7 @@
     </w:p>
     <w:p>
       <w:pPr>
-        <w:pStyle w:val="29"/>
+        <w:pStyle w:val="a1"/>
         <w:bidi w:val="0"/>
         <w:rPr>
           <w:rFonts w:hint="eastAsia"/>
@@ -3903,7 +3874,7 @@
     </w:p>
     <w:p>
       <w:pPr>
-        <w:pStyle w:val="29"/>
+        <w:pStyle w:val="a1"/>
         <w:bidi w:val="0"/>
         <w:rPr>
           <w:rFonts w:hint="eastAsia"/>
@@ -3920,7 +3891,7 @@
     </w:p>
     <w:p>
       <w:pPr>
-        <w:pStyle w:val="29"/>
+        <w:pStyle w:val="a1"/>
         <w:bidi w:val="0"/>
         <w:rPr>
           <w:rFonts w:hint="eastAsia"/>
@@ -3937,7 +3908,7 @@
     </w:p>
     <w:p>
       <w:pPr>
-        <w:pStyle w:val="29"/>
+        <w:pStyle w:val="a1"/>
         <w:bidi w:val="0"/>
         <w:rPr>
           <w:rFonts w:hint="eastAsia"/>
@@ -3954,7 +3925,7 @@
     </w:p>
     <w:p>
       <w:pPr>
-        <w:pStyle w:val="29"/>
+        <w:pStyle w:val="a1"/>
         <w:bidi w:val="0"/>
         <w:rPr>
           <w:rFonts w:hint="eastAsia"/>
@@ -3971,14 +3942,14 @@
     </w:p>
     <w:p>
       <w:pPr>
-        <w:pStyle w:val="28"/>
-        <w:bidi w:val="0"/>
-        <w:rPr>
-          <w:rFonts w:hint="eastAsia"/>
-          <w:lang w:val="en-US" w:eastAsia="zh-CN"/>
-        </w:rPr>
-      </w:pPr>
-      <w:bookmarkStart w:id="6" w:name="_Toc26469"/>
+        <w:pStyle w:val="1"/>
+        <w:bidi w:val="0"/>
+        <w:rPr>
+          <w:rFonts w:hint="eastAsia"/>
+          <w:lang w:val="en-US" w:eastAsia="zh-CN"/>
+        </w:rPr>
+      </w:pPr>
+      <w:bookmarkStart w:id="6" w:name="_Toc7195"/>
       <w:r>
         <w:rPr>
           <w:rFonts w:hint="eastAsia"/>
@@ -3990,14 +3961,14 @@
     </w:p>
     <w:p>
       <w:pPr>
-        <w:pStyle w:val="30"/>
-        <w:bidi w:val="0"/>
-        <w:rPr>
-          <w:rFonts w:hint="eastAsia"/>
-          <w:lang w:val="en-US" w:eastAsia="zh-CN"/>
-        </w:rPr>
-      </w:pPr>
-      <w:bookmarkStart w:id="7" w:name="_Toc15638"/>
+        <w:pStyle w:val="2"/>
+        <w:bidi w:val="0"/>
+        <w:rPr>
+          <w:rFonts w:hint="eastAsia"/>
+          <w:lang w:val="en-US" w:eastAsia="zh-CN"/>
+        </w:rPr>
+      </w:pPr>
+      <w:bookmarkStart w:id="7" w:name="_Toc30751"/>
       <w:r>
         <w:rPr>
           <w:rFonts w:hint="eastAsia"/>
@@ -4009,7 +3980,7 @@
     </w:p>
     <w:p>
       <w:pPr>
-        <w:pStyle w:val="29"/>
+        <w:pStyle w:val="a1"/>
         <w:bidi w:val="0"/>
         <w:rPr>
           <w:rFonts w:hint="eastAsia"/>
@@ -4026,7 +3997,7 @@
     </w:p>
     <w:p>
       <w:pPr>
-        <w:pStyle w:val="29"/>
+        <w:pStyle w:val="a1"/>
         <w:bidi w:val="0"/>
         <w:rPr>
           <w:rFonts w:hint="eastAsia"/>
@@ -4043,7 +4014,7 @@
     </w:p>
     <w:p>
       <w:pPr>
-        <w:pStyle w:val="29"/>
+        <w:pStyle w:val="a1"/>
         <w:bidi w:val="0"/>
         <w:rPr>
           <w:rFonts w:hint="eastAsia"/>
@@ -4060,7 +4031,7 @@
     </w:p>
     <w:p>
       <w:pPr>
-        <w:pStyle w:val="29"/>
+        <w:pStyle w:val="a1"/>
         <w:bidi w:val="0"/>
         <w:rPr>
           <w:rFonts w:hint="eastAsia"/>
@@ -4077,7 +4048,7 @@
     </w:p>
     <w:p>
       <w:pPr>
-        <w:pStyle w:val="29"/>
+        <w:pStyle w:val="a1"/>
         <w:bidi w:val="0"/>
         <w:rPr>
           <w:rFonts w:hint="eastAsia"/>
@@ -4094,7 +4065,7 @@
     </w:p>
     <w:p>
       <w:pPr>
-        <w:pStyle w:val="29"/>
+        <w:pStyle w:val="a1"/>
         <w:bidi w:val="0"/>
         <w:rPr>
           <w:rFonts w:hint="eastAsia"/>
@@ -4111,14 +4082,14 @@
     </w:p>
     <w:p>
       <w:pPr>
-        <w:pStyle w:val="30"/>
-        <w:bidi w:val="0"/>
-        <w:rPr>
-          <w:rFonts w:hint="eastAsia"/>
-          <w:lang w:val="en-US" w:eastAsia="zh-CN"/>
-        </w:rPr>
-      </w:pPr>
-      <w:bookmarkStart w:id="8" w:name="_Toc7577"/>
+        <w:pStyle w:val="2"/>
+        <w:bidi w:val="0"/>
+        <w:rPr>
+          <w:rFonts w:hint="eastAsia"/>
+          <w:lang w:val="en-US" w:eastAsia="zh-CN"/>
+        </w:rPr>
+      </w:pPr>
+      <w:bookmarkStart w:id="8" w:name="_Toc9690"/>
       <w:r>
         <w:rPr>
           <w:rFonts w:hint="eastAsia"/>
@@ -4130,7 +4101,7 @@
     </w:p>
     <w:p>
       <w:pPr>
-        <w:pStyle w:val="29"/>
+        <w:pStyle w:val="a1"/>
         <w:bidi w:val="0"/>
         <w:rPr>
           <w:rFonts w:hint="eastAsia"/>
@@ -4147,7 +4118,7 @@
     </w:p>
     <w:p>
       <w:pPr>
-        <w:pStyle w:val="29"/>
+        <w:pStyle w:val="a1"/>
         <w:bidi w:val="0"/>
         <w:rPr>
           <w:rFonts w:hint="eastAsia"/>
@@ -4164,7 +4135,7 @@
     </w:p>
     <w:p>
       <w:pPr>
-        <w:pStyle w:val="29"/>
+        <w:pStyle w:val="a1"/>
         <w:bidi w:val="0"/>
         <w:rPr>
           <w:rFonts w:hint="eastAsia"/>
@@ -4181,7 +4152,7 @@
     </w:p>
     <w:p>
       <w:pPr>
-        <w:pStyle w:val="29"/>
+        <w:pStyle w:val="a1"/>
         <w:bidi w:val="0"/>
         <w:rPr>
           <w:rFonts w:hint="eastAsia"/>
@@ -4198,7 +4169,7 @@
     </w:p>
     <w:p>
       <w:pPr>
-        <w:pStyle w:val="29"/>
+        <w:pStyle w:val="a1"/>
         <w:bidi w:val="0"/>
         <w:rPr>
           <w:rFonts w:hint="eastAsia"/>
@@ -4215,7 +4186,7 @@
     </w:p>
     <w:p>
       <w:pPr>
-        <w:pStyle w:val="29"/>
+        <w:pStyle w:val="a1"/>
         <w:bidi w:val="0"/>
         <w:rPr>
           <w:rFonts w:hint="eastAsia"/>
@@ -4232,14 +4203,14 @@
     </w:p>
     <w:p>
       <w:pPr>
-        <w:pStyle w:val="30"/>
-        <w:bidi w:val="0"/>
-        <w:rPr>
-          <w:rFonts w:hint="eastAsia"/>
-          <w:lang w:val="en-US" w:eastAsia="zh-CN"/>
-        </w:rPr>
-      </w:pPr>
-      <w:bookmarkStart w:id="9" w:name="_Toc762"/>
+        <w:pStyle w:val="2"/>
+        <w:bidi w:val="0"/>
+        <w:rPr>
+          <w:rFonts w:hint="eastAsia"/>
+          <w:lang w:val="en-US" w:eastAsia="zh-CN"/>
+        </w:rPr>
+      </w:pPr>
+      <w:bookmarkStart w:id="9" w:name="_Toc28544"/>
       <w:r>
         <w:rPr>
           <w:rFonts w:hint="eastAsia"/>
@@ -4251,7 +4222,7 @@
     </w:p>
     <w:p>
       <w:pPr>
-        <w:pStyle w:val="29"/>
+        <w:pStyle w:val="a1"/>
         <w:bidi w:val="0"/>
         <w:rPr>
           <w:rFonts w:hint="eastAsia"/>
@@ -4268,7 +4239,7 @@
     </w:p>
     <w:p>
       <w:pPr>
-        <w:pStyle w:val="29"/>
+        <w:pStyle w:val="a1"/>
         <w:bidi w:val="0"/>
         <w:rPr>
           <w:rFonts w:hint="eastAsia"/>
@@ -4285,7 +4256,7 @@
     </w:p>
     <w:p>
       <w:pPr>
-        <w:pStyle w:val="29"/>
+        <w:pStyle w:val="a1"/>
         <w:bidi w:val="0"/>
         <w:rPr>
           <w:rFonts w:hint="eastAsia"/>
@@ -4302,7 +4273,7 @@
     </w:p>
     <w:p>
       <w:pPr>
-        <w:pStyle w:val="29"/>
+        <w:pStyle w:val="a1"/>
         <w:bidi w:val="0"/>
         <w:rPr>
           <w:rFonts w:hint="eastAsia"/>
@@ -4319,7 +4290,7 @@
     </w:p>
     <w:p>
       <w:pPr>
-        <w:pStyle w:val="29"/>
+        <w:pStyle w:val="a1"/>
         <w:bidi w:val="0"/>
         <w:rPr>
           <w:rFonts w:hint="eastAsia"/>
@@ -4336,14 +4307,14 @@
     </w:p>
     <w:p>
       <w:pPr>
-        <w:pStyle w:val="30"/>
-        <w:bidi w:val="0"/>
-        <w:rPr>
-          <w:rFonts w:hint="eastAsia"/>
-          <w:lang w:val="en-US" w:eastAsia="zh-CN"/>
-        </w:rPr>
-      </w:pPr>
-      <w:bookmarkStart w:id="10" w:name="_Toc31497"/>
+        <w:pStyle w:val="2"/>
+        <w:bidi w:val="0"/>
+        <w:rPr>
+          <w:rFonts w:hint="eastAsia"/>
+          <w:lang w:val="en-US" w:eastAsia="zh-CN"/>
+        </w:rPr>
+      </w:pPr>
+      <w:bookmarkStart w:id="10" w:name="_Toc4474"/>
       <w:r>
         <w:rPr>
           <w:rFonts w:hint="eastAsia"/>
@@ -4355,7 +4326,7 @@
     </w:p>
     <w:p>
       <w:pPr>
-        <w:pStyle w:val="29"/>
+        <w:pStyle w:val="a1"/>
         <w:bidi w:val="0"/>
         <w:rPr>
           <w:rFonts w:hint="eastAsia"/>
@@ -4372,7 +4343,7 @@
     </w:p>
     <w:p>
       <w:pPr>
-        <w:pStyle w:val="29"/>
+        <w:pStyle w:val="a1"/>
         <w:bidi w:val="0"/>
         <w:rPr>
           <w:rFonts w:hint="eastAsia"/>
@@ -4389,7 +4360,7 @@
     </w:p>
     <w:p>
       <w:pPr>
-        <w:pStyle w:val="29"/>
+        <w:pStyle w:val="a1"/>
         <w:bidi w:val="0"/>
         <w:rPr>
           <w:rFonts w:hint="eastAsia"/>
@@ -4406,7 +4377,7 @@
     </w:p>
     <w:p>
       <w:pPr>
-        <w:pStyle w:val="29"/>
+        <w:pStyle w:val="a1"/>
         <w:bidi w:val="0"/>
         <w:rPr>
           <w:rFonts w:hint="eastAsia"/>
@@ -4423,7 +4394,7 @@
     </w:p>
     <w:p>
       <w:pPr>
-        <w:pStyle w:val="29"/>
+        <w:pStyle w:val="a1"/>
         <w:bidi w:val="0"/>
         <w:rPr>
           <w:rFonts w:hint="eastAsia"/>
@@ -4440,14 +4411,14 @@
     </w:p>
     <w:p>
       <w:pPr>
-        <w:pStyle w:val="28"/>
-        <w:bidi w:val="0"/>
-        <w:rPr>
-          <w:rFonts w:hint="eastAsia"/>
-          <w:lang w:val="en-US" w:eastAsia="zh-CN"/>
-        </w:rPr>
-      </w:pPr>
-      <w:bookmarkStart w:id="11" w:name="_Toc9081"/>
+        <w:pStyle w:val="1"/>
+        <w:bidi w:val="0"/>
+        <w:rPr>
+          <w:rFonts w:hint="eastAsia"/>
+          <w:lang w:val="en-US" w:eastAsia="zh-CN"/>
+        </w:rPr>
+      </w:pPr>
+      <w:bookmarkStart w:id="11" w:name="_Toc2172"/>
       <w:r>
         <w:rPr>
           <w:rFonts w:hint="eastAsia"/>
@@ -4459,14 +4430,14 @@
     </w:p>
     <w:p>
       <w:pPr>
-        <w:pStyle w:val="30"/>
-        <w:bidi w:val="0"/>
-        <w:rPr>
-          <w:rFonts w:hint="eastAsia"/>
-          <w:lang w:val="en-US" w:eastAsia="zh-CN"/>
-        </w:rPr>
-      </w:pPr>
-      <w:bookmarkStart w:id="12" w:name="_Toc7358"/>
+        <w:pStyle w:val="2"/>
+        <w:bidi w:val="0"/>
+        <w:rPr>
+          <w:rFonts w:hint="eastAsia"/>
+          <w:lang w:val="en-US" w:eastAsia="zh-CN"/>
+        </w:rPr>
+      </w:pPr>
+      <w:bookmarkStart w:id="12" w:name="_Toc16279"/>
       <w:r>
         <w:rPr>
           <w:rFonts w:hint="eastAsia"/>
@@ -4478,7 +4449,7 @@
     </w:p>
     <w:p>
       <w:pPr>
-        <w:pStyle w:val="29"/>
+        <w:pStyle w:val="a1"/>
         <w:bidi w:val="0"/>
         <w:rPr>
           <w:rFonts w:hint="eastAsia"/>
@@ -4495,7 +4466,7 @@
     </w:p>
     <w:p>
       <w:pPr>
-        <w:pStyle w:val="29"/>
+        <w:pStyle w:val="a1"/>
         <w:bidi w:val="0"/>
         <w:rPr>
           <w:rFonts w:hint="eastAsia"/>
@@ -4512,7 +4483,7 @@
     </w:p>
     <w:p>
       <w:pPr>
-        <w:pStyle w:val="29"/>
+        <w:pStyle w:val="a1"/>
         <w:bidi w:val="0"/>
         <w:rPr>
           <w:rFonts w:hint="eastAsia"/>
@@ -4529,14 +4500,14 @@
     </w:p>
     <w:p>
       <w:pPr>
-        <w:pStyle w:val="30"/>
-        <w:bidi w:val="0"/>
-        <w:rPr>
-          <w:rFonts w:hint="eastAsia"/>
-          <w:lang w:val="en-US" w:eastAsia="zh-CN"/>
-        </w:rPr>
-      </w:pPr>
-      <w:bookmarkStart w:id="13" w:name="_Toc11232"/>
+        <w:pStyle w:val="2"/>
+        <w:bidi w:val="0"/>
+        <w:rPr>
+          <w:rFonts w:hint="eastAsia"/>
+          <w:lang w:val="en-US" w:eastAsia="zh-CN"/>
+        </w:rPr>
+      </w:pPr>
+      <w:bookmarkStart w:id="13" w:name="_Toc27925"/>
       <w:r>
         <w:rPr>
           <w:rFonts w:hint="eastAsia"/>
@@ -4548,7 +4519,7 @@
     </w:p>
     <w:p>
       <w:pPr>
-        <w:pStyle w:val="29"/>
+        <w:pStyle w:val="a1"/>
         <w:bidi w:val="0"/>
         <w:rPr>
           <w:rFonts w:hint="eastAsia"/>
@@ -4565,7 +4536,7 @@
     </w:p>
     <w:p>
       <w:pPr>
-        <w:pStyle w:val="29"/>
+        <w:pStyle w:val="a1"/>
         <w:bidi w:val="0"/>
         <w:rPr>
           <w:rFonts w:hint="eastAsia"/>
@@ -4582,7 +4553,7 @@
     </w:p>
     <w:p>
       <w:pPr>
-        <w:pStyle w:val="29"/>
+        <w:pStyle w:val="a1"/>
         <w:bidi w:val="0"/>
         <w:rPr>
           <w:rFonts w:hint="eastAsia"/>
@@ -4599,14 +4570,14 @@
     </w:p>
     <w:p>
       <w:pPr>
-        <w:pStyle w:val="28"/>
-        <w:bidi w:val="0"/>
-        <w:rPr>
-          <w:rFonts w:hint="eastAsia"/>
-          <w:lang w:val="en-US" w:eastAsia="zh-CN"/>
-        </w:rPr>
-      </w:pPr>
-      <w:bookmarkStart w:id="14" w:name="_Toc21911"/>
+        <w:pStyle w:val="1"/>
+        <w:bidi w:val="0"/>
+        <w:rPr>
+          <w:rFonts w:hint="eastAsia"/>
+          <w:lang w:val="en-US" w:eastAsia="zh-CN"/>
+        </w:rPr>
+      </w:pPr>
+      <w:bookmarkStart w:id="14" w:name="_Toc13980"/>
       <w:r>
         <w:rPr>
           <w:rFonts w:hint="eastAsia"/>
@@ -4618,14 +4589,14 @@
     </w:p>
     <w:p>
       <w:pPr>
-        <w:pStyle w:val="30"/>
-        <w:bidi w:val="0"/>
-        <w:rPr>
-          <w:rFonts w:hint="eastAsia"/>
-          <w:lang w:val="en-US" w:eastAsia="zh-CN"/>
-        </w:rPr>
-      </w:pPr>
-      <w:bookmarkStart w:id="15" w:name="_Toc15180"/>
+        <w:pStyle w:val="2"/>
+        <w:bidi w:val="0"/>
+        <w:rPr>
+          <w:rFonts w:hint="eastAsia"/>
+          <w:lang w:val="en-US" w:eastAsia="zh-CN"/>
+        </w:rPr>
+      </w:pPr>
+      <w:bookmarkStart w:id="15" w:name="_Toc17589"/>
       <w:r>
         <w:rPr>
           <w:rFonts w:hint="eastAsia"/>
@@ -4637,7 +4608,7 @@
     </w:p>
     <w:p>
       <w:pPr>
-        <w:pStyle w:val="29"/>
+        <w:pStyle w:val="a1"/>
         <w:bidi w:val="0"/>
         <w:rPr>
           <w:rFonts w:hint="eastAsia"/>
@@ -4654,7 +4625,7 @@
     </w:p>
     <w:p>
       <w:pPr>
-        <w:pStyle w:val="29"/>
+        <w:pStyle w:val="a1"/>
         <w:bidi w:val="0"/>
         <w:rPr>
           <w:rFonts w:hint="eastAsia"/>
@@ -4671,14 +4642,14 @@
     </w:p>
     <w:p>
       <w:pPr>
-        <w:pStyle w:val="30"/>
-        <w:bidi w:val="0"/>
-        <w:rPr>
-          <w:rFonts w:hint="eastAsia"/>
-          <w:lang w:val="en-US" w:eastAsia="zh-CN"/>
-        </w:rPr>
-      </w:pPr>
-      <w:bookmarkStart w:id="16" w:name="_Toc26892"/>
+        <w:pStyle w:val="2"/>
+        <w:bidi w:val="0"/>
+        <w:rPr>
+          <w:rFonts w:hint="eastAsia"/>
+          <w:lang w:val="en-US" w:eastAsia="zh-CN"/>
+        </w:rPr>
+      </w:pPr>
+      <w:bookmarkStart w:id="16" w:name="_Toc30796"/>
       <w:r>
         <w:rPr>
           <w:rFonts w:hint="eastAsia"/>
@@ -4690,7 +4661,7 @@
     </w:p>
     <w:p>
       <w:pPr>
-        <w:pStyle w:val="29"/>
+        <w:pStyle w:val="a1"/>
         <w:bidi w:val="0"/>
         <w:rPr>
           <w:rFonts w:hint="eastAsia"/>
@@ -4707,7 +4678,7 @@
     </w:p>
     <w:p>
       <w:pPr>
-        <w:pStyle w:val="29"/>
+        <w:pStyle w:val="a1"/>
         <w:bidi w:val="0"/>
         <w:rPr>
           <w:rFonts w:hint="eastAsia"/>
@@ -4724,7 +4695,7 @@
     </w:p>
     <w:p>
       <w:pPr>
-        <w:pStyle w:val="29"/>
+        <w:pStyle w:val="a1"/>
         <w:bidi w:val="0"/>
         <w:rPr>
           <w:rFonts w:hint="eastAsia"/>
@@ -4741,7 +4712,7 @@
     </w:p>
     <w:p>
       <w:pPr>
-        <w:pStyle w:val="29"/>
+        <w:pStyle w:val="a1"/>
         <w:bidi w:val="0"/>
         <w:rPr>
           <w:rFonts w:hint="eastAsia"/>
@@ -4758,7 +4729,7 @@
     </w:p>
     <w:p>
       <w:pPr>
-        <w:pStyle w:val="29"/>
+        <w:pStyle w:val="a1"/>
         <w:bidi w:val="0"/>
         <w:rPr>
           <w:rFonts w:hint="eastAsia"/>
@@ -4775,7 +4746,7 @@
     </w:p>
     <w:p>
       <w:pPr>
-        <w:pStyle w:val="29"/>
+        <w:pStyle w:val="a1"/>
         <w:bidi w:val="0"/>
         <w:rPr>
           <w:rFonts w:hint="eastAsia"/>
@@ -4792,7 +4763,7 @@
     </w:p>
     <w:p>
       <w:pPr>
-        <w:pStyle w:val="29"/>
+        <w:pStyle w:val="a1"/>
         <w:bidi w:val="0"/>
         <w:rPr>
           <w:rFonts w:hint="eastAsia"/>
@@ -4809,14 +4780,14 @@
     </w:p>
     <w:p>
       <w:pPr>
-        <w:pStyle w:val="30"/>
-        <w:bidi w:val="0"/>
-        <w:rPr>
-          <w:rFonts w:hint="eastAsia"/>
-          <w:lang w:val="en-US" w:eastAsia="zh-CN"/>
-        </w:rPr>
-      </w:pPr>
-      <w:bookmarkStart w:id="17" w:name="_Toc27872"/>
+        <w:pStyle w:val="2"/>
+        <w:bidi w:val="0"/>
+        <w:rPr>
+          <w:rFonts w:hint="eastAsia"/>
+          <w:lang w:val="en-US" w:eastAsia="zh-CN"/>
+        </w:rPr>
+      </w:pPr>
+      <w:bookmarkStart w:id="17" w:name="_Toc10765"/>
       <w:r>
         <w:rPr>
           <w:rFonts w:hint="eastAsia"/>
@@ -4828,7 +4799,7 @@
     </w:p>
     <w:p>
       <w:pPr>
-        <w:pStyle w:val="29"/>
+        <w:pStyle w:val="a1"/>
         <w:bidi w:val="0"/>
         <w:rPr>
           <w:rFonts w:hint="eastAsia"/>
@@ -4845,7 +4816,7 @@
     </w:p>
     <w:p>
       <w:pPr>
-        <w:pStyle w:val="29"/>
+        <w:pStyle w:val="a1"/>
         <w:bidi w:val="0"/>
         <w:rPr>
           <w:rFonts w:hint="eastAsia"/>
@@ -4862,7 +4833,7 @@
     </w:p>
     <w:p>
       <w:pPr>
-        <w:pStyle w:val="29"/>
+        <w:pStyle w:val="a1"/>
         <w:bidi w:val="0"/>
         <w:rPr>
           <w:rFonts w:hint="eastAsia"/>
@@ -4879,14 +4850,14 @@
     </w:p>
     <w:p>
       <w:pPr>
-        <w:pStyle w:val="28"/>
-        <w:bidi w:val="0"/>
-        <w:rPr>
-          <w:rFonts w:hint="eastAsia"/>
-          <w:lang w:val="en-US" w:eastAsia="zh-CN"/>
-        </w:rPr>
-      </w:pPr>
-      <w:bookmarkStart w:id="18" w:name="_Toc32023"/>
+        <w:pStyle w:val="1"/>
+        <w:bidi w:val="0"/>
+        <w:rPr>
+          <w:rFonts w:hint="eastAsia"/>
+          <w:lang w:val="en-US" w:eastAsia="zh-CN"/>
+        </w:rPr>
+      </w:pPr>
+      <w:bookmarkStart w:id="18" w:name="_Toc15534"/>
       <w:r>
         <w:rPr>
           <w:rFonts w:hint="eastAsia"/>
@@ -4898,14 +4869,14 @@
     </w:p>
     <w:p>
       <w:pPr>
-        <w:pStyle w:val="30"/>
-        <w:bidi w:val="0"/>
-        <w:rPr>
-          <w:rFonts w:hint="eastAsia"/>
-          <w:lang w:val="en-US" w:eastAsia="zh-CN"/>
-        </w:rPr>
-      </w:pPr>
-      <w:bookmarkStart w:id="19" w:name="_Toc28807"/>
+        <w:pStyle w:val="2"/>
+        <w:bidi w:val="0"/>
+        <w:rPr>
+          <w:rFonts w:hint="eastAsia"/>
+          <w:lang w:val="en-US" w:eastAsia="zh-CN"/>
+        </w:rPr>
+      </w:pPr>
+      <w:bookmarkStart w:id="19" w:name="_Toc9428"/>
       <w:r>
         <w:rPr>
           <w:rFonts w:hint="eastAsia"/>
@@ -4917,19 +4888,18 @@
     </w:p>
     <w:tbl>
       <w:tblPr>
-        <w:tblStyle w:val="20"/>
+        <w:tblStyle w:val="TableNormal"/>
         <w:tblW w:w="0" w:type="auto"/>
         <w:tblInd w:w="0" w:type="dxa"/>
         <w:tblBorders>
-          <w:top w:val="single" w:color="auto" w:sz="4" w:space="0"/>
-          <w:left w:val="single" w:color="auto" w:sz="4" w:space="0"/>
-          <w:bottom w:val="single" w:color="auto" w:sz="4" w:space="0"/>
-          <w:right w:val="single" w:color="auto" w:sz="4" w:space="0"/>
-          <w:insideH w:val="single" w:color="auto" w:sz="4" w:space="0"/>
-          <w:insideV w:val="single" w:color="auto" w:sz="4" w:space="0"/>
+          <w:top w:val="single" w:sz="4" w:space="0" w:color="auto"/>
+          <w:left w:val="single" w:sz="4" w:space="0" w:color="auto"/>
+          <w:bottom w:val="single" w:sz="4" w:space="0" w:color="auto"/>
+          <w:right w:val="single" w:sz="4" w:space="0" w:color="auto"/>
+          <w:insideH w:val="single" w:sz="4" w:space="0" w:color="auto"/>
+          <w:insideV w:val="single" w:sz="4" w:space="0" w:color="auto"/>
         </w:tblBorders>
         <w:shd w:val="clear" w:color="auto" w:fill="auto"/>
-        <w:tblLayout w:type="autofit"/>
         <w:tblCellMar>
           <w:top w:w="15" w:type="dxa"/>
           <w:left w:w="15" w:type="dxa"/>
@@ -4946,13 +4916,15 @@
       </w:tblGrid>
       <w:tr>
         <w:tblPrEx>
+          <w:tblW w:w="0" w:type="auto"/>
+          <w:tblInd w:w="0" w:type="dxa"/>
           <w:tblBorders>
-            <w:top w:val="single" w:color="auto" w:sz="4" w:space="0"/>
-            <w:left w:val="single" w:color="auto" w:sz="4" w:space="0"/>
-            <w:bottom w:val="single" w:color="auto" w:sz="4" w:space="0"/>
-            <w:right w:val="single" w:color="auto" w:sz="4" w:space="0"/>
-            <w:insideH w:val="single" w:color="auto" w:sz="4" w:space="0"/>
-            <w:insideV w:val="single" w:color="auto" w:sz="4" w:space="0"/>
+            <w:top w:val="single" w:sz="4" w:space="0" w:color="auto"/>
+            <w:left w:val="single" w:sz="4" w:space="0" w:color="auto"/>
+            <w:bottom w:val="single" w:sz="4" w:space="0" w:color="auto"/>
+            <w:right w:val="single" w:sz="4" w:space="0" w:color="auto"/>
+            <w:insideH w:val="single" w:sz="4" w:space="0" w:color="auto"/>
+            <w:insideV w:val="single" w:sz="4" w:space="0" w:color="auto"/>
           </w:tblBorders>
           <w:shd w:val="clear" w:color="auto" w:fill="auto"/>
           <w:tblCellMar>
@@ -4986,7 +4958,7 @@
               <w:spacing w:line="300" w:lineRule="atLeast"/>
               <w:jc w:val="left"/>
               <w:rPr>
-                <w:rFonts w:ascii="Segoe UI" w:hAnsi="Segoe UI" w:eastAsia="Segoe UI" w:cs="Segoe UI"/>
+                <w:rFonts w:ascii="Segoe UI" w:eastAsia="Segoe UI" w:hAnsi="Segoe UI" w:cs="Segoe UI"/>
                 <w:i w:val="0"/>
                 <w:iCs w:val="0"/>
                 <w:caps w:val="0"/>
@@ -4998,8 +4970,8 @@
             </w:pPr>
             <w:r>
               <w:rPr>
-                <w:rStyle w:val="23"/>
-                <w:rFonts w:hint="default" w:ascii="Segoe UI" w:hAnsi="Segoe UI" w:eastAsia="Segoe UI" w:cs="Segoe UI"/>
+                <w:rStyle w:val="Strong"/>
+                <w:rFonts w:ascii="Segoe UI" w:eastAsia="Segoe UI" w:hAnsi="Segoe UI" w:cs="Segoe UI" w:hint="default"/>
                 <w:b/>
                 <w:bCs/>
                 <w:i w:val="0"/>
@@ -5011,7 +4983,7 @@
                 <w:kern w:val="0"/>
                 <w:sz w:val="18"/>
                 <w:szCs w:val="18"/>
-                <w:lang w:val="en-US" w:eastAsia="zh-CN" w:bidi="ar"/>
+                <w:lang w:val="en-US" w:eastAsia="zh-CN"/>
               </w:rPr>
               <w:t>等级</w:t>
             </w:r>
@@ -5038,7 +5010,7 @@
               <w:spacing w:line="300" w:lineRule="atLeast"/>
               <w:jc w:val="left"/>
               <w:rPr>
-                <w:rFonts w:hint="default" w:ascii="Segoe UI" w:hAnsi="Segoe UI" w:eastAsia="Segoe UI" w:cs="Segoe UI"/>
+                <w:rFonts w:ascii="Segoe UI" w:eastAsia="Segoe UI" w:hAnsi="Segoe UI" w:cs="Segoe UI" w:hint="default"/>
                 <w:i w:val="0"/>
                 <w:iCs w:val="0"/>
                 <w:caps w:val="0"/>
@@ -5050,8 +5022,8 @@
             </w:pPr>
             <w:r>
               <w:rPr>
-                <w:rStyle w:val="23"/>
-                <w:rFonts w:hint="default" w:ascii="Segoe UI" w:hAnsi="Segoe UI" w:eastAsia="Segoe UI" w:cs="Segoe UI"/>
+                <w:rStyle w:val="Strong"/>
+                <w:rFonts w:ascii="Segoe UI" w:eastAsia="Segoe UI" w:hAnsi="Segoe UI" w:cs="Segoe UI" w:hint="default"/>
                 <w:b/>
                 <w:bCs/>
                 <w:i w:val="0"/>
@@ -5063,7 +5035,7 @@
                 <w:kern w:val="0"/>
                 <w:sz w:val="18"/>
                 <w:szCs w:val="18"/>
-                <w:lang w:val="en-US" w:eastAsia="zh-CN" w:bidi="ar"/>
+                <w:lang w:val="en-US" w:eastAsia="zh-CN"/>
               </w:rPr>
               <w:t>名称</w:t>
             </w:r>
@@ -5090,7 +5062,7 @@
               <w:spacing w:line="300" w:lineRule="atLeast"/>
               <w:jc w:val="left"/>
               <w:rPr>
-                <w:rFonts w:hint="default" w:ascii="Segoe UI" w:hAnsi="Segoe UI" w:eastAsia="Segoe UI" w:cs="Segoe UI"/>
+                <w:rFonts w:ascii="Segoe UI" w:eastAsia="Segoe UI" w:hAnsi="Segoe UI" w:cs="Segoe UI" w:hint="default"/>
                 <w:i w:val="0"/>
                 <w:iCs w:val="0"/>
                 <w:caps w:val="0"/>
@@ -5102,8 +5074,8 @@
             </w:pPr>
             <w:r>
               <w:rPr>
-                <w:rStyle w:val="23"/>
-                <w:rFonts w:hint="default" w:ascii="Segoe UI" w:hAnsi="Segoe UI" w:eastAsia="Segoe UI" w:cs="Segoe UI"/>
+                <w:rStyle w:val="Strong"/>
+                <w:rFonts w:ascii="Segoe UI" w:eastAsia="Segoe UI" w:hAnsi="Segoe UI" w:cs="Segoe UI" w:hint="default"/>
                 <w:b/>
                 <w:bCs/>
                 <w:i w:val="0"/>
@@ -5115,7 +5087,7 @@
                 <w:kern w:val="0"/>
                 <w:sz w:val="18"/>
                 <w:szCs w:val="18"/>
-                <w:lang w:val="en-US" w:eastAsia="zh-CN" w:bidi="ar"/>
+                <w:lang w:val="en-US" w:eastAsia="zh-CN"/>
               </w:rPr>
               <w:t>核心影响与紧迫性定义</w:t>
             </w:r>
@@ -5142,7 +5114,7 @@
               <w:spacing w:line="300" w:lineRule="atLeast"/>
               <w:jc w:val="left"/>
               <w:rPr>
-                <w:rFonts w:hint="default" w:ascii="Segoe UI" w:hAnsi="Segoe UI" w:eastAsia="Segoe UI" w:cs="Segoe UI"/>
+                <w:rFonts w:ascii="Segoe UI" w:eastAsia="Segoe UI" w:hAnsi="Segoe UI" w:cs="Segoe UI" w:hint="default"/>
                 <w:i w:val="0"/>
                 <w:iCs w:val="0"/>
                 <w:caps w:val="0"/>
@@ -5154,8 +5126,8 @@
             </w:pPr>
             <w:r>
               <w:rPr>
-                <w:rStyle w:val="23"/>
-                <w:rFonts w:hint="default" w:ascii="Segoe UI" w:hAnsi="Segoe UI" w:eastAsia="Segoe UI" w:cs="Segoe UI"/>
+                <w:rStyle w:val="Strong"/>
+                <w:rFonts w:ascii="Segoe UI" w:eastAsia="Segoe UI" w:hAnsi="Segoe UI" w:cs="Segoe UI" w:hint="default"/>
                 <w:b/>
                 <w:bCs/>
                 <w:i w:val="0"/>
@@ -5167,7 +5139,7 @@
                 <w:kern w:val="0"/>
                 <w:sz w:val="18"/>
                 <w:szCs w:val="18"/>
-                <w:lang w:val="en-US" w:eastAsia="zh-CN" w:bidi="ar"/>
+                <w:lang w:val="en-US" w:eastAsia="zh-CN"/>
               </w:rPr>
               <w:t>软件运维场景示例</w:t>
             </w:r>
@@ -5194,7 +5166,7 @@
               <w:spacing w:line="300" w:lineRule="atLeast"/>
               <w:jc w:val="left"/>
               <w:rPr>
-                <w:rFonts w:hint="default" w:ascii="Segoe UI" w:hAnsi="Segoe UI" w:eastAsia="Segoe UI" w:cs="Segoe UI"/>
+                <w:rFonts w:ascii="Segoe UI" w:eastAsia="Segoe UI" w:hAnsi="Segoe UI" w:cs="Segoe UI" w:hint="default"/>
                 <w:i w:val="0"/>
                 <w:iCs w:val="0"/>
                 <w:caps w:val="0"/>
@@ -5206,8 +5178,8 @@
             </w:pPr>
             <w:r>
               <w:rPr>
-                <w:rStyle w:val="23"/>
-                <w:rFonts w:hint="default" w:ascii="Segoe UI" w:hAnsi="Segoe UI" w:eastAsia="Segoe UI" w:cs="Segoe UI"/>
+                <w:rStyle w:val="Strong"/>
+                <w:rFonts w:ascii="Segoe UI" w:eastAsia="Segoe UI" w:hAnsi="Segoe UI" w:cs="Segoe UI" w:hint="default"/>
                 <w:b/>
                 <w:bCs/>
                 <w:i w:val="0"/>
@@ -5219,7 +5191,7 @@
                 <w:kern w:val="0"/>
                 <w:sz w:val="18"/>
                 <w:szCs w:val="18"/>
-                <w:lang w:val="en-US" w:eastAsia="zh-CN" w:bidi="ar"/>
+                <w:lang w:val="en-US" w:eastAsia="zh-CN"/>
               </w:rPr>
               <w:t>关键特征</w:t>
             </w:r>
@@ -5228,756 +5200,8 @@
       </w:tr>
       <w:tr>
         <w:tblPrEx>
-          <w:tblBorders>
-            <w:top w:val="single" w:color="auto" w:sz="4" w:space="0"/>
-            <w:left w:val="single" w:color="auto" w:sz="4" w:space="0"/>
-            <w:bottom w:val="single" w:color="auto" w:sz="4" w:space="0"/>
-            <w:right w:val="single" w:color="auto" w:sz="4" w:space="0"/>
-            <w:insideH w:val="single" w:color="auto" w:sz="4" w:space="0"/>
-            <w:insideV w:val="single" w:color="auto" w:sz="4" w:space="0"/>
-          </w:tblBorders>
-          <w:tblCellMar>
-            <w:top w:w="15" w:type="dxa"/>
-            <w:left w:w="15" w:type="dxa"/>
-            <w:bottom w:w="15" w:type="dxa"/>
-            <w:right w:w="15" w:type="dxa"/>
-          </w:tblCellMar>
-        </w:tblPrEx>
-        <w:tc>
-          <w:tcPr>
-            <w:tcW w:w="0" w:type="auto"/>
-            <w:shd w:val="clear" w:color="auto" w:fill="auto"/>
-            <w:tcMar>
-              <w:top w:w="120" w:type="dxa"/>
-              <w:left w:w="0" w:type="dxa"/>
-              <w:bottom w:w="120" w:type="dxa"/>
-              <w:right w:w="192" w:type="dxa"/>
-            </w:tcMar>
-            <w:vAlign w:val="center"/>
-          </w:tcPr>
-          <w:p>
-            <w:pPr>
-              <w:keepNext w:val="0"/>
-              <w:keepLines w:val="0"/>
-              <w:widowControl/>
-              <w:suppressLineNumbers w:val="0"/>
-              <w:spacing w:line="300" w:lineRule="atLeast"/>
-              <w:jc w:val="left"/>
-              <w:rPr>
-                <w:rFonts w:hint="default" w:ascii="Segoe UI" w:hAnsi="Segoe UI" w:eastAsia="Segoe UI" w:cs="Segoe UI"/>
-                <w:i w:val="0"/>
-                <w:iCs w:val="0"/>
-                <w:caps w:val="0"/>
-                <w:color w:val="0F1115"/>
-                <w:spacing w:val="0"/>
-                <w:sz w:val="18"/>
-                <w:szCs w:val="18"/>
-              </w:rPr>
-            </w:pPr>
-            <w:r>
-              <w:rPr>
-                <w:rStyle w:val="23"/>
-                <w:rFonts w:hint="default" w:ascii="Segoe UI" w:hAnsi="Segoe UI" w:eastAsia="Segoe UI" w:cs="Segoe UI"/>
-                <w:b/>
-                <w:bCs/>
-                <w:i w:val="0"/>
-                <w:iCs w:val="0"/>
-                <w:caps w:val="0"/>
-                <w:snapToGrid w:val="0"/>
-                <w:color w:val="000000"/>
-                <w:spacing w:val="0"/>
-                <w:kern w:val="0"/>
-                <w:sz w:val="18"/>
-                <w:szCs w:val="18"/>
-                <w:lang w:val="en-US" w:eastAsia="zh-CN" w:bidi="ar"/>
-              </w:rPr>
-              <w:t>P0</w:t>
-            </w:r>
-          </w:p>
-        </w:tc>
-        <w:tc>
-          <w:tcPr>
-            <w:tcW w:w="0" w:type="auto"/>
-            <w:shd w:val="clear" w:color="auto" w:fill="auto"/>
-            <w:tcMar>
-              <w:top w:w="120" w:type="dxa"/>
-              <w:left w:w="192" w:type="dxa"/>
-              <w:bottom w:w="120" w:type="dxa"/>
-              <w:right w:w="192" w:type="dxa"/>
-            </w:tcMar>
-            <w:vAlign w:val="center"/>
-          </w:tcPr>
-          <w:p>
-            <w:pPr>
-              <w:keepNext w:val="0"/>
-              <w:keepLines w:val="0"/>
-              <w:widowControl/>
-              <w:suppressLineNumbers w:val="0"/>
-              <w:spacing w:line="300" w:lineRule="atLeast"/>
-              <w:jc w:val="left"/>
-              <w:rPr>
-                <w:rFonts w:hint="default" w:ascii="Segoe UI" w:hAnsi="Segoe UI" w:eastAsia="Segoe UI" w:cs="Segoe UI"/>
-                <w:i w:val="0"/>
-                <w:iCs w:val="0"/>
-                <w:caps w:val="0"/>
-                <w:color w:val="0F1115"/>
-                <w:spacing w:val="0"/>
-                <w:sz w:val="18"/>
-                <w:szCs w:val="18"/>
-              </w:rPr>
-            </w:pPr>
-            <w:r>
-              <w:rPr>
-                <w:rStyle w:val="23"/>
-                <w:rFonts w:hint="default" w:ascii="Segoe UI" w:hAnsi="Segoe UI" w:eastAsia="Segoe UI" w:cs="Segoe UI"/>
-                <w:b/>
-                <w:bCs/>
-                <w:i w:val="0"/>
-                <w:iCs w:val="0"/>
-                <w:caps w:val="0"/>
-                <w:snapToGrid w:val="0"/>
-                <w:color w:val="000000"/>
-                <w:spacing w:val="0"/>
-                <w:kern w:val="0"/>
-                <w:sz w:val="18"/>
-                <w:szCs w:val="18"/>
-                <w:lang w:val="en-US" w:eastAsia="zh-CN" w:bidi="ar"/>
-              </w:rPr>
-              <w:t>重大灾难事件</w:t>
-            </w:r>
-          </w:p>
-        </w:tc>
-        <w:tc>
-          <w:tcPr>
-            <w:tcW w:w="0" w:type="auto"/>
-            <w:shd w:val="clear" w:color="auto" w:fill="auto"/>
-            <w:tcMar>
-              <w:top w:w="120" w:type="dxa"/>
-              <w:left w:w="192" w:type="dxa"/>
-              <w:bottom w:w="120" w:type="dxa"/>
-              <w:right w:w="192" w:type="dxa"/>
-            </w:tcMar>
-            <w:vAlign w:val="center"/>
-          </w:tcPr>
-          <w:p>
-            <w:pPr>
-              <w:keepNext w:val="0"/>
-              <w:keepLines w:val="0"/>
-              <w:widowControl/>
-              <w:suppressLineNumbers w:val="0"/>
-              <w:spacing w:line="300" w:lineRule="atLeast"/>
-              <w:jc w:val="left"/>
-              <w:rPr>
-                <w:rFonts w:hint="default" w:ascii="Segoe UI" w:hAnsi="Segoe UI" w:eastAsia="Segoe UI" w:cs="Segoe UI"/>
-                <w:i w:val="0"/>
-                <w:iCs w:val="0"/>
-                <w:caps w:val="0"/>
-                <w:color w:val="0F1115"/>
-                <w:spacing w:val="0"/>
-                <w:sz w:val="18"/>
-                <w:szCs w:val="18"/>
-              </w:rPr>
-            </w:pPr>
-            <w:r>
-              <w:rPr>
-                <w:rStyle w:val="23"/>
-                <w:rFonts w:hint="default" w:ascii="Segoe UI" w:hAnsi="Segoe UI" w:eastAsia="Segoe UI" w:cs="Segoe UI"/>
-                <w:b/>
-                <w:bCs/>
-                <w:i w:val="0"/>
-                <w:iCs w:val="0"/>
-                <w:caps w:val="0"/>
-                <w:snapToGrid w:val="0"/>
-                <w:color w:val="000000"/>
-                <w:spacing w:val="0"/>
-                <w:kern w:val="0"/>
-                <w:sz w:val="18"/>
-                <w:szCs w:val="18"/>
-                <w:lang w:val="en-US" w:eastAsia="zh-CN" w:bidi="ar"/>
-              </w:rPr>
-              <w:t>全网性/核心业务完全中断</w:t>
-            </w:r>
-            <w:r>
-              <w:rPr>
-                <w:rFonts w:hint="default" w:ascii="Segoe UI" w:hAnsi="Segoe UI" w:eastAsia="Segoe UI" w:cs="Segoe UI"/>
-                <w:i w:val="0"/>
-                <w:iCs w:val="0"/>
-                <w:caps w:val="0"/>
-                <w:snapToGrid w:val="0"/>
-                <w:color w:val="000000"/>
-                <w:spacing w:val="0"/>
-                <w:kern w:val="0"/>
-                <w:sz w:val="18"/>
-                <w:szCs w:val="18"/>
-                <w:lang w:val="en-US" w:eastAsia="zh-CN" w:bidi="ar"/>
-              </w:rPr>
-              <w:t>，造成重大经济损失或严重品牌声誉危机，需立即启动公司级应急响应。</w:t>
-            </w:r>
-          </w:p>
-        </w:tc>
-        <w:tc>
-          <w:tcPr>
-            <w:tcW w:w="0" w:type="auto"/>
-            <w:shd w:val="clear" w:color="auto" w:fill="auto"/>
-            <w:tcMar>
-              <w:top w:w="120" w:type="dxa"/>
-              <w:left w:w="192" w:type="dxa"/>
-              <w:bottom w:w="120" w:type="dxa"/>
-              <w:right w:w="192" w:type="dxa"/>
-            </w:tcMar>
-            <w:vAlign w:val="center"/>
-          </w:tcPr>
-          <w:p>
-            <w:pPr>
-              <w:keepNext w:val="0"/>
-              <w:keepLines w:val="0"/>
-              <w:widowControl/>
-              <w:suppressLineNumbers w:val="0"/>
-              <w:spacing w:line="300" w:lineRule="atLeast"/>
-              <w:jc w:val="left"/>
-              <w:rPr>
-                <w:rFonts w:hint="default" w:ascii="Segoe UI" w:hAnsi="Segoe UI" w:eastAsia="Segoe UI" w:cs="Segoe UI"/>
-                <w:i w:val="0"/>
-                <w:iCs w:val="0"/>
-                <w:caps w:val="0"/>
-                <w:color w:val="0F1115"/>
-                <w:spacing w:val="0"/>
-                <w:sz w:val="18"/>
-                <w:szCs w:val="18"/>
-              </w:rPr>
-            </w:pPr>
-            <w:r>
-              <w:rPr>
-                <w:rFonts w:hint="default" w:ascii="Segoe UI" w:hAnsi="Segoe UI" w:eastAsia="Segoe UI" w:cs="Segoe UI"/>
-                <w:i w:val="0"/>
-                <w:iCs w:val="0"/>
-                <w:caps w:val="0"/>
-                <w:snapToGrid w:val="0"/>
-                <w:color w:val="000000"/>
-                <w:spacing w:val="0"/>
-                <w:kern w:val="0"/>
-                <w:sz w:val="18"/>
-                <w:szCs w:val="18"/>
-                <w:lang w:val="en-US" w:eastAsia="zh-CN" w:bidi="ar"/>
-              </w:rPr>
-              <w:t>1. 核心生产系统全面瘫痪，所有用户无法访问。</w:t>
-            </w:r>
-            <w:r>
-              <w:rPr>
-                <w:rFonts w:hint="default" w:ascii="Segoe UI" w:hAnsi="Segoe UI" w:eastAsia="Segoe UI" w:cs="Segoe UI"/>
-                <w:i w:val="0"/>
-                <w:iCs w:val="0"/>
-                <w:caps w:val="0"/>
-                <w:snapToGrid w:val="0"/>
-                <w:color w:val="000000"/>
-                <w:spacing w:val="0"/>
-                <w:kern w:val="0"/>
-                <w:sz w:val="18"/>
-                <w:szCs w:val="18"/>
-                <w:lang w:val="en-US" w:eastAsia="zh-CN" w:bidi="ar"/>
-              </w:rPr>
-              <w:br w:type="textWrapping"/>
-            </w:r>
-            <w:r>
-              <w:rPr>
-                <w:rFonts w:hint="default" w:ascii="Segoe UI" w:hAnsi="Segoe UI" w:eastAsia="Segoe UI" w:cs="Segoe UI"/>
-                <w:i w:val="0"/>
-                <w:iCs w:val="0"/>
-                <w:caps w:val="0"/>
-                <w:snapToGrid w:val="0"/>
-                <w:color w:val="000000"/>
-                <w:spacing w:val="0"/>
-                <w:kern w:val="0"/>
-                <w:sz w:val="18"/>
-                <w:szCs w:val="18"/>
-                <w:lang w:val="en-US" w:eastAsia="zh-CN" w:bidi="ar"/>
-              </w:rPr>
-              <w:t>2. 核心数据库损坏或丢失，导致业务停摆。</w:t>
-            </w:r>
-            <w:r>
-              <w:rPr>
-                <w:rFonts w:hint="default" w:ascii="Segoe UI" w:hAnsi="Segoe UI" w:eastAsia="Segoe UI" w:cs="Segoe UI"/>
-                <w:i w:val="0"/>
-                <w:iCs w:val="0"/>
-                <w:caps w:val="0"/>
-                <w:snapToGrid w:val="0"/>
-                <w:color w:val="000000"/>
-                <w:spacing w:val="0"/>
-                <w:kern w:val="0"/>
-                <w:sz w:val="18"/>
-                <w:szCs w:val="18"/>
-                <w:lang w:val="en-US" w:eastAsia="zh-CN" w:bidi="ar"/>
-              </w:rPr>
-              <w:br w:type="textWrapping"/>
-            </w:r>
-            <w:r>
-              <w:rPr>
-                <w:rFonts w:hint="default" w:ascii="Segoe UI" w:hAnsi="Segoe UI" w:eastAsia="Segoe UI" w:cs="Segoe UI"/>
-                <w:i w:val="0"/>
-                <w:iCs w:val="0"/>
-                <w:caps w:val="0"/>
-                <w:snapToGrid w:val="0"/>
-                <w:color w:val="000000"/>
-                <w:spacing w:val="0"/>
-                <w:kern w:val="0"/>
-                <w:sz w:val="18"/>
-                <w:szCs w:val="18"/>
-                <w:lang w:val="en-US" w:eastAsia="zh-CN" w:bidi="ar"/>
-              </w:rPr>
-              <w:t>3. 大规模数据泄露或恶意攻击，导致服务不可用且合规风险极高。</w:t>
-            </w:r>
-          </w:p>
-        </w:tc>
-        <w:tc>
-          <w:tcPr>
-            <w:tcW w:w="0" w:type="auto"/>
-            <w:shd w:val="clear" w:color="auto" w:fill="auto"/>
-            <w:tcMar>
-              <w:top w:w="120" w:type="dxa"/>
-              <w:left w:w="192" w:type="dxa"/>
-              <w:bottom w:w="120" w:type="dxa"/>
-              <w:right w:w="0" w:type="dxa"/>
-            </w:tcMar>
-            <w:vAlign w:val="center"/>
-          </w:tcPr>
-          <w:p>
-            <w:pPr>
-              <w:keepNext w:val="0"/>
-              <w:keepLines w:val="0"/>
-              <w:widowControl/>
-              <w:suppressLineNumbers w:val="0"/>
-              <w:spacing w:line="300" w:lineRule="atLeast"/>
-              <w:jc w:val="left"/>
-              <w:rPr>
-                <w:rFonts w:hint="default" w:ascii="Segoe UI" w:hAnsi="Segoe UI" w:eastAsia="Segoe UI" w:cs="Segoe UI"/>
-                <w:i w:val="0"/>
-                <w:iCs w:val="0"/>
-                <w:caps w:val="0"/>
-                <w:color w:val="0F1115"/>
-                <w:spacing w:val="0"/>
-                <w:sz w:val="18"/>
-                <w:szCs w:val="18"/>
-              </w:rPr>
-            </w:pPr>
-            <w:r>
-              <w:rPr>
-                <w:rStyle w:val="23"/>
-                <w:rFonts w:hint="default" w:ascii="Segoe UI" w:hAnsi="Segoe UI" w:eastAsia="Segoe UI" w:cs="Segoe UI"/>
-                <w:b/>
-                <w:bCs/>
-                <w:i w:val="0"/>
-                <w:iCs w:val="0"/>
-                <w:caps w:val="0"/>
-                <w:snapToGrid w:val="0"/>
-                <w:color w:val="000000"/>
-                <w:spacing w:val="0"/>
-                <w:kern w:val="0"/>
-                <w:sz w:val="18"/>
-                <w:szCs w:val="18"/>
-                <w:lang w:val="en-US" w:eastAsia="zh-CN" w:bidi="ar"/>
-              </w:rPr>
-              <w:t>公司级应急</w:t>
-            </w:r>
-            <w:r>
-              <w:rPr>
-                <w:rFonts w:hint="default" w:ascii="Segoe UI" w:hAnsi="Segoe UI" w:eastAsia="Segoe UI" w:cs="Segoe UI"/>
-                <w:i w:val="0"/>
-                <w:iCs w:val="0"/>
-                <w:caps w:val="0"/>
-                <w:snapToGrid w:val="0"/>
-                <w:color w:val="000000"/>
-                <w:spacing w:val="0"/>
-                <w:kern w:val="0"/>
-                <w:sz w:val="18"/>
-                <w:szCs w:val="18"/>
-                <w:lang w:val="en-US" w:eastAsia="zh-CN" w:bidi="ar"/>
-              </w:rPr>
-              <w:t>；可能触发业务连续性计划（BCP）。</w:t>
-            </w:r>
-          </w:p>
-        </w:tc>
-      </w:tr>
-      <w:tr>
-        <w:tblPrEx>
-          <w:tblBorders>
-            <w:top w:val="single" w:color="auto" w:sz="4" w:space="0"/>
-            <w:left w:val="single" w:color="auto" w:sz="4" w:space="0"/>
-            <w:bottom w:val="single" w:color="auto" w:sz="4" w:space="0"/>
-            <w:right w:val="single" w:color="auto" w:sz="4" w:space="0"/>
-            <w:insideH w:val="single" w:color="auto" w:sz="4" w:space="0"/>
-            <w:insideV w:val="single" w:color="auto" w:sz="4" w:space="0"/>
-          </w:tblBorders>
-          <w:tblCellMar>
-            <w:top w:w="15" w:type="dxa"/>
-            <w:left w:w="15" w:type="dxa"/>
-            <w:bottom w:w="15" w:type="dxa"/>
-            <w:right w:w="15" w:type="dxa"/>
-          </w:tblCellMar>
-        </w:tblPrEx>
-        <w:tc>
-          <w:tcPr>
-            <w:tcW w:w="0" w:type="auto"/>
-            <w:shd w:val="clear" w:color="auto" w:fill="auto"/>
-            <w:tcMar>
-              <w:top w:w="120" w:type="dxa"/>
-              <w:left w:w="0" w:type="dxa"/>
-              <w:bottom w:w="120" w:type="dxa"/>
-              <w:right w:w="192" w:type="dxa"/>
-            </w:tcMar>
-            <w:vAlign w:val="center"/>
-          </w:tcPr>
-          <w:p>
-            <w:pPr>
-              <w:keepNext w:val="0"/>
-              <w:keepLines w:val="0"/>
-              <w:widowControl/>
-              <w:suppressLineNumbers w:val="0"/>
-              <w:spacing w:line="300" w:lineRule="atLeast"/>
-              <w:jc w:val="left"/>
-              <w:rPr>
-                <w:rFonts w:hint="default" w:ascii="Segoe UI" w:hAnsi="Segoe UI" w:eastAsia="Segoe UI" w:cs="Segoe UI"/>
-                <w:i w:val="0"/>
-                <w:iCs w:val="0"/>
-                <w:caps w:val="0"/>
-                <w:color w:val="0F1115"/>
-                <w:spacing w:val="0"/>
-                <w:sz w:val="18"/>
-                <w:szCs w:val="18"/>
-              </w:rPr>
-            </w:pPr>
-            <w:r>
-              <w:rPr>
-                <w:rStyle w:val="23"/>
-                <w:rFonts w:hint="default" w:ascii="Segoe UI" w:hAnsi="Segoe UI" w:eastAsia="Segoe UI" w:cs="Segoe UI"/>
-                <w:b/>
-                <w:bCs/>
-                <w:i w:val="0"/>
-                <w:iCs w:val="0"/>
-                <w:caps w:val="0"/>
-                <w:snapToGrid w:val="0"/>
-                <w:color w:val="000000"/>
-                <w:spacing w:val="0"/>
-                <w:kern w:val="0"/>
-                <w:sz w:val="18"/>
-                <w:szCs w:val="18"/>
-                <w:lang w:val="en-US" w:eastAsia="zh-CN" w:bidi="ar"/>
-              </w:rPr>
-              <w:t>P1</w:t>
-            </w:r>
-          </w:p>
-        </w:tc>
-        <w:tc>
-          <w:tcPr>
-            <w:tcW w:w="0" w:type="auto"/>
-            <w:shd w:val="clear" w:color="auto" w:fill="auto"/>
-            <w:tcMar>
-              <w:top w:w="120" w:type="dxa"/>
-              <w:left w:w="192" w:type="dxa"/>
-              <w:bottom w:w="120" w:type="dxa"/>
-              <w:right w:w="192" w:type="dxa"/>
-            </w:tcMar>
-            <w:vAlign w:val="center"/>
-          </w:tcPr>
-          <w:p>
-            <w:pPr>
-              <w:keepNext w:val="0"/>
-              <w:keepLines w:val="0"/>
-              <w:widowControl/>
-              <w:suppressLineNumbers w:val="0"/>
-              <w:spacing w:line="300" w:lineRule="atLeast"/>
-              <w:jc w:val="left"/>
-              <w:rPr>
-                <w:rFonts w:hint="default" w:ascii="Segoe UI" w:hAnsi="Segoe UI" w:eastAsia="Segoe UI" w:cs="Segoe UI"/>
-                <w:i w:val="0"/>
-                <w:iCs w:val="0"/>
-                <w:caps w:val="0"/>
-                <w:color w:val="0F1115"/>
-                <w:spacing w:val="0"/>
-                <w:sz w:val="18"/>
-                <w:szCs w:val="18"/>
-              </w:rPr>
-            </w:pPr>
-            <w:r>
-              <w:rPr>
-                <w:rStyle w:val="23"/>
-                <w:rFonts w:hint="default" w:ascii="Segoe UI" w:hAnsi="Segoe UI" w:eastAsia="Segoe UI" w:cs="Segoe UI"/>
-                <w:b/>
-                <w:bCs/>
-                <w:i w:val="0"/>
-                <w:iCs w:val="0"/>
-                <w:caps w:val="0"/>
-                <w:snapToGrid w:val="0"/>
-                <w:color w:val="000000"/>
-                <w:spacing w:val="0"/>
-                <w:kern w:val="0"/>
-                <w:sz w:val="18"/>
-                <w:szCs w:val="18"/>
-                <w:lang w:val="en-US" w:eastAsia="zh-CN" w:bidi="ar"/>
-              </w:rPr>
-              <w:t>严重故障事件</w:t>
-            </w:r>
-          </w:p>
-        </w:tc>
-        <w:tc>
-          <w:tcPr>
-            <w:tcW w:w="0" w:type="auto"/>
-            <w:shd w:val="clear" w:color="auto" w:fill="auto"/>
-            <w:tcMar>
-              <w:top w:w="120" w:type="dxa"/>
-              <w:left w:w="192" w:type="dxa"/>
-              <w:bottom w:w="120" w:type="dxa"/>
-              <w:right w:w="192" w:type="dxa"/>
-            </w:tcMar>
-            <w:vAlign w:val="center"/>
-          </w:tcPr>
-          <w:p>
-            <w:pPr>
-              <w:keepNext w:val="0"/>
-              <w:keepLines w:val="0"/>
-              <w:widowControl/>
-              <w:suppressLineNumbers w:val="0"/>
-              <w:spacing w:line="300" w:lineRule="atLeast"/>
-              <w:jc w:val="left"/>
-              <w:rPr>
-                <w:rFonts w:hint="default" w:ascii="Segoe UI" w:hAnsi="Segoe UI" w:eastAsia="Segoe UI" w:cs="Segoe UI"/>
-                <w:i w:val="0"/>
-                <w:iCs w:val="0"/>
-                <w:caps w:val="0"/>
-                <w:color w:val="0F1115"/>
-                <w:spacing w:val="0"/>
-                <w:sz w:val="18"/>
-                <w:szCs w:val="18"/>
-              </w:rPr>
-            </w:pPr>
-            <w:r>
-              <w:rPr>
-                <w:rStyle w:val="23"/>
-                <w:rFonts w:hint="default" w:ascii="Segoe UI" w:hAnsi="Segoe UI" w:eastAsia="Segoe UI" w:cs="Segoe UI"/>
-                <w:b/>
-                <w:bCs/>
-                <w:i w:val="0"/>
-                <w:iCs w:val="0"/>
-                <w:caps w:val="0"/>
-                <w:snapToGrid w:val="0"/>
-                <w:color w:val="000000"/>
-                <w:spacing w:val="0"/>
-                <w:kern w:val="0"/>
-                <w:sz w:val="18"/>
-                <w:szCs w:val="18"/>
-                <w:lang w:val="en-US" w:eastAsia="zh-CN" w:bidi="ar"/>
-              </w:rPr>
-              <w:t>关键业务功能严重中断</w:t>
-            </w:r>
-            <w:r>
-              <w:rPr>
-                <w:rFonts w:hint="default" w:ascii="Segoe UI" w:hAnsi="Segoe UI" w:eastAsia="Segoe UI" w:cs="Segoe UI"/>
-                <w:i w:val="0"/>
-                <w:iCs w:val="0"/>
-                <w:caps w:val="0"/>
-                <w:snapToGrid w:val="0"/>
-                <w:color w:val="000000"/>
-                <w:spacing w:val="0"/>
-                <w:kern w:val="0"/>
-                <w:sz w:val="18"/>
-                <w:szCs w:val="18"/>
-                <w:lang w:val="en-US" w:eastAsia="zh-CN" w:bidi="ar"/>
-              </w:rPr>
-              <w:t>，影响大部分用户或重要业务线，造成显著经济损失，需紧急处理。</w:t>
-            </w:r>
-          </w:p>
-        </w:tc>
-        <w:tc>
-          <w:tcPr>
-            <w:tcW w:w="0" w:type="auto"/>
-            <w:shd w:val="clear" w:color="auto" w:fill="auto"/>
-            <w:tcMar>
-              <w:top w:w="120" w:type="dxa"/>
-              <w:left w:w="192" w:type="dxa"/>
-              <w:bottom w:w="120" w:type="dxa"/>
-              <w:right w:w="192" w:type="dxa"/>
-            </w:tcMar>
-            <w:vAlign w:val="center"/>
-          </w:tcPr>
-          <w:p>
-            <w:pPr>
-              <w:keepNext w:val="0"/>
-              <w:keepLines w:val="0"/>
-              <w:widowControl/>
-              <w:suppressLineNumbers w:val="0"/>
-              <w:spacing w:line="300" w:lineRule="atLeast"/>
-              <w:jc w:val="left"/>
-              <w:rPr>
-                <w:rFonts w:hint="default" w:ascii="Segoe UI" w:hAnsi="Segoe UI" w:eastAsia="Segoe UI" w:cs="Segoe UI"/>
-                <w:i w:val="0"/>
-                <w:iCs w:val="0"/>
-                <w:caps w:val="0"/>
-                <w:color w:val="0F1115"/>
-                <w:spacing w:val="0"/>
-                <w:sz w:val="18"/>
-                <w:szCs w:val="18"/>
-              </w:rPr>
-            </w:pPr>
-            <w:r>
-              <w:rPr>
-                <w:rFonts w:hint="default" w:ascii="Segoe UI" w:hAnsi="Segoe UI" w:eastAsia="Segoe UI" w:cs="Segoe UI"/>
-                <w:i w:val="0"/>
-                <w:iCs w:val="0"/>
-                <w:caps w:val="0"/>
-                <w:snapToGrid w:val="0"/>
-                <w:color w:val="000000"/>
-                <w:spacing w:val="0"/>
-                <w:kern w:val="0"/>
-                <w:sz w:val="18"/>
-                <w:szCs w:val="18"/>
-                <w:lang w:val="en-US" w:eastAsia="zh-CN" w:bidi="ar"/>
-              </w:rPr>
-              <w:t>1. 核心交易/支付流程失败。</w:t>
-            </w:r>
-            <w:r>
-              <w:rPr>
-                <w:rFonts w:hint="default" w:ascii="Segoe UI" w:hAnsi="Segoe UI" w:eastAsia="Segoe UI" w:cs="Segoe UI"/>
-                <w:i w:val="0"/>
-                <w:iCs w:val="0"/>
-                <w:caps w:val="0"/>
-                <w:snapToGrid w:val="0"/>
-                <w:color w:val="000000"/>
-                <w:spacing w:val="0"/>
-                <w:kern w:val="0"/>
-                <w:sz w:val="18"/>
-                <w:szCs w:val="18"/>
-                <w:lang w:val="en-US" w:eastAsia="zh-CN" w:bidi="ar"/>
-              </w:rPr>
-              <w:br w:type="textWrapping"/>
-            </w:r>
-            <w:r>
-              <w:rPr>
-                <w:rFonts w:hint="default" w:ascii="Segoe UI" w:hAnsi="Segoe UI" w:eastAsia="Segoe UI" w:cs="Segoe UI"/>
-                <w:i w:val="0"/>
-                <w:iCs w:val="0"/>
-                <w:caps w:val="0"/>
-                <w:snapToGrid w:val="0"/>
-                <w:color w:val="000000"/>
-                <w:spacing w:val="0"/>
-                <w:kern w:val="0"/>
-                <w:sz w:val="18"/>
-                <w:szCs w:val="18"/>
-                <w:lang w:val="en-US" w:eastAsia="zh-CN" w:bidi="ar"/>
-              </w:rPr>
-              <w:t>2. 影响全局的关键服务（如登录、认证）不可用。</w:t>
-            </w:r>
-            <w:r>
-              <w:rPr>
-                <w:rFonts w:hint="default" w:ascii="Segoe UI" w:hAnsi="Segoe UI" w:eastAsia="Segoe UI" w:cs="Segoe UI"/>
-                <w:i w:val="0"/>
-                <w:iCs w:val="0"/>
-                <w:caps w:val="0"/>
-                <w:snapToGrid w:val="0"/>
-                <w:color w:val="000000"/>
-                <w:spacing w:val="0"/>
-                <w:kern w:val="0"/>
-                <w:sz w:val="18"/>
-                <w:szCs w:val="18"/>
-                <w:lang w:val="en-US" w:eastAsia="zh-CN" w:bidi="ar"/>
-              </w:rPr>
-              <w:br w:type="textWrapping"/>
-            </w:r>
-            <w:r>
-              <w:rPr>
-                <w:rFonts w:hint="default" w:ascii="Segoe UI" w:hAnsi="Segoe UI" w:eastAsia="Segoe UI" w:cs="Segoe UI"/>
-                <w:i w:val="0"/>
-                <w:iCs w:val="0"/>
-                <w:caps w:val="0"/>
-                <w:snapToGrid w:val="0"/>
-                <w:color w:val="000000"/>
-                <w:spacing w:val="0"/>
-                <w:kern w:val="0"/>
-                <w:sz w:val="18"/>
-                <w:szCs w:val="18"/>
-                <w:lang w:val="en-US" w:eastAsia="zh-CN" w:bidi="ar"/>
-              </w:rPr>
-              <w:t>3. 影响重要客户群体的核心功能模块故障。</w:t>
-            </w:r>
-          </w:p>
-        </w:tc>
-        <w:tc>
-          <w:tcPr>
-            <w:tcW w:w="0" w:type="auto"/>
-            <w:shd w:val="clear" w:color="auto" w:fill="auto"/>
-            <w:tcMar>
-              <w:top w:w="120" w:type="dxa"/>
-              <w:left w:w="192" w:type="dxa"/>
-              <w:bottom w:w="120" w:type="dxa"/>
-              <w:right w:w="0" w:type="dxa"/>
-            </w:tcMar>
-            <w:vAlign w:val="center"/>
-          </w:tcPr>
-          <w:p>
-            <w:pPr>
-              <w:keepNext w:val="0"/>
-              <w:keepLines w:val="0"/>
-              <w:widowControl/>
-              <w:suppressLineNumbers w:val="0"/>
-              <w:spacing w:line="300" w:lineRule="atLeast"/>
-              <w:jc w:val="left"/>
-              <w:rPr>
-                <w:rFonts w:hint="default" w:ascii="Segoe UI" w:hAnsi="Segoe UI" w:eastAsia="Segoe UI" w:cs="Segoe UI"/>
-                <w:i w:val="0"/>
-                <w:iCs w:val="0"/>
-                <w:caps w:val="0"/>
-                <w:color w:val="0F1115"/>
-                <w:spacing w:val="0"/>
-                <w:sz w:val="18"/>
-                <w:szCs w:val="18"/>
-              </w:rPr>
-            </w:pPr>
-            <w:r>
-              <w:rPr>
-                <w:rStyle w:val="23"/>
-                <w:rFonts w:hint="default" w:ascii="Segoe UI" w:hAnsi="Segoe UI" w:eastAsia="Segoe UI" w:cs="Segoe UI"/>
-                <w:b/>
-                <w:bCs/>
-                <w:i w:val="0"/>
-                <w:iCs w:val="0"/>
-                <w:caps w:val="0"/>
-                <w:snapToGrid w:val="0"/>
-                <w:color w:val="000000"/>
-                <w:spacing w:val="0"/>
-                <w:kern w:val="0"/>
-                <w:sz w:val="18"/>
-                <w:szCs w:val="18"/>
-                <w:lang w:val="en-US" w:eastAsia="zh-CN" w:bidi="ar"/>
-              </w:rPr>
-              <w:t>跨部门紧急协作</w:t>
-            </w:r>
-            <w:r>
-              <w:rPr>
-                <w:rFonts w:hint="default" w:ascii="Segoe UI" w:hAnsi="Segoe UI" w:eastAsia="Segoe UI" w:cs="Segoe UI"/>
-                <w:i w:val="0"/>
-                <w:iCs w:val="0"/>
-                <w:caps w:val="0"/>
-                <w:snapToGrid w:val="0"/>
-                <w:color w:val="000000"/>
-                <w:spacing w:val="0"/>
-                <w:kern w:val="0"/>
-                <w:sz w:val="18"/>
-                <w:szCs w:val="18"/>
-                <w:lang w:val="en-US" w:eastAsia="zh-CN" w:bidi="ar"/>
-              </w:rPr>
-              <w:t>；需高级别技术专家立即介入。</w:t>
-            </w:r>
-          </w:p>
-        </w:tc>
-      </w:tr>
-      <w:tr>
-        <w:tblPrEx>
-          <w:tblBorders>
-            <w:top w:val="single" w:color="auto" w:sz="4" w:space="0"/>
-            <w:left w:val="single" w:color="auto" w:sz="4" w:space="0"/>
-            <w:bottom w:val="single" w:color="auto" w:sz="4" w:space="0"/>
-            <w:right w:val="single" w:color="auto" w:sz="4" w:space="0"/>
-            <w:insideH w:val="single" w:color="auto" w:sz="4" w:space="0"/>
-            <w:insideV w:val="single" w:color="auto" w:sz="4" w:space="0"/>
-          </w:tblBorders>
+          <w:tblW w:w="0" w:type="auto"/>
+          <w:tblInd w:w="0" w:type="dxa"/>
           <w:shd w:val="clear" w:color="auto" w:fill="auto"/>
           <w:tblCellMar>
             <w:top w:w="15" w:type="dxa"/>
@@ -6007,7 +5231,7 @@
               <w:spacing w:line="300" w:lineRule="atLeast"/>
               <w:jc w:val="left"/>
               <w:rPr>
-                <w:rFonts w:hint="default" w:ascii="Segoe UI" w:hAnsi="Segoe UI" w:eastAsia="Segoe UI" w:cs="Segoe UI"/>
+                <w:rFonts w:ascii="Segoe UI" w:eastAsia="Segoe UI" w:hAnsi="Segoe UI" w:cs="Segoe UI" w:hint="default"/>
                 <w:i w:val="0"/>
                 <w:iCs w:val="0"/>
                 <w:caps w:val="0"/>
@@ -6019,8 +5243,8 @@
             </w:pPr>
             <w:r>
               <w:rPr>
-                <w:rStyle w:val="23"/>
-                <w:rFonts w:hint="default" w:ascii="Segoe UI" w:hAnsi="Segoe UI" w:eastAsia="Segoe UI" w:cs="Segoe UI"/>
+                <w:rStyle w:val="Strong"/>
+                <w:rFonts w:ascii="Segoe UI" w:eastAsia="Segoe UI" w:hAnsi="Segoe UI" w:cs="Segoe UI" w:hint="default"/>
                 <w:b/>
                 <w:bCs/>
                 <w:i w:val="0"/>
@@ -6032,9 +5256,9 @@
                 <w:kern w:val="0"/>
                 <w:sz w:val="18"/>
                 <w:szCs w:val="18"/>
-                <w:lang w:val="en-US" w:eastAsia="zh-CN" w:bidi="ar"/>
-              </w:rPr>
-              <w:t>P2</w:t>
+                <w:lang w:val="en-US" w:eastAsia="zh-CN"/>
+              </w:rPr>
+              <w:t>P0</w:t>
             </w:r>
           </w:p>
         </w:tc>
@@ -6059,7 +5283,7 @@
               <w:spacing w:line="300" w:lineRule="atLeast"/>
               <w:jc w:val="left"/>
               <w:rPr>
-                <w:rFonts w:hint="default" w:ascii="Segoe UI" w:hAnsi="Segoe UI" w:eastAsia="Segoe UI" w:cs="Segoe UI"/>
+                <w:rFonts w:ascii="Segoe UI" w:eastAsia="Segoe UI" w:hAnsi="Segoe UI" w:cs="Segoe UI" w:hint="default"/>
                 <w:i w:val="0"/>
                 <w:iCs w:val="0"/>
                 <w:caps w:val="0"/>
@@ -6071,8 +5295,8 @@
             </w:pPr>
             <w:r>
               <w:rPr>
-                <w:rStyle w:val="23"/>
-                <w:rFonts w:hint="default" w:ascii="Segoe UI" w:hAnsi="Segoe UI" w:eastAsia="Segoe UI" w:cs="Segoe UI"/>
+                <w:rStyle w:val="Strong"/>
+                <w:rFonts w:ascii="Segoe UI" w:eastAsia="Segoe UI" w:hAnsi="Segoe UI" w:cs="Segoe UI" w:hint="default"/>
                 <w:b/>
                 <w:bCs/>
                 <w:i w:val="0"/>
@@ -6084,9 +5308,9 @@
                 <w:kern w:val="0"/>
                 <w:sz w:val="18"/>
                 <w:szCs w:val="18"/>
-                <w:lang w:val="en-US" w:eastAsia="zh-CN" w:bidi="ar"/>
-              </w:rPr>
-              <w:t>主要故障事件</w:t>
+                <w:lang w:val="en-US" w:eastAsia="zh-CN"/>
+              </w:rPr>
+              <w:t>重大灾难事件</w:t>
             </w:r>
           </w:p>
         </w:tc>
@@ -6111,7 +5335,7 @@
               <w:spacing w:line="300" w:lineRule="atLeast"/>
               <w:jc w:val="left"/>
               <w:rPr>
-                <w:rFonts w:hint="default" w:ascii="Segoe UI" w:hAnsi="Segoe UI" w:eastAsia="Segoe UI" w:cs="Segoe UI"/>
+                <w:rFonts w:ascii="Segoe UI" w:eastAsia="Segoe UI" w:hAnsi="Segoe UI" w:cs="Segoe UI" w:hint="default"/>
                 <w:i w:val="0"/>
                 <w:iCs w:val="0"/>
                 <w:caps w:val="0"/>
@@ -6123,8 +5347,8 @@
             </w:pPr>
             <w:r>
               <w:rPr>
-                <w:rStyle w:val="23"/>
-                <w:rFonts w:hint="default" w:ascii="Segoe UI" w:hAnsi="Segoe UI" w:eastAsia="Segoe UI" w:cs="Segoe UI"/>
+                <w:rStyle w:val="Strong"/>
+                <w:rFonts w:ascii="Segoe UI" w:eastAsia="Segoe UI" w:hAnsi="Segoe UI" w:cs="Segoe UI" w:hint="default"/>
                 <w:b/>
                 <w:bCs/>
                 <w:i w:val="0"/>
@@ -6136,13 +5360,13 @@
                 <w:kern w:val="0"/>
                 <w:sz w:val="18"/>
                 <w:szCs w:val="18"/>
-                <w:lang w:val="en-US" w:eastAsia="zh-CN" w:bidi="ar"/>
-              </w:rPr>
-              <w:t>重要功能部分受损或性能严重下降</w:t>
-            </w:r>
-            <w:r>
-              <w:rPr>
-                <w:rFonts w:hint="default" w:ascii="Segoe UI" w:hAnsi="Segoe UI" w:eastAsia="Segoe UI" w:cs="Segoe UI"/>
+                <w:lang w:val="en-US" w:eastAsia="zh-CN"/>
+              </w:rPr>
+              <w:t>全网性/核心业务完全中断</w:t>
+            </w:r>
+            <w:r>
+              <w:rPr>
+                <w:rFonts w:ascii="Segoe UI" w:eastAsia="Segoe UI" w:hAnsi="Segoe UI" w:cs="Segoe UI" w:hint="default"/>
                 <w:i w:val="0"/>
                 <w:iCs w:val="0"/>
                 <w:caps w:val="0"/>
@@ -6152,9 +5376,9 @@
                 <w:kern w:val="0"/>
                 <w:sz w:val="18"/>
                 <w:szCs w:val="18"/>
-                <w:lang w:val="en-US" w:eastAsia="zh-CN" w:bidi="ar"/>
-              </w:rPr>
-              <w:t>，对部分用户或业务流程造成明显影响，需高优先级处理。</w:t>
+                <w:lang w:val="en-US" w:eastAsia="zh-CN"/>
+              </w:rPr>
+              <w:t>，造成重大经济损失或严重品牌声誉危机，需立即启动公司级应急响应。</w:t>
             </w:r>
           </w:p>
         </w:tc>
@@ -6179,7 +5403,7 @@
               <w:spacing w:line="300" w:lineRule="atLeast"/>
               <w:jc w:val="left"/>
               <w:rPr>
-                <w:rFonts w:hint="default" w:ascii="Segoe UI" w:hAnsi="Segoe UI" w:eastAsia="Segoe UI" w:cs="Segoe UI"/>
+                <w:rFonts w:ascii="Segoe UI" w:eastAsia="Segoe UI" w:hAnsi="Segoe UI" w:cs="Segoe UI" w:hint="default"/>
                 <w:i w:val="0"/>
                 <w:iCs w:val="0"/>
                 <w:caps w:val="0"/>
@@ -6191,7 +5415,7 @@
             </w:pPr>
             <w:r>
               <w:rPr>
-                <w:rFonts w:hint="default" w:ascii="Segoe UI" w:hAnsi="Segoe UI" w:eastAsia="Segoe UI" w:cs="Segoe UI"/>
+                <w:rFonts w:ascii="Segoe UI" w:eastAsia="Segoe UI" w:hAnsi="Segoe UI" w:cs="Segoe UI" w:hint="default"/>
                 <w:i w:val="0"/>
                 <w:iCs w:val="0"/>
                 <w:caps w:val="0"/>
@@ -6201,13 +5425,13 @@
                 <w:kern w:val="0"/>
                 <w:sz w:val="18"/>
                 <w:szCs w:val="18"/>
-                <w:lang w:val="en-US" w:eastAsia="zh-CN" w:bidi="ar"/>
-              </w:rPr>
-              <w:t>1. 非核心但重要的功能模块（如报表系统）不可用。</w:t>
-            </w:r>
-            <w:r>
-              <w:rPr>
-                <w:rFonts w:hint="default" w:ascii="Segoe UI" w:hAnsi="Segoe UI" w:eastAsia="Segoe UI" w:cs="Segoe UI"/>
+                <w:lang w:val="en-US" w:eastAsia="zh-CN"/>
+              </w:rPr>
+              <w:t>1. 核心生产系统全面瘫痪，所有用户无法访问。</w:t>
+            </w:r>
+            <w:r>
+              <w:rPr>
+                <w:rFonts w:ascii="Segoe UI" w:eastAsia="Segoe UI" w:hAnsi="Segoe UI" w:cs="Segoe UI" w:hint="default"/>
                 <w:i w:val="0"/>
                 <w:iCs w:val="0"/>
                 <w:caps w:val="0"/>
@@ -6217,13 +5441,13 @@
                 <w:kern w:val="0"/>
                 <w:sz w:val="18"/>
                 <w:szCs w:val="18"/>
-                <w:lang w:val="en-US" w:eastAsia="zh-CN" w:bidi="ar"/>
-              </w:rPr>
-              <w:br w:type="textWrapping"/>
-            </w:r>
-            <w:r>
-              <w:rPr>
-                <w:rFonts w:hint="default" w:ascii="Segoe UI" w:hAnsi="Segoe UI" w:eastAsia="Segoe UI" w:cs="Segoe UI"/>
+                <w:lang w:val="en-US" w:eastAsia="zh-CN"/>
+              </w:rPr>
+              <w:br/>
+            </w:r>
+            <w:r>
+              <w:rPr>
+                <w:rFonts w:ascii="Segoe UI" w:eastAsia="Segoe UI" w:hAnsi="Segoe UI" w:cs="Segoe UI" w:hint="default"/>
                 <w:i w:val="0"/>
                 <w:iCs w:val="0"/>
                 <w:caps w:val="0"/>
@@ -6233,13 +5457,13 @@
                 <w:kern w:val="0"/>
                 <w:sz w:val="18"/>
                 <w:szCs w:val="18"/>
-                <w:lang w:val="en-US" w:eastAsia="zh-CN" w:bidi="ar"/>
-              </w:rPr>
-              <w:t>2. 系统性能严重下降（如API响应时间&gt;10秒），影响用户体验。</w:t>
-            </w:r>
-            <w:r>
-              <w:rPr>
-                <w:rFonts w:hint="default" w:ascii="Segoe UI" w:hAnsi="Segoe UI" w:eastAsia="Segoe UI" w:cs="Segoe UI"/>
+                <w:lang w:val="en-US" w:eastAsia="zh-CN"/>
+              </w:rPr>
+              <w:t>2. 核心数据库损坏或丢失，导致业务停摆。</w:t>
+            </w:r>
+            <w:r>
+              <w:rPr>
+                <w:rFonts w:ascii="Segoe UI" w:eastAsia="Segoe UI" w:hAnsi="Segoe UI" w:cs="Segoe UI" w:hint="default"/>
                 <w:i w:val="0"/>
                 <w:iCs w:val="0"/>
                 <w:caps w:val="0"/>
@@ -6249,13 +5473,13 @@
                 <w:kern w:val="0"/>
                 <w:sz w:val="18"/>
                 <w:szCs w:val="18"/>
-                <w:lang w:val="en-US" w:eastAsia="zh-CN" w:bidi="ar"/>
-              </w:rPr>
-              <w:br w:type="textWrapping"/>
-            </w:r>
-            <w:r>
-              <w:rPr>
-                <w:rFonts w:hint="default" w:ascii="Segoe UI" w:hAnsi="Segoe UI" w:eastAsia="Segoe UI" w:cs="Segoe UI"/>
+                <w:lang w:val="en-US" w:eastAsia="zh-CN"/>
+              </w:rPr>
+              <w:br/>
+            </w:r>
+            <w:r>
+              <w:rPr>
+                <w:rFonts w:ascii="Segoe UI" w:eastAsia="Segoe UI" w:hAnsi="Segoe UI" w:cs="Segoe UI" w:hint="default"/>
                 <w:i w:val="0"/>
                 <w:iCs w:val="0"/>
                 <w:caps w:val="0"/>
@@ -6265,9 +5489,9 @@
                 <w:kern w:val="0"/>
                 <w:sz w:val="18"/>
                 <w:szCs w:val="18"/>
-                <w:lang w:val="en-US" w:eastAsia="zh-CN" w:bidi="ar"/>
-              </w:rPr>
-              <w:t>3. 批量数据处理任务失败，影响次日业务。</w:t>
+                <w:lang w:val="en-US" w:eastAsia="zh-CN"/>
+              </w:rPr>
+              <w:t>3. 大规模数据泄露或恶意攻击，导致服务不可用且合规风险极高。</w:t>
             </w:r>
           </w:p>
         </w:tc>
@@ -6292,7 +5516,7 @@
               <w:spacing w:line="300" w:lineRule="atLeast"/>
               <w:jc w:val="left"/>
               <w:rPr>
-                <w:rFonts w:hint="default" w:ascii="Segoe UI" w:hAnsi="Segoe UI" w:eastAsia="Segoe UI" w:cs="Segoe UI"/>
+                <w:rFonts w:ascii="Segoe UI" w:eastAsia="Segoe UI" w:hAnsi="Segoe UI" w:cs="Segoe UI" w:hint="default"/>
                 <w:i w:val="0"/>
                 <w:iCs w:val="0"/>
                 <w:caps w:val="0"/>
@@ -6304,8 +5528,8 @@
             </w:pPr>
             <w:r>
               <w:rPr>
-                <w:rStyle w:val="23"/>
-                <w:rFonts w:hint="default" w:ascii="Segoe UI" w:hAnsi="Segoe UI" w:eastAsia="Segoe UI" w:cs="Segoe UI"/>
+                <w:rStyle w:val="Strong"/>
+                <w:rFonts w:ascii="Segoe UI" w:eastAsia="Segoe UI" w:hAnsi="Segoe UI" w:cs="Segoe UI" w:hint="default"/>
                 <w:b/>
                 <w:bCs/>
                 <w:i w:val="0"/>
@@ -6317,13 +5541,13 @@
                 <w:kern w:val="0"/>
                 <w:sz w:val="18"/>
                 <w:szCs w:val="18"/>
-                <w:lang w:val="en-US" w:eastAsia="zh-CN" w:bidi="ar"/>
-              </w:rPr>
-              <w:t>需限时解决</w:t>
-            </w:r>
-            <w:r>
-              <w:rPr>
-                <w:rFonts w:hint="default" w:ascii="Segoe UI" w:hAnsi="Segoe UI" w:eastAsia="Segoe UI" w:cs="Segoe UI"/>
+                <w:lang w:val="en-US" w:eastAsia="zh-CN"/>
+              </w:rPr>
+              <w:t>公司级应急</w:t>
+            </w:r>
+            <w:r>
+              <w:rPr>
+                <w:rFonts w:ascii="Segoe UI" w:eastAsia="Segoe UI" w:hAnsi="Segoe UI" w:cs="Segoe UI" w:hint="default"/>
                 <w:i w:val="0"/>
                 <w:iCs w:val="0"/>
                 <w:caps w:val="0"/>
@@ -6333,23 +5557,17 @@
                 <w:kern w:val="0"/>
                 <w:sz w:val="18"/>
                 <w:szCs w:val="18"/>
-                <w:lang w:val="en-US" w:eastAsia="zh-CN" w:bidi="ar"/>
-              </w:rPr>
-              <w:t>；通常由二线/专项团队负责。</w:t>
+                <w:lang w:val="en-US" w:eastAsia="zh-CN"/>
+              </w:rPr>
+              <w:t>；可能触发业务连续性计划（BCP）。</w:t>
             </w:r>
           </w:p>
         </w:tc>
       </w:tr>
       <w:tr>
         <w:tblPrEx>
-          <w:tblBorders>
-            <w:top w:val="single" w:color="auto" w:sz="4" w:space="0"/>
-            <w:left w:val="single" w:color="auto" w:sz="4" w:space="0"/>
-            <w:bottom w:val="single" w:color="auto" w:sz="4" w:space="0"/>
-            <w:right w:val="single" w:color="auto" w:sz="4" w:space="0"/>
-            <w:insideH w:val="single" w:color="auto" w:sz="4" w:space="0"/>
-            <w:insideV w:val="single" w:color="auto" w:sz="4" w:space="0"/>
-          </w:tblBorders>
+          <w:tblW w:w="0" w:type="auto"/>
+          <w:tblInd w:w="0" w:type="dxa"/>
           <w:shd w:val="clear" w:color="auto" w:fill="auto"/>
           <w:tblCellMar>
             <w:top w:w="15" w:type="dxa"/>
@@ -6379,7 +5597,7 @@
               <w:spacing w:line="300" w:lineRule="atLeast"/>
               <w:jc w:val="left"/>
               <w:rPr>
-                <w:rFonts w:hint="default" w:ascii="Segoe UI" w:hAnsi="Segoe UI" w:eastAsia="Segoe UI" w:cs="Segoe UI"/>
+                <w:rFonts w:ascii="Segoe UI" w:eastAsia="Segoe UI" w:hAnsi="Segoe UI" w:cs="Segoe UI" w:hint="default"/>
                 <w:i w:val="0"/>
                 <w:iCs w:val="0"/>
                 <w:caps w:val="0"/>
@@ -6391,8 +5609,8 @@
             </w:pPr>
             <w:r>
               <w:rPr>
-                <w:rStyle w:val="23"/>
-                <w:rFonts w:hint="default" w:ascii="Segoe UI" w:hAnsi="Segoe UI" w:eastAsia="Segoe UI" w:cs="Segoe UI"/>
+                <w:rStyle w:val="Strong"/>
+                <w:rFonts w:ascii="Segoe UI" w:eastAsia="Segoe UI" w:hAnsi="Segoe UI" w:cs="Segoe UI" w:hint="default"/>
                 <w:b/>
                 <w:bCs/>
                 <w:i w:val="0"/>
@@ -6404,9 +5622,9 @@
                 <w:kern w:val="0"/>
                 <w:sz w:val="18"/>
                 <w:szCs w:val="18"/>
-                <w:lang w:val="en-US" w:eastAsia="zh-CN" w:bidi="ar"/>
-              </w:rPr>
-              <w:t>P3</w:t>
+                <w:lang w:val="en-US" w:eastAsia="zh-CN"/>
+              </w:rPr>
+              <w:t>P1</w:t>
             </w:r>
           </w:p>
         </w:tc>
@@ -6431,7 +5649,7 @@
               <w:spacing w:line="300" w:lineRule="atLeast"/>
               <w:jc w:val="left"/>
               <w:rPr>
-                <w:rFonts w:hint="default" w:ascii="Segoe UI" w:hAnsi="Segoe UI" w:eastAsia="Segoe UI" w:cs="Segoe UI"/>
+                <w:rFonts w:ascii="Segoe UI" w:eastAsia="Segoe UI" w:hAnsi="Segoe UI" w:cs="Segoe UI" w:hint="default"/>
                 <w:i w:val="0"/>
                 <w:iCs w:val="0"/>
                 <w:caps w:val="0"/>
@@ -6443,8 +5661,8 @@
             </w:pPr>
             <w:r>
               <w:rPr>
-                <w:rStyle w:val="23"/>
-                <w:rFonts w:hint="default" w:ascii="Segoe UI" w:hAnsi="Segoe UI" w:eastAsia="Segoe UI" w:cs="Segoe UI"/>
+                <w:rStyle w:val="Strong"/>
+                <w:rFonts w:ascii="Segoe UI" w:eastAsia="Segoe UI" w:hAnsi="Segoe UI" w:cs="Segoe UI" w:hint="default"/>
                 <w:b/>
                 <w:bCs/>
                 <w:i w:val="0"/>
@@ -6456,9 +5674,9 @@
                 <w:kern w:val="0"/>
                 <w:sz w:val="18"/>
                 <w:szCs w:val="18"/>
-                <w:lang w:val="en-US" w:eastAsia="zh-CN" w:bidi="ar"/>
-              </w:rPr>
-              <w:t>一般故障事件</w:t>
+                <w:lang w:val="en-US" w:eastAsia="zh-CN"/>
+              </w:rPr>
+              <w:t>严重故障事件</w:t>
             </w:r>
           </w:p>
         </w:tc>
@@ -6483,7 +5701,7 @@
               <w:spacing w:line="300" w:lineRule="atLeast"/>
               <w:jc w:val="left"/>
               <w:rPr>
-                <w:rFonts w:hint="default" w:ascii="Segoe UI" w:hAnsi="Segoe UI" w:eastAsia="Segoe UI" w:cs="Segoe UI"/>
+                <w:rFonts w:ascii="Segoe UI" w:eastAsia="Segoe UI" w:hAnsi="Segoe UI" w:cs="Segoe UI" w:hint="default"/>
                 <w:i w:val="0"/>
                 <w:iCs w:val="0"/>
                 <w:caps w:val="0"/>
@@ -6495,8 +5713,8 @@
             </w:pPr>
             <w:r>
               <w:rPr>
-                <w:rStyle w:val="23"/>
-                <w:rFonts w:hint="default" w:ascii="Segoe UI" w:hAnsi="Segoe UI" w:eastAsia="Segoe UI" w:cs="Segoe UI"/>
+                <w:rStyle w:val="Strong"/>
+                <w:rFonts w:ascii="Segoe UI" w:eastAsia="Segoe UI" w:hAnsi="Segoe UI" w:cs="Segoe UI" w:hint="default"/>
                 <w:b/>
                 <w:bCs/>
                 <w:i w:val="0"/>
@@ -6508,13 +5726,13 @@
                 <w:kern w:val="0"/>
                 <w:sz w:val="18"/>
                 <w:szCs w:val="18"/>
-                <w:lang w:val="en-US" w:eastAsia="zh-CN" w:bidi="ar"/>
-              </w:rPr>
-              <w:t>非核心功能异常或轻微性能问题</w:t>
-            </w:r>
-            <w:r>
-              <w:rPr>
-                <w:rFonts w:hint="default" w:ascii="Segoe UI" w:hAnsi="Segoe UI" w:eastAsia="Segoe UI" w:cs="Segoe UI"/>
+                <w:lang w:val="en-US" w:eastAsia="zh-CN"/>
+              </w:rPr>
+              <w:t>关键业务功能严重中断</w:t>
+            </w:r>
+            <w:r>
+              <w:rPr>
+                <w:rFonts w:ascii="Segoe UI" w:eastAsia="Segoe UI" w:hAnsi="Segoe UI" w:cs="Segoe UI" w:hint="default"/>
                 <w:i w:val="0"/>
                 <w:iCs w:val="0"/>
                 <w:caps w:val="0"/>
@@ -6524,9 +5742,9 @@
                 <w:kern w:val="0"/>
                 <w:sz w:val="18"/>
                 <w:szCs w:val="18"/>
-                <w:lang w:val="en-US" w:eastAsia="zh-CN" w:bidi="ar"/>
-              </w:rPr>
-              <w:t>，影响个别用户或辅助性操作，需在约定服务时间内解决。</w:t>
+                <w:lang w:val="en-US" w:eastAsia="zh-CN"/>
+              </w:rPr>
+              <w:t>，影响大部分用户或重要业务线，造成显著经济损失，需紧急处理。</w:t>
             </w:r>
           </w:p>
         </w:tc>
@@ -6551,7 +5769,7 @@
               <w:spacing w:line="300" w:lineRule="atLeast"/>
               <w:jc w:val="left"/>
               <w:rPr>
-                <w:rFonts w:hint="default" w:ascii="Segoe UI" w:hAnsi="Segoe UI" w:eastAsia="Segoe UI" w:cs="Segoe UI"/>
+                <w:rFonts w:ascii="Segoe UI" w:eastAsia="Segoe UI" w:hAnsi="Segoe UI" w:cs="Segoe UI" w:hint="default"/>
                 <w:i w:val="0"/>
                 <w:iCs w:val="0"/>
                 <w:caps w:val="0"/>
@@ -6563,7 +5781,7 @@
             </w:pPr>
             <w:r>
               <w:rPr>
-                <w:rFonts w:hint="default" w:ascii="Segoe UI" w:hAnsi="Segoe UI" w:eastAsia="Segoe UI" w:cs="Segoe UI"/>
+                <w:rFonts w:ascii="Segoe UI" w:eastAsia="Segoe UI" w:hAnsi="Segoe UI" w:cs="Segoe UI" w:hint="default"/>
                 <w:i w:val="0"/>
                 <w:iCs w:val="0"/>
                 <w:caps w:val="0"/>
@@ -6573,13 +5791,13 @@
                 <w:kern w:val="0"/>
                 <w:sz w:val="18"/>
                 <w:szCs w:val="18"/>
-                <w:lang w:val="en-US" w:eastAsia="zh-CN" w:bidi="ar"/>
-              </w:rPr>
-              <w:t>1. 页面UI显示错乱、非关键字段无法保存。</w:t>
-            </w:r>
-            <w:r>
-              <w:rPr>
-                <w:rFonts w:hint="default" w:ascii="Segoe UI" w:hAnsi="Segoe UI" w:eastAsia="Segoe UI" w:cs="Segoe UI"/>
+                <w:lang w:val="en-US" w:eastAsia="zh-CN"/>
+              </w:rPr>
+              <w:t>1. 核心交易/支付流程失败。</w:t>
+            </w:r>
+            <w:r>
+              <w:rPr>
+                <w:rFonts w:ascii="Segoe UI" w:eastAsia="Segoe UI" w:hAnsi="Segoe UI" w:cs="Segoe UI" w:hint="default"/>
                 <w:i w:val="0"/>
                 <w:iCs w:val="0"/>
                 <w:caps w:val="0"/>
@@ -6589,13 +5807,13 @@
                 <w:kern w:val="0"/>
                 <w:sz w:val="18"/>
                 <w:szCs w:val="18"/>
-                <w:lang w:val="en-US" w:eastAsia="zh-CN" w:bidi="ar"/>
-              </w:rPr>
-              <w:br w:type="textWrapping"/>
-            </w:r>
-            <w:r>
-              <w:rPr>
-                <w:rFonts w:hint="default" w:ascii="Segoe UI" w:hAnsi="Segoe UI" w:eastAsia="Segoe UI" w:cs="Segoe UI"/>
+                <w:lang w:val="en-US" w:eastAsia="zh-CN"/>
+              </w:rPr>
+              <w:br/>
+            </w:r>
+            <w:r>
+              <w:rPr>
+                <w:rFonts w:ascii="Segoe UI" w:eastAsia="Segoe UI" w:hAnsi="Segoe UI" w:cs="Segoe UI" w:hint="default"/>
                 <w:i w:val="0"/>
                 <w:iCs w:val="0"/>
                 <w:caps w:val="0"/>
@@ -6605,13 +5823,13 @@
                 <w:kern w:val="0"/>
                 <w:sz w:val="18"/>
                 <w:szCs w:val="18"/>
-                <w:lang w:val="en-US" w:eastAsia="zh-CN" w:bidi="ar"/>
-              </w:rPr>
-              <w:t>2. 辅助性查询或导出功能异常。</w:t>
-            </w:r>
-            <w:r>
-              <w:rPr>
-                <w:rFonts w:hint="default" w:ascii="Segoe UI" w:hAnsi="Segoe UI" w:eastAsia="Segoe UI" w:cs="Segoe UI"/>
+                <w:lang w:val="en-US" w:eastAsia="zh-CN"/>
+              </w:rPr>
+              <w:t>2. 影响全局的关键服务（如登录、认证）不可用。</w:t>
+            </w:r>
+            <w:r>
+              <w:rPr>
+                <w:rFonts w:ascii="Segoe UI" w:eastAsia="Segoe UI" w:hAnsi="Segoe UI" w:cs="Segoe UI" w:hint="default"/>
                 <w:i w:val="0"/>
                 <w:iCs w:val="0"/>
                 <w:caps w:val="0"/>
@@ -6621,13 +5839,13 @@
                 <w:kern w:val="0"/>
                 <w:sz w:val="18"/>
                 <w:szCs w:val="18"/>
-                <w:lang w:val="en-US" w:eastAsia="zh-CN" w:bidi="ar"/>
-              </w:rPr>
-              <w:br w:type="textWrapping"/>
-            </w:r>
-            <w:r>
-              <w:rPr>
-                <w:rFonts w:hint="default" w:ascii="Segoe UI" w:hAnsi="Segoe UI" w:eastAsia="Segoe UI" w:cs="Segoe UI"/>
+                <w:lang w:val="en-US" w:eastAsia="zh-CN"/>
+              </w:rPr>
+              <w:br/>
+            </w:r>
+            <w:r>
+              <w:rPr>
+                <w:rFonts w:ascii="Segoe UI" w:eastAsia="Segoe UI" w:hAnsi="Segoe UI" w:cs="Segoe UI" w:hint="default"/>
                 <w:i w:val="0"/>
                 <w:iCs w:val="0"/>
                 <w:caps w:val="0"/>
@@ -6637,9 +5855,9 @@
                 <w:kern w:val="0"/>
                 <w:sz w:val="18"/>
                 <w:szCs w:val="18"/>
-                <w:lang w:val="en-US" w:eastAsia="zh-CN" w:bidi="ar"/>
-              </w:rPr>
-              <w:t>3. 第三方集成接口偶发性失败，有降级方案。</w:t>
+                <w:lang w:val="en-US" w:eastAsia="zh-CN"/>
+              </w:rPr>
+              <w:t>3. 影响重要客户群体的核心功能模块故障。</w:t>
             </w:r>
           </w:p>
         </w:tc>
@@ -6664,7 +5882,7 @@
               <w:spacing w:line="300" w:lineRule="atLeast"/>
               <w:jc w:val="left"/>
               <w:rPr>
-                <w:rFonts w:hint="default" w:ascii="Segoe UI" w:hAnsi="Segoe UI" w:eastAsia="Segoe UI" w:cs="Segoe UI"/>
+                <w:rFonts w:ascii="Segoe UI" w:eastAsia="Segoe UI" w:hAnsi="Segoe UI" w:cs="Segoe UI" w:hint="default"/>
                 <w:i w:val="0"/>
                 <w:iCs w:val="0"/>
                 <w:caps w:val="0"/>
@@ -6676,8 +5894,8 @@
             </w:pPr>
             <w:r>
               <w:rPr>
-                <w:rStyle w:val="23"/>
-                <w:rFonts w:hint="default" w:ascii="Segoe UI" w:hAnsi="Segoe UI" w:eastAsia="Segoe UI" w:cs="Segoe UI"/>
+                <w:rStyle w:val="Strong"/>
+                <w:rFonts w:ascii="Segoe UI" w:eastAsia="Segoe UI" w:hAnsi="Segoe UI" w:cs="Segoe UI" w:hint="default"/>
                 <w:b/>
                 <w:bCs/>
                 <w:i w:val="0"/>
@@ -6689,13 +5907,13 @@
                 <w:kern w:val="0"/>
                 <w:sz w:val="18"/>
                 <w:szCs w:val="18"/>
-                <w:lang w:val="en-US" w:eastAsia="zh-CN" w:bidi="ar"/>
-              </w:rPr>
-              <w:t>标准处理流程</w:t>
-            </w:r>
-            <w:r>
-              <w:rPr>
-                <w:rFonts w:hint="default" w:ascii="Segoe UI" w:hAnsi="Segoe UI" w:eastAsia="Segoe UI" w:cs="Segoe UI"/>
+                <w:lang w:val="en-US" w:eastAsia="zh-CN"/>
+              </w:rPr>
+              <w:t>跨部门紧急协作</w:t>
+            </w:r>
+            <w:r>
+              <w:rPr>
+                <w:rFonts w:ascii="Segoe UI" w:eastAsia="Segoe UI" w:hAnsi="Segoe UI" w:cs="Segoe UI" w:hint="default"/>
                 <w:i w:val="0"/>
                 <w:iCs w:val="0"/>
                 <w:caps w:val="0"/>
@@ -6705,23 +5923,18 @@
                 <w:kern w:val="0"/>
                 <w:sz w:val="18"/>
                 <w:szCs w:val="18"/>
-                <w:lang w:val="en-US" w:eastAsia="zh-CN" w:bidi="ar"/>
-              </w:rPr>
-              <w:t>；通常由一线工程师解决。</w:t>
+                <w:lang w:val="en-US" w:eastAsia="zh-CN"/>
+              </w:rPr>
+              <w:t>；需高级别技术专家立即介入。</w:t>
             </w:r>
           </w:p>
         </w:tc>
       </w:tr>
       <w:tr>
         <w:tblPrEx>
-          <w:tblBorders>
-            <w:top w:val="single" w:color="auto" w:sz="4" w:space="0"/>
-            <w:left w:val="single" w:color="auto" w:sz="4" w:space="0"/>
-            <w:bottom w:val="single" w:color="auto" w:sz="4" w:space="0"/>
-            <w:right w:val="single" w:color="auto" w:sz="4" w:space="0"/>
-            <w:insideH w:val="single" w:color="auto" w:sz="4" w:space="0"/>
-            <w:insideV w:val="single" w:color="auto" w:sz="4" w:space="0"/>
-          </w:tblBorders>
+          <w:tblW w:w="0" w:type="auto"/>
+          <w:tblInd w:w="0" w:type="dxa"/>
+          <w:shd w:val="clear" w:color="auto" w:fill="auto"/>
           <w:tblCellMar>
             <w:top w:w="15" w:type="dxa"/>
             <w:left w:w="15" w:type="dxa"/>
@@ -6750,7 +5963,7 @@
               <w:spacing w:line="300" w:lineRule="atLeast"/>
               <w:jc w:val="left"/>
               <w:rPr>
-                <w:rFonts w:hint="default" w:ascii="Segoe UI" w:hAnsi="Segoe UI" w:eastAsia="Segoe UI" w:cs="Segoe UI"/>
+                <w:rFonts w:ascii="Segoe UI" w:eastAsia="Segoe UI" w:hAnsi="Segoe UI" w:cs="Segoe UI" w:hint="default"/>
                 <w:i w:val="0"/>
                 <w:iCs w:val="0"/>
                 <w:caps w:val="0"/>
@@ -6762,8 +5975,8 @@
             </w:pPr>
             <w:r>
               <w:rPr>
-                <w:rStyle w:val="23"/>
-                <w:rFonts w:hint="default" w:ascii="Segoe UI" w:hAnsi="Segoe UI" w:eastAsia="Segoe UI" w:cs="Segoe UI"/>
+                <w:rStyle w:val="Strong"/>
+                <w:rFonts w:ascii="Segoe UI" w:eastAsia="Segoe UI" w:hAnsi="Segoe UI" w:cs="Segoe UI" w:hint="default"/>
                 <w:b/>
                 <w:bCs/>
                 <w:i w:val="0"/>
@@ -6775,9 +5988,9 @@
                 <w:kern w:val="0"/>
                 <w:sz w:val="18"/>
                 <w:szCs w:val="18"/>
-                <w:lang w:val="en-US" w:eastAsia="zh-CN" w:bidi="ar"/>
-              </w:rPr>
-              <w:t>P4</w:t>
+                <w:lang w:val="en-US" w:eastAsia="zh-CN"/>
+              </w:rPr>
+              <w:t>P2</w:t>
             </w:r>
           </w:p>
         </w:tc>
@@ -6802,7 +6015,7 @@
               <w:spacing w:line="300" w:lineRule="atLeast"/>
               <w:jc w:val="left"/>
               <w:rPr>
-                <w:rFonts w:hint="default" w:ascii="Segoe UI" w:hAnsi="Segoe UI" w:eastAsia="Segoe UI" w:cs="Segoe UI"/>
+                <w:rFonts w:ascii="Segoe UI" w:eastAsia="Segoe UI" w:hAnsi="Segoe UI" w:cs="Segoe UI" w:hint="default"/>
                 <w:i w:val="0"/>
                 <w:iCs w:val="0"/>
                 <w:caps w:val="0"/>
@@ -6814,8 +6027,8 @@
             </w:pPr>
             <w:r>
               <w:rPr>
-                <w:rStyle w:val="23"/>
-                <w:rFonts w:hint="default" w:ascii="Segoe UI" w:hAnsi="Segoe UI" w:eastAsia="Segoe UI" w:cs="Segoe UI"/>
+                <w:rStyle w:val="Strong"/>
+                <w:rFonts w:ascii="Segoe UI" w:eastAsia="Segoe UI" w:hAnsi="Segoe UI" w:cs="Segoe UI" w:hint="default"/>
                 <w:b/>
                 <w:bCs/>
                 <w:i w:val="0"/>
@@ -6827,9 +6040,9 @@
                 <w:kern w:val="0"/>
                 <w:sz w:val="18"/>
                 <w:szCs w:val="18"/>
-                <w:lang w:val="en-US" w:eastAsia="zh-CN" w:bidi="ar"/>
-              </w:rPr>
-              <w:t>服务请求/轻微咨询</w:t>
+                <w:lang w:val="en-US" w:eastAsia="zh-CN"/>
+              </w:rPr>
+              <w:t>主要故障事件</w:t>
             </w:r>
           </w:p>
         </w:tc>
@@ -6854,7 +6067,7 @@
               <w:spacing w:line="300" w:lineRule="atLeast"/>
               <w:jc w:val="left"/>
               <w:rPr>
-                <w:rFonts w:hint="default" w:ascii="Segoe UI" w:hAnsi="Segoe UI" w:eastAsia="Segoe UI" w:cs="Segoe UI"/>
+                <w:rFonts w:ascii="Segoe UI" w:eastAsia="Segoe UI" w:hAnsi="Segoe UI" w:cs="Segoe UI" w:hint="default"/>
                 <w:i w:val="0"/>
                 <w:iCs w:val="0"/>
                 <w:caps w:val="0"/>
@@ -6866,8 +6079,8 @@
             </w:pPr>
             <w:r>
               <w:rPr>
-                <w:rStyle w:val="23"/>
-                <w:rFonts w:hint="default" w:ascii="Segoe UI" w:hAnsi="Segoe UI" w:eastAsia="Segoe UI" w:cs="Segoe UI"/>
+                <w:rStyle w:val="Strong"/>
+                <w:rFonts w:ascii="Segoe UI" w:eastAsia="Segoe UI" w:hAnsi="Segoe UI" w:cs="Segoe UI" w:hint="default"/>
                 <w:b/>
                 <w:bCs/>
                 <w:i w:val="0"/>
@@ -6879,13 +6092,13 @@
                 <w:kern w:val="0"/>
                 <w:sz w:val="18"/>
                 <w:szCs w:val="18"/>
-                <w:lang w:val="en-US" w:eastAsia="zh-CN" w:bidi="ar"/>
-              </w:rPr>
-              <w:t>不影响系统运行的标准化请求或轻微咨询</w:t>
-            </w:r>
-            <w:r>
-              <w:rPr>
-                <w:rFonts w:hint="default" w:ascii="Segoe UI" w:hAnsi="Segoe UI" w:eastAsia="Segoe UI" w:cs="Segoe UI"/>
+                <w:lang w:val="en-US" w:eastAsia="zh-CN"/>
+              </w:rPr>
+              <w:t>重要功能部分受损或性能严重下降</w:t>
+            </w:r>
+            <w:r>
+              <w:rPr>
+                <w:rFonts w:ascii="Segoe UI" w:eastAsia="Segoe UI" w:hAnsi="Segoe UI" w:cs="Segoe UI" w:hint="default"/>
                 <w:i w:val="0"/>
                 <w:iCs w:val="0"/>
                 <w:caps w:val="0"/>
@@ -6895,9 +6108,9 @@
                 <w:kern w:val="0"/>
                 <w:sz w:val="18"/>
                 <w:szCs w:val="18"/>
-                <w:lang w:val="en-US" w:eastAsia="zh-CN" w:bidi="ar"/>
-              </w:rPr>
-              <w:t>，需按约定流程履行。</w:t>
+                <w:lang w:val="en-US" w:eastAsia="zh-CN"/>
+              </w:rPr>
+              <w:t>，对部分用户或业务流程造成明显影响，需高优先级处理。</w:t>
             </w:r>
           </w:p>
         </w:tc>
@@ -6922,7 +6135,7 @@
               <w:spacing w:line="300" w:lineRule="atLeast"/>
               <w:jc w:val="left"/>
               <w:rPr>
-                <w:rFonts w:hint="default" w:ascii="Segoe UI" w:hAnsi="Segoe UI" w:eastAsia="Segoe UI" w:cs="Segoe UI"/>
+                <w:rFonts w:ascii="Segoe UI" w:eastAsia="Segoe UI" w:hAnsi="Segoe UI" w:cs="Segoe UI" w:hint="default"/>
                 <w:i w:val="0"/>
                 <w:iCs w:val="0"/>
                 <w:caps w:val="0"/>
@@ -6934,7 +6147,7 @@
             </w:pPr>
             <w:r>
               <w:rPr>
-                <w:rFonts w:hint="default" w:ascii="Segoe UI" w:hAnsi="Segoe UI" w:eastAsia="Segoe UI" w:cs="Segoe UI"/>
+                <w:rFonts w:ascii="Segoe UI" w:eastAsia="Segoe UI" w:hAnsi="Segoe UI" w:cs="Segoe UI" w:hint="default"/>
                 <w:i w:val="0"/>
                 <w:iCs w:val="0"/>
                 <w:caps w:val="0"/>
@@ -6944,13 +6157,13 @@
                 <w:kern w:val="0"/>
                 <w:sz w:val="18"/>
                 <w:szCs w:val="18"/>
-                <w:lang w:val="en-US" w:eastAsia="zh-CN" w:bidi="ar"/>
-              </w:rPr>
-              <w:t>1. 用户账号、权限管理类请求。</w:t>
-            </w:r>
-            <w:r>
-              <w:rPr>
-                <w:rFonts w:hint="default" w:ascii="Segoe UI" w:hAnsi="Segoe UI" w:eastAsia="Segoe UI" w:cs="Segoe UI"/>
+                <w:lang w:val="en-US" w:eastAsia="zh-CN"/>
+              </w:rPr>
+              <w:t>1. 非核心但重要的功能模块（如报表系统）不可用。</w:t>
+            </w:r>
+            <w:r>
+              <w:rPr>
+                <w:rFonts w:ascii="Segoe UI" w:eastAsia="Segoe UI" w:hAnsi="Segoe UI" w:cs="Segoe UI" w:hint="default"/>
                 <w:i w:val="0"/>
                 <w:iCs w:val="0"/>
                 <w:caps w:val="0"/>
@@ -6960,13 +6173,13 @@
                 <w:kern w:val="0"/>
                 <w:sz w:val="18"/>
                 <w:szCs w:val="18"/>
-                <w:lang w:val="en-US" w:eastAsia="zh-CN" w:bidi="ar"/>
-              </w:rPr>
-              <w:br w:type="textWrapping"/>
-            </w:r>
-            <w:r>
-              <w:rPr>
-                <w:rFonts w:hint="default" w:ascii="Segoe UI" w:hAnsi="Segoe UI" w:eastAsia="Segoe UI" w:cs="Segoe UI"/>
+                <w:lang w:val="en-US" w:eastAsia="zh-CN"/>
+              </w:rPr>
+              <w:br/>
+            </w:r>
+            <w:r>
+              <w:rPr>
+                <w:rFonts w:ascii="Segoe UI" w:eastAsia="Segoe UI" w:hAnsi="Segoe UI" w:cs="Segoe UI" w:hint="default"/>
                 <w:i w:val="0"/>
                 <w:iCs w:val="0"/>
                 <w:caps w:val="0"/>
@@ -6976,13 +6189,13 @@
                 <w:kern w:val="0"/>
                 <w:sz w:val="18"/>
                 <w:szCs w:val="18"/>
-                <w:lang w:val="en-US" w:eastAsia="zh-CN" w:bidi="ar"/>
-              </w:rPr>
-              <w:t>2. 非关键数据查询与提取。</w:t>
-            </w:r>
-            <w:r>
-              <w:rPr>
-                <w:rFonts w:hint="default" w:ascii="Segoe UI" w:hAnsi="Segoe UI" w:eastAsia="Segoe UI" w:cs="Segoe UI"/>
+                <w:lang w:val="en-US" w:eastAsia="zh-CN"/>
+              </w:rPr>
+              <w:t>2. 系统性能严重下降（如API响应时间&gt;10秒），影响用户体验。</w:t>
+            </w:r>
+            <w:r>
+              <w:rPr>
+                <w:rFonts w:ascii="Segoe UI" w:eastAsia="Segoe UI" w:hAnsi="Segoe UI" w:cs="Segoe UI" w:hint="default"/>
                 <w:i w:val="0"/>
                 <w:iCs w:val="0"/>
                 <w:caps w:val="0"/>
@@ -6992,13 +6205,13 @@
                 <w:kern w:val="0"/>
                 <w:sz w:val="18"/>
                 <w:szCs w:val="18"/>
-                <w:lang w:val="en-US" w:eastAsia="zh-CN" w:bidi="ar"/>
-              </w:rPr>
-              <w:br w:type="textWrapping"/>
-            </w:r>
-            <w:r>
-              <w:rPr>
-                <w:rFonts w:hint="default" w:ascii="Segoe UI" w:hAnsi="Segoe UI" w:eastAsia="Segoe UI" w:cs="Segoe UI"/>
+                <w:lang w:val="en-US" w:eastAsia="zh-CN"/>
+              </w:rPr>
+              <w:br/>
+            </w:r>
+            <w:r>
+              <w:rPr>
+                <w:rFonts w:ascii="Segoe UI" w:eastAsia="Segoe UI" w:hAnsi="Segoe UI" w:cs="Segoe UI" w:hint="default"/>
                 <w:i w:val="0"/>
                 <w:iCs w:val="0"/>
                 <w:caps w:val="0"/>
@@ -7008,9 +6221,9 @@
                 <w:kern w:val="0"/>
                 <w:sz w:val="18"/>
                 <w:szCs w:val="18"/>
-                <w:lang w:val="en-US" w:eastAsia="zh-CN" w:bidi="ar"/>
-              </w:rPr>
-              <w:t>3. 产品使用、操作流程咨询。</w:t>
+                <w:lang w:val="en-US" w:eastAsia="zh-CN"/>
+              </w:rPr>
+              <w:t>3. 批量数据处理任务失败，影响次日业务。</w:t>
             </w:r>
           </w:p>
         </w:tc>
@@ -7035,7 +6248,7 @@
               <w:spacing w:line="300" w:lineRule="atLeast"/>
               <w:jc w:val="left"/>
               <w:rPr>
-                <w:rFonts w:hint="default" w:ascii="Segoe UI" w:hAnsi="Segoe UI" w:eastAsia="Segoe UI" w:cs="Segoe UI"/>
+                <w:rFonts w:ascii="Segoe UI" w:eastAsia="Segoe UI" w:hAnsi="Segoe UI" w:cs="Segoe UI" w:hint="default"/>
                 <w:i w:val="0"/>
                 <w:iCs w:val="0"/>
                 <w:caps w:val="0"/>
@@ -7047,8 +6260,8 @@
             </w:pPr>
             <w:r>
               <w:rPr>
-                <w:rStyle w:val="23"/>
-                <w:rFonts w:hint="default" w:ascii="Segoe UI" w:hAnsi="Segoe UI" w:eastAsia="Segoe UI" w:cs="Segoe UI"/>
+                <w:rStyle w:val="Strong"/>
+                <w:rFonts w:ascii="Segoe UI" w:eastAsia="Segoe UI" w:hAnsi="Segoe UI" w:cs="Segoe UI" w:hint="default"/>
                 <w:b/>
                 <w:bCs/>
                 <w:i w:val="0"/>
@@ -7060,13 +6273,13 @@
                 <w:kern w:val="0"/>
                 <w:sz w:val="18"/>
                 <w:szCs w:val="18"/>
-                <w:lang w:val="en-US" w:eastAsia="zh-CN" w:bidi="ar"/>
-              </w:rPr>
-              <w:t>预定义流程</w:t>
-            </w:r>
-            <w:r>
-              <w:rPr>
-                <w:rFonts w:hint="default" w:ascii="Segoe UI" w:hAnsi="Segoe UI" w:eastAsia="Segoe UI" w:cs="Segoe UI"/>
+                <w:lang w:val="en-US" w:eastAsia="zh-CN"/>
+              </w:rPr>
+              <w:t>需限时解决</w:t>
+            </w:r>
+            <w:r>
+              <w:rPr>
+                <w:rFonts w:ascii="Segoe UI" w:eastAsia="Segoe UI" w:hAnsi="Segoe UI" w:cs="Segoe UI" w:hint="default"/>
                 <w:i w:val="0"/>
                 <w:iCs w:val="0"/>
                 <w:caps w:val="0"/>
@@ -7076,23 +6289,18 @@
                 <w:kern w:val="0"/>
                 <w:sz w:val="18"/>
                 <w:szCs w:val="18"/>
-                <w:lang w:val="en-US" w:eastAsia="zh-CN" w:bidi="ar"/>
-              </w:rPr>
-              <w:t>；可通过知识库或脚本自动化处理。</w:t>
+                <w:lang w:val="en-US" w:eastAsia="zh-CN"/>
+              </w:rPr>
+              <w:t>；通常由二线/专项团队负责。</w:t>
             </w:r>
           </w:p>
         </w:tc>
       </w:tr>
       <w:tr>
         <w:tblPrEx>
-          <w:tblBorders>
-            <w:top w:val="single" w:color="auto" w:sz="4" w:space="0"/>
-            <w:left w:val="single" w:color="auto" w:sz="4" w:space="0"/>
-            <w:bottom w:val="single" w:color="auto" w:sz="4" w:space="0"/>
-            <w:right w:val="single" w:color="auto" w:sz="4" w:space="0"/>
-            <w:insideH w:val="single" w:color="auto" w:sz="4" w:space="0"/>
-            <w:insideV w:val="single" w:color="auto" w:sz="4" w:space="0"/>
-          </w:tblBorders>
+          <w:tblW w:w="0" w:type="auto"/>
+          <w:tblInd w:w="0" w:type="dxa"/>
+          <w:shd w:val="clear" w:color="auto" w:fill="auto"/>
           <w:tblCellMar>
             <w:top w:w="15" w:type="dxa"/>
             <w:left w:w="15" w:type="dxa"/>
@@ -7121,7 +6329,7 @@
               <w:spacing w:line="300" w:lineRule="atLeast"/>
               <w:jc w:val="left"/>
               <w:rPr>
-                <w:rFonts w:hint="default" w:ascii="Segoe UI" w:hAnsi="Segoe UI" w:eastAsia="Segoe UI" w:cs="Segoe UI"/>
+                <w:rFonts w:ascii="Segoe UI" w:eastAsia="Segoe UI" w:hAnsi="Segoe UI" w:cs="Segoe UI" w:hint="default"/>
                 <w:i w:val="0"/>
                 <w:iCs w:val="0"/>
                 <w:caps w:val="0"/>
@@ -7133,8 +6341,8 @@
             </w:pPr>
             <w:r>
               <w:rPr>
-                <w:rStyle w:val="23"/>
-                <w:rFonts w:hint="default" w:ascii="Segoe UI" w:hAnsi="Segoe UI" w:eastAsia="Segoe UI" w:cs="Segoe UI"/>
+                <w:rStyle w:val="Strong"/>
+                <w:rFonts w:ascii="Segoe UI" w:eastAsia="Segoe UI" w:hAnsi="Segoe UI" w:cs="Segoe UI" w:hint="default"/>
                 <w:b/>
                 <w:bCs/>
                 <w:i w:val="0"/>
@@ -7146,9 +6354,9 @@
                 <w:kern w:val="0"/>
                 <w:sz w:val="18"/>
                 <w:szCs w:val="18"/>
-                <w:lang w:val="en-US" w:eastAsia="zh-CN" w:bidi="ar"/>
-              </w:rPr>
-              <w:t>P5</w:t>
+                <w:lang w:val="en-US" w:eastAsia="zh-CN"/>
+              </w:rPr>
+              <w:t>P3</w:t>
             </w:r>
           </w:p>
         </w:tc>
@@ -7173,7 +6381,7 @@
               <w:spacing w:line="300" w:lineRule="atLeast"/>
               <w:jc w:val="left"/>
               <w:rPr>
-                <w:rFonts w:hint="default" w:ascii="Segoe UI" w:hAnsi="Segoe UI" w:eastAsia="Segoe UI" w:cs="Segoe UI"/>
+                <w:rFonts w:ascii="Segoe UI" w:eastAsia="Segoe UI" w:hAnsi="Segoe UI" w:cs="Segoe UI" w:hint="default"/>
                 <w:i w:val="0"/>
                 <w:iCs w:val="0"/>
                 <w:caps w:val="0"/>
@@ -7185,8 +6393,8 @@
             </w:pPr>
             <w:r>
               <w:rPr>
-                <w:rStyle w:val="23"/>
-                <w:rFonts w:hint="default" w:ascii="Segoe UI" w:hAnsi="Segoe UI" w:eastAsia="Segoe UI" w:cs="Segoe UI"/>
+                <w:rStyle w:val="Strong"/>
+                <w:rFonts w:ascii="Segoe UI" w:eastAsia="Segoe UI" w:hAnsi="Segoe UI" w:cs="Segoe UI" w:hint="default"/>
                 <w:b/>
                 <w:bCs/>
                 <w:i w:val="0"/>
@@ -7198,9 +6406,9 @@
                 <w:kern w:val="0"/>
                 <w:sz w:val="18"/>
                 <w:szCs w:val="18"/>
-                <w:lang w:val="en-US" w:eastAsia="zh-CN" w:bidi="ar"/>
-              </w:rPr>
-              <w:t>信息性事件/新需求</w:t>
+                <w:lang w:val="en-US" w:eastAsia="zh-CN"/>
+              </w:rPr>
+              <w:t>一般故障事件</w:t>
             </w:r>
           </w:p>
         </w:tc>
@@ -7225,7 +6433,7 @@
               <w:spacing w:line="300" w:lineRule="atLeast"/>
               <w:jc w:val="left"/>
               <w:rPr>
-                <w:rFonts w:hint="default" w:ascii="Segoe UI" w:hAnsi="Segoe UI" w:eastAsia="Segoe UI" w:cs="Segoe UI"/>
+                <w:rFonts w:ascii="Segoe UI" w:eastAsia="Segoe UI" w:hAnsi="Segoe UI" w:cs="Segoe UI" w:hint="default"/>
                 <w:i w:val="0"/>
                 <w:iCs w:val="0"/>
                 <w:caps w:val="0"/>
@@ -7237,8 +6445,8 @@
             </w:pPr>
             <w:r>
               <w:rPr>
-                <w:rStyle w:val="23"/>
-                <w:rFonts w:hint="default" w:ascii="Segoe UI" w:hAnsi="Segoe UI" w:eastAsia="Segoe UI" w:cs="Segoe UI"/>
+                <w:rStyle w:val="Strong"/>
+                <w:rFonts w:ascii="Segoe UI" w:eastAsia="Segoe UI" w:hAnsi="Segoe UI" w:cs="Segoe UI" w:hint="default"/>
                 <w:b/>
                 <w:bCs/>
                 <w:i w:val="0"/>
@@ -7250,13 +6458,13 @@
                 <w:kern w:val="0"/>
                 <w:sz w:val="18"/>
                 <w:szCs w:val="18"/>
-                <w:lang w:val="en-US" w:eastAsia="zh-CN" w:bidi="ar"/>
-              </w:rPr>
-              <w:t>不构成故障的报告、通知或新功能需求</w:t>
-            </w:r>
-            <w:r>
-              <w:rPr>
-                <w:rFonts w:hint="default" w:ascii="Segoe UI" w:hAnsi="Segoe UI" w:eastAsia="Segoe UI" w:cs="Segoe UI"/>
+                <w:lang w:val="en-US" w:eastAsia="zh-CN"/>
+              </w:rPr>
+              <w:t>非核心功能异常或轻微性能问题</w:t>
+            </w:r>
+            <w:r>
+              <w:rPr>
+                <w:rFonts w:ascii="Segoe UI" w:eastAsia="Segoe UI" w:hAnsi="Segoe UI" w:cs="Segoe UI" w:hint="default"/>
                 <w:i w:val="0"/>
                 <w:iCs w:val="0"/>
                 <w:caps w:val="0"/>
@@ -7266,9 +6474,9 @@
                 <w:kern w:val="0"/>
                 <w:sz w:val="18"/>
                 <w:szCs w:val="18"/>
-                <w:lang w:val="en-US" w:eastAsia="zh-CN" w:bidi="ar"/>
-              </w:rPr>
-              <w:t>，用于信息记录或转入需求管理流程。</w:t>
+                <w:lang w:val="en-US" w:eastAsia="zh-CN"/>
+              </w:rPr>
+              <w:t>，影响个别用户或辅助性操作，需在约定服务时间内解决。</w:t>
             </w:r>
           </w:p>
         </w:tc>
@@ -7293,7 +6501,7 @@
               <w:spacing w:line="300" w:lineRule="atLeast"/>
               <w:jc w:val="left"/>
               <w:rPr>
-                <w:rFonts w:hint="default" w:ascii="Segoe UI" w:hAnsi="Segoe UI" w:eastAsia="Segoe UI" w:cs="Segoe UI"/>
+                <w:rFonts w:ascii="Segoe UI" w:eastAsia="Segoe UI" w:hAnsi="Segoe UI" w:cs="Segoe UI" w:hint="default"/>
                 <w:i w:val="0"/>
                 <w:iCs w:val="0"/>
                 <w:caps w:val="0"/>
@@ -7305,7 +6513,7 @@
             </w:pPr>
             <w:r>
               <w:rPr>
-                <w:rFonts w:hint="default" w:ascii="Segoe UI" w:hAnsi="Segoe UI" w:eastAsia="Segoe UI" w:cs="Segoe UI"/>
+                <w:rFonts w:ascii="Segoe UI" w:eastAsia="Segoe UI" w:hAnsi="Segoe UI" w:cs="Segoe UI" w:hint="default"/>
                 <w:i w:val="0"/>
                 <w:iCs w:val="0"/>
                 <w:caps w:val="0"/>
@@ -7315,13 +6523,13 @@
                 <w:kern w:val="0"/>
                 <w:sz w:val="18"/>
                 <w:szCs w:val="18"/>
-                <w:lang w:val="en-US" w:eastAsia="zh-CN" w:bidi="ar"/>
-              </w:rPr>
-              <w:t>1. 监控系统发出的预警性提示（资源使用率趋高）。</w:t>
-            </w:r>
-            <w:r>
-              <w:rPr>
-                <w:rFonts w:hint="default" w:ascii="Segoe UI" w:hAnsi="Segoe UI" w:eastAsia="Segoe UI" w:cs="Segoe UI"/>
+                <w:lang w:val="en-US" w:eastAsia="zh-CN"/>
+              </w:rPr>
+              <w:t>1. 页面UI显示错乱、非关键字段无法保存。</w:t>
+            </w:r>
+            <w:r>
+              <w:rPr>
+                <w:rFonts w:ascii="Segoe UI" w:eastAsia="Segoe UI" w:hAnsi="Segoe UI" w:cs="Segoe UI" w:hint="default"/>
                 <w:i w:val="0"/>
                 <w:iCs w:val="0"/>
                 <w:caps w:val="0"/>
@@ -7331,13 +6539,13 @@
                 <w:kern w:val="0"/>
                 <w:sz w:val="18"/>
                 <w:szCs w:val="18"/>
-                <w:lang w:val="en-US" w:eastAsia="zh-CN" w:bidi="ar"/>
-              </w:rPr>
-              <w:br w:type="textWrapping"/>
-            </w:r>
-            <w:r>
-              <w:rPr>
-                <w:rFonts w:hint="default" w:ascii="Segoe UI" w:hAnsi="Segoe UI" w:eastAsia="Segoe UI" w:cs="Segoe UI"/>
+                <w:lang w:val="en-US" w:eastAsia="zh-CN"/>
+              </w:rPr>
+              <w:br/>
+            </w:r>
+            <w:r>
+              <w:rPr>
+                <w:rFonts w:ascii="Segoe UI" w:eastAsia="Segoe UI" w:hAnsi="Segoe UI" w:cs="Segoe UI" w:hint="default"/>
                 <w:i w:val="0"/>
                 <w:iCs w:val="0"/>
                 <w:caps w:val="0"/>
@@ -7347,13 +6555,13 @@
                 <w:kern w:val="0"/>
                 <w:sz w:val="18"/>
                 <w:szCs w:val="18"/>
-                <w:lang w:val="en-US" w:eastAsia="zh-CN" w:bidi="ar"/>
-              </w:rPr>
-              <w:t>2. 用户提出的用户体验优化建议。</w:t>
-            </w:r>
-            <w:r>
-              <w:rPr>
-                <w:rFonts w:hint="default" w:ascii="Segoe UI" w:hAnsi="Segoe UI" w:eastAsia="Segoe UI" w:cs="Segoe UI"/>
+                <w:lang w:val="en-US" w:eastAsia="zh-CN"/>
+              </w:rPr>
+              <w:t>2. 辅助性查询或导出功能异常。</w:t>
+            </w:r>
+            <w:r>
+              <w:rPr>
+                <w:rFonts w:ascii="Segoe UI" w:eastAsia="Segoe UI" w:hAnsi="Segoe UI" w:cs="Segoe UI" w:hint="default"/>
                 <w:i w:val="0"/>
                 <w:iCs w:val="0"/>
                 <w:caps w:val="0"/>
@@ -7363,13 +6571,13 @@
                 <w:kern w:val="0"/>
                 <w:sz w:val="18"/>
                 <w:szCs w:val="18"/>
-                <w:lang w:val="en-US" w:eastAsia="zh-CN" w:bidi="ar"/>
-              </w:rPr>
-              <w:br w:type="textWrapping"/>
-            </w:r>
-            <w:r>
-              <w:rPr>
-                <w:rFonts w:hint="default" w:ascii="Segoe UI" w:hAnsi="Segoe UI" w:eastAsia="Segoe UI" w:cs="Segoe UI"/>
+                <w:lang w:val="en-US" w:eastAsia="zh-CN"/>
+              </w:rPr>
+              <w:br/>
+            </w:r>
+            <w:r>
+              <w:rPr>
+                <w:rFonts w:ascii="Segoe UI" w:eastAsia="Segoe UI" w:hAnsi="Segoe UI" w:cs="Segoe UI" w:hint="default"/>
                 <w:i w:val="0"/>
                 <w:iCs w:val="0"/>
                 <w:caps w:val="0"/>
@@ -7379,7 +6587,739 @@
                 <w:kern w:val="0"/>
                 <w:sz w:val="18"/>
                 <w:szCs w:val="18"/>
-                <w:lang w:val="en-US" w:eastAsia="zh-CN" w:bidi="ar"/>
+                <w:lang w:val="en-US" w:eastAsia="zh-CN"/>
+              </w:rPr>
+              <w:t>3. 第三方集成接口偶发性失败，有降级方案。</w:t>
+            </w:r>
+          </w:p>
+        </w:tc>
+        <w:tc>
+          <w:tcPr>
+            <w:tcW w:w="0" w:type="auto"/>
+            <w:shd w:val="clear" w:color="auto" w:fill="auto"/>
+            <w:tcMar>
+              <w:top w:w="120" w:type="dxa"/>
+              <w:left w:w="192" w:type="dxa"/>
+              <w:bottom w:w="120" w:type="dxa"/>
+              <w:right w:w="0" w:type="dxa"/>
+            </w:tcMar>
+            <w:vAlign w:val="center"/>
+          </w:tcPr>
+          <w:p>
+            <w:pPr>
+              <w:keepNext w:val="0"/>
+              <w:keepLines w:val="0"/>
+              <w:widowControl/>
+              <w:suppressLineNumbers w:val="0"/>
+              <w:spacing w:line="300" w:lineRule="atLeast"/>
+              <w:jc w:val="left"/>
+              <w:rPr>
+                <w:rFonts w:ascii="Segoe UI" w:eastAsia="Segoe UI" w:hAnsi="Segoe UI" w:cs="Segoe UI" w:hint="default"/>
+                <w:i w:val="0"/>
+                <w:iCs w:val="0"/>
+                <w:caps w:val="0"/>
+                <w:color w:val="0F1115"/>
+                <w:spacing w:val="0"/>
+                <w:sz w:val="18"/>
+                <w:szCs w:val="18"/>
+              </w:rPr>
+            </w:pPr>
+            <w:r>
+              <w:rPr>
+                <w:rStyle w:val="Strong"/>
+                <w:rFonts w:ascii="Segoe UI" w:eastAsia="Segoe UI" w:hAnsi="Segoe UI" w:cs="Segoe UI" w:hint="default"/>
+                <w:b/>
+                <w:bCs/>
+                <w:i w:val="0"/>
+                <w:iCs w:val="0"/>
+                <w:caps w:val="0"/>
+                <w:snapToGrid w:val="0"/>
+                <w:color w:val="000000"/>
+                <w:spacing w:val="0"/>
+                <w:kern w:val="0"/>
+                <w:sz w:val="18"/>
+                <w:szCs w:val="18"/>
+                <w:lang w:val="en-US" w:eastAsia="zh-CN"/>
+              </w:rPr>
+              <w:t>标准处理流程</w:t>
+            </w:r>
+            <w:r>
+              <w:rPr>
+                <w:rFonts w:ascii="Segoe UI" w:eastAsia="Segoe UI" w:hAnsi="Segoe UI" w:cs="Segoe UI" w:hint="default"/>
+                <w:i w:val="0"/>
+                <w:iCs w:val="0"/>
+                <w:caps w:val="0"/>
+                <w:snapToGrid w:val="0"/>
+                <w:color w:val="000000"/>
+                <w:spacing w:val="0"/>
+                <w:kern w:val="0"/>
+                <w:sz w:val="18"/>
+                <w:szCs w:val="18"/>
+                <w:lang w:val="en-US" w:eastAsia="zh-CN"/>
+              </w:rPr>
+              <w:t>；通常由一线工程师解决。</w:t>
+            </w:r>
+          </w:p>
+        </w:tc>
+      </w:tr>
+      <w:tr>
+        <w:tblPrEx>
+          <w:tblW w:w="0" w:type="auto"/>
+          <w:tblInd w:w="0" w:type="dxa"/>
+          <w:shd w:val="clear" w:color="auto" w:fill="auto"/>
+          <w:tblCellMar>
+            <w:top w:w="15" w:type="dxa"/>
+            <w:left w:w="15" w:type="dxa"/>
+            <w:bottom w:w="15" w:type="dxa"/>
+            <w:right w:w="15" w:type="dxa"/>
+          </w:tblCellMar>
+        </w:tblPrEx>
+        <w:tc>
+          <w:tcPr>
+            <w:tcW w:w="0" w:type="auto"/>
+            <w:shd w:val="clear" w:color="auto" w:fill="auto"/>
+            <w:tcMar>
+              <w:top w:w="120" w:type="dxa"/>
+              <w:left w:w="0" w:type="dxa"/>
+              <w:bottom w:w="120" w:type="dxa"/>
+              <w:right w:w="192" w:type="dxa"/>
+            </w:tcMar>
+            <w:vAlign w:val="center"/>
+          </w:tcPr>
+          <w:p>
+            <w:pPr>
+              <w:keepNext w:val="0"/>
+              <w:keepLines w:val="0"/>
+              <w:widowControl/>
+              <w:suppressLineNumbers w:val="0"/>
+              <w:spacing w:line="300" w:lineRule="atLeast"/>
+              <w:jc w:val="left"/>
+              <w:rPr>
+                <w:rFonts w:ascii="Segoe UI" w:eastAsia="Segoe UI" w:hAnsi="Segoe UI" w:cs="Segoe UI" w:hint="default"/>
+                <w:i w:val="0"/>
+                <w:iCs w:val="0"/>
+                <w:caps w:val="0"/>
+                <w:color w:val="0F1115"/>
+                <w:spacing w:val="0"/>
+                <w:sz w:val="18"/>
+                <w:szCs w:val="18"/>
+              </w:rPr>
+            </w:pPr>
+            <w:r>
+              <w:rPr>
+                <w:rStyle w:val="Strong"/>
+                <w:rFonts w:ascii="Segoe UI" w:eastAsia="Segoe UI" w:hAnsi="Segoe UI" w:cs="Segoe UI" w:hint="default"/>
+                <w:b/>
+                <w:bCs/>
+                <w:i w:val="0"/>
+                <w:iCs w:val="0"/>
+                <w:caps w:val="0"/>
+                <w:snapToGrid w:val="0"/>
+                <w:color w:val="000000"/>
+                <w:spacing w:val="0"/>
+                <w:kern w:val="0"/>
+                <w:sz w:val="18"/>
+                <w:szCs w:val="18"/>
+                <w:lang w:val="en-US" w:eastAsia="zh-CN"/>
+              </w:rPr>
+              <w:t>P4</w:t>
+            </w:r>
+          </w:p>
+        </w:tc>
+        <w:tc>
+          <w:tcPr>
+            <w:tcW w:w="0" w:type="auto"/>
+            <w:shd w:val="clear" w:color="auto" w:fill="auto"/>
+            <w:tcMar>
+              <w:top w:w="120" w:type="dxa"/>
+              <w:left w:w="192" w:type="dxa"/>
+              <w:bottom w:w="120" w:type="dxa"/>
+              <w:right w:w="192" w:type="dxa"/>
+            </w:tcMar>
+            <w:vAlign w:val="center"/>
+          </w:tcPr>
+          <w:p>
+            <w:pPr>
+              <w:keepNext w:val="0"/>
+              <w:keepLines w:val="0"/>
+              <w:widowControl/>
+              <w:suppressLineNumbers w:val="0"/>
+              <w:spacing w:line="300" w:lineRule="atLeast"/>
+              <w:jc w:val="left"/>
+              <w:rPr>
+                <w:rFonts w:ascii="Segoe UI" w:eastAsia="Segoe UI" w:hAnsi="Segoe UI" w:cs="Segoe UI" w:hint="default"/>
+                <w:i w:val="0"/>
+                <w:iCs w:val="0"/>
+                <w:caps w:val="0"/>
+                <w:color w:val="0F1115"/>
+                <w:spacing w:val="0"/>
+                <w:sz w:val="18"/>
+                <w:szCs w:val="18"/>
+              </w:rPr>
+            </w:pPr>
+            <w:r>
+              <w:rPr>
+                <w:rStyle w:val="Strong"/>
+                <w:rFonts w:ascii="Segoe UI" w:eastAsia="Segoe UI" w:hAnsi="Segoe UI" w:cs="Segoe UI" w:hint="default"/>
+                <w:b/>
+                <w:bCs/>
+                <w:i w:val="0"/>
+                <w:iCs w:val="0"/>
+                <w:caps w:val="0"/>
+                <w:snapToGrid w:val="0"/>
+                <w:color w:val="000000"/>
+                <w:spacing w:val="0"/>
+                <w:kern w:val="0"/>
+                <w:sz w:val="18"/>
+                <w:szCs w:val="18"/>
+                <w:lang w:val="en-US" w:eastAsia="zh-CN"/>
+              </w:rPr>
+              <w:t>服务请求/轻微咨询</w:t>
+            </w:r>
+          </w:p>
+        </w:tc>
+        <w:tc>
+          <w:tcPr>
+            <w:tcW w:w="0" w:type="auto"/>
+            <w:shd w:val="clear" w:color="auto" w:fill="auto"/>
+            <w:tcMar>
+              <w:top w:w="120" w:type="dxa"/>
+              <w:left w:w="192" w:type="dxa"/>
+              <w:bottom w:w="120" w:type="dxa"/>
+              <w:right w:w="192" w:type="dxa"/>
+            </w:tcMar>
+            <w:vAlign w:val="center"/>
+          </w:tcPr>
+          <w:p>
+            <w:pPr>
+              <w:keepNext w:val="0"/>
+              <w:keepLines w:val="0"/>
+              <w:widowControl/>
+              <w:suppressLineNumbers w:val="0"/>
+              <w:spacing w:line="300" w:lineRule="atLeast"/>
+              <w:jc w:val="left"/>
+              <w:rPr>
+                <w:rFonts w:ascii="Segoe UI" w:eastAsia="Segoe UI" w:hAnsi="Segoe UI" w:cs="Segoe UI" w:hint="default"/>
+                <w:i w:val="0"/>
+                <w:iCs w:val="0"/>
+                <w:caps w:val="0"/>
+                <w:color w:val="0F1115"/>
+                <w:spacing w:val="0"/>
+                <w:sz w:val="18"/>
+                <w:szCs w:val="18"/>
+              </w:rPr>
+            </w:pPr>
+            <w:r>
+              <w:rPr>
+                <w:rStyle w:val="Strong"/>
+                <w:rFonts w:ascii="Segoe UI" w:eastAsia="Segoe UI" w:hAnsi="Segoe UI" w:cs="Segoe UI" w:hint="default"/>
+                <w:b/>
+                <w:bCs/>
+                <w:i w:val="0"/>
+                <w:iCs w:val="0"/>
+                <w:caps w:val="0"/>
+                <w:snapToGrid w:val="0"/>
+                <w:color w:val="000000"/>
+                <w:spacing w:val="0"/>
+                <w:kern w:val="0"/>
+                <w:sz w:val="18"/>
+                <w:szCs w:val="18"/>
+                <w:lang w:val="en-US" w:eastAsia="zh-CN"/>
+              </w:rPr>
+              <w:t>不影响系统运行的标准化请求或轻微咨询</w:t>
+            </w:r>
+            <w:r>
+              <w:rPr>
+                <w:rFonts w:ascii="Segoe UI" w:eastAsia="Segoe UI" w:hAnsi="Segoe UI" w:cs="Segoe UI" w:hint="default"/>
+                <w:i w:val="0"/>
+                <w:iCs w:val="0"/>
+                <w:caps w:val="0"/>
+                <w:snapToGrid w:val="0"/>
+                <w:color w:val="000000"/>
+                <w:spacing w:val="0"/>
+                <w:kern w:val="0"/>
+                <w:sz w:val="18"/>
+                <w:szCs w:val="18"/>
+                <w:lang w:val="en-US" w:eastAsia="zh-CN"/>
+              </w:rPr>
+              <w:t>，需按约定流程履行。</w:t>
+            </w:r>
+          </w:p>
+        </w:tc>
+        <w:tc>
+          <w:tcPr>
+            <w:tcW w:w="0" w:type="auto"/>
+            <w:shd w:val="clear" w:color="auto" w:fill="auto"/>
+            <w:tcMar>
+              <w:top w:w="120" w:type="dxa"/>
+              <w:left w:w="192" w:type="dxa"/>
+              <w:bottom w:w="120" w:type="dxa"/>
+              <w:right w:w="192" w:type="dxa"/>
+            </w:tcMar>
+            <w:vAlign w:val="center"/>
+          </w:tcPr>
+          <w:p>
+            <w:pPr>
+              <w:keepNext w:val="0"/>
+              <w:keepLines w:val="0"/>
+              <w:widowControl/>
+              <w:suppressLineNumbers w:val="0"/>
+              <w:spacing w:line="300" w:lineRule="atLeast"/>
+              <w:jc w:val="left"/>
+              <w:rPr>
+                <w:rFonts w:ascii="Segoe UI" w:eastAsia="Segoe UI" w:hAnsi="Segoe UI" w:cs="Segoe UI" w:hint="default"/>
+                <w:i w:val="0"/>
+                <w:iCs w:val="0"/>
+                <w:caps w:val="0"/>
+                <w:color w:val="0F1115"/>
+                <w:spacing w:val="0"/>
+                <w:sz w:val="18"/>
+                <w:szCs w:val="18"/>
+              </w:rPr>
+            </w:pPr>
+            <w:r>
+              <w:rPr>
+                <w:rFonts w:ascii="Segoe UI" w:eastAsia="Segoe UI" w:hAnsi="Segoe UI" w:cs="Segoe UI" w:hint="default"/>
+                <w:i w:val="0"/>
+                <w:iCs w:val="0"/>
+                <w:caps w:val="0"/>
+                <w:snapToGrid w:val="0"/>
+                <w:color w:val="000000"/>
+                <w:spacing w:val="0"/>
+                <w:kern w:val="0"/>
+                <w:sz w:val="18"/>
+                <w:szCs w:val="18"/>
+                <w:lang w:val="en-US" w:eastAsia="zh-CN"/>
+              </w:rPr>
+              <w:t>1. 用户账号、权限管理类请求。</w:t>
+            </w:r>
+            <w:r>
+              <w:rPr>
+                <w:rFonts w:ascii="Segoe UI" w:eastAsia="Segoe UI" w:hAnsi="Segoe UI" w:cs="Segoe UI" w:hint="default"/>
+                <w:i w:val="0"/>
+                <w:iCs w:val="0"/>
+                <w:caps w:val="0"/>
+                <w:snapToGrid w:val="0"/>
+                <w:color w:val="000000"/>
+                <w:spacing w:val="0"/>
+                <w:kern w:val="0"/>
+                <w:sz w:val="18"/>
+                <w:szCs w:val="18"/>
+                <w:lang w:val="en-US" w:eastAsia="zh-CN"/>
+              </w:rPr>
+              <w:br/>
+            </w:r>
+            <w:r>
+              <w:rPr>
+                <w:rFonts w:ascii="Segoe UI" w:eastAsia="Segoe UI" w:hAnsi="Segoe UI" w:cs="Segoe UI" w:hint="default"/>
+                <w:i w:val="0"/>
+                <w:iCs w:val="0"/>
+                <w:caps w:val="0"/>
+                <w:snapToGrid w:val="0"/>
+                <w:color w:val="000000"/>
+                <w:spacing w:val="0"/>
+                <w:kern w:val="0"/>
+                <w:sz w:val="18"/>
+                <w:szCs w:val="18"/>
+                <w:lang w:val="en-US" w:eastAsia="zh-CN"/>
+              </w:rPr>
+              <w:t>2. 非关键数据查询与提取。</w:t>
+            </w:r>
+            <w:r>
+              <w:rPr>
+                <w:rFonts w:ascii="Segoe UI" w:eastAsia="Segoe UI" w:hAnsi="Segoe UI" w:cs="Segoe UI" w:hint="default"/>
+                <w:i w:val="0"/>
+                <w:iCs w:val="0"/>
+                <w:caps w:val="0"/>
+                <w:snapToGrid w:val="0"/>
+                <w:color w:val="000000"/>
+                <w:spacing w:val="0"/>
+                <w:kern w:val="0"/>
+                <w:sz w:val="18"/>
+                <w:szCs w:val="18"/>
+                <w:lang w:val="en-US" w:eastAsia="zh-CN"/>
+              </w:rPr>
+              <w:br/>
+            </w:r>
+            <w:r>
+              <w:rPr>
+                <w:rFonts w:ascii="Segoe UI" w:eastAsia="Segoe UI" w:hAnsi="Segoe UI" w:cs="Segoe UI" w:hint="default"/>
+                <w:i w:val="0"/>
+                <w:iCs w:val="0"/>
+                <w:caps w:val="0"/>
+                <w:snapToGrid w:val="0"/>
+                <w:color w:val="000000"/>
+                <w:spacing w:val="0"/>
+                <w:kern w:val="0"/>
+                <w:sz w:val="18"/>
+                <w:szCs w:val="18"/>
+                <w:lang w:val="en-US" w:eastAsia="zh-CN"/>
+              </w:rPr>
+              <w:t>3. 产品使用、操作流程咨询。</w:t>
+            </w:r>
+          </w:p>
+        </w:tc>
+        <w:tc>
+          <w:tcPr>
+            <w:tcW w:w="0" w:type="auto"/>
+            <w:shd w:val="clear" w:color="auto" w:fill="auto"/>
+            <w:tcMar>
+              <w:top w:w="120" w:type="dxa"/>
+              <w:left w:w="192" w:type="dxa"/>
+              <w:bottom w:w="120" w:type="dxa"/>
+              <w:right w:w="0" w:type="dxa"/>
+            </w:tcMar>
+            <w:vAlign w:val="center"/>
+          </w:tcPr>
+          <w:p>
+            <w:pPr>
+              <w:keepNext w:val="0"/>
+              <w:keepLines w:val="0"/>
+              <w:widowControl/>
+              <w:suppressLineNumbers w:val="0"/>
+              <w:spacing w:line="300" w:lineRule="atLeast"/>
+              <w:jc w:val="left"/>
+              <w:rPr>
+                <w:rFonts w:ascii="Segoe UI" w:eastAsia="Segoe UI" w:hAnsi="Segoe UI" w:cs="Segoe UI" w:hint="default"/>
+                <w:i w:val="0"/>
+                <w:iCs w:val="0"/>
+                <w:caps w:val="0"/>
+                <w:color w:val="0F1115"/>
+                <w:spacing w:val="0"/>
+                <w:sz w:val="18"/>
+                <w:szCs w:val="18"/>
+              </w:rPr>
+            </w:pPr>
+            <w:r>
+              <w:rPr>
+                <w:rStyle w:val="Strong"/>
+                <w:rFonts w:ascii="Segoe UI" w:eastAsia="Segoe UI" w:hAnsi="Segoe UI" w:cs="Segoe UI" w:hint="default"/>
+                <w:b/>
+                <w:bCs/>
+                <w:i w:val="0"/>
+                <w:iCs w:val="0"/>
+                <w:caps w:val="0"/>
+                <w:snapToGrid w:val="0"/>
+                <w:color w:val="000000"/>
+                <w:spacing w:val="0"/>
+                <w:kern w:val="0"/>
+                <w:sz w:val="18"/>
+                <w:szCs w:val="18"/>
+                <w:lang w:val="en-US" w:eastAsia="zh-CN"/>
+              </w:rPr>
+              <w:t>预定义流程</w:t>
+            </w:r>
+            <w:r>
+              <w:rPr>
+                <w:rFonts w:ascii="Segoe UI" w:eastAsia="Segoe UI" w:hAnsi="Segoe UI" w:cs="Segoe UI" w:hint="default"/>
+                <w:i w:val="0"/>
+                <w:iCs w:val="0"/>
+                <w:caps w:val="0"/>
+                <w:snapToGrid w:val="0"/>
+                <w:color w:val="000000"/>
+                <w:spacing w:val="0"/>
+                <w:kern w:val="0"/>
+                <w:sz w:val="18"/>
+                <w:szCs w:val="18"/>
+                <w:lang w:val="en-US" w:eastAsia="zh-CN"/>
+              </w:rPr>
+              <w:t>；可通过知识库或脚本自动化处理。</w:t>
+            </w:r>
+          </w:p>
+        </w:tc>
+      </w:tr>
+      <w:tr>
+        <w:tblPrEx>
+          <w:tblW w:w="0" w:type="auto"/>
+          <w:tblInd w:w="0" w:type="dxa"/>
+          <w:shd w:val="clear" w:color="auto" w:fill="auto"/>
+          <w:tblCellMar>
+            <w:top w:w="15" w:type="dxa"/>
+            <w:left w:w="15" w:type="dxa"/>
+            <w:bottom w:w="15" w:type="dxa"/>
+            <w:right w:w="15" w:type="dxa"/>
+          </w:tblCellMar>
+        </w:tblPrEx>
+        <w:tc>
+          <w:tcPr>
+            <w:tcW w:w="0" w:type="auto"/>
+            <w:shd w:val="clear" w:color="auto" w:fill="auto"/>
+            <w:tcMar>
+              <w:top w:w="120" w:type="dxa"/>
+              <w:left w:w="0" w:type="dxa"/>
+              <w:bottom w:w="120" w:type="dxa"/>
+              <w:right w:w="192" w:type="dxa"/>
+            </w:tcMar>
+            <w:vAlign w:val="center"/>
+          </w:tcPr>
+          <w:p>
+            <w:pPr>
+              <w:keepNext w:val="0"/>
+              <w:keepLines w:val="0"/>
+              <w:widowControl/>
+              <w:suppressLineNumbers w:val="0"/>
+              <w:spacing w:line="300" w:lineRule="atLeast"/>
+              <w:jc w:val="left"/>
+              <w:rPr>
+                <w:rFonts w:ascii="Segoe UI" w:eastAsia="Segoe UI" w:hAnsi="Segoe UI" w:cs="Segoe UI" w:hint="default"/>
+                <w:i w:val="0"/>
+                <w:iCs w:val="0"/>
+                <w:caps w:val="0"/>
+                <w:color w:val="0F1115"/>
+                <w:spacing w:val="0"/>
+                <w:sz w:val="18"/>
+                <w:szCs w:val="18"/>
+              </w:rPr>
+            </w:pPr>
+            <w:r>
+              <w:rPr>
+                <w:rStyle w:val="Strong"/>
+                <w:rFonts w:ascii="Segoe UI" w:eastAsia="Segoe UI" w:hAnsi="Segoe UI" w:cs="Segoe UI" w:hint="default"/>
+                <w:b/>
+                <w:bCs/>
+                <w:i w:val="0"/>
+                <w:iCs w:val="0"/>
+                <w:caps w:val="0"/>
+                <w:snapToGrid w:val="0"/>
+                <w:color w:val="000000"/>
+                <w:spacing w:val="0"/>
+                <w:kern w:val="0"/>
+                <w:sz w:val="18"/>
+                <w:szCs w:val="18"/>
+                <w:lang w:val="en-US" w:eastAsia="zh-CN"/>
+              </w:rPr>
+              <w:t>P5</w:t>
+            </w:r>
+          </w:p>
+        </w:tc>
+        <w:tc>
+          <w:tcPr>
+            <w:tcW w:w="0" w:type="auto"/>
+            <w:shd w:val="clear" w:color="auto" w:fill="auto"/>
+            <w:tcMar>
+              <w:top w:w="120" w:type="dxa"/>
+              <w:left w:w="192" w:type="dxa"/>
+              <w:bottom w:w="120" w:type="dxa"/>
+              <w:right w:w="192" w:type="dxa"/>
+            </w:tcMar>
+            <w:vAlign w:val="center"/>
+          </w:tcPr>
+          <w:p>
+            <w:pPr>
+              <w:keepNext w:val="0"/>
+              <w:keepLines w:val="0"/>
+              <w:widowControl/>
+              <w:suppressLineNumbers w:val="0"/>
+              <w:spacing w:line="300" w:lineRule="atLeast"/>
+              <w:jc w:val="left"/>
+              <w:rPr>
+                <w:rFonts w:ascii="Segoe UI" w:eastAsia="Segoe UI" w:hAnsi="Segoe UI" w:cs="Segoe UI" w:hint="default"/>
+                <w:i w:val="0"/>
+                <w:iCs w:val="0"/>
+                <w:caps w:val="0"/>
+                <w:color w:val="0F1115"/>
+                <w:spacing w:val="0"/>
+                <w:sz w:val="18"/>
+                <w:szCs w:val="18"/>
+              </w:rPr>
+            </w:pPr>
+            <w:r>
+              <w:rPr>
+                <w:rStyle w:val="Strong"/>
+                <w:rFonts w:ascii="Segoe UI" w:eastAsia="Segoe UI" w:hAnsi="Segoe UI" w:cs="Segoe UI" w:hint="default"/>
+                <w:b/>
+                <w:bCs/>
+                <w:i w:val="0"/>
+                <w:iCs w:val="0"/>
+                <w:caps w:val="0"/>
+                <w:snapToGrid w:val="0"/>
+                <w:color w:val="000000"/>
+                <w:spacing w:val="0"/>
+                <w:kern w:val="0"/>
+                <w:sz w:val="18"/>
+                <w:szCs w:val="18"/>
+                <w:lang w:val="en-US" w:eastAsia="zh-CN"/>
+              </w:rPr>
+              <w:t>信息性事件/新需求</w:t>
+            </w:r>
+          </w:p>
+        </w:tc>
+        <w:tc>
+          <w:tcPr>
+            <w:tcW w:w="0" w:type="auto"/>
+            <w:shd w:val="clear" w:color="auto" w:fill="auto"/>
+            <w:tcMar>
+              <w:top w:w="120" w:type="dxa"/>
+              <w:left w:w="192" w:type="dxa"/>
+              <w:bottom w:w="120" w:type="dxa"/>
+              <w:right w:w="192" w:type="dxa"/>
+            </w:tcMar>
+            <w:vAlign w:val="center"/>
+          </w:tcPr>
+          <w:p>
+            <w:pPr>
+              <w:keepNext w:val="0"/>
+              <w:keepLines w:val="0"/>
+              <w:widowControl/>
+              <w:suppressLineNumbers w:val="0"/>
+              <w:spacing w:line="300" w:lineRule="atLeast"/>
+              <w:jc w:val="left"/>
+              <w:rPr>
+                <w:rFonts w:ascii="Segoe UI" w:eastAsia="Segoe UI" w:hAnsi="Segoe UI" w:cs="Segoe UI" w:hint="default"/>
+                <w:i w:val="0"/>
+                <w:iCs w:val="0"/>
+                <w:caps w:val="0"/>
+                <w:color w:val="0F1115"/>
+                <w:spacing w:val="0"/>
+                <w:sz w:val="18"/>
+                <w:szCs w:val="18"/>
+              </w:rPr>
+            </w:pPr>
+            <w:r>
+              <w:rPr>
+                <w:rStyle w:val="Strong"/>
+                <w:rFonts w:ascii="Segoe UI" w:eastAsia="Segoe UI" w:hAnsi="Segoe UI" w:cs="Segoe UI" w:hint="default"/>
+                <w:b/>
+                <w:bCs/>
+                <w:i w:val="0"/>
+                <w:iCs w:val="0"/>
+                <w:caps w:val="0"/>
+                <w:snapToGrid w:val="0"/>
+                <w:color w:val="000000"/>
+                <w:spacing w:val="0"/>
+                <w:kern w:val="0"/>
+                <w:sz w:val="18"/>
+                <w:szCs w:val="18"/>
+                <w:lang w:val="en-US" w:eastAsia="zh-CN"/>
+              </w:rPr>
+              <w:t>不构成故障的报告、通知或新功能需求</w:t>
+            </w:r>
+            <w:r>
+              <w:rPr>
+                <w:rFonts w:ascii="Segoe UI" w:eastAsia="Segoe UI" w:hAnsi="Segoe UI" w:cs="Segoe UI" w:hint="default"/>
+                <w:i w:val="0"/>
+                <w:iCs w:val="0"/>
+                <w:caps w:val="0"/>
+                <w:snapToGrid w:val="0"/>
+                <w:color w:val="000000"/>
+                <w:spacing w:val="0"/>
+                <w:kern w:val="0"/>
+                <w:sz w:val="18"/>
+                <w:szCs w:val="18"/>
+                <w:lang w:val="en-US" w:eastAsia="zh-CN"/>
+              </w:rPr>
+              <w:t>，用于信息记录或转入需求管理流程。</w:t>
+            </w:r>
+          </w:p>
+        </w:tc>
+        <w:tc>
+          <w:tcPr>
+            <w:tcW w:w="0" w:type="auto"/>
+            <w:shd w:val="clear" w:color="auto" w:fill="auto"/>
+            <w:tcMar>
+              <w:top w:w="120" w:type="dxa"/>
+              <w:left w:w="192" w:type="dxa"/>
+              <w:bottom w:w="120" w:type="dxa"/>
+              <w:right w:w="192" w:type="dxa"/>
+            </w:tcMar>
+            <w:vAlign w:val="center"/>
+          </w:tcPr>
+          <w:p>
+            <w:pPr>
+              <w:keepNext w:val="0"/>
+              <w:keepLines w:val="0"/>
+              <w:widowControl/>
+              <w:suppressLineNumbers w:val="0"/>
+              <w:spacing w:line="300" w:lineRule="atLeast"/>
+              <w:jc w:val="left"/>
+              <w:rPr>
+                <w:rFonts w:ascii="Segoe UI" w:eastAsia="Segoe UI" w:hAnsi="Segoe UI" w:cs="Segoe UI" w:hint="default"/>
+                <w:i w:val="0"/>
+                <w:iCs w:val="0"/>
+                <w:caps w:val="0"/>
+                <w:color w:val="0F1115"/>
+                <w:spacing w:val="0"/>
+                <w:sz w:val="18"/>
+                <w:szCs w:val="18"/>
+              </w:rPr>
+            </w:pPr>
+            <w:r>
+              <w:rPr>
+                <w:rFonts w:ascii="Segoe UI" w:eastAsia="Segoe UI" w:hAnsi="Segoe UI" w:cs="Segoe UI" w:hint="default"/>
+                <w:i w:val="0"/>
+                <w:iCs w:val="0"/>
+                <w:caps w:val="0"/>
+                <w:snapToGrid w:val="0"/>
+                <w:color w:val="000000"/>
+                <w:spacing w:val="0"/>
+                <w:kern w:val="0"/>
+                <w:sz w:val="18"/>
+                <w:szCs w:val="18"/>
+                <w:lang w:val="en-US" w:eastAsia="zh-CN"/>
+              </w:rPr>
+              <w:t>1. 监控系统发出的预警性提示（资源使用率趋高）。</w:t>
+            </w:r>
+            <w:r>
+              <w:rPr>
+                <w:rFonts w:ascii="Segoe UI" w:eastAsia="Segoe UI" w:hAnsi="Segoe UI" w:cs="Segoe UI" w:hint="default"/>
+                <w:i w:val="0"/>
+                <w:iCs w:val="0"/>
+                <w:caps w:val="0"/>
+                <w:snapToGrid w:val="0"/>
+                <w:color w:val="000000"/>
+                <w:spacing w:val="0"/>
+                <w:kern w:val="0"/>
+                <w:sz w:val="18"/>
+                <w:szCs w:val="18"/>
+                <w:lang w:val="en-US" w:eastAsia="zh-CN"/>
+              </w:rPr>
+              <w:br/>
+            </w:r>
+            <w:r>
+              <w:rPr>
+                <w:rFonts w:ascii="Segoe UI" w:eastAsia="Segoe UI" w:hAnsi="Segoe UI" w:cs="Segoe UI" w:hint="default"/>
+                <w:i w:val="0"/>
+                <w:iCs w:val="0"/>
+                <w:caps w:val="0"/>
+                <w:snapToGrid w:val="0"/>
+                <w:color w:val="000000"/>
+                <w:spacing w:val="0"/>
+                <w:kern w:val="0"/>
+                <w:sz w:val="18"/>
+                <w:szCs w:val="18"/>
+                <w:lang w:val="en-US" w:eastAsia="zh-CN"/>
+              </w:rPr>
+              <w:t>2. 用户提出的用户体验优化建议。</w:t>
+            </w:r>
+            <w:r>
+              <w:rPr>
+                <w:rFonts w:ascii="Segoe UI" w:eastAsia="Segoe UI" w:hAnsi="Segoe UI" w:cs="Segoe UI" w:hint="default"/>
+                <w:i w:val="0"/>
+                <w:iCs w:val="0"/>
+                <w:caps w:val="0"/>
+                <w:snapToGrid w:val="0"/>
+                <w:color w:val="000000"/>
+                <w:spacing w:val="0"/>
+                <w:kern w:val="0"/>
+                <w:sz w:val="18"/>
+                <w:szCs w:val="18"/>
+                <w:lang w:val="en-US" w:eastAsia="zh-CN"/>
+              </w:rPr>
+              <w:br/>
+            </w:r>
+            <w:r>
+              <w:rPr>
+                <w:rFonts w:ascii="Segoe UI" w:eastAsia="Segoe UI" w:hAnsi="Segoe UI" w:cs="Segoe UI" w:hint="default"/>
+                <w:i w:val="0"/>
+                <w:iCs w:val="0"/>
+                <w:caps w:val="0"/>
+                <w:snapToGrid w:val="0"/>
+                <w:color w:val="000000"/>
+                <w:spacing w:val="0"/>
+                <w:kern w:val="0"/>
+                <w:sz w:val="18"/>
+                <w:szCs w:val="18"/>
+                <w:lang w:val="en-US" w:eastAsia="zh-CN"/>
               </w:rPr>
               <w:t>3. 经确认为非Bug的功能增强需求。</w:t>
             </w:r>
@@ -7394,7 +7334,7 @@
           <w:p>
             <w:pPr>
               <w:rPr>
-                <w:rFonts w:hint="eastAsia" w:ascii="Segoe UI" w:hAnsi="Segoe UI" w:eastAsia="Segoe UI" w:cs="Segoe UI"/>
+                <w:rFonts w:ascii="Segoe UI" w:eastAsia="Segoe UI" w:hAnsi="Segoe UI" w:cs="Segoe UI" w:hint="eastAsia"/>
                 <w:i w:val="0"/>
                 <w:iCs w:val="0"/>
                 <w:caps w:val="0"/>
@@ -7406,8 +7346,8 @@
             </w:pPr>
             <w:r>
               <w:rPr>
-                <w:rStyle w:val="23"/>
-                <w:rFonts w:ascii="Segoe UI" w:hAnsi="Segoe UI" w:eastAsia="Segoe UI" w:cs="Segoe UI"/>
+                <w:rStyle w:val="Strong"/>
+                <w:rFonts w:ascii="Segoe UI" w:eastAsia="Segoe UI" w:hAnsi="Segoe UI" w:cs="Segoe UI"/>
                 <w:b/>
                 <w:bCs/>
                 <w:i w:val="0"/>
@@ -7417,13 +7357,13 @@
                 <w:spacing w:val="0"/>
                 <w:sz w:val="18"/>
                 <w:szCs w:val="18"/>
-                <w:shd w:val="clear" w:fill="FFFFFF"/>
+                <w:shd w:val="clear" w:color="auto" w:fill="FFFFFF"/>
               </w:rPr>
               <w:t>记录与转办</w:t>
             </w:r>
             <w:r>
               <w:rPr>
-                <w:rFonts w:hint="default" w:ascii="Segoe UI" w:hAnsi="Segoe UI" w:eastAsia="Segoe UI" w:cs="Segoe UI"/>
+                <w:rFonts w:ascii="Segoe UI" w:eastAsia="Segoe UI" w:hAnsi="Segoe UI" w:cs="Segoe UI" w:hint="default"/>
                 <w:i w:val="0"/>
                 <w:iCs w:val="0"/>
                 <w:caps w:val="0"/>
@@ -7431,7 +7371,7 @@
                 <w:spacing w:val="0"/>
                 <w:sz w:val="18"/>
                 <w:szCs w:val="18"/>
-                <w:shd w:val="clear" w:fill="FFFFFF"/>
+                <w:shd w:val="clear" w:color="auto" w:fill="FFFFFF"/>
               </w:rPr>
               <w:t>；不占用紧急事件处理资源。</w:t>
             </w:r>
@@ -7441,14 +7381,14 @@
     </w:tbl>
     <w:p>
       <w:pPr>
-        <w:pStyle w:val="30"/>
-        <w:bidi w:val="0"/>
-        <w:rPr>
-          <w:rFonts w:hint="eastAsia"/>
-          <w:lang w:val="en-US" w:eastAsia="zh-CN"/>
-        </w:rPr>
-      </w:pPr>
-      <w:bookmarkStart w:id="20" w:name="_Toc1133"/>
+        <w:pStyle w:val="2"/>
+        <w:bidi w:val="0"/>
+        <w:rPr>
+          <w:rFonts w:hint="eastAsia"/>
+          <w:lang w:val="en-US" w:eastAsia="zh-CN"/>
+        </w:rPr>
+      </w:pPr>
+      <w:bookmarkStart w:id="20" w:name="_Toc1333"/>
       <w:r>
         <w:rPr>
           <w:rFonts w:hint="eastAsia"/>
@@ -7460,7 +7400,7 @@
     </w:p>
     <w:p>
       <w:pPr>
-        <w:pStyle w:val="29"/>
+        <w:pStyle w:val="a1"/>
         <w:bidi w:val="0"/>
         <w:rPr>
           <w:rFonts w:hint="eastAsia"/>
@@ -7477,7 +7417,7 @@
     </w:p>
     <w:p>
       <w:pPr>
-        <w:pStyle w:val="29"/>
+        <w:pStyle w:val="a1"/>
         <w:bidi w:val="0"/>
         <w:rPr>
           <w:rFonts w:hint="eastAsia"/>
@@ -7494,7 +7434,7 @@
     </w:p>
     <w:p>
       <w:pPr>
-        <w:pStyle w:val="29"/>
+        <w:pStyle w:val="a1"/>
         <w:bidi w:val="0"/>
         <w:rPr>
           <w:rFonts w:hint="eastAsia"/>
@@ -7511,7 +7451,7 @@
     </w:p>
     <w:p>
       <w:pPr>
-        <w:pStyle w:val="29"/>
+        <w:pStyle w:val="a1"/>
         <w:bidi w:val="0"/>
         <w:rPr>
           <w:rFonts w:hint="eastAsia"/>
@@ -7528,7 +7468,7 @@
     </w:p>
     <w:p>
       <w:pPr>
-        <w:pStyle w:val="29"/>
+        <w:pStyle w:val="a1"/>
         <w:bidi w:val="0"/>
         <w:rPr>
           <w:rFonts w:hint="eastAsia"/>
@@ -7545,7 +7485,7 @@
     </w:p>
     <w:p>
       <w:pPr>
-        <w:pStyle w:val="29"/>
+        <w:pStyle w:val="a1"/>
         <w:bidi w:val="0"/>
         <w:rPr>
           <w:rFonts w:hint="eastAsia"/>
@@ -7562,7 +7502,7 @@
     </w:p>
     <w:p>
       <w:pPr>
-        <w:pStyle w:val="29"/>
+        <w:pStyle w:val="a1"/>
         <w:bidi w:val="0"/>
         <w:rPr>
           <w:rFonts w:hint="eastAsia"/>
@@ -7579,7 +7519,7 @@
     </w:p>
     <w:p>
       <w:pPr>
-        <w:pStyle w:val="29"/>
+        <w:pStyle w:val="a1"/>
         <w:bidi w:val="0"/>
         <w:rPr>
           <w:rFonts w:hint="eastAsia"/>
@@ -7596,7 +7536,7 @@
     </w:p>
     <w:p>
       <w:pPr>
-        <w:pStyle w:val="29"/>
+        <w:pStyle w:val="a1"/>
         <w:bidi w:val="0"/>
         <w:rPr>
           <w:rFonts w:hint="eastAsia"/>
@@ -7613,26 +7553,26 @@
     </w:p>
     <w:p>
       <w:pPr>
-        <w:pStyle w:val="30"/>
-        <w:bidi w:val="0"/>
-        <w:rPr>
-          <w:rFonts w:hint="eastAsia"/>
-          <w:lang w:val="en-US" w:eastAsia="zh-CN"/>
-        </w:rPr>
-      </w:pPr>
-      <w:bookmarkStart w:id="21" w:name="_Toc11980"/>
-      <w:r>
-        <w:rPr>
-          <w:rFonts w:hint="eastAsia"/>
-          <w:lang w:val="en-US" w:eastAsia="zh-CN"/>
-        </w:rPr>
-        <w:t>常见事件类别（软件运维聚焦）</w:t>
+        <w:pStyle w:val="2"/>
+        <w:bidi w:val="0"/>
+        <w:rPr>
+          <w:rFonts w:hint="eastAsia"/>
+          <w:lang w:val="en-US" w:eastAsia="zh-CN"/>
+        </w:rPr>
+      </w:pPr>
+      <w:bookmarkStart w:id="21" w:name="_Toc28359"/>
+      <w:r>
+        <w:rPr>
+          <w:rFonts w:hint="eastAsia"/>
+          <w:lang w:val="en-US" w:eastAsia="zh-CN"/>
+        </w:rPr>
+        <w:t>常见事件类别</w:t>
       </w:r>
       <w:bookmarkEnd w:id="21"/>
     </w:p>
     <w:p>
       <w:pPr>
-        <w:pStyle w:val="29"/>
+        <w:pStyle w:val="a1"/>
         <w:bidi w:val="0"/>
         <w:rPr>
           <w:rFonts w:hint="eastAsia"/>
@@ -7649,7 +7589,7 @@
     </w:p>
     <w:p>
       <w:pPr>
-        <w:pStyle w:val="29"/>
+        <w:pStyle w:val="a1"/>
         <w:bidi w:val="0"/>
         <w:rPr>
           <w:rFonts w:hint="eastAsia"/>
@@ -7666,7 +7606,7 @@
     </w:p>
     <w:p>
       <w:pPr>
-        <w:pStyle w:val="29"/>
+        <w:pStyle w:val="a1"/>
         <w:bidi w:val="0"/>
         <w:rPr>
           <w:rFonts w:hint="eastAsia"/>
@@ -7683,7 +7623,7 @@
     </w:p>
     <w:p>
       <w:pPr>
-        <w:pStyle w:val="29"/>
+        <w:pStyle w:val="a1"/>
         <w:bidi w:val="0"/>
         <w:rPr>
           <w:rFonts w:hint="eastAsia"/>
@@ -7700,7 +7640,7 @@
     </w:p>
     <w:p>
       <w:pPr>
-        <w:pStyle w:val="29"/>
+        <w:pStyle w:val="a1"/>
         <w:bidi w:val="0"/>
         <w:rPr>
           <w:rFonts w:hint="eastAsia"/>
@@ -7717,7 +7657,7 @@
     </w:p>
     <w:p>
       <w:pPr>
-        <w:pStyle w:val="29"/>
+        <w:pStyle w:val="a1"/>
         <w:bidi w:val="0"/>
         <w:rPr>
           <w:rFonts w:hint="eastAsia"/>
@@ -7734,7 +7674,7 @@
     </w:p>
     <w:p>
       <w:pPr>
-        <w:pStyle w:val="29"/>
+        <w:pStyle w:val="a1"/>
         <w:bidi w:val="0"/>
         <w:rPr>
           <w:rFonts w:hint="eastAsia"/>
@@ -7751,7 +7691,7 @@
     </w:p>
     <w:p>
       <w:pPr>
-        <w:pStyle w:val="28"/>
+        <w:pStyle w:val="1"/>
         <w:keepNext w:val="0"/>
         <w:keepLines w:val="0"/>
         <w:pageBreakBefore w:val="0"/>
@@ -7771,7 +7711,135 @@
           <w:lang w:val="en-US" w:eastAsia="zh-CN"/>
         </w:rPr>
       </w:pPr>
-      <w:bookmarkStart w:id="22" w:name="_Toc11111"/>
+      <w:bookmarkStart w:id="22" w:name="_Toc21089"/>
+      <w:r>
+        <w:rPr>
+          <w:rFonts w:hint="eastAsia"/>
+          <w:lang w:val="en-US" w:eastAsia="zh-CN"/>
+        </w:rPr>
+        <w:t>与其他流程的关系</w:t>
+      </w:r>
+    </w:p>
+    <w:p>
+      <w:pPr>
+        <w:pStyle w:val="2"/>
+        <w:bidi w:val="0"/>
+        <w:rPr>
+          <w:rFonts w:hint="default"/>
+        </w:rPr>
+      </w:pPr>
+      <w:r>
+        <w:rPr>
+          <w:rFonts w:hint="default"/>
+        </w:rPr>
+        <w:t>与问题管理的关系</w:t>
+      </w:r>
+    </w:p>
+    <w:p>
+      <w:pPr>
+        <w:pStyle w:val="a1"/>
+        <w:bidi w:val="0"/>
+      </w:pPr>
+      <w:r>
+        <w:rPr>
+          <w:rFonts w:hint="default"/>
+        </w:rPr>
+        <w:t>事件管理过程中如发现相同故障重复发生、重大事件或系统性缺陷，应触发问题管理流程。事件记录应关联问题编号，形成可追溯的分析链路，事件管理聚焦快速恢复服务，问题管理则致力于根除根本原因，防止同类事件再次发生。</w:t>
+      </w:r>
+    </w:p>
+    <w:p>
+      <w:pPr>
+        <w:pStyle w:val="2"/>
+        <w:bidi w:val="0"/>
+        <w:rPr>
+          <w:rFonts w:hint="default"/>
+        </w:rPr>
+      </w:pPr>
+      <w:r>
+        <w:rPr>
+          <w:rFonts w:hint="default"/>
+        </w:rPr>
+        <w:t>与变更管理的关系</w:t>
+      </w:r>
+      <w:bookmarkStart w:id="23" w:name="_GoBack"/>
+      <w:bookmarkEnd w:id="23"/>
+    </w:p>
+    <w:p>
+      <w:pPr>
+        <w:pStyle w:val="a1"/>
+        <w:bidi w:val="0"/>
+        <w:rPr>
+          <w:rFonts w:hint="default"/>
+        </w:rPr>
+      </w:pPr>
+      <w:r>
+        <w:rPr>
+          <w:rFonts w:hint="default"/>
+        </w:rPr>
+        <w:t>为解决事件而需在生产环境中进行的任何修改（包括代码、配置、架构调整等），必须通过变更管理流程审批执行。对于P0/P1级别的紧急事件可启用紧急变更通道，变更实施后需进行业务验证，形成"事件-变更-验证"的完整闭环。</w:t>
+      </w:r>
+    </w:p>
+    <w:p>
+      <w:pPr>
+        <w:pStyle w:val="2"/>
+        <w:bidi w:val="0"/>
+        <w:rPr>
+          <w:rFonts w:hint="default"/>
+        </w:rPr>
+      </w:pPr>
+      <w:r>
+        <w:rPr>
+          <w:rFonts w:hint="default"/>
+        </w:rPr>
+        <w:t>与配置管理的关系</w:t>
+      </w:r>
+    </w:p>
+    <w:p>
+      <w:pPr>
+        <w:pStyle w:val="a1"/>
+        <w:bidi w:val="0"/>
+        <w:rPr>
+          <w:rFonts w:hint="default"/>
+        </w:rPr>
+      </w:pPr>
+      <w:r>
+        <w:rPr>
+          <w:rFonts w:hint="default"/>
+        </w:rPr>
+        <w:t>事件诊断与影响范围分析需依赖配置管理数据库提供的准确资产信息、配置项关系及版本信息，同时事件处理过程中发现配置信息不准确或缺失时，应通知配置管理员及时更新，确保配置数据的准确性和时效性。</w:t>
+      </w:r>
+    </w:p>
+    <w:p>
+      <w:pPr>
+        <w:pStyle w:val="a1"/>
+        <w:rPr>
+          <w:rFonts w:hint="eastAsia"/>
+          <w:lang w:val="en-US" w:eastAsia="zh-CN"/>
+        </w:rPr>
+      </w:pPr>
+    </w:p>
+    <w:p>
+      <w:pPr>
+        <w:pStyle w:val="1"/>
+        <w:keepNext w:val="0"/>
+        <w:keepLines w:val="0"/>
+        <w:pageBreakBefore w:val="0"/>
+        <w:widowControl w:val="0"/>
+        <w:kinsoku w:val="0"/>
+        <w:wordWrap/>
+        <w:overflowPunct/>
+        <w:topLinePunct w:val="0"/>
+        <w:autoSpaceDE w:val="0"/>
+        <w:autoSpaceDN w:val="0"/>
+        <w:bidi w:val="0"/>
+        <w:adjustRightInd w:val="0"/>
+        <w:snapToGrid w:val="0"/>
+        <w:textAlignment w:val="baseline"/>
+        <w:rPr>
+          <w:rFonts w:hint="eastAsia"/>
+          <w:lang w:val="en-US" w:eastAsia="zh-CN"/>
+        </w:rPr>
+      </w:pPr>
       <w:r>
         <w:rPr>
           <w:rFonts w:hint="eastAsia"/>
@@ -7783,19 +7851,18 @@
     </w:p>
     <w:tbl>
       <w:tblPr>
-        <w:tblStyle w:val="20"/>
+        <w:tblStyle w:val="TableNormal"/>
         <w:tblW w:w="7675" w:type="dxa"/>
         <w:tblInd w:w="96" w:type="dxa"/>
         <w:tblBorders>
-          <w:top w:val="none" w:color="auto" w:sz="0" w:space="0"/>
-          <w:left w:val="none" w:color="auto" w:sz="0" w:space="0"/>
-          <w:bottom w:val="none" w:color="auto" w:sz="0" w:space="0"/>
-          <w:right w:val="none" w:color="auto" w:sz="0" w:space="0"/>
-          <w:insideH w:val="none" w:color="auto" w:sz="0" w:space="0"/>
-          <w:insideV w:val="none" w:color="auto" w:sz="0" w:space="0"/>
+          <w:top w:val="nil"/>
+          <w:left w:val="nil"/>
+          <w:bottom w:val="nil"/>
+          <w:right w:val="nil"/>
+          <w:insideH w:val="nil"/>
+          <w:insideV w:val="nil"/>
         </w:tblBorders>
         <w:shd w:val="clear" w:color="auto" w:fill="auto"/>
-        <w:tblLayout w:type="autofit"/>
         <w:tblCellMar>
           <w:top w:w="0" w:type="dxa"/>
           <w:left w:w="108" w:type="dxa"/>
@@ -7811,13 +7878,15 @@
       </w:tblGrid>
       <w:tr>
         <w:tblPrEx>
+          <w:tblW w:w="7675" w:type="dxa"/>
+          <w:tblInd w:w="96" w:type="dxa"/>
           <w:tblBorders>
-            <w:top w:val="none" w:color="auto" w:sz="0" w:space="0"/>
-            <w:left w:val="none" w:color="auto" w:sz="0" w:space="0"/>
-            <w:bottom w:val="none" w:color="auto" w:sz="0" w:space="0"/>
-            <w:right w:val="none" w:color="auto" w:sz="0" w:space="0"/>
-            <w:insideH w:val="none" w:color="auto" w:sz="0" w:space="0"/>
-            <w:insideV w:val="none" w:color="auto" w:sz="0" w:space="0"/>
+            <w:top w:val="nil"/>
+            <w:left w:val="nil"/>
+            <w:bottom w:val="nil"/>
+            <w:right w:val="nil"/>
+            <w:insideH w:val="nil"/>
+            <w:insideV w:val="nil"/>
           </w:tblBorders>
           <w:shd w:val="clear" w:color="auto" w:fill="auto"/>
           <w:tblCellMar>
@@ -7828,16 +7897,16 @@
           </w:tblCellMar>
         </w:tblPrEx>
         <w:trPr>
-          <w:trHeight w:val="493" w:hRule="atLeast"/>
+          <w:trHeight w:val="493"/>
         </w:trPr>
         <w:tc>
           <w:tcPr>
             <w:tcW w:w="2227" w:type="dxa"/>
             <w:tcBorders>
-              <w:top w:val="single" w:color="000000" w:sz="4" w:space="0"/>
-              <w:left w:val="single" w:color="000000" w:sz="4" w:space="0"/>
-              <w:bottom w:val="single" w:color="000000" w:sz="4" w:space="0"/>
-              <w:right w:val="single" w:color="000000" w:sz="4" w:space="0"/>
+              <w:top w:val="single" w:sz="4" w:space="0" w:color="000000"/>
+              <w:left w:val="single" w:sz="4" w:space="0" w:color="000000"/>
+              <w:bottom w:val="single" w:sz="4" w:space="0" w:color="000000"/>
+              <w:right w:val="single" w:sz="4" w:space="0" w:color="000000"/>
             </w:tcBorders>
             <w:shd w:val="clear" w:color="auto" w:fill="C0C0C0"/>
             <w:vAlign w:val="center"/>
@@ -7851,7 +7920,7 @@
               <w:jc w:val="center"/>
               <w:textAlignment w:val="center"/>
               <w:rPr>
-                <w:rFonts w:hint="default" w:ascii="楷体_GB2312" w:hAnsi="宋体" w:eastAsia="楷体_GB2312" w:cs="楷体_GB2312"/>
+                <w:rFonts w:ascii="楷体_GB2312" w:eastAsia="楷体_GB2312" w:hAnsi="宋体" w:cs="楷体_GB2312" w:hint="default"/>
                 <w:b/>
                 <w:bCs/>
                 <w:i w:val="0"/>
@@ -7864,7 +7933,7 @@
             </w:pPr>
             <w:r>
               <w:rPr>
-                <w:rFonts w:hint="default" w:ascii="楷体_GB2312" w:hAnsi="宋体" w:eastAsia="楷体_GB2312" w:cs="楷体_GB2312"/>
+                <w:rFonts w:ascii="楷体_GB2312" w:eastAsia="楷体_GB2312" w:hAnsi="宋体" w:cs="楷体_GB2312" w:hint="default"/>
                 <w:b/>
                 <w:bCs/>
                 <w:i w:val="0"/>
@@ -7875,7 +7944,7 @@
                 <w:sz w:val="22"/>
                 <w:szCs w:val="22"/>
                 <w:u w:val="none"/>
-                <w:lang w:val="en-US" w:eastAsia="zh-CN" w:bidi="ar"/>
+                <w:lang w:val="en-US" w:eastAsia="zh-CN"/>
               </w:rPr>
               <w:t>KPI</w:t>
             </w:r>
@@ -7885,10 +7954,10 @@
           <w:tcPr>
             <w:tcW w:w="1092" w:type="dxa"/>
             <w:tcBorders>
-              <w:top w:val="single" w:color="000000" w:sz="4" w:space="0"/>
-              <w:left w:val="single" w:color="000000" w:sz="4" w:space="0"/>
-              <w:bottom w:val="single" w:color="000000" w:sz="4" w:space="0"/>
-              <w:right w:val="single" w:color="000000" w:sz="4" w:space="0"/>
+              <w:top w:val="single" w:sz="4" w:space="0" w:color="000000"/>
+              <w:left w:val="single" w:sz="4" w:space="0" w:color="000000"/>
+              <w:bottom w:val="single" w:sz="4" w:space="0" w:color="000000"/>
+              <w:right w:val="single" w:sz="4" w:space="0" w:color="000000"/>
             </w:tcBorders>
             <w:shd w:val="clear" w:color="auto" w:fill="C0C0C0"/>
             <w:vAlign w:val="center"/>
@@ -7902,7 +7971,7 @@
               <w:jc w:val="center"/>
               <w:textAlignment w:val="center"/>
               <w:rPr>
-                <w:rFonts w:hint="default" w:ascii="楷体_GB2312" w:hAnsi="宋体" w:eastAsia="楷体_GB2312" w:cs="楷体_GB2312"/>
+                <w:rFonts w:ascii="楷体_GB2312" w:eastAsia="楷体_GB2312" w:hAnsi="宋体" w:cs="楷体_GB2312" w:hint="default"/>
                 <w:b/>
                 <w:bCs/>
                 <w:i w:val="0"/>
@@ -7915,7 +7984,7 @@
             </w:pPr>
             <w:r>
               <w:rPr>
-                <w:rFonts w:hint="default" w:ascii="楷体_GB2312" w:hAnsi="宋体" w:eastAsia="楷体_GB2312" w:cs="楷体_GB2312"/>
+                <w:rFonts w:ascii="楷体_GB2312" w:eastAsia="楷体_GB2312" w:hAnsi="宋体" w:cs="楷体_GB2312" w:hint="default"/>
                 <w:b/>
                 <w:bCs/>
                 <w:i w:val="0"/>
@@ -7926,7 +7995,7 @@
                 <w:sz w:val="22"/>
                 <w:szCs w:val="22"/>
                 <w:u w:val="none"/>
-                <w:lang w:val="en-US" w:eastAsia="zh-CN" w:bidi="ar"/>
+                <w:lang w:val="en-US" w:eastAsia="zh-CN"/>
               </w:rPr>
               <w:t>目标值</w:t>
             </w:r>
@@ -7936,10 +8005,10 @@
           <w:tcPr>
             <w:tcW w:w="3660" w:type="dxa"/>
             <w:tcBorders>
-              <w:top w:val="single" w:color="000000" w:sz="4" w:space="0"/>
-              <w:left w:val="single" w:color="000000" w:sz="4" w:space="0"/>
-              <w:bottom w:val="single" w:color="000000" w:sz="4" w:space="0"/>
-              <w:right w:val="single" w:color="000000" w:sz="4" w:space="0"/>
+              <w:top w:val="single" w:sz="4" w:space="0" w:color="000000"/>
+              <w:left w:val="single" w:sz="4" w:space="0" w:color="000000"/>
+              <w:bottom w:val="single" w:sz="4" w:space="0" w:color="000000"/>
+              <w:right w:val="single" w:sz="4" w:space="0" w:color="000000"/>
             </w:tcBorders>
             <w:shd w:val="clear" w:color="auto" w:fill="C0C0C0"/>
             <w:vAlign w:val="center"/>
@@ -7953,7 +8022,7 @@
               <w:jc w:val="center"/>
               <w:textAlignment w:val="center"/>
               <w:rPr>
-                <w:rFonts w:hint="default" w:ascii="楷体_GB2312" w:hAnsi="宋体" w:eastAsia="楷体_GB2312" w:cs="楷体_GB2312"/>
+                <w:rFonts w:ascii="楷体_GB2312" w:eastAsia="楷体_GB2312" w:hAnsi="宋体" w:cs="楷体_GB2312" w:hint="default"/>
                 <w:b/>
                 <w:bCs/>
                 <w:i w:val="0"/>
@@ -7966,7 +8035,7 @@
             </w:pPr>
             <w:r>
               <w:rPr>
-                <w:rFonts w:hint="default" w:ascii="楷体_GB2312" w:hAnsi="宋体" w:eastAsia="楷体_GB2312" w:cs="楷体_GB2312"/>
+                <w:rFonts w:ascii="楷体_GB2312" w:eastAsia="楷体_GB2312" w:hAnsi="宋体" w:cs="楷体_GB2312" w:hint="default"/>
                 <w:b/>
                 <w:bCs/>
                 <w:i w:val="0"/>
@@ -7977,7 +8046,7 @@
                 <w:sz w:val="22"/>
                 <w:szCs w:val="22"/>
                 <w:u w:val="none"/>
-                <w:lang w:val="en-US" w:eastAsia="zh-CN" w:bidi="ar"/>
+                <w:lang w:val="en-US" w:eastAsia="zh-CN"/>
               </w:rPr>
               <w:t>计算公式/方法</w:t>
             </w:r>
@@ -7987,10 +8056,10 @@
           <w:tcPr>
             <w:tcW w:w="696" w:type="dxa"/>
             <w:tcBorders>
-              <w:top w:val="single" w:color="000000" w:sz="4" w:space="0"/>
-              <w:left w:val="single" w:color="000000" w:sz="4" w:space="0"/>
-              <w:bottom w:val="single" w:color="000000" w:sz="4" w:space="0"/>
-              <w:right w:val="single" w:color="000000" w:sz="4" w:space="0"/>
+              <w:top w:val="single" w:sz="4" w:space="0" w:color="000000"/>
+              <w:left w:val="single" w:sz="4" w:space="0" w:color="000000"/>
+              <w:bottom w:val="single" w:sz="4" w:space="0" w:color="000000"/>
+              <w:right w:val="single" w:sz="4" w:space="0" w:color="000000"/>
             </w:tcBorders>
             <w:shd w:val="clear" w:color="auto" w:fill="C0C0C0"/>
             <w:vAlign w:val="center"/>
@@ -8004,7 +8073,7 @@
               <w:jc w:val="center"/>
               <w:textAlignment w:val="center"/>
               <w:rPr>
-                <w:rFonts w:hint="default" w:ascii="楷体_GB2312" w:hAnsi="宋体" w:eastAsia="楷体_GB2312" w:cs="楷体_GB2312"/>
+                <w:rFonts w:ascii="楷体_GB2312" w:eastAsia="楷体_GB2312" w:hAnsi="宋体" w:cs="楷体_GB2312" w:hint="default"/>
                 <w:b/>
                 <w:bCs/>
                 <w:i w:val="0"/>
@@ -8017,7 +8086,7 @@
             </w:pPr>
             <w:r>
               <w:rPr>
-                <w:rFonts w:hint="default" w:ascii="楷体_GB2312" w:hAnsi="宋体" w:eastAsia="楷体_GB2312" w:cs="楷体_GB2312"/>
+                <w:rFonts w:ascii="楷体_GB2312" w:eastAsia="楷体_GB2312" w:hAnsi="宋体" w:cs="楷体_GB2312" w:hint="default"/>
                 <w:b/>
                 <w:bCs/>
                 <w:i w:val="0"/>
@@ -8028,7 +8097,7 @@
                 <w:sz w:val="22"/>
                 <w:szCs w:val="22"/>
                 <w:u w:val="none"/>
-                <w:lang w:val="en-US" w:eastAsia="zh-CN" w:bidi="ar"/>
+                <w:lang w:val="en-US" w:eastAsia="zh-CN"/>
               </w:rPr>
               <w:t>频度</w:t>
             </w:r>
@@ -8037,14 +8106,9 @@
       </w:tr>
       <w:tr>
         <w:tblPrEx>
-          <w:tblBorders>
-            <w:top w:val="none" w:color="auto" w:sz="0" w:space="0"/>
-            <w:left w:val="none" w:color="auto" w:sz="0" w:space="0"/>
-            <w:bottom w:val="none" w:color="auto" w:sz="0" w:space="0"/>
-            <w:right w:val="none" w:color="auto" w:sz="0" w:space="0"/>
-            <w:insideH w:val="none" w:color="auto" w:sz="0" w:space="0"/>
-            <w:insideV w:val="none" w:color="auto" w:sz="0" w:space="0"/>
-          </w:tblBorders>
+          <w:tblW w:w="7675" w:type="dxa"/>
+          <w:tblInd w:w="96" w:type="dxa"/>
+          <w:shd w:val="clear" w:color="auto" w:fill="auto"/>
           <w:tblCellMar>
             <w:top w:w="0" w:type="dxa"/>
             <w:left w:w="108" w:type="dxa"/>
@@ -8053,16 +8117,16 @@
           </w:tblCellMar>
         </w:tblPrEx>
         <w:trPr>
-          <w:trHeight w:val="493" w:hRule="atLeast"/>
+          <w:trHeight w:val="493"/>
         </w:trPr>
         <w:tc>
           <w:tcPr>
             <w:tcW w:w="2227" w:type="dxa"/>
             <w:tcBorders>
-              <w:top w:val="single" w:color="000000" w:sz="4" w:space="0"/>
-              <w:left w:val="single" w:color="000000" w:sz="4" w:space="0"/>
-              <w:bottom w:val="single" w:color="000000" w:sz="4" w:space="0"/>
-              <w:right w:val="single" w:color="000000" w:sz="4" w:space="0"/>
+              <w:top w:val="single" w:sz="4" w:space="0" w:color="000000"/>
+              <w:left w:val="single" w:sz="4" w:space="0" w:color="000000"/>
+              <w:bottom w:val="single" w:sz="4" w:space="0" w:color="000000"/>
+              <w:right w:val="single" w:sz="4" w:space="0" w:color="000000"/>
             </w:tcBorders>
             <w:shd w:val="clear" w:color="auto" w:fill="auto"/>
             <w:vAlign w:val="center"/>
@@ -8076,7 +8140,7 @@
               <w:jc w:val="left"/>
               <w:textAlignment w:val="center"/>
               <w:rPr>
-                <w:rFonts w:hint="default" w:ascii="楷体_GB2312" w:hAnsi="宋体" w:eastAsia="楷体_GB2312" w:cs="楷体_GB2312"/>
+                <w:rFonts w:ascii="楷体_GB2312" w:eastAsia="楷体_GB2312" w:hAnsi="宋体" w:cs="楷体_GB2312" w:hint="default"/>
                 <w:b/>
                 <w:bCs/>
                 <w:i w:val="0"/>
@@ -8087,12 +8151,12 @@
                 <w:sz w:val="22"/>
                 <w:szCs w:val="22"/>
                 <w:u w:val="none"/>
-                <w:lang w:val="en-US" w:eastAsia="zh-CN" w:bidi="ar"/>
+                <w:lang w:val="en-US" w:eastAsia="zh-CN"/>
               </w:rPr>
             </w:pPr>
             <w:r>
               <w:rPr>
-                <w:rFonts w:hint="eastAsia" w:ascii="宋体" w:hAnsi="宋体" w:eastAsia="宋体" w:cs="宋体"/>
+                <w:rFonts w:ascii="宋体" w:eastAsia="宋体" w:hAnsi="宋体" w:cs="宋体" w:hint="eastAsia"/>
                 <w:i w:val="0"/>
                 <w:iCs w:val="0"/>
                 <w:snapToGrid w:val="0"/>
@@ -8101,7 +8165,7 @@
                 <w:sz w:val="21"/>
                 <w:szCs w:val="21"/>
                 <w:u w:val="none"/>
-                <w:lang w:val="en-US" w:eastAsia="zh-CN" w:bidi="ar"/>
+                <w:lang w:val="en-US" w:eastAsia="zh-CN"/>
               </w:rPr>
               <w:t>事件解决率</w:t>
             </w:r>
@@ -8111,10 +8175,10 @@
           <w:tcPr>
             <w:tcW w:w="1092" w:type="dxa"/>
             <w:tcBorders>
-              <w:top w:val="single" w:color="000000" w:sz="4" w:space="0"/>
-              <w:left w:val="single" w:color="000000" w:sz="4" w:space="0"/>
-              <w:bottom w:val="single" w:color="000000" w:sz="4" w:space="0"/>
-              <w:right w:val="single" w:color="000000" w:sz="4" w:space="0"/>
+              <w:top w:val="single" w:sz="4" w:space="0" w:color="000000"/>
+              <w:left w:val="single" w:sz="4" w:space="0" w:color="000000"/>
+              <w:bottom w:val="single" w:sz="4" w:space="0" w:color="000000"/>
+              <w:right w:val="single" w:sz="4" w:space="0" w:color="000000"/>
             </w:tcBorders>
             <w:shd w:val="clear" w:color="auto" w:fill="auto"/>
             <w:vAlign w:val="center"/>
@@ -8128,7 +8192,7 @@
               <w:jc w:val="left"/>
               <w:textAlignment w:val="center"/>
               <w:rPr>
-                <w:rFonts w:hint="default" w:ascii="楷体_GB2312" w:hAnsi="宋体" w:eastAsia="楷体_GB2312" w:cs="楷体_GB2312"/>
+                <w:rFonts w:ascii="楷体_GB2312" w:eastAsia="楷体_GB2312" w:hAnsi="宋体" w:cs="楷体_GB2312" w:hint="default"/>
                 <w:b/>
                 <w:bCs/>
                 <w:i w:val="0"/>
@@ -8139,12 +8203,12 @@
                 <w:sz w:val="22"/>
                 <w:szCs w:val="22"/>
                 <w:u w:val="none"/>
-                <w:lang w:val="en-US" w:eastAsia="zh-CN" w:bidi="ar"/>
+                <w:lang w:val="en-US" w:eastAsia="zh-CN"/>
               </w:rPr>
             </w:pPr>
             <w:r>
               <w:rPr>
-                <w:rFonts w:hint="eastAsia" w:ascii="宋体" w:hAnsi="宋体" w:eastAsia="宋体" w:cs="宋体"/>
+                <w:rFonts w:ascii="宋体" w:eastAsia="宋体" w:hAnsi="宋体" w:cs="宋体" w:hint="eastAsia"/>
                 <w:i w:val="0"/>
                 <w:iCs w:val="0"/>
                 <w:snapToGrid w:val="0"/>
@@ -8153,7 +8217,7 @@
                 <w:sz w:val="21"/>
                 <w:szCs w:val="21"/>
                 <w:u w:val="none"/>
-                <w:lang w:val="en-US" w:eastAsia="zh-CN" w:bidi="ar"/>
+                <w:lang w:val="en-US" w:eastAsia="zh-CN"/>
               </w:rPr>
               <w:t>≥90%</w:t>
             </w:r>
@@ -8163,10 +8227,10 @@
           <w:tcPr>
             <w:tcW w:w="3660" w:type="dxa"/>
             <w:tcBorders>
-              <w:top w:val="single" w:color="000000" w:sz="4" w:space="0"/>
-              <w:left w:val="single" w:color="000000" w:sz="4" w:space="0"/>
-              <w:bottom w:val="single" w:color="000000" w:sz="4" w:space="0"/>
-              <w:right w:val="single" w:color="000000" w:sz="4" w:space="0"/>
+              <w:top w:val="single" w:sz="4" w:space="0" w:color="000000"/>
+              <w:left w:val="single" w:sz="4" w:space="0" w:color="000000"/>
+              <w:bottom w:val="single" w:sz="4" w:space="0" w:color="000000"/>
+              <w:right w:val="single" w:sz="4" w:space="0" w:color="000000"/>
             </w:tcBorders>
             <w:shd w:val="clear" w:color="auto" w:fill="auto"/>
             <w:vAlign w:val="center"/>
@@ -8180,7 +8244,7 @@
               <w:jc w:val="left"/>
               <w:textAlignment w:val="center"/>
               <w:rPr>
-                <w:rFonts w:hint="default" w:ascii="楷体_GB2312" w:hAnsi="宋体" w:eastAsia="楷体_GB2312" w:cs="楷体_GB2312"/>
+                <w:rFonts w:ascii="楷体_GB2312" w:eastAsia="楷体_GB2312" w:hAnsi="宋体" w:cs="楷体_GB2312" w:hint="default"/>
                 <w:b/>
                 <w:bCs/>
                 <w:i w:val="0"/>
@@ -8191,12 +8255,12 @@
                 <w:sz w:val="22"/>
                 <w:szCs w:val="22"/>
                 <w:u w:val="none"/>
-                <w:lang w:val="en-US" w:eastAsia="zh-CN" w:bidi="ar"/>
+                <w:lang w:val="en-US" w:eastAsia="zh-CN"/>
               </w:rPr>
             </w:pPr>
             <w:r>
               <w:rPr>
-                <w:rFonts w:hint="eastAsia" w:ascii="宋体" w:hAnsi="宋体" w:eastAsia="宋体" w:cs="宋体"/>
+                <w:rFonts w:ascii="宋体" w:eastAsia="宋体" w:hAnsi="宋体" w:cs="宋体" w:hint="eastAsia"/>
                 <w:i w:val="0"/>
                 <w:iCs w:val="0"/>
                 <w:snapToGrid w:val="0"/>
@@ -8205,7 +8269,7 @@
                 <w:sz w:val="21"/>
                 <w:szCs w:val="21"/>
                 <w:u w:val="none"/>
-                <w:lang w:val="en-US" w:eastAsia="zh-CN" w:bidi="ar"/>
+                <w:lang w:val="en-US" w:eastAsia="zh-CN"/>
               </w:rPr>
               <w:t>成功解决事件数/已关闭事件总数</w:t>
             </w:r>
@@ -8215,10 +8279,10 @@
           <w:tcPr>
             <w:tcW w:w="696" w:type="dxa"/>
             <w:tcBorders>
-              <w:top w:val="single" w:color="000000" w:sz="4" w:space="0"/>
-              <w:left w:val="single" w:color="000000" w:sz="4" w:space="0"/>
-              <w:bottom w:val="single" w:color="000000" w:sz="4" w:space="0"/>
-              <w:right w:val="single" w:color="000000" w:sz="4" w:space="0"/>
+              <w:top w:val="single" w:sz="4" w:space="0" w:color="000000"/>
+              <w:left w:val="single" w:sz="4" w:space="0" w:color="000000"/>
+              <w:bottom w:val="single" w:sz="4" w:space="0" w:color="000000"/>
+              <w:right w:val="single" w:sz="4" w:space="0" w:color="000000"/>
             </w:tcBorders>
             <w:shd w:val="clear" w:color="auto" w:fill="auto"/>
             <w:vAlign w:val="center"/>
@@ -8232,7 +8296,7 @@
               <w:jc w:val="left"/>
               <w:textAlignment w:val="center"/>
               <w:rPr>
-                <w:rFonts w:hint="default" w:ascii="楷体_GB2312" w:hAnsi="宋体" w:eastAsia="楷体_GB2312" w:cs="楷体_GB2312"/>
+                <w:rFonts w:ascii="楷体_GB2312" w:eastAsia="楷体_GB2312" w:hAnsi="宋体" w:cs="楷体_GB2312" w:hint="default"/>
                 <w:b/>
                 <w:bCs/>
                 <w:i w:val="0"/>
@@ -8243,12 +8307,12 @@
                 <w:sz w:val="22"/>
                 <w:szCs w:val="22"/>
                 <w:u w:val="none"/>
-                <w:lang w:val="en-US" w:eastAsia="zh-CN" w:bidi="ar"/>
+                <w:lang w:val="en-US" w:eastAsia="zh-CN"/>
               </w:rPr>
             </w:pPr>
             <w:r>
               <w:rPr>
-                <w:rFonts w:hint="eastAsia" w:ascii="宋体" w:hAnsi="宋体" w:eastAsia="宋体" w:cs="宋体"/>
+                <w:rFonts w:ascii="宋体" w:eastAsia="宋体" w:hAnsi="宋体" w:cs="宋体" w:hint="eastAsia"/>
                 <w:i w:val="0"/>
                 <w:iCs w:val="0"/>
                 <w:snapToGrid w:val="0"/>
@@ -8257,7 +8321,7 @@
                 <w:sz w:val="21"/>
                 <w:szCs w:val="21"/>
                 <w:u w:val="none"/>
-                <w:lang w:val="en-US" w:eastAsia="zh-CN" w:bidi="ar"/>
+                <w:lang w:val="en-US" w:eastAsia="zh-CN"/>
               </w:rPr>
               <w:t>月度</w:t>
             </w:r>
@@ -8266,14 +8330,9 @@
       </w:tr>
       <w:tr>
         <w:tblPrEx>
-          <w:tblBorders>
-            <w:top w:val="none" w:color="auto" w:sz="0" w:space="0"/>
-            <w:left w:val="none" w:color="auto" w:sz="0" w:space="0"/>
-            <w:bottom w:val="none" w:color="auto" w:sz="0" w:space="0"/>
-            <w:right w:val="none" w:color="auto" w:sz="0" w:space="0"/>
-            <w:insideH w:val="none" w:color="auto" w:sz="0" w:space="0"/>
-            <w:insideV w:val="none" w:color="auto" w:sz="0" w:space="0"/>
-          </w:tblBorders>
+          <w:tblW w:w="7675" w:type="dxa"/>
+          <w:tblInd w:w="96" w:type="dxa"/>
+          <w:shd w:val="clear" w:color="auto" w:fill="auto"/>
           <w:tblCellMar>
             <w:top w:w="0" w:type="dxa"/>
             <w:left w:w="108" w:type="dxa"/>
@@ -8282,16 +8341,16 @@
           </w:tblCellMar>
         </w:tblPrEx>
         <w:trPr>
-          <w:trHeight w:val="493" w:hRule="atLeast"/>
+          <w:trHeight w:val="493"/>
         </w:trPr>
         <w:tc>
           <w:tcPr>
             <w:tcW w:w="2227" w:type="dxa"/>
             <w:tcBorders>
-              <w:top w:val="single" w:color="000000" w:sz="4" w:space="0"/>
-              <w:left w:val="single" w:color="000000" w:sz="4" w:space="0"/>
-              <w:bottom w:val="single" w:color="000000" w:sz="4" w:space="0"/>
-              <w:right w:val="single" w:color="000000" w:sz="4" w:space="0"/>
+              <w:top w:val="single" w:sz="4" w:space="0" w:color="000000"/>
+              <w:left w:val="single" w:sz="4" w:space="0" w:color="000000"/>
+              <w:bottom w:val="single" w:sz="4" w:space="0" w:color="000000"/>
+              <w:right w:val="single" w:sz="4" w:space="0" w:color="000000"/>
             </w:tcBorders>
             <w:shd w:val="clear" w:color="auto" w:fill="auto"/>
             <w:vAlign w:val="center"/>
@@ -8305,7 +8364,7 @@
               <w:jc w:val="left"/>
               <w:textAlignment w:val="center"/>
               <w:rPr>
-                <w:rFonts w:hint="eastAsia" w:ascii="宋体" w:hAnsi="宋体" w:eastAsia="宋体" w:cs="宋体"/>
+                <w:rFonts w:ascii="宋体" w:eastAsia="宋体" w:hAnsi="宋体" w:cs="宋体" w:hint="eastAsia"/>
                 <w:i w:val="0"/>
                 <w:iCs w:val="0"/>
                 <w:snapToGrid w:val="0"/>
@@ -8314,12 +8373,12 @@
                 <w:sz w:val="21"/>
                 <w:szCs w:val="21"/>
                 <w:u w:val="none"/>
-                <w:lang w:val="en-US" w:eastAsia="zh-CN" w:bidi="ar"/>
+                <w:lang w:val="en-US" w:eastAsia="zh-CN"/>
               </w:rPr>
             </w:pPr>
             <w:r>
               <w:rPr>
-                <w:rFonts w:hint="eastAsia" w:ascii="宋体" w:hAnsi="宋体" w:eastAsia="宋体" w:cs="宋体"/>
+                <w:rFonts w:ascii="宋体" w:eastAsia="宋体" w:hAnsi="宋体" w:cs="宋体" w:hint="eastAsia"/>
                 <w:i w:val="0"/>
                 <w:iCs w:val="0"/>
                 <w:snapToGrid w:val="0"/>
@@ -8328,7 +8387,7 @@
                 <w:sz w:val="21"/>
                 <w:szCs w:val="21"/>
                 <w:u w:val="none"/>
-                <w:lang w:val="en-US" w:eastAsia="zh-CN" w:bidi="ar"/>
+                <w:lang w:val="en-US" w:eastAsia="zh-CN"/>
               </w:rPr>
               <w:t>事件解决用户满意度</w:t>
             </w:r>
@@ -8338,10 +8397,10 @@
           <w:tcPr>
             <w:tcW w:w="1092" w:type="dxa"/>
             <w:tcBorders>
-              <w:top w:val="single" w:color="000000" w:sz="4" w:space="0"/>
-              <w:left w:val="single" w:color="000000" w:sz="4" w:space="0"/>
-              <w:bottom w:val="single" w:color="000000" w:sz="4" w:space="0"/>
-              <w:right w:val="single" w:color="000000" w:sz="4" w:space="0"/>
+              <w:top w:val="single" w:sz="4" w:space="0" w:color="000000"/>
+              <w:left w:val="single" w:sz="4" w:space="0" w:color="000000"/>
+              <w:bottom w:val="single" w:sz="4" w:space="0" w:color="000000"/>
+              <w:right w:val="single" w:sz="4" w:space="0" w:color="000000"/>
             </w:tcBorders>
             <w:shd w:val="clear" w:color="auto" w:fill="auto"/>
             <w:vAlign w:val="center"/>
@@ -8355,7 +8414,7 @@
               <w:jc w:val="left"/>
               <w:textAlignment w:val="center"/>
               <w:rPr>
-                <w:rFonts w:hint="eastAsia" w:ascii="宋体" w:hAnsi="宋体" w:eastAsia="宋体" w:cs="宋体"/>
+                <w:rFonts w:ascii="宋体" w:eastAsia="宋体" w:hAnsi="宋体" w:cs="宋体" w:hint="eastAsia"/>
                 <w:i w:val="0"/>
                 <w:iCs w:val="0"/>
                 <w:snapToGrid w:val="0"/>
@@ -8364,12 +8423,12 @@
                 <w:sz w:val="21"/>
                 <w:szCs w:val="21"/>
                 <w:u w:val="none"/>
-                <w:lang w:val="en-US" w:eastAsia="zh-CN" w:bidi="ar"/>
+                <w:lang w:val="en-US" w:eastAsia="zh-CN"/>
               </w:rPr>
             </w:pPr>
             <w:r>
               <w:rPr>
-                <w:rFonts w:hint="eastAsia" w:ascii="宋体" w:hAnsi="宋体" w:eastAsia="宋体" w:cs="宋体"/>
+                <w:rFonts w:ascii="宋体" w:eastAsia="宋体" w:hAnsi="宋体" w:cs="宋体" w:hint="eastAsia"/>
                 <w:i w:val="0"/>
                 <w:iCs w:val="0"/>
                 <w:snapToGrid w:val="0"/>
@@ -8378,7 +8437,7 @@
                 <w:sz w:val="21"/>
                 <w:szCs w:val="21"/>
                 <w:u w:val="none"/>
-                <w:lang w:val="en-US" w:eastAsia="zh-CN" w:bidi="ar"/>
+                <w:lang w:val="en-US" w:eastAsia="zh-CN"/>
               </w:rPr>
               <w:t>≥90%</w:t>
             </w:r>
@@ -8388,10 +8447,10 @@
           <w:tcPr>
             <w:tcW w:w="3660" w:type="dxa"/>
             <w:tcBorders>
-              <w:top w:val="single" w:color="000000" w:sz="4" w:space="0"/>
-              <w:left w:val="single" w:color="000000" w:sz="4" w:space="0"/>
-              <w:bottom w:val="single" w:color="000000" w:sz="4" w:space="0"/>
-              <w:right w:val="single" w:color="000000" w:sz="4" w:space="0"/>
+              <w:top w:val="single" w:sz="4" w:space="0" w:color="000000"/>
+              <w:left w:val="single" w:sz="4" w:space="0" w:color="000000"/>
+              <w:bottom w:val="single" w:sz="4" w:space="0" w:color="000000"/>
+              <w:right w:val="single" w:sz="4" w:space="0" w:color="000000"/>
             </w:tcBorders>
             <w:shd w:val="clear" w:color="auto" w:fill="auto"/>
             <w:vAlign w:val="center"/>
@@ -8405,7 +8464,7 @@
               <w:jc w:val="left"/>
               <w:textAlignment w:val="center"/>
               <w:rPr>
-                <w:rFonts w:hint="eastAsia" w:ascii="宋体" w:hAnsi="宋体" w:eastAsia="宋体" w:cs="宋体"/>
+                <w:rFonts w:ascii="宋体" w:eastAsia="宋体" w:hAnsi="宋体" w:cs="宋体" w:hint="eastAsia"/>
                 <w:i w:val="0"/>
                 <w:iCs w:val="0"/>
                 <w:snapToGrid w:val="0"/>
@@ -8414,12 +8473,12 @@
                 <w:sz w:val="21"/>
                 <w:szCs w:val="21"/>
                 <w:u w:val="none"/>
-                <w:lang w:val="en-US" w:eastAsia="zh-CN" w:bidi="ar"/>
+                <w:lang w:val="en-US" w:eastAsia="zh-CN"/>
               </w:rPr>
             </w:pPr>
             <w:r>
               <w:rPr>
-                <w:rFonts w:hint="eastAsia" w:ascii="宋体" w:hAnsi="宋体" w:eastAsia="宋体" w:cs="宋体"/>
+                <w:rFonts w:ascii="宋体" w:eastAsia="宋体" w:hAnsi="宋体" w:cs="宋体" w:hint="eastAsia"/>
                 <w:i w:val="0"/>
                 <w:iCs w:val="0"/>
                 <w:snapToGrid w:val="0"/>
@@ -8428,7 +8487,7 @@
                 <w:sz w:val="21"/>
                 <w:szCs w:val="21"/>
                 <w:u w:val="none"/>
-                <w:lang w:val="en-US" w:eastAsia="zh-CN" w:bidi="ar"/>
+                <w:lang w:val="en-US" w:eastAsia="zh-CN"/>
               </w:rPr>
               <w:t>（调查结果为满意、非常满意的用户数量/调查满意度用户总数）*100%</w:t>
             </w:r>
@@ -8438,10 +8497,10 @@
           <w:tcPr>
             <w:tcW w:w="696" w:type="dxa"/>
             <w:tcBorders>
-              <w:top w:val="single" w:color="000000" w:sz="4" w:space="0"/>
-              <w:left w:val="single" w:color="000000" w:sz="4" w:space="0"/>
-              <w:bottom w:val="single" w:color="000000" w:sz="4" w:space="0"/>
-              <w:right w:val="single" w:color="000000" w:sz="4" w:space="0"/>
+              <w:top w:val="single" w:sz="4" w:space="0" w:color="000000"/>
+              <w:left w:val="single" w:sz="4" w:space="0" w:color="000000"/>
+              <w:bottom w:val="single" w:sz="4" w:space="0" w:color="000000"/>
+              <w:right w:val="single" w:sz="4" w:space="0" w:color="000000"/>
             </w:tcBorders>
             <w:shd w:val="clear" w:color="auto" w:fill="auto"/>
             <w:vAlign w:val="center"/>
@@ -8455,7 +8514,7 @@
               <w:jc w:val="left"/>
               <w:textAlignment w:val="center"/>
               <w:rPr>
-                <w:rFonts w:hint="eastAsia" w:ascii="宋体" w:hAnsi="宋体" w:eastAsia="宋体" w:cs="宋体"/>
+                <w:rFonts w:ascii="宋体" w:eastAsia="宋体" w:hAnsi="宋体" w:cs="宋体" w:hint="eastAsia"/>
                 <w:i w:val="0"/>
                 <w:iCs w:val="0"/>
                 <w:snapToGrid w:val="0"/>
@@ -8464,12 +8523,12 @@
                 <w:sz w:val="21"/>
                 <w:szCs w:val="21"/>
                 <w:u w:val="none"/>
-                <w:lang w:val="en-US" w:eastAsia="zh-CN" w:bidi="ar"/>
+                <w:lang w:val="en-US" w:eastAsia="zh-CN"/>
               </w:rPr>
             </w:pPr>
             <w:r>
               <w:rPr>
-                <w:rFonts w:hint="eastAsia" w:ascii="宋体" w:hAnsi="宋体" w:eastAsia="宋体" w:cs="宋体"/>
+                <w:rFonts w:ascii="宋体" w:eastAsia="宋体" w:hAnsi="宋体" w:cs="宋体" w:hint="eastAsia"/>
                 <w:i w:val="0"/>
                 <w:iCs w:val="0"/>
                 <w:snapToGrid w:val="0"/>
@@ -8478,7 +8537,7 @@
                 <w:sz w:val="21"/>
                 <w:szCs w:val="21"/>
                 <w:u w:val="none"/>
-                <w:lang w:val="en-US" w:eastAsia="zh-CN" w:bidi="ar"/>
+                <w:lang w:val="en-US" w:eastAsia="zh-CN"/>
               </w:rPr>
               <w:t>季度</w:t>
             </w:r>
@@ -8488,14 +8547,14 @@
     </w:tbl>
     <w:p>
       <w:pPr>
-        <w:pStyle w:val="28"/>
-        <w:bidi w:val="0"/>
-        <w:rPr>
-          <w:rFonts w:hint="eastAsia"/>
-          <w:lang w:val="en-US" w:eastAsia="zh-CN"/>
-        </w:rPr>
-      </w:pPr>
-      <w:bookmarkStart w:id="23" w:name="_Toc30880"/>
+        <w:pStyle w:val="1"/>
+        <w:bidi w:val="0"/>
+        <w:rPr>
+          <w:rFonts w:hint="eastAsia"/>
+          <w:lang w:val="en-US" w:eastAsia="zh-CN"/>
+        </w:rPr>
+      </w:pPr>
+      <w:bookmarkStart w:id="24" w:name="_Toc17748"/>
       <w:r>
         <w:rPr>
           <w:rFonts w:hint="eastAsia"/>
@@ -8503,11 +8562,11 @@
         </w:rPr>
         <w:t>附则</w:t>
       </w:r>
-      <w:bookmarkEnd w:id="23"/>
-    </w:p>
-    <w:p>
-      <w:pPr>
-        <w:pStyle w:val="29"/>
+      <w:bookmarkEnd w:id="24"/>
+    </w:p>
+    <w:p>
+      <w:pPr>
+        <w:pStyle w:val="a1"/>
         <w:bidi w:val="0"/>
         <w:rPr>
           <w:rFonts w:hint="eastAsia"/>
@@ -8524,7 +8583,7 @@
     </w:p>
     <w:p>
       <w:pPr>
-        <w:pStyle w:val="29"/>
+        <w:pStyle w:val="a1"/>
         <w:bidi w:val="0"/>
         <w:rPr>
           <w:rFonts w:hint="eastAsia"/>
@@ -8541,7 +8600,7 @@
     </w:p>
     <w:p>
       <w:pPr>
-        <w:pStyle w:val="29"/>
+        <w:pStyle w:val="a1"/>
         <w:bidi w:val="0"/>
         <w:rPr>
           <w:rFonts w:hint="eastAsia"/>
@@ -8558,7 +8617,7 @@
     </w:p>
     <w:p>
       <w:pPr>
-        <w:pStyle w:val="29"/>
+        <w:pStyle w:val="a1"/>
         <w:bidi w:val="0"/>
         <w:rPr>
           <w:rFonts w:hint="eastAsia"/>
@@ -8574,73 +8633,23 @@
       </w:r>
     </w:p>
     <w:sectPr>
-      <w:headerReference r:id="rId5" w:type="default"/>
+      <w:headerReference w:type="default" r:id="rId7"/>
       <w:pgSz w:w="11906" w:h="16838"/>
       <w:pgMar w:top="1417" w:right="1800" w:bottom="1440" w:left="1800" w:header="1140" w:footer="992" w:gutter="0"/>
-      <w:cols w:space="425" w:num="1"/>
+      <w:cols w:num="1" w:space="425"/>
       <w:docGrid w:type="lines" w:linePitch="312" w:charSpace="0"/>
     </w:sectPr>
   </w:body>
 </w:document>
 </file>
 
-<file path=word/endnotes.xml><?xml version="1.0" encoding="utf-8"?>
-<w:endnotes xmlns:wpc="http://schemas.microsoft.com/office/word/2010/wordprocessingCanvas" xmlns:mc="http://schemas.openxmlformats.org/markup-compatibility/2006" xmlns:o="urn:schemas-microsoft-com:office:office" xmlns:r="http://schemas.openxmlformats.org/officeDocument/2006/relationships" xmlns:m="http://schemas.openxmlformats.org/officeDocument/2006/math" xmlns:v="urn:schemas-microsoft-com:vml" xmlns:wp14="http://schemas.microsoft.com/office/word/2010/wordprocessingDrawing" xmlns:wp="http://schemas.openxmlformats.org/drawingml/2006/wordprocessingDrawing" xmlns:w="http://schemas.openxmlformats.org/wordprocessingml/2006/main" xmlns:w14="http://schemas.microsoft.com/office/word/2010/wordml" xmlns:w15="http://schemas.microsoft.com/office/word/2012/wordml" xmlns:w10="urn:schemas-microsoft-com:office:word" xmlns:wpg="http://schemas.microsoft.com/office/word/2010/wordprocessingGroup" xmlns:wpi="http://schemas.microsoft.com/office/word/2010/wordprocessingInk" xmlns:wne="http://schemas.microsoft.com/office/word/2006/wordml" xmlns:wps="http://schemas.microsoft.com/office/word/2010/wordprocessingShape" xmlns:wpsCustomData="http://www.wps.cn/officeDocument/2013/wpsCustomData" mc:Ignorable="w14 w15 wp14">
-  <w:endnote w:type="separator" w:id="0">
-    <w:p>
-      <w:pPr>
-        <w:spacing w:line="240" w:lineRule="auto"/>
-      </w:pPr>
-      <w:r>
-        <w:separator/>
-      </w:r>
-    </w:p>
-  </w:endnote>
-  <w:endnote w:type="continuationSeparator" w:id="1">
-    <w:p>
-      <w:pPr>
-        <w:spacing w:line="240" w:lineRule="auto"/>
-      </w:pPr>
-      <w:r>
-        <w:continuationSeparator/>
-      </w:r>
-    </w:p>
-  </w:endnote>
-</w:endnotes>
-</file>
-
-<file path=word/footnotes.xml><?xml version="1.0" encoding="utf-8"?>
-<w:footnotes xmlns:wpc="http://schemas.microsoft.com/office/word/2010/wordprocessingCanvas" xmlns:mc="http://schemas.openxmlformats.org/markup-compatibility/2006" xmlns:o="urn:schemas-microsoft-com:office:office" xmlns:r="http://schemas.openxmlformats.org/officeDocument/2006/relationships" xmlns:m="http://schemas.openxmlformats.org/officeDocument/2006/math" xmlns:v="urn:schemas-microsoft-com:vml" xmlns:wp14="http://schemas.microsoft.com/office/word/2010/wordprocessingDrawing" xmlns:wp="http://schemas.openxmlformats.org/drawingml/2006/wordprocessingDrawing" xmlns:w="http://schemas.openxmlformats.org/wordprocessingml/2006/main" xmlns:w14="http://schemas.microsoft.com/office/word/2010/wordml" xmlns:w15="http://schemas.microsoft.com/office/word/2012/wordml" xmlns:w10="urn:schemas-microsoft-com:office:word" xmlns:wpg="http://schemas.microsoft.com/office/word/2010/wordprocessingGroup" xmlns:wpi="http://schemas.microsoft.com/office/word/2010/wordprocessingInk" xmlns:wne="http://schemas.microsoft.com/office/word/2006/wordml" xmlns:wps="http://schemas.microsoft.com/office/word/2010/wordprocessingShape" xmlns:wpsCustomData="http://www.wps.cn/officeDocument/2013/wpsCustomData" mc:Ignorable="w14 w15 wp14">
-  <w:footnote w:type="separator" w:id="0">
-    <w:p>
-      <w:pPr>
-        <w:spacing w:line="360" w:lineRule="auto"/>
-      </w:pPr>
-      <w:r>
-        <w:separator/>
-      </w:r>
-    </w:p>
-  </w:footnote>
-  <w:footnote w:type="continuationSeparator" w:id="1">
-    <w:p>
-      <w:pPr>
-        <w:spacing w:line="360" w:lineRule="auto"/>
-      </w:pPr>
-      <w:r>
-        <w:continuationSeparator/>
-      </w:r>
-    </w:p>
-  </w:footnote>
-</w:footnotes>
-</file>
-
 <file path=word/header1.xml><?xml version="1.0" encoding="utf-8"?>
-<w:hdr xmlns:wpc="http://schemas.microsoft.com/office/word/2010/wordprocessingCanvas" xmlns:mc="http://schemas.openxmlformats.org/markup-compatibility/2006" xmlns:o="urn:schemas-microsoft-com:office:office" xmlns:r="http://schemas.openxmlformats.org/officeDocument/2006/relationships" xmlns:m="http://schemas.openxmlformats.org/officeDocument/2006/math" xmlns:v="urn:schemas-microsoft-com:vml" xmlns:wp14="http://schemas.microsoft.com/office/word/2010/wordprocessingDrawing" xmlns:wp="http://schemas.openxmlformats.org/drawingml/2006/wordprocessingDrawing" xmlns:w10="urn:schemas-microsoft-com:office:word" xmlns:w="http://schemas.openxmlformats.org/wordprocessingml/2006/main" xmlns:w14="http://schemas.microsoft.com/office/word/2010/wordml" xmlns:w15="http://schemas.microsoft.com/office/word/2012/wordml" xmlns:wpg="http://schemas.microsoft.com/office/word/2010/wordprocessingGroup" xmlns:wpi="http://schemas.microsoft.com/office/word/2010/wordprocessingInk" xmlns:wne="http://schemas.microsoft.com/office/word/2006/wordml" xmlns:wps="http://schemas.microsoft.com/office/word/2010/wordprocessingShape" xmlns:wpsCustomData="http://www.wps.cn/officeDocument/2013/wpsCustomData" mc:Ignorable="w14 w15 wp14">
+<w:hdr xmlns:wpc="http://schemas.microsoft.com/office/word/2010/wordprocessingCanvas" xmlns:mc="http://schemas.openxmlformats.org/markup-compatibility/2006" xmlns:o="urn:schemas-microsoft-com:office:office" xmlns:r="http://schemas.openxmlformats.org/officeDocument/2006/relationships" xmlns:m="http://schemas.openxmlformats.org/officeDocument/2006/math" xmlns:v="urn:schemas-microsoft-com:vml" xmlns:wp14="http://schemas.microsoft.com/office/word/2010/wordprocessingDrawing" xmlns:wp="http://schemas.openxmlformats.org/drawingml/2006/wordprocessingDrawing" xmlns:w10="urn:schemas-microsoft-com:office:word" xmlns:w="http://schemas.openxmlformats.org/wordprocessingml/2006/main" xmlns:w14="http://schemas.microsoft.com/office/word/2010/wordml" xmlns:w15="http://schemas.microsoft.com/office/word/2012/wordml" xmlns:wne="http://schemas.microsoft.com/office/word/2006/wordml" xmlns:wpg="http://schemas.microsoft.com/office/word/2010/wordprocessingGroup" xmlns:wpi="http://schemas.microsoft.com/office/word/2010/wordprocessingInk" xmlns:wps="http://schemas.microsoft.com/office/word/2010/wordprocessingShape" mc:Ignorable="w14 w15 wp14">
   <w:p>
     <w:pPr>
-      <w:pStyle w:val="15"/>
+      <w:pStyle w:val="Header"/>
       <w:pBdr>
-        <w:bottom w:val="single" w:color="auto" w:sz="4" w:space="1"/>
+        <w:bottom w:val="single" w:sz="4" w:space="1" w:color="auto"/>
       </w:pBdr>
       <w:tabs>
         <w:tab w:val="left" w:pos="335"/>
@@ -8648,27 +8657,27 @@
       </w:tabs>
       <w:jc w:val="right"/>
       <w:rPr>
-        <w:rFonts w:hint="eastAsia" w:eastAsiaTheme="minorEastAsia"/>
+        <w:rFonts w:eastAsiaTheme="minorEastAsia" w:hint="eastAsia"/>
         <w:lang w:eastAsia="zh-CN"/>
       </w:rPr>
     </w:pPr>
     <w:r>
       <w:rPr>
-        <w:rFonts w:hint="eastAsia" w:eastAsiaTheme="minorEastAsia"/>
+        <w:rFonts w:eastAsiaTheme="minorEastAsia" w:hint="eastAsia"/>
         <w:lang w:val="en-US" w:eastAsia="zh-CN"/>
       </w:rPr>
       <w:tab/>
     </w:r>
     <w:r>
       <w:rPr>
-        <w:rFonts w:hint="eastAsia" w:eastAsiaTheme="minorEastAsia"/>
+        <w:rFonts w:eastAsiaTheme="minorEastAsia" w:hint="eastAsia"/>
         <w:lang w:val="en-US" w:eastAsia="zh-CN"/>
       </w:rPr>
       <w:tab/>
     </w:r>
     <w:r>
       <w:rPr>
-        <w:rFonts w:hint="eastAsia" w:eastAsiaTheme="minorEastAsia"/>
+        <w:rFonts w:eastAsiaTheme="minorEastAsia" w:hint="eastAsia"/>
         <w:lang w:val="en-US" w:eastAsia="zh-CN"/>
       </w:rPr>
       <w:t>江西通信产业服务有限公司</w:t>
@@ -8678,15 +8687,15 @@
 </file>
 
 <file path=word/numbering.xml><?xml version="1.0" encoding="utf-8"?>
-<w:numbering xmlns:wpc="http://schemas.microsoft.com/office/word/2010/wordprocessingCanvas" xmlns:mc="http://schemas.openxmlformats.org/markup-compatibility/2006" xmlns:o="urn:schemas-microsoft-com:office:office" xmlns:r="http://schemas.openxmlformats.org/officeDocument/2006/relationships" xmlns:m="http://schemas.openxmlformats.org/officeDocument/2006/math" xmlns:v="urn:schemas-microsoft-com:vml" xmlns:wp14="http://schemas.microsoft.com/office/word/2010/wordprocessingDrawing" xmlns:wp="http://schemas.openxmlformats.org/drawingml/2006/wordprocessingDrawing" xmlns:w10="urn:schemas-microsoft-com:office:word" xmlns:w="http://schemas.openxmlformats.org/wordprocessingml/2006/main" xmlns:w14="http://schemas.microsoft.com/office/word/2010/wordml" xmlns:wpg="http://schemas.microsoft.com/office/word/2010/wordprocessingGroup" xmlns:wpi="http://schemas.microsoft.com/office/word/2010/wordprocessingInk" xmlns:wne="http://schemas.microsoft.com/office/word/2006/wordml" xmlns:wps="http://schemas.microsoft.com/office/word/2010/wordprocessingShape" xmlns:wpsCustomData="http://www.wps.cn/officeDocument/2013/wpsCustomData" mc:Ignorable="w14 wp14">
+<w:numbering xmlns:wpc="http://schemas.microsoft.com/office/word/2010/wordprocessingCanvas" xmlns:mc="http://schemas.openxmlformats.org/markup-compatibility/2006" xmlns:o="urn:schemas-microsoft-com:office:office" xmlns:r="http://schemas.openxmlformats.org/officeDocument/2006/relationships" xmlns:m="http://schemas.openxmlformats.org/officeDocument/2006/math" xmlns:v="urn:schemas-microsoft-com:vml" xmlns:wp14="http://schemas.microsoft.com/office/word/2010/wordprocessingDrawing" xmlns:wp="http://schemas.openxmlformats.org/drawingml/2006/wordprocessingDrawing" xmlns:w10="urn:schemas-microsoft-com:office:word" xmlns:w="http://schemas.openxmlformats.org/wordprocessingml/2006/main" xmlns:w14="http://schemas.microsoft.com/office/word/2010/wordml" xmlns:w15="http://schemas.microsoft.com/office/word/2012/wordml" xmlns:wne="http://schemas.microsoft.com/office/word/2006/wordml" xmlns:wpg="http://schemas.microsoft.com/office/word/2010/wordprocessingGroup" xmlns:wpi="http://schemas.microsoft.com/office/word/2010/wordprocessingInk" xmlns:wps="http://schemas.microsoft.com/office/word/2010/wordprocessingShape" mc:Ignorable="w14 w15 wp14">
   <w:abstractNum w:abstractNumId="0">
     <w:nsid w:val="8E964DCE"/>
     <w:multiLevelType w:val="multilevel"/>
     <w:tmpl w:val="8E964DCE"/>
-    <w:lvl w:ilvl="0" w:tentative="0">
+    <w:lvl w:ilvl="0">
       <w:start w:val="1"/>
       <w:numFmt w:val="decimal"/>
-      <w:pStyle w:val="2"/>
+      <w:pStyle w:val="Heading1"/>
       <w:lvlText w:val="%1."/>
       <w:lvlJc w:val="left"/>
       <w:pPr>
@@ -8696,10 +8705,10 @@
         <w:rFonts w:hint="default"/>
       </w:rPr>
     </w:lvl>
-    <w:lvl w:ilvl="1" w:tentative="0">
+    <w:lvl w:ilvl="1">
       <w:start w:val="1"/>
       <w:numFmt w:val="decimal"/>
-      <w:pStyle w:val="3"/>
+      <w:pStyle w:val="Heading2"/>
       <w:lvlText w:val="%1.%2."/>
       <w:lvlJc w:val="left"/>
       <w:pPr>
@@ -8709,10 +8718,10 @@
         <w:rFonts w:hint="default"/>
       </w:rPr>
     </w:lvl>
-    <w:lvl w:ilvl="2" w:tentative="0">
+    <w:lvl w:ilvl="2">
       <w:start w:val="1"/>
       <w:numFmt w:val="decimal"/>
-      <w:pStyle w:val="4"/>
+      <w:pStyle w:val="Heading3"/>
       <w:lvlText w:val="%1.%2.%3."/>
       <w:lvlJc w:val="left"/>
       <w:pPr>
@@ -8722,10 +8731,10 @@
         <w:rFonts w:hint="default"/>
       </w:rPr>
     </w:lvl>
-    <w:lvl w:ilvl="3" w:tentative="0">
+    <w:lvl w:ilvl="3">
       <w:start w:val="1"/>
       <w:numFmt w:val="decimal"/>
-      <w:pStyle w:val="5"/>
+      <w:pStyle w:val="Heading4"/>
       <w:lvlText w:val="%1.%2.%3.%4."/>
       <w:lvlJc w:val="left"/>
       <w:pPr>
@@ -8735,10 +8744,10 @@
         <w:rFonts w:hint="default"/>
       </w:rPr>
     </w:lvl>
-    <w:lvl w:ilvl="4" w:tentative="0">
+    <w:lvl w:ilvl="4">
       <w:start w:val="1"/>
       <w:numFmt w:val="decimal"/>
-      <w:pStyle w:val="6"/>
+      <w:pStyle w:val="Heading5"/>
       <w:lvlText w:val="%1.%2.%3.%4.%5."/>
       <w:lvlJc w:val="left"/>
       <w:pPr>
@@ -8748,10 +8757,10 @@
         <w:rFonts w:hint="default"/>
       </w:rPr>
     </w:lvl>
-    <w:lvl w:ilvl="5" w:tentative="0">
+    <w:lvl w:ilvl="5">
       <w:start w:val="1"/>
       <w:numFmt w:val="decimal"/>
-      <w:pStyle w:val="7"/>
+      <w:pStyle w:val="Heading6"/>
       <w:lvlText w:val="%1.%2.%3.%4.%5.%6."/>
       <w:lvlJc w:val="left"/>
       <w:pPr>
@@ -8761,10 +8770,10 @@
         <w:rFonts w:hint="default"/>
       </w:rPr>
     </w:lvl>
-    <w:lvl w:ilvl="6" w:tentative="0">
+    <w:lvl w:ilvl="6">
       <w:start w:val="1"/>
       <w:numFmt w:val="decimal"/>
-      <w:pStyle w:val="8"/>
+      <w:pStyle w:val="Heading7"/>
       <w:lvlText w:val="%1.%2.%3.%4.%5.%6.%7."/>
       <w:lvlJc w:val="left"/>
       <w:pPr>
@@ -8774,10 +8783,10 @@
         <w:rFonts w:hint="default"/>
       </w:rPr>
     </w:lvl>
-    <w:lvl w:ilvl="7" w:tentative="0">
+    <w:lvl w:ilvl="7">
       <w:start w:val="1"/>
       <w:numFmt w:val="decimal"/>
-      <w:pStyle w:val="9"/>
+      <w:pStyle w:val="Heading8"/>
       <w:lvlText w:val="%1.%2.%3.%4.%5.%6.%7.%8."/>
       <w:lvlJc w:val="left"/>
       <w:pPr>
@@ -8787,10 +8796,10 @@
         <w:rFonts w:hint="default"/>
       </w:rPr>
     </w:lvl>
-    <w:lvl w:ilvl="8" w:tentative="0">
+    <w:lvl w:ilvl="8">
       <w:start w:val="1"/>
       <w:numFmt w:val="decimal"/>
-      <w:pStyle w:val="10"/>
+      <w:pStyle w:val="Heading9"/>
       <w:lvlText w:val="%1.%2.%3.%4.%5.%6.%7.%8.%9."/>
       <w:lvlJc w:val="left"/>
       <w:pPr>
@@ -8808,269 +8817,267 @@
 </file>
 
 <file path=word/styles.xml><?xml version="1.0" encoding="utf-8"?>
-<w:styles xmlns:mc="http://schemas.openxmlformats.org/markup-compatibility/2006" xmlns:o="urn:schemas-microsoft-com:office:office" xmlns:r="http://schemas.openxmlformats.org/officeDocument/2006/relationships" xmlns:m="http://schemas.openxmlformats.org/officeDocument/2006/math" xmlns:v="urn:schemas-microsoft-com:vml" xmlns:w="http://schemas.openxmlformats.org/wordprocessingml/2006/main" xmlns:w14="http://schemas.microsoft.com/office/word/2010/wordml" xmlns:w10="urn:schemas-microsoft-com:office:word" xmlns:sl="http://schemas.openxmlformats.org/schemaLibrary/2006/main" xmlns:wpsCustomData="http://www.wps.cn/officeDocument/2013/wpsCustomData" mc:Ignorable="w14">
+<w:styles xmlns:mc="http://schemas.openxmlformats.org/markup-compatibility/2006" xmlns:r="http://schemas.openxmlformats.org/officeDocument/2006/relationships" xmlns:w="http://schemas.openxmlformats.org/wordprocessingml/2006/main" xmlns:w14="http://schemas.microsoft.com/office/word/2010/wordml" xmlns:w15="http://schemas.microsoft.com/office/word/2012/wordml" mc:Ignorable="w14 w15">
   <w:docDefaults>
     <w:rPrDefault>
       <w:rPr>
-        <w:rFonts w:ascii="Times New Roman" w:hAnsi="Times New Roman" w:eastAsia="宋体" w:cs="Times New Roman"/>
+        <w:rFonts w:ascii="Times New Roman" w:eastAsia="宋体" w:hAnsi="Times New Roman" w:cs="Times New Roman"/>
       </w:rPr>
     </w:rPrDefault>
     <w:pPrDefault/>
   </w:docDefaults>
-  <w:latentStyles w:count="260" w:defQFormat="0" w:defUnhideWhenUsed="1" w:defSemiHidden="1" w:defUIPriority="99" w:defLockedState="0">
-    <w:lsdException w:qFormat="1" w:unhideWhenUsed="0" w:uiPriority="0" w:semiHidden="0" w:name="Normal"/>
-    <w:lsdException w:qFormat="1" w:unhideWhenUsed="0" w:uiPriority="0" w:semiHidden="0" w:name="heading 1"/>
-    <w:lsdException w:qFormat="1" w:uiPriority="0" w:semiHidden="0" w:name="heading 2"/>
-    <w:lsdException w:qFormat="1" w:uiPriority="0" w:name="heading 3"/>
-    <w:lsdException w:qFormat="1" w:uiPriority="0" w:semiHidden="0" w:name="heading 4"/>
-    <w:lsdException w:qFormat="1" w:uiPriority="0" w:name="heading 5"/>
-    <w:lsdException w:qFormat="1" w:uiPriority="0" w:name="heading 6"/>
-    <w:lsdException w:qFormat="1" w:uiPriority="0" w:name="heading 7"/>
-    <w:lsdException w:qFormat="1" w:uiPriority="0" w:name="heading 8"/>
-    <w:lsdException w:qFormat="1" w:uiPriority="0" w:name="heading 9"/>
-    <w:lsdException w:unhideWhenUsed="0" w:uiPriority="0" w:semiHidden="0" w:name="index 1"/>
-    <w:lsdException w:unhideWhenUsed="0" w:uiPriority="0" w:semiHidden="0" w:name="index 2"/>
-    <w:lsdException w:unhideWhenUsed="0" w:uiPriority="0" w:semiHidden="0" w:name="index 3"/>
-    <w:lsdException w:unhideWhenUsed="0" w:uiPriority="0" w:semiHidden="0" w:name="index 4"/>
-    <w:lsdException w:unhideWhenUsed="0" w:uiPriority="0" w:semiHidden="0" w:name="index 5"/>
-    <w:lsdException w:unhideWhenUsed="0" w:uiPriority="0" w:semiHidden="0" w:name="index 6"/>
-    <w:lsdException w:unhideWhenUsed="0" w:uiPriority="0" w:semiHidden="0" w:name="index 7"/>
-    <w:lsdException w:unhideWhenUsed="0" w:uiPriority="0" w:semiHidden="0" w:name="index 8"/>
-    <w:lsdException w:unhideWhenUsed="0" w:uiPriority="0" w:semiHidden="0" w:name="index 9"/>
-    <w:lsdException w:qFormat="1" w:unhideWhenUsed="0" w:uiPriority="0" w:semiHidden="0" w:name="toc 1"/>
-    <w:lsdException w:qFormat="1" w:unhideWhenUsed="0" w:uiPriority="0" w:semiHidden="0" w:name="toc 2"/>
-    <w:lsdException w:qFormat="1" w:unhideWhenUsed="0" w:uiPriority="0" w:semiHidden="0" w:name="toc 3"/>
-    <w:lsdException w:unhideWhenUsed="0" w:uiPriority="0" w:semiHidden="0" w:name="toc 4"/>
-    <w:lsdException w:unhideWhenUsed="0" w:uiPriority="0" w:semiHidden="0" w:name="toc 5"/>
-    <w:lsdException w:unhideWhenUsed="0" w:uiPriority="0" w:semiHidden="0" w:name="toc 6"/>
-    <w:lsdException w:unhideWhenUsed="0" w:uiPriority="0" w:semiHidden="0" w:name="toc 7"/>
-    <w:lsdException w:unhideWhenUsed="0" w:uiPriority="0" w:semiHidden="0" w:name="toc 8"/>
-    <w:lsdException w:unhideWhenUsed="0" w:uiPriority="0" w:semiHidden="0" w:name="toc 9"/>
-    <w:lsdException w:unhideWhenUsed="0" w:uiPriority="0" w:semiHidden="0" w:name="Normal Indent"/>
-    <w:lsdException w:unhideWhenUsed="0" w:uiPriority="0" w:semiHidden="0" w:name="footnote text"/>
-    <w:lsdException w:qFormat="1" w:unhideWhenUsed="0" w:uiPriority="0" w:semiHidden="0" w:name="annotation text"/>
-    <w:lsdException w:qFormat="1" w:unhideWhenUsed="0" w:uiPriority="0" w:semiHidden="0" w:name="header"/>
-    <w:lsdException w:qFormat="1" w:unhideWhenUsed="0" w:uiPriority="0" w:semiHidden="0" w:name="footer"/>
-    <w:lsdException w:unhideWhenUsed="0" w:uiPriority="0" w:semiHidden="0" w:name="index heading"/>
-    <w:lsdException w:qFormat="1" w:uiPriority="0" w:name="caption"/>
-    <w:lsdException w:unhideWhenUsed="0" w:uiPriority="0" w:semiHidden="0" w:name="table of figures"/>
-    <w:lsdException w:unhideWhenUsed="0" w:uiPriority="0" w:semiHidden="0" w:name="envelope address"/>
-    <w:lsdException w:unhideWhenUsed="0" w:uiPriority="0" w:semiHidden="0" w:name="envelope return"/>
-    <w:lsdException w:unhideWhenUsed="0" w:uiPriority="0" w:semiHidden="0" w:name="footnote reference"/>
-    <w:lsdException w:unhideWhenUsed="0" w:uiPriority="0" w:semiHidden="0" w:name="annotation reference"/>
-    <w:lsdException w:unhideWhenUsed="0" w:uiPriority="0" w:semiHidden="0" w:name="line number"/>
-    <w:lsdException w:unhideWhenUsed="0" w:uiPriority="0" w:semiHidden="0" w:name="page number"/>
-    <w:lsdException w:unhideWhenUsed="0" w:uiPriority="0" w:semiHidden="0" w:name="endnote reference"/>
-    <w:lsdException w:unhideWhenUsed="0" w:uiPriority="0" w:semiHidden="0" w:name="endnote text"/>
-    <w:lsdException w:unhideWhenUsed="0" w:uiPriority="0" w:semiHidden="0" w:name="table of authorities"/>
-    <w:lsdException w:unhideWhenUsed="0" w:uiPriority="0" w:semiHidden="0" w:name="macro"/>
-    <w:lsdException w:unhideWhenUsed="0" w:uiPriority="0" w:semiHidden="0" w:name="toa heading"/>
-    <w:lsdException w:unhideWhenUsed="0" w:uiPriority="0" w:semiHidden="0" w:name="List"/>
-    <w:lsdException w:unhideWhenUsed="0" w:uiPriority="0" w:semiHidden="0" w:name="List Bullet"/>
-    <w:lsdException w:unhideWhenUsed="0" w:uiPriority="0" w:semiHidden="0" w:name="List Number"/>
-    <w:lsdException w:unhideWhenUsed="0" w:uiPriority="0" w:semiHidden="0" w:name="List 2"/>
-    <w:lsdException w:unhideWhenUsed="0" w:uiPriority="0" w:semiHidden="0" w:name="List 3"/>
-    <w:lsdException w:unhideWhenUsed="0" w:uiPriority="0" w:semiHidden="0" w:name="List 4"/>
-    <w:lsdException w:unhideWhenUsed="0" w:uiPriority="0" w:semiHidden="0" w:name="List 5"/>
-    <w:lsdException w:unhideWhenUsed="0" w:uiPriority="0" w:semiHidden="0" w:name="List Bullet 2"/>
-    <w:lsdException w:unhideWhenUsed="0" w:uiPriority="0" w:semiHidden="0" w:name="List Bullet 3"/>
-    <w:lsdException w:unhideWhenUsed="0" w:uiPriority="0" w:semiHidden="0" w:name="List Bullet 4"/>
-    <w:lsdException w:unhideWhenUsed="0" w:uiPriority="0" w:semiHidden="0" w:name="List Bullet 5"/>
-    <w:lsdException w:unhideWhenUsed="0" w:uiPriority="0" w:semiHidden="0" w:name="List Number 2"/>
-    <w:lsdException w:unhideWhenUsed="0" w:uiPriority="0" w:semiHidden="0" w:name="List Number 3"/>
-    <w:lsdException w:unhideWhenUsed="0" w:uiPriority="0" w:semiHidden="0" w:name="List Number 4"/>
-    <w:lsdException w:unhideWhenUsed="0" w:uiPriority="0" w:semiHidden="0" w:name="List Number 5"/>
-    <w:lsdException w:qFormat="1" w:unhideWhenUsed="0" w:uiPriority="0" w:semiHidden="0" w:name="Title"/>
-    <w:lsdException w:unhideWhenUsed="0" w:uiPriority="0" w:semiHidden="0" w:name="Closing"/>
-    <w:lsdException w:unhideWhenUsed="0" w:uiPriority="0" w:semiHidden="0" w:name="Signature"/>
-    <w:lsdException w:qFormat="1" w:unhideWhenUsed="0" w:uiPriority="0" w:name="Default Paragraph Font"/>
-    <w:lsdException w:qFormat="1" w:unhideWhenUsed="0" w:uiPriority="0" w:name="Body Text"/>
-    <w:lsdException w:unhideWhenUsed="0" w:uiPriority="0" w:semiHidden="0" w:name="Body Text Indent"/>
-    <w:lsdException w:unhideWhenUsed="0" w:uiPriority="0" w:semiHidden="0" w:name="List Continue"/>
-    <w:lsdException w:unhideWhenUsed="0" w:uiPriority="0" w:semiHidden="0" w:name="List Continue 2"/>
-    <w:lsdException w:unhideWhenUsed="0" w:uiPriority="0" w:semiHidden="0" w:name="List Continue 3"/>
-    <w:lsdException w:unhideWhenUsed="0" w:uiPriority="0" w:semiHidden="0" w:name="List Continue 4"/>
-    <w:lsdException w:unhideWhenUsed="0" w:uiPriority="0" w:semiHidden="0" w:name="List Continue 5"/>
-    <w:lsdException w:unhideWhenUsed="0" w:uiPriority="0" w:semiHidden="0" w:name="Message Header"/>
-    <w:lsdException w:qFormat="1" w:unhideWhenUsed="0" w:uiPriority="0" w:semiHidden="0" w:name="Subtitle"/>
-    <w:lsdException w:unhideWhenUsed="0" w:uiPriority="0" w:semiHidden="0" w:name="Salutation"/>
-    <w:lsdException w:unhideWhenUsed="0" w:uiPriority="0" w:semiHidden="0" w:name="Date"/>
-    <w:lsdException w:unhideWhenUsed="0" w:uiPriority="0" w:semiHidden="0" w:name="Body Text First Indent"/>
-    <w:lsdException w:unhideWhenUsed="0" w:uiPriority="0" w:semiHidden="0" w:name="Body Text First Indent 2"/>
-    <w:lsdException w:uiPriority="99" w:name="Note Heading"/>
-    <w:lsdException w:unhideWhenUsed="0" w:uiPriority="0" w:semiHidden="0" w:name="Body Text 2"/>
-    <w:lsdException w:unhideWhenUsed="0" w:uiPriority="0" w:semiHidden="0" w:name="Body Text 3"/>
-    <w:lsdException w:unhideWhenUsed="0" w:uiPriority="0" w:semiHidden="0" w:name="Body Text Indent 2"/>
-    <w:lsdException w:unhideWhenUsed="0" w:uiPriority="0" w:semiHidden="0" w:name="Body Text Indent 3"/>
-    <w:lsdException w:unhideWhenUsed="0" w:uiPriority="0" w:semiHidden="0" w:name="Block Text"/>
-    <w:lsdException w:unhideWhenUsed="0" w:uiPriority="0" w:semiHidden="0" w:name="Hyperlink"/>
-    <w:lsdException w:unhideWhenUsed="0" w:uiPriority="0" w:semiHidden="0" w:name="FollowedHyperlink"/>
-    <w:lsdException w:qFormat="1" w:unhideWhenUsed="0" w:uiPriority="0" w:semiHidden="0" w:name="Strong"/>
-    <w:lsdException w:qFormat="1" w:unhideWhenUsed="0" w:uiPriority="0" w:semiHidden="0" w:name="Emphasis"/>
-    <w:lsdException w:unhideWhenUsed="0" w:uiPriority="0" w:semiHidden="0" w:name="Document Map"/>
-    <w:lsdException w:unhideWhenUsed="0" w:uiPriority="0" w:semiHidden="0" w:name="Plain Text"/>
-    <w:lsdException w:unhideWhenUsed="0" w:uiPriority="0" w:semiHidden="0" w:name="E-mail Signature"/>
-    <w:lsdException w:qFormat="1" w:unhideWhenUsed="0" w:uiPriority="0" w:semiHidden="0" w:name="Normal (Web)"/>
-    <w:lsdException w:unhideWhenUsed="0" w:uiPriority="0" w:semiHidden="0" w:name="HTML Acronym"/>
-    <w:lsdException w:unhideWhenUsed="0" w:uiPriority="0" w:semiHidden="0" w:name="HTML Address"/>
-    <w:lsdException w:unhideWhenUsed="0" w:uiPriority="0" w:semiHidden="0" w:name="HTML Cite"/>
-    <w:lsdException w:unhideWhenUsed="0" w:uiPriority="0" w:semiHidden="0" w:name="HTML Code"/>
-    <w:lsdException w:unhideWhenUsed="0" w:uiPriority="0" w:semiHidden="0" w:name="HTML Definition"/>
-    <w:lsdException w:unhideWhenUsed="0" w:uiPriority="0" w:semiHidden="0" w:name="HTML Keyboard"/>
-    <w:lsdException w:unhideWhenUsed="0" w:uiPriority="0" w:semiHidden="0" w:name="HTML Preformatted"/>
-    <w:lsdException w:unhideWhenUsed="0" w:uiPriority="0" w:semiHidden="0" w:name="HTML Sample"/>
-    <w:lsdException w:unhideWhenUsed="0" w:uiPriority="0" w:semiHidden="0" w:name="HTML Typewriter"/>
-    <w:lsdException w:unhideWhenUsed="0" w:uiPriority="0" w:semiHidden="0" w:name="HTML Variable"/>
-    <w:lsdException w:qFormat="1" w:unhideWhenUsed="0" w:uiPriority="0" w:name="Normal Table"/>
-    <w:lsdException w:unhideWhenUsed="0" w:uiPriority="0" w:semiHidden="0" w:name="annotation subject"/>
-    <w:lsdException w:unhideWhenUsed="0" w:uiPriority="0" w:semiHidden="0" w:name="Table Simple 1"/>
-    <w:lsdException w:unhideWhenUsed="0" w:uiPriority="0" w:semiHidden="0" w:name="Table Simple 2"/>
-    <w:lsdException w:unhideWhenUsed="0" w:uiPriority="0" w:semiHidden="0" w:name="Table Simple 3"/>
-    <w:lsdException w:unhideWhenUsed="0" w:uiPriority="0" w:semiHidden="0" w:name="Table Classic 1"/>
-    <w:lsdException w:unhideWhenUsed="0" w:uiPriority="0" w:semiHidden="0" w:name="Table Classic 2"/>
-    <w:lsdException w:unhideWhenUsed="0" w:uiPriority="0" w:semiHidden="0" w:name="Table Classic 3"/>
-    <w:lsdException w:unhideWhenUsed="0" w:uiPriority="0" w:semiHidden="0" w:name="Table Classic 4"/>
-    <w:lsdException w:unhideWhenUsed="0" w:uiPriority="0" w:semiHidden="0" w:name="Table Colorful 1"/>
-    <w:lsdException w:unhideWhenUsed="0" w:uiPriority="0" w:semiHidden="0" w:name="Table Colorful 2"/>
-    <w:lsdException w:unhideWhenUsed="0" w:uiPriority="0" w:semiHidden="0" w:name="Table Colorful 3"/>
-    <w:lsdException w:unhideWhenUsed="0" w:uiPriority="0" w:semiHidden="0" w:name="Table Columns 1"/>
-    <w:lsdException w:unhideWhenUsed="0" w:uiPriority="0" w:semiHidden="0" w:name="Table Columns 2"/>
-    <w:lsdException w:unhideWhenUsed="0" w:uiPriority="0" w:semiHidden="0" w:name="Table Columns 3"/>
-    <w:lsdException w:unhideWhenUsed="0" w:uiPriority="0" w:semiHidden="0" w:name="Table Columns 4"/>
-    <w:lsdException w:unhideWhenUsed="0" w:uiPriority="0" w:semiHidden="0" w:name="Table Columns 5"/>
-    <w:lsdException w:unhideWhenUsed="0" w:uiPriority="0" w:semiHidden="0" w:name="Table Grid 1"/>
-    <w:lsdException w:unhideWhenUsed="0" w:uiPriority="0" w:semiHidden="0" w:name="Table Grid 2"/>
-    <w:lsdException w:unhideWhenUsed="0" w:uiPriority="0" w:semiHidden="0" w:name="Table Grid 3"/>
-    <w:lsdException w:unhideWhenUsed="0" w:uiPriority="0" w:semiHidden="0" w:name="Table Grid 4"/>
-    <w:lsdException w:unhideWhenUsed="0" w:uiPriority="0" w:semiHidden="0" w:name="Table Grid 5"/>
-    <w:lsdException w:unhideWhenUsed="0" w:uiPriority="0" w:semiHidden="0" w:name="Table Grid 6"/>
-    <w:lsdException w:unhideWhenUsed="0" w:uiPriority="0" w:semiHidden="0" w:name="Table Grid 7"/>
-    <w:lsdException w:unhideWhenUsed="0" w:uiPriority="0" w:semiHidden="0" w:name="Table Grid 8"/>
-    <w:lsdException w:unhideWhenUsed="0" w:uiPriority="0" w:semiHidden="0" w:name="Table List 1"/>
-    <w:lsdException w:unhideWhenUsed="0" w:uiPriority="0" w:semiHidden="0" w:name="Table List 2"/>
-    <w:lsdException w:unhideWhenUsed="0" w:uiPriority="0" w:semiHidden="0" w:name="Table List 3"/>
-    <w:lsdException w:unhideWhenUsed="0" w:uiPriority="0" w:semiHidden="0" w:name="Table List 4"/>
-    <w:lsdException w:unhideWhenUsed="0" w:uiPriority="0" w:semiHidden="0" w:name="Table List 5"/>
-    <w:lsdException w:unhideWhenUsed="0" w:uiPriority="0" w:semiHidden="0" w:name="Table List 6"/>
-    <w:lsdException w:unhideWhenUsed="0" w:uiPriority="0" w:semiHidden="0" w:name="Table List 7"/>
-    <w:lsdException w:unhideWhenUsed="0" w:uiPriority="0" w:semiHidden="0" w:name="Table List 8"/>
-    <w:lsdException w:unhideWhenUsed="0" w:uiPriority="0" w:semiHidden="0" w:name="Table 3D effects 1"/>
-    <w:lsdException w:unhideWhenUsed="0" w:uiPriority="0" w:semiHidden="0" w:name="Table 3D effects 2"/>
-    <w:lsdException w:unhideWhenUsed="0" w:uiPriority="0" w:semiHidden="0" w:name="Table 3D effects 3"/>
-    <w:lsdException w:unhideWhenUsed="0" w:uiPriority="0" w:semiHidden="0" w:name="Table Contemporary"/>
-    <w:lsdException w:unhideWhenUsed="0" w:uiPriority="0" w:semiHidden="0" w:name="Table Elegant"/>
-    <w:lsdException w:unhideWhenUsed="0" w:uiPriority="0" w:semiHidden="0" w:name="Table Professional"/>
-    <w:lsdException w:unhideWhenUsed="0" w:uiPriority="0" w:semiHidden="0" w:name="Table Subtle 1"/>
-    <w:lsdException w:unhideWhenUsed="0" w:uiPriority="0" w:semiHidden="0" w:name="Table Subtle 2"/>
-    <w:lsdException w:unhideWhenUsed="0" w:uiPriority="0" w:semiHidden="0" w:name="Table Web 1"/>
-    <w:lsdException w:unhideWhenUsed="0" w:uiPriority="0" w:semiHidden="0" w:name="Table Web 2"/>
-    <w:lsdException w:unhideWhenUsed="0" w:uiPriority="0" w:semiHidden="0" w:name="Table Web 3"/>
-    <w:lsdException w:unhideWhenUsed="0" w:uiPriority="0" w:semiHidden="0" w:name="Balloon Text"/>
-    <w:lsdException w:qFormat="1" w:unhideWhenUsed="0" w:uiPriority="0" w:semiHidden="0" w:name="Table Grid"/>
-    <w:lsdException w:unhideWhenUsed="0" w:uiPriority="0" w:semiHidden="0" w:name="Table Theme"/>
-    <w:lsdException w:unhideWhenUsed="0" w:uiPriority="60" w:semiHidden="0" w:name="Light Shading"/>
-    <w:lsdException w:unhideWhenUsed="0" w:uiPriority="61" w:semiHidden="0" w:name="Light List"/>
-    <w:lsdException w:unhideWhenUsed="0" w:uiPriority="62" w:semiHidden="0" w:name="Light Grid"/>
-    <w:lsdException w:unhideWhenUsed="0" w:uiPriority="63" w:semiHidden="0" w:name="Medium Shading 1"/>
-    <w:lsdException w:unhideWhenUsed="0" w:uiPriority="64" w:semiHidden="0" w:name="Medium Shading 2"/>
-    <w:lsdException w:unhideWhenUsed="0" w:uiPriority="65" w:semiHidden="0" w:name="Medium List 1"/>
-    <w:lsdException w:unhideWhenUsed="0" w:uiPriority="66" w:semiHidden="0" w:name="Medium List 2"/>
-    <w:lsdException w:unhideWhenUsed="0" w:uiPriority="67" w:semiHidden="0" w:name="Medium Grid 1"/>
-    <w:lsdException w:unhideWhenUsed="0" w:uiPriority="68" w:semiHidden="0" w:name="Medium Grid 2"/>
-    <w:lsdException w:unhideWhenUsed="0" w:uiPriority="69" w:semiHidden="0" w:name="Medium Grid 3"/>
-    <w:lsdException w:unhideWhenUsed="0" w:uiPriority="70" w:semiHidden="0" w:name="Dark List"/>
-    <w:lsdException w:unhideWhenUsed="0" w:uiPriority="71" w:semiHidden="0" w:name="Colorful Shading"/>
-    <w:lsdException w:unhideWhenUsed="0" w:uiPriority="72" w:semiHidden="0" w:name="Colorful List"/>
-    <w:lsdException w:unhideWhenUsed="0" w:uiPriority="73" w:semiHidden="0" w:name="Colorful Grid"/>
-    <w:lsdException w:unhideWhenUsed="0" w:uiPriority="60" w:semiHidden="0" w:name="Light Shading Accent 1"/>
-    <w:lsdException w:unhideWhenUsed="0" w:uiPriority="61" w:semiHidden="0" w:name="Light List Accent 1"/>
-    <w:lsdException w:unhideWhenUsed="0" w:uiPriority="62" w:semiHidden="0" w:name="Light Grid Accent 1"/>
-    <w:lsdException w:unhideWhenUsed="0" w:uiPriority="63" w:semiHidden="0" w:name="Medium Shading 1 Accent 1"/>
-    <w:lsdException w:unhideWhenUsed="0" w:uiPriority="64" w:semiHidden="0" w:name="Medium Shading 2 Accent 1"/>
-    <w:lsdException w:unhideWhenUsed="0" w:uiPriority="65" w:semiHidden="0" w:name="Medium List 1 Accent 1"/>
-    <w:lsdException w:unhideWhenUsed="0" w:uiPriority="66" w:semiHidden="0" w:name="Medium List 2 Accent 1"/>
-    <w:lsdException w:unhideWhenUsed="0" w:uiPriority="67" w:semiHidden="0" w:name="Medium Grid 1 Accent 1"/>
-    <w:lsdException w:unhideWhenUsed="0" w:uiPriority="68" w:semiHidden="0" w:name="Medium Grid 2 Accent 1"/>
-    <w:lsdException w:unhideWhenUsed="0" w:uiPriority="69" w:semiHidden="0" w:name="Medium Grid 3 Accent 1"/>
-    <w:lsdException w:unhideWhenUsed="0" w:uiPriority="70" w:semiHidden="0" w:name="Dark List Accent 1"/>
-    <w:lsdException w:unhideWhenUsed="0" w:uiPriority="71" w:semiHidden="0" w:name="Colorful Shading Accent 1"/>
-    <w:lsdException w:unhideWhenUsed="0" w:uiPriority="72" w:semiHidden="0" w:name="Colorful List Accent 1"/>
-    <w:lsdException w:unhideWhenUsed="0" w:uiPriority="73" w:semiHidden="0" w:name="Colorful Grid Accent 1"/>
-    <w:lsdException w:unhideWhenUsed="0" w:uiPriority="60" w:semiHidden="0" w:name="Light Shading Accent 2"/>
-    <w:lsdException w:unhideWhenUsed="0" w:uiPriority="61" w:semiHidden="0" w:name="Light List Accent 2"/>
-    <w:lsdException w:unhideWhenUsed="0" w:uiPriority="62" w:semiHidden="0" w:name="Light Grid Accent 2"/>
-    <w:lsdException w:unhideWhenUsed="0" w:uiPriority="63" w:semiHidden="0" w:name="Medium Shading 1 Accent 2"/>
-    <w:lsdException w:unhideWhenUsed="0" w:uiPriority="64" w:semiHidden="0" w:name="Medium Shading 2 Accent 2"/>
-    <w:lsdException w:unhideWhenUsed="0" w:uiPriority="65" w:semiHidden="0" w:name="Medium List 1 Accent 2"/>
-    <w:lsdException w:unhideWhenUsed="0" w:uiPriority="66" w:semiHidden="0" w:name="Medium List 2 Accent 2"/>
-    <w:lsdException w:unhideWhenUsed="0" w:uiPriority="67" w:semiHidden="0" w:name="Medium Grid 1 Accent 2"/>
-    <w:lsdException w:unhideWhenUsed="0" w:uiPriority="68" w:semiHidden="0" w:name="Medium Grid 2 Accent 2"/>
-    <w:lsdException w:unhideWhenUsed="0" w:uiPriority="69" w:semiHidden="0" w:name="Medium Grid 3 Accent 2"/>
-    <w:lsdException w:unhideWhenUsed="0" w:uiPriority="70" w:semiHidden="0" w:name="Dark List Accent 2"/>
-    <w:lsdException w:unhideWhenUsed="0" w:uiPriority="71" w:semiHidden="0" w:name="Colorful Shading Accent 2"/>
-    <w:lsdException w:unhideWhenUsed="0" w:uiPriority="72" w:semiHidden="0" w:name="Colorful List Accent 2"/>
-    <w:lsdException w:unhideWhenUsed="0" w:uiPriority="73" w:semiHidden="0" w:name="Colorful Grid Accent 2"/>
-    <w:lsdException w:unhideWhenUsed="0" w:uiPriority="60" w:semiHidden="0" w:name="Light Shading Accent 3"/>
-    <w:lsdException w:unhideWhenUsed="0" w:uiPriority="61" w:semiHidden="0" w:name="Light List Accent 3"/>
-    <w:lsdException w:unhideWhenUsed="0" w:uiPriority="62" w:semiHidden="0" w:name="Light Grid Accent 3"/>
-    <w:lsdException w:unhideWhenUsed="0" w:uiPriority="63" w:semiHidden="0" w:name="Medium Shading 1 Accent 3"/>
-    <w:lsdException w:unhideWhenUsed="0" w:uiPriority="64" w:semiHidden="0" w:name="Medium Shading 2 Accent 3"/>
-    <w:lsdException w:unhideWhenUsed="0" w:uiPriority="65" w:semiHidden="0" w:name="Medium List 1 Accent 3"/>
-    <w:lsdException w:unhideWhenUsed="0" w:uiPriority="66" w:semiHidden="0" w:name="Medium List 2 Accent 3"/>
-    <w:lsdException w:unhideWhenUsed="0" w:uiPriority="67" w:semiHidden="0" w:name="Medium Grid 1 Accent 3"/>
-    <w:lsdException w:unhideWhenUsed="0" w:uiPriority="68" w:semiHidden="0" w:name="Medium Grid 2 Accent 3"/>
-    <w:lsdException w:unhideWhenUsed="0" w:uiPriority="69" w:semiHidden="0" w:name="Medium Grid 3 Accent 3"/>
-    <w:lsdException w:unhideWhenUsed="0" w:uiPriority="70" w:semiHidden="0" w:name="Dark List Accent 3"/>
-    <w:lsdException w:unhideWhenUsed="0" w:uiPriority="71" w:semiHidden="0" w:name="Colorful Shading Accent 3"/>
-    <w:lsdException w:unhideWhenUsed="0" w:uiPriority="72" w:semiHidden="0" w:name="Colorful List Accent 3"/>
-    <w:lsdException w:unhideWhenUsed="0" w:uiPriority="73" w:semiHidden="0" w:name="Colorful Grid Accent 3"/>
-    <w:lsdException w:unhideWhenUsed="0" w:uiPriority="60" w:semiHidden="0" w:name="Light Shading Accent 4"/>
-    <w:lsdException w:unhideWhenUsed="0" w:uiPriority="61" w:semiHidden="0" w:name="Light List Accent 4"/>
-    <w:lsdException w:unhideWhenUsed="0" w:uiPriority="62" w:semiHidden="0" w:name="Light Grid Accent 4"/>
-    <w:lsdException w:unhideWhenUsed="0" w:uiPriority="63" w:semiHidden="0" w:name="Medium Shading 1 Accent 4"/>
-    <w:lsdException w:unhideWhenUsed="0" w:uiPriority="64" w:semiHidden="0" w:name="Medium Shading 2 Accent 4"/>
-    <w:lsdException w:unhideWhenUsed="0" w:uiPriority="65" w:semiHidden="0" w:name="Medium List 1 Accent 4"/>
-    <w:lsdException w:unhideWhenUsed="0" w:uiPriority="66" w:semiHidden="0" w:name="Medium List 2 Accent 4"/>
-    <w:lsdException w:unhideWhenUsed="0" w:uiPriority="67" w:semiHidden="0" w:name="Medium Grid 1 Accent 4"/>
-    <w:lsdException w:unhideWhenUsed="0" w:uiPriority="68" w:semiHidden="0" w:name="Medium Grid 2 Accent 4"/>
-    <w:lsdException w:unhideWhenUsed="0" w:uiPriority="69" w:semiHidden="0" w:name="Medium Grid 3 Accent 4"/>
-    <w:lsdException w:unhideWhenUsed="0" w:uiPriority="70" w:semiHidden="0" w:name="Dark List Accent 4"/>
-    <w:lsdException w:unhideWhenUsed="0" w:uiPriority="71" w:semiHidden="0" w:name="Colorful Shading Accent 4"/>
-    <w:lsdException w:unhideWhenUsed="0" w:uiPriority="72" w:semiHidden="0" w:name="Colorful List Accent 4"/>
-    <w:lsdException w:unhideWhenUsed="0" w:uiPriority="73" w:semiHidden="0" w:name="Colorful Grid Accent 4"/>
-    <w:lsdException w:unhideWhenUsed="0" w:uiPriority="60" w:semiHidden="0" w:name="Light Shading Accent 5"/>
-    <w:lsdException w:unhideWhenUsed="0" w:uiPriority="61" w:semiHidden="0" w:name="Light List Accent 5"/>
-    <w:lsdException w:unhideWhenUsed="0" w:uiPriority="62" w:semiHidden="0" w:name="Light Grid Accent 5"/>
-    <w:lsdException w:unhideWhenUsed="0" w:uiPriority="63" w:semiHidden="0" w:name="Medium Shading 1 Accent 5"/>
-    <w:lsdException w:unhideWhenUsed="0" w:uiPriority="64" w:semiHidden="0" w:name="Medium Shading 2 Accent 5"/>
-    <w:lsdException w:unhideWhenUsed="0" w:uiPriority="65" w:semiHidden="0" w:name="Medium List 1 Accent 5"/>
-    <w:lsdException w:unhideWhenUsed="0" w:uiPriority="66" w:semiHidden="0" w:name="Medium List 2 Accent 5"/>
-    <w:lsdException w:unhideWhenUsed="0" w:uiPriority="67" w:semiHidden="0" w:name="Medium Grid 1 Accent 5"/>
-    <w:lsdException w:unhideWhenUsed="0" w:uiPriority="68" w:semiHidden="0" w:name="Medium Grid 2 Accent 5"/>
-    <w:lsdException w:unhideWhenUsed="0" w:uiPriority="69" w:semiHidden="0" w:name="Medium Grid 3 Accent 5"/>
-    <w:lsdException w:unhideWhenUsed="0" w:uiPriority="70" w:semiHidden="0" w:name="Dark List Accent 5"/>
-    <w:lsdException w:unhideWhenUsed="0" w:uiPriority="71" w:semiHidden="0" w:name="Colorful Shading Accent 5"/>
-    <w:lsdException w:unhideWhenUsed="0" w:uiPriority="72" w:semiHidden="0" w:name="Colorful List Accent 5"/>
-    <w:lsdException w:unhideWhenUsed="0" w:uiPriority="73" w:semiHidden="0" w:name="Colorful Grid Accent 5"/>
-    <w:lsdException w:unhideWhenUsed="0" w:uiPriority="60" w:semiHidden="0" w:name="Light Shading Accent 6"/>
-    <w:lsdException w:unhideWhenUsed="0" w:uiPriority="61" w:semiHidden="0" w:name="Light List Accent 6"/>
-    <w:lsdException w:unhideWhenUsed="0" w:uiPriority="62" w:semiHidden="0" w:name="Light Grid Accent 6"/>
-    <w:lsdException w:unhideWhenUsed="0" w:uiPriority="63" w:semiHidden="0" w:name="Medium Shading 1 Accent 6"/>
-    <w:lsdException w:unhideWhenUsed="0" w:uiPriority="64" w:semiHidden="0" w:name="Medium Shading 2 Accent 6"/>
-    <w:lsdException w:unhideWhenUsed="0" w:uiPriority="65" w:semiHidden="0" w:name="Medium List 1 Accent 6"/>
-    <w:lsdException w:unhideWhenUsed="0" w:uiPriority="66" w:semiHidden="0" w:name="Medium List 2 Accent 6"/>
-    <w:lsdException w:unhideWhenUsed="0" w:uiPriority="67" w:semiHidden="0" w:name="Medium Grid 1 Accent 6"/>
-    <w:lsdException w:unhideWhenUsed="0" w:uiPriority="68" w:semiHidden="0" w:name="Medium Grid 2 Accent 6"/>
-    <w:lsdException w:unhideWhenUsed="0" w:uiPriority="69" w:semiHidden="0" w:name="Medium Grid 3 Accent 6"/>
-    <w:lsdException w:unhideWhenUsed="0" w:uiPriority="70" w:semiHidden="0" w:name="Dark List Accent 6"/>
-    <w:lsdException w:unhideWhenUsed="0" w:uiPriority="71" w:semiHidden="0" w:name="Colorful Shading Accent 6"/>
-    <w:lsdException w:unhideWhenUsed="0" w:uiPriority="72" w:semiHidden="0" w:name="Colorful List Accent 6"/>
-    <w:lsdException w:unhideWhenUsed="0" w:uiPriority="73" w:semiHidden="0" w:name="Colorful Grid Accent 6"/>
+  <w:latentStyles w:defLockedState="0" w:defUIPriority="99" w:defSemiHidden="1" w:defUnhideWhenUsed="1" w:defQFormat="0" w:count="260">
+    <w:lsdException w:name="Normal" w:semiHidden="0" w:uiPriority="0" w:unhideWhenUsed="0" w:qFormat="1"/>
+    <w:lsdException w:name="heading 1" w:semiHidden="0" w:uiPriority="0" w:unhideWhenUsed="0" w:qFormat="1"/>
+    <w:lsdException w:name="heading 2" w:semiHidden="0" w:uiPriority="0" w:qFormat="1"/>
+    <w:lsdException w:name="heading 3" w:uiPriority="0" w:qFormat="1"/>
+    <w:lsdException w:name="heading 4" w:semiHidden="0" w:uiPriority="0" w:qFormat="1"/>
+    <w:lsdException w:name="heading 5" w:uiPriority="0" w:qFormat="1"/>
+    <w:lsdException w:name="heading 6" w:uiPriority="0" w:qFormat="1"/>
+    <w:lsdException w:name="heading 7" w:uiPriority="0" w:qFormat="1"/>
+    <w:lsdException w:name="heading 8" w:uiPriority="0" w:qFormat="1"/>
+    <w:lsdException w:name="heading 9" w:uiPriority="0" w:qFormat="1"/>
+    <w:lsdException w:name="index 1" w:semiHidden="0" w:uiPriority="0" w:unhideWhenUsed="0"/>
+    <w:lsdException w:name="index 2" w:semiHidden="0" w:uiPriority="0" w:unhideWhenUsed="0"/>
+    <w:lsdException w:name="index 3" w:semiHidden="0" w:uiPriority="0" w:unhideWhenUsed="0"/>
+    <w:lsdException w:name="index 4" w:semiHidden="0" w:uiPriority="0" w:unhideWhenUsed="0"/>
+    <w:lsdException w:name="index 5" w:semiHidden="0" w:uiPriority="0" w:unhideWhenUsed="0"/>
+    <w:lsdException w:name="index 6" w:semiHidden="0" w:uiPriority="0" w:unhideWhenUsed="0"/>
+    <w:lsdException w:name="index 7" w:semiHidden="0" w:uiPriority="0" w:unhideWhenUsed="0"/>
+    <w:lsdException w:name="index 8" w:semiHidden="0" w:uiPriority="0" w:unhideWhenUsed="0"/>
+    <w:lsdException w:name="index 9" w:semiHidden="0" w:uiPriority="0" w:unhideWhenUsed="0"/>
+    <w:lsdException w:name="toc 1" w:semiHidden="0" w:uiPriority="0" w:unhideWhenUsed="0" w:qFormat="1"/>
+    <w:lsdException w:name="toc 2" w:semiHidden="0" w:uiPriority="0" w:unhideWhenUsed="0" w:qFormat="1"/>
+    <w:lsdException w:name="toc 3" w:semiHidden="0" w:uiPriority="0" w:unhideWhenUsed="0" w:qFormat="1"/>
+    <w:lsdException w:name="toc 4" w:semiHidden="0" w:uiPriority="0" w:unhideWhenUsed="0"/>
+    <w:lsdException w:name="toc 5" w:semiHidden="0" w:uiPriority="0" w:unhideWhenUsed="0"/>
+    <w:lsdException w:name="toc 6" w:semiHidden="0" w:uiPriority="0" w:unhideWhenUsed="0"/>
+    <w:lsdException w:name="toc 7" w:semiHidden="0" w:uiPriority="0" w:unhideWhenUsed="0"/>
+    <w:lsdException w:name="toc 8" w:semiHidden="0" w:uiPriority="0" w:unhideWhenUsed="0"/>
+    <w:lsdException w:name="toc 9" w:semiHidden="0" w:uiPriority="0" w:unhideWhenUsed="0"/>
+    <w:lsdException w:name="Normal Indent" w:semiHidden="0" w:uiPriority="0" w:unhideWhenUsed="0"/>
+    <w:lsdException w:name="footnote text" w:semiHidden="0" w:uiPriority="0" w:unhideWhenUsed="0"/>
+    <w:lsdException w:name="annotation text" w:semiHidden="0" w:uiPriority="0" w:unhideWhenUsed="0" w:qFormat="1"/>
+    <w:lsdException w:name="header" w:semiHidden="0" w:uiPriority="0" w:unhideWhenUsed="0" w:qFormat="1"/>
+    <w:lsdException w:name="footer" w:semiHidden="0" w:uiPriority="0" w:unhideWhenUsed="0" w:qFormat="1"/>
+    <w:lsdException w:name="index heading" w:semiHidden="0" w:uiPriority="0" w:unhideWhenUsed="0"/>
+    <w:lsdException w:name="caption" w:uiPriority="0" w:qFormat="1"/>
+    <w:lsdException w:name="table of figures" w:semiHidden="0" w:uiPriority="0" w:unhideWhenUsed="0"/>
+    <w:lsdException w:name="envelope address" w:semiHidden="0" w:uiPriority="0" w:unhideWhenUsed="0"/>
+    <w:lsdException w:name="envelope return" w:semiHidden="0" w:uiPriority="0" w:unhideWhenUsed="0"/>
+    <w:lsdException w:name="footnote reference" w:semiHidden="0" w:uiPriority="0" w:unhideWhenUsed="0"/>
+    <w:lsdException w:name="annotation reference" w:semiHidden="0" w:uiPriority="0" w:unhideWhenUsed="0"/>
+    <w:lsdException w:name="line number" w:semiHidden="0" w:uiPriority="0" w:unhideWhenUsed="0"/>
+    <w:lsdException w:name="page number" w:semiHidden="0" w:uiPriority="0" w:unhideWhenUsed="0"/>
+    <w:lsdException w:name="endnote reference" w:semiHidden="0" w:uiPriority="0" w:unhideWhenUsed="0"/>
+    <w:lsdException w:name="endnote text" w:semiHidden="0" w:uiPriority="0" w:unhideWhenUsed="0"/>
+    <w:lsdException w:name="table of authorities" w:semiHidden="0" w:uiPriority="0" w:unhideWhenUsed="0"/>
+    <w:lsdException w:name="macro" w:semiHidden="0" w:uiPriority="0" w:unhideWhenUsed="0"/>
+    <w:lsdException w:name="toa heading" w:semiHidden="0" w:uiPriority="0" w:unhideWhenUsed="0"/>
+    <w:lsdException w:name="List" w:semiHidden="0" w:uiPriority="0" w:unhideWhenUsed="0"/>
+    <w:lsdException w:name="List Bullet" w:semiHidden="0" w:uiPriority="0" w:unhideWhenUsed="0"/>
+    <w:lsdException w:name="List Number" w:semiHidden="0" w:uiPriority="0" w:unhideWhenUsed="0"/>
+    <w:lsdException w:name="List 2" w:semiHidden="0" w:uiPriority="0" w:unhideWhenUsed="0"/>
+    <w:lsdException w:name="List 3" w:semiHidden="0" w:uiPriority="0" w:unhideWhenUsed="0"/>
+    <w:lsdException w:name="List 4" w:semiHidden="0" w:uiPriority="0" w:unhideWhenUsed="0"/>
+    <w:lsdException w:name="List 5" w:semiHidden="0" w:uiPriority="0" w:unhideWhenUsed="0"/>
+    <w:lsdException w:name="List Bullet 2" w:semiHidden="0" w:uiPriority="0" w:unhideWhenUsed="0"/>
+    <w:lsdException w:name="List Bullet 3" w:semiHidden="0" w:uiPriority="0" w:unhideWhenUsed="0"/>
+    <w:lsdException w:name="List Bullet 4" w:semiHidden="0" w:uiPriority="0" w:unhideWhenUsed="0"/>
+    <w:lsdException w:name="List Bullet 5" w:semiHidden="0" w:uiPriority="0" w:unhideWhenUsed="0"/>
+    <w:lsdException w:name="List Number 2" w:semiHidden="0" w:uiPriority="0" w:unhideWhenUsed="0"/>
+    <w:lsdException w:name="List Number 3" w:semiHidden="0" w:uiPriority="0" w:unhideWhenUsed="0"/>
+    <w:lsdException w:name="List Number 4" w:semiHidden="0" w:uiPriority="0" w:unhideWhenUsed="0"/>
+    <w:lsdException w:name="List Number 5" w:semiHidden="0" w:uiPriority="0" w:unhideWhenUsed="0"/>
+    <w:lsdException w:name="Title" w:semiHidden="0" w:uiPriority="0" w:unhideWhenUsed="0" w:qFormat="1"/>
+    <w:lsdException w:name="Closing" w:semiHidden="0" w:uiPriority="0" w:unhideWhenUsed="0"/>
+    <w:lsdException w:name="Signature" w:semiHidden="0" w:uiPriority="0" w:unhideWhenUsed="0"/>
+    <w:lsdException w:name="Default Paragraph Font" w:uiPriority="0" w:unhideWhenUsed="0" w:qFormat="1"/>
+    <w:lsdException w:name="Body Text" w:uiPriority="0" w:unhideWhenUsed="0" w:qFormat="1"/>
+    <w:lsdException w:name="Body Text Indent" w:semiHidden="0" w:uiPriority="0" w:unhideWhenUsed="0"/>
+    <w:lsdException w:name="List Continue" w:semiHidden="0" w:uiPriority="0" w:unhideWhenUsed="0"/>
+    <w:lsdException w:name="List Continue 2" w:semiHidden="0" w:uiPriority="0" w:unhideWhenUsed="0"/>
+    <w:lsdException w:name="List Continue 3" w:semiHidden="0" w:uiPriority="0" w:unhideWhenUsed="0"/>
+    <w:lsdException w:name="List Continue 4" w:semiHidden="0" w:uiPriority="0" w:unhideWhenUsed="0"/>
+    <w:lsdException w:name="List Continue 5" w:semiHidden="0" w:uiPriority="0" w:unhideWhenUsed="0"/>
+    <w:lsdException w:name="Message Header" w:semiHidden="0" w:uiPriority="0" w:unhideWhenUsed="0"/>
+    <w:lsdException w:name="Subtitle" w:semiHidden="0" w:uiPriority="0" w:unhideWhenUsed="0" w:qFormat="1"/>
+    <w:lsdException w:name="Salutation" w:semiHidden="0" w:uiPriority="0" w:unhideWhenUsed="0"/>
+    <w:lsdException w:name="Date" w:semiHidden="0" w:uiPriority="0" w:unhideWhenUsed="0"/>
+    <w:lsdException w:name="Body Text First Indent" w:semiHidden="0" w:uiPriority="0" w:unhideWhenUsed="0"/>
+    <w:lsdException w:name="Body Text First Indent 2" w:semiHidden="0" w:uiPriority="0" w:unhideWhenUsed="0"/>
+    <w:lsdException w:name="Body Text 2" w:semiHidden="0" w:uiPriority="0" w:unhideWhenUsed="0"/>
+    <w:lsdException w:name="Body Text 3" w:semiHidden="0" w:uiPriority="0" w:unhideWhenUsed="0"/>
+    <w:lsdException w:name="Body Text Indent 2" w:semiHidden="0" w:uiPriority="0" w:unhideWhenUsed="0"/>
+    <w:lsdException w:name="Body Text Indent 3" w:semiHidden="0" w:uiPriority="0" w:unhideWhenUsed="0"/>
+    <w:lsdException w:name="Block Text" w:semiHidden="0" w:uiPriority="0" w:unhideWhenUsed="0"/>
+    <w:lsdException w:name="Hyperlink" w:semiHidden="0" w:uiPriority="0" w:unhideWhenUsed="0"/>
+    <w:lsdException w:name="FollowedHyperlink" w:semiHidden="0" w:uiPriority="0" w:unhideWhenUsed="0"/>
+    <w:lsdException w:name="Strong" w:semiHidden="0" w:uiPriority="0" w:unhideWhenUsed="0" w:qFormat="1"/>
+    <w:lsdException w:name="Emphasis" w:semiHidden="0" w:uiPriority="0" w:unhideWhenUsed="0" w:qFormat="1"/>
+    <w:lsdException w:name="Document Map" w:semiHidden="0" w:uiPriority="0" w:unhideWhenUsed="0"/>
+    <w:lsdException w:name="Plain Text" w:semiHidden="0" w:uiPriority="0" w:unhideWhenUsed="0"/>
+    <w:lsdException w:name="E-mail Signature" w:semiHidden="0" w:uiPriority="0" w:unhideWhenUsed="0"/>
+    <w:lsdException w:name="Normal (Web)" w:semiHidden="0" w:uiPriority="0" w:unhideWhenUsed="0" w:qFormat="1"/>
+    <w:lsdException w:name="HTML Acronym" w:semiHidden="0" w:uiPriority="0" w:unhideWhenUsed="0"/>
+    <w:lsdException w:name="HTML Address" w:semiHidden="0" w:uiPriority="0" w:unhideWhenUsed="0"/>
+    <w:lsdException w:name="HTML Cite" w:semiHidden="0" w:uiPriority="0" w:unhideWhenUsed="0"/>
+    <w:lsdException w:name="HTML Code" w:semiHidden="0" w:uiPriority="0" w:unhideWhenUsed="0"/>
+    <w:lsdException w:name="HTML Definition" w:semiHidden="0" w:uiPriority="0" w:unhideWhenUsed="0"/>
+    <w:lsdException w:name="HTML Keyboard" w:semiHidden="0" w:uiPriority="0" w:unhideWhenUsed="0"/>
+    <w:lsdException w:name="HTML Preformatted" w:semiHidden="0" w:uiPriority="0" w:unhideWhenUsed="0"/>
+    <w:lsdException w:name="HTML Sample" w:semiHidden="0" w:uiPriority="0" w:unhideWhenUsed="0"/>
+    <w:lsdException w:name="HTML Typewriter" w:semiHidden="0" w:uiPriority="0" w:unhideWhenUsed="0"/>
+    <w:lsdException w:name="HTML Variable" w:semiHidden="0" w:uiPriority="0" w:unhideWhenUsed="0"/>
+    <w:lsdException w:name="Normal Table" w:uiPriority="0" w:unhideWhenUsed="0" w:qFormat="1"/>
+    <w:lsdException w:name="annotation subject" w:semiHidden="0" w:uiPriority="0" w:unhideWhenUsed="0"/>
+    <w:lsdException w:name="Table Simple 1" w:semiHidden="0" w:uiPriority="0" w:unhideWhenUsed="0"/>
+    <w:lsdException w:name="Table Simple 2" w:semiHidden="0" w:uiPriority="0" w:unhideWhenUsed="0"/>
+    <w:lsdException w:name="Table Simple 3" w:semiHidden="0" w:uiPriority="0" w:unhideWhenUsed="0"/>
+    <w:lsdException w:name="Table Classic 1" w:semiHidden="0" w:uiPriority="0" w:unhideWhenUsed="0"/>
+    <w:lsdException w:name="Table Classic 2" w:semiHidden="0" w:uiPriority="0" w:unhideWhenUsed="0"/>
+    <w:lsdException w:name="Table Classic 3" w:semiHidden="0" w:uiPriority="0" w:unhideWhenUsed="0"/>
+    <w:lsdException w:name="Table Classic 4" w:semiHidden="0" w:uiPriority="0" w:unhideWhenUsed="0"/>
+    <w:lsdException w:name="Table Colorful 1" w:semiHidden="0" w:uiPriority="0" w:unhideWhenUsed="0"/>
+    <w:lsdException w:name="Table Colorful 2" w:semiHidden="0" w:uiPriority="0" w:unhideWhenUsed="0"/>
+    <w:lsdException w:name="Table Colorful 3" w:semiHidden="0" w:uiPriority="0" w:unhideWhenUsed="0"/>
+    <w:lsdException w:name="Table Columns 1" w:semiHidden="0" w:uiPriority="0" w:unhideWhenUsed="0"/>
+    <w:lsdException w:name="Table Columns 2" w:semiHidden="0" w:uiPriority="0" w:unhideWhenUsed="0"/>
+    <w:lsdException w:name="Table Columns 3" w:semiHidden="0" w:uiPriority="0" w:unhideWhenUsed="0"/>
+    <w:lsdException w:name="Table Columns 4" w:semiHidden="0" w:uiPriority="0" w:unhideWhenUsed="0"/>
+    <w:lsdException w:name="Table Columns 5" w:semiHidden="0" w:uiPriority="0" w:unhideWhenUsed="0"/>
+    <w:lsdException w:name="Table Grid 1" w:semiHidden="0" w:uiPriority="0" w:unhideWhenUsed="0"/>
+    <w:lsdException w:name="Table Grid 2" w:semiHidden="0" w:uiPriority="0" w:unhideWhenUsed="0"/>
+    <w:lsdException w:name="Table Grid 3" w:semiHidden="0" w:uiPriority="0" w:unhideWhenUsed="0"/>
+    <w:lsdException w:name="Table Grid 4" w:semiHidden="0" w:uiPriority="0" w:unhideWhenUsed="0"/>
+    <w:lsdException w:name="Table Grid 5" w:semiHidden="0" w:uiPriority="0" w:unhideWhenUsed="0"/>
+    <w:lsdException w:name="Table Grid 6" w:semiHidden="0" w:uiPriority="0" w:unhideWhenUsed="0"/>
+    <w:lsdException w:name="Table Grid 7" w:semiHidden="0" w:uiPriority="0" w:unhideWhenUsed="0"/>
+    <w:lsdException w:name="Table Grid 8" w:semiHidden="0" w:uiPriority="0" w:unhideWhenUsed="0"/>
+    <w:lsdException w:name="Table List 1" w:semiHidden="0" w:uiPriority="0" w:unhideWhenUsed="0"/>
+    <w:lsdException w:name="Table List 2" w:semiHidden="0" w:uiPriority="0" w:unhideWhenUsed="0"/>
+    <w:lsdException w:name="Table List 3" w:semiHidden="0" w:uiPriority="0" w:unhideWhenUsed="0"/>
+    <w:lsdException w:name="Table List 4" w:semiHidden="0" w:uiPriority="0" w:unhideWhenUsed="0"/>
+    <w:lsdException w:name="Table List 5" w:semiHidden="0" w:uiPriority="0" w:unhideWhenUsed="0"/>
+    <w:lsdException w:name="Table List 6" w:semiHidden="0" w:uiPriority="0" w:unhideWhenUsed="0"/>
+    <w:lsdException w:name="Table List 7" w:semiHidden="0" w:uiPriority="0" w:unhideWhenUsed="0"/>
+    <w:lsdException w:name="Table List 8" w:semiHidden="0" w:uiPriority="0" w:unhideWhenUsed="0"/>
+    <w:lsdException w:name="Table 3D effects 1" w:semiHidden="0" w:uiPriority="0" w:unhideWhenUsed="0"/>
+    <w:lsdException w:name="Table 3D effects 2" w:semiHidden="0" w:uiPriority="0" w:unhideWhenUsed="0"/>
+    <w:lsdException w:name="Table 3D effects 3" w:semiHidden="0" w:uiPriority="0" w:unhideWhenUsed="0"/>
+    <w:lsdException w:name="Table Contemporary" w:semiHidden="0" w:uiPriority="0" w:unhideWhenUsed="0"/>
+    <w:lsdException w:name="Table Elegant" w:semiHidden="0" w:uiPriority="0" w:unhideWhenUsed="0"/>
+    <w:lsdException w:name="Table Professional" w:semiHidden="0" w:uiPriority="0" w:unhideWhenUsed="0"/>
+    <w:lsdException w:name="Table Subtle 1" w:semiHidden="0" w:uiPriority="0" w:unhideWhenUsed="0"/>
+    <w:lsdException w:name="Table Subtle 2" w:semiHidden="0" w:uiPriority="0" w:unhideWhenUsed="0"/>
+    <w:lsdException w:name="Table Web 1" w:semiHidden="0" w:uiPriority="0" w:unhideWhenUsed="0"/>
+    <w:lsdException w:name="Table Web 2" w:semiHidden="0" w:uiPriority="0" w:unhideWhenUsed="0"/>
+    <w:lsdException w:name="Table Web 3" w:semiHidden="0" w:uiPriority="0" w:unhideWhenUsed="0"/>
+    <w:lsdException w:name="Balloon Text" w:semiHidden="0" w:uiPriority="0" w:unhideWhenUsed="0"/>
+    <w:lsdException w:name="Table Grid" w:semiHidden="0" w:uiPriority="0" w:unhideWhenUsed="0" w:qFormat="1"/>
+    <w:lsdException w:name="Table Theme" w:semiHidden="0" w:uiPriority="0" w:unhideWhenUsed="0"/>
+    <w:lsdException w:name="Light Shading" w:semiHidden="0" w:uiPriority="60" w:unhideWhenUsed="0"/>
+    <w:lsdException w:name="Light List" w:semiHidden="0" w:uiPriority="61" w:unhideWhenUsed="0"/>
+    <w:lsdException w:name="Light Grid" w:semiHidden="0" w:uiPriority="62" w:unhideWhenUsed="0"/>
+    <w:lsdException w:name="Medium Shading 1" w:semiHidden="0" w:uiPriority="63" w:unhideWhenUsed="0"/>
+    <w:lsdException w:name="Medium Shading 2" w:semiHidden="0" w:uiPriority="64" w:unhideWhenUsed="0"/>
+    <w:lsdException w:name="Medium List 1" w:semiHidden="0" w:uiPriority="65" w:unhideWhenUsed="0"/>
+    <w:lsdException w:name="Medium List 2" w:semiHidden="0" w:uiPriority="66" w:unhideWhenUsed="0"/>
+    <w:lsdException w:name="Medium Grid 1" w:semiHidden="0" w:uiPriority="67" w:unhideWhenUsed="0"/>
+    <w:lsdException w:name="Medium Grid 2" w:semiHidden="0" w:uiPriority="68" w:unhideWhenUsed="0"/>
+    <w:lsdException w:name="Medium Grid 3" w:semiHidden="0" w:uiPriority="69" w:unhideWhenUsed="0"/>
+    <w:lsdException w:name="Dark List" w:semiHidden="0" w:uiPriority="70" w:unhideWhenUsed="0"/>
+    <w:lsdException w:name="Colorful Shading" w:semiHidden="0" w:uiPriority="71" w:unhideWhenUsed="0"/>
+    <w:lsdException w:name="Colorful List" w:semiHidden="0" w:uiPriority="72" w:unhideWhenUsed="0"/>
+    <w:lsdException w:name="Colorful Grid" w:semiHidden="0" w:uiPriority="73" w:unhideWhenUsed="0"/>
+    <w:lsdException w:name="Light Shading Accent 1" w:semiHidden="0" w:uiPriority="60" w:unhideWhenUsed="0"/>
+    <w:lsdException w:name="Light List Accent 1" w:semiHidden="0" w:uiPriority="61" w:unhideWhenUsed="0"/>
+    <w:lsdException w:name="Light Grid Accent 1" w:semiHidden="0" w:uiPriority="62" w:unhideWhenUsed="0"/>
+    <w:lsdException w:name="Medium Shading 1 Accent 1" w:semiHidden="0" w:uiPriority="63" w:unhideWhenUsed="0"/>
+    <w:lsdException w:name="Medium Shading 2 Accent 1" w:semiHidden="0" w:uiPriority="64" w:unhideWhenUsed="0"/>
+    <w:lsdException w:name="Medium List 1 Accent 1" w:semiHidden="0" w:uiPriority="65" w:unhideWhenUsed="0"/>
+    <w:lsdException w:name="Medium List 2 Accent 1" w:semiHidden="0" w:uiPriority="66" w:unhideWhenUsed="0"/>
+    <w:lsdException w:name="Medium Grid 1 Accent 1" w:semiHidden="0" w:uiPriority="67" w:unhideWhenUsed="0"/>
+    <w:lsdException w:name="Medium Grid 2 Accent 1" w:semiHidden="0" w:uiPriority="68" w:unhideWhenUsed="0"/>
+    <w:lsdException w:name="Medium Grid 3 Accent 1" w:semiHidden="0" w:uiPriority="69" w:unhideWhenUsed="0"/>
+    <w:lsdException w:name="Dark List Accent 1" w:semiHidden="0" w:uiPriority="70" w:unhideWhenUsed="0"/>
+    <w:lsdException w:name="Colorful Shading Accent 1" w:semiHidden="0" w:uiPriority="71" w:unhideWhenUsed="0"/>
+    <w:lsdException w:name="Colorful List Accent 1" w:semiHidden="0" w:uiPriority="72" w:unhideWhenUsed="0"/>
+    <w:lsdException w:name="Colorful Grid Accent 1" w:semiHidden="0" w:uiPriority="73" w:unhideWhenUsed="0"/>
+    <w:lsdException w:name="Light Shading Accent 2" w:semiHidden="0" w:uiPriority="60" w:unhideWhenUsed="0"/>
+    <w:lsdException w:name="Light List Accent 2" w:semiHidden="0" w:uiPriority="61" w:unhideWhenUsed="0"/>
+    <w:lsdException w:name="Light Grid Accent 2" w:semiHidden="0" w:uiPriority="62" w:unhideWhenUsed="0"/>
+    <w:lsdException w:name="Medium Shading 1 Accent 2" w:semiHidden="0" w:uiPriority="63" w:unhideWhenUsed="0"/>
+    <w:lsdException w:name="Medium Shading 2 Accent 2" w:semiHidden="0" w:uiPriority="64" w:unhideWhenUsed="0"/>
+    <w:lsdException w:name="Medium List 1 Accent 2" w:semiHidden="0" w:uiPriority="65" w:unhideWhenUsed="0"/>
+    <w:lsdException w:name="Medium List 2 Accent 2" w:semiHidden="0" w:uiPriority="66" w:unhideWhenUsed="0"/>
+    <w:lsdException w:name="Medium Grid 1 Accent 2" w:semiHidden="0" w:uiPriority="67" w:unhideWhenUsed="0"/>
+    <w:lsdException w:name="Medium Grid 2 Accent 2" w:semiHidden="0" w:uiPriority="68" w:unhideWhenUsed="0"/>
+    <w:lsdException w:name="Medium Grid 3 Accent 2" w:semiHidden="0" w:uiPriority="69" w:unhideWhenUsed="0"/>
+    <w:lsdException w:name="Dark List Accent 2" w:semiHidden="0" w:uiPriority="70" w:unhideWhenUsed="0"/>
+    <w:lsdException w:name="Colorful Shading Accent 2" w:semiHidden="0" w:uiPriority="71" w:unhideWhenUsed="0"/>
+    <w:lsdException w:name="Colorful List Accent 2" w:semiHidden="0" w:uiPriority="72" w:unhideWhenUsed="0"/>
+    <w:lsdException w:name="Colorful Grid Accent 2" w:semiHidden="0" w:uiPriority="73" w:unhideWhenUsed="0"/>
+    <w:lsdException w:name="Light Shading Accent 3" w:semiHidden="0" w:uiPriority="60" w:unhideWhenUsed="0"/>
+    <w:lsdException w:name="Light List Accent 3" w:semiHidden="0" w:uiPriority="61" w:unhideWhenUsed="0"/>
+    <w:lsdException w:name="Light Grid Accent 3" w:semiHidden="0" w:uiPriority="62" w:unhideWhenUsed="0"/>
+    <w:lsdException w:name="Medium Shading 1 Accent 3" w:semiHidden="0" w:uiPriority="63" w:unhideWhenUsed="0"/>
+    <w:lsdException w:name="Medium Shading 2 Accent 3" w:semiHidden="0" w:uiPriority="64" w:unhideWhenUsed="0"/>
+    <w:lsdException w:name="Medium List 1 Accent 3" w:semiHidden="0" w:uiPriority="65" w:unhideWhenUsed="0"/>
+    <w:lsdException w:name="Medium List 2 Accent 3" w:semiHidden="0" w:uiPriority="66" w:unhideWhenUsed="0"/>
+    <w:lsdException w:name="Medium Grid 1 Accent 3" w:semiHidden="0" w:uiPriority="67" w:unhideWhenUsed="0"/>
+    <w:lsdException w:name="Medium Grid 2 Accent 3" w:semiHidden="0" w:uiPriority="68" w:unhideWhenUsed="0"/>
+    <w:lsdException w:name="Medium Grid 3 Accent 3" w:semiHidden="0" w:uiPriority="69" w:unhideWhenUsed="0"/>
+    <w:lsdException w:name="Dark List Accent 3" w:semiHidden="0" w:uiPriority="70" w:unhideWhenUsed="0"/>
+    <w:lsdException w:name="Colorful Shading Accent 3" w:semiHidden="0" w:uiPriority="71" w:unhideWhenUsed="0"/>
+    <w:lsdException w:name="Colorful List Accent 3" w:semiHidden="0" w:uiPriority="72" w:unhideWhenUsed="0"/>
+    <w:lsdException w:name="Colorful Grid Accent 3" w:semiHidden="0" w:uiPriority="73" w:unhideWhenUsed="0"/>
+    <w:lsdException w:name="Light Shading Accent 4" w:semiHidden="0" w:uiPriority="60" w:unhideWhenUsed="0"/>
+    <w:lsdException w:name="Light List Accent 4" w:semiHidden="0" w:uiPriority="61" w:unhideWhenUsed="0"/>
+    <w:lsdException w:name="Light Grid Accent 4" w:semiHidden="0" w:uiPriority="62" w:unhideWhenUsed="0"/>
+    <w:lsdException w:name="Medium Shading 1 Accent 4" w:semiHidden="0" w:uiPriority="63" w:unhideWhenUsed="0"/>
+    <w:lsdException w:name="Medium Shading 2 Accent 4" w:semiHidden="0" w:uiPriority="64" w:unhideWhenUsed="0"/>
+    <w:lsdException w:name="Medium List 1 Accent 4" w:semiHidden="0" w:uiPriority="65" w:unhideWhenUsed="0"/>
+    <w:lsdException w:name="Medium List 2 Accent 4" w:semiHidden="0" w:uiPriority="66" w:unhideWhenUsed="0"/>
+    <w:lsdException w:name="Medium Grid 1 Accent 4" w:semiHidden="0" w:uiPriority="67" w:unhideWhenUsed="0"/>
+    <w:lsdException w:name="Medium Grid 2 Accent 4" w:semiHidden="0" w:uiPriority="68" w:unhideWhenUsed="0"/>
+    <w:lsdException w:name="Medium Grid 3 Accent 4" w:semiHidden="0" w:uiPriority="69" w:unhideWhenUsed="0"/>
+    <w:lsdException w:name="Dark List Accent 4" w:semiHidden="0" w:uiPriority="70" w:unhideWhenUsed="0"/>
+    <w:lsdException w:name="Colorful Shading Accent 4" w:semiHidden="0" w:uiPriority="71" w:unhideWhenUsed="0"/>
+    <w:lsdException w:name="Colorful List Accent 4" w:semiHidden="0" w:uiPriority="72" w:unhideWhenUsed="0"/>
+    <w:lsdException w:name="Colorful Grid Accent 4" w:semiHidden="0" w:uiPriority="73" w:unhideWhenUsed="0"/>
+    <w:lsdException w:name="Light Shading Accent 5" w:semiHidden="0" w:uiPriority="60" w:unhideWhenUsed="0"/>
+    <w:lsdException w:name="Light List Accent 5" w:semiHidden="0" w:uiPriority="61" w:unhideWhenUsed="0"/>
+    <w:lsdException w:name="Light Grid Accent 5" w:semiHidden="0" w:uiPriority="62" w:unhideWhenUsed="0"/>
+    <w:lsdException w:name="Medium Shading 1 Accent 5" w:semiHidden="0" w:uiPriority="63" w:unhideWhenUsed="0"/>
+    <w:lsdException w:name="Medium Shading 2 Accent 5" w:semiHidden="0" w:uiPriority="64" w:unhideWhenUsed="0"/>
+    <w:lsdException w:name="Medium List 1 Accent 5" w:semiHidden="0" w:uiPriority="65" w:unhideWhenUsed="0"/>
+    <w:lsdException w:name="Medium List 2 Accent 5" w:semiHidden="0" w:uiPriority="66" w:unhideWhenUsed="0"/>
+    <w:lsdException w:name="Medium Grid 1 Accent 5" w:semiHidden="0" w:uiPriority="67" w:unhideWhenUsed="0"/>
+    <w:lsdException w:name="Medium Grid 2 Accent 5" w:semiHidden="0" w:uiPriority="68" w:unhideWhenUsed="0"/>
+    <w:lsdException w:name="Medium Grid 3 Accent 5" w:semiHidden="0" w:uiPriority="69" w:unhideWhenUsed="0"/>
+    <w:lsdException w:name="Dark List Accent 5" w:semiHidden="0" w:uiPriority="70" w:unhideWhenUsed="0"/>
+    <w:lsdException w:name="Colorful Shading Accent 5" w:semiHidden="0" w:uiPriority="71" w:unhideWhenUsed="0"/>
+    <w:lsdException w:name="Colorful List Accent 5" w:semiHidden="0" w:uiPriority="72" w:unhideWhenUsed="0"/>
+    <w:lsdException w:name="Colorful Grid Accent 5" w:semiHidden="0" w:uiPriority="73" w:unhideWhenUsed="0"/>
+    <w:lsdException w:name="Light Shading Accent 6" w:semiHidden="0" w:uiPriority="60" w:unhideWhenUsed="0"/>
+    <w:lsdException w:name="Light List Accent 6" w:semiHidden="0" w:uiPriority="61" w:unhideWhenUsed="0"/>
+    <w:lsdException w:name="Light Grid Accent 6" w:semiHidden="0" w:uiPriority="62" w:unhideWhenUsed="0"/>
+    <w:lsdException w:name="Medium Shading 1 Accent 6" w:semiHidden="0" w:uiPriority="63" w:unhideWhenUsed="0"/>
+    <w:lsdException w:name="Medium Shading 2 Accent 6" w:semiHidden="0" w:uiPriority="64" w:unhideWhenUsed="0"/>
+    <w:lsdException w:name="Medium List 1 Accent 6" w:semiHidden="0" w:uiPriority="65" w:unhideWhenUsed="0"/>
+    <w:lsdException w:name="Medium List 2 Accent 6" w:semiHidden="0" w:uiPriority="66" w:unhideWhenUsed="0"/>
+    <w:lsdException w:name="Medium Grid 1 Accent 6" w:semiHidden="0" w:uiPriority="67" w:unhideWhenUsed="0"/>
+    <w:lsdException w:name="Medium Grid 2 Accent 6" w:semiHidden="0" w:uiPriority="68" w:unhideWhenUsed="0"/>
+    <w:lsdException w:name="Medium Grid 3 Accent 6" w:semiHidden="0" w:uiPriority="69" w:unhideWhenUsed="0"/>
+    <w:lsdException w:name="Dark List Accent 6" w:semiHidden="0" w:uiPriority="70" w:unhideWhenUsed="0"/>
+    <w:lsdException w:name="Colorful Shading Accent 6" w:semiHidden="0" w:uiPriority="71" w:unhideWhenUsed="0"/>
+    <w:lsdException w:name="Colorful List Accent 6" w:semiHidden="0" w:uiPriority="72" w:unhideWhenUsed="0"/>
+    <w:lsdException w:name="Colorful Grid Accent 6" w:semiHidden="0" w:uiPriority="73" w:unhideWhenUsed="0"/>
   </w:latentStyles>
-  <w:style w:type="paragraph" w:default="1" w:styleId="1">
+  <w:style w:type="paragraph" w:default="1" w:styleId="Normal">
     <w:name w:val="Normal"/>
     <w:qFormat/>
-    <w:uiPriority w:val="0"/>
     <w:pPr>
       <w:kinsoku w:val="0"/>
       <w:autoSpaceDE w:val="0"/>
@@ -9082,7 +9089,7 @@
       <w:textAlignment w:val="baseline"/>
     </w:pPr>
     <w:rPr>
-      <w:rFonts w:ascii="Arial" w:hAnsi="Arial" w:eastAsia="宋体" w:cs="Arial"/>
+      <w:rFonts w:ascii="Arial" w:eastAsia="宋体" w:hAnsi="Arial" w:cs="Arial"/>
       <w:snapToGrid w:val="0"/>
       <w:color w:val="000000"/>
       <w:kern w:val="0"/>
@@ -9091,12 +9098,11 @@
       <w:lang w:val="en-US" w:eastAsia="en-US" w:bidi="ar-SA"/>
     </w:rPr>
   </w:style>
-  <w:style w:type="paragraph" w:styleId="2">
+  <w:style w:type="paragraph" w:styleId="Heading1">
     <w:name w:val="heading 1"/>
-    <w:basedOn w:val="1"/>
-    <w:next w:val="1"/>
+    <w:basedOn w:val="Normal"/>
+    <w:next w:val="Normal"/>
     <w:qFormat/>
-    <w:uiPriority w:val="0"/>
     <w:pPr>
       <w:keepNext/>
       <w:keepLines/>
@@ -9114,13 +9120,12 @@
       <w:sz w:val="44"/>
     </w:rPr>
   </w:style>
-  <w:style w:type="paragraph" w:styleId="3">
+  <w:style w:type="paragraph" w:styleId="Heading2">
     <w:name w:val="heading 2"/>
-    <w:basedOn w:val="1"/>
-    <w:next w:val="1"/>
+    <w:basedOn w:val="Normal"/>
+    <w:next w:val="Normal"/>
     <w:unhideWhenUsed/>
     <w:qFormat/>
-    <w:uiPriority w:val="0"/>
     <w:pPr>
       <w:keepNext/>
       <w:keepLines/>
@@ -9133,19 +9138,18 @@
       <w:outlineLvl w:val="1"/>
     </w:pPr>
     <w:rPr>
-      <w:rFonts w:ascii="Arial" w:hAnsi="Arial" w:eastAsia="黑体"/>
+      <w:rFonts w:ascii="Arial" w:eastAsia="黑体" w:hAnsi="Arial"/>
       <w:b/>
       <w:sz w:val="32"/>
     </w:rPr>
   </w:style>
-  <w:style w:type="paragraph" w:styleId="4">
+  <w:style w:type="paragraph" w:styleId="Heading3">
     <w:name w:val="heading 3"/>
-    <w:basedOn w:val="1"/>
-    <w:next w:val="1"/>
+    <w:basedOn w:val="Normal"/>
+    <w:next w:val="Normal"/>
     <w:semiHidden/>
     <w:unhideWhenUsed/>
     <w:qFormat/>
-    <w:uiPriority w:val="0"/>
     <w:pPr>
       <w:keepNext/>
       <w:keepLines/>
@@ -9162,13 +9166,12 @@
       <w:sz w:val="32"/>
     </w:rPr>
   </w:style>
-  <w:style w:type="paragraph" w:styleId="5">
+  <w:style w:type="paragraph" w:styleId="Heading4">
     <w:name w:val="heading 4"/>
-    <w:basedOn w:val="1"/>
-    <w:next w:val="1"/>
+    <w:basedOn w:val="Normal"/>
+    <w:next w:val="Normal"/>
     <w:unhideWhenUsed/>
     <w:qFormat/>
-    <w:uiPriority w:val="0"/>
     <w:pPr>
       <w:keepNext/>
       <w:keepLines/>
@@ -9181,19 +9184,18 @@
       <w:outlineLvl w:val="3"/>
     </w:pPr>
     <w:rPr>
-      <w:rFonts w:ascii="Arial" w:hAnsi="Arial" w:eastAsia="黑体"/>
+      <w:rFonts w:ascii="Arial" w:eastAsia="黑体" w:hAnsi="Arial"/>
       <w:b/>
       <w:sz w:val="28"/>
     </w:rPr>
   </w:style>
-  <w:style w:type="paragraph" w:styleId="6">
+  <w:style w:type="paragraph" w:styleId="Heading5">
     <w:name w:val="heading 5"/>
-    <w:basedOn w:val="1"/>
-    <w:next w:val="1"/>
+    <w:basedOn w:val="Normal"/>
+    <w:next w:val="Normal"/>
     <w:semiHidden/>
     <w:unhideWhenUsed/>
     <w:qFormat/>
-    <w:uiPriority w:val="0"/>
     <w:pPr>
       <w:keepNext/>
       <w:keepLines/>
@@ -9210,14 +9212,13 @@
       <w:sz w:val="28"/>
     </w:rPr>
   </w:style>
-  <w:style w:type="paragraph" w:styleId="7">
+  <w:style w:type="paragraph" w:styleId="Heading6">
     <w:name w:val="heading 6"/>
-    <w:basedOn w:val="1"/>
-    <w:next w:val="1"/>
+    <w:basedOn w:val="Normal"/>
+    <w:next w:val="Normal"/>
     <w:semiHidden/>
     <w:unhideWhenUsed/>
     <w:qFormat/>
-    <w:uiPriority w:val="0"/>
     <w:pPr>
       <w:keepNext/>
       <w:keepLines/>
@@ -9230,19 +9231,18 @@
       <w:outlineLvl w:val="5"/>
     </w:pPr>
     <w:rPr>
-      <w:rFonts w:ascii="Arial" w:hAnsi="Arial" w:eastAsia="黑体"/>
+      <w:rFonts w:ascii="Arial" w:eastAsia="黑体" w:hAnsi="Arial"/>
       <w:b/>
       <w:sz w:val="24"/>
     </w:rPr>
   </w:style>
-  <w:style w:type="paragraph" w:styleId="8">
+  <w:style w:type="paragraph" w:styleId="Heading7">
     <w:name w:val="heading 7"/>
-    <w:basedOn w:val="1"/>
-    <w:next w:val="1"/>
+    <w:basedOn w:val="Normal"/>
+    <w:next w:val="Normal"/>
     <w:semiHidden/>
     <w:unhideWhenUsed/>
     <w:qFormat/>
-    <w:uiPriority w:val="0"/>
     <w:pPr>
       <w:keepNext/>
       <w:keepLines/>
@@ -9259,14 +9259,13 @@
       <w:sz w:val="24"/>
     </w:rPr>
   </w:style>
-  <w:style w:type="paragraph" w:styleId="9">
+  <w:style w:type="paragraph" w:styleId="Heading8">
     <w:name w:val="heading 8"/>
-    <w:basedOn w:val="1"/>
-    <w:next w:val="1"/>
+    <w:basedOn w:val="Normal"/>
+    <w:next w:val="Normal"/>
     <w:semiHidden/>
     <w:unhideWhenUsed/>
     <w:qFormat/>
-    <w:uiPriority w:val="0"/>
     <w:pPr>
       <w:keepNext/>
       <w:keepLines/>
@@ -9279,18 +9278,17 @@
       <w:outlineLvl w:val="7"/>
     </w:pPr>
     <w:rPr>
-      <w:rFonts w:ascii="Arial" w:hAnsi="Arial" w:eastAsia="黑体"/>
+      <w:rFonts w:ascii="Arial" w:eastAsia="黑体" w:hAnsi="Arial"/>
       <w:sz w:val="24"/>
     </w:rPr>
   </w:style>
-  <w:style w:type="paragraph" w:styleId="10">
+  <w:style w:type="paragraph" w:styleId="Heading9">
     <w:name w:val="heading 9"/>
-    <w:basedOn w:val="1"/>
-    <w:next w:val="1"/>
+    <w:basedOn w:val="Normal"/>
+    <w:next w:val="Normal"/>
     <w:semiHidden/>
     <w:unhideWhenUsed/>
     <w:qFormat/>
-    <w:uiPriority w:val="0"/>
     <w:pPr>
       <w:keepNext/>
       <w:keepLines/>
@@ -9303,21 +9301,19 @@
       <w:outlineLvl w:val="8"/>
     </w:pPr>
     <w:rPr>
-      <w:rFonts w:ascii="Arial" w:hAnsi="Arial" w:eastAsia="黑体"/>
+      <w:rFonts w:ascii="Arial" w:eastAsia="黑体" w:hAnsi="Arial"/>
       <w:sz w:val="21"/>
     </w:rPr>
   </w:style>
-  <w:style w:type="character" w:default="1" w:styleId="22">
+  <w:style w:type="character" w:default="1" w:styleId="DefaultParagraphFont">
     <w:name w:val="Default Paragraph Font"/>
     <w:semiHidden/>
     <w:qFormat/>
-    <w:uiPriority w:val="0"/>
   </w:style>
-  <w:style w:type="table" w:default="1" w:styleId="20">
+  <w:style w:type="table" w:default="1" w:styleId="TableNormal">
     <w:name w:val="Normal Table"/>
     <w:semiHidden/>
     <w:qFormat/>
-    <w:uiPriority w:val="0"/>
     <w:tblPr>
       <w:tblCellMar>
         <w:top w:w="0" w:type="dxa"/>
@@ -9327,43 +9323,39 @@
       </w:tblCellMar>
     </w:tblPr>
   </w:style>
-  <w:style w:type="paragraph" w:styleId="11">
+  <w:style w:type="paragraph" w:styleId="CommentText">
     <w:name w:val="annotation text"/>
-    <w:basedOn w:val="1"/>
+    <w:basedOn w:val="Normal"/>
     <w:qFormat/>
-    <w:uiPriority w:val="0"/>
     <w:pPr>
       <w:jc w:val="left"/>
     </w:pPr>
   </w:style>
-  <w:style w:type="paragraph" w:styleId="12">
+  <w:style w:type="paragraph" w:styleId="BodyText">
     <w:name w:val="Body Text"/>
-    <w:basedOn w:val="1"/>
+    <w:basedOn w:val="Normal"/>
     <w:semiHidden/>
     <w:qFormat/>
-    <w:uiPriority w:val="0"/>
     <w:rPr>
-      <w:rFonts w:ascii="Arial" w:hAnsi="Arial" w:eastAsia="Arial" w:cs="Arial"/>
+      <w:rFonts w:ascii="Arial" w:eastAsia="Arial" w:hAnsi="Arial" w:cs="Arial"/>
       <w:sz w:val="21"/>
       <w:szCs w:val="21"/>
       <w:lang w:val="en-US" w:eastAsia="en-US" w:bidi="ar-SA"/>
     </w:rPr>
   </w:style>
-  <w:style w:type="paragraph" w:styleId="13">
+  <w:style w:type="paragraph" w:styleId="TOC3">
     <w:name w:val="toc 3"/>
-    <w:basedOn w:val="1"/>
-    <w:next w:val="1"/>
+    <w:basedOn w:val="Normal"/>
+    <w:next w:val="Normal"/>
     <w:qFormat/>
-    <w:uiPriority w:val="0"/>
     <w:pPr>
       <w:ind w:left="840" w:leftChars="400"/>
     </w:pPr>
   </w:style>
-  <w:style w:type="paragraph" w:styleId="14">
+  <w:style w:type="paragraph" w:styleId="Footer">
     <w:name w:val="footer"/>
-    <w:basedOn w:val="1"/>
+    <w:basedOn w:val="Normal"/>
     <w:qFormat/>
-    <w:uiPriority w:val="0"/>
     <w:pPr>
       <w:tabs>
         <w:tab w:val="center" w:pos="4153"/>
@@ -9376,17 +9368,16 @@
       <w:sz w:val="18"/>
     </w:rPr>
   </w:style>
-  <w:style w:type="paragraph" w:styleId="15">
+  <w:style w:type="paragraph" w:styleId="Header">
     <w:name w:val="header"/>
-    <w:basedOn w:val="1"/>
+    <w:basedOn w:val="Normal"/>
     <w:qFormat/>
-    <w:uiPriority w:val="0"/>
     <w:pPr>
       <w:pBdr>
-        <w:top w:val="none" w:color="auto" w:sz="0" w:space="0"/>
-        <w:left w:val="none" w:color="auto" w:sz="0" w:space="0"/>
-        <w:bottom w:val="none" w:color="auto" w:sz="0" w:space="0"/>
-        <w:right w:val="none" w:color="auto" w:sz="0" w:space="0"/>
+        <w:top w:val="nil"/>
+        <w:left w:val="nil"/>
+        <w:bottom w:val="nil"/>
+        <w:right w:val="nil"/>
       </w:pBdr>
       <w:tabs>
         <w:tab w:val="center" w:pos="4153"/>
@@ -9401,41 +9392,37 @@
       <w:sz w:val="18"/>
     </w:rPr>
   </w:style>
-  <w:style w:type="paragraph" w:styleId="16">
+  <w:style w:type="paragraph" w:styleId="TOC1">
     <w:name w:val="toc 1"/>
-    <w:basedOn w:val="1"/>
-    <w:next w:val="1"/>
+    <w:basedOn w:val="Normal"/>
+    <w:next w:val="Normal"/>
     <w:qFormat/>
-    <w:uiPriority w:val="0"/>
     <w:rPr>
-      <w:rFonts w:ascii="Arial" w:hAnsi="Arial" w:eastAsia="Microsoft JhengHei"/>
+      <w:rFonts w:ascii="Arial" w:eastAsia="Microsoft JhengHei" w:hAnsi="Arial"/>
       <w:sz w:val="24"/>
     </w:rPr>
   </w:style>
-  <w:style w:type="paragraph" w:styleId="17">
+  <w:style w:type="paragraph" w:styleId="TOC2">
     <w:name w:val="toc 2"/>
-    <w:basedOn w:val="1"/>
-    <w:next w:val="1"/>
+    <w:basedOn w:val="Normal"/>
+    <w:next w:val="Normal"/>
     <w:qFormat/>
-    <w:uiPriority w:val="0"/>
     <w:pPr>
       <w:ind w:left="420" w:leftChars="200"/>
     </w:pPr>
   </w:style>
-  <w:style w:type="paragraph" w:styleId="18">
+  <w:style w:type="paragraph" w:styleId="NormalWeb">
     <w:name w:val="Normal (Web)"/>
-    <w:basedOn w:val="1"/>
+    <w:basedOn w:val="Normal"/>
     <w:qFormat/>
-    <w:uiPriority w:val="0"/>
     <w:rPr>
       <w:sz w:val="24"/>
     </w:rPr>
   </w:style>
-  <w:style w:type="paragraph" w:styleId="19">
+  <w:style w:type="paragraph" w:styleId="Title">
     <w:name w:val="Title"/>
-    <w:basedOn w:val="1"/>
+    <w:basedOn w:val="Normal"/>
     <w:qFormat/>
-    <w:uiPriority w:val="0"/>
     <w:pPr>
       <w:spacing w:before="240" w:beforeLines="0" w:beforeAutospacing="0" w:after="60" w:afterLines="0" w:afterAutospacing="0"/>
       <w:jc w:val="center"/>
@@ -9447,73 +9434,68 @@
       <w:sz w:val="32"/>
     </w:rPr>
   </w:style>
-  <w:style w:type="table" w:styleId="21">
+  <w:style w:type="table" w:styleId="TableGrid">
     <w:name w:val="Table Grid"/>
-    <w:basedOn w:val="20"/>
+    <w:basedOn w:val="TableNormal"/>
     <w:qFormat/>
-    <w:uiPriority w:val="0"/>
     <w:pPr>
       <w:widowControl w:val="0"/>
       <w:jc w:val="both"/>
     </w:pPr>
     <w:tblPr>
       <w:tblBorders>
-        <w:top w:val="single" w:color="auto" w:sz="4" w:space="0"/>
-        <w:left w:val="single" w:color="auto" w:sz="4" w:space="0"/>
-        <w:bottom w:val="single" w:color="auto" w:sz="4" w:space="0"/>
-        <w:right w:val="single" w:color="auto" w:sz="4" w:space="0"/>
-        <w:insideH w:val="single" w:color="auto" w:sz="4" w:space="0"/>
-        <w:insideV w:val="single" w:color="auto" w:sz="4" w:space="0"/>
+        <w:top w:val="single" w:sz="4" w:space="0" w:color="auto"/>
+        <w:left w:val="single" w:sz="4" w:space="0" w:color="auto"/>
+        <w:bottom w:val="single" w:sz="4" w:space="0" w:color="auto"/>
+        <w:right w:val="single" w:sz="4" w:space="0" w:color="auto"/>
+        <w:insideH w:val="single" w:sz="4" w:space="0" w:color="auto"/>
+        <w:insideV w:val="single" w:sz="4" w:space="0" w:color="auto"/>
       </w:tblBorders>
     </w:tblPr>
   </w:style>
-  <w:style w:type="character" w:styleId="23">
+  <w:style w:type="character" w:styleId="Strong">
     <w:name w:val="Strong"/>
-    <w:basedOn w:val="22"/>
+    <w:basedOn w:val="DefaultParagraphFont"/>
     <w:qFormat/>
-    <w:uiPriority w:val="0"/>
     <w:rPr>
       <w:b/>
     </w:rPr>
   </w:style>
-  <w:style w:type="paragraph" w:customStyle="1" w:styleId="24">
+  <w:style w:type="paragraph" w:customStyle="1" w:styleId="a">
     <w:name w:val="柴_公司名"/>
-    <w:basedOn w:val="19"/>
+    <w:basedOn w:val="Title"/>
     <w:qFormat/>
-    <w:uiPriority w:val="0"/>
     <w:pPr>
       <w:spacing w:after="600" w:afterLines="600"/>
     </w:pPr>
     <w:rPr>
-      <w:rFonts w:hint="eastAsia" w:ascii="宋体" w:hAnsi="宋体" w:eastAsia="宋体" w:cs="宋体"/>
+      <w:rFonts w:ascii="宋体" w:eastAsia="宋体" w:hAnsi="宋体" w:cs="宋体" w:hint="eastAsia"/>
       <w:bCs/>
       <w:spacing w:val="-6"/>
       <w:sz w:val="52"/>
       <w:szCs w:val="52"/>
     </w:rPr>
   </w:style>
-  <w:style w:type="paragraph" w:customStyle="1" w:styleId="25">
+  <w:style w:type="paragraph" w:customStyle="1" w:styleId="a0">
     <w:name w:val="柴_文档名"/>
-    <w:basedOn w:val="19"/>
+    <w:basedOn w:val="Title"/>
     <w:qFormat/>
-    <w:uiPriority w:val="0"/>
     <w:pPr>
       <w:spacing w:after="900" w:afterLines="900"/>
     </w:pPr>
     <w:rPr>
-      <w:rFonts w:ascii="黑体" w:hAnsi="黑体" w:eastAsia="黑体" w:cs="黑体"/>
+      <w:rFonts w:ascii="黑体" w:eastAsia="黑体" w:hAnsi="黑体" w:cs="黑体"/>
       <w:bCs/>
       <w:spacing w:val="-7"/>
       <w:sz w:val="52"/>
       <w:szCs w:val="52"/>
     </w:rPr>
   </w:style>
-  <w:style w:type="table" w:customStyle="1" w:styleId="26">
+  <w:style w:type="table" w:customStyle="1" w:styleId="TableNormal0">
     <w:name w:val="Table Normal_0"/>
     <w:semiHidden/>
     <w:unhideWhenUsed/>
     <w:qFormat/>
-    <w:uiPriority w:val="0"/>
     <w:tblPr>
       <w:tblCellMar>
         <w:top w:w="0" w:type="dxa"/>
@@ -9523,88 +9505,83 @@
       </w:tblCellMar>
     </w:tblPr>
   </w:style>
-  <w:style w:type="paragraph" w:customStyle="1" w:styleId="27">
+  <w:style w:type="paragraph" w:customStyle="1" w:styleId="TableText">
     <w:name w:val="Table Text"/>
-    <w:basedOn w:val="1"/>
+    <w:basedOn w:val="Normal"/>
     <w:semiHidden/>
     <w:qFormat/>
-    <w:uiPriority w:val="0"/>
     <w:rPr>
-      <w:rFonts w:ascii="宋体" w:hAnsi="宋体" w:eastAsia="宋体" w:cs="宋体"/>
+      <w:rFonts w:ascii="宋体" w:eastAsia="宋体" w:hAnsi="宋体" w:cs="宋体"/>
       <w:sz w:val="21"/>
       <w:szCs w:val="21"/>
       <w:lang w:val="en-US" w:eastAsia="en-US" w:bidi="ar-SA"/>
     </w:rPr>
   </w:style>
-  <w:style w:type="paragraph" w:customStyle="1" w:styleId="28">
+  <w:style w:type="paragraph" w:customStyle="1" w:styleId="1">
     <w:name w:val="柴_标题1"/>
-    <w:basedOn w:val="2"/>
-    <w:next w:val="29"/>
-    <w:link w:val="38"/>
+    <w:basedOn w:val="Heading1"/>
+    <w:next w:val="a1"/>
+    <w:link w:val="1Char"/>
     <w:qFormat/>
-    <w:uiPriority w:val="0"/>
     <w:pPr>
       <w:spacing w:before="100" w:after="90" w:line="360" w:lineRule="auto"/>
     </w:pPr>
     <w:rPr>
-      <w:rFonts w:ascii="Arial" w:hAnsi="Arial" w:eastAsia="宋体"/>
+      <w:rFonts w:ascii="Arial" w:eastAsia="宋体" w:hAnsi="Arial"/>
       <w:sz w:val="32"/>
     </w:rPr>
   </w:style>
-  <w:style w:type="paragraph" w:customStyle="1" w:styleId="29">
+  <w:style w:type="paragraph" w:customStyle="1" w:styleId="a1">
     <w:name w:val="柴_正文"/>
-    <w:basedOn w:val="12"/>
-    <w:link w:val="42"/>
+    <w:basedOn w:val="BodyText"/>
+    <w:link w:val="Char"/>
     <w:qFormat/>
-    <w:uiPriority w:val="0"/>
     <w:pPr>
       <w:spacing w:line="360" w:lineRule="auto"/>
       <w:ind w:firstLine="470" w:firstLineChars="200"/>
     </w:pPr>
     <w:rPr>
-      <w:rFonts w:ascii="Arial" w:hAnsi="Arial" w:eastAsia="宋体"/>
+      <w:rFonts w:ascii="Arial" w:eastAsia="宋体" w:hAnsi="Arial"/>
       <w:sz w:val="24"/>
       <w:lang w:eastAsia="zh-CN"/>
     </w:rPr>
   </w:style>
-  <w:style w:type="paragraph" w:customStyle="1" w:styleId="30">
+  <w:style w:type="paragraph" w:customStyle="1" w:styleId="2">
     <w:name w:val="柴_标题2"/>
-    <w:basedOn w:val="3"/>
-    <w:next w:val="29"/>
+    <w:basedOn w:val="Heading2"/>
+    <w:next w:val="a1"/>
+    <w:link w:val="2Char"/>
     <w:qFormat/>
-    <w:uiPriority w:val="0"/>
     <w:pPr>
       <w:spacing w:line="360" w:lineRule="auto"/>
     </w:pPr>
     <w:rPr>
-      <w:rFonts w:ascii="Arial" w:hAnsi="Arial" w:eastAsia="宋体"/>
+      <w:rFonts w:ascii="Arial" w:eastAsia="宋体" w:hAnsi="Arial"/>
       <w:sz w:val="28"/>
     </w:rPr>
   </w:style>
-  <w:style w:type="paragraph" w:customStyle="1" w:styleId="31">
+  <w:style w:type="paragraph" w:customStyle="1" w:styleId="3">
     <w:name w:val="柴_标题3"/>
-    <w:basedOn w:val="4"/>
-    <w:next w:val="29"/>
-    <w:link w:val="43"/>
+    <w:basedOn w:val="Heading3"/>
+    <w:next w:val="a1"/>
+    <w:link w:val="3Char"/>
     <w:qFormat/>
-    <w:uiPriority w:val="0"/>
     <w:pPr>
       <w:spacing w:line="360" w:lineRule="auto"/>
       <w:ind w:left="0" w:firstLine="472" w:firstLineChars="200"/>
     </w:pPr>
     <w:rPr>
-      <w:rFonts w:ascii="宋体" w:hAnsi="宋体" w:eastAsia="宋体" w:cs="宋体"/>
+      <w:rFonts w:ascii="宋体" w:eastAsia="宋体" w:hAnsi="宋体" w:cs="宋体"/>
       <w:spacing w:val="-2"/>
       <w:sz w:val="24"/>
       <w:szCs w:val="24"/>
     </w:rPr>
   </w:style>
-  <w:style w:type="paragraph" w:customStyle="1" w:styleId="32">
+  <w:style w:type="paragraph" w:customStyle="1" w:styleId="a2">
     <w:name w:val="柴_目录"/>
-    <w:basedOn w:val="1"/>
-    <w:next w:val="12"/>
+    <w:basedOn w:val="Normal"/>
+    <w:next w:val="BodyText"/>
     <w:qFormat/>
-    <w:uiPriority w:val="0"/>
     <w:pPr>
       <w:tabs>
         <w:tab w:val="right" w:leader="dot" w:pos="8442"/>
@@ -9612,64 +9589,59 @@
       <w:ind w:left="0" w:leftChars="0"/>
     </w:pPr>
     <w:rPr>
-      <w:rFonts w:ascii="Arial" w:hAnsi="Arial" w:eastAsia="Microsoft JhengHei"/>
+      <w:rFonts w:ascii="Arial" w:eastAsia="Microsoft JhengHei" w:hAnsi="Arial"/>
       <w:sz w:val="24"/>
     </w:rPr>
   </w:style>
-  <w:style w:type="paragraph" w:customStyle="1" w:styleId="33">
+  <w:style w:type="paragraph" w:customStyle="1" w:styleId="WPSOffice1">
     <w:name w:val="WPSOffice手动目录 1"/>
     <w:qFormat/>
-    <w:uiPriority w:val="0"/>
     <w:pPr>
       <w:ind w:leftChars="0"/>
     </w:pPr>
     <w:rPr>
-      <w:rFonts w:ascii="Times New Roman" w:hAnsi="Times New Roman" w:eastAsia="宋体" w:cs="Times New Roman"/>
+      <w:rFonts w:ascii="Times New Roman" w:eastAsia="宋体" w:hAnsi="Times New Roman" w:cs="Times New Roman"/>
       <w:sz w:val="20"/>
       <w:szCs w:val="20"/>
     </w:rPr>
   </w:style>
-  <w:style w:type="paragraph" w:customStyle="1" w:styleId="34">
+  <w:style w:type="paragraph" w:customStyle="1" w:styleId="WPSOffice2">
     <w:name w:val="WPSOffice手动目录 2"/>
     <w:qFormat/>
-    <w:uiPriority w:val="0"/>
     <w:pPr>
       <w:ind w:leftChars="200"/>
     </w:pPr>
     <w:rPr>
-      <w:rFonts w:ascii="Times New Roman" w:hAnsi="Times New Roman" w:eastAsia="宋体" w:cs="Times New Roman"/>
+      <w:rFonts w:ascii="Times New Roman" w:eastAsia="宋体" w:hAnsi="Times New Roman" w:cs="Times New Roman"/>
       <w:sz w:val="20"/>
       <w:szCs w:val="20"/>
     </w:rPr>
   </w:style>
-  <w:style w:type="paragraph" w:customStyle="1" w:styleId="35">
+  <w:style w:type="paragraph" w:customStyle="1" w:styleId="WPSOffice3">
     <w:name w:val="WPSOffice手动目录 3"/>
     <w:qFormat/>
-    <w:uiPriority w:val="0"/>
     <w:pPr>
       <w:ind w:leftChars="400"/>
     </w:pPr>
     <w:rPr>
-      <w:rFonts w:ascii="Times New Roman" w:hAnsi="Times New Roman" w:eastAsia="宋体" w:cs="Times New Roman"/>
+      <w:rFonts w:ascii="Times New Roman" w:eastAsia="宋体" w:hAnsi="Times New Roman" w:cs="Times New Roman"/>
       <w:sz w:val="20"/>
       <w:szCs w:val="20"/>
     </w:rPr>
   </w:style>
-  <w:style w:type="paragraph" w:customStyle="1" w:styleId="36">
+  <w:style w:type="paragraph" w:customStyle="1" w:styleId="Compact">
     <w:name w:val="Compact"/>
-    <w:basedOn w:val="12"/>
+    <w:basedOn w:val="BodyText"/>
     <w:qFormat/>
-    <w:uiPriority w:val="0"/>
     <w:pPr>
       <w:spacing w:before="36" w:after="36"/>
     </w:pPr>
   </w:style>
-  <w:style w:type="table" w:customStyle="1" w:styleId="37">
+  <w:style w:type="table" w:customStyle="1" w:styleId="Table">
     <w:name w:val="Table"/>
     <w:semiHidden/>
     <w:unhideWhenUsed/>
     <w:qFormat/>
-    <w:uiPriority w:val="0"/>
     <w:tblPr>
       <w:tblCellMar>
         <w:top w:w="0" w:type="dxa"/>
@@ -9681,28 +9653,26 @@
     <w:tblStylePr w:type="firstRow">
       <w:tcPr>
         <w:tcBorders>
-          <w:bottom w:val="single" w:color="auto" w:sz="0" w:space="0"/>
+          <w:bottom w:val="single" w:sz="0" w:space="0" w:color="auto"/>
         </w:tcBorders>
         <w:vAlign w:val="bottom"/>
       </w:tcPr>
     </w:tblStylePr>
   </w:style>
-  <w:style w:type="character" w:customStyle="1" w:styleId="38">
+  <w:style w:type="character" w:customStyle="1" w:styleId="1Char">
     <w:name w:val="柴_标题1 Char"/>
-    <w:link w:val="28"/>
+    <w:link w:val="1"/>
     <w:qFormat/>
-    <w:uiPriority w:val="0"/>
     <w:rPr>
-      <w:rFonts w:ascii="Arial" w:hAnsi="Arial" w:eastAsia="宋体"/>
+      <w:rFonts w:ascii="Arial" w:eastAsia="宋体" w:hAnsi="Arial"/>
       <w:sz w:val="32"/>
     </w:rPr>
   </w:style>
-  <w:style w:type="table" w:customStyle="1" w:styleId="39">
+  <w:style w:type="table" w:customStyle="1" w:styleId="TableNormal1">
     <w:name w:val="Table Normal_1"/>
     <w:semiHidden/>
     <w:unhideWhenUsed/>
     <w:qFormat/>
-    <w:uiPriority w:val="0"/>
     <w:tblPr>
       <w:tblCellMar>
         <w:top w:w="0" w:type="dxa"/>
@@ -9712,11 +9682,10 @@
       </w:tblCellMar>
     </w:tblPr>
   </w:style>
-  <w:style w:type="paragraph" w:customStyle="1" w:styleId="40">
+  <w:style w:type="paragraph" w:customStyle="1" w:styleId="a3">
     <w:name w:val="柴_正文_无缩进"/>
-    <w:basedOn w:val="1"/>
+    <w:basedOn w:val="Normal"/>
     <w:qFormat/>
-    <w:uiPriority w:val="0"/>
     <w:pPr>
       <w:ind w:firstLine="0" w:firstLineChars="0"/>
     </w:pPr>
@@ -9726,45 +9695,50 @@
       <w:lang w:eastAsia="zh-CN"/>
     </w:rPr>
   </w:style>
-  <w:style w:type="paragraph" w:customStyle="1" w:styleId="41">
+  <w:style w:type="paragraph" w:customStyle="1" w:styleId="4">
     <w:name w:val="柴_标题4"/>
-    <w:basedOn w:val="5"/>
-    <w:next w:val="1"/>
+    <w:basedOn w:val="Heading4"/>
+    <w:next w:val="Normal"/>
     <w:qFormat/>
-    <w:uiPriority w:val="0"/>
     <w:pPr>
       <w:widowControl w:val="0"/>
       <w:spacing w:before="160" w:line="360" w:lineRule="auto"/>
-      <w:ind w:left="981" w:leftChars="300" w:hanging="862"/>
+      <w:ind w:left="981" w:hanging="862" w:leftChars="300"/>
     </w:pPr>
     <w:rPr>
-      <w:rFonts w:hint="eastAsia" w:ascii="Calibri" w:hAnsi="Calibri" w:eastAsia="宋体" w:cs="宋体"/>
+      <w:rFonts w:ascii="Calibri" w:eastAsia="宋体" w:hAnsi="Calibri" w:cs="宋体" w:hint="eastAsia"/>
       <w:sz w:val="24"/>
       <w:szCs w:val="24"/>
       <w:lang w:eastAsia="zh-CN" w:bidi="zh-CN"/>
     </w:rPr>
   </w:style>
-  <w:style w:type="character" w:customStyle="1" w:styleId="42">
+  <w:style w:type="character" w:customStyle="1" w:styleId="Char">
     <w:name w:val="柴_正文 Char"/>
-    <w:link w:val="29"/>
+    <w:link w:val="a1"/>
     <w:qFormat/>
-    <w:uiPriority w:val="0"/>
     <w:rPr>
-      <w:rFonts w:ascii="Arial" w:hAnsi="Arial" w:eastAsia="宋体"/>
+      <w:rFonts w:ascii="Arial" w:eastAsia="宋体" w:hAnsi="Arial"/>
       <w:sz w:val="24"/>
       <w:lang w:eastAsia="zh-CN"/>
     </w:rPr>
   </w:style>
-  <w:style w:type="character" w:customStyle="1" w:styleId="43">
+  <w:style w:type="character" w:customStyle="1" w:styleId="3Char">
     <w:name w:val="柴_标题3 Char"/>
-    <w:link w:val="31"/>
+    <w:link w:val="3"/>
     <w:qFormat/>
-    <w:uiPriority w:val="0"/>
     <w:rPr>
-      <w:rFonts w:ascii="宋体" w:hAnsi="宋体" w:eastAsia="宋体" w:cs="宋体"/>
+      <w:rFonts w:ascii="宋体" w:eastAsia="宋体" w:hAnsi="宋体" w:cs="宋体"/>
       <w:spacing w:val="-2"/>
       <w:sz w:val="24"/>
       <w:szCs w:val="24"/>
+    </w:rPr>
+  </w:style>
+  <w:style w:type="character" w:customStyle="1" w:styleId="2Char">
+    <w:name w:val="柴_标题2 Char"/>
+    <w:link w:val="2"/>
+    <w:rPr>
+      <w:rFonts w:ascii="Arial" w:eastAsia="宋体" w:hAnsi="Arial"/>
+      <w:sz w:val="28"/>
     </w:rPr>
   </w:style>
 </w:styles>

--- a/6-过程管理/流程制度规范类文件/JXTX-06-04-事件管理制度.docx
+++ b/6-过程管理/流程制度规范类文件/JXTX-06-04-事件管理制度.docx
@@ -1,11 +1,10 @@
 
 <file path=word/document.xml><?xml version="1.0" encoding="utf-8"?>
-<w:document xmlns:wpc="http://schemas.microsoft.com/office/word/2010/wordprocessingCanvas" xmlns:mc="http://schemas.openxmlformats.org/markup-compatibility/2006" xmlns:o="urn:schemas-microsoft-com:office:office" xmlns:r="http://schemas.openxmlformats.org/officeDocument/2006/relationships" xmlns:m="http://schemas.openxmlformats.org/officeDocument/2006/math" xmlns:v="urn:schemas-microsoft-com:vml" xmlns:wp14="http://schemas.microsoft.com/office/word/2010/wordprocessingDrawing" xmlns:wp="http://schemas.openxmlformats.org/drawingml/2006/wordprocessingDrawing" xmlns:w10="urn:schemas-microsoft-com:office:word" xmlns:w="http://schemas.openxmlformats.org/wordprocessingml/2006/main" xmlns:w14="http://schemas.microsoft.com/office/word/2010/wordml" xmlns:w15="http://schemas.microsoft.com/office/word/2012/wordml" xmlns:wne="http://schemas.microsoft.com/office/word/2006/wordml" xmlns:wpg="http://schemas.microsoft.com/office/word/2010/wordprocessingGroup" xmlns:wpi="http://schemas.microsoft.com/office/word/2010/wordprocessingInk" xmlns:wps="http://schemas.microsoft.com/office/word/2010/wordprocessingShape" mc:Ignorable="w14 w15 wp14">
-  <!-- Generated by Aspose.Words for .NET 13.3.0.1 -->
+<w:document xmlns:wpc="http://schemas.microsoft.com/office/word/2010/wordprocessingCanvas" xmlns:mc="http://schemas.openxmlformats.org/markup-compatibility/2006" xmlns:o="urn:schemas-microsoft-com:office:office" xmlns:r="http://schemas.openxmlformats.org/officeDocument/2006/relationships" xmlns:m="http://schemas.openxmlformats.org/officeDocument/2006/math" xmlns:v="urn:schemas-microsoft-com:vml" xmlns:wp14="http://schemas.microsoft.com/office/word/2010/wordprocessingDrawing" xmlns:wp="http://schemas.openxmlformats.org/drawingml/2006/wordprocessingDrawing" xmlns:w="http://schemas.openxmlformats.org/wordprocessingml/2006/main" xmlns:w14="http://schemas.microsoft.com/office/word/2010/wordml" xmlns:w10="urn:schemas-microsoft-com:office:word" xmlns:w15="http://schemas.microsoft.com/office/word/2012/wordml" xmlns:wpg="http://schemas.microsoft.com/office/word/2010/wordprocessingGroup" xmlns:wpi="http://schemas.microsoft.com/office/word/2010/wordprocessingInk" xmlns:wne="http://schemas.microsoft.com/office/word/2006/wordml" xmlns:wps="http://schemas.microsoft.com/office/word/2010/wordprocessingShape" xmlns:wpsCustomData="http://www.wps.cn/officeDocument/2013/wpsCustomData" mc:Ignorable="w14 w15 wp14">
   <w:body>
     <w:p>
       <w:pPr>
-        <w:pStyle w:val="a"/>
+        <w:pStyle w:val="24"/>
         <w:keepNext w:val="0"/>
         <w:keepLines w:val="0"/>
         <w:pageBreakBefore w:val="0"/>
@@ -22,10 +21,10 @@
         <w:spacing w:before="3120" w:beforeLines="1000"/>
         <w:textAlignment w:val="baseline"/>
       </w:pPr>
-      <w:bookmarkStart w:id="0" w:name="_Toc9307"/>
+      <w:bookmarkStart w:id="0" w:name="_Toc30349"/>
       <w:r>
         <w:drawing>
-          <wp:anchor distT="0" distB="0" distL="114300" distR="114300" simplePos="0" relativeHeight="251660288" behindDoc="1" locked="0" layoutInCell="1" allowOverlap="1">
+          <wp:anchor distT="0" distB="0" distL="114300" distR="114300" simplePos="0" relativeHeight="251661312" behindDoc="1" locked="0" layoutInCell="1" allowOverlap="1">
             <wp:simplePos x="0" y="0"/>
             <wp:positionH relativeFrom="column">
               <wp:posOffset>-19050</wp:posOffset>
@@ -50,7 +49,7 @@
                     </pic:cNvPicPr>
                   </pic:nvPicPr>
                   <pic:blipFill>
-                    <a:blip xmlns:r="http://schemas.openxmlformats.org/officeDocument/2006/relationships" r:embed="rId4"/>
+                    <a:blip r:embed="rId7"/>
                     <a:stretch>
                       <a:fillRect/>
                     </a:stretch>
@@ -76,7 +75,7 @@
       </w:r>
       <w:r>
         <w:drawing>
-          <wp:anchor distT="0" distB="0" distL="114300" distR="114300" simplePos="0" relativeHeight="251659264" behindDoc="1" locked="0" layoutInCell="1" allowOverlap="1">
+          <wp:anchor distT="0" distB="0" distL="114300" distR="114300" simplePos="0" relativeHeight="251660288" behindDoc="1" locked="0" layoutInCell="1" allowOverlap="1">
             <wp:simplePos x="0" y="0"/>
             <wp:positionH relativeFrom="column">
               <wp:posOffset>0</wp:posOffset>
@@ -101,7 +100,7 @@
                     </pic:cNvPicPr>
                   </pic:nvPicPr>
                   <pic:blipFill>
-                    <a:blip xmlns:r="http://schemas.openxmlformats.org/officeDocument/2006/relationships" r:embed="rId5"/>
+                    <a:blip r:embed="rId8"/>
                     <a:stretch>
                       <a:fillRect/>
                     </a:stretch>
@@ -131,7 +130,7 @@
           <w:lang w:val="en-US" w:eastAsia="zh-CN"/>
         </w:rPr>
         <w:drawing>
-          <wp:anchor distT="0" distB="0" distL="114300" distR="114300" simplePos="0" relativeHeight="251658240" behindDoc="1" locked="0" layoutInCell="1" allowOverlap="1">
+          <wp:anchor distT="0" distB="0" distL="114300" distR="114300" simplePos="0" relativeHeight="251659264" behindDoc="1" locked="0" layoutInCell="1" allowOverlap="1">
             <wp:simplePos x="0" y="0"/>
             <wp:positionH relativeFrom="column">
               <wp:posOffset>635</wp:posOffset>
@@ -156,7 +155,7 @@
                     </pic:cNvPicPr>
                   </pic:nvPicPr>
                   <pic:blipFill>
-                    <a:blip xmlns:r="http://schemas.openxmlformats.org/officeDocument/2006/relationships" r:embed="rId6">
+                    <a:blip r:embed="rId9">
                       <a:alphaModFix amt="58000"/>
                       <a:lum contrast="-52000"/>
                     </a:blip>
@@ -190,7 +189,7 @@
     </w:p>
     <w:p>
       <w:pPr>
-        <w:pStyle w:val="a0"/>
+        <w:pStyle w:val="25"/>
         <w:keepNext w:val="0"/>
         <w:keepLines w:val="0"/>
         <w:pageBreakBefore w:val="0"/>
@@ -211,7 +210,7 @@
           <w:lang w:val="en-US" w:eastAsia="zh-CN"/>
         </w:rPr>
       </w:pPr>
-      <w:bookmarkStart w:id="1" w:name="_Toc19473"/>
+      <w:bookmarkStart w:id="1" w:name="_Toc5805"/>
       <w:r>
         <w:rPr>
           <w:rFonts w:hint="eastAsia"/>
@@ -237,11 +236,11 @@
         <w:adjustRightInd w:val="0"/>
         <w:snapToGrid w:val="0"/>
         <w:spacing w:after="624" w:afterLines="200" w:line="219" w:lineRule="auto"/>
-        <w:ind w:left="0" w:right="0" w:firstLine="0" w:leftChars="0" w:rightChars="0" w:firstLineChars="0"/>
+        <w:ind w:left="0" w:leftChars="0" w:right="0" w:rightChars="0" w:firstLine="0" w:firstLineChars="0"/>
         <w:jc w:val="center"/>
         <w:textAlignment w:val="baseline"/>
         <w:rPr>
-          <w:rFonts w:ascii="宋体" w:eastAsia="宋体" w:hAnsi="宋体" w:cs="宋体" w:hint="eastAsia"/>
+          <w:rFonts w:hint="eastAsia" w:ascii="宋体" w:hAnsi="宋体" w:eastAsia="宋体" w:cs="宋体"/>
           <w:sz w:val="24"/>
           <w:szCs w:val="24"/>
           <w:lang w:val="en-US" w:eastAsia="zh-CN"/>
@@ -249,7 +248,7 @@
       </w:pPr>
       <w:r>
         <w:rPr>
-          <w:rFonts w:ascii="宋体" w:eastAsia="宋体" w:hAnsi="宋体" w:cs="宋体"/>
+          <w:rFonts w:ascii="宋体" w:hAnsi="宋体" w:eastAsia="宋体" w:cs="宋体"/>
           <w:b/>
           <w:bCs/>
           <w:spacing w:val="-3"/>
@@ -260,7 +259,7 @@
       </w:r>
       <w:r>
         <w:rPr>
-          <w:rFonts w:ascii="宋体" w:eastAsia="宋体" w:hAnsi="宋体" w:cs="宋体" w:hint="eastAsia"/>
+          <w:rFonts w:hint="eastAsia" w:ascii="宋体" w:hAnsi="宋体" w:eastAsia="宋体" w:cs="宋体"/>
           <w:b/>
           <w:bCs/>
           <w:spacing w:val="-3"/>
@@ -272,7 +271,7 @@
       </w:r>
       <w:r>
         <w:rPr>
-          <w:rFonts w:ascii="宋体" w:eastAsia="宋体" w:hAnsi="宋体" w:cs="宋体"/>
+          <w:rFonts w:ascii="宋体" w:hAnsi="宋体" w:eastAsia="宋体" w:cs="宋体"/>
           <w:b/>
           <w:bCs/>
           <w:spacing w:val="-3"/>
@@ -283,7 +282,7 @@
       </w:r>
       <w:r>
         <w:rPr>
-          <w:rFonts w:ascii="宋体" w:hAnsi="宋体" w:cs="宋体" w:hint="eastAsia"/>
+          <w:rFonts w:hint="eastAsia" w:ascii="宋体" w:hAnsi="宋体" w:cs="宋体"/>
           <w:b/>
           <w:bCs/>
           <w:spacing w:val="-3"/>
@@ -295,7 +294,7 @@
       </w:r>
       <w:r>
         <w:rPr>
-          <w:rFonts w:ascii="宋体" w:eastAsia="宋体" w:hAnsi="宋体" w:cs="宋体"/>
+          <w:rFonts w:ascii="宋体" w:hAnsi="宋体" w:eastAsia="宋体" w:cs="宋体"/>
           <w:b/>
           <w:bCs/>
           <w:spacing w:val="-3"/>
@@ -306,7 +305,7 @@
       </w:r>
       <w:r>
         <w:rPr>
-          <w:rFonts w:ascii="宋体" w:hAnsi="宋体" w:cs="宋体" w:hint="eastAsia"/>
+          <w:rFonts w:hint="eastAsia" w:ascii="宋体" w:hAnsi="宋体" w:cs="宋体"/>
           <w:b/>
           <w:bCs/>
           <w:spacing w:val="-3"/>
@@ -319,17 +318,18 @@
     </w:p>
     <w:tbl>
       <w:tblPr>
-        <w:tblStyle w:val="TableGrid"/>
+        <w:tblStyle w:val="21"/>
         <w:tblW w:w="0" w:type="auto"/>
         <w:jc w:val="center"/>
         <w:tblBorders>
-          <w:top w:val="nil"/>
-          <w:left w:val="nil"/>
-          <w:bottom w:val="nil"/>
-          <w:right w:val="nil"/>
-          <w:insideH w:val="nil"/>
-          <w:insideV w:val="nil"/>
+          <w:top w:val="none" w:color="auto" w:sz="0" w:space="0"/>
+          <w:left w:val="none" w:color="auto" w:sz="0" w:space="0"/>
+          <w:bottom w:val="none" w:color="auto" w:sz="0" w:space="0"/>
+          <w:right w:val="none" w:color="auto" w:sz="0" w:space="0"/>
+          <w:insideH w:val="none" w:color="auto" w:sz="0" w:space="0"/>
+          <w:insideV w:val="none" w:color="auto" w:sz="0" w:space="0"/>
         </w:tblBorders>
+        <w:tblLayout w:type="autofit"/>
         <w:tblCellMar>
           <w:top w:w="0" w:type="dxa"/>
           <w:left w:w="108" w:type="dxa"/>
@@ -343,15 +343,13 @@
       </w:tblGrid>
       <w:tr>
         <w:tblPrEx>
-          <w:tblW w:w="0" w:type="auto"/>
-          <w:jc w:val="center"/>
           <w:tblBorders>
-            <w:top w:val="nil"/>
-            <w:left w:val="nil"/>
-            <w:bottom w:val="nil"/>
-            <w:right w:val="nil"/>
-            <w:insideH w:val="nil"/>
-            <w:insideV w:val="nil"/>
+            <w:top w:val="none" w:color="auto" w:sz="0" w:space="0"/>
+            <w:left w:val="none" w:color="auto" w:sz="0" w:space="0"/>
+            <w:bottom w:val="none" w:color="auto" w:sz="0" w:space="0"/>
+            <w:right w:val="none" w:color="auto" w:sz="0" w:space="0"/>
+            <w:insideH w:val="none" w:color="auto" w:sz="0" w:space="0"/>
+            <w:insideV w:val="none" w:color="auto" w:sz="0" w:space="0"/>
           </w:tblBorders>
           <w:tblCellMar>
             <w:top w:w="0" w:type="dxa"/>
@@ -361,7 +359,7 @@
           </w:tblCellMar>
         </w:tblPrEx>
         <w:trPr>
-          <w:trHeight w:val="810"/>
+          <w:trHeight w:val="810" w:hRule="atLeast"/>
           <w:jc w:val="center"/>
         </w:trPr>
         <w:tc>
@@ -399,7 +397,7 @@
             </w:r>
             <w:r>
               <w:rPr>
-                <w:rFonts w:asciiTheme="minorAscii" w:eastAsiaTheme="minorEastAsia" w:hAnsiTheme="minorAscii" w:hint="default"/>
+                <w:rFonts w:hint="default" w:asciiTheme="minorAscii" w:hAnsiTheme="minorAscii" w:eastAsiaTheme="minorEastAsia"/>
                 <w:spacing w:val="227"/>
                 <w:sz w:val="21"/>
                 <w:vertAlign w:val="baseline"/>
@@ -453,7 +451,7 @@
             </w:r>
             <w:r>
               <w:rPr>
-                <w:rFonts w:asciiTheme="minorAscii" w:eastAsiaTheme="minorEastAsia" w:hAnsiTheme="minorAscii" w:hint="eastAsia"/>
+                <w:rFonts w:hint="eastAsia" w:asciiTheme="minorAscii" w:hAnsiTheme="minorAscii" w:eastAsiaTheme="minorEastAsia"/>
                 <w:spacing w:val="227"/>
                 <w:sz w:val="21"/>
                 <w:vertAlign w:val="baseline"/>
@@ -475,8 +473,14 @@
       </w:tr>
       <w:tr>
         <w:tblPrEx>
-          <w:tblW w:w="0" w:type="auto"/>
-          <w:jc w:val="center"/>
+          <w:tblBorders>
+            <w:top w:val="none" w:color="auto" w:sz="0" w:space="0"/>
+            <w:left w:val="none" w:color="auto" w:sz="0" w:space="0"/>
+            <w:bottom w:val="none" w:color="auto" w:sz="0" w:space="0"/>
+            <w:right w:val="none" w:color="auto" w:sz="0" w:space="0"/>
+            <w:insideH w:val="none" w:color="auto" w:sz="0" w:space="0"/>
+            <w:insideV w:val="none" w:color="auto" w:sz="0" w:space="0"/>
+          </w:tblBorders>
           <w:tblCellMar>
             <w:top w:w="0" w:type="dxa"/>
             <w:left w:w="108" w:type="dxa"/>
@@ -485,7 +489,7 @@
           </w:tblCellMar>
         </w:tblPrEx>
         <w:trPr>
-          <w:trHeight w:val="810"/>
+          <w:trHeight w:val="810" w:hRule="atLeast"/>
           <w:jc w:val="center"/>
         </w:trPr>
         <w:tc>
@@ -509,7 +513,7 @@
               <w:snapToGrid w:val="0"/>
               <w:textAlignment w:val="baseline"/>
               <w:rPr>
-                <w:rFonts w:ascii="Arial" w:eastAsia="Arial" w:hAnsi="Arial" w:cs="Arial" w:hint="default"/>
+                <w:rFonts w:hint="default" w:ascii="Arial" w:hAnsi="Arial" w:eastAsia="Arial" w:cs="Arial"/>
                 <w:snapToGrid w:val="0"/>
                 <w:color w:val="000000"/>
                 <w:kern w:val="0"/>
@@ -541,7 +545,7 @@
             </w:r>
             <w:r>
               <w:rPr>
-                <w:rFonts w:asciiTheme="minorAscii" w:eastAsiaTheme="minorEastAsia" w:hAnsiTheme="minorAscii" w:hint="default"/>
+                <w:rFonts w:hint="default" w:asciiTheme="minorAscii" w:hAnsiTheme="minorAscii" w:eastAsiaTheme="minorEastAsia"/>
                 <w:spacing w:val="227"/>
                 <w:sz w:val="21"/>
                 <w:vertAlign w:val="baseline"/>
@@ -594,7 +598,7 @@
               <w:snapToGrid w:val="0"/>
               <w:textAlignment w:val="baseline"/>
               <w:rPr>
-                <w:rFonts w:ascii="Arial" w:eastAsia="Arial" w:hAnsi="Arial" w:cs="Arial" w:hint="default"/>
+                <w:rFonts w:hint="default" w:ascii="Arial" w:hAnsi="Arial" w:eastAsia="Arial" w:cs="Arial"/>
                 <w:snapToGrid w:val="0"/>
                 <w:color w:val="000000"/>
                 <w:kern w:val="0"/>
@@ -614,7 +618,7 @@
             </w:r>
             <w:r>
               <w:rPr>
-                <w:rFonts w:asciiTheme="minorAscii" w:eastAsiaTheme="minorEastAsia" w:hAnsiTheme="minorAscii" w:hint="eastAsia"/>
+                <w:rFonts w:hint="eastAsia" w:asciiTheme="minorAscii" w:hAnsiTheme="minorAscii" w:eastAsiaTheme="minorEastAsia"/>
                 <w:spacing w:val="227"/>
                 <w:sz w:val="21"/>
                 <w:vertAlign w:val="baseline"/>
@@ -636,8 +640,14 @@
       </w:tr>
       <w:tr>
         <w:tblPrEx>
-          <w:tblW w:w="0" w:type="auto"/>
-          <w:jc w:val="center"/>
+          <w:tblBorders>
+            <w:top w:val="none" w:color="auto" w:sz="0" w:space="0"/>
+            <w:left w:val="none" w:color="auto" w:sz="0" w:space="0"/>
+            <w:bottom w:val="none" w:color="auto" w:sz="0" w:space="0"/>
+            <w:right w:val="none" w:color="auto" w:sz="0" w:space="0"/>
+            <w:insideH w:val="none" w:color="auto" w:sz="0" w:space="0"/>
+            <w:insideV w:val="none" w:color="auto" w:sz="0" w:space="0"/>
+          </w:tblBorders>
           <w:tblCellMar>
             <w:top w:w="0" w:type="dxa"/>
             <w:left w:w="108" w:type="dxa"/>
@@ -646,7 +656,7 @@
           </w:tblCellMar>
         </w:tblPrEx>
         <w:trPr>
-          <w:trHeight w:val="635"/>
+          <w:trHeight w:val="635" w:hRule="atLeast"/>
           <w:jc w:val="center"/>
         </w:trPr>
         <w:tc>
@@ -696,7 +706,7 @@
             </w:r>
             <w:r>
               <w:rPr>
-                <w:rFonts w:asciiTheme="minorAscii" w:eastAsiaTheme="minorEastAsia" w:hAnsiTheme="minorAscii" w:hint="eastAsia"/>
+                <w:rFonts w:hint="eastAsia" w:asciiTheme="minorAscii" w:hAnsiTheme="minorAscii" w:eastAsiaTheme="minorEastAsia"/>
                 <w:spacing w:val="227"/>
                 <w:sz w:val="21"/>
                 <w:vertAlign w:val="baseline"/>
@@ -749,7 +759,7 @@
             </w:r>
             <w:r>
               <w:rPr>
-                <w:rFonts w:asciiTheme="minorAscii" w:eastAsiaTheme="minorEastAsia" w:hAnsiTheme="minorAscii" w:hint="eastAsia"/>
+                <w:rFonts w:hint="eastAsia" w:asciiTheme="minorAscii" w:hAnsiTheme="minorAscii" w:eastAsiaTheme="minorEastAsia"/>
                 <w:spacing w:val="227"/>
                 <w:sz w:val="21"/>
                 <w:vertAlign w:val="baseline"/>
@@ -808,14 +818,14 @@
         <w:ind w:left="3634"/>
         <w:textAlignment w:val="baseline"/>
         <w:rPr>
-          <w:rFonts w:ascii="宋体" w:eastAsia="宋体" w:hAnsi="宋体" w:cs="宋体"/>
+          <w:rFonts w:ascii="宋体" w:hAnsi="宋体" w:eastAsia="宋体" w:cs="宋体"/>
           <w:sz w:val="31"/>
           <w:szCs w:val="31"/>
         </w:rPr>
       </w:pPr>
       <w:r>
         <w:rPr>
-          <w:rFonts w:ascii="宋体" w:eastAsia="宋体" w:hAnsi="宋体" w:cs="宋体"/>
+          <w:rFonts w:ascii="宋体" w:hAnsi="宋体" w:eastAsia="宋体" w:cs="宋体"/>
           <w:b/>
           <w:bCs/>
           <w:spacing w:val="4"/>
@@ -827,16 +837,16 @@
     </w:p>
     <w:tbl>
       <w:tblPr>
-        <w:tblStyle w:val="TableNormal0"/>
+        <w:tblStyle w:val="26"/>
         <w:tblW w:w="8214" w:type="dxa"/>
         <w:jc w:val="center"/>
         <w:tblBorders>
-          <w:top w:val="single" w:sz="2" w:space="0" w:color="000000"/>
-          <w:left w:val="single" w:sz="2" w:space="0" w:color="000000"/>
-          <w:bottom w:val="single" w:sz="2" w:space="0" w:color="000000"/>
-          <w:right w:val="single" w:sz="2" w:space="0" w:color="000000"/>
-          <w:insideH w:val="single" w:sz="2" w:space="0" w:color="000000"/>
-          <w:insideV w:val="single" w:sz="2" w:space="0" w:color="000000"/>
+          <w:top w:val="single" w:color="000000" w:sz="2" w:space="0"/>
+          <w:left w:val="single" w:color="000000" w:sz="2" w:space="0"/>
+          <w:bottom w:val="single" w:color="000000" w:sz="2" w:space="0"/>
+          <w:right w:val="single" w:color="000000" w:sz="2" w:space="0"/>
+          <w:insideH w:val="single" w:color="000000" w:sz="2" w:space="0"/>
+          <w:insideV w:val="single" w:color="000000" w:sz="2" w:space="0"/>
         </w:tblBorders>
         <w:tblLayout w:type="fixed"/>
         <w:tblCellMar>
@@ -856,17 +866,14 @@
       </w:tblGrid>
       <w:tr>
         <w:tblPrEx>
-          <w:tblW w:w="8214" w:type="dxa"/>
-          <w:jc w:val="center"/>
           <w:tblBorders>
-            <w:top w:val="single" w:sz="2" w:space="0" w:color="000000"/>
-            <w:left w:val="single" w:sz="2" w:space="0" w:color="000000"/>
-            <w:bottom w:val="single" w:sz="2" w:space="0" w:color="000000"/>
-            <w:right w:val="single" w:sz="2" w:space="0" w:color="000000"/>
-            <w:insideH w:val="single" w:sz="2" w:space="0" w:color="000000"/>
-            <w:insideV w:val="single" w:sz="2" w:space="0" w:color="000000"/>
+            <w:top w:val="single" w:color="000000" w:sz="2" w:space="0"/>
+            <w:left w:val="single" w:color="000000" w:sz="2" w:space="0"/>
+            <w:bottom w:val="single" w:color="000000" w:sz="2" w:space="0"/>
+            <w:right w:val="single" w:color="000000" w:sz="2" w:space="0"/>
+            <w:insideH w:val="single" w:color="000000" w:sz="2" w:space="0"/>
+            <w:insideV w:val="single" w:color="000000" w:sz="2" w:space="0"/>
           </w:tblBorders>
-          <w:tblLayout w:type="fixed"/>
           <w:tblCellMar>
             <w:top w:w="0" w:type="dxa"/>
             <w:left w:w="0" w:type="dxa"/>
@@ -875,7 +882,7 @@
           </w:tblCellMar>
         </w:tblPrEx>
         <w:trPr>
-          <w:trHeight w:val="593"/>
+          <w:trHeight w:val="593" w:hRule="atLeast"/>
           <w:jc w:val="center"/>
         </w:trPr>
         <w:tc>
@@ -897,18 +904,18 @@
               <w:adjustRightInd w:val="0"/>
               <w:snapToGrid w:val="0"/>
               <w:spacing w:before="176" w:line="228" w:lineRule="auto"/>
-              <w:ind w:left="0" w:right="0" w:firstLine="0" w:leftChars="0" w:rightChars="0" w:firstLineChars="0"/>
+              <w:ind w:left="0" w:leftChars="0" w:right="0" w:rightChars="0" w:firstLine="0" w:firstLineChars="0"/>
               <w:jc w:val="center"/>
               <w:textAlignment w:val="baseline"/>
               <w:rPr>
-                <w:rFonts w:ascii="宋体" w:eastAsia="宋体" w:hAnsi="宋体" w:cs="宋体"/>
+                <w:rFonts w:ascii="宋体" w:hAnsi="宋体" w:eastAsia="宋体" w:cs="宋体"/>
                 <w:sz w:val="20"/>
                 <w:szCs w:val="20"/>
               </w:rPr>
             </w:pPr>
             <w:r>
               <w:rPr>
-                <w:rFonts w:ascii="宋体" w:hAnsi="宋体" w:cs="宋体" w:hint="eastAsia"/>
+                <w:rFonts w:hint="eastAsia" w:ascii="宋体" w:hAnsi="宋体" w:cs="宋体"/>
                 <w:spacing w:val="-14"/>
                 <w:sz w:val="20"/>
                 <w:szCs w:val="20"/>
@@ -918,7 +925,7 @@
             </w:r>
             <w:r>
               <w:rPr>
-                <w:rFonts w:ascii="宋体" w:eastAsia="宋体" w:hAnsi="宋体" w:cs="宋体"/>
+                <w:rFonts w:ascii="宋体" w:hAnsi="宋体" w:eastAsia="宋体" w:cs="宋体"/>
                 <w:spacing w:val="-14"/>
                 <w:sz w:val="20"/>
                 <w:szCs w:val="20"/>
@@ -946,18 +953,18 @@
               <w:adjustRightInd w:val="0"/>
               <w:snapToGrid w:val="0"/>
               <w:spacing w:before="175" w:line="227" w:lineRule="auto"/>
-              <w:ind w:left="0" w:right="0" w:firstLine="0" w:leftChars="0" w:rightChars="0" w:firstLineChars="0"/>
+              <w:ind w:left="0" w:leftChars="0" w:right="0" w:rightChars="0" w:firstLine="0" w:firstLineChars="0"/>
               <w:jc w:val="center"/>
               <w:textAlignment w:val="baseline"/>
               <w:rPr>
-                <w:rFonts w:ascii="宋体" w:eastAsia="宋体" w:hAnsi="宋体" w:cs="宋体"/>
+                <w:rFonts w:ascii="宋体" w:hAnsi="宋体" w:eastAsia="宋体" w:cs="宋体"/>
                 <w:sz w:val="20"/>
                 <w:szCs w:val="20"/>
               </w:rPr>
             </w:pPr>
             <w:r>
               <w:rPr>
-                <w:rFonts w:ascii="宋体" w:eastAsia="宋体" w:hAnsi="宋体" w:cs="宋体"/>
+                <w:rFonts w:ascii="宋体" w:hAnsi="宋体" w:eastAsia="宋体" w:cs="宋体"/>
                 <w:spacing w:val="4"/>
                 <w:sz w:val="20"/>
                 <w:szCs w:val="20"/>
@@ -985,18 +992,18 @@
               <w:adjustRightInd w:val="0"/>
               <w:snapToGrid w:val="0"/>
               <w:spacing w:before="175" w:line="228" w:lineRule="auto"/>
-              <w:ind w:left="0" w:right="0" w:firstLine="0" w:leftChars="0" w:rightChars="0" w:firstLineChars="0"/>
+              <w:ind w:left="0" w:leftChars="0" w:right="0" w:rightChars="0" w:firstLine="0" w:firstLineChars="0"/>
               <w:jc w:val="center"/>
               <w:textAlignment w:val="baseline"/>
               <w:rPr>
-                <w:rFonts w:ascii="宋体" w:eastAsia="宋体" w:hAnsi="宋体" w:cs="宋体"/>
+                <w:rFonts w:ascii="宋体" w:hAnsi="宋体" w:eastAsia="宋体" w:cs="宋体"/>
                 <w:sz w:val="20"/>
                 <w:szCs w:val="20"/>
               </w:rPr>
             </w:pPr>
             <w:r>
               <w:rPr>
-                <w:rFonts w:ascii="宋体" w:eastAsia="宋体" w:hAnsi="宋体" w:cs="宋体"/>
+                <w:rFonts w:ascii="宋体" w:hAnsi="宋体" w:eastAsia="宋体" w:cs="宋体"/>
                 <w:spacing w:val="7"/>
                 <w:sz w:val="20"/>
                 <w:szCs w:val="20"/>
@@ -1024,11 +1031,11 @@
               <w:adjustRightInd w:val="0"/>
               <w:snapToGrid w:val="0"/>
               <w:spacing w:before="175" w:line="228" w:lineRule="auto"/>
-              <w:ind w:left="0" w:right="0" w:firstLine="0" w:leftChars="0" w:rightChars="0" w:firstLineChars="0"/>
+              <w:ind w:left="0" w:leftChars="0" w:right="0" w:rightChars="0" w:firstLine="0" w:firstLineChars="0"/>
               <w:jc w:val="center"/>
               <w:textAlignment w:val="baseline"/>
               <w:rPr>
-                <w:rFonts w:ascii="宋体" w:eastAsia="宋体" w:hAnsi="宋体" w:cs="宋体" w:hint="eastAsia"/>
+                <w:rFonts w:hint="eastAsia" w:ascii="宋体" w:hAnsi="宋体" w:eastAsia="宋体" w:cs="宋体"/>
                 <w:spacing w:val="7"/>
                 <w:sz w:val="20"/>
                 <w:szCs w:val="20"/>
@@ -1037,7 +1044,7 @@
             </w:pPr>
             <w:r>
               <w:rPr>
-                <w:rFonts w:ascii="宋体" w:hAnsi="宋体" w:cs="宋体" w:hint="eastAsia"/>
+                <w:rFonts w:hint="eastAsia" w:ascii="宋体" w:hAnsi="宋体" w:cs="宋体"/>
                 <w:spacing w:val="7"/>
                 <w:sz w:val="20"/>
                 <w:szCs w:val="20"/>
@@ -1066,11 +1073,11 @@
               <w:adjustRightInd w:val="0"/>
               <w:snapToGrid w:val="0"/>
               <w:spacing w:before="175" w:line="228" w:lineRule="auto"/>
-              <w:ind w:left="0" w:right="0" w:firstLine="0" w:leftChars="0" w:rightChars="0" w:firstLineChars="0"/>
+              <w:ind w:left="0" w:leftChars="0" w:right="0" w:rightChars="0" w:firstLine="0" w:firstLineChars="0"/>
               <w:jc w:val="center"/>
               <w:textAlignment w:val="baseline"/>
               <w:rPr>
-                <w:rFonts w:ascii="宋体" w:hAnsi="宋体" w:cs="宋体" w:hint="default"/>
+                <w:rFonts w:hint="default" w:ascii="宋体" w:hAnsi="宋体" w:cs="宋体"/>
                 <w:spacing w:val="7"/>
                 <w:sz w:val="20"/>
                 <w:szCs w:val="20"/>
@@ -1079,7 +1086,7 @@
             </w:pPr>
             <w:r>
               <w:rPr>
-                <w:rFonts w:ascii="宋体" w:hAnsi="宋体" w:cs="宋体" w:hint="eastAsia"/>
+                <w:rFonts w:hint="eastAsia" w:ascii="宋体" w:hAnsi="宋体" w:cs="宋体"/>
                 <w:spacing w:val="7"/>
                 <w:sz w:val="20"/>
                 <w:szCs w:val="20"/>
@@ -1108,18 +1115,18 @@
               <w:adjustRightInd w:val="0"/>
               <w:snapToGrid w:val="0"/>
               <w:spacing w:before="176" w:line="229" w:lineRule="auto"/>
-              <w:ind w:left="0" w:right="0" w:firstLine="0" w:leftChars="0" w:rightChars="0" w:firstLineChars="0"/>
+              <w:ind w:left="0" w:leftChars="0" w:right="0" w:rightChars="0" w:firstLine="0" w:firstLineChars="0"/>
               <w:jc w:val="center"/>
               <w:textAlignment w:val="baseline"/>
               <w:rPr>
-                <w:rFonts w:ascii="宋体" w:eastAsia="宋体" w:hAnsi="宋体" w:cs="宋体"/>
+                <w:rFonts w:ascii="宋体" w:hAnsi="宋体" w:eastAsia="宋体" w:cs="宋体"/>
                 <w:sz w:val="20"/>
                 <w:szCs w:val="20"/>
               </w:rPr>
             </w:pPr>
             <w:r>
               <w:rPr>
-                <w:rFonts w:ascii="宋体" w:eastAsia="宋体" w:hAnsi="宋体" w:cs="宋体"/>
+                <w:rFonts w:ascii="宋体" w:hAnsi="宋体" w:eastAsia="宋体" w:cs="宋体"/>
                 <w:spacing w:val="7"/>
                 <w:sz w:val="20"/>
                 <w:szCs w:val="20"/>
@@ -1131,9 +1138,14 @@
       </w:tr>
       <w:tr>
         <w:tblPrEx>
-          <w:tblW w:w="8214" w:type="dxa"/>
-          <w:jc w:val="center"/>
-          <w:tblLayout w:type="fixed"/>
+          <w:tblBorders>
+            <w:top w:val="single" w:color="000000" w:sz="2" w:space="0"/>
+            <w:left w:val="single" w:color="000000" w:sz="2" w:space="0"/>
+            <w:bottom w:val="single" w:color="000000" w:sz="2" w:space="0"/>
+            <w:right w:val="single" w:color="000000" w:sz="2" w:space="0"/>
+            <w:insideH w:val="single" w:color="000000" w:sz="2" w:space="0"/>
+            <w:insideV w:val="single" w:color="000000" w:sz="2" w:space="0"/>
+          </w:tblBorders>
           <w:tblCellMar>
             <w:top w:w="0" w:type="dxa"/>
             <w:left w:w="0" w:type="dxa"/>
@@ -1142,7 +1154,7 @@
           </w:tblCellMar>
         </w:tblPrEx>
         <w:trPr>
-          <w:trHeight w:val="516"/>
+          <w:trHeight w:val="516" w:hRule="atLeast"/>
           <w:jc w:val="center"/>
         </w:trPr>
         <w:tc>
@@ -1164,11 +1176,11 @@
               <w:adjustRightInd w:val="0"/>
               <w:snapToGrid w:val="0"/>
               <w:spacing w:before="173" w:line="267" w:lineRule="exact"/>
-              <w:ind w:left="0" w:right="0" w:firstLine="0" w:leftChars="0" w:rightChars="0" w:firstLineChars="0"/>
+              <w:ind w:left="0" w:leftChars="0" w:right="0" w:rightChars="0" w:firstLine="0" w:firstLineChars="0"/>
               <w:jc w:val="center"/>
               <w:textAlignment w:val="baseline"/>
               <w:rPr>
-                <w:rFonts w:ascii="宋体" w:eastAsia="宋体" w:hAnsi="宋体" w:cs="宋体" w:hint="default"/>
+                <w:rFonts w:hint="default" w:ascii="宋体" w:hAnsi="宋体" w:eastAsia="宋体" w:cs="宋体"/>
                 <w:sz w:val="20"/>
                 <w:szCs w:val="20"/>
                 <w:lang w:val="en-US"/>
@@ -1176,7 +1188,7 @@
             </w:pPr>
             <w:r>
               <w:rPr>
-                <w:rFonts w:ascii="宋体" w:eastAsia="宋体" w:hAnsi="宋体" w:cs="宋体"/>
+                <w:rFonts w:ascii="宋体" w:hAnsi="宋体" w:eastAsia="宋体" w:cs="宋体"/>
                 <w:spacing w:val="3"/>
                 <w:position w:val="1"/>
                 <w:sz w:val="20"/>
@@ -1186,7 +1198,7 @@
             </w:r>
             <w:r>
               <w:rPr>
-                <w:rFonts w:ascii="宋体" w:hAnsi="宋体" w:cs="宋体" w:hint="eastAsia"/>
+                <w:rFonts w:hint="eastAsia" w:ascii="宋体" w:hAnsi="宋体" w:cs="宋体"/>
                 <w:spacing w:val="3"/>
                 <w:position w:val="1"/>
                 <w:sz w:val="20"/>
@@ -1197,7 +1209,7 @@
             </w:r>
             <w:r>
               <w:rPr>
-                <w:rFonts w:ascii="宋体" w:eastAsia="宋体" w:hAnsi="宋体" w:cs="宋体"/>
+                <w:rFonts w:ascii="宋体" w:hAnsi="宋体" w:eastAsia="宋体" w:cs="宋体"/>
                 <w:spacing w:val="3"/>
                 <w:position w:val="1"/>
                 <w:sz w:val="20"/>
@@ -1207,7 +1219,7 @@
             </w:r>
             <w:r>
               <w:rPr>
-                <w:rFonts w:ascii="宋体" w:hAnsi="宋体" w:cs="宋体" w:hint="eastAsia"/>
+                <w:rFonts w:hint="eastAsia" w:ascii="宋体" w:hAnsi="宋体" w:cs="宋体"/>
                 <w:spacing w:val="3"/>
                 <w:position w:val="1"/>
                 <w:sz w:val="20"/>
@@ -1237,18 +1249,18 @@
               <w:adjustRightInd w:val="0"/>
               <w:snapToGrid w:val="0"/>
               <w:spacing w:before="173" w:line="267" w:lineRule="exact"/>
-              <w:ind w:left="0" w:right="0" w:firstLine="0" w:leftChars="0" w:rightChars="0" w:firstLineChars="0"/>
+              <w:ind w:left="0" w:leftChars="0" w:right="0" w:rightChars="0" w:firstLine="0" w:firstLineChars="0"/>
               <w:jc w:val="center"/>
               <w:textAlignment w:val="baseline"/>
               <w:rPr>
-                <w:rFonts w:ascii="宋体" w:eastAsia="宋体" w:hAnsi="宋体" w:cs="宋体"/>
+                <w:rFonts w:ascii="宋体" w:hAnsi="宋体" w:eastAsia="宋体" w:cs="宋体"/>
                 <w:sz w:val="20"/>
                 <w:szCs w:val="20"/>
               </w:rPr>
             </w:pPr>
             <w:r>
               <w:rPr>
-                <w:rFonts w:ascii="宋体" w:eastAsia="宋体" w:hAnsi="宋体" w:cs="宋体"/>
+                <w:rFonts w:ascii="宋体" w:hAnsi="宋体" w:eastAsia="宋体" w:cs="宋体"/>
                 <w:spacing w:val="4"/>
                 <w:position w:val="1"/>
                 <w:sz w:val="20"/>
@@ -1277,18 +1289,18 @@
               <w:adjustRightInd w:val="0"/>
               <w:snapToGrid w:val="0"/>
               <w:spacing w:before="172" w:line="228" w:lineRule="auto"/>
-              <w:ind w:left="0" w:right="0" w:firstLine="0" w:leftChars="0" w:rightChars="0" w:firstLineChars="0"/>
+              <w:ind w:left="0" w:leftChars="0" w:right="0" w:rightChars="0" w:firstLine="0" w:firstLineChars="0"/>
               <w:jc w:val="center"/>
               <w:textAlignment w:val="baseline"/>
               <w:rPr>
-                <w:rFonts w:ascii="宋体" w:eastAsia="宋体" w:hAnsi="宋体" w:cs="宋体"/>
+                <w:rFonts w:ascii="宋体" w:hAnsi="宋体" w:eastAsia="宋体" w:cs="宋体"/>
                 <w:sz w:val="20"/>
                 <w:szCs w:val="20"/>
               </w:rPr>
             </w:pPr>
             <w:r>
               <w:rPr>
-                <w:rFonts w:ascii="宋体" w:eastAsia="宋体" w:hAnsi="宋体" w:cs="宋体"/>
+                <w:rFonts w:ascii="宋体" w:hAnsi="宋体" w:eastAsia="宋体" w:cs="宋体"/>
                 <w:spacing w:val="200"/>
                 <w:kern w:val="0"/>
                 <w:sz w:val="20"/>
@@ -1298,7 +1310,7 @@
             </w:r>
             <w:r>
               <w:rPr>
-                <w:rFonts w:ascii="宋体" w:eastAsia="宋体" w:hAnsi="宋体" w:cs="宋体"/>
+                <w:rFonts w:ascii="宋体" w:hAnsi="宋体" w:eastAsia="宋体" w:cs="宋体"/>
                 <w:spacing w:val="0"/>
                 <w:kern w:val="0"/>
                 <w:sz w:val="20"/>
@@ -1327,11 +1339,11 @@
               <w:adjustRightInd w:val="0"/>
               <w:snapToGrid w:val="0"/>
               <w:spacing w:before="173" w:line="229" w:lineRule="auto"/>
-              <w:ind w:left="0" w:right="0" w:firstLine="0" w:leftChars="0" w:rightChars="0" w:firstLineChars="0"/>
+              <w:ind w:left="0" w:leftChars="0" w:right="0" w:rightChars="0" w:firstLine="0" w:firstLineChars="0"/>
               <w:jc w:val="center"/>
               <w:textAlignment w:val="baseline"/>
               <w:rPr>
-                <w:rFonts w:ascii="宋体" w:eastAsia="宋体" w:hAnsi="宋体" w:cs="宋体"/>
+                <w:rFonts w:ascii="宋体" w:hAnsi="宋体" w:eastAsia="宋体" w:cs="宋体"/>
                 <w:spacing w:val="200"/>
                 <w:kern w:val="0"/>
                 <w:sz w:val="20"/>
@@ -1340,7 +1352,7 @@
             </w:pPr>
             <w:r>
               <w:rPr>
-                <w:rFonts w:asciiTheme="minorAscii" w:eastAsiaTheme="minorEastAsia" w:hAnsiTheme="minorAscii" w:hint="eastAsia"/>
+                <w:rFonts w:hint="eastAsia" w:asciiTheme="minorAscii" w:hAnsiTheme="minorAscii" w:eastAsiaTheme="minorEastAsia"/>
                 <w:spacing w:val="0"/>
                 <w:kern w:val="0"/>
                 <w:sz w:val="21"/>
@@ -1370,11 +1382,11 @@
               <w:adjustRightInd w:val="0"/>
               <w:snapToGrid w:val="0"/>
               <w:spacing w:before="172" w:line="228" w:lineRule="auto"/>
-              <w:ind w:left="0" w:right="0" w:firstLine="0" w:leftChars="0" w:rightChars="0" w:firstLineChars="0"/>
+              <w:ind w:left="0" w:leftChars="0" w:right="0" w:rightChars="0" w:firstLine="0" w:firstLineChars="0"/>
               <w:jc w:val="center"/>
               <w:textAlignment w:val="baseline"/>
               <w:rPr>
-                <w:rFonts w:ascii="宋体" w:eastAsia="宋体" w:hAnsi="宋体" w:cs="宋体"/>
+                <w:rFonts w:ascii="宋体" w:hAnsi="宋体" w:eastAsia="宋体" w:cs="宋体"/>
                 <w:spacing w:val="200"/>
                 <w:kern w:val="0"/>
                 <w:sz w:val="20"/>
@@ -1383,7 +1395,7 @@
             </w:pPr>
             <w:r>
               <w:rPr>
-                <w:rFonts w:ascii="宋体" w:eastAsia="宋体" w:hAnsi="宋体" w:cs="宋体" w:hint="eastAsia"/>
+                <w:rFonts w:hint="eastAsia" w:ascii="宋体" w:hAnsi="宋体" w:eastAsia="宋体" w:cs="宋体"/>
                 <w:spacing w:val="200"/>
                 <w:kern w:val="0"/>
                 <w:sz w:val="20"/>
@@ -1393,7 +1405,7 @@
             </w:r>
             <w:r>
               <w:rPr>
-                <w:rFonts w:asciiTheme="minorAscii" w:eastAsiaTheme="minorEastAsia" w:hAnsiTheme="minorAscii" w:hint="eastAsia"/>
+                <w:rFonts w:hint="eastAsia" w:asciiTheme="minorAscii" w:hAnsiTheme="minorAscii" w:eastAsiaTheme="minorEastAsia"/>
                 <w:spacing w:val="0"/>
                 <w:kern w:val="0"/>
                 <w:sz w:val="21"/>
@@ -1423,18 +1435,18 @@
               <w:adjustRightInd w:val="0"/>
               <w:snapToGrid w:val="0"/>
               <w:spacing w:before="173" w:line="229" w:lineRule="auto"/>
-              <w:ind w:left="0" w:right="0" w:firstLine="0" w:leftChars="0" w:rightChars="0" w:firstLineChars="0"/>
+              <w:ind w:left="0" w:leftChars="0" w:right="0" w:rightChars="0" w:firstLine="0" w:firstLineChars="0"/>
               <w:jc w:val="center"/>
               <w:textAlignment w:val="baseline"/>
               <w:rPr>
-                <w:rFonts w:ascii="宋体" w:eastAsia="宋体" w:hAnsi="宋体" w:cs="宋体"/>
+                <w:rFonts w:ascii="宋体" w:hAnsi="宋体" w:eastAsia="宋体" w:cs="宋体"/>
                 <w:sz w:val="20"/>
                 <w:szCs w:val="20"/>
               </w:rPr>
             </w:pPr>
             <w:r>
               <w:rPr>
-                <w:rFonts w:asciiTheme="minorAscii" w:eastAsiaTheme="minorEastAsia" w:hAnsiTheme="minorAscii" w:hint="eastAsia"/>
+                <w:rFonts w:hint="eastAsia" w:asciiTheme="minorAscii" w:hAnsiTheme="minorAscii" w:eastAsiaTheme="minorEastAsia"/>
                 <w:spacing w:val="0"/>
                 <w:kern w:val="0"/>
                 <w:sz w:val="21"/>
@@ -1448,9 +1460,14 @@
       </w:tr>
       <w:tr>
         <w:tblPrEx>
-          <w:tblW w:w="8214" w:type="dxa"/>
-          <w:jc w:val="center"/>
-          <w:tblLayout w:type="fixed"/>
+          <w:tblBorders>
+            <w:top w:val="single" w:color="000000" w:sz="2" w:space="0"/>
+            <w:left w:val="single" w:color="000000" w:sz="2" w:space="0"/>
+            <w:bottom w:val="single" w:color="000000" w:sz="2" w:space="0"/>
+            <w:right w:val="single" w:color="000000" w:sz="2" w:space="0"/>
+            <w:insideH w:val="single" w:color="000000" w:sz="2" w:space="0"/>
+            <w:insideV w:val="single" w:color="000000" w:sz="2" w:space="0"/>
+          </w:tblBorders>
           <w:tblCellMar>
             <w:top w:w="0" w:type="dxa"/>
             <w:left w:w="0" w:type="dxa"/>
@@ -1459,7 +1476,7 @@
           </w:tblCellMar>
         </w:tblPrEx>
         <w:trPr>
-          <w:trHeight w:val="556"/>
+          <w:trHeight w:val="556" w:hRule="atLeast"/>
           <w:jc w:val="center"/>
         </w:trPr>
         <w:tc>
@@ -1468,7 +1485,7 @@
           </w:tcPr>
           <w:p>
             <w:pPr>
-              <w:pStyle w:val="TableText"/>
+              <w:pStyle w:val="27"/>
               <w:keepNext w:val="0"/>
               <w:keepLines w:val="0"/>
               <w:pageBreakBefore w:val="0"/>
@@ -1481,7 +1498,7 @@
               <w:bidi w:val="0"/>
               <w:adjustRightInd w:val="0"/>
               <w:snapToGrid w:val="0"/>
-              <w:ind w:left="0" w:right="0" w:firstLine="0" w:leftChars="0" w:rightChars="0" w:firstLineChars="0"/>
+              <w:ind w:left="0" w:leftChars="0" w:right="0" w:rightChars="0" w:firstLine="0" w:firstLineChars="0"/>
               <w:jc w:val="center"/>
               <w:textAlignment w:val="baseline"/>
             </w:pPr>
@@ -1493,7 +1510,7 @@
           </w:tcPr>
           <w:p>
             <w:pPr>
-              <w:pStyle w:val="TableText"/>
+              <w:pStyle w:val="27"/>
               <w:keepNext w:val="0"/>
               <w:keepLines w:val="0"/>
               <w:pageBreakBefore w:val="0"/>
@@ -1506,7 +1523,7 @@
               <w:bidi w:val="0"/>
               <w:adjustRightInd w:val="0"/>
               <w:snapToGrid w:val="0"/>
-              <w:ind w:left="0" w:right="0" w:firstLine="0" w:leftChars="0" w:rightChars="0" w:firstLineChars="0"/>
+              <w:ind w:left="0" w:leftChars="0" w:right="0" w:rightChars="0" w:firstLine="0" w:firstLineChars="0"/>
               <w:jc w:val="center"/>
               <w:textAlignment w:val="baseline"/>
             </w:pPr>
@@ -1518,7 +1535,7 @@
           </w:tcPr>
           <w:p>
             <w:pPr>
-              <w:pStyle w:val="TableText"/>
+              <w:pStyle w:val="27"/>
               <w:keepNext w:val="0"/>
               <w:keepLines w:val="0"/>
               <w:pageBreakBefore w:val="0"/>
@@ -1531,7 +1548,7 @@
               <w:bidi w:val="0"/>
               <w:adjustRightInd w:val="0"/>
               <w:snapToGrid w:val="0"/>
-              <w:ind w:left="0" w:right="0" w:firstLine="0" w:leftChars="0" w:rightChars="0" w:firstLineChars="0"/>
+              <w:ind w:left="0" w:leftChars="0" w:right="0" w:rightChars="0" w:firstLine="0" w:firstLineChars="0"/>
               <w:jc w:val="center"/>
               <w:textAlignment w:val="baseline"/>
             </w:pPr>
@@ -1543,7 +1560,7 @@
           </w:tcPr>
           <w:p>
             <w:pPr>
-              <w:pStyle w:val="TableText"/>
+              <w:pStyle w:val="27"/>
               <w:keepNext w:val="0"/>
               <w:keepLines w:val="0"/>
               <w:pageBreakBefore w:val="0"/>
@@ -1556,7 +1573,7 @@
               <w:bidi w:val="0"/>
               <w:adjustRightInd w:val="0"/>
               <w:snapToGrid w:val="0"/>
-              <w:ind w:left="0" w:right="0" w:firstLine="0" w:leftChars="0" w:rightChars="0" w:firstLineChars="0"/>
+              <w:ind w:left="0" w:leftChars="0" w:right="0" w:rightChars="0" w:firstLine="0" w:firstLineChars="0"/>
               <w:jc w:val="center"/>
               <w:textAlignment w:val="baseline"/>
             </w:pPr>
@@ -1568,7 +1585,7 @@
           </w:tcPr>
           <w:p>
             <w:pPr>
-              <w:pStyle w:val="TableText"/>
+              <w:pStyle w:val="27"/>
               <w:keepNext w:val="0"/>
               <w:keepLines w:val="0"/>
               <w:pageBreakBefore w:val="0"/>
@@ -1581,7 +1598,7 @@
               <w:bidi w:val="0"/>
               <w:adjustRightInd w:val="0"/>
               <w:snapToGrid w:val="0"/>
-              <w:ind w:left="0" w:right="0" w:firstLine="0" w:leftChars="0" w:rightChars="0" w:firstLineChars="0"/>
+              <w:ind w:left="0" w:leftChars="0" w:right="0" w:rightChars="0" w:firstLine="0" w:firstLineChars="0"/>
               <w:jc w:val="center"/>
               <w:textAlignment w:val="baseline"/>
             </w:pPr>
@@ -1593,7 +1610,7 @@
           </w:tcPr>
           <w:p>
             <w:pPr>
-              <w:pStyle w:val="TableText"/>
+              <w:pStyle w:val="27"/>
               <w:keepNext w:val="0"/>
               <w:keepLines w:val="0"/>
               <w:pageBreakBefore w:val="0"/>
@@ -1606,7 +1623,7 @@
               <w:bidi w:val="0"/>
               <w:adjustRightInd w:val="0"/>
               <w:snapToGrid w:val="0"/>
-              <w:ind w:left="0" w:right="0" w:firstLine="0" w:leftChars="0" w:rightChars="0" w:firstLineChars="0"/>
+              <w:ind w:left="0" w:leftChars="0" w:right="0" w:rightChars="0" w:firstLine="0" w:firstLineChars="0"/>
               <w:jc w:val="center"/>
               <w:textAlignment w:val="baseline"/>
             </w:pPr>
@@ -1615,9 +1632,14 @@
       </w:tr>
       <w:tr>
         <w:tblPrEx>
-          <w:tblW w:w="8214" w:type="dxa"/>
-          <w:jc w:val="center"/>
-          <w:tblLayout w:type="fixed"/>
+          <w:tblBorders>
+            <w:top w:val="single" w:color="000000" w:sz="2" w:space="0"/>
+            <w:left w:val="single" w:color="000000" w:sz="2" w:space="0"/>
+            <w:bottom w:val="single" w:color="000000" w:sz="2" w:space="0"/>
+            <w:right w:val="single" w:color="000000" w:sz="2" w:space="0"/>
+            <w:insideH w:val="single" w:color="000000" w:sz="2" w:space="0"/>
+            <w:insideV w:val="single" w:color="000000" w:sz="2" w:space="0"/>
+          </w:tblBorders>
           <w:tblCellMar>
             <w:top w:w="0" w:type="dxa"/>
             <w:left w:w="0" w:type="dxa"/>
@@ -1626,7 +1648,7 @@
           </w:tblCellMar>
         </w:tblPrEx>
         <w:trPr>
-          <w:trHeight w:val="556"/>
+          <w:trHeight w:val="556" w:hRule="atLeast"/>
           <w:jc w:val="center"/>
         </w:trPr>
         <w:tc>
@@ -1635,7 +1657,7 @@
           </w:tcPr>
           <w:p>
             <w:pPr>
-              <w:pStyle w:val="TableText"/>
+              <w:pStyle w:val="27"/>
               <w:keepNext w:val="0"/>
               <w:keepLines w:val="0"/>
               <w:pageBreakBefore w:val="0"/>
@@ -1648,7 +1670,7 @@
               <w:bidi w:val="0"/>
               <w:adjustRightInd w:val="0"/>
               <w:snapToGrid w:val="0"/>
-              <w:ind w:left="0" w:right="0" w:firstLine="0" w:leftChars="0" w:rightChars="0" w:firstLineChars="0"/>
+              <w:ind w:left="0" w:leftChars="0" w:right="0" w:rightChars="0" w:firstLine="0" w:firstLineChars="0"/>
               <w:jc w:val="center"/>
               <w:textAlignment w:val="baseline"/>
             </w:pPr>
@@ -1660,7 +1682,7 @@
           </w:tcPr>
           <w:p>
             <w:pPr>
-              <w:pStyle w:val="TableText"/>
+              <w:pStyle w:val="27"/>
               <w:keepNext w:val="0"/>
               <w:keepLines w:val="0"/>
               <w:pageBreakBefore w:val="0"/>
@@ -1673,7 +1695,7 @@
               <w:bidi w:val="0"/>
               <w:adjustRightInd w:val="0"/>
               <w:snapToGrid w:val="0"/>
-              <w:ind w:left="0" w:right="0" w:firstLine="0" w:leftChars="0" w:rightChars="0" w:firstLineChars="0"/>
+              <w:ind w:left="0" w:leftChars="0" w:right="0" w:rightChars="0" w:firstLine="0" w:firstLineChars="0"/>
               <w:jc w:val="center"/>
               <w:textAlignment w:val="baseline"/>
             </w:pPr>
@@ -1685,7 +1707,7 @@
           </w:tcPr>
           <w:p>
             <w:pPr>
-              <w:pStyle w:val="TableText"/>
+              <w:pStyle w:val="27"/>
               <w:keepNext w:val="0"/>
               <w:keepLines w:val="0"/>
               <w:pageBreakBefore w:val="0"/>
@@ -1698,7 +1720,7 @@
               <w:bidi w:val="0"/>
               <w:adjustRightInd w:val="0"/>
               <w:snapToGrid w:val="0"/>
-              <w:ind w:left="0" w:right="0" w:firstLine="0" w:leftChars="0" w:rightChars="0" w:firstLineChars="0"/>
+              <w:ind w:left="0" w:leftChars="0" w:right="0" w:rightChars="0" w:firstLine="0" w:firstLineChars="0"/>
               <w:jc w:val="center"/>
               <w:textAlignment w:val="baseline"/>
             </w:pPr>
@@ -1710,7 +1732,7 @@
           </w:tcPr>
           <w:p>
             <w:pPr>
-              <w:pStyle w:val="TableText"/>
+              <w:pStyle w:val="27"/>
               <w:keepNext w:val="0"/>
               <w:keepLines w:val="0"/>
               <w:pageBreakBefore w:val="0"/>
@@ -1723,7 +1745,7 @@
               <w:bidi w:val="0"/>
               <w:adjustRightInd w:val="0"/>
               <w:snapToGrid w:val="0"/>
-              <w:ind w:left="0" w:right="0" w:firstLine="0" w:leftChars="0" w:rightChars="0" w:firstLineChars="0"/>
+              <w:ind w:left="0" w:leftChars="0" w:right="0" w:rightChars="0" w:firstLine="0" w:firstLineChars="0"/>
               <w:jc w:val="center"/>
               <w:textAlignment w:val="baseline"/>
             </w:pPr>
@@ -1735,7 +1757,7 @@
           </w:tcPr>
           <w:p>
             <w:pPr>
-              <w:pStyle w:val="TableText"/>
+              <w:pStyle w:val="27"/>
               <w:keepNext w:val="0"/>
               <w:keepLines w:val="0"/>
               <w:pageBreakBefore w:val="0"/>
@@ -1748,7 +1770,7 @@
               <w:bidi w:val="0"/>
               <w:adjustRightInd w:val="0"/>
               <w:snapToGrid w:val="0"/>
-              <w:ind w:left="0" w:right="0" w:firstLine="0" w:leftChars="0" w:rightChars="0" w:firstLineChars="0"/>
+              <w:ind w:left="0" w:leftChars="0" w:right="0" w:rightChars="0" w:firstLine="0" w:firstLineChars="0"/>
               <w:jc w:val="center"/>
               <w:textAlignment w:val="baseline"/>
             </w:pPr>
@@ -1760,7 +1782,7 @@
           </w:tcPr>
           <w:p>
             <w:pPr>
-              <w:pStyle w:val="TableText"/>
+              <w:pStyle w:val="27"/>
               <w:keepNext w:val="0"/>
               <w:keepLines w:val="0"/>
               <w:pageBreakBefore w:val="0"/>
@@ -1773,7 +1795,7 @@
               <w:bidi w:val="0"/>
               <w:adjustRightInd w:val="0"/>
               <w:snapToGrid w:val="0"/>
-              <w:ind w:left="0" w:right="0" w:firstLine="0" w:leftChars="0" w:rightChars="0" w:firstLineChars="0"/>
+              <w:ind w:left="0" w:leftChars="0" w:right="0" w:rightChars="0" w:firstLine="0" w:firstLineChars="0"/>
               <w:jc w:val="center"/>
               <w:textAlignment w:val="baseline"/>
             </w:pPr>
@@ -1782,9 +1804,14 @@
       </w:tr>
       <w:tr>
         <w:tblPrEx>
-          <w:tblW w:w="8214" w:type="dxa"/>
-          <w:jc w:val="center"/>
-          <w:tblLayout w:type="fixed"/>
+          <w:tblBorders>
+            <w:top w:val="single" w:color="000000" w:sz="2" w:space="0"/>
+            <w:left w:val="single" w:color="000000" w:sz="2" w:space="0"/>
+            <w:bottom w:val="single" w:color="000000" w:sz="2" w:space="0"/>
+            <w:right w:val="single" w:color="000000" w:sz="2" w:space="0"/>
+            <w:insideH w:val="single" w:color="000000" w:sz="2" w:space="0"/>
+            <w:insideV w:val="single" w:color="000000" w:sz="2" w:space="0"/>
+          </w:tblBorders>
           <w:tblCellMar>
             <w:top w:w="0" w:type="dxa"/>
             <w:left w:w="0" w:type="dxa"/>
@@ -1793,7 +1820,7 @@
           </w:tblCellMar>
         </w:tblPrEx>
         <w:trPr>
-          <w:trHeight w:val="557"/>
+          <w:trHeight w:val="557" w:hRule="atLeast"/>
           <w:jc w:val="center"/>
         </w:trPr>
         <w:tc>
@@ -1802,7 +1829,7 @@
           </w:tcPr>
           <w:p>
             <w:pPr>
-              <w:pStyle w:val="TableText"/>
+              <w:pStyle w:val="27"/>
               <w:keepNext w:val="0"/>
               <w:keepLines w:val="0"/>
               <w:pageBreakBefore w:val="0"/>
@@ -1815,7 +1842,7 @@
               <w:bidi w:val="0"/>
               <w:adjustRightInd w:val="0"/>
               <w:snapToGrid w:val="0"/>
-              <w:ind w:left="0" w:right="0" w:firstLine="0" w:leftChars="0" w:rightChars="0" w:firstLineChars="0"/>
+              <w:ind w:left="0" w:leftChars="0" w:right="0" w:rightChars="0" w:firstLine="0" w:firstLineChars="0"/>
               <w:jc w:val="center"/>
               <w:textAlignment w:val="baseline"/>
             </w:pPr>
@@ -1827,7 +1854,7 @@
           </w:tcPr>
           <w:p>
             <w:pPr>
-              <w:pStyle w:val="TableText"/>
+              <w:pStyle w:val="27"/>
               <w:keepNext w:val="0"/>
               <w:keepLines w:val="0"/>
               <w:pageBreakBefore w:val="0"/>
@@ -1840,7 +1867,7 @@
               <w:bidi w:val="0"/>
               <w:adjustRightInd w:val="0"/>
               <w:snapToGrid w:val="0"/>
-              <w:ind w:left="0" w:right="0" w:firstLine="0" w:leftChars="0" w:rightChars="0" w:firstLineChars="0"/>
+              <w:ind w:left="0" w:leftChars="0" w:right="0" w:rightChars="0" w:firstLine="0" w:firstLineChars="0"/>
               <w:jc w:val="center"/>
               <w:textAlignment w:val="baseline"/>
             </w:pPr>
@@ -1852,7 +1879,7 @@
           </w:tcPr>
           <w:p>
             <w:pPr>
-              <w:pStyle w:val="TableText"/>
+              <w:pStyle w:val="27"/>
               <w:keepNext w:val="0"/>
               <w:keepLines w:val="0"/>
               <w:pageBreakBefore w:val="0"/>
@@ -1865,7 +1892,7 @@
               <w:bidi w:val="0"/>
               <w:adjustRightInd w:val="0"/>
               <w:snapToGrid w:val="0"/>
-              <w:ind w:left="0" w:right="0" w:firstLine="0" w:leftChars="0" w:rightChars="0" w:firstLineChars="0"/>
+              <w:ind w:left="0" w:leftChars="0" w:right="0" w:rightChars="0" w:firstLine="0" w:firstLineChars="0"/>
               <w:jc w:val="center"/>
               <w:textAlignment w:val="baseline"/>
             </w:pPr>
@@ -1877,7 +1904,7 @@
           </w:tcPr>
           <w:p>
             <w:pPr>
-              <w:pStyle w:val="TableText"/>
+              <w:pStyle w:val="27"/>
               <w:keepNext w:val="0"/>
               <w:keepLines w:val="0"/>
               <w:pageBreakBefore w:val="0"/>
@@ -1890,7 +1917,7 @@
               <w:bidi w:val="0"/>
               <w:adjustRightInd w:val="0"/>
               <w:snapToGrid w:val="0"/>
-              <w:ind w:left="0" w:right="0" w:firstLine="0" w:leftChars="0" w:rightChars="0" w:firstLineChars="0"/>
+              <w:ind w:left="0" w:leftChars="0" w:right="0" w:rightChars="0" w:firstLine="0" w:firstLineChars="0"/>
               <w:jc w:val="center"/>
               <w:textAlignment w:val="baseline"/>
             </w:pPr>
@@ -1902,7 +1929,7 @@
           </w:tcPr>
           <w:p>
             <w:pPr>
-              <w:pStyle w:val="TableText"/>
+              <w:pStyle w:val="27"/>
               <w:keepNext w:val="0"/>
               <w:keepLines w:val="0"/>
               <w:pageBreakBefore w:val="0"/>
@@ -1915,7 +1942,7 @@
               <w:bidi w:val="0"/>
               <w:adjustRightInd w:val="0"/>
               <w:snapToGrid w:val="0"/>
-              <w:ind w:left="0" w:right="0" w:firstLine="0" w:leftChars="0" w:rightChars="0" w:firstLineChars="0"/>
+              <w:ind w:left="0" w:leftChars="0" w:right="0" w:rightChars="0" w:firstLine="0" w:firstLineChars="0"/>
               <w:jc w:val="center"/>
               <w:textAlignment w:val="baseline"/>
             </w:pPr>
@@ -1927,7 +1954,7 @@
           </w:tcPr>
           <w:p>
             <w:pPr>
-              <w:pStyle w:val="TableText"/>
+              <w:pStyle w:val="27"/>
               <w:keepNext w:val="0"/>
               <w:keepLines w:val="0"/>
               <w:pageBreakBefore w:val="0"/>
@@ -1940,7 +1967,7 @@
               <w:bidi w:val="0"/>
               <w:adjustRightInd w:val="0"/>
               <w:snapToGrid w:val="0"/>
-              <w:ind w:left="0" w:right="0" w:firstLine="0" w:leftChars="0" w:rightChars="0" w:firstLineChars="0"/>
+              <w:ind w:left="0" w:leftChars="0" w:right="0" w:rightChars="0" w:firstLine="0" w:firstLineChars="0"/>
               <w:jc w:val="center"/>
               <w:textAlignment w:val="baseline"/>
             </w:pPr>
@@ -1971,7 +1998,7 @@
     <w:sdt>
       <w:sdtPr>
         <w:rPr>
-          <w:rFonts w:ascii="宋体" w:eastAsia="宋体" w:hAnsi="宋体" w:cs="Arial"/>
+          <w:rFonts w:ascii="宋体" w:hAnsi="宋体" w:eastAsia="宋体" w:cs="Arial"/>
           <w:snapToGrid w:val="0"/>
           <w:color w:val="000000"/>
           <w:kern w:val="0"/>
@@ -1987,7 +2014,7 @@
       </w:sdtPr>
       <w:sdtEndPr>
         <w:rPr>
-          <w:rFonts w:ascii="宋体" w:eastAsia="宋体" w:hAnsi="宋体" w:cs="宋体" w:hint="eastAsia"/>
+          <w:rFonts w:hint="eastAsia" w:ascii="宋体" w:hAnsi="宋体" w:eastAsia="宋体" w:cs="宋体"/>
           <w:snapToGrid w:val="0"/>
           <w:color w:val="000000"/>
           <w:kern w:val="0"/>
@@ -2012,18 +2039,18 @@
             <w:adjustRightInd w:val="0"/>
             <w:snapToGrid w:val="0"/>
             <w:spacing w:before="0" w:beforeLines="0" w:after="0" w:afterLines="0" w:line="240" w:lineRule="auto"/>
-            <w:ind w:left="0" w:right="0" w:firstLine="0" w:leftChars="0" w:rightChars="0" w:firstLineChars="0"/>
+            <w:ind w:left="0" w:leftChars="0" w:right="0" w:rightChars="0" w:firstLine="0" w:firstLineChars="0"/>
             <w:jc w:val="center"/>
             <w:textAlignment w:val="baseline"/>
             <w:rPr>
-              <w:rFonts w:ascii="宋体" w:eastAsia="宋体" w:hAnsi="宋体" w:cs="宋体" w:hint="eastAsia"/>
+              <w:rFonts w:hint="eastAsia" w:ascii="宋体" w:hAnsi="宋体" w:eastAsia="宋体" w:cs="宋体"/>
               <w:sz w:val="24"/>
               <w:szCs w:val="24"/>
             </w:rPr>
           </w:pPr>
           <w:r>
             <w:rPr>
-              <w:rFonts w:ascii="宋体" w:eastAsia="宋体" w:hAnsi="宋体" w:cs="宋体" w:hint="eastAsia"/>
+              <w:rFonts w:hint="eastAsia" w:ascii="宋体" w:hAnsi="宋体" w:eastAsia="宋体" w:cs="宋体"/>
               <w:sz w:val="24"/>
               <w:szCs w:val="24"/>
             </w:rPr>
@@ -2032,14 +2059,16 @@
         </w:p>
         <w:p>
           <w:pPr>
-            <w:pStyle w:val="TOC1"/>
+            <w:pStyle w:val="16"/>
             <w:tabs>
               <w:tab w:val="right" w:leader="dot" w:pos="8306"/>
             </w:tabs>
           </w:pPr>
-          <w:r>
-            <w:rPr>
-              <w:rFonts w:ascii="宋体" w:eastAsia="宋体" w:hAnsi="宋体" w:cs="宋体" w:hint="eastAsia"/>
+          <w:bookmarkStart w:id="28" w:name="_GoBack"/>
+          <w:bookmarkEnd w:id="28"/>
+          <w:r>
+            <w:rPr>
+              <w:rFonts w:hint="eastAsia" w:ascii="宋体" w:hAnsi="宋体" w:eastAsia="宋体" w:cs="宋体"/>
               <w:sz w:val="24"/>
               <w:szCs w:val="24"/>
             </w:rPr>
@@ -2047,7 +2076,7 @@
           </w:r>
           <w:r>
             <w:rPr>
-              <w:rFonts w:ascii="宋体" w:eastAsia="宋体" w:hAnsi="宋体" w:cs="宋体" w:hint="eastAsia"/>
+              <w:rFonts w:hint="eastAsia" w:ascii="宋体" w:hAnsi="宋体" w:eastAsia="宋体" w:cs="宋体"/>
               <w:sz w:val="24"/>
               <w:szCs w:val="24"/>
             </w:rPr>
@@ -2055,7 +2084,7 @@
           </w:r>
           <w:r>
             <w:rPr>
-              <w:rFonts w:ascii="宋体" w:eastAsia="宋体" w:hAnsi="宋体" w:cs="宋体" w:hint="eastAsia"/>
+              <w:rFonts w:hint="eastAsia" w:ascii="宋体" w:hAnsi="宋体" w:eastAsia="宋体" w:cs="宋体"/>
               <w:sz w:val="24"/>
               <w:szCs w:val="24"/>
             </w:rPr>
@@ -2063,21 +2092,21 @@
           </w:r>
           <w:r>
             <w:rPr>
-              <w:rFonts w:ascii="宋体" w:eastAsia="宋体" w:hAnsi="宋体" w:cs="宋体" w:hint="eastAsia"/>
+              <w:rFonts w:hint="eastAsia" w:ascii="宋体" w:hAnsi="宋体" w:eastAsia="宋体" w:cs="宋体"/>
               <w:szCs w:val="24"/>
             </w:rPr>
             <w:fldChar w:fldCharType="begin"/>
           </w:r>
           <w:r>
             <w:rPr>
-              <w:rFonts w:ascii="宋体" w:eastAsia="宋体" w:hAnsi="宋体" w:cs="宋体" w:hint="eastAsia"/>
-              <w:szCs w:val="24"/>
-            </w:rPr>
-            <w:instrText xml:space="preserve"> HYPERLINK \l _Toc9307 </w:instrText>
-          </w:r>
-          <w:r>
-            <w:rPr>
-              <w:rFonts w:ascii="宋体" w:eastAsia="宋体" w:hAnsi="宋体" w:cs="宋体" w:hint="eastAsia"/>
+              <w:rFonts w:hint="eastAsia" w:ascii="宋体" w:hAnsi="宋体" w:eastAsia="宋体" w:cs="宋体"/>
+              <w:szCs w:val="24"/>
+            </w:rPr>
+            <w:instrText xml:space="preserve"> HYPERLINK \l _Toc30349 </w:instrText>
+          </w:r>
+          <w:r>
+            <w:rPr>
+              <w:rFonts w:hint="eastAsia" w:ascii="宋体" w:hAnsi="宋体" w:eastAsia="宋体" w:cs="宋体"/>
               <w:szCs w:val="24"/>
             </w:rPr>
             <w:fldChar w:fldCharType="separate"/>
@@ -2096,7 +2125,7 @@
             <w:fldChar w:fldCharType="begin"/>
           </w:r>
           <w:r>
-            <w:instrText xml:space="preserve"> PAGEREF _Toc9307 \h </w:instrText>
+            <w:instrText xml:space="preserve"> PAGEREF _Toc30349 \h </w:instrText>
           </w:r>
           <w:r>
             <w:fldChar w:fldCharType="separate"/>
@@ -2109,7 +2138,7 @@
           </w:r>
           <w:r>
             <w:rPr>
-              <w:rFonts w:ascii="宋体" w:eastAsia="宋体" w:hAnsi="宋体" w:cs="宋体" w:hint="eastAsia"/>
+              <w:rFonts w:hint="eastAsia" w:ascii="宋体" w:hAnsi="宋体" w:eastAsia="宋体" w:cs="宋体"/>
               <w:szCs w:val="24"/>
             </w:rPr>
             <w:fldChar w:fldCharType="end"/>
@@ -2117,28 +2146,28 @@
         </w:p>
         <w:p>
           <w:pPr>
-            <w:pStyle w:val="TOC1"/>
+            <w:pStyle w:val="16"/>
             <w:tabs>
               <w:tab w:val="right" w:leader="dot" w:pos="8306"/>
             </w:tabs>
           </w:pPr>
           <w:r>
             <w:rPr>
-              <w:rFonts w:ascii="宋体" w:eastAsia="宋体" w:hAnsi="宋体" w:cs="宋体" w:hint="eastAsia"/>
+              <w:rFonts w:hint="eastAsia" w:ascii="宋体" w:hAnsi="宋体" w:eastAsia="宋体" w:cs="宋体"/>
               <w:szCs w:val="24"/>
             </w:rPr>
             <w:fldChar w:fldCharType="begin"/>
           </w:r>
           <w:r>
             <w:rPr>
-              <w:rFonts w:ascii="宋体" w:eastAsia="宋体" w:hAnsi="宋体" w:cs="宋体" w:hint="eastAsia"/>
-              <w:szCs w:val="24"/>
-            </w:rPr>
-            <w:instrText xml:space="preserve"> HYPERLINK \l _Toc19473 </w:instrText>
-          </w:r>
-          <w:r>
-            <w:rPr>
-              <w:rFonts w:ascii="宋体" w:eastAsia="宋体" w:hAnsi="宋体" w:cs="宋体" w:hint="eastAsia"/>
+              <w:rFonts w:hint="eastAsia" w:ascii="宋体" w:hAnsi="宋体" w:eastAsia="宋体" w:cs="宋体"/>
+              <w:szCs w:val="24"/>
+            </w:rPr>
+            <w:instrText xml:space="preserve"> HYPERLINK \l _Toc5805 </w:instrText>
+          </w:r>
+          <w:r>
+            <w:rPr>
+              <w:rFonts w:hint="eastAsia" w:ascii="宋体" w:hAnsi="宋体" w:eastAsia="宋体" w:cs="宋体"/>
               <w:szCs w:val="24"/>
             </w:rPr>
             <w:fldChar w:fldCharType="separate"/>
@@ -2157,7 +2186,7 @@
             <w:fldChar w:fldCharType="begin"/>
           </w:r>
           <w:r>
-            <w:instrText xml:space="preserve"> PAGEREF _Toc19473 \h </w:instrText>
+            <w:instrText xml:space="preserve"> PAGEREF _Toc5805 \h </w:instrText>
           </w:r>
           <w:r>
             <w:fldChar w:fldCharType="separate"/>
@@ -2170,7 +2199,7 @@
           </w:r>
           <w:r>
             <w:rPr>
-              <w:rFonts w:ascii="宋体" w:eastAsia="宋体" w:hAnsi="宋体" w:cs="宋体" w:hint="eastAsia"/>
+              <w:rFonts w:hint="eastAsia" w:ascii="宋体" w:hAnsi="宋体" w:eastAsia="宋体" w:cs="宋体"/>
               <w:szCs w:val="24"/>
             </w:rPr>
             <w:fldChar w:fldCharType="end"/>
@@ -2178,28 +2207,28 @@
         </w:p>
         <w:p>
           <w:pPr>
-            <w:pStyle w:val="TOC1"/>
+            <w:pStyle w:val="16"/>
             <w:tabs>
               <w:tab w:val="right" w:leader="dot" w:pos="8306"/>
             </w:tabs>
           </w:pPr>
           <w:r>
             <w:rPr>
-              <w:rFonts w:ascii="宋体" w:eastAsia="宋体" w:hAnsi="宋体" w:cs="宋体" w:hint="eastAsia"/>
+              <w:rFonts w:hint="eastAsia" w:ascii="宋体" w:hAnsi="宋体" w:eastAsia="宋体" w:cs="宋体"/>
               <w:szCs w:val="24"/>
             </w:rPr>
             <w:fldChar w:fldCharType="begin"/>
           </w:r>
           <w:r>
             <w:rPr>
-              <w:rFonts w:ascii="宋体" w:eastAsia="宋体" w:hAnsi="宋体" w:cs="宋体" w:hint="eastAsia"/>
-              <w:szCs w:val="24"/>
-            </w:rPr>
-            <w:instrText xml:space="preserve"> HYPERLINK \l _Toc21264 </w:instrText>
-          </w:r>
-          <w:r>
-            <w:rPr>
-              <w:rFonts w:ascii="宋体" w:eastAsia="宋体" w:hAnsi="宋体" w:cs="宋体" w:hint="eastAsia"/>
+              <w:rFonts w:hint="eastAsia" w:ascii="宋体" w:hAnsi="宋体" w:eastAsia="宋体" w:cs="宋体"/>
+              <w:szCs w:val="24"/>
+            </w:rPr>
+            <w:instrText xml:space="preserve"> HYPERLINK \l _Toc25312 </w:instrText>
+          </w:r>
+          <w:r>
+            <w:rPr>
+              <w:rFonts w:hint="eastAsia" w:ascii="宋体" w:hAnsi="宋体" w:eastAsia="宋体" w:cs="宋体"/>
               <w:szCs w:val="24"/>
             </w:rPr>
             <w:fldChar w:fldCharType="separate"/>
@@ -2216,7 +2245,7 @@
               <w:rFonts w:hint="eastAsia"/>
               <w:lang w:val="en-US" w:eastAsia="zh-CN"/>
             </w:rPr>
-            <w:t>1. 总则</w:t>
+            <w:t>总则</w:t>
           </w:r>
           <w:r>
             <w:tab/>
@@ -2225,7 +2254,7 @@
             <w:fldChar w:fldCharType="begin"/>
           </w:r>
           <w:r>
-            <w:instrText xml:space="preserve"> PAGEREF _Toc21264 \h </w:instrText>
+            <w:instrText xml:space="preserve"> PAGEREF _Toc25312 \h </w:instrText>
           </w:r>
           <w:r>
             <w:fldChar w:fldCharType="separate"/>
@@ -2238,7 +2267,7 @@
           </w:r>
           <w:r>
             <w:rPr>
-              <w:rFonts w:ascii="宋体" w:eastAsia="宋体" w:hAnsi="宋体" w:cs="宋体" w:hint="eastAsia"/>
+              <w:rFonts w:hint="eastAsia" w:ascii="宋体" w:hAnsi="宋体" w:eastAsia="宋体" w:cs="宋体"/>
               <w:szCs w:val="24"/>
             </w:rPr>
             <w:fldChar w:fldCharType="end"/>
@@ -2246,28 +2275,28 @@
         </w:p>
         <w:p>
           <w:pPr>
-            <w:pStyle w:val="TOC2"/>
+            <w:pStyle w:val="17"/>
             <w:tabs>
               <w:tab w:val="right" w:leader="dot" w:pos="8306"/>
             </w:tabs>
           </w:pPr>
           <w:r>
             <w:rPr>
-              <w:rFonts w:ascii="宋体" w:eastAsia="宋体" w:hAnsi="宋体" w:cs="宋体" w:hint="eastAsia"/>
+              <w:rFonts w:hint="eastAsia" w:ascii="宋体" w:hAnsi="宋体" w:eastAsia="宋体" w:cs="宋体"/>
               <w:szCs w:val="24"/>
             </w:rPr>
             <w:fldChar w:fldCharType="begin"/>
           </w:r>
           <w:r>
             <w:rPr>
-              <w:rFonts w:ascii="宋体" w:eastAsia="宋体" w:hAnsi="宋体" w:cs="宋体" w:hint="eastAsia"/>
-              <w:szCs w:val="24"/>
-            </w:rPr>
-            <w:instrText xml:space="preserve"> HYPERLINK \l _Toc8027 </w:instrText>
-          </w:r>
-          <w:r>
-            <w:rPr>
-              <w:rFonts w:ascii="宋体" w:eastAsia="宋体" w:hAnsi="宋体" w:cs="宋体" w:hint="eastAsia"/>
+              <w:rFonts w:hint="eastAsia" w:ascii="宋体" w:hAnsi="宋体" w:eastAsia="宋体" w:cs="宋体"/>
+              <w:szCs w:val="24"/>
+            </w:rPr>
+            <w:instrText xml:space="preserve"> HYPERLINK \l _Toc1852 </w:instrText>
+          </w:r>
+          <w:r>
+            <w:rPr>
+              <w:rFonts w:hint="eastAsia" w:ascii="宋体" w:hAnsi="宋体" w:eastAsia="宋体" w:cs="宋体"/>
               <w:szCs w:val="24"/>
             </w:rPr>
             <w:fldChar w:fldCharType="separate"/>
@@ -2293,7 +2322,7 @@
             <w:fldChar w:fldCharType="begin"/>
           </w:r>
           <w:r>
-            <w:instrText xml:space="preserve"> PAGEREF _Toc8027 \h </w:instrText>
+            <w:instrText xml:space="preserve"> PAGEREF _Toc1852 \h </w:instrText>
           </w:r>
           <w:r>
             <w:fldChar w:fldCharType="separate"/>
@@ -2306,7 +2335,7 @@
           </w:r>
           <w:r>
             <w:rPr>
-              <w:rFonts w:ascii="宋体" w:eastAsia="宋体" w:hAnsi="宋体" w:cs="宋体" w:hint="eastAsia"/>
+              <w:rFonts w:hint="eastAsia" w:ascii="宋体" w:hAnsi="宋体" w:eastAsia="宋体" w:cs="宋体"/>
               <w:szCs w:val="24"/>
             </w:rPr>
             <w:fldChar w:fldCharType="end"/>
@@ -2314,28 +2343,28 @@
         </w:p>
         <w:p>
           <w:pPr>
-            <w:pStyle w:val="TOC2"/>
+            <w:pStyle w:val="17"/>
             <w:tabs>
               <w:tab w:val="right" w:leader="dot" w:pos="8306"/>
             </w:tabs>
           </w:pPr>
           <w:r>
             <w:rPr>
-              <w:rFonts w:ascii="宋体" w:eastAsia="宋体" w:hAnsi="宋体" w:cs="宋体" w:hint="eastAsia"/>
+              <w:rFonts w:hint="eastAsia" w:ascii="宋体" w:hAnsi="宋体" w:eastAsia="宋体" w:cs="宋体"/>
               <w:szCs w:val="24"/>
             </w:rPr>
             <w:fldChar w:fldCharType="begin"/>
           </w:r>
           <w:r>
             <w:rPr>
-              <w:rFonts w:ascii="宋体" w:eastAsia="宋体" w:hAnsi="宋体" w:cs="宋体" w:hint="eastAsia"/>
-              <w:szCs w:val="24"/>
-            </w:rPr>
-            <w:instrText xml:space="preserve"> HYPERLINK \l _Toc17301 </w:instrText>
-          </w:r>
-          <w:r>
-            <w:rPr>
-              <w:rFonts w:ascii="宋体" w:eastAsia="宋体" w:hAnsi="宋体" w:cs="宋体" w:hint="eastAsia"/>
+              <w:rFonts w:hint="eastAsia" w:ascii="宋体" w:hAnsi="宋体" w:eastAsia="宋体" w:cs="宋体"/>
+              <w:szCs w:val="24"/>
+            </w:rPr>
+            <w:instrText xml:space="preserve"> HYPERLINK \l _Toc4924 </w:instrText>
+          </w:r>
+          <w:r>
+            <w:rPr>
+              <w:rFonts w:hint="eastAsia" w:ascii="宋体" w:hAnsi="宋体" w:eastAsia="宋体" w:cs="宋体"/>
               <w:szCs w:val="24"/>
             </w:rPr>
             <w:fldChar w:fldCharType="separate"/>
@@ -2361,7 +2390,7 @@
             <w:fldChar w:fldCharType="begin"/>
           </w:r>
           <w:r>
-            <w:instrText xml:space="preserve"> PAGEREF _Toc17301 \h </w:instrText>
+            <w:instrText xml:space="preserve"> PAGEREF _Toc4924 \h </w:instrText>
           </w:r>
           <w:r>
             <w:fldChar w:fldCharType="separate"/>
@@ -2374,7 +2403,7 @@
           </w:r>
           <w:r>
             <w:rPr>
-              <w:rFonts w:ascii="宋体" w:eastAsia="宋体" w:hAnsi="宋体" w:cs="宋体" w:hint="eastAsia"/>
+              <w:rFonts w:hint="eastAsia" w:ascii="宋体" w:hAnsi="宋体" w:eastAsia="宋体" w:cs="宋体"/>
               <w:szCs w:val="24"/>
             </w:rPr>
             <w:fldChar w:fldCharType="end"/>
@@ -2382,28 +2411,28 @@
         </w:p>
         <w:p>
           <w:pPr>
-            <w:pStyle w:val="TOC1"/>
+            <w:pStyle w:val="16"/>
             <w:tabs>
               <w:tab w:val="right" w:leader="dot" w:pos="8306"/>
             </w:tabs>
           </w:pPr>
           <w:r>
             <w:rPr>
-              <w:rFonts w:ascii="宋体" w:eastAsia="宋体" w:hAnsi="宋体" w:cs="宋体" w:hint="eastAsia"/>
+              <w:rFonts w:hint="eastAsia" w:ascii="宋体" w:hAnsi="宋体" w:eastAsia="宋体" w:cs="宋体"/>
               <w:szCs w:val="24"/>
             </w:rPr>
             <w:fldChar w:fldCharType="begin"/>
           </w:r>
           <w:r>
             <w:rPr>
-              <w:rFonts w:ascii="宋体" w:eastAsia="宋体" w:hAnsi="宋体" w:cs="宋体" w:hint="eastAsia"/>
-              <w:szCs w:val="24"/>
-            </w:rPr>
-            <w:instrText xml:space="preserve"> HYPERLINK \l _Toc29891 </w:instrText>
-          </w:r>
-          <w:r>
-            <w:rPr>
-              <w:rFonts w:ascii="宋体" w:eastAsia="宋体" w:hAnsi="宋体" w:cs="宋体" w:hint="eastAsia"/>
+              <w:rFonts w:hint="eastAsia" w:ascii="宋体" w:hAnsi="宋体" w:eastAsia="宋体" w:cs="宋体"/>
+              <w:szCs w:val="24"/>
+            </w:rPr>
+            <w:instrText xml:space="preserve"> HYPERLINK \l _Toc2098 </w:instrText>
+          </w:r>
+          <w:r>
+            <w:rPr>
+              <w:rFonts w:hint="eastAsia" w:ascii="宋体" w:hAnsi="宋体" w:eastAsia="宋体" w:cs="宋体"/>
               <w:szCs w:val="24"/>
             </w:rPr>
             <w:fldChar w:fldCharType="separate"/>
@@ -2429,7 +2458,7 @@
             <w:fldChar w:fldCharType="begin"/>
           </w:r>
           <w:r>
-            <w:instrText xml:space="preserve"> PAGEREF _Toc29891 \h </w:instrText>
+            <w:instrText xml:space="preserve"> PAGEREF _Toc2098 \h </w:instrText>
           </w:r>
           <w:r>
             <w:fldChar w:fldCharType="separate"/>
@@ -2442,7 +2471,7 @@
           </w:r>
           <w:r>
             <w:rPr>
-              <w:rFonts w:ascii="宋体" w:eastAsia="宋体" w:hAnsi="宋体" w:cs="宋体" w:hint="eastAsia"/>
+              <w:rFonts w:hint="eastAsia" w:ascii="宋体" w:hAnsi="宋体" w:eastAsia="宋体" w:cs="宋体"/>
               <w:szCs w:val="24"/>
             </w:rPr>
             <w:fldChar w:fldCharType="end"/>
@@ -2450,28 +2479,28 @@
         </w:p>
         <w:p>
           <w:pPr>
-            <w:pStyle w:val="TOC1"/>
+            <w:pStyle w:val="16"/>
             <w:tabs>
               <w:tab w:val="right" w:leader="dot" w:pos="8306"/>
             </w:tabs>
           </w:pPr>
           <w:r>
             <w:rPr>
-              <w:rFonts w:ascii="宋体" w:eastAsia="宋体" w:hAnsi="宋体" w:cs="宋体" w:hint="eastAsia"/>
+              <w:rFonts w:hint="eastAsia" w:ascii="宋体" w:hAnsi="宋体" w:eastAsia="宋体" w:cs="宋体"/>
               <w:szCs w:val="24"/>
             </w:rPr>
             <w:fldChar w:fldCharType="begin"/>
           </w:r>
           <w:r>
             <w:rPr>
-              <w:rFonts w:ascii="宋体" w:eastAsia="宋体" w:hAnsi="宋体" w:cs="宋体" w:hint="eastAsia"/>
-              <w:szCs w:val="24"/>
-            </w:rPr>
-            <w:instrText xml:space="preserve"> HYPERLINK \l _Toc7195 </w:instrText>
-          </w:r>
-          <w:r>
-            <w:rPr>
-              <w:rFonts w:ascii="宋体" w:eastAsia="宋体" w:hAnsi="宋体" w:cs="宋体" w:hint="eastAsia"/>
+              <w:rFonts w:hint="eastAsia" w:ascii="宋体" w:hAnsi="宋体" w:eastAsia="宋体" w:cs="宋体"/>
+              <w:szCs w:val="24"/>
+            </w:rPr>
+            <w:instrText xml:space="preserve"> HYPERLINK \l _Toc4575 </w:instrText>
+          </w:r>
+          <w:r>
+            <w:rPr>
+              <w:rFonts w:hint="eastAsia" w:ascii="宋体" w:hAnsi="宋体" w:eastAsia="宋体" w:cs="宋体"/>
               <w:szCs w:val="24"/>
             </w:rPr>
             <w:fldChar w:fldCharType="separate"/>
@@ -2497,20 +2526,20 @@
             <w:fldChar w:fldCharType="begin"/>
           </w:r>
           <w:r>
-            <w:instrText xml:space="preserve"> PAGEREF _Toc7195 \h </w:instrText>
+            <w:instrText xml:space="preserve"> PAGEREF _Toc4575 \h </w:instrText>
           </w:r>
           <w:r>
             <w:fldChar w:fldCharType="separate"/>
           </w:r>
           <w:r>
-            <w:t>4</w:t>
+            <w:t>5</w:t>
           </w:r>
           <w:r>
             <w:fldChar w:fldCharType="end"/>
           </w:r>
           <w:r>
             <w:rPr>
-              <w:rFonts w:ascii="宋体" w:eastAsia="宋体" w:hAnsi="宋体" w:cs="宋体" w:hint="eastAsia"/>
+              <w:rFonts w:hint="eastAsia" w:ascii="宋体" w:hAnsi="宋体" w:eastAsia="宋体" w:cs="宋体"/>
               <w:szCs w:val="24"/>
             </w:rPr>
             <w:fldChar w:fldCharType="end"/>
@@ -2518,28 +2547,28 @@
         </w:p>
         <w:p>
           <w:pPr>
-            <w:pStyle w:val="TOC2"/>
+            <w:pStyle w:val="17"/>
             <w:tabs>
               <w:tab w:val="right" w:leader="dot" w:pos="8306"/>
             </w:tabs>
           </w:pPr>
           <w:r>
             <w:rPr>
-              <w:rFonts w:ascii="宋体" w:eastAsia="宋体" w:hAnsi="宋体" w:cs="宋体" w:hint="eastAsia"/>
+              <w:rFonts w:hint="eastAsia" w:ascii="宋体" w:hAnsi="宋体" w:eastAsia="宋体" w:cs="宋体"/>
               <w:szCs w:val="24"/>
             </w:rPr>
             <w:fldChar w:fldCharType="begin"/>
           </w:r>
           <w:r>
             <w:rPr>
-              <w:rFonts w:ascii="宋体" w:eastAsia="宋体" w:hAnsi="宋体" w:cs="宋体" w:hint="eastAsia"/>
-              <w:szCs w:val="24"/>
-            </w:rPr>
-            <w:instrText xml:space="preserve"> HYPERLINK \l _Toc30751 </w:instrText>
-          </w:r>
-          <w:r>
-            <w:rPr>
-              <w:rFonts w:ascii="宋体" w:eastAsia="宋体" w:hAnsi="宋体" w:cs="宋体" w:hint="eastAsia"/>
+              <w:rFonts w:hint="eastAsia" w:ascii="宋体" w:hAnsi="宋体" w:eastAsia="宋体" w:cs="宋体"/>
+              <w:szCs w:val="24"/>
+            </w:rPr>
+            <w:instrText xml:space="preserve"> HYPERLINK \l _Toc24799 </w:instrText>
+          </w:r>
+          <w:r>
+            <w:rPr>
+              <w:rFonts w:hint="eastAsia" w:ascii="宋体" w:hAnsi="宋体" w:eastAsia="宋体" w:cs="宋体"/>
               <w:szCs w:val="24"/>
             </w:rPr>
             <w:fldChar w:fldCharType="separate"/>
@@ -2565,20 +2594,20 @@
             <w:fldChar w:fldCharType="begin"/>
           </w:r>
           <w:r>
-            <w:instrText xml:space="preserve"> PAGEREF _Toc30751 \h </w:instrText>
+            <w:instrText xml:space="preserve"> PAGEREF _Toc24799 \h </w:instrText>
           </w:r>
           <w:r>
             <w:fldChar w:fldCharType="separate"/>
           </w:r>
           <w:r>
-            <w:t>4</w:t>
+            <w:t>5</w:t>
           </w:r>
           <w:r>
             <w:fldChar w:fldCharType="end"/>
           </w:r>
           <w:r>
             <w:rPr>
-              <w:rFonts w:ascii="宋体" w:eastAsia="宋体" w:hAnsi="宋体" w:cs="宋体" w:hint="eastAsia"/>
+              <w:rFonts w:hint="eastAsia" w:ascii="宋体" w:hAnsi="宋体" w:eastAsia="宋体" w:cs="宋体"/>
               <w:szCs w:val="24"/>
             </w:rPr>
             <w:fldChar w:fldCharType="end"/>
@@ -2586,28 +2615,28 @@
         </w:p>
         <w:p>
           <w:pPr>
-            <w:pStyle w:val="TOC2"/>
+            <w:pStyle w:val="17"/>
             <w:tabs>
               <w:tab w:val="right" w:leader="dot" w:pos="8306"/>
             </w:tabs>
           </w:pPr>
           <w:r>
             <w:rPr>
-              <w:rFonts w:ascii="宋体" w:eastAsia="宋体" w:hAnsi="宋体" w:cs="宋体" w:hint="eastAsia"/>
+              <w:rFonts w:hint="eastAsia" w:ascii="宋体" w:hAnsi="宋体" w:eastAsia="宋体" w:cs="宋体"/>
               <w:szCs w:val="24"/>
             </w:rPr>
             <w:fldChar w:fldCharType="begin"/>
           </w:r>
           <w:r>
             <w:rPr>
-              <w:rFonts w:ascii="宋体" w:eastAsia="宋体" w:hAnsi="宋体" w:cs="宋体" w:hint="eastAsia"/>
-              <w:szCs w:val="24"/>
-            </w:rPr>
-            <w:instrText xml:space="preserve"> HYPERLINK \l _Toc9690 </w:instrText>
-          </w:r>
-          <w:r>
-            <w:rPr>
-              <w:rFonts w:ascii="宋体" w:eastAsia="宋体" w:hAnsi="宋体" w:cs="宋体" w:hint="eastAsia"/>
+              <w:rFonts w:hint="eastAsia" w:ascii="宋体" w:hAnsi="宋体" w:eastAsia="宋体" w:cs="宋体"/>
+              <w:szCs w:val="24"/>
+            </w:rPr>
+            <w:instrText xml:space="preserve"> HYPERLINK \l _Toc32442 </w:instrText>
+          </w:r>
+          <w:r>
+            <w:rPr>
+              <w:rFonts w:hint="eastAsia" w:ascii="宋体" w:hAnsi="宋体" w:eastAsia="宋体" w:cs="宋体"/>
               <w:szCs w:val="24"/>
             </w:rPr>
             <w:fldChar w:fldCharType="separate"/>
@@ -2633,7 +2662,7 @@
             <w:fldChar w:fldCharType="begin"/>
           </w:r>
           <w:r>
-            <w:instrText xml:space="preserve"> PAGEREF _Toc9690 \h </w:instrText>
+            <w:instrText xml:space="preserve"> PAGEREF _Toc32442 \h </w:instrText>
           </w:r>
           <w:r>
             <w:fldChar w:fldCharType="separate"/>
@@ -2646,7 +2675,7 @@
           </w:r>
           <w:r>
             <w:rPr>
-              <w:rFonts w:ascii="宋体" w:eastAsia="宋体" w:hAnsi="宋体" w:cs="宋体" w:hint="eastAsia"/>
+              <w:rFonts w:hint="eastAsia" w:ascii="宋体" w:hAnsi="宋体" w:eastAsia="宋体" w:cs="宋体"/>
               <w:szCs w:val="24"/>
             </w:rPr>
             <w:fldChar w:fldCharType="end"/>
@@ -2654,28 +2683,28 @@
         </w:p>
         <w:p>
           <w:pPr>
-            <w:pStyle w:val="TOC2"/>
+            <w:pStyle w:val="17"/>
             <w:tabs>
               <w:tab w:val="right" w:leader="dot" w:pos="8306"/>
             </w:tabs>
           </w:pPr>
           <w:r>
             <w:rPr>
-              <w:rFonts w:ascii="宋体" w:eastAsia="宋体" w:hAnsi="宋体" w:cs="宋体" w:hint="eastAsia"/>
+              <w:rFonts w:hint="eastAsia" w:ascii="宋体" w:hAnsi="宋体" w:eastAsia="宋体" w:cs="宋体"/>
               <w:szCs w:val="24"/>
             </w:rPr>
             <w:fldChar w:fldCharType="begin"/>
           </w:r>
           <w:r>
             <w:rPr>
-              <w:rFonts w:ascii="宋体" w:eastAsia="宋体" w:hAnsi="宋体" w:cs="宋体" w:hint="eastAsia"/>
-              <w:szCs w:val="24"/>
-            </w:rPr>
-            <w:instrText xml:space="preserve"> HYPERLINK \l _Toc28544 </w:instrText>
-          </w:r>
-          <w:r>
-            <w:rPr>
-              <w:rFonts w:ascii="宋体" w:eastAsia="宋体" w:hAnsi="宋体" w:cs="宋体" w:hint="eastAsia"/>
+              <w:rFonts w:hint="eastAsia" w:ascii="宋体" w:hAnsi="宋体" w:eastAsia="宋体" w:cs="宋体"/>
+              <w:szCs w:val="24"/>
+            </w:rPr>
+            <w:instrText xml:space="preserve"> HYPERLINK \l _Toc22472 </w:instrText>
+          </w:r>
+          <w:r>
+            <w:rPr>
+              <w:rFonts w:hint="eastAsia" w:ascii="宋体" w:hAnsi="宋体" w:eastAsia="宋体" w:cs="宋体"/>
               <w:szCs w:val="24"/>
             </w:rPr>
             <w:fldChar w:fldCharType="separate"/>
@@ -2701,7 +2730,7 @@
             <w:fldChar w:fldCharType="begin"/>
           </w:r>
           <w:r>
-            <w:instrText xml:space="preserve"> PAGEREF _Toc28544 \h </w:instrText>
+            <w:instrText xml:space="preserve"> PAGEREF _Toc22472 \h </w:instrText>
           </w:r>
           <w:r>
             <w:fldChar w:fldCharType="separate"/>
@@ -2714,7 +2743,7 @@
           </w:r>
           <w:r>
             <w:rPr>
-              <w:rFonts w:ascii="宋体" w:eastAsia="宋体" w:hAnsi="宋体" w:cs="宋体" w:hint="eastAsia"/>
+              <w:rFonts w:hint="eastAsia" w:ascii="宋体" w:hAnsi="宋体" w:eastAsia="宋体" w:cs="宋体"/>
               <w:szCs w:val="24"/>
             </w:rPr>
             <w:fldChar w:fldCharType="end"/>
@@ -2722,28 +2751,28 @@
         </w:p>
         <w:p>
           <w:pPr>
-            <w:pStyle w:val="TOC2"/>
+            <w:pStyle w:val="17"/>
             <w:tabs>
               <w:tab w:val="right" w:leader="dot" w:pos="8306"/>
             </w:tabs>
           </w:pPr>
           <w:r>
             <w:rPr>
-              <w:rFonts w:ascii="宋体" w:eastAsia="宋体" w:hAnsi="宋体" w:cs="宋体" w:hint="eastAsia"/>
+              <w:rFonts w:hint="eastAsia" w:ascii="宋体" w:hAnsi="宋体" w:eastAsia="宋体" w:cs="宋体"/>
               <w:szCs w:val="24"/>
             </w:rPr>
             <w:fldChar w:fldCharType="begin"/>
           </w:r>
           <w:r>
             <w:rPr>
-              <w:rFonts w:ascii="宋体" w:eastAsia="宋体" w:hAnsi="宋体" w:cs="宋体" w:hint="eastAsia"/>
-              <w:szCs w:val="24"/>
-            </w:rPr>
-            <w:instrText xml:space="preserve"> HYPERLINK \l _Toc4474 </w:instrText>
-          </w:r>
-          <w:r>
-            <w:rPr>
-              <w:rFonts w:ascii="宋体" w:eastAsia="宋体" w:hAnsi="宋体" w:cs="宋体" w:hint="eastAsia"/>
+              <w:rFonts w:hint="eastAsia" w:ascii="宋体" w:hAnsi="宋体" w:eastAsia="宋体" w:cs="宋体"/>
+              <w:szCs w:val="24"/>
+            </w:rPr>
+            <w:instrText xml:space="preserve"> HYPERLINK \l _Toc31538 </w:instrText>
+          </w:r>
+          <w:r>
+            <w:rPr>
+              <w:rFonts w:hint="eastAsia" w:ascii="宋体" w:hAnsi="宋体" w:eastAsia="宋体" w:cs="宋体"/>
               <w:szCs w:val="24"/>
             </w:rPr>
             <w:fldChar w:fldCharType="separate"/>
@@ -2769,7 +2798,7 @@
             <w:fldChar w:fldCharType="begin"/>
           </w:r>
           <w:r>
-            <w:instrText xml:space="preserve"> PAGEREF _Toc4474 \h </w:instrText>
+            <w:instrText xml:space="preserve"> PAGEREF _Toc31538 \h </w:instrText>
           </w:r>
           <w:r>
             <w:fldChar w:fldCharType="separate"/>
@@ -2782,7 +2811,7 @@
           </w:r>
           <w:r>
             <w:rPr>
-              <w:rFonts w:ascii="宋体" w:eastAsia="宋体" w:hAnsi="宋体" w:cs="宋体" w:hint="eastAsia"/>
+              <w:rFonts w:hint="eastAsia" w:ascii="宋体" w:hAnsi="宋体" w:eastAsia="宋体" w:cs="宋体"/>
               <w:szCs w:val="24"/>
             </w:rPr>
             <w:fldChar w:fldCharType="end"/>
@@ -2790,28 +2819,28 @@
         </w:p>
         <w:p>
           <w:pPr>
-            <w:pStyle w:val="TOC1"/>
+            <w:pStyle w:val="16"/>
             <w:tabs>
               <w:tab w:val="right" w:leader="dot" w:pos="8306"/>
             </w:tabs>
           </w:pPr>
           <w:r>
             <w:rPr>
-              <w:rFonts w:ascii="宋体" w:eastAsia="宋体" w:hAnsi="宋体" w:cs="宋体" w:hint="eastAsia"/>
+              <w:rFonts w:hint="eastAsia" w:ascii="宋体" w:hAnsi="宋体" w:eastAsia="宋体" w:cs="宋体"/>
               <w:szCs w:val="24"/>
             </w:rPr>
             <w:fldChar w:fldCharType="begin"/>
           </w:r>
           <w:r>
             <w:rPr>
-              <w:rFonts w:ascii="宋体" w:eastAsia="宋体" w:hAnsi="宋体" w:cs="宋体" w:hint="eastAsia"/>
-              <w:szCs w:val="24"/>
-            </w:rPr>
-            <w:instrText xml:space="preserve"> HYPERLINK \l _Toc2172 </w:instrText>
-          </w:r>
-          <w:r>
-            <w:rPr>
-              <w:rFonts w:ascii="宋体" w:eastAsia="宋体" w:hAnsi="宋体" w:cs="宋体" w:hint="eastAsia"/>
+              <w:rFonts w:hint="eastAsia" w:ascii="宋体" w:hAnsi="宋体" w:eastAsia="宋体" w:cs="宋体"/>
+              <w:szCs w:val="24"/>
+            </w:rPr>
+            <w:instrText xml:space="preserve"> HYPERLINK \l _Toc29162 </w:instrText>
+          </w:r>
+          <w:r>
+            <w:rPr>
+              <w:rFonts w:hint="eastAsia" w:ascii="宋体" w:hAnsi="宋体" w:eastAsia="宋体" w:cs="宋体"/>
               <w:szCs w:val="24"/>
             </w:rPr>
             <w:fldChar w:fldCharType="separate"/>
@@ -2837,7 +2866,7 @@
             <w:fldChar w:fldCharType="begin"/>
           </w:r>
           <w:r>
-            <w:instrText xml:space="preserve"> PAGEREF _Toc2172 \h </w:instrText>
+            <w:instrText xml:space="preserve"> PAGEREF _Toc29162 \h </w:instrText>
           </w:r>
           <w:r>
             <w:fldChar w:fldCharType="separate"/>
@@ -2850,7 +2879,7 @@
           </w:r>
           <w:r>
             <w:rPr>
-              <w:rFonts w:ascii="宋体" w:eastAsia="宋体" w:hAnsi="宋体" w:cs="宋体" w:hint="eastAsia"/>
+              <w:rFonts w:hint="eastAsia" w:ascii="宋体" w:hAnsi="宋体" w:eastAsia="宋体" w:cs="宋体"/>
               <w:szCs w:val="24"/>
             </w:rPr>
             <w:fldChar w:fldCharType="end"/>
@@ -2858,28 +2887,28 @@
         </w:p>
         <w:p>
           <w:pPr>
-            <w:pStyle w:val="TOC2"/>
+            <w:pStyle w:val="17"/>
             <w:tabs>
               <w:tab w:val="right" w:leader="dot" w:pos="8306"/>
             </w:tabs>
           </w:pPr>
           <w:r>
             <w:rPr>
-              <w:rFonts w:ascii="宋体" w:eastAsia="宋体" w:hAnsi="宋体" w:cs="宋体" w:hint="eastAsia"/>
+              <w:rFonts w:hint="eastAsia" w:ascii="宋体" w:hAnsi="宋体" w:eastAsia="宋体" w:cs="宋体"/>
               <w:szCs w:val="24"/>
             </w:rPr>
             <w:fldChar w:fldCharType="begin"/>
           </w:r>
           <w:r>
             <w:rPr>
-              <w:rFonts w:ascii="宋体" w:eastAsia="宋体" w:hAnsi="宋体" w:cs="宋体" w:hint="eastAsia"/>
-              <w:szCs w:val="24"/>
-            </w:rPr>
-            <w:instrText xml:space="preserve"> HYPERLINK \l _Toc16279 </w:instrText>
-          </w:r>
-          <w:r>
-            <w:rPr>
-              <w:rFonts w:ascii="宋体" w:eastAsia="宋体" w:hAnsi="宋体" w:cs="宋体" w:hint="eastAsia"/>
+              <w:rFonts w:hint="eastAsia" w:ascii="宋体" w:hAnsi="宋体" w:eastAsia="宋体" w:cs="宋体"/>
+              <w:szCs w:val="24"/>
+            </w:rPr>
+            <w:instrText xml:space="preserve"> HYPERLINK \l _Toc25808 </w:instrText>
+          </w:r>
+          <w:r>
+            <w:rPr>
+              <w:rFonts w:hint="eastAsia" w:ascii="宋体" w:hAnsi="宋体" w:eastAsia="宋体" w:cs="宋体"/>
               <w:szCs w:val="24"/>
             </w:rPr>
             <w:fldChar w:fldCharType="separate"/>
@@ -2905,7 +2934,7 @@
             <w:fldChar w:fldCharType="begin"/>
           </w:r>
           <w:r>
-            <w:instrText xml:space="preserve"> PAGEREF _Toc16279 \h </w:instrText>
+            <w:instrText xml:space="preserve"> PAGEREF _Toc25808 \h </w:instrText>
           </w:r>
           <w:r>
             <w:fldChar w:fldCharType="separate"/>
@@ -2918,7 +2947,7 @@
           </w:r>
           <w:r>
             <w:rPr>
-              <w:rFonts w:ascii="宋体" w:eastAsia="宋体" w:hAnsi="宋体" w:cs="宋体" w:hint="eastAsia"/>
+              <w:rFonts w:hint="eastAsia" w:ascii="宋体" w:hAnsi="宋体" w:eastAsia="宋体" w:cs="宋体"/>
               <w:szCs w:val="24"/>
             </w:rPr>
             <w:fldChar w:fldCharType="end"/>
@@ -2926,28 +2955,28 @@
         </w:p>
         <w:p>
           <w:pPr>
-            <w:pStyle w:val="TOC2"/>
+            <w:pStyle w:val="17"/>
             <w:tabs>
               <w:tab w:val="right" w:leader="dot" w:pos="8306"/>
             </w:tabs>
           </w:pPr>
           <w:r>
             <w:rPr>
-              <w:rFonts w:ascii="宋体" w:eastAsia="宋体" w:hAnsi="宋体" w:cs="宋体" w:hint="eastAsia"/>
+              <w:rFonts w:hint="eastAsia" w:ascii="宋体" w:hAnsi="宋体" w:eastAsia="宋体" w:cs="宋体"/>
               <w:szCs w:val="24"/>
             </w:rPr>
             <w:fldChar w:fldCharType="begin"/>
           </w:r>
           <w:r>
             <w:rPr>
-              <w:rFonts w:ascii="宋体" w:eastAsia="宋体" w:hAnsi="宋体" w:cs="宋体" w:hint="eastAsia"/>
-              <w:szCs w:val="24"/>
-            </w:rPr>
-            <w:instrText xml:space="preserve"> HYPERLINK \l _Toc27925 </w:instrText>
-          </w:r>
-          <w:r>
-            <w:rPr>
-              <w:rFonts w:ascii="宋体" w:eastAsia="宋体" w:hAnsi="宋体" w:cs="宋体" w:hint="eastAsia"/>
+              <w:rFonts w:hint="eastAsia" w:ascii="宋体" w:hAnsi="宋体" w:eastAsia="宋体" w:cs="宋体"/>
+              <w:szCs w:val="24"/>
+            </w:rPr>
+            <w:instrText xml:space="preserve"> HYPERLINK \l _Toc22815 </w:instrText>
+          </w:r>
+          <w:r>
+            <w:rPr>
+              <w:rFonts w:hint="eastAsia" w:ascii="宋体" w:hAnsi="宋体" w:eastAsia="宋体" w:cs="宋体"/>
               <w:szCs w:val="24"/>
             </w:rPr>
             <w:fldChar w:fldCharType="separate"/>
@@ -2973,7 +3002,7 @@
             <w:fldChar w:fldCharType="begin"/>
           </w:r>
           <w:r>
-            <w:instrText xml:space="preserve"> PAGEREF _Toc27925 \h </w:instrText>
+            <w:instrText xml:space="preserve"> PAGEREF _Toc22815 \h </w:instrText>
           </w:r>
           <w:r>
             <w:fldChar w:fldCharType="separate"/>
@@ -2986,7 +3015,7 @@
           </w:r>
           <w:r>
             <w:rPr>
-              <w:rFonts w:ascii="宋体" w:eastAsia="宋体" w:hAnsi="宋体" w:cs="宋体" w:hint="eastAsia"/>
+              <w:rFonts w:hint="eastAsia" w:ascii="宋体" w:hAnsi="宋体" w:eastAsia="宋体" w:cs="宋体"/>
               <w:szCs w:val="24"/>
             </w:rPr>
             <w:fldChar w:fldCharType="end"/>
@@ -2994,28 +3023,28 @@
         </w:p>
         <w:p>
           <w:pPr>
-            <w:pStyle w:val="TOC1"/>
+            <w:pStyle w:val="16"/>
             <w:tabs>
               <w:tab w:val="right" w:leader="dot" w:pos="8306"/>
             </w:tabs>
           </w:pPr>
           <w:r>
             <w:rPr>
-              <w:rFonts w:ascii="宋体" w:eastAsia="宋体" w:hAnsi="宋体" w:cs="宋体" w:hint="eastAsia"/>
+              <w:rFonts w:hint="eastAsia" w:ascii="宋体" w:hAnsi="宋体" w:eastAsia="宋体" w:cs="宋体"/>
               <w:szCs w:val="24"/>
             </w:rPr>
             <w:fldChar w:fldCharType="begin"/>
           </w:r>
           <w:r>
             <w:rPr>
-              <w:rFonts w:ascii="宋体" w:eastAsia="宋体" w:hAnsi="宋体" w:cs="宋体" w:hint="eastAsia"/>
-              <w:szCs w:val="24"/>
-            </w:rPr>
-            <w:instrText xml:space="preserve"> HYPERLINK \l _Toc13980 </w:instrText>
-          </w:r>
-          <w:r>
-            <w:rPr>
-              <w:rFonts w:ascii="宋体" w:eastAsia="宋体" w:hAnsi="宋体" w:cs="宋体" w:hint="eastAsia"/>
+              <w:rFonts w:hint="eastAsia" w:ascii="宋体" w:hAnsi="宋体" w:eastAsia="宋体" w:cs="宋体"/>
+              <w:szCs w:val="24"/>
+            </w:rPr>
+            <w:instrText xml:space="preserve"> HYPERLINK \l _Toc24215 </w:instrText>
+          </w:r>
+          <w:r>
+            <w:rPr>
+              <w:rFonts w:hint="eastAsia" w:ascii="宋体" w:hAnsi="宋体" w:eastAsia="宋体" w:cs="宋体"/>
               <w:szCs w:val="24"/>
             </w:rPr>
             <w:fldChar w:fldCharType="separate"/>
@@ -3041,7 +3070,7 @@
             <w:fldChar w:fldCharType="begin"/>
           </w:r>
           <w:r>
-            <w:instrText xml:space="preserve"> PAGEREF _Toc13980 \h </w:instrText>
+            <w:instrText xml:space="preserve"> PAGEREF _Toc24215 \h </w:instrText>
           </w:r>
           <w:r>
             <w:fldChar w:fldCharType="separate"/>
@@ -3054,7 +3083,7 @@
           </w:r>
           <w:r>
             <w:rPr>
-              <w:rFonts w:ascii="宋体" w:eastAsia="宋体" w:hAnsi="宋体" w:cs="宋体" w:hint="eastAsia"/>
+              <w:rFonts w:hint="eastAsia" w:ascii="宋体" w:hAnsi="宋体" w:eastAsia="宋体" w:cs="宋体"/>
               <w:szCs w:val="24"/>
             </w:rPr>
             <w:fldChar w:fldCharType="end"/>
@@ -3062,28 +3091,28 @@
         </w:p>
         <w:p>
           <w:pPr>
-            <w:pStyle w:val="TOC2"/>
+            <w:pStyle w:val="17"/>
             <w:tabs>
               <w:tab w:val="right" w:leader="dot" w:pos="8306"/>
             </w:tabs>
           </w:pPr>
           <w:r>
             <w:rPr>
-              <w:rFonts w:ascii="宋体" w:eastAsia="宋体" w:hAnsi="宋体" w:cs="宋体" w:hint="eastAsia"/>
+              <w:rFonts w:hint="eastAsia" w:ascii="宋体" w:hAnsi="宋体" w:eastAsia="宋体" w:cs="宋体"/>
               <w:szCs w:val="24"/>
             </w:rPr>
             <w:fldChar w:fldCharType="begin"/>
           </w:r>
           <w:r>
             <w:rPr>
-              <w:rFonts w:ascii="宋体" w:eastAsia="宋体" w:hAnsi="宋体" w:cs="宋体" w:hint="eastAsia"/>
-              <w:szCs w:val="24"/>
-            </w:rPr>
-            <w:instrText xml:space="preserve"> HYPERLINK \l _Toc17589 </w:instrText>
-          </w:r>
-          <w:r>
-            <w:rPr>
-              <w:rFonts w:ascii="宋体" w:eastAsia="宋体" w:hAnsi="宋体" w:cs="宋体" w:hint="eastAsia"/>
+              <w:rFonts w:hint="eastAsia" w:ascii="宋体" w:hAnsi="宋体" w:eastAsia="宋体" w:cs="宋体"/>
+              <w:szCs w:val="24"/>
+            </w:rPr>
+            <w:instrText xml:space="preserve"> HYPERLINK \l _Toc2736 </w:instrText>
+          </w:r>
+          <w:r>
+            <w:rPr>
+              <w:rFonts w:hint="eastAsia" w:ascii="宋体" w:hAnsi="宋体" w:eastAsia="宋体" w:cs="宋体"/>
               <w:szCs w:val="24"/>
             </w:rPr>
             <w:fldChar w:fldCharType="separate"/>
@@ -3109,7 +3138,7 @@
             <w:fldChar w:fldCharType="begin"/>
           </w:r>
           <w:r>
-            <w:instrText xml:space="preserve"> PAGEREF _Toc17589 \h </w:instrText>
+            <w:instrText xml:space="preserve"> PAGEREF _Toc2736 \h </w:instrText>
           </w:r>
           <w:r>
             <w:fldChar w:fldCharType="separate"/>
@@ -3122,7 +3151,7 @@
           </w:r>
           <w:r>
             <w:rPr>
-              <w:rFonts w:ascii="宋体" w:eastAsia="宋体" w:hAnsi="宋体" w:cs="宋体" w:hint="eastAsia"/>
+              <w:rFonts w:hint="eastAsia" w:ascii="宋体" w:hAnsi="宋体" w:eastAsia="宋体" w:cs="宋体"/>
               <w:szCs w:val="24"/>
             </w:rPr>
             <w:fldChar w:fldCharType="end"/>
@@ -3130,28 +3159,28 @@
         </w:p>
         <w:p>
           <w:pPr>
-            <w:pStyle w:val="TOC2"/>
+            <w:pStyle w:val="17"/>
             <w:tabs>
               <w:tab w:val="right" w:leader="dot" w:pos="8306"/>
             </w:tabs>
           </w:pPr>
           <w:r>
             <w:rPr>
-              <w:rFonts w:ascii="宋体" w:eastAsia="宋体" w:hAnsi="宋体" w:cs="宋体" w:hint="eastAsia"/>
+              <w:rFonts w:hint="eastAsia" w:ascii="宋体" w:hAnsi="宋体" w:eastAsia="宋体" w:cs="宋体"/>
               <w:szCs w:val="24"/>
             </w:rPr>
             <w:fldChar w:fldCharType="begin"/>
           </w:r>
           <w:r>
             <w:rPr>
-              <w:rFonts w:ascii="宋体" w:eastAsia="宋体" w:hAnsi="宋体" w:cs="宋体" w:hint="eastAsia"/>
-              <w:szCs w:val="24"/>
-            </w:rPr>
-            <w:instrText xml:space="preserve"> HYPERLINK \l _Toc30796 </w:instrText>
-          </w:r>
-          <w:r>
-            <w:rPr>
-              <w:rFonts w:ascii="宋体" w:eastAsia="宋体" w:hAnsi="宋体" w:cs="宋体" w:hint="eastAsia"/>
+              <w:rFonts w:hint="eastAsia" w:ascii="宋体" w:hAnsi="宋体" w:eastAsia="宋体" w:cs="宋体"/>
+              <w:szCs w:val="24"/>
+            </w:rPr>
+            <w:instrText xml:space="preserve"> HYPERLINK \l _Toc26068 </w:instrText>
+          </w:r>
+          <w:r>
+            <w:rPr>
+              <w:rFonts w:hint="eastAsia" w:ascii="宋体" w:hAnsi="宋体" w:eastAsia="宋体" w:cs="宋体"/>
               <w:szCs w:val="24"/>
             </w:rPr>
             <w:fldChar w:fldCharType="separate"/>
@@ -3177,20 +3206,20 @@
             <w:fldChar w:fldCharType="begin"/>
           </w:r>
           <w:r>
-            <w:instrText xml:space="preserve"> PAGEREF _Toc30796 \h </w:instrText>
+            <w:instrText xml:space="preserve"> PAGEREF _Toc26068 \h </w:instrText>
           </w:r>
           <w:r>
             <w:fldChar w:fldCharType="separate"/>
           </w:r>
           <w:r>
-            <w:t>6</w:t>
+            <w:t>7</w:t>
           </w:r>
           <w:r>
             <w:fldChar w:fldCharType="end"/>
           </w:r>
           <w:r>
             <w:rPr>
-              <w:rFonts w:ascii="宋体" w:eastAsia="宋体" w:hAnsi="宋体" w:cs="宋体" w:hint="eastAsia"/>
+              <w:rFonts w:hint="eastAsia" w:ascii="宋体" w:hAnsi="宋体" w:eastAsia="宋体" w:cs="宋体"/>
               <w:szCs w:val="24"/>
             </w:rPr>
             <w:fldChar w:fldCharType="end"/>
@@ -3198,28 +3227,28 @@
         </w:p>
         <w:p>
           <w:pPr>
-            <w:pStyle w:val="TOC2"/>
+            <w:pStyle w:val="17"/>
             <w:tabs>
               <w:tab w:val="right" w:leader="dot" w:pos="8306"/>
             </w:tabs>
           </w:pPr>
           <w:r>
             <w:rPr>
-              <w:rFonts w:ascii="宋体" w:eastAsia="宋体" w:hAnsi="宋体" w:cs="宋体" w:hint="eastAsia"/>
+              <w:rFonts w:hint="eastAsia" w:ascii="宋体" w:hAnsi="宋体" w:eastAsia="宋体" w:cs="宋体"/>
               <w:szCs w:val="24"/>
             </w:rPr>
             <w:fldChar w:fldCharType="begin"/>
           </w:r>
           <w:r>
             <w:rPr>
-              <w:rFonts w:ascii="宋体" w:eastAsia="宋体" w:hAnsi="宋体" w:cs="宋体" w:hint="eastAsia"/>
-              <w:szCs w:val="24"/>
-            </w:rPr>
-            <w:instrText xml:space="preserve"> HYPERLINK \l _Toc10765 </w:instrText>
-          </w:r>
-          <w:r>
-            <w:rPr>
-              <w:rFonts w:ascii="宋体" w:eastAsia="宋体" w:hAnsi="宋体" w:cs="宋体" w:hint="eastAsia"/>
+              <w:rFonts w:hint="eastAsia" w:ascii="宋体" w:hAnsi="宋体" w:eastAsia="宋体" w:cs="宋体"/>
+              <w:szCs w:val="24"/>
+            </w:rPr>
+            <w:instrText xml:space="preserve"> HYPERLINK \l _Toc14158 </w:instrText>
+          </w:r>
+          <w:r>
+            <w:rPr>
+              <w:rFonts w:hint="eastAsia" w:ascii="宋体" w:hAnsi="宋体" w:eastAsia="宋体" w:cs="宋体"/>
               <w:szCs w:val="24"/>
             </w:rPr>
             <w:fldChar w:fldCharType="separate"/>
@@ -3245,7 +3274,7 @@
             <w:fldChar w:fldCharType="begin"/>
           </w:r>
           <w:r>
-            <w:instrText xml:space="preserve"> PAGEREF _Toc10765 \h </w:instrText>
+            <w:instrText xml:space="preserve"> PAGEREF _Toc14158 \h </w:instrText>
           </w:r>
           <w:r>
             <w:fldChar w:fldCharType="separate"/>
@@ -3258,7 +3287,7 @@
           </w:r>
           <w:r>
             <w:rPr>
-              <w:rFonts w:ascii="宋体" w:eastAsia="宋体" w:hAnsi="宋体" w:cs="宋体" w:hint="eastAsia"/>
+              <w:rFonts w:hint="eastAsia" w:ascii="宋体" w:hAnsi="宋体" w:eastAsia="宋体" w:cs="宋体"/>
               <w:szCs w:val="24"/>
             </w:rPr>
             <w:fldChar w:fldCharType="end"/>
@@ -3266,28 +3295,28 @@
         </w:p>
         <w:p>
           <w:pPr>
-            <w:pStyle w:val="TOC1"/>
+            <w:pStyle w:val="16"/>
             <w:tabs>
               <w:tab w:val="right" w:leader="dot" w:pos="8306"/>
             </w:tabs>
           </w:pPr>
           <w:r>
             <w:rPr>
-              <w:rFonts w:ascii="宋体" w:eastAsia="宋体" w:hAnsi="宋体" w:cs="宋体" w:hint="eastAsia"/>
+              <w:rFonts w:hint="eastAsia" w:ascii="宋体" w:hAnsi="宋体" w:eastAsia="宋体" w:cs="宋体"/>
               <w:szCs w:val="24"/>
             </w:rPr>
             <w:fldChar w:fldCharType="begin"/>
           </w:r>
           <w:r>
             <w:rPr>
-              <w:rFonts w:ascii="宋体" w:eastAsia="宋体" w:hAnsi="宋体" w:cs="宋体" w:hint="eastAsia"/>
-              <w:szCs w:val="24"/>
-            </w:rPr>
-            <w:instrText xml:space="preserve"> HYPERLINK \l _Toc15534 </w:instrText>
-          </w:r>
-          <w:r>
-            <w:rPr>
-              <w:rFonts w:ascii="宋体" w:eastAsia="宋体" w:hAnsi="宋体" w:cs="宋体" w:hint="eastAsia"/>
+              <w:rFonts w:hint="eastAsia" w:ascii="宋体" w:hAnsi="宋体" w:eastAsia="宋体" w:cs="宋体"/>
+              <w:szCs w:val="24"/>
+            </w:rPr>
+            <w:instrText xml:space="preserve"> HYPERLINK \l _Toc22178 </w:instrText>
+          </w:r>
+          <w:r>
+            <w:rPr>
+              <w:rFonts w:hint="eastAsia" w:ascii="宋体" w:hAnsi="宋体" w:eastAsia="宋体" w:cs="宋体"/>
               <w:szCs w:val="24"/>
             </w:rPr>
             <w:fldChar w:fldCharType="separate"/>
@@ -3313,7 +3342,7 @@
             <w:fldChar w:fldCharType="begin"/>
           </w:r>
           <w:r>
-            <w:instrText xml:space="preserve"> PAGEREF _Toc15534 \h </w:instrText>
+            <w:instrText xml:space="preserve"> PAGEREF _Toc22178 \h </w:instrText>
           </w:r>
           <w:r>
             <w:fldChar w:fldCharType="separate"/>
@@ -3326,7 +3355,7 @@
           </w:r>
           <w:r>
             <w:rPr>
-              <w:rFonts w:ascii="宋体" w:eastAsia="宋体" w:hAnsi="宋体" w:cs="宋体" w:hint="eastAsia"/>
+              <w:rFonts w:hint="eastAsia" w:ascii="宋体" w:hAnsi="宋体" w:eastAsia="宋体" w:cs="宋体"/>
               <w:szCs w:val="24"/>
             </w:rPr>
             <w:fldChar w:fldCharType="end"/>
@@ -3334,28 +3363,28 @@
         </w:p>
         <w:p>
           <w:pPr>
-            <w:pStyle w:val="TOC2"/>
+            <w:pStyle w:val="17"/>
             <w:tabs>
               <w:tab w:val="right" w:leader="dot" w:pos="8306"/>
             </w:tabs>
           </w:pPr>
           <w:r>
             <w:rPr>
-              <w:rFonts w:ascii="宋体" w:eastAsia="宋体" w:hAnsi="宋体" w:cs="宋体" w:hint="eastAsia"/>
+              <w:rFonts w:hint="eastAsia" w:ascii="宋体" w:hAnsi="宋体" w:eastAsia="宋体" w:cs="宋体"/>
               <w:szCs w:val="24"/>
             </w:rPr>
             <w:fldChar w:fldCharType="begin"/>
           </w:r>
           <w:r>
             <w:rPr>
-              <w:rFonts w:ascii="宋体" w:eastAsia="宋体" w:hAnsi="宋体" w:cs="宋体" w:hint="eastAsia"/>
-              <w:szCs w:val="24"/>
-            </w:rPr>
-            <w:instrText xml:space="preserve"> HYPERLINK \l _Toc9428 </w:instrText>
-          </w:r>
-          <w:r>
-            <w:rPr>
-              <w:rFonts w:ascii="宋体" w:eastAsia="宋体" w:hAnsi="宋体" w:cs="宋体" w:hint="eastAsia"/>
+              <w:rFonts w:hint="eastAsia" w:ascii="宋体" w:hAnsi="宋体" w:eastAsia="宋体" w:cs="宋体"/>
+              <w:szCs w:val="24"/>
+            </w:rPr>
+            <w:instrText xml:space="preserve"> HYPERLINK \l _Toc18446 </w:instrText>
+          </w:r>
+          <w:r>
+            <w:rPr>
+              <w:rFonts w:hint="eastAsia" w:ascii="宋体" w:hAnsi="宋体" w:eastAsia="宋体" w:cs="宋体"/>
               <w:szCs w:val="24"/>
             </w:rPr>
             <w:fldChar w:fldCharType="separate"/>
@@ -3381,7 +3410,7 @@
             <w:fldChar w:fldCharType="begin"/>
           </w:r>
           <w:r>
-            <w:instrText xml:space="preserve"> PAGEREF _Toc9428 \h </w:instrText>
+            <w:instrText xml:space="preserve"> PAGEREF _Toc18446 \h </w:instrText>
           </w:r>
           <w:r>
             <w:fldChar w:fldCharType="separate"/>
@@ -3394,7 +3423,7 @@
           </w:r>
           <w:r>
             <w:rPr>
-              <w:rFonts w:ascii="宋体" w:eastAsia="宋体" w:hAnsi="宋体" w:cs="宋体" w:hint="eastAsia"/>
+              <w:rFonts w:hint="eastAsia" w:ascii="宋体" w:hAnsi="宋体" w:eastAsia="宋体" w:cs="宋体"/>
               <w:szCs w:val="24"/>
             </w:rPr>
             <w:fldChar w:fldCharType="end"/>
@@ -3402,28 +3431,28 @@
         </w:p>
         <w:p>
           <w:pPr>
-            <w:pStyle w:val="TOC2"/>
+            <w:pStyle w:val="17"/>
             <w:tabs>
               <w:tab w:val="right" w:leader="dot" w:pos="8306"/>
             </w:tabs>
           </w:pPr>
           <w:r>
             <w:rPr>
-              <w:rFonts w:ascii="宋体" w:eastAsia="宋体" w:hAnsi="宋体" w:cs="宋体" w:hint="eastAsia"/>
+              <w:rFonts w:hint="eastAsia" w:ascii="宋体" w:hAnsi="宋体" w:eastAsia="宋体" w:cs="宋体"/>
               <w:szCs w:val="24"/>
             </w:rPr>
             <w:fldChar w:fldCharType="begin"/>
           </w:r>
           <w:r>
             <w:rPr>
-              <w:rFonts w:ascii="宋体" w:eastAsia="宋体" w:hAnsi="宋体" w:cs="宋体" w:hint="eastAsia"/>
-              <w:szCs w:val="24"/>
-            </w:rPr>
-            <w:instrText xml:space="preserve"> HYPERLINK \l _Toc1333 </w:instrText>
-          </w:r>
-          <w:r>
-            <w:rPr>
-              <w:rFonts w:ascii="宋体" w:eastAsia="宋体" w:hAnsi="宋体" w:cs="宋体" w:hint="eastAsia"/>
+              <w:rFonts w:hint="eastAsia" w:ascii="宋体" w:hAnsi="宋体" w:eastAsia="宋体" w:cs="宋体"/>
+              <w:szCs w:val="24"/>
+            </w:rPr>
+            <w:instrText xml:space="preserve"> HYPERLINK \l _Toc9605 </w:instrText>
+          </w:r>
+          <w:r>
+            <w:rPr>
+              <w:rFonts w:hint="eastAsia" w:ascii="宋体" w:hAnsi="宋体" w:eastAsia="宋体" w:cs="宋体"/>
               <w:szCs w:val="24"/>
             </w:rPr>
             <w:fldChar w:fldCharType="separate"/>
@@ -3449,20 +3478,20 @@
             <w:fldChar w:fldCharType="begin"/>
           </w:r>
           <w:r>
-            <w:instrText xml:space="preserve"> PAGEREF _Toc1333 \h </w:instrText>
+            <w:instrText xml:space="preserve"> PAGEREF _Toc9605 \h </w:instrText>
           </w:r>
           <w:r>
             <w:fldChar w:fldCharType="separate"/>
           </w:r>
           <w:r>
-            <w:t>8</w:t>
+            <w:t>9</w:t>
           </w:r>
           <w:r>
             <w:fldChar w:fldCharType="end"/>
           </w:r>
           <w:r>
             <w:rPr>
-              <w:rFonts w:ascii="宋体" w:eastAsia="宋体" w:hAnsi="宋体" w:cs="宋体" w:hint="eastAsia"/>
+              <w:rFonts w:hint="eastAsia" w:ascii="宋体" w:hAnsi="宋体" w:eastAsia="宋体" w:cs="宋体"/>
               <w:szCs w:val="24"/>
             </w:rPr>
             <w:fldChar w:fldCharType="end"/>
@@ -3470,28 +3499,28 @@
         </w:p>
         <w:p>
           <w:pPr>
-            <w:pStyle w:val="TOC2"/>
+            <w:pStyle w:val="17"/>
             <w:tabs>
               <w:tab w:val="right" w:leader="dot" w:pos="8306"/>
             </w:tabs>
           </w:pPr>
           <w:r>
             <w:rPr>
-              <w:rFonts w:ascii="宋体" w:eastAsia="宋体" w:hAnsi="宋体" w:cs="宋体" w:hint="eastAsia"/>
+              <w:rFonts w:hint="eastAsia" w:ascii="宋体" w:hAnsi="宋体" w:eastAsia="宋体" w:cs="宋体"/>
               <w:szCs w:val="24"/>
             </w:rPr>
             <w:fldChar w:fldCharType="begin"/>
           </w:r>
           <w:r>
             <w:rPr>
-              <w:rFonts w:ascii="宋体" w:eastAsia="宋体" w:hAnsi="宋体" w:cs="宋体" w:hint="eastAsia"/>
-              <w:szCs w:val="24"/>
-            </w:rPr>
-            <w:instrText xml:space="preserve"> HYPERLINK \l _Toc28359 </w:instrText>
-          </w:r>
-          <w:r>
-            <w:rPr>
-              <w:rFonts w:ascii="宋体" w:eastAsia="宋体" w:hAnsi="宋体" w:cs="宋体" w:hint="eastAsia"/>
+              <w:rFonts w:hint="eastAsia" w:ascii="宋体" w:hAnsi="宋体" w:eastAsia="宋体" w:cs="宋体"/>
+              <w:szCs w:val="24"/>
+            </w:rPr>
+            <w:instrText xml:space="preserve"> HYPERLINK \l _Toc22560 </w:instrText>
+          </w:r>
+          <w:r>
+            <w:rPr>
+              <w:rFonts w:hint="eastAsia" w:ascii="宋体" w:hAnsi="宋体" w:eastAsia="宋体" w:cs="宋体"/>
               <w:szCs w:val="24"/>
             </w:rPr>
             <w:fldChar w:fldCharType="separate"/>
@@ -3517,7 +3546,7 @@
             <w:fldChar w:fldCharType="begin"/>
           </w:r>
           <w:r>
-            <w:instrText xml:space="preserve"> PAGEREF _Toc28359 \h </w:instrText>
+            <w:instrText xml:space="preserve"> PAGEREF _Toc22560 \h </w:instrText>
           </w:r>
           <w:r>
             <w:fldChar w:fldCharType="separate"/>
@@ -3530,7 +3559,7 @@
           </w:r>
           <w:r>
             <w:rPr>
-              <w:rFonts w:ascii="宋体" w:eastAsia="宋体" w:hAnsi="宋体" w:cs="宋体" w:hint="eastAsia"/>
+              <w:rFonts w:hint="eastAsia" w:ascii="宋体" w:hAnsi="宋体" w:eastAsia="宋体" w:cs="宋体"/>
               <w:szCs w:val="24"/>
             </w:rPr>
             <w:fldChar w:fldCharType="end"/>
@@ -3538,28 +3567,28 @@
         </w:p>
         <w:p>
           <w:pPr>
-            <w:pStyle w:val="TOC1"/>
+            <w:pStyle w:val="16"/>
             <w:tabs>
               <w:tab w:val="right" w:leader="dot" w:pos="8306"/>
             </w:tabs>
           </w:pPr>
           <w:r>
             <w:rPr>
-              <w:rFonts w:ascii="宋体" w:eastAsia="宋体" w:hAnsi="宋体" w:cs="宋体" w:hint="eastAsia"/>
+              <w:rFonts w:hint="eastAsia" w:ascii="宋体" w:hAnsi="宋体" w:eastAsia="宋体" w:cs="宋体"/>
               <w:szCs w:val="24"/>
             </w:rPr>
             <w:fldChar w:fldCharType="begin"/>
           </w:r>
           <w:r>
             <w:rPr>
-              <w:rFonts w:ascii="宋体" w:eastAsia="宋体" w:hAnsi="宋体" w:cs="宋体" w:hint="eastAsia"/>
-              <w:szCs w:val="24"/>
-            </w:rPr>
-            <w:instrText xml:space="preserve"> HYPERLINK \l _Toc21089 </w:instrText>
-          </w:r>
-          <w:r>
-            <w:rPr>
-              <w:rFonts w:ascii="宋体" w:eastAsia="宋体" w:hAnsi="宋体" w:cs="宋体" w:hint="eastAsia"/>
+              <w:rFonts w:hint="eastAsia" w:ascii="宋体" w:hAnsi="宋体" w:eastAsia="宋体" w:cs="宋体"/>
+              <w:szCs w:val="24"/>
+            </w:rPr>
+            <w:instrText xml:space="preserve"> HYPERLINK \l _Toc32443 </w:instrText>
+          </w:r>
+          <w:r>
+            <w:rPr>
+              <w:rFonts w:hint="eastAsia" w:ascii="宋体" w:hAnsi="宋体" w:eastAsia="宋体" w:cs="宋体"/>
               <w:szCs w:val="24"/>
             </w:rPr>
             <w:fldChar w:fldCharType="separate"/>
@@ -3576,7 +3605,7 @@
               <w:rFonts w:hint="eastAsia"/>
               <w:lang w:val="en-US" w:eastAsia="zh-CN"/>
             </w:rPr>
-            <w:t>考核指标</w:t>
+            <w:t>与其他流程的关系</w:t>
           </w:r>
           <w:r>
             <w:tab/>
@@ -3585,7 +3614,7 @@
             <w:fldChar w:fldCharType="begin"/>
           </w:r>
           <w:r>
-            <w:instrText xml:space="preserve"> PAGEREF _Toc21089 \h </w:instrText>
+            <w:instrText xml:space="preserve"> PAGEREF _Toc32443 \h </w:instrText>
           </w:r>
           <w:r>
             <w:fldChar w:fldCharType="separate"/>
@@ -3598,7 +3627,7 @@
           </w:r>
           <w:r>
             <w:rPr>
-              <w:rFonts w:ascii="宋体" w:eastAsia="宋体" w:hAnsi="宋体" w:cs="宋体" w:hint="eastAsia"/>
+              <w:rFonts w:hint="eastAsia" w:ascii="宋体" w:hAnsi="宋体" w:eastAsia="宋体" w:cs="宋体"/>
               <w:szCs w:val="24"/>
             </w:rPr>
             <w:fldChar w:fldCharType="end"/>
@@ -3606,28 +3635,208 @@
         </w:p>
         <w:p>
           <w:pPr>
-            <w:pStyle w:val="TOC1"/>
+            <w:pStyle w:val="17"/>
             <w:tabs>
               <w:tab w:val="right" w:leader="dot" w:pos="8306"/>
             </w:tabs>
           </w:pPr>
           <w:r>
             <w:rPr>
-              <w:rFonts w:ascii="宋体" w:eastAsia="宋体" w:hAnsi="宋体" w:cs="宋体" w:hint="eastAsia"/>
+              <w:rFonts w:hint="eastAsia" w:ascii="宋体" w:hAnsi="宋体" w:eastAsia="宋体" w:cs="宋体"/>
               <w:szCs w:val="24"/>
             </w:rPr>
             <w:fldChar w:fldCharType="begin"/>
           </w:r>
           <w:r>
             <w:rPr>
-              <w:rFonts w:ascii="宋体" w:eastAsia="宋体" w:hAnsi="宋体" w:cs="宋体" w:hint="eastAsia"/>
-              <w:szCs w:val="24"/>
-            </w:rPr>
-            <w:instrText xml:space="preserve"> HYPERLINK \l _Toc17748 </w:instrText>
-          </w:r>
-          <w:r>
-            <w:rPr>
-              <w:rFonts w:ascii="宋体" w:eastAsia="宋体" w:hAnsi="宋体" w:cs="宋体" w:hint="eastAsia"/>
+              <w:rFonts w:hint="eastAsia" w:ascii="宋体" w:hAnsi="宋体" w:eastAsia="宋体" w:cs="宋体"/>
+              <w:szCs w:val="24"/>
+            </w:rPr>
+            <w:instrText xml:space="preserve"> HYPERLINK \l _Toc12630 </w:instrText>
+          </w:r>
+          <w:r>
+            <w:rPr>
+              <w:rFonts w:hint="eastAsia" w:ascii="宋体" w:hAnsi="宋体" w:eastAsia="宋体" w:cs="宋体"/>
+              <w:szCs w:val="24"/>
+            </w:rPr>
+            <w:fldChar w:fldCharType="separate"/>
+          </w:r>
+          <w:r>
+            <w:rPr>
+              <w:rFonts w:hint="default"/>
+            </w:rPr>
+            <w:t>7.1. 与问题管理的关系</w:t>
+          </w:r>
+          <w:r>
+            <w:tab/>
+          </w:r>
+          <w:r>
+            <w:fldChar w:fldCharType="begin"/>
+          </w:r>
+          <w:r>
+            <w:instrText xml:space="preserve"> PAGEREF _Toc12630 \h </w:instrText>
+          </w:r>
+          <w:r>
+            <w:fldChar w:fldCharType="separate"/>
+          </w:r>
+          <w:r>
+            <w:t>10</w:t>
+          </w:r>
+          <w:r>
+            <w:fldChar w:fldCharType="end"/>
+          </w:r>
+          <w:r>
+            <w:rPr>
+              <w:rFonts w:hint="eastAsia" w:ascii="宋体" w:hAnsi="宋体" w:eastAsia="宋体" w:cs="宋体"/>
+              <w:szCs w:val="24"/>
+            </w:rPr>
+            <w:fldChar w:fldCharType="end"/>
+          </w:r>
+        </w:p>
+        <w:p>
+          <w:pPr>
+            <w:pStyle w:val="17"/>
+            <w:tabs>
+              <w:tab w:val="right" w:leader="dot" w:pos="8306"/>
+            </w:tabs>
+          </w:pPr>
+          <w:r>
+            <w:rPr>
+              <w:rFonts w:hint="eastAsia" w:ascii="宋体" w:hAnsi="宋体" w:eastAsia="宋体" w:cs="宋体"/>
+              <w:szCs w:val="24"/>
+            </w:rPr>
+            <w:fldChar w:fldCharType="begin"/>
+          </w:r>
+          <w:r>
+            <w:rPr>
+              <w:rFonts w:hint="eastAsia" w:ascii="宋体" w:hAnsi="宋体" w:eastAsia="宋体" w:cs="宋体"/>
+              <w:szCs w:val="24"/>
+            </w:rPr>
+            <w:instrText xml:space="preserve"> HYPERLINK \l _Toc16694 </w:instrText>
+          </w:r>
+          <w:r>
+            <w:rPr>
+              <w:rFonts w:hint="eastAsia" w:ascii="宋体" w:hAnsi="宋体" w:eastAsia="宋体" w:cs="宋体"/>
+              <w:szCs w:val="24"/>
+            </w:rPr>
+            <w:fldChar w:fldCharType="separate"/>
+          </w:r>
+          <w:r>
+            <w:rPr>
+              <w:rFonts w:hint="default"/>
+            </w:rPr>
+            <w:t>7.2. 与变更管理的关系</w:t>
+          </w:r>
+          <w:r>
+            <w:tab/>
+          </w:r>
+          <w:r>
+            <w:fldChar w:fldCharType="begin"/>
+          </w:r>
+          <w:r>
+            <w:instrText xml:space="preserve"> PAGEREF _Toc16694 \h </w:instrText>
+          </w:r>
+          <w:r>
+            <w:fldChar w:fldCharType="separate"/>
+          </w:r>
+          <w:r>
+            <w:t>10</w:t>
+          </w:r>
+          <w:r>
+            <w:fldChar w:fldCharType="end"/>
+          </w:r>
+          <w:r>
+            <w:rPr>
+              <w:rFonts w:hint="eastAsia" w:ascii="宋体" w:hAnsi="宋体" w:eastAsia="宋体" w:cs="宋体"/>
+              <w:szCs w:val="24"/>
+            </w:rPr>
+            <w:fldChar w:fldCharType="end"/>
+          </w:r>
+        </w:p>
+        <w:p>
+          <w:pPr>
+            <w:pStyle w:val="17"/>
+            <w:tabs>
+              <w:tab w:val="right" w:leader="dot" w:pos="8306"/>
+            </w:tabs>
+          </w:pPr>
+          <w:r>
+            <w:rPr>
+              <w:rFonts w:hint="eastAsia" w:ascii="宋体" w:hAnsi="宋体" w:eastAsia="宋体" w:cs="宋体"/>
+              <w:szCs w:val="24"/>
+            </w:rPr>
+            <w:fldChar w:fldCharType="begin"/>
+          </w:r>
+          <w:r>
+            <w:rPr>
+              <w:rFonts w:hint="eastAsia" w:ascii="宋体" w:hAnsi="宋体" w:eastAsia="宋体" w:cs="宋体"/>
+              <w:szCs w:val="24"/>
+            </w:rPr>
+            <w:instrText xml:space="preserve"> HYPERLINK \l _Toc2479 </w:instrText>
+          </w:r>
+          <w:r>
+            <w:rPr>
+              <w:rFonts w:hint="eastAsia" w:ascii="宋体" w:hAnsi="宋体" w:eastAsia="宋体" w:cs="宋体"/>
+              <w:szCs w:val="24"/>
+            </w:rPr>
+            <w:fldChar w:fldCharType="separate"/>
+          </w:r>
+          <w:r>
+            <w:rPr>
+              <w:rFonts w:hint="default"/>
+            </w:rPr>
+            <w:t>7.3. 与配置管理的关系</w:t>
+          </w:r>
+          <w:r>
+            <w:tab/>
+          </w:r>
+          <w:r>
+            <w:fldChar w:fldCharType="begin"/>
+          </w:r>
+          <w:r>
+            <w:instrText xml:space="preserve"> PAGEREF _Toc2479 \h </w:instrText>
+          </w:r>
+          <w:r>
+            <w:fldChar w:fldCharType="separate"/>
+          </w:r>
+          <w:r>
+            <w:t>10</w:t>
+          </w:r>
+          <w:r>
+            <w:fldChar w:fldCharType="end"/>
+          </w:r>
+          <w:r>
+            <w:rPr>
+              <w:rFonts w:hint="eastAsia" w:ascii="宋体" w:hAnsi="宋体" w:eastAsia="宋体" w:cs="宋体"/>
+              <w:szCs w:val="24"/>
+            </w:rPr>
+            <w:fldChar w:fldCharType="end"/>
+          </w:r>
+        </w:p>
+        <w:p>
+          <w:pPr>
+            <w:pStyle w:val="16"/>
+            <w:tabs>
+              <w:tab w:val="right" w:leader="dot" w:pos="8306"/>
+            </w:tabs>
+          </w:pPr>
+          <w:r>
+            <w:rPr>
+              <w:rFonts w:hint="eastAsia" w:ascii="宋体" w:hAnsi="宋体" w:eastAsia="宋体" w:cs="宋体"/>
+              <w:szCs w:val="24"/>
+            </w:rPr>
+            <w:fldChar w:fldCharType="begin"/>
+          </w:r>
+          <w:r>
+            <w:rPr>
+              <w:rFonts w:hint="eastAsia" w:ascii="宋体" w:hAnsi="宋体" w:eastAsia="宋体" w:cs="宋体"/>
+              <w:szCs w:val="24"/>
+            </w:rPr>
+            <w:instrText xml:space="preserve"> HYPERLINK \l _Toc14950 </w:instrText>
+          </w:r>
+          <w:r>
+            <w:rPr>
+              <w:rFonts w:hint="eastAsia" w:ascii="宋体" w:hAnsi="宋体" w:eastAsia="宋体" w:cs="宋体"/>
               <w:szCs w:val="24"/>
             </w:rPr>
             <w:fldChar w:fldCharType="separate"/>
@@ -3644,6 +3853,74 @@
               <w:rFonts w:hint="eastAsia"/>
               <w:lang w:val="en-US" w:eastAsia="zh-CN"/>
             </w:rPr>
+            <w:t>考核指标</w:t>
+          </w:r>
+          <w:r>
+            <w:tab/>
+          </w:r>
+          <w:r>
+            <w:fldChar w:fldCharType="begin"/>
+          </w:r>
+          <w:r>
+            <w:instrText xml:space="preserve"> PAGEREF _Toc14950 \h </w:instrText>
+          </w:r>
+          <w:r>
+            <w:fldChar w:fldCharType="separate"/>
+          </w:r>
+          <w:r>
+            <w:t>10</w:t>
+          </w:r>
+          <w:r>
+            <w:fldChar w:fldCharType="end"/>
+          </w:r>
+          <w:r>
+            <w:rPr>
+              <w:rFonts w:hint="eastAsia" w:ascii="宋体" w:hAnsi="宋体" w:eastAsia="宋体" w:cs="宋体"/>
+              <w:szCs w:val="24"/>
+            </w:rPr>
+            <w:fldChar w:fldCharType="end"/>
+          </w:r>
+        </w:p>
+        <w:p>
+          <w:pPr>
+            <w:pStyle w:val="16"/>
+            <w:tabs>
+              <w:tab w:val="right" w:leader="dot" w:pos="8306"/>
+            </w:tabs>
+          </w:pPr>
+          <w:r>
+            <w:rPr>
+              <w:rFonts w:hint="eastAsia" w:ascii="宋体" w:hAnsi="宋体" w:eastAsia="宋体" w:cs="宋体"/>
+              <w:szCs w:val="24"/>
+            </w:rPr>
+            <w:fldChar w:fldCharType="begin"/>
+          </w:r>
+          <w:r>
+            <w:rPr>
+              <w:rFonts w:hint="eastAsia" w:ascii="宋体" w:hAnsi="宋体" w:eastAsia="宋体" w:cs="宋体"/>
+              <w:szCs w:val="24"/>
+            </w:rPr>
+            <w:instrText xml:space="preserve"> HYPERLINK \l _Toc29324 </w:instrText>
+          </w:r>
+          <w:r>
+            <w:rPr>
+              <w:rFonts w:hint="eastAsia" w:ascii="宋体" w:hAnsi="宋体" w:eastAsia="宋体" w:cs="宋体"/>
+              <w:szCs w:val="24"/>
+            </w:rPr>
+            <w:fldChar w:fldCharType="separate"/>
+          </w:r>
+          <w:r>
+            <w:rPr>
+              <w:rFonts w:hint="default"/>
+              <w:lang w:val="en-US" w:eastAsia="zh-CN"/>
+            </w:rPr>
+            <w:t xml:space="preserve">9. </w:t>
+          </w:r>
+          <w:r>
+            <w:rPr>
+              <w:rFonts w:hint="eastAsia"/>
+              <w:lang w:val="en-US" w:eastAsia="zh-CN"/>
+            </w:rPr>
             <w:t>附则</w:t>
           </w:r>
           <w:r>
@@ -3653,20 +3930,20 @@
             <w:fldChar w:fldCharType="begin"/>
           </w:r>
           <w:r>
-            <w:instrText xml:space="preserve"> PAGEREF _Toc17748 \h </w:instrText>
+            <w:instrText xml:space="preserve"> PAGEREF _Toc29324 \h </w:instrText>
           </w:r>
           <w:r>
             <w:fldChar w:fldCharType="separate"/>
           </w:r>
           <w:r>
-            <w:t>9</w:t>
+            <w:t>10</w:t>
           </w:r>
           <w:r>
             <w:fldChar w:fldCharType="end"/>
           </w:r>
           <w:r>
             <w:rPr>
-              <w:rFonts w:ascii="宋体" w:eastAsia="宋体" w:hAnsi="宋体" w:cs="宋体" w:hint="eastAsia"/>
+              <w:rFonts w:hint="eastAsia" w:ascii="宋体" w:hAnsi="宋体" w:eastAsia="宋体" w:cs="宋体"/>
               <w:szCs w:val="24"/>
             </w:rPr>
             <w:fldChar w:fldCharType="end"/>
@@ -3688,7 +3965,7 @@
             <w:snapToGrid w:val="0"/>
             <w:textAlignment w:val="baseline"/>
             <w:rPr>
-              <w:rFonts w:ascii="宋体" w:eastAsia="宋体" w:hAnsi="宋体" w:cs="宋体" w:hint="eastAsia"/>
+              <w:rFonts w:hint="eastAsia" w:ascii="宋体" w:hAnsi="宋体" w:eastAsia="宋体" w:cs="宋体"/>
               <w:snapToGrid w:val="0"/>
               <w:color w:val="000000"/>
               <w:kern w:val="0"/>
@@ -3699,7 +3976,7 @@
           </w:pPr>
           <w:r>
             <w:rPr>
-              <w:rFonts w:ascii="宋体" w:eastAsia="宋体" w:hAnsi="宋体" w:cs="宋体" w:hint="eastAsia"/>
+              <w:rFonts w:hint="eastAsia" w:ascii="宋体" w:hAnsi="宋体" w:eastAsia="宋体" w:cs="宋体"/>
               <w:szCs w:val="24"/>
             </w:rPr>
             <w:fldChar w:fldCharType="end"/>
@@ -3709,155 +3986,134 @@
     </w:sdt>
     <w:p>
       <w:pPr>
-        <w:keepNext w:val="0"/>
-        <w:keepLines w:val="0"/>
-        <w:pageBreakBefore w:val="0"/>
-        <w:widowControl w:val="0"/>
-        <w:kinsoku w:val="0"/>
-        <w:wordWrap/>
-        <w:overflowPunct/>
-        <w:autoSpaceDE w:val="0"/>
-        <w:autoSpaceDN w:val="0"/>
+        <w:pStyle w:val="28"/>
         <w:bidi w:val="0"/>
-        <w:adjustRightInd w:val="0"/>
-        <w:snapToGrid w:val="0"/>
-        <w:textAlignment w:val="baseline"/>
-        <w:rPr>
-          <w:rFonts w:ascii="Arial" w:eastAsia="Arial" w:hAnsi="Arial" w:cs="Arial"/>
-          <w:snapToGrid w:val="0"/>
-          <w:color w:val="000000"/>
-          <w:kern w:val="0"/>
-          <w:sz w:val="21"/>
-          <w:szCs w:val="21"/>
-          <w:lang w:val="en-US" w:eastAsia="en-US" w:bidi="ar-SA"/>
-        </w:rPr>
-      </w:pPr>
-      <w:r>
-        <w:rPr>
-          <w:rFonts w:ascii="Arial" w:eastAsia="Arial" w:hAnsi="Arial" w:cs="Arial"/>
-          <w:snapToGrid w:val="0"/>
-          <w:color w:val="000000"/>
-          <w:kern w:val="0"/>
-          <w:sz w:val="21"/>
-          <w:szCs w:val="21"/>
-          <w:lang w:val="en-US" w:eastAsia="en-US" w:bidi="ar-SA"/>
-        </w:rPr>
-        <w:br w:type="page"/>
-      </w:r>
-    </w:p>
-    <w:p>
-      <w:pPr>
-        <w:pStyle w:val="1"/>
+        <w:rPr>
+          <w:rFonts w:hint="eastAsia"/>
+          <w:lang w:val="en-US" w:eastAsia="zh-CN"/>
+        </w:rPr>
+      </w:pPr>
+      <w:bookmarkStart w:id="2" w:name="_Toc25312"/>
+      <w:r>
+        <w:rPr>
+          <w:rFonts w:hint="eastAsia"/>
+          <w:lang w:val="en-US" w:eastAsia="zh-CN"/>
+        </w:rPr>
+        <w:t>总则</w:t>
+      </w:r>
+      <w:bookmarkEnd w:id="2"/>
+    </w:p>
+    <w:p>
+      <w:pPr>
+        <w:pStyle w:val="30"/>
         <w:bidi w:val="0"/>
         <w:rPr>
           <w:rFonts w:hint="eastAsia"/>
           <w:lang w:val="en-US" w:eastAsia="zh-CN"/>
         </w:rPr>
       </w:pPr>
-      <w:bookmarkStart w:id="2" w:name="_Toc21264"/>
-      <w:r>
-        <w:rPr>
-          <w:rFonts w:hint="eastAsia"/>
-          <w:lang w:val="en-US" w:eastAsia="zh-CN"/>
-        </w:rPr>
-        <w:t>1. 总则</w:t>
-      </w:r>
-      <w:bookmarkEnd w:id="2"/>
-    </w:p>
-    <w:p>
-      <w:pPr>
-        <w:pStyle w:val="2"/>
+      <w:bookmarkStart w:id="3" w:name="_Toc1852"/>
+      <w:r>
+        <w:rPr>
+          <w:rFonts w:hint="eastAsia"/>
+          <w:lang w:val="en-US" w:eastAsia="zh-CN"/>
+        </w:rPr>
+        <w:t>目的</w:t>
+      </w:r>
+      <w:bookmarkEnd w:id="3"/>
+    </w:p>
+    <w:p>
+      <w:pPr>
+        <w:pStyle w:val="29"/>
         <w:bidi w:val="0"/>
         <w:rPr>
           <w:rFonts w:hint="eastAsia"/>
           <w:lang w:val="en-US" w:eastAsia="zh-CN"/>
         </w:rPr>
       </w:pPr>
-      <w:bookmarkStart w:id="3" w:name="_Toc8027"/>
-      <w:r>
-        <w:rPr>
-          <w:rFonts w:hint="eastAsia"/>
-          <w:lang w:val="en-US" w:eastAsia="zh-CN"/>
-        </w:rPr>
-        <w:t>目的</w:t>
-      </w:r>
-      <w:bookmarkEnd w:id="3"/>
-    </w:p>
-    <w:p>
-      <w:pPr>
-        <w:pStyle w:val="a1"/>
+      <w:r>
+        <w:rPr>
+          <w:rFonts w:hint="eastAsia"/>
+          <w:lang w:val="en-US" w:eastAsia="zh-CN"/>
+        </w:rPr>
+        <w:t>为规范公司软件运维服务事件的管理，建立快速响应与高效解决机制，以最小化事件对客户业务的影响，保障服务的连续性与稳定性，提升客户满意度，并为问题管理、知识管理等流程提供有效输入，特制定本制度。</w:t>
+      </w:r>
+    </w:p>
+    <w:p>
+      <w:pPr>
+        <w:pStyle w:val="30"/>
         <w:bidi w:val="0"/>
         <w:rPr>
           <w:rFonts w:hint="eastAsia"/>
           <w:lang w:val="en-US" w:eastAsia="zh-CN"/>
         </w:rPr>
       </w:pPr>
-      <w:r>
-        <w:rPr>
-          <w:rFonts w:hint="eastAsia"/>
-          <w:lang w:val="en-US" w:eastAsia="zh-CN"/>
-        </w:rPr>
-        <w:t>为规范公司软件运维服务事件的管理，建立快速响应与高效解决机制，以最小化事件对客户业务的影响，保障服务的连续性与稳定性，提升客户满意度，并为问题管理、知识管理等流程提供有效输入，特制定本制度。</w:t>
-      </w:r>
-    </w:p>
-    <w:p>
-      <w:pPr>
-        <w:pStyle w:val="2"/>
+      <w:bookmarkStart w:id="4" w:name="_Toc4924"/>
+      <w:r>
+        <w:rPr>
+          <w:rFonts w:hint="eastAsia"/>
+          <w:lang w:val="en-US" w:eastAsia="zh-CN"/>
+        </w:rPr>
+        <w:t>适用范围</w:t>
+      </w:r>
+      <w:bookmarkEnd w:id="4"/>
+    </w:p>
+    <w:p>
+      <w:pPr>
+        <w:pStyle w:val="29"/>
         <w:bidi w:val="0"/>
         <w:rPr>
           <w:rFonts w:hint="eastAsia"/>
           <w:lang w:val="en-US" w:eastAsia="zh-CN"/>
         </w:rPr>
       </w:pPr>
-      <w:bookmarkStart w:id="4" w:name="_Toc17301"/>
-      <w:r>
-        <w:rPr>
-          <w:rFonts w:hint="eastAsia"/>
-          <w:lang w:val="en-US" w:eastAsia="zh-CN"/>
-        </w:rPr>
-        <w:t>适用范围</w:t>
-      </w:r>
-      <w:bookmarkEnd w:id="4"/>
-    </w:p>
-    <w:p>
-      <w:pPr>
-        <w:pStyle w:val="a1"/>
+      <w:r>
+        <w:rPr>
+          <w:rFonts w:hint="eastAsia"/>
+          <w:lang w:val="en-US" w:eastAsia="zh-CN"/>
+        </w:rPr>
+        <w:t>本制度适用于公司为客户提供软件运维服务过程中，所有通过服务台、监控系统或其他渠道接收到的服务事件，包括但不限于系统故障、服务请求、信息咨询等。</w:t>
+      </w:r>
+    </w:p>
+    <w:p>
+      <w:pPr>
+        <w:pStyle w:val="28"/>
         <w:bidi w:val="0"/>
         <w:rPr>
           <w:rFonts w:hint="eastAsia"/>
           <w:lang w:val="en-US" w:eastAsia="zh-CN"/>
         </w:rPr>
       </w:pPr>
-      <w:r>
-        <w:rPr>
-          <w:rFonts w:hint="eastAsia"/>
-          <w:lang w:val="en-US" w:eastAsia="zh-CN"/>
-        </w:rPr>
-        <w:t>本制度适用于公司为客户提供软件运维服务过程中，所有通过服务台、监控系统或其他渠道接收到的服务事件，包括但不限于系统故障、服务请求、信息咨询等。</w:t>
-      </w:r>
-    </w:p>
-    <w:p>
-      <w:pPr>
-        <w:pStyle w:val="1"/>
+      <w:bookmarkStart w:id="5" w:name="_Toc2098"/>
+      <w:r>
+        <w:rPr>
+          <w:rFonts w:hint="eastAsia"/>
+          <w:lang w:val="en-US" w:eastAsia="zh-CN"/>
+        </w:rPr>
+        <w:t>术语与定义</w:t>
+      </w:r>
+      <w:bookmarkEnd w:id="5"/>
+    </w:p>
+    <w:p>
+      <w:pPr>
+        <w:pStyle w:val="29"/>
         <w:bidi w:val="0"/>
         <w:rPr>
           <w:rFonts w:hint="eastAsia"/>
           <w:lang w:val="en-US" w:eastAsia="zh-CN"/>
         </w:rPr>
       </w:pPr>
-      <w:bookmarkStart w:id="5" w:name="_Toc29891"/>
-      <w:r>
-        <w:rPr>
-          <w:rFonts w:hint="eastAsia"/>
-          <w:lang w:val="en-US" w:eastAsia="zh-CN"/>
-        </w:rPr>
-        <w:t>术语与定义</w:t>
-      </w:r>
-      <w:bookmarkEnd w:id="5"/>
-    </w:p>
-    <w:p>
-      <w:pPr>
-        <w:pStyle w:val="a1"/>
+      <w:r>
+        <w:rPr>
+          <w:rFonts w:hint="eastAsia"/>
+          <w:lang w:val="en-US" w:eastAsia="zh-CN"/>
+        </w:rPr>
+        <w:t>事件：在服务合同范围内，任何导致或可能导致客户软件系统服务中断、服务质量下降或影响用户正常使用的非计划性情形，包括故障申告、服务请求、咨询等。</w:t>
+      </w:r>
+    </w:p>
+    <w:p>
+      <w:pPr>
+        <w:pStyle w:val="29"/>
         <w:bidi w:val="0"/>
         <w:rPr>
           <w:rFonts w:hint="eastAsia"/>
@@ -3869,12 +4125,12 @@
           <w:rFonts w:hint="eastAsia"/>
           <w:lang w:val="en-US" w:eastAsia="zh-CN"/>
         </w:rPr>
-        <w:t>事件：在服务合同范围内，任何导致或可能导致客户软件系统服务中断、服务质量下降或影响用户正常使用的非计划性情形，包括故障申告、服务请求、咨询等。</w:t>
-      </w:r>
-    </w:p>
-    <w:p>
-      <w:pPr>
-        <w:pStyle w:val="a1"/>
+        <w:t>事件管理：通过一系列标准化活动，对事件进行记录、分类、优先级排序、诊断、升级、解决、关闭和回顾，旨在尽快恢复服务，减少对业务的干扰。</w:t>
+      </w:r>
+    </w:p>
+    <w:p>
+      <w:pPr>
+        <w:pStyle w:val="29"/>
         <w:bidi w:val="0"/>
         <w:rPr>
           <w:rFonts w:hint="eastAsia"/>
@@ -3886,12 +4142,12 @@
           <w:rFonts w:hint="eastAsia"/>
           <w:lang w:val="en-US" w:eastAsia="zh-CN"/>
         </w:rPr>
-        <w:t>事件管理：通过一系列标准化活动，对事件进行记录、分类、优先级排序、诊断、升级、解决、关闭和回顾，旨在尽快恢复服务，减少对业务的干扰。</w:t>
-      </w:r>
-    </w:p>
-    <w:p>
-      <w:pPr>
-        <w:pStyle w:val="a1"/>
+        <w:t>服务请求：客户提出的标准、低风险、预先定义的请求，如信息查询、账户重置、软件安装（标准版）等。</w:t>
+      </w:r>
+    </w:p>
+    <w:p>
+      <w:pPr>
+        <w:pStyle w:val="29"/>
         <w:bidi w:val="0"/>
         <w:rPr>
           <w:rFonts w:hint="eastAsia"/>
@@ -3903,12 +4159,12 @@
           <w:rFonts w:hint="eastAsia"/>
           <w:lang w:val="en-US" w:eastAsia="zh-CN"/>
         </w:rPr>
-        <w:t>服务请求：客户提出的标准、低风险、预先定义的请求，如信息查询、账户重置、软件安装（标准版）等。</w:t>
-      </w:r>
-    </w:p>
-    <w:p>
-      <w:pPr>
-        <w:pStyle w:val="a1"/>
+        <w:t>事件升级：当事件在规定时限内无法解决或需要更高级别资源介入时，将事件移交至更高权限人员或团队的过程。</w:t>
+      </w:r>
+    </w:p>
+    <w:p>
+      <w:pPr>
+        <w:pStyle w:val="29"/>
         <w:bidi w:val="0"/>
         <w:rPr>
           <w:rFonts w:hint="eastAsia"/>
@@ -3920,67 +4176,67 @@
           <w:rFonts w:hint="eastAsia"/>
           <w:lang w:val="en-US" w:eastAsia="zh-CN"/>
         </w:rPr>
-        <w:t>事件升级：当事件在规定时限内无法解决或需要更高级别资源介入时，将事件移交至更高权限人员或团队的过程。</w:t>
-      </w:r>
-    </w:p>
-    <w:p>
-      <w:pPr>
-        <w:pStyle w:val="a1"/>
+        <w:t>重复事件：在相同或相似环境下，由同一根本原因引发的、具有相同症状的多次事件。</w:t>
+      </w:r>
+    </w:p>
+    <w:p>
+      <w:pPr>
+        <w:pStyle w:val="28"/>
         <w:bidi w:val="0"/>
         <w:rPr>
           <w:rFonts w:hint="eastAsia"/>
           <w:lang w:val="en-US" w:eastAsia="zh-CN"/>
         </w:rPr>
       </w:pPr>
-      <w:r>
-        <w:rPr>
-          <w:rFonts w:hint="eastAsia"/>
-          <w:lang w:val="en-US" w:eastAsia="zh-CN"/>
-        </w:rPr>
-        <w:t>重复事件：在相同或相似环境下，由同一根本原因引发的、具有相同症状的多次事件。</w:t>
-      </w:r>
-    </w:p>
-    <w:p>
-      <w:pPr>
-        <w:pStyle w:val="1"/>
+      <w:bookmarkStart w:id="6" w:name="_Toc4575"/>
+      <w:r>
+        <w:rPr>
+          <w:rFonts w:hint="eastAsia"/>
+          <w:lang w:val="en-US" w:eastAsia="zh-CN"/>
+        </w:rPr>
+        <w:t>角色与职责</w:t>
+      </w:r>
+      <w:bookmarkEnd w:id="6"/>
+    </w:p>
+    <w:p>
+      <w:pPr>
+        <w:pStyle w:val="30"/>
         <w:bidi w:val="0"/>
         <w:rPr>
           <w:rFonts w:hint="eastAsia"/>
           <w:lang w:val="en-US" w:eastAsia="zh-CN"/>
         </w:rPr>
       </w:pPr>
-      <w:bookmarkStart w:id="6" w:name="_Toc7195"/>
-      <w:r>
-        <w:rPr>
-          <w:rFonts w:hint="eastAsia"/>
-          <w:lang w:val="en-US" w:eastAsia="zh-CN"/>
-        </w:rPr>
-        <w:t>角色与职责</w:t>
-      </w:r>
-      <w:bookmarkEnd w:id="6"/>
-    </w:p>
-    <w:p>
-      <w:pPr>
-        <w:pStyle w:val="2"/>
+      <w:bookmarkStart w:id="7" w:name="_Toc24799"/>
+      <w:r>
+        <w:rPr>
+          <w:rFonts w:hint="eastAsia"/>
+          <w:lang w:val="en-US" w:eastAsia="zh-CN"/>
+        </w:rPr>
+        <w:t>事件经理</w:t>
+      </w:r>
+      <w:bookmarkEnd w:id="7"/>
+    </w:p>
+    <w:p>
+      <w:pPr>
+        <w:pStyle w:val="29"/>
         <w:bidi w:val="0"/>
         <w:rPr>
           <w:rFonts w:hint="eastAsia"/>
           <w:lang w:val="en-US" w:eastAsia="zh-CN"/>
         </w:rPr>
       </w:pPr>
-      <w:bookmarkStart w:id="7" w:name="_Toc30751"/>
-      <w:r>
-        <w:rPr>
-          <w:rFonts w:hint="eastAsia"/>
-          <w:lang w:val="en-US" w:eastAsia="zh-CN"/>
-        </w:rPr>
-        <w:t>事件经理</w:t>
-      </w:r>
-      <w:bookmarkEnd w:id="7"/>
-    </w:p>
-    <w:p>
-      <w:pPr>
-        <w:pStyle w:val="a1"/>
+      <w:r>
+        <w:rPr>
+          <w:rFonts w:hint="eastAsia"/>
+          <w:lang w:val="en-US" w:eastAsia="zh-CN"/>
+        </w:rPr>
+        <w:t>由数智运营部经理担任，负责：</w:t>
+      </w:r>
+    </w:p>
+    <w:p>
+      <w:pPr>
+        <w:pStyle w:val="29"/>
         <w:bidi w:val="0"/>
         <w:rPr>
           <w:rFonts w:hint="eastAsia"/>
@@ -3992,12 +4248,12 @@
           <w:rFonts w:hint="eastAsia"/>
           <w:lang w:val="en-US" w:eastAsia="zh-CN"/>
         </w:rPr>
-        <w:t>由数智运营部经理担任，负责：</w:t>
-      </w:r>
-    </w:p>
-    <w:p>
-      <w:pPr>
-        <w:pStyle w:val="a1"/>
+        <w:t>监督整体事件管理流程的效率与效果，确保客户满意度。</w:t>
+      </w:r>
+    </w:p>
+    <w:p>
+      <w:pPr>
+        <w:pStyle w:val="29"/>
         <w:bidi w:val="0"/>
         <w:rPr>
           <w:rFonts w:hint="eastAsia"/>
@@ -4009,12 +4265,12 @@
           <w:rFonts w:hint="eastAsia"/>
           <w:lang w:val="en-US" w:eastAsia="zh-CN"/>
         </w:rPr>
-        <w:t>监督整体事件管理流程的效率与效果，确保客户满意度。</w:t>
-      </w:r>
-    </w:p>
-    <w:p>
-      <w:pPr>
-        <w:pStyle w:val="a1"/>
+        <w:t>审批重大事件的应急与处理方案，协调跨部门资源。</w:t>
+      </w:r>
+    </w:p>
+    <w:p>
+      <w:pPr>
+        <w:pStyle w:val="29"/>
         <w:bidi w:val="0"/>
         <w:rPr>
           <w:rFonts w:hint="eastAsia"/>
@@ -4026,12 +4282,12 @@
           <w:rFonts w:hint="eastAsia"/>
           <w:lang w:val="en-US" w:eastAsia="zh-CN"/>
         </w:rPr>
-        <w:t>审批重大事件的应急与处理方案，协调跨部门资源。</w:t>
-      </w:r>
-    </w:p>
-    <w:p>
-      <w:pPr>
-        <w:pStyle w:val="a1"/>
+        <w:t>监控事件处理进度，对即将超时或重大事件进行强制升级与协调。</w:t>
+      </w:r>
+    </w:p>
+    <w:p>
+      <w:pPr>
+        <w:pStyle w:val="29"/>
         <w:bidi w:val="0"/>
         <w:rPr>
           <w:rFonts w:hint="eastAsia"/>
@@ -4043,12 +4299,12 @@
           <w:rFonts w:hint="eastAsia"/>
           <w:lang w:val="en-US" w:eastAsia="zh-CN"/>
         </w:rPr>
-        <w:t>监控事件处理进度，对即将超时或重大事件进行强制升级与协调。</w:t>
-      </w:r>
-    </w:p>
-    <w:p>
-      <w:pPr>
-        <w:pStyle w:val="a1"/>
+        <w:t>定期分析事件数据，识别趋势，为服务改进提供决策依据。</w:t>
+      </w:r>
+    </w:p>
+    <w:p>
+      <w:pPr>
+        <w:pStyle w:val="29"/>
         <w:bidi w:val="0"/>
         <w:rPr>
           <w:rFonts w:hint="eastAsia"/>
@@ -4060,48 +4316,48 @@
           <w:rFonts w:hint="eastAsia"/>
           <w:lang w:val="en-US" w:eastAsia="zh-CN"/>
         </w:rPr>
-        <w:t>定期分析事件数据，识别趋势，为服务改进提供决策依据。</w:t>
-      </w:r>
-    </w:p>
-    <w:p>
-      <w:pPr>
-        <w:pStyle w:val="a1"/>
+        <w:t>确保事件管理与问题、变更等流程的有效衔接。</w:t>
+      </w:r>
+    </w:p>
+    <w:p>
+      <w:pPr>
+        <w:pStyle w:val="30"/>
         <w:bidi w:val="0"/>
         <w:rPr>
           <w:rFonts w:hint="eastAsia"/>
           <w:lang w:val="en-US" w:eastAsia="zh-CN"/>
         </w:rPr>
       </w:pPr>
-      <w:r>
-        <w:rPr>
-          <w:rFonts w:hint="eastAsia"/>
-          <w:lang w:val="en-US" w:eastAsia="zh-CN"/>
-        </w:rPr>
-        <w:t>确保事件管理与问题、变更等流程的有效衔接。</w:t>
-      </w:r>
-    </w:p>
-    <w:p>
-      <w:pPr>
-        <w:pStyle w:val="2"/>
+      <w:bookmarkStart w:id="8" w:name="_Toc32442"/>
+      <w:r>
+        <w:rPr>
+          <w:rFonts w:hint="eastAsia"/>
+          <w:lang w:val="en-US" w:eastAsia="zh-CN"/>
+        </w:rPr>
+        <w:t>服务台专员</w:t>
+      </w:r>
+      <w:bookmarkEnd w:id="8"/>
+    </w:p>
+    <w:p>
+      <w:pPr>
+        <w:pStyle w:val="29"/>
         <w:bidi w:val="0"/>
         <w:rPr>
           <w:rFonts w:hint="eastAsia"/>
           <w:lang w:val="en-US" w:eastAsia="zh-CN"/>
         </w:rPr>
       </w:pPr>
-      <w:bookmarkStart w:id="8" w:name="_Toc9690"/>
-      <w:r>
-        <w:rPr>
-          <w:rFonts w:hint="eastAsia"/>
-          <w:lang w:val="en-US" w:eastAsia="zh-CN"/>
-        </w:rPr>
-        <w:t>服务台专员</w:t>
-      </w:r>
-      <w:bookmarkEnd w:id="8"/>
-    </w:p>
-    <w:p>
-      <w:pPr>
-        <w:pStyle w:val="a1"/>
+      <w:r>
+        <w:rPr>
+          <w:rFonts w:hint="eastAsia"/>
+          <w:lang w:val="en-US" w:eastAsia="zh-CN"/>
+        </w:rPr>
+        <w:t>作为事件的统一接入点，负责：</w:t>
+      </w:r>
+    </w:p>
+    <w:p>
+      <w:pPr>
+        <w:pStyle w:val="29"/>
         <w:bidi w:val="0"/>
         <w:rPr>
           <w:rFonts w:hint="eastAsia"/>
@@ -4113,12 +4369,12 @@
           <w:rFonts w:hint="eastAsia"/>
           <w:lang w:val="en-US" w:eastAsia="zh-CN"/>
         </w:rPr>
-        <w:t>作为事件的统一接入点，负责：</w:t>
-      </w:r>
-    </w:p>
-    <w:p>
-      <w:pPr>
-        <w:pStyle w:val="a1"/>
+        <w:t>接听客户电话、接收邮件/工单，事件记录率达到100%。</w:t>
+      </w:r>
+    </w:p>
+    <w:p>
+      <w:pPr>
+        <w:pStyle w:val="29"/>
         <w:bidi w:val="0"/>
         <w:rPr>
           <w:rFonts w:hint="eastAsia"/>
@@ -4130,12 +4386,12 @@
           <w:rFonts w:hint="eastAsia"/>
           <w:lang w:val="en-US" w:eastAsia="zh-CN"/>
         </w:rPr>
-        <w:t>接听客户电话、接收邮件/工单，事件记录率达到100%。</w:t>
-      </w:r>
-    </w:p>
-    <w:p>
-      <w:pPr>
-        <w:pStyle w:val="a1"/>
+        <w:t>对事件进行初步分类、优先级判定并分派。</w:t>
+      </w:r>
+    </w:p>
+    <w:p>
+      <w:pPr>
+        <w:pStyle w:val="29"/>
         <w:bidi w:val="0"/>
         <w:rPr>
           <w:rFonts w:hint="eastAsia"/>
@@ -4147,12 +4403,12 @@
           <w:rFonts w:hint="eastAsia"/>
           <w:lang w:val="en-US" w:eastAsia="zh-CN"/>
         </w:rPr>
-        <w:t>对事件进行初步分类、优先级判定并分派。</w:t>
-      </w:r>
-    </w:p>
-    <w:p>
-      <w:pPr>
-        <w:pStyle w:val="a1"/>
+        <w:t>处理简单的咨询类或可通过知识库直接解决的服务请求。</w:t>
+      </w:r>
+    </w:p>
+    <w:p>
+      <w:pPr>
+        <w:pStyle w:val="29"/>
         <w:bidi w:val="0"/>
         <w:rPr>
           <w:rFonts w:hint="eastAsia"/>
@@ -4164,12 +4420,12 @@
           <w:rFonts w:hint="eastAsia"/>
           <w:lang w:val="en-US" w:eastAsia="zh-CN"/>
         </w:rPr>
-        <w:t>处理简单的咨询类或可通过知识库直接解决的服务请求。</w:t>
-      </w:r>
-    </w:p>
-    <w:p>
-      <w:pPr>
-        <w:pStyle w:val="a1"/>
+        <w:t>跟踪事件状态，及时向客户沟通进展。</w:t>
+      </w:r>
+    </w:p>
+    <w:p>
+      <w:pPr>
+        <w:pStyle w:val="29"/>
         <w:bidi w:val="0"/>
         <w:rPr>
           <w:rFonts w:hint="eastAsia"/>
@@ -4181,48 +4437,48 @@
           <w:rFonts w:hint="eastAsia"/>
           <w:lang w:val="en-US" w:eastAsia="zh-CN"/>
         </w:rPr>
-        <w:t>跟踪事件状态，及时向客户沟通进展。</w:t>
-      </w:r>
-    </w:p>
-    <w:p>
-      <w:pPr>
-        <w:pStyle w:val="a1"/>
+        <w:t>在事件解决后回访客户，确认关闭并获得满意度反馈。</w:t>
+      </w:r>
+    </w:p>
+    <w:p>
+      <w:pPr>
+        <w:pStyle w:val="30"/>
         <w:bidi w:val="0"/>
         <w:rPr>
           <w:rFonts w:hint="eastAsia"/>
           <w:lang w:val="en-US" w:eastAsia="zh-CN"/>
         </w:rPr>
       </w:pPr>
-      <w:r>
-        <w:rPr>
-          <w:rFonts w:hint="eastAsia"/>
-          <w:lang w:val="en-US" w:eastAsia="zh-CN"/>
-        </w:rPr>
-        <w:t>在事件解决后回访客户，确认关闭并获得满意度反馈。</w:t>
-      </w:r>
-    </w:p>
-    <w:p>
-      <w:pPr>
-        <w:pStyle w:val="2"/>
+      <w:bookmarkStart w:id="9" w:name="_Toc22472"/>
+      <w:r>
+        <w:rPr>
+          <w:rFonts w:hint="eastAsia"/>
+          <w:lang w:val="en-US" w:eastAsia="zh-CN"/>
+        </w:rPr>
+        <w:t>运维工程师</w:t>
+      </w:r>
+      <w:bookmarkEnd w:id="9"/>
+    </w:p>
+    <w:p>
+      <w:pPr>
+        <w:pStyle w:val="29"/>
         <w:bidi w:val="0"/>
         <w:rPr>
           <w:rFonts w:hint="eastAsia"/>
           <w:lang w:val="en-US" w:eastAsia="zh-CN"/>
         </w:rPr>
       </w:pPr>
-      <w:bookmarkStart w:id="9" w:name="_Toc28544"/>
-      <w:r>
-        <w:rPr>
-          <w:rFonts w:hint="eastAsia"/>
-          <w:lang w:val="en-US" w:eastAsia="zh-CN"/>
-        </w:rPr>
-        <w:t>运维工程师</w:t>
-      </w:r>
-      <w:bookmarkEnd w:id="9"/>
-    </w:p>
-    <w:p>
-      <w:pPr>
-        <w:pStyle w:val="a1"/>
+      <w:r>
+        <w:rPr>
+          <w:rFonts w:hint="eastAsia"/>
+          <w:lang w:val="en-US" w:eastAsia="zh-CN"/>
+        </w:rPr>
+        <w:t>负责：</w:t>
+      </w:r>
+    </w:p>
+    <w:p>
+      <w:pPr>
+        <w:pStyle w:val="29"/>
         <w:bidi w:val="0"/>
         <w:rPr>
           <w:rFonts w:hint="eastAsia"/>
@@ -4234,12 +4490,99 @@
           <w:rFonts w:hint="eastAsia"/>
           <w:lang w:val="en-US" w:eastAsia="zh-CN"/>
         </w:rPr>
+        <w:t>接收并处理服务台分派的专业技术事件。</w:t>
+      </w:r>
+    </w:p>
+    <w:p>
+      <w:pPr>
+        <w:pStyle w:val="29"/>
+        <w:bidi w:val="0"/>
+        <w:rPr>
+          <w:rFonts w:hint="eastAsia"/>
+          <w:lang w:val="en-US" w:eastAsia="zh-CN"/>
+        </w:rPr>
+      </w:pPr>
+      <w:r>
+        <w:rPr>
+          <w:rFonts w:hint="eastAsia"/>
+          <w:lang w:val="en-US" w:eastAsia="zh-CN"/>
+        </w:rPr>
+        <w:t>在规定时限内诊断并解决事件，详细记录解决方案与过程。</w:t>
+      </w:r>
+    </w:p>
+    <w:p>
+      <w:pPr>
+        <w:pStyle w:val="29"/>
+        <w:bidi w:val="0"/>
+        <w:rPr>
+          <w:rFonts w:hint="eastAsia"/>
+          <w:lang w:val="en-US" w:eastAsia="zh-CN"/>
+        </w:rPr>
+      </w:pPr>
+      <w:r>
+        <w:rPr>
+          <w:rFonts w:hint="eastAsia"/>
+          <w:lang w:val="en-US" w:eastAsia="zh-CN"/>
+        </w:rPr>
+        <w:t>对于无法独立解决的事件，按流程及时升级至运维项目经理或更高技术专家。</w:t>
+      </w:r>
+    </w:p>
+    <w:p>
+      <w:pPr>
+        <w:pStyle w:val="29"/>
+        <w:bidi w:val="0"/>
+        <w:rPr>
+          <w:rFonts w:hint="eastAsia"/>
+          <w:lang w:val="en-US" w:eastAsia="zh-CN"/>
+        </w:rPr>
+      </w:pPr>
+      <w:r>
+        <w:rPr>
+          <w:rFonts w:hint="eastAsia"/>
+          <w:lang w:val="en-US" w:eastAsia="zh-CN"/>
+        </w:rPr>
+        <w:t>将典型解决方案整理提交至知识库。</w:t>
+      </w:r>
+    </w:p>
+    <w:p>
+      <w:pPr>
+        <w:pStyle w:val="30"/>
+        <w:bidi w:val="0"/>
+        <w:rPr>
+          <w:rFonts w:hint="eastAsia"/>
+          <w:lang w:val="en-US" w:eastAsia="zh-CN"/>
+        </w:rPr>
+      </w:pPr>
+      <w:bookmarkStart w:id="10" w:name="_Toc31538"/>
+      <w:r>
+        <w:rPr>
+          <w:rFonts w:hint="eastAsia"/>
+          <w:lang w:val="en-US" w:eastAsia="zh-CN"/>
+        </w:rPr>
+        <w:t>运维项目经理</w:t>
+      </w:r>
+      <w:bookmarkEnd w:id="10"/>
+    </w:p>
+    <w:p>
+      <w:pPr>
+        <w:pStyle w:val="29"/>
+        <w:bidi w:val="0"/>
+        <w:rPr>
+          <w:rFonts w:hint="eastAsia"/>
+          <w:lang w:val="en-US" w:eastAsia="zh-CN"/>
+        </w:rPr>
+      </w:pPr>
+      <w:r>
+        <w:rPr>
+          <w:rFonts w:hint="eastAsia"/>
+          <w:lang w:val="en-US" w:eastAsia="zh-CN"/>
+        </w:rPr>
         <w:t>负责：</w:t>
       </w:r>
     </w:p>
     <w:p>
       <w:pPr>
-        <w:pStyle w:val="a1"/>
+        <w:pStyle w:val="29"/>
         <w:bidi w:val="0"/>
         <w:rPr>
           <w:rFonts w:hint="eastAsia"/>
@@ -4251,12 +4594,12 @@
           <w:rFonts w:hint="eastAsia"/>
           <w:lang w:val="en-US" w:eastAsia="zh-CN"/>
         </w:rPr>
-        <w:t>接收并处理服务台分派的专业技术事件。</w:t>
-      </w:r>
-    </w:p>
-    <w:p>
-      <w:pPr>
-        <w:pStyle w:val="a1"/>
+        <w:t>处理运维工程师升级的复杂事件，组织技术分析与攻关。</w:t>
+      </w:r>
+    </w:p>
+    <w:p>
+      <w:pPr>
+        <w:pStyle w:val="29"/>
         <w:bidi w:val="0"/>
         <w:rPr>
           <w:rFonts w:hint="eastAsia"/>
@@ -4268,12 +4611,12 @@
           <w:rFonts w:hint="eastAsia"/>
           <w:lang w:val="en-US" w:eastAsia="zh-CN"/>
         </w:rPr>
-        <w:t>在规定时限内诊断并解决事件，详细记录解决方案与过程。</w:t>
-      </w:r>
-    </w:p>
-    <w:p>
-      <w:pPr>
-        <w:pStyle w:val="a1"/>
+        <w:t>作为与客户沟通的技术接口人，对重大事件进行解释与方案汇报。</w:t>
+      </w:r>
+    </w:p>
+    <w:p>
+      <w:pPr>
+        <w:pStyle w:val="29"/>
         <w:bidi w:val="0"/>
         <w:rPr>
           <w:rFonts w:hint="eastAsia"/>
@@ -4285,12 +4628,12 @@
           <w:rFonts w:hint="eastAsia"/>
           <w:lang w:val="en-US" w:eastAsia="zh-CN"/>
         </w:rPr>
-        <w:t>对于无法独立解决的事件，按流程及时升级至运维项目经理或更高技术专家。</w:t>
-      </w:r>
-    </w:p>
-    <w:p>
-      <w:pPr>
-        <w:pStyle w:val="a1"/>
+        <w:t>协调研究总院、质量管理部等内部资源，推动事件解决。</w:t>
+      </w:r>
+    </w:p>
+    <w:p>
+      <w:pPr>
+        <w:pStyle w:val="29"/>
         <w:bidi w:val="0"/>
         <w:rPr>
           <w:rFonts w:hint="eastAsia"/>
@@ -4302,48 +4645,50 @@
           <w:rFonts w:hint="eastAsia"/>
           <w:lang w:val="en-US" w:eastAsia="zh-CN"/>
         </w:rPr>
-        <w:t>将典型解决方案整理提交至知识库。</w:t>
-      </w:r>
-    </w:p>
-    <w:p>
-      <w:pPr>
-        <w:pStyle w:val="2"/>
+        <w:t>判断事件是否需要转化为问题或触发变更流程，并负责跟进。</w:t>
+      </w:r>
+    </w:p>
+    <w:p>
+      <w:pPr>
+        <w:pStyle w:val="28"/>
         <w:bidi w:val="0"/>
         <w:rPr>
           <w:rFonts w:hint="eastAsia"/>
           <w:lang w:val="en-US" w:eastAsia="zh-CN"/>
         </w:rPr>
       </w:pPr>
-      <w:bookmarkStart w:id="10" w:name="_Toc4474"/>
-      <w:r>
-        <w:rPr>
-          <w:rFonts w:hint="eastAsia"/>
-          <w:lang w:val="en-US" w:eastAsia="zh-CN"/>
-        </w:rPr>
-        <w:t>运维项目经理</w:t>
-      </w:r>
-      <w:bookmarkEnd w:id="10"/>
-    </w:p>
-    <w:p>
-      <w:pPr>
-        <w:pStyle w:val="a1"/>
+      <w:bookmarkStart w:id="11" w:name="_Toc29162"/>
+      <w:r>
+        <w:rPr>
+          <w:rFonts w:hint="eastAsia"/>
+          <w:lang w:val="en-US" w:eastAsia="zh-CN"/>
+        </w:rPr>
+        <w:t>管理原则</w:t>
+      </w:r>
+      <w:bookmarkEnd w:id="11"/>
+    </w:p>
+    <w:p>
+      <w:pPr>
+        <w:pStyle w:val="30"/>
         <w:bidi w:val="0"/>
         <w:rPr>
           <w:rFonts w:hint="eastAsia"/>
           <w:lang w:val="en-US" w:eastAsia="zh-CN"/>
         </w:rPr>
       </w:pPr>
-      <w:r>
-        <w:rPr>
-          <w:rFonts w:hint="eastAsia"/>
-          <w:lang w:val="en-US" w:eastAsia="zh-CN"/>
-        </w:rPr>
-        <w:t>负责：</w:t>
-      </w:r>
-    </w:p>
-    <w:p>
-      <w:pPr>
-        <w:pStyle w:val="a1"/>
+      <w:bookmarkStart w:id="12" w:name="_Toc25808"/>
+      <w:r>
+        <w:rPr>
+          <w:rFonts w:hint="eastAsia"/>
+          <w:lang w:val="en-US" w:eastAsia="zh-CN"/>
+        </w:rPr>
+        <w:t>事件关闭原则</w:t>
+      </w:r>
+      <w:bookmarkEnd w:id="12"/>
+    </w:p>
+    <w:p>
+      <w:pPr>
+        <w:pStyle w:val="29"/>
         <w:bidi w:val="0"/>
         <w:rPr>
           <w:rFonts w:hint="eastAsia"/>
@@ -4355,12 +4700,12 @@
           <w:rFonts w:hint="eastAsia"/>
           <w:lang w:val="en-US" w:eastAsia="zh-CN"/>
         </w:rPr>
-        <w:t>处理运维工程师升级的复杂事件，组织技术分析与攻关。</w:t>
-      </w:r>
-    </w:p>
-    <w:p>
-      <w:pPr>
-        <w:pStyle w:val="a1"/>
+        <w:t>所有由客户申告的事件，关闭前必须获得客户确认。</w:t>
+      </w:r>
+    </w:p>
+    <w:p>
+      <w:pPr>
+        <w:pStyle w:val="29"/>
         <w:bidi w:val="0"/>
         <w:rPr>
           <w:rFonts w:hint="eastAsia"/>
@@ -4372,12 +4717,12 @@
           <w:rFonts w:hint="eastAsia"/>
           <w:lang w:val="en-US" w:eastAsia="zh-CN"/>
         </w:rPr>
-        <w:t>作为与客户沟通的技术接口人，对重大事件进行解释与方案汇报。</w:t>
-      </w:r>
-    </w:p>
-    <w:p>
-      <w:pPr>
-        <w:pStyle w:val="a1"/>
+        <w:t>已关闭的事件单原则上不允许重开。若同一事件复发，应创建新事件单并关联历史记录。</w:t>
+      </w:r>
+    </w:p>
+    <w:p>
+      <w:pPr>
+        <w:pStyle w:val="29"/>
         <w:bidi w:val="0"/>
         <w:rPr>
           <w:rFonts w:hint="eastAsia"/>
@@ -4389,67 +4734,65 @@
           <w:rFonts w:hint="eastAsia"/>
           <w:lang w:val="en-US" w:eastAsia="zh-CN"/>
         </w:rPr>
-        <w:t>协调研究总院、质量管理部等内部资源，推动事件解决。</w:t>
-      </w:r>
-    </w:p>
-    <w:p>
-      <w:pPr>
-        <w:pStyle w:val="a1"/>
+        <w:t>若采取临时措施恢复服务，事件状态应为“处理中”；待根本性解决方案实施并经客户确认后，方可“关闭”。</w:t>
+      </w:r>
+    </w:p>
+    <w:p>
+      <w:pPr>
+        <w:pStyle w:val="30"/>
         <w:bidi w:val="0"/>
         <w:rPr>
           <w:rFonts w:hint="eastAsia"/>
           <w:lang w:val="en-US" w:eastAsia="zh-CN"/>
         </w:rPr>
       </w:pPr>
-      <w:r>
-        <w:rPr>
-          <w:rFonts w:hint="eastAsia"/>
-          <w:lang w:val="en-US" w:eastAsia="zh-CN"/>
-        </w:rPr>
-        <w:t>判断事件是否需要转化为问题或触发变更流程，并负责跟进。</w:t>
-      </w:r>
-    </w:p>
-    <w:p>
-      <w:pPr>
-        <w:pStyle w:val="1"/>
+      <w:bookmarkStart w:id="13" w:name="_Toc22815"/>
+      <w:r>
+        <w:rPr>
+          <w:rFonts w:hint="eastAsia"/>
+          <w:lang w:val="en-US" w:eastAsia="zh-CN"/>
+        </w:rPr>
+        <w:t>流程关联原则</w:t>
+      </w:r>
+      <w:bookmarkEnd w:id="13"/>
+    </w:p>
+    <w:p>
+      <w:pPr>
+        <w:pStyle w:val="29"/>
         <w:bidi w:val="0"/>
         <w:rPr>
           <w:rFonts w:hint="eastAsia"/>
           <w:lang w:val="en-US" w:eastAsia="zh-CN"/>
         </w:rPr>
       </w:pPr>
-      <w:bookmarkStart w:id="11" w:name="_Toc2172"/>
-      <w:r>
-        <w:rPr>
-          <w:rFonts w:hint="eastAsia"/>
-          <w:lang w:val="en-US" w:eastAsia="zh-CN"/>
-        </w:rPr>
-        <w:t>管理原则</w:t>
-      </w:r>
-      <w:bookmarkEnd w:id="11"/>
-    </w:p>
-    <w:p>
-      <w:pPr>
-        <w:pStyle w:val="2"/>
+      <w:r>
+        <w:rPr>
+          <w:rFonts w:hint="eastAsia"/>
+          <w:lang w:val="en-US" w:eastAsia="zh-CN"/>
+        </w:rPr>
+        <w:t>与问题管理：事件管理旨在快速恢复服务，问题管理旨在查找并根除根本原因。频繁发生或重大事件应触发问题管理流程。</w:t>
+      </w:r>
+    </w:p>
+    <w:p>
+      <w:pPr>
+        <w:pStyle w:val="29"/>
         <w:bidi w:val="0"/>
         <w:rPr>
           <w:rFonts w:hint="eastAsia"/>
           <w:lang w:val="en-US" w:eastAsia="zh-CN"/>
         </w:rPr>
       </w:pPr>
-      <w:bookmarkStart w:id="12" w:name="_Toc16279"/>
-      <w:r>
-        <w:rPr>
-          <w:rFonts w:hint="eastAsia"/>
-          <w:lang w:val="en-US" w:eastAsia="zh-CN"/>
-        </w:rPr>
-        <w:t>事件关闭原则</w:t>
-      </w:r>
-      <w:bookmarkEnd w:id="12"/>
-    </w:p>
-    <w:p>
-      <w:pPr>
-        <w:pStyle w:val="a1"/>
+      <w:r>
+        <w:rPr>
+          <w:rFonts w:hint="eastAsia"/>
+          <w:lang w:val="en-US" w:eastAsia="zh-CN"/>
+        </w:rPr>
+        <w:t>与变更管理：为解决事件而需对生产环境进行的任何修改，必须遵循变更管理流程。</w:t>
+      </w:r>
+    </w:p>
+    <w:p>
+      <w:pPr>
+        <w:pStyle w:val="29"/>
         <w:bidi w:val="0"/>
         <w:rPr>
           <w:rFonts w:hint="eastAsia"/>
@@ -4461,65 +4804,67 @@
           <w:rFonts w:hint="eastAsia"/>
           <w:lang w:val="en-US" w:eastAsia="zh-CN"/>
         </w:rPr>
-        <w:t>所有由客户申告的事件，关闭前必须获得客户确认。</w:t>
-      </w:r>
-    </w:p>
-    <w:p>
-      <w:pPr>
-        <w:pStyle w:val="a1"/>
+        <w:t>与配置管理：事件诊断与解决需依赖准确的配置信息；事件解决过程中如发现配置信息不准确，应触发配置项更新。</w:t>
+      </w:r>
+    </w:p>
+    <w:p>
+      <w:pPr>
+        <w:pStyle w:val="28"/>
         <w:bidi w:val="0"/>
         <w:rPr>
           <w:rFonts w:hint="eastAsia"/>
           <w:lang w:val="en-US" w:eastAsia="zh-CN"/>
         </w:rPr>
       </w:pPr>
-      <w:r>
-        <w:rPr>
-          <w:rFonts w:hint="eastAsia"/>
-          <w:lang w:val="en-US" w:eastAsia="zh-CN"/>
-        </w:rPr>
-        <w:t>已关闭的事件单原则上不允许重开。若同一事件复发，应创建新事件单并关联历史记录。</w:t>
-      </w:r>
-    </w:p>
-    <w:p>
-      <w:pPr>
-        <w:pStyle w:val="a1"/>
+      <w:bookmarkStart w:id="14" w:name="_Toc24215"/>
+      <w:r>
+        <w:rPr>
+          <w:rFonts w:hint="eastAsia"/>
+          <w:lang w:val="en-US" w:eastAsia="zh-CN"/>
+        </w:rPr>
+        <w:t>事件管理流程</w:t>
+      </w:r>
+      <w:bookmarkEnd w:id="14"/>
+    </w:p>
+    <w:p>
+      <w:pPr>
+        <w:pStyle w:val="30"/>
         <w:bidi w:val="0"/>
         <w:rPr>
           <w:rFonts w:hint="eastAsia"/>
           <w:lang w:val="en-US" w:eastAsia="zh-CN"/>
         </w:rPr>
       </w:pPr>
-      <w:r>
-        <w:rPr>
-          <w:rFonts w:hint="eastAsia"/>
-          <w:lang w:val="en-US" w:eastAsia="zh-CN"/>
-        </w:rPr>
-        <w:t>若采取临时措施恢复服务，事件状态应为“处理中”；待根本性解决方案实施并经客户确认后，方可“关闭”。</w:t>
-      </w:r>
-    </w:p>
-    <w:p>
-      <w:pPr>
-        <w:pStyle w:val="2"/>
+      <w:bookmarkStart w:id="15" w:name="_Toc2736"/>
+      <w:r>
+        <w:rPr>
+          <w:rFonts w:hint="eastAsia"/>
+          <w:lang w:val="en-US" w:eastAsia="zh-CN"/>
+        </w:rPr>
+        <w:t>流程输入与输出</w:t>
+      </w:r>
+      <w:bookmarkEnd w:id="15"/>
+    </w:p>
+    <w:p>
+      <w:pPr>
+        <w:pStyle w:val="29"/>
         <w:bidi w:val="0"/>
         <w:rPr>
           <w:rFonts w:hint="eastAsia"/>
           <w:lang w:val="en-US" w:eastAsia="zh-CN"/>
         </w:rPr>
       </w:pPr>
-      <w:bookmarkStart w:id="13" w:name="_Toc27925"/>
-      <w:r>
-        <w:rPr>
-          <w:rFonts w:hint="eastAsia"/>
-          <w:lang w:val="en-US" w:eastAsia="zh-CN"/>
-        </w:rPr>
-        <w:t>流程关联原则</w:t>
-      </w:r>
-      <w:bookmarkEnd w:id="13"/>
-    </w:p>
-    <w:p>
-      <w:pPr>
-        <w:pStyle w:val="a1"/>
+      <w:r>
+        <w:rPr>
+          <w:rFonts w:hint="eastAsia"/>
+          <w:lang w:val="en-US" w:eastAsia="zh-CN"/>
+        </w:rPr>
+        <w:t>输入：客户故障申告、服务请求、监控告警、服务报告反馈等。</w:t>
+      </w:r>
+    </w:p>
+    <w:p>
+      <w:pPr>
+        <w:pStyle w:val="29"/>
         <w:bidi w:val="0"/>
         <w:rPr>
           <w:rFonts w:hint="eastAsia"/>
@@ -4531,29 +4876,31 @@
           <w:rFonts w:hint="eastAsia"/>
           <w:lang w:val="en-US" w:eastAsia="zh-CN"/>
         </w:rPr>
-        <w:t>与问题管理：事件管理旨在快速恢复服务，问题管理旨在查找并根除根本原因。频繁发生或重大事件应触发问题管理流程。</w:t>
-      </w:r>
-    </w:p>
-    <w:p>
-      <w:pPr>
-        <w:pStyle w:val="a1"/>
+        <w:t>输出：已解决的事件记录、关联的问题记录或变更请求、知识库条目、事件分析报告。</w:t>
+      </w:r>
+    </w:p>
+    <w:p>
+      <w:pPr>
+        <w:pStyle w:val="30"/>
         <w:bidi w:val="0"/>
         <w:rPr>
           <w:rFonts w:hint="eastAsia"/>
           <w:lang w:val="en-US" w:eastAsia="zh-CN"/>
         </w:rPr>
       </w:pPr>
-      <w:r>
-        <w:rPr>
-          <w:rFonts w:hint="eastAsia"/>
-          <w:lang w:val="en-US" w:eastAsia="zh-CN"/>
-        </w:rPr>
-        <w:t>与变更管理：为解决事件而需对生产环境进行的任何修改，必须遵循变更管理流程。</w:t>
-      </w:r>
-    </w:p>
-    <w:p>
-      <w:pPr>
-        <w:pStyle w:val="a1"/>
+      <w:bookmarkStart w:id="16" w:name="_Toc26068"/>
+      <w:r>
+        <w:rPr>
+          <w:rFonts w:hint="eastAsia"/>
+          <w:lang w:val="en-US" w:eastAsia="zh-CN"/>
+        </w:rPr>
+        <w:t>流程活动说明</w:t>
+      </w:r>
+      <w:bookmarkEnd w:id="16"/>
+    </w:p>
+    <w:p>
+      <w:pPr>
+        <w:pStyle w:val="29"/>
         <w:bidi w:val="0"/>
         <w:rPr>
           <w:rFonts w:hint="eastAsia"/>
@@ -4565,50 +4912,46 @@
           <w:rFonts w:hint="eastAsia"/>
           <w:lang w:val="en-US" w:eastAsia="zh-CN"/>
         </w:rPr>
-        <w:t>与配置管理：事件诊断与解决需依赖准确的配置信息；事件解决过程中如发现配置信息不准确，应触发配置项更新。</w:t>
-      </w:r>
-    </w:p>
-    <w:p>
-      <w:pPr>
-        <w:pStyle w:val="1"/>
+        <w:t>事件受理与记录：服务台专员统一受理，在运维管理平台创建事件工单，记录详细信息。</w:t>
+      </w:r>
+    </w:p>
+    <w:p>
+      <w:pPr>
+        <w:pStyle w:val="29"/>
         <w:bidi w:val="0"/>
         <w:rPr>
           <w:rFonts w:hint="eastAsia"/>
           <w:lang w:val="en-US" w:eastAsia="zh-CN"/>
         </w:rPr>
       </w:pPr>
-      <w:bookmarkStart w:id="14" w:name="_Toc13980"/>
-      <w:r>
-        <w:rPr>
-          <w:rFonts w:hint="eastAsia"/>
-          <w:lang w:val="en-US" w:eastAsia="zh-CN"/>
-        </w:rPr>
-        <w:t>事件管理流程</w:t>
-      </w:r>
-      <w:bookmarkEnd w:id="14"/>
-    </w:p>
-    <w:p>
-      <w:pPr>
-        <w:pStyle w:val="2"/>
+      <w:r>
+        <w:rPr>
+          <w:rFonts w:hint="eastAsia"/>
+          <w:lang w:val="en-US" w:eastAsia="zh-CN"/>
+        </w:rPr>
+        <w:t>分类与初步支持：根据事件类型和影响进行分级分类。服务台尝试利用知识库提供即时解决或标准答复。</w:t>
+      </w:r>
+    </w:p>
+    <w:p>
+      <w:pPr>
+        <w:pStyle w:val="29"/>
         <w:bidi w:val="0"/>
         <w:rPr>
           <w:rFonts w:hint="eastAsia"/>
           <w:lang w:val="en-US" w:eastAsia="zh-CN"/>
         </w:rPr>
       </w:pPr>
-      <w:bookmarkStart w:id="15" w:name="_Toc17589"/>
-      <w:r>
-        <w:rPr>
-          <w:rFonts w:hint="eastAsia"/>
-          <w:lang w:val="en-US" w:eastAsia="zh-CN"/>
-        </w:rPr>
-        <w:t>流程输入与输出</w:t>
-      </w:r>
-      <w:bookmarkEnd w:id="15"/>
-    </w:p>
-    <w:p>
-      <w:pPr>
-        <w:pStyle w:val="a1"/>
+      <w:r>
+        <w:rPr>
+          <w:rFonts w:hint="eastAsia"/>
+          <w:lang w:val="en-US" w:eastAsia="zh-CN"/>
+        </w:rPr>
+        <w:t>调查与诊断：分派至运维工程师进行技术调查与诊断。</w:t>
+      </w:r>
+    </w:p>
+    <w:p>
+      <w:pPr>
+        <w:pStyle w:val="29"/>
         <w:bidi w:val="0"/>
         <w:rPr>
           <w:rFonts w:hint="eastAsia"/>
@@ -4620,12 +4963,12 @@
           <w:rFonts w:hint="eastAsia"/>
           <w:lang w:val="en-US" w:eastAsia="zh-CN"/>
         </w:rPr>
-        <w:t>输入：客户故障申告、服务请求、监控告警、服务报告反馈等。</w:t>
-      </w:r>
-    </w:p>
-    <w:p>
-      <w:pPr>
-        <w:pStyle w:val="a1"/>
+        <w:t>解决与恢复：实施解决方案（临时或永久性），恢复服务。</w:t>
+      </w:r>
+    </w:p>
+    <w:p>
+      <w:pPr>
+        <w:pStyle w:val="29"/>
         <w:bidi w:val="0"/>
         <w:rPr>
           <w:rFonts w:hint="eastAsia"/>
@@ -4637,31 +4980,29 @@
           <w:rFonts w:hint="eastAsia"/>
           <w:lang w:val="en-US" w:eastAsia="zh-CN"/>
         </w:rPr>
-        <w:t>输出：已解决的事件记录、关联的问题记录或变更请求、知识库条目、事件分析报告。</w:t>
-      </w:r>
-    </w:p>
-    <w:p>
-      <w:pPr>
-        <w:pStyle w:val="2"/>
+        <w:t>升级：若不能在约定时限内解决或超出职责范围，则按升级机制上报。</w:t>
+      </w:r>
+    </w:p>
+    <w:p>
+      <w:pPr>
+        <w:pStyle w:val="29"/>
         <w:bidi w:val="0"/>
         <w:rPr>
           <w:rFonts w:hint="eastAsia"/>
           <w:lang w:val="en-US" w:eastAsia="zh-CN"/>
         </w:rPr>
       </w:pPr>
-      <w:bookmarkStart w:id="16" w:name="_Toc30796"/>
-      <w:r>
-        <w:rPr>
-          <w:rFonts w:hint="eastAsia"/>
-          <w:lang w:val="en-US" w:eastAsia="zh-CN"/>
-        </w:rPr>
-        <w:t>流程活动说明</w:t>
-      </w:r>
-      <w:bookmarkEnd w:id="16"/>
-    </w:p>
-    <w:p>
-      <w:pPr>
-        <w:pStyle w:val="a1"/>
+      <w:r>
+        <w:rPr>
+          <w:rFonts w:hint="eastAsia"/>
+          <w:lang w:val="en-US" w:eastAsia="zh-CN"/>
+        </w:rPr>
+        <w:t>关闭与回访：解决方案经客户验证确认后，关闭事件工单，并进行客户满意度回访。</w:t>
+      </w:r>
+    </w:p>
+    <w:p>
+      <w:pPr>
+        <w:pStyle w:val="29"/>
         <w:bidi w:val="0"/>
         <w:rPr>
           <w:rFonts w:hint="eastAsia"/>
@@ -4673,29 +5014,31 @@
           <w:rFonts w:hint="eastAsia"/>
           <w:lang w:val="en-US" w:eastAsia="zh-CN"/>
         </w:rPr>
-        <w:t>事件受理与记录：服务台专员统一受理，在运维管理平台创建事件工单，记录详细信息。</w:t>
-      </w:r>
-    </w:p>
-    <w:p>
-      <w:pPr>
-        <w:pStyle w:val="a1"/>
+        <w:t>总结与转化：对重大或重复事件进行简要分析，判断是否需转为问题记录。</w:t>
+      </w:r>
+    </w:p>
+    <w:p>
+      <w:pPr>
+        <w:pStyle w:val="30"/>
         <w:bidi w:val="0"/>
         <w:rPr>
           <w:rFonts w:hint="eastAsia"/>
           <w:lang w:val="en-US" w:eastAsia="zh-CN"/>
         </w:rPr>
       </w:pPr>
-      <w:r>
-        <w:rPr>
-          <w:rFonts w:hint="eastAsia"/>
-          <w:lang w:val="en-US" w:eastAsia="zh-CN"/>
-        </w:rPr>
-        <w:t>分类与初步支持：根据事件类型和影响进行分级分类。服务台尝试利用知识库提供即时解决或标准答复。</w:t>
-      </w:r>
-    </w:p>
-    <w:p>
-      <w:pPr>
-        <w:pStyle w:val="a1"/>
+      <w:bookmarkStart w:id="17" w:name="_Toc14158"/>
+      <w:r>
+        <w:rPr>
+          <w:rFonts w:hint="eastAsia"/>
+          <w:lang w:val="en-US" w:eastAsia="zh-CN"/>
+        </w:rPr>
+        <w:t>事件处理与升级子流程</w:t>
+      </w:r>
+      <w:bookmarkEnd w:id="17"/>
+    </w:p>
+    <w:p>
+      <w:pPr>
+        <w:pStyle w:val="29"/>
         <w:bidi w:val="0"/>
         <w:rPr>
           <w:rFonts w:hint="eastAsia"/>
@@ -4707,12 +5050,12 @@
           <w:rFonts w:hint="eastAsia"/>
           <w:lang w:val="en-US" w:eastAsia="zh-CN"/>
         </w:rPr>
-        <w:t>调查与诊断：分派至运维工程师进行技术调查与诊断。</w:t>
-      </w:r>
-    </w:p>
-    <w:p>
-      <w:pPr>
-        <w:pStyle w:val="a1"/>
+        <w:t>一线处理流程：服务台专员/运维工程师处理常规事件，查询知识库，寻求快速解决方案。</w:t>
+      </w:r>
+    </w:p>
+    <w:p>
+      <w:pPr>
+        <w:pStyle w:val="29"/>
         <w:bidi w:val="0"/>
         <w:rPr>
           <w:rFonts w:hint="eastAsia"/>
@@ -4724,12 +5067,12 @@
           <w:rFonts w:hint="eastAsia"/>
           <w:lang w:val="en-US" w:eastAsia="zh-CN"/>
         </w:rPr>
-        <w:t>解决与恢复：实施解决方案（临时或永久性），恢复服务。</w:t>
-      </w:r>
-    </w:p>
-    <w:p>
-      <w:pPr>
-        <w:pStyle w:val="a1"/>
+        <w:t>二线/专家升级流程：运维工程师无法解决时，升级至运维项目经理。项目经理评估后，可组建虚拟专家小组或协调研究总院资源进行支持。</w:t>
+      </w:r>
+    </w:p>
+    <w:p>
+      <w:pPr>
+        <w:pStyle w:val="29"/>
         <w:bidi w:val="0"/>
         <w:rPr>
           <w:rFonts w:hint="eastAsia"/>
@@ -4741,142 +5084,38 @@
           <w:rFonts w:hint="eastAsia"/>
           <w:lang w:val="en-US" w:eastAsia="zh-CN"/>
         </w:rPr>
-        <w:t>升级：若不能在约定时限内解决或超出职责范围，则按升级机制上报。</w:t>
-      </w:r>
-    </w:p>
-    <w:p>
-      <w:pPr>
-        <w:pStyle w:val="a1"/>
+        <w:t>管理升级流程：涉及重大业务影响、需高层协调资源或可能引发客户投诉时，事件经理需介入并上报公司管理层。</w:t>
+      </w:r>
+    </w:p>
+    <w:p>
+      <w:pPr>
+        <w:pStyle w:val="28"/>
         <w:bidi w:val="0"/>
         <w:rPr>
           <w:rFonts w:hint="eastAsia"/>
           <w:lang w:val="en-US" w:eastAsia="zh-CN"/>
         </w:rPr>
       </w:pPr>
-      <w:r>
-        <w:rPr>
-          <w:rFonts w:hint="eastAsia"/>
-          <w:lang w:val="en-US" w:eastAsia="zh-CN"/>
-        </w:rPr>
-        <w:t>关闭与回访：解决方案经客户验证确认后，关闭事件工单，并进行客户满意度回访。</w:t>
-      </w:r>
-    </w:p>
-    <w:p>
-      <w:pPr>
-        <w:pStyle w:val="a1"/>
+      <w:bookmarkStart w:id="18" w:name="_Toc22178"/>
+      <w:r>
+        <w:rPr>
+          <w:rFonts w:hint="eastAsia"/>
+          <w:lang w:val="en-US" w:eastAsia="zh-CN"/>
+        </w:rPr>
+        <w:t>事件分类、分级与升级</w:t>
+      </w:r>
+      <w:bookmarkEnd w:id="18"/>
+    </w:p>
+    <w:p>
+      <w:pPr>
+        <w:pStyle w:val="30"/>
         <w:bidi w:val="0"/>
         <w:rPr>
           <w:rFonts w:hint="eastAsia"/>
           <w:lang w:val="en-US" w:eastAsia="zh-CN"/>
         </w:rPr>
       </w:pPr>
-      <w:r>
-        <w:rPr>
-          <w:rFonts w:hint="eastAsia"/>
-          <w:lang w:val="en-US" w:eastAsia="zh-CN"/>
-        </w:rPr>
-        <w:t>总结与转化：对重大或重复事件进行简要分析，判断是否需转为问题记录。</w:t>
-      </w:r>
-    </w:p>
-    <w:p>
-      <w:pPr>
-        <w:pStyle w:val="2"/>
-        <w:bidi w:val="0"/>
-        <w:rPr>
-          <w:rFonts w:hint="eastAsia"/>
-          <w:lang w:val="en-US" w:eastAsia="zh-CN"/>
-        </w:rPr>
-      </w:pPr>
-      <w:bookmarkStart w:id="17" w:name="_Toc10765"/>
-      <w:r>
-        <w:rPr>
-          <w:rFonts w:hint="eastAsia"/>
-          <w:lang w:val="en-US" w:eastAsia="zh-CN"/>
-        </w:rPr>
-        <w:t>事件处理与升级子流程</w:t>
-      </w:r>
-      <w:bookmarkEnd w:id="17"/>
-    </w:p>
-    <w:p>
-      <w:pPr>
-        <w:pStyle w:val="a1"/>
-        <w:bidi w:val="0"/>
-        <w:rPr>
-          <w:rFonts w:hint="eastAsia"/>
-          <w:lang w:val="en-US" w:eastAsia="zh-CN"/>
-        </w:rPr>
-      </w:pPr>
-      <w:r>
-        <w:rPr>
-          <w:rFonts w:hint="eastAsia"/>
-          <w:lang w:val="en-US" w:eastAsia="zh-CN"/>
-        </w:rPr>
-        <w:t>一线处理流程：服务台专员/运维工程师处理常规事件，查询知识库，寻求快速解决方案。</w:t>
-      </w:r>
-    </w:p>
-    <w:p>
-      <w:pPr>
-        <w:pStyle w:val="a1"/>
-        <w:bidi w:val="0"/>
-        <w:rPr>
-          <w:rFonts w:hint="eastAsia"/>
-          <w:lang w:val="en-US" w:eastAsia="zh-CN"/>
-        </w:rPr>
-      </w:pPr>
-      <w:r>
-        <w:rPr>
-          <w:rFonts w:hint="eastAsia"/>
-          <w:lang w:val="en-US" w:eastAsia="zh-CN"/>
-        </w:rPr>
-        <w:t>二线/专家升级流程：运维工程师无法解决时，升级至运维项目经理。项目经理评估后，可组建虚拟专家小组或协调研究总院资源进行支持。</w:t>
-      </w:r>
-    </w:p>
-    <w:p>
-      <w:pPr>
-        <w:pStyle w:val="a1"/>
-        <w:bidi w:val="0"/>
-        <w:rPr>
-          <w:rFonts w:hint="eastAsia"/>
-          <w:lang w:val="en-US" w:eastAsia="zh-CN"/>
-        </w:rPr>
-      </w:pPr>
-      <w:r>
-        <w:rPr>
-          <w:rFonts w:hint="eastAsia"/>
-          <w:lang w:val="en-US" w:eastAsia="zh-CN"/>
-        </w:rPr>
-        <w:t>管理升级流程：涉及重大业务影响、需高层协调资源或可能引发客户投诉时，事件经理需介入并上报公司管理层。</w:t>
-      </w:r>
-    </w:p>
-    <w:p>
-      <w:pPr>
-        <w:pStyle w:val="1"/>
-        <w:bidi w:val="0"/>
-        <w:rPr>
-          <w:rFonts w:hint="eastAsia"/>
-          <w:lang w:val="en-US" w:eastAsia="zh-CN"/>
-        </w:rPr>
-      </w:pPr>
-      <w:bookmarkStart w:id="18" w:name="_Toc15534"/>
-      <w:r>
-        <w:rPr>
-          <w:rFonts w:hint="eastAsia"/>
-          <w:lang w:val="en-US" w:eastAsia="zh-CN"/>
-        </w:rPr>
-        <w:t>事件分类、分级与升级</w:t>
-      </w:r>
-      <w:bookmarkEnd w:id="18"/>
-    </w:p>
-    <w:p>
-      <w:pPr>
-        <w:pStyle w:val="2"/>
-        <w:bidi w:val="0"/>
-        <w:rPr>
-          <w:rFonts w:hint="eastAsia"/>
-          <w:lang w:val="en-US" w:eastAsia="zh-CN"/>
-        </w:rPr>
-      </w:pPr>
-      <w:bookmarkStart w:id="19" w:name="_Toc9428"/>
+      <w:bookmarkStart w:id="19" w:name="_Toc18446"/>
       <w:r>
         <w:rPr>
           <w:rFonts w:hint="eastAsia"/>
@@ -4888,18 +5127,19 @@
     </w:p>
     <w:tbl>
       <w:tblPr>
-        <w:tblStyle w:val="TableNormal"/>
+        <w:tblStyle w:val="20"/>
         <w:tblW w:w="0" w:type="auto"/>
         <w:tblInd w:w="0" w:type="dxa"/>
         <w:tblBorders>
-          <w:top w:val="single" w:sz="4" w:space="0" w:color="auto"/>
-          <w:left w:val="single" w:sz="4" w:space="0" w:color="auto"/>
-          <w:bottom w:val="single" w:sz="4" w:space="0" w:color="auto"/>
-          <w:right w:val="single" w:sz="4" w:space="0" w:color="auto"/>
-          <w:insideH w:val="single" w:sz="4" w:space="0" w:color="auto"/>
-          <w:insideV w:val="single" w:sz="4" w:space="0" w:color="auto"/>
+          <w:top w:val="single" w:color="auto" w:sz="4" w:space="0"/>
+          <w:left w:val="single" w:color="auto" w:sz="4" w:space="0"/>
+          <w:bottom w:val="single" w:color="auto" w:sz="4" w:space="0"/>
+          <w:right w:val="single" w:color="auto" w:sz="4" w:space="0"/>
+          <w:insideH w:val="single" w:color="auto" w:sz="4" w:space="0"/>
+          <w:insideV w:val="single" w:color="auto" w:sz="4" w:space="0"/>
         </w:tblBorders>
         <w:shd w:val="clear" w:color="auto" w:fill="auto"/>
+        <w:tblLayout w:type="autofit"/>
         <w:tblCellMar>
           <w:top w:w="15" w:type="dxa"/>
           <w:left w:w="15" w:type="dxa"/>
@@ -4916,17 +5156,14 @@
       </w:tblGrid>
       <w:tr>
         <w:tblPrEx>
-          <w:tblW w:w="0" w:type="auto"/>
-          <w:tblInd w:w="0" w:type="dxa"/>
           <w:tblBorders>
-            <w:top w:val="single" w:sz="4" w:space="0" w:color="auto"/>
-            <w:left w:val="single" w:sz="4" w:space="0" w:color="auto"/>
-            <w:bottom w:val="single" w:sz="4" w:space="0" w:color="auto"/>
-            <w:right w:val="single" w:sz="4" w:space="0" w:color="auto"/>
-            <w:insideH w:val="single" w:sz="4" w:space="0" w:color="auto"/>
-            <w:insideV w:val="single" w:sz="4" w:space="0" w:color="auto"/>
+            <w:top w:val="single" w:color="auto" w:sz="4" w:space="0"/>
+            <w:left w:val="single" w:color="auto" w:sz="4" w:space="0"/>
+            <w:bottom w:val="single" w:color="auto" w:sz="4" w:space="0"/>
+            <w:right w:val="single" w:color="auto" w:sz="4" w:space="0"/>
+            <w:insideH w:val="single" w:color="auto" w:sz="4" w:space="0"/>
+            <w:insideV w:val="single" w:color="auto" w:sz="4" w:space="0"/>
           </w:tblBorders>
-          <w:shd w:val="clear" w:color="auto" w:fill="auto"/>
           <w:tblCellMar>
             <w:top w:w="15" w:type="dxa"/>
             <w:left w:w="15" w:type="dxa"/>
@@ -4958,7 +5195,7 @@
               <w:spacing w:line="300" w:lineRule="atLeast"/>
               <w:jc w:val="left"/>
               <w:rPr>
-                <w:rFonts w:ascii="Segoe UI" w:eastAsia="Segoe UI" w:hAnsi="Segoe UI" w:cs="Segoe UI"/>
+                <w:rFonts w:ascii="Segoe UI" w:hAnsi="Segoe UI" w:eastAsia="Segoe UI" w:cs="Segoe UI"/>
                 <w:i w:val="0"/>
                 <w:iCs w:val="0"/>
                 <w:caps w:val="0"/>
@@ -4970,8 +5207,8 @@
             </w:pPr>
             <w:r>
               <w:rPr>
-                <w:rStyle w:val="Strong"/>
-                <w:rFonts w:ascii="Segoe UI" w:eastAsia="Segoe UI" w:hAnsi="Segoe UI" w:cs="Segoe UI" w:hint="default"/>
+                <w:rStyle w:val="23"/>
+                <w:rFonts w:hint="default" w:ascii="Segoe UI" w:hAnsi="Segoe UI" w:eastAsia="Segoe UI" w:cs="Segoe UI"/>
                 <w:b/>
                 <w:bCs/>
                 <w:i w:val="0"/>
@@ -5010,7 +5247,7 @@
               <w:spacing w:line="300" w:lineRule="atLeast"/>
               <w:jc w:val="left"/>
               <w:rPr>
-                <w:rFonts w:ascii="Segoe UI" w:eastAsia="Segoe UI" w:hAnsi="Segoe UI" w:cs="Segoe UI" w:hint="default"/>
+                <w:rFonts w:hint="default" w:ascii="Segoe UI" w:hAnsi="Segoe UI" w:eastAsia="Segoe UI" w:cs="Segoe UI"/>
                 <w:i w:val="0"/>
                 <w:iCs w:val="0"/>
                 <w:caps w:val="0"/>
@@ -5022,8 +5259,8 @@
             </w:pPr>
             <w:r>
               <w:rPr>
-                <w:rStyle w:val="Strong"/>
-                <w:rFonts w:ascii="Segoe UI" w:eastAsia="Segoe UI" w:hAnsi="Segoe UI" w:cs="Segoe UI" w:hint="default"/>
+                <w:rStyle w:val="23"/>
+                <w:rFonts w:hint="default" w:ascii="Segoe UI" w:hAnsi="Segoe UI" w:eastAsia="Segoe UI" w:cs="Segoe UI"/>
                 <w:b/>
                 <w:bCs/>
                 <w:i w:val="0"/>
@@ -5062,7 +5299,7 @@
               <w:spacing w:line="300" w:lineRule="atLeast"/>
               <w:jc w:val="left"/>
               <w:rPr>
-                <w:rFonts w:ascii="Segoe UI" w:eastAsia="Segoe UI" w:hAnsi="Segoe UI" w:cs="Segoe UI" w:hint="default"/>
+                <w:rFonts w:hint="default" w:ascii="Segoe UI" w:hAnsi="Segoe UI" w:eastAsia="Segoe UI" w:cs="Segoe UI"/>
                 <w:i w:val="0"/>
                 <w:iCs w:val="0"/>
                 <w:caps w:val="0"/>
@@ -5074,8 +5311,8 @@
             </w:pPr>
             <w:r>
               <w:rPr>
-                <w:rStyle w:val="Strong"/>
-                <w:rFonts w:ascii="Segoe UI" w:eastAsia="Segoe UI" w:hAnsi="Segoe UI" w:cs="Segoe UI" w:hint="default"/>
+                <w:rStyle w:val="23"/>
+                <w:rFonts w:hint="default" w:ascii="Segoe UI" w:hAnsi="Segoe UI" w:eastAsia="Segoe UI" w:cs="Segoe UI"/>
                 <w:b/>
                 <w:bCs/>
                 <w:i w:val="0"/>
@@ -5114,7 +5351,7 @@
               <w:spacing w:line="300" w:lineRule="atLeast"/>
               <w:jc w:val="left"/>
               <w:rPr>
-                <w:rFonts w:ascii="Segoe UI" w:eastAsia="Segoe UI" w:hAnsi="Segoe UI" w:cs="Segoe UI" w:hint="default"/>
+                <w:rFonts w:hint="default" w:ascii="Segoe UI" w:hAnsi="Segoe UI" w:eastAsia="Segoe UI" w:cs="Segoe UI"/>
                 <w:i w:val="0"/>
                 <w:iCs w:val="0"/>
                 <w:caps w:val="0"/>
@@ -5126,8 +5363,8 @@
             </w:pPr>
             <w:r>
               <w:rPr>
-                <w:rStyle w:val="Strong"/>
-                <w:rFonts w:ascii="Segoe UI" w:eastAsia="Segoe UI" w:hAnsi="Segoe UI" w:cs="Segoe UI" w:hint="default"/>
+                <w:rStyle w:val="23"/>
+                <w:rFonts w:hint="default" w:ascii="Segoe UI" w:hAnsi="Segoe UI" w:eastAsia="Segoe UI" w:cs="Segoe UI"/>
                 <w:b/>
                 <w:bCs/>
                 <w:i w:val="0"/>
@@ -5166,7 +5403,7 @@
               <w:spacing w:line="300" w:lineRule="atLeast"/>
               <w:jc w:val="left"/>
               <w:rPr>
-                <w:rFonts w:ascii="Segoe UI" w:eastAsia="Segoe UI" w:hAnsi="Segoe UI" w:cs="Segoe UI" w:hint="default"/>
+                <w:rFonts w:hint="default" w:ascii="Segoe UI" w:hAnsi="Segoe UI" w:eastAsia="Segoe UI" w:cs="Segoe UI"/>
                 <w:i w:val="0"/>
                 <w:iCs w:val="0"/>
                 <w:caps w:val="0"/>
@@ -5178,8 +5415,8 @@
             </w:pPr>
             <w:r>
               <w:rPr>
-                <w:rStyle w:val="Strong"/>
-                <w:rFonts w:ascii="Segoe UI" w:eastAsia="Segoe UI" w:hAnsi="Segoe UI" w:cs="Segoe UI" w:hint="default"/>
+                <w:rStyle w:val="23"/>
+                <w:rFonts w:hint="default" w:ascii="Segoe UI" w:hAnsi="Segoe UI" w:eastAsia="Segoe UI" w:cs="Segoe UI"/>
                 <w:b/>
                 <w:bCs/>
                 <w:i w:val="0"/>
@@ -5200,8 +5437,14 @@
       </w:tr>
       <w:tr>
         <w:tblPrEx>
-          <w:tblW w:w="0" w:type="auto"/>
-          <w:tblInd w:w="0" w:type="dxa"/>
+          <w:tblBorders>
+            <w:top w:val="single" w:color="auto" w:sz="4" w:space="0"/>
+            <w:left w:val="single" w:color="auto" w:sz="4" w:space="0"/>
+            <w:bottom w:val="single" w:color="auto" w:sz="4" w:space="0"/>
+            <w:right w:val="single" w:color="auto" w:sz="4" w:space="0"/>
+            <w:insideH w:val="single" w:color="auto" w:sz="4" w:space="0"/>
+            <w:insideV w:val="single" w:color="auto" w:sz="4" w:space="0"/>
+          </w:tblBorders>
           <w:shd w:val="clear" w:color="auto" w:fill="auto"/>
           <w:tblCellMar>
             <w:top w:w="15" w:type="dxa"/>
@@ -5231,7 +5474,7 @@
               <w:spacing w:line="300" w:lineRule="atLeast"/>
               <w:jc w:val="left"/>
               <w:rPr>
-                <w:rFonts w:ascii="Segoe UI" w:eastAsia="Segoe UI" w:hAnsi="Segoe UI" w:cs="Segoe UI" w:hint="default"/>
+                <w:rFonts w:hint="default" w:ascii="Segoe UI" w:hAnsi="Segoe UI" w:eastAsia="Segoe UI" w:cs="Segoe UI"/>
                 <w:i w:val="0"/>
                 <w:iCs w:val="0"/>
                 <w:caps w:val="0"/>
@@ -5243,8 +5486,8 @@
             </w:pPr>
             <w:r>
               <w:rPr>
-                <w:rStyle w:val="Strong"/>
-                <w:rFonts w:ascii="Segoe UI" w:eastAsia="Segoe UI" w:hAnsi="Segoe UI" w:cs="Segoe UI" w:hint="default"/>
+                <w:rStyle w:val="23"/>
+                <w:rFonts w:hint="default" w:ascii="Segoe UI" w:hAnsi="Segoe UI" w:eastAsia="Segoe UI" w:cs="Segoe UI"/>
                 <w:b/>
                 <w:bCs/>
                 <w:i w:val="0"/>
@@ -5283,7 +5526,7 @@
               <w:spacing w:line="300" w:lineRule="atLeast"/>
               <w:jc w:val="left"/>
               <w:rPr>
-                <w:rFonts w:ascii="Segoe UI" w:eastAsia="Segoe UI" w:hAnsi="Segoe UI" w:cs="Segoe UI" w:hint="default"/>
+                <w:rFonts w:hint="default" w:ascii="Segoe UI" w:hAnsi="Segoe UI" w:eastAsia="Segoe UI" w:cs="Segoe UI"/>
                 <w:i w:val="0"/>
                 <w:iCs w:val="0"/>
                 <w:caps w:val="0"/>
@@ -5295,8 +5538,8 @@
             </w:pPr>
             <w:r>
               <w:rPr>
-                <w:rStyle w:val="Strong"/>
-                <w:rFonts w:ascii="Segoe UI" w:eastAsia="Segoe UI" w:hAnsi="Segoe UI" w:cs="Segoe UI" w:hint="default"/>
+                <w:rStyle w:val="23"/>
+                <w:rFonts w:hint="default" w:ascii="Segoe UI" w:hAnsi="Segoe UI" w:eastAsia="Segoe UI" w:cs="Segoe UI"/>
                 <w:b/>
                 <w:bCs/>
                 <w:i w:val="0"/>
@@ -5335,7 +5578,7 @@
               <w:spacing w:line="300" w:lineRule="atLeast"/>
               <w:jc w:val="left"/>
               <w:rPr>
-                <w:rFonts w:ascii="Segoe UI" w:eastAsia="Segoe UI" w:hAnsi="Segoe UI" w:cs="Segoe UI" w:hint="default"/>
+                <w:rFonts w:hint="default" w:ascii="Segoe UI" w:hAnsi="Segoe UI" w:eastAsia="Segoe UI" w:cs="Segoe UI"/>
                 <w:i w:val="0"/>
                 <w:iCs w:val="0"/>
                 <w:caps w:val="0"/>
@@ -5347,8 +5590,8 @@
             </w:pPr>
             <w:r>
               <w:rPr>
-                <w:rStyle w:val="Strong"/>
-                <w:rFonts w:ascii="Segoe UI" w:eastAsia="Segoe UI" w:hAnsi="Segoe UI" w:cs="Segoe UI" w:hint="default"/>
+                <w:rStyle w:val="23"/>
+                <w:rFonts w:hint="default" w:ascii="Segoe UI" w:hAnsi="Segoe UI" w:eastAsia="Segoe UI" w:cs="Segoe UI"/>
                 <w:b/>
                 <w:bCs/>
                 <w:i w:val="0"/>
@@ -5366,7 +5609,7 @@
             </w:r>
             <w:r>
               <w:rPr>
-                <w:rFonts w:ascii="Segoe UI" w:eastAsia="Segoe UI" w:hAnsi="Segoe UI" w:cs="Segoe UI" w:hint="default"/>
+                <w:rFonts w:hint="default" w:ascii="Segoe UI" w:hAnsi="Segoe UI" w:eastAsia="Segoe UI" w:cs="Segoe UI"/>
                 <w:i w:val="0"/>
                 <w:iCs w:val="0"/>
                 <w:caps w:val="0"/>
@@ -5403,7 +5646,7 @@
               <w:spacing w:line="300" w:lineRule="atLeast"/>
               <w:jc w:val="left"/>
               <w:rPr>
-                <w:rFonts w:ascii="Segoe UI" w:eastAsia="Segoe UI" w:hAnsi="Segoe UI" w:cs="Segoe UI" w:hint="default"/>
+                <w:rFonts w:hint="default" w:ascii="Segoe UI" w:hAnsi="Segoe UI" w:eastAsia="Segoe UI" w:cs="Segoe UI"/>
                 <w:i w:val="0"/>
                 <w:iCs w:val="0"/>
                 <w:caps w:val="0"/>
@@ -5415,7 +5658,7 @@
             </w:pPr>
             <w:r>
               <w:rPr>
-                <w:rFonts w:ascii="Segoe UI" w:eastAsia="Segoe UI" w:hAnsi="Segoe UI" w:cs="Segoe UI" w:hint="default"/>
+                <w:rFonts w:hint="default" w:ascii="Segoe UI" w:hAnsi="Segoe UI" w:eastAsia="Segoe UI" w:cs="Segoe UI"/>
                 <w:i w:val="0"/>
                 <w:iCs w:val="0"/>
                 <w:caps w:val="0"/>
@@ -5431,7 +5674,7 @@
             </w:r>
             <w:r>
               <w:rPr>
-                <w:rFonts w:ascii="Segoe UI" w:eastAsia="Segoe UI" w:hAnsi="Segoe UI" w:cs="Segoe UI" w:hint="default"/>
+                <w:rFonts w:hint="default" w:ascii="Segoe UI" w:hAnsi="Segoe UI" w:eastAsia="Segoe UI" w:cs="Segoe UI"/>
                 <w:i w:val="0"/>
                 <w:iCs w:val="0"/>
                 <w:caps w:val="0"/>
@@ -5443,11 +5686,11 @@
                 <w:szCs w:val="18"/>
                 <w:lang w:val="en-US" w:eastAsia="zh-CN"/>
               </w:rPr>
-              <w:br/>
-            </w:r>
-            <w:r>
-              <w:rPr>
-                <w:rFonts w:ascii="Segoe UI" w:eastAsia="Segoe UI" w:hAnsi="Segoe UI" w:cs="Segoe UI" w:hint="default"/>
+              <w:br w:type="textWrapping"/>
+            </w:r>
+            <w:r>
+              <w:rPr>
+                <w:rFonts w:hint="default" w:ascii="Segoe UI" w:hAnsi="Segoe UI" w:eastAsia="Segoe UI" w:cs="Segoe UI"/>
                 <w:i w:val="0"/>
                 <w:iCs w:val="0"/>
                 <w:caps w:val="0"/>
@@ -5463,7 +5706,7 @@
             </w:r>
             <w:r>
               <w:rPr>
-                <w:rFonts w:ascii="Segoe UI" w:eastAsia="Segoe UI" w:hAnsi="Segoe UI" w:cs="Segoe UI" w:hint="default"/>
+                <w:rFonts w:hint="default" w:ascii="Segoe UI" w:hAnsi="Segoe UI" w:eastAsia="Segoe UI" w:cs="Segoe UI"/>
                 <w:i w:val="0"/>
                 <w:iCs w:val="0"/>
                 <w:caps w:val="0"/>
@@ -5475,11 +5718,11 @@
                 <w:szCs w:val="18"/>
                 <w:lang w:val="en-US" w:eastAsia="zh-CN"/>
               </w:rPr>
-              <w:br/>
-            </w:r>
-            <w:r>
-              <w:rPr>
-                <w:rFonts w:ascii="Segoe UI" w:eastAsia="Segoe UI" w:hAnsi="Segoe UI" w:cs="Segoe UI" w:hint="default"/>
+              <w:br w:type="textWrapping"/>
+            </w:r>
+            <w:r>
+              <w:rPr>
+                <w:rFonts w:hint="default" w:ascii="Segoe UI" w:hAnsi="Segoe UI" w:eastAsia="Segoe UI" w:cs="Segoe UI"/>
                 <w:i w:val="0"/>
                 <w:iCs w:val="0"/>
                 <w:caps w:val="0"/>
@@ -5516,7 +5759,7 @@
               <w:spacing w:line="300" w:lineRule="atLeast"/>
               <w:jc w:val="left"/>
               <w:rPr>
-                <w:rFonts w:ascii="Segoe UI" w:eastAsia="Segoe UI" w:hAnsi="Segoe UI" w:cs="Segoe UI" w:hint="default"/>
+                <w:rFonts w:hint="default" w:ascii="Segoe UI" w:hAnsi="Segoe UI" w:eastAsia="Segoe UI" w:cs="Segoe UI"/>
                 <w:i w:val="0"/>
                 <w:iCs w:val="0"/>
                 <w:caps w:val="0"/>
@@ -5528,8 +5771,8 @@
             </w:pPr>
             <w:r>
               <w:rPr>
-                <w:rStyle w:val="Strong"/>
-                <w:rFonts w:ascii="Segoe UI" w:eastAsia="Segoe UI" w:hAnsi="Segoe UI" w:cs="Segoe UI" w:hint="default"/>
+                <w:rStyle w:val="23"/>
+                <w:rFonts w:hint="default" w:ascii="Segoe UI" w:hAnsi="Segoe UI" w:eastAsia="Segoe UI" w:cs="Segoe UI"/>
                 <w:b/>
                 <w:bCs/>
                 <w:i w:val="0"/>
@@ -5547,7 +5790,7 @@
             </w:r>
             <w:r>
               <w:rPr>
-                <w:rFonts w:ascii="Segoe UI" w:eastAsia="Segoe UI" w:hAnsi="Segoe UI" w:cs="Segoe UI" w:hint="default"/>
+                <w:rFonts w:hint="default" w:ascii="Segoe UI" w:hAnsi="Segoe UI" w:eastAsia="Segoe UI" w:cs="Segoe UI"/>
                 <w:i w:val="0"/>
                 <w:iCs w:val="0"/>
                 <w:caps w:val="0"/>
@@ -5566,8 +5809,14 @@
       </w:tr>
       <w:tr>
         <w:tblPrEx>
-          <w:tblW w:w="0" w:type="auto"/>
-          <w:tblInd w:w="0" w:type="dxa"/>
+          <w:tblBorders>
+            <w:top w:val="single" w:color="auto" w:sz="4" w:space="0"/>
+            <w:left w:val="single" w:color="auto" w:sz="4" w:space="0"/>
+            <w:bottom w:val="single" w:color="auto" w:sz="4" w:space="0"/>
+            <w:right w:val="single" w:color="auto" w:sz="4" w:space="0"/>
+            <w:insideH w:val="single" w:color="auto" w:sz="4" w:space="0"/>
+            <w:insideV w:val="single" w:color="auto" w:sz="4" w:space="0"/>
+          </w:tblBorders>
           <w:shd w:val="clear" w:color="auto" w:fill="auto"/>
           <w:tblCellMar>
             <w:top w:w="15" w:type="dxa"/>
@@ -5597,7 +5846,7 @@
               <w:spacing w:line="300" w:lineRule="atLeast"/>
               <w:jc w:val="left"/>
               <w:rPr>
-                <w:rFonts w:ascii="Segoe UI" w:eastAsia="Segoe UI" w:hAnsi="Segoe UI" w:cs="Segoe UI" w:hint="default"/>
+                <w:rFonts w:hint="default" w:ascii="Segoe UI" w:hAnsi="Segoe UI" w:eastAsia="Segoe UI" w:cs="Segoe UI"/>
                 <w:i w:val="0"/>
                 <w:iCs w:val="0"/>
                 <w:caps w:val="0"/>
@@ -5609,8 +5858,8 @@
             </w:pPr>
             <w:r>
               <w:rPr>
-                <w:rStyle w:val="Strong"/>
-                <w:rFonts w:ascii="Segoe UI" w:eastAsia="Segoe UI" w:hAnsi="Segoe UI" w:cs="Segoe UI" w:hint="default"/>
+                <w:rStyle w:val="23"/>
+                <w:rFonts w:hint="default" w:ascii="Segoe UI" w:hAnsi="Segoe UI" w:eastAsia="Segoe UI" w:cs="Segoe UI"/>
                 <w:b/>
                 <w:bCs/>
                 <w:i w:val="0"/>
@@ -5649,7 +5898,7 @@
               <w:spacing w:line="300" w:lineRule="atLeast"/>
               <w:jc w:val="left"/>
               <w:rPr>
-                <w:rFonts w:ascii="Segoe UI" w:eastAsia="Segoe UI" w:hAnsi="Segoe UI" w:cs="Segoe UI" w:hint="default"/>
+                <w:rFonts w:hint="default" w:ascii="Segoe UI" w:hAnsi="Segoe UI" w:eastAsia="Segoe UI" w:cs="Segoe UI"/>
                 <w:i w:val="0"/>
                 <w:iCs w:val="0"/>
                 <w:caps w:val="0"/>
@@ -5661,8 +5910,8 @@
             </w:pPr>
             <w:r>
               <w:rPr>
-                <w:rStyle w:val="Strong"/>
-                <w:rFonts w:ascii="Segoe UI" w:eastAsia="Segoe UI" w:hAnsi="Segoe UI" w:cs="Segoe UI" w:hint="default"/>
+                <w:rStyle w:val="23"/>
+                <w:rFonts w:hint="default" w:ascii="Segoe UI" w:hAnsi="Segoe UI" w:eastAsia="Segoe UI" w:cs="Segoe UI"/>
                 <w:b/>
                 <w:bCs/>
                 <w:i w:val="0"/>
@@ -5701,7 +5950,7 @@
               <w:spacing w:line="300" w:lineRule="atLeast"/>
               <w:jc w:val="left"/>
               <w:rPr>
-                <w:rFonts w:ascii="Segoe UI" w:eastAsia="Segoe UI" w:hAnsi="Segoe UI" w:cs="Segoe UI" w:hint="default"/>
+                <w:rFonts w:hint="default" w:ascii="Segoe UI" w:hAnsi="Segoe UI" w:eastAsia="Segoe UI" w:cs="Segoe UI"/>
                 <w:i w:val="0"/>
                 <w:iCs w:val="0"/>
                 <w:caps w:val="0"/>
@@ -5713,8 +5962,8 @@
             </w:pPr>
             <w:r>
               <w:rPr>
-                <w:rStyle w:val="Strong"/>
-                <w:rFonts w:ascii="Segoe UI" w:eastAsia="Segoe UI" w:hAnsi="Segoe UI" w:cs="Segoe UI" w:hint="default"/>
+                <w:rStyle w:val="23"/>
+                <w:rFonts w:hint="default" w:ascii="Segoe UI" w:hAnsi="Segoe UI" w:eastAsia="Segoe UI" w:cs="Segoe UI"/>
                 <w:b/>
                 <w:bCs/>
                 <w:i w:val="0"/>
@@ -5732,7 +5981,7 @@
             </w:r>
             <w:r>
               <w:rPr>
-                <w:rFonts w:ascii="Segoe UI" w:eastAsia="Segoe UI" w:hAnsi="Segoe UI" w:cs="Segoe UI" w:hint="default"/>
+                <w:rFonts w:hint="default" w:ascii="Segoe UI" w:hAnsi="Segoe UI" w:eastAsia="Segoe UI" w:cs="Segoe UI"/>
                 <w:i w:val="0"/>
                 <w:iCs w:val="0"/>
                 <w:caps w:val="0"/>
@@ -5769,7 +6018,7 @@
               <w:spacing w:line="300" w:lineRule="atLeast"/>
               <w:jc w:val="left"/>
               <w:rPr>
-                <w:rFonts w:ascii="Segoe UI" w:eastAsia="Segoe UI" w:hAnsi="Segoe UI" w:cs="Segoe UI" w:hint="default"/>
+                <w:rFonts w:hint="default" w:ascii="Segoe UI" w:hAnsi="Segoe UI" w:eastAsia="Segoe UI" w:cs="Segoe UI"/>
                 <w:i w:val="0"/>
                 <w:iCs w:val="0"/>
                 <w:caps w:val="0"/>
@@ -5781,7 +6030,7 @@
             </w:pPr>
             <w:r>
               <w:rPr>
-                <w:rFonts w:ascii="Segoe UI" w:eastAsia="Segoe UI" w:hAnsi="Segoe UI" w:cs="Segoe UI" w:hint="default"/>
+                <w:rFonts w:hint="default" w:ascii="Segoe UI" w:hAnsi="Segoe UI" w:eastAsia="Segoe UI" w:cs="Segoe UI"/>
                 <w:i w:val="0"/>
                 <w:iCs w:val="0"/>
                 <w:caps w:val="0"/>
@@ -5797,7 +6046,7 @@
             </w:r>
             <w:r>
               <w:rPr>
-                <w:rFonts w:ascii="Segoe UI" w:eastAsia="Segoe UI" w:hAnsi="Segoe UI" w:cs="Segoe UI" w:hint="default"/>
+                <w:rFonts w:hint="default" w:ascii="Segoe UI" w:hAnsi="Segoe UI" w:eastAsia="Segoe UI" w:cs="Segoe UI"/>
                 <w:i w:val="0"/>
                 <w:iCs w:val="0"/>
                 <w:caps w:val="0"/>
@@ -5809,11 +6058,11 @@
                 <w:szCs w:val="18"/>
                 <w:lang w:val="en-US" w:eastAsia="zh-CN"/>
               </w:rPr>
-              <w:br/>
-            </w:r>
-            <w:r>
-              <w:rPr>
-                <w:rFonts w:ascii="Segoe UI" w:eastAsia="Segoe UI" w:hAnsi="Segoe UI" w:cs="Segoe UI" w:hint="default"/>
+              <w:br w:type="textWrapping"/>
+            </w:r>
+            <w:r>
+              <w:rPr>
+                <w:rFonts w:hint="default" w:ascii="Segoe UI" w:hAnsi="Segoe UI" w:eastAsia="Segoe UI" w:cs="Segoe UI"/>
                 <w:i w:val="0"/>
                 <w:iCs w:val="0"/>
                 <w:caps w:val="0"/>
@@ -5829,7 +6078,7 @@
             </w:r>
             <w:r>
               <w:rPr>
-                <w:rFonts w:ascii="Segoe UI" w:eastAsia="Segoe UI" w:hAnsi="Segoe UI" w:cs="Segoe UI" w:hint="default"/>
+                <w:rFonts w:hint="default" w:ascii="Segoe UI" w:hAnsi="Segoe UI" w:eastAsia="Segoe UI" w:cs="Segoe UI"/>
                 <w:i w:val="0"/>
                 <w:iCs w:val="0"/>
                 <w:caps w:val="0"/>
@@ -5841,11 +6090,11 @@
                 <w:szCs w:val="18"/>
                 <w:lang w:val="en-US" w:eastAsia="zh-CN"/>
               </w:rPr>
-              <w:br/>
-            </w:r>
-            <w:r>
-              <w:rPr>
-                <w:rFonts w:ascii="Segoe UI" w:eastAsia="Segoe UI" w:hAnsi="Segoe UI" w:cs="Segoe UI" w:hint="default"/>
+              <w:br w:type="textWrapping"/>
+            </w:r>
+            <w:r>
+              <w:rPr>
+                <w:rFonts w:hint="default" w:ascii="Segoe UI" w:hAnsi="Segoe UI" w:eastAsia="Segoe UI" w:cs="Segoe UI"/>
                 <w:i w:val="0"/>
                 <w:iCs w:val="0"/>
                 <w:caps w:val="0"/>
@@ -5882,7 +6131,7 @@
               <w:spacing w:line="300" w:lineRule="atLeast"/>
               <w:jc w:val="left"/>
               <w:rPr>
-                <w:rFonts w:ascii="Segoe UI" w:eastAsia="Segoe UI" w:hAnsi="Segoe UI" w:cs="Segoe UI" w:hint="default"/>
+                <w:rFonts w:hint="default" w:ascii="Segoe UI" w:hAnsi="Segoe UI" w:eastAsia="Segoe UI" w:cs="Segoe UI"/>
                 <w:i w:val="0"/>
                 <w:iCs w:val="0"/>
                 <w:caps w:val="0"/>
@@ -5894,8 +6143,8 @@
             </w:pPr>
             <w:r>
               <w:rPr>
-                <w:rStyle w:val="Strong"/>
-                <w:rFonts w:ascii="Segoe UI" w:eastAsia="Segoe UI" w:hAnsi="Segoe UI" w:cs="Segoe UI" w:hint="default"/>
+                <w:rStyle w:val="23"/>
+                <w:rFonts w:hint="default" w:ascii="Segoe UI" w:hAnsi="Segoe UI" w:eastAsia="Segoe UI" w:cs="Segoe UI"/>
                 <w:b/>
                 <w:bCs/>
                 <w:i w:val="0"/>
@@ -5913,7 +6162,7 @@
             </w:r>
             <w:r>
               <w:rPr>
-                <w:rFonts w:ascii="Segoe UI" w:eastAsia="Segoe UI" w:hAnsi="Segoe UI" w:cs="Segoe UI" w:hint="default"/>
+                <w:rFonts w:hint="default" w:ascii="Segoe UI" w:hAnsi="Segoe UI" w:eastAsia="Segoe UI" w:cs="Segoe UI"/>
                 <w:i w:val="0"/>
                 <w:iCs w:val="0"/>
                 <w:caps w:val="0"/>
@@ -5932,8 +6181,14 @@
       </w:tr>
       <w:tr>
         <w:tblPrEx>
-          <w:tblW w:w="0" w:type="auto"/>
-          <w:tblInd w:w="0" w:type="dxa"/>
+          <w:tblBorders>
+            <w:top w:val="single" w:color="auto" w:sz="4" w:space="0"/>
+            <w:left w:val="single" w:color="auto" w:sz="4" w:space="0"/>
+            <w:bottom w:val="single" w:color="auto" w:sz="4" w:space="0"/>
+            <w:right w:val="single" w:color="auto" w:sz="4" w:space="0"/>
+            <w:insideH w:val="single" w:color="auto" w:sz="4" w:space="0"/>
+            <w:insideV w:val="single" w:color="auto" w:sz="4" w:space="0"/>
+          </w:tblBorders>
           <w:shd w:val="clear" w:color="auto" w:fill="auto"/>
           <w:tblCellMar>
             <w:top w:w="15" w:type="dxa"/>
@@ -5963,7 +6218,7 @@
               <w:spacing w:line="300" w:lineRule="atLeast"/>
               <w:jc w:val="left"/>
               <w:rPr>
-                <w:rFonts w:ascii="Segoe UI" w:eastAsia="Segoe UI" w:hAnsi="Segoe UI" w:cs="Segoe UI" w:hint="default"/>
+                <w:rFonts w:hint="default" w:ascii="Segoe UI" w:hAnsi="Segoe UI" w:eastAsia="Segoe UI" w:cs="Segoe UI"/>
                 <w:i w:val="0"/>
                 <w:iCs w:val="0"/>
                 <w:caps w:val="0"/>
@@ -5975,8 +6230,8 @@
             </w:pPr>
             <w:r>
               <w:rPr>
-                <w:rStyle w:val="Strong"/>
-                <w:rFonts w:ascii="Segoe UI" w:eastAsia="Segoe UI" w:hAnsi="Segoe UI" w:cs="Segoe UI" w:hint="default"/>
+                <w:rStyle w:val="23"/>
+                <w:rFonts w:hint="default" w:ascii="Segoe UI" w:hAnsi="Segoe UI" w:eastAsia="Segoe UI" w:cs="Segoe UI"/>
                 <w:b/>
                 <w:bCs/>
                 <w:i w:val="0"/>
@@ -6015,7 +6270,7 @@
               <w:spacing w:line="300" w:lineRule="atLeast"/>
               <w:jc w:val="left"/>
               <w:rPr>
-                <w:rFonts w:ascii="Segoe UI" w:eastAsia="Segoe UI" w:hAnsi="Segoe UI" w:cs="Segoe UI" w:hint="default"/>
+                <w:rFonts w:hint="default" w:ascii="Segoe UI" w:hAnsi="Segoe UI" w:eastAsia="Segoe UI" w:cs="Segoe UI"/>
                 <w:i w:val="0"/>
                 <w:iCs w:val="0"/>
                 <w:caps w:val="0"/>
@@ -6027,8 +6282,8 @@
             </w:pPr>
             <w:r>
               <w:rPr>
-                <w:rStyle w:val="Strong"/>
-                <w:rFonts w:ascii="Segoe UI" w:eastAsia="Segoe UI" w:hAnsi="Segoe UI" w:cs="Segoe UI" w:hint="default"/>
+                <w:rStyle w:val="23"/>
+                <w:rFonts w:hint="default" w:ascii="Segoe UI" w:hAnsi="Segoe UI" w:eastAsia="Segoe UI" w:cs="Segoe UI"/>
                 <w:b/>
                 <w:bCs/>
                 <w:i w:val="0"/>
@@ -6067,7 +6322,7 @@
               <w:spacing w:line="300" w:lineRule="atLeast"/>
               <w:jc w:val="left"/>
               <w:rPr>
-                <w:rFonts w:ascii="Segoe UI" w:eastAsia="Segoe UI" w:hAnsi="Segoe UI" w:cs="Segoe UI" w:hint="default"/>
+                <w:rFonts w:hint="default" w:ascii="Segoe UI" w:hAnsi="Segoe UI" w:eastAsia="Segoe UI" w:cs="Segoe UI"/>
                 <w:i w:val="0"/>
                 <w:iCs w:val="0"/>
                 <w:caps w:val="0"/>
@@ -6079,8 +6334,8 @@
             </w:pPr>
             <w:r>
               <w:rPr>
-                <w:rStyle w:val="Strong"/>
-                <w:rFonts w:ascii="Segoe UI" w:eastAsia="Segoe UI" w:hAnsi="Segoe UI" w:cs="Segoe UI" w:hint="default"/>
+                <w:rStyle w:val="23"/>
+                <w:rFonts w:hint="default" w:ascii="Segoe UI" w:hAnsi="Segoe UI" w:eastAsia="Segoe UI" w:cs="Segoe UI"/>
                 <w:b/>
                 <w:bCs/>
                 <w:i w:val="0"/>
@@ -6098,7 +6353,7 @@
             </w:r>
             <w:r>
               <w:rPr>
-                <w:rFonts w:ascii="Segoe UI" w:eastAsia="Segoe UI" w:hAnsi="Segoe UI" w:cs="Segoe UI" w:hint="default"/>
+                <w:rFonts w:hint="default" w:ascii="Segoe UI" w:hAnsi="Segoe UI" w:eastAsia="Segoe UI" w:cs="Segoe UI"/>
                 <w:i w:val="0"/>
                 <w:iCs w:val="0"/>
                 <w:caps w:val="0"/>
@@ -6135,7 +6390,7 @@
               <w:spacing w:line="300" w:lineRule="atLeast"/>
               <w:jc w:val="left"/>
               <w:rPr>
-                <w:rFonts w:ascii="Segoe UI" w:eastAsia="Segoe UI" w:hAnsi="Segoe UI" w:cs="Segoe UI" w:hint="default"/>
+                <w:rFonts w:hint="default" w:ascii="Segoe UI" w:hAnsi="Segoe UI" w:eastAsia="Segoe UI" w:cs="Segoe UI"/>
                 <w:i w:val="0"/>
                 <w:iCs w:val="0"/>
                 <w:caps w:val="0"/>
@@ -6147,7 +6402,7 @@
             </w:pPr>
             <w:r>
               <w:rPr>
-                <w:rFonts w:ascii="Segoe UI" w:eastAsia="Segoe UI" w:hAnsi="Segoe UI" w:cs="Segoe UI" w:hint="default"/>
+                <w:rFonts w:hint="default" w:ascii="Segoe UI" w:hAnsi="Segoe UI" w:eastAsia="Segoe UI" w:cs="Segoe UI"/>
                 <w:i w:val="0"/>
                 <w:iCs w:val="0"/>
                 <w:caps w:val="0"/>
@@ -6163,7 +6418,7 @@
             </w:r>
             <w:r>
               <w:rPr>
-                <w:rFonts w:ascii="Segoe UI" w:eastAsia="Segoe UI" w:hAnsi="Segoe UI" w:cs="Segoe UI" w:hint="default"/>
+                <w:rFonts w:hint="default" w:ascii="Segoe UI" w:hAnsi="Segoe UI" w:eastAsia="Segoe UI" w:cs="Segoe UI"/>
                 <w:i w:val="0"/>
                 <w:iCs w:val="0"/>
                 <w:caps w:val="0"/>
@@ -6175,11 +6430,11 @@
                 <w:szCs w:val="18"/>
                 <w:lang w:val="en-US" w:eastAsia="zh-CN"/>
               </w:rPr>
-              <w:br/>
-            </w:r>
-            <w:r>
-              <w:rPr>
-                <w:rFonts w:ascii="Segoe UI" w:eastAsia="Segoe UI" w:hAnsi="Segoe UI" w:cs="Segoe UI" w:hint="default"/>
+              <w:br w:type="textWrapping"/>
+            </w:r>
+            <w:r>
+              <w:rPr>
+                <w:rFonts w:hint="default" w:ascii="Segoe UI" w:hAnsi="Segoe UI" w:eastAsia="Segoe UI" w:cs="Segoe UI"/>
                 <w:i w:val="0"/>
                 <w:iCs w:val="0"/>
                 <w:caps w:val="0"/>
@@ -6195,7 +6450,7 @@
             </w:r>
             <w:r>
               <w:rPr>
-                <w:rFonts w:ascii="Segoe UI" w:eastAsia="Segoe UI" w:hAnsi="Segoe UI" w:cs="Segoe UI" w:hint="default"/>
+                <w:rFonts w:hint="default" w:ascii="Segoe UI" w:hAnsi="Segoe UI" w:eastAsia="Segoe UI" w:cs="Segoe UI"/>
                 <w:i w:val="0"/>
                 <w:iCs w:val="0"/>
                 <w:caps w:val="0"/>
@@ -6207,11 +6462,11 @@
                 <w:szCs w:val="18"/>
                 <w:lang w:val="en-US" w:eastAsia="zh-CN"/>
               </w:rPr>
-              <w:br/>
-            </w:r>
-            <w:r>
-              <w:rPr>
-                <w:rFonts w:ascii="Segoe UI" w:eastAsia="Segoe UI" w:hAnsi="Segoe UI" w:cs="Segoe UI" w:hint="default"/>
+              <w:br w:type="textWrapping"/>
+            </w:r>
+            <w:r>
+              <w:rPr>
+                <w:rFonts w:hint="default" w:ascii="Segoe UI" w:hAnsi="Segoe UI" w:eastAsia="Segoe UI" w:cs="Segoe UI"/>
                 <w:i w:val="0"/>
                 <w:iCs w:val="0"/>
                 <w:caps w:val="0"/>
@@ -6248,7 +6503,7 @@
               <w:spacing w:line="300" w:lineRule="atLeast"/>
               <w:jc w:val="left"/>
               <w:rPr>
-                <w:rFonts w:ascii="Segoe UI" w:eastAsia="Segoe UI" w:hAnsi="Segoe UI" w:cs="Segoe UI" w:hint="default"/>
+                <w:rFonts w:hint="default" w:ascii="Segoe UI" w:hAnsi="Segoe UI" w:eastAsia="Segoe UI" w:cs="Segoe UI"/>
                 <w:i w:val="0"/>
                 <w:iCs w:val="0"/>
                 <w:caps w:val="0"/>
@@ -6260,8 +6515,8 @@
             </w:pPr>
             <w:r>
               <w:rPr>
-                <w:rStyle w:val="Strong"/>
-                <w:rFonts w:ascii="Segoe UI" w:eastAsia="Segoe UI" w:hAnsi="Segoe UI" w:cs="Segoe UI" w:hint="default"/>
+                <w:rStyle w:val="23"/>
+                <w:rFonts w:hint="default" w:ascii="Segoe UI" w:hAnsi="Segoe UI" w:eastAsia="Segoe UI" w:cs="Segoe UI"/>
                 <w:b/>
                 <w:bCs/>
                 <w:i w:val="0"/>
@@ -6279,7 +6534,7 @@
             </w:r>
             <w:r>
               <w:rPr>
-                <w:rFonts w:ascii="Segoe UI" w:eastAsia="Segoe UI" w:hAnsi="Segoe UI" w:cs="Segoe UI" w:hint="default"/>
+                <w:rFonts w:hint="default" w:ascii="Segoe UI" w:hAnsi="Segoe UI" w:eastAsia="Segoe UI" w:cs="Segoe UI"/>
                 <w:i w:val="0"/>
                 <w:iCs w:val="0"/>
                 <w:caps w:val="0"/>
@@ -6298,8 +6553,14 @@
       </w:tr>
       <w:tr>
         <w:tblPrEx>
-          <w:tblW w:w="0" w:type="auto"/>
-          <w:tblInd w:w="0" w:type="dxa"/>
+          <w:tblBorders>
+            <w:top w:val="single" w:color="auto" w:sz="4" w:space="0"/>
+            <w:left w:val="single" w:color="auto" w:sz="4" w:space="0"/>
+            <w:bottom w:val="single" w:color="auto" w:sz="4" w:space="0"/>
+            <w:right w:val="single" w:color="auto" w:sz="4" w:space="0"/>
+            <w:insideH w:val="single" w:color="auto" w:sz="4" w:space="0"/>
+            <w:insideV w:val="single" w:color="auto" w:sz="4" w:space="0"/>
+          </w:tblBorders>
           <w:shd w:val="clear" w:color="auto" w:fill="auto"/>
           <w:tblCellMar>
             <w:top w:w="15" w:type="dxa"/>
@@ -6329,7 +6590,7 @@
               <w:spacing w:line="300" w:lineRule="atLeast"/>
               <w:jc w:val="left"/>
               <w:rPr>
-                <w:rFonts w:ascii="Segoe UI" w:eastAsia="Segoe UI" w:hAnsi="Segoe UI" w:cs="Segoe UI" w:hint="default"/>
+                <w:rFonts w:hint="default" w:ascii="Segoe UI" w:hAnsi="Segoe UI" w:eastAsia="Segoe UI" w:cs="Segoe UI"/>
                 <w:i w:val="0"/>
                 <w:iCs w:val="0"/>
                 <w:caps w:val="0"/>
@@ -6341,8 +6602,8 @@
             </w:pPr>
             <w:r>
               <w:rPr>
-                <w:rStyle w:val="Strong"/>
-                <w:rFonts w:ascii="Segoe UI" w:eastAsia="Segoe UI" w:hAnsi="Segoe UI" w:cs="Segoe UI" w:hint="default"/>
+                <w:rStyle w:val="23"/>
+                <w:rFonts w:hint="default" w:ascii="Segoe UI" w:hAnsi="Segoe UI" w:eastAsia="Segoe UI" w:cs="Segoe UI"/>
                 <w:b/>
                 <w:bCs/>
                 <w:i w:val="0"/>
@@ -6381,7 +6642,7 @@
               <w:spacing w:line="300" w:lineRule="atLeast"/>
               <w:jc w:val="left"/>
               <w:rPr>
-                <w:rFonts w:ascii="Segoe UI" w:eastAsia="Segoe UI" w:hAnsi="Segoe UI" w:cs="Segoe UI" w:hint="default"/>
+                <w:rFonts w:hint="default" w:ascii="Segoe UI" w:hAnsi="Segoe UI" w:eastAsia="Segoe UI" w:cs="Segoe UI"/>
                 <w:i w:val="0"/>
                 <w:iCs w:val="0"/>
                 <w:caps w:val="0"/>
@@ -6393,8 +6654,8 @@
             </w:pPr>
             <w:r>
               <w:rPr>
-                <w:rStyle w:val="Strong"/>
-                <w:rFonts w:ascii="Segoe UI" w:eastAsia="Segoe UI" w:hAnsi="Segoe UI" w:cs="Segoe UI" w:hint="default"/>
+                <w:rStyle w:val="23"/>
+                <w:rFonts w:hint="default" w:ascii="Segoe UI" w:hAnsi="Segoe UI" w:eastAsia="Segoe UI" w:cs="Segoe UI"/>
                 <w:b/>
                 <w:bCs/>
                 <w:i w:val="0"/>
@@ -6433,7 +6694,7 @@
               <w:spacing w:line="300" w:lineRule="atLeast"/>
               <w:jc w:val="left"/>
               <w:rPr>
-                <w:rFonts w:ascii="Segoe UI" w:eastAsia="Segoe UI" w:hAnsi="Segoe UI" w:cs="Segoe UI" w:hint="default"/>
+                <w:rFonts w:hint="default" w:ascii="Segoe UI" w:hAnsi="Segoe UI" w:eastAsia="Segoe UI" w:cs="Segoe UI"/>
                 <w:i w:val="0"/>
                 <w:iCs w:val="0"/>
                 <w:caps w:val="0"/>
@@ -6445,8 +6706,8 @@
             </w:pPr>
             <w:r>
               <w:rPr>
-                <w:rStyle w:val="Strong"/>
-                <w:rFonts w:ascii="Segoe UI" w:eastAsia="Segoe UI" w:hAnsi="Segoe UI" w:cs="Segoe UI" w:hint="default"/>
+                <w:rStyle w:val="23"/>
+                <w:rFonts w:hint="default" w:ascii="Segoe UI" w:hAnsi="Segoe UI" w:eastAsia="Segoe UI" w:cs="Segoe UI"/>
                 <w:b/>
                 <w:bCs/>
                 <w:i w:val="0"/>
@@ -6464,7 +6725,7 @@
             </w:r>
             <w:r>
               <w:rPr>
-                <w:rFonts w:ascii="Segoe UI" w:eastAsia="Segoe UI" w:hAnsi="Segoe UI" w:cs="Segoe UI" w:hint="default"/>
+                <w:rFonts w:hint="default" w:ascii="Segoe UI" w:hAnsi="Segoe UI" w:eastAsia="Segoe UI" w:cs="Segoe UI"/>
                 <w:i w:val="0"/>
                 <w:iCs w:val="0"/>
                 <w:caps w:val="0"/>
@@ -6501,7 +6762,7 @@
               <w:spacing w:line="300" w:lineRule="atLeast"/>
               <w:jc w:val="left"/>
               <w:rPr>
-                <w:rFonts w:ascii="Segoe UI" w:eastAsia="Segoe UI" w:hAnsi="Segoe UI" w:cs="Segoe UI" w:hint="default"/>
+                <w:rFonts w:hint="default" w:ascii="Segoe UI" w:hAnsi="Segoe UI" w:eastAsia="Segoe UI" w:cs="Segoe UI"/>
                 <w:i w:val="0"/>
                 <w:iCs w:val="0"/>
                 <w:caps w:val="0"/>
@@ -6513,7 +6774,7 @@
             </w:pPr>
             <w:r>
               <w:rPr>
-                <w:rFonts w:ascii="Segoe UI" w:eastAsia="Segoe UI" w:hAnsi="Segoe UI" w:cs="Segoe UI" w:hint="default"/>
+                <w:rFonts w:hint="default" w:ascii="Segoe UI" w:hAnsi="Segoe UI" w:eastAsia="Segoe UI" w:cs="Segoe UI"/>
                 <w:i w:val="0"/>
                 <w:iCs w:val="0"/>
                 <w:caps w:val="0"/>
@@ -6529,7 +6790,7 @@
             </w:r>
             <w:r>
               <w:rPr>
-                <w:rFonts w:ascii="Segoe UI" w:eastAsia="Segoe UI" w:hAnsi="Segoe UI" w:cs="Segoe UI" w:hint="default"/>
+                <w:rFonts w:hint="default" w:ascii="Segoe UI" w:hAnsi="Segoe UI" w:eastAsia="Segoe UI" w:cs="Segoe UI"/>
                 <w:i w:val="0"/>
                 <w:iCs w:val="0"/>
                 <w:caps w:val="0"/>
@@ -6541,11 +6802,11 @@
                 <w:szCs w:val="18"/>
                 <w:lang w:val="en-US" w:eastAsia="zh-CN"/>
               </w:rPr>
-              <w:br/>
-            </w:r>
-            <w:r>
-              <w:rPr>
-                <w:rFonts w:ascii="Segoe UI" w:eastAsia="Segoe UI" w:hAnsi="Segoe UI" w:cs="Segoe UI" w:hint="default"/>
+              <w:br w:type="textWrapping"/>
+            </w:r>
+            <w:r>
+              <w:rPr>
+                <w:rFonts w:hint="default" w:ascii="Segoe UI" w:hAnsi="Segoe UI" w:eastAsia="Segoe UI" w:cs="Segoe UI"/>
                 <w:i w:val="0"/>
                 <w:iCs w:val="0"/>
                 <w:caps w:val="0"/>
@@ -6561,7 +6822,7 @@
             </w:r>
             <w:r>
               <w:rPr>
-                <w:rFonts w:ascii="Segoe UI" w:eastAsia="Segoe UI" w:hAnsi="Segoe UI" w:cs="Segoe UI" w:hint="default"/>
+                <w:rFonts w:hint="default" w:ascii="Segoe UI" w:hAnsi="Segoe UI" w:eastAsia="Segoe UI" w:cs="Segoe UI"/>
                 <w:i w:val="0"/>
                 <w:iCs w:val="0"/>
                 <w:caps w:val="0"/>
@@ -6573,11 +6834,11 @@
                 <w:szCs w:val="18"/>
                 <w:lang w:val="en-US" w:eastAsia="zh-CN"/>
               </w:rPr>
-              <w:br/>
-            </w:r>
-            <w:r>
-              <w:rPr>
-                <w:rFonts w:ascii="Segoe UI" w:eastAsia="Segoe UI" w:hAnsi="Segoe UI" w:cs="Segoe UI" w:hint="default"/>
+              <w:br w:type="textWrapping"/>
+            </w:r>
+            <w:r>
+              <w:rPr>
+                <w:rFonts w:hint="default" w:ascii="Segoe UI" w:hAnsi="Segoe UI" w:eastAsia="Segoe UI" w:cs="Segoe UI"/>
                 <w:i w:val="0"/>
                 <w:iCs w:val="0"/>
                 <w:caps w:val="0"/>
@@ -6614,7 +6875,7 @@
               <w:spacing w:line="300" w:lineRule="atLeast"/>
               <w:jc w:val="left"/>
               <w:rPr>
-                <w:rFonts w:ascii="Segoe UI" w:eastAsia="Segoe UI" w:hAnsi="Segoe UI" w:cs="Segoe UI" w:hint="default"/>
+                <w:rFonts w:hint="default" w:ascii="Segoe UI" w:hAnsi="Segoe UI" w:eastAsia="Segoe UI" w:cs="Segoe UI"/>
                 <w:i w:val="0"/>
                 <w:iCs w:val="0"/>
                 <w:caps w:val="0"/>
@@ -6626,8 +6887,8 @@
             </w:pPr>
             <w:r>
               <w:rPr>
-                <w:rStyle w:val="Strong"/>
-                <w:rFonts w:ascii="Segoe UI" w:eastAsia="Segoe UI" w:hAnsi="Segoe UI" w:cs="Segoe UI" w:hint="default"/>
+                <w:rStyle w:val="23"/>
+                <w:rFonts w:hint="default" w:ascii="Segoe UI" w:hAnsi="Segoe UI" w:eastAsia="Segoe UI" w:cs="Segoe UI"/>
                 <w:b/>
                 <w:bCs/>
                 <w:i w:val="0"/>
@@ -6645,7 +6906,7 @@
             </w:r>
             <w:r>
               <w:rPr>
-                <w:rFonts w:ascii="Segoe UI" w:eastAsia="Segoe UI" w:hAnsi="Segoe UI" w:cs="Segoe UI" w:hint="default"/>
+                <w:rFonts w:hint="default" w:ascii="Segoe UI" w:hAnsi="Segoe UI" w:eastAsia="Segoe UI" w:cs="Segoe UI"/>
                 <w:i w:val="0"/>
                 <w:iCs w:val="0"/>
                 <w:caps w:val="0"/>
@@ -6664,8 +6925,14 @@
       </w:tr>
       <w:tr>
         <w:tblPrEx>
-          <w:tblW w:w="0" w:type="auto"/>
-          <w:tblInd w:w="0" w:type="dxa"/>
+          <w:tblBorders>
+            <w:top w:val="single" w:color="auto" w:sz="4" w:space="0"/>
+            <w:left w:val="single" w:color="auto" w:sz="4" w:space="0"/>
+            <w:bottom w:val="single" w:color="auto" w:sz="4" w:space="0"/>
+            <w:right w:val="single" w:color="auto" w:sz="4" w:space="0"/>
+            <w:insideH w:val="single" w:color="auto" w:sz="4" w:space="0"/>
+            <w:insideV w:val="single" w:color="auto" w:sz="4" w:space="0"/>
+          </w:tblBorders>
           <w:shd w:val="clear" w:color="auto" w:fill="auto"/>
           <w:tblCellMar>
             <w:top w:w="15" w:type="dxa"/>
@@ -6695,7 +6962,7 @@
               <w:spacing w:line="300" w:lineRule="atLeast"/>
               <w:jc w:val="left"/>
               <w:rPr>
-                <w:rFonts w:ascii="Segoe UI" w:eastAsia="Segoe UI" w:hAnsi="Segoe UI" w:cs="Segoe UI" w:hint="default"/>
+                <w:rFonts w:hint="default" w:ascii="Segoe UI" w:hAnsi="Segoe UI" w:eastAsia="Segoe UI" w:cs="Segoe UI"/>
                 <w:i w:val="0"/>
                 <w:iCs w:val="0"/>
                 <w:caps w:val="0"/>
@@ -6707,8 +6974,8 @@
             </w:pPr>
             <w:r>
               <w:rPr>
-                <w:rStyle w:val="Strong"/>
-                <w:rFonts w:ascii="Segoe UI" w:eastAsia="Segoe UI" w:hAnsi="Segoe UI" w:cs="Segoe UI" w:hint="default"/>
+                <w:rStyle w:val="23"/>
+                <w:rFonts w:hint="default" w:ascii="Segoe UI" w:hAnsi="Segoe UI" w:eastAsia="Segoe UI" w:cs="Segoe UI"/>
                 <w:b/>
                 <w:bCs/>
                 <w:i w:val="0"/>
@@ -6747,7 +7014,7 @@
               <w:spacing w:line="300" w:lineRule="atLeast"/>
               <w:jc w:val="left"/>
               <w:rPr>
-                <w:rFonts w:ascii="Segoe UI" w:eastAsia="Segoe UI" w:hAnsi="Segoe UI" w:cs="Segoe UI" w:hint="default"/>
+                <w:rFonts w:hint="default" w:ascii="Segoe UI" w:hAnsi="Segoe UI" w:eastAsia="Segoe UI" w:cs="Segoe UI"/>
                 <w:i w:val="0"/>
                 <w:iCs w:val="0"/>
                 <w:caps w:val="0"/>
@@ -6759,8 +7026,8 @@
             </w:pPr>
             <w:r>
               <w:rPr>
-                <w:rStyle w:val="Strong"/>
-                <w:rFonts w:ascii="Segoe UI" w:eastAsia="Segoe UI" w:hAnsi="Segoe UI" w:cs="Segoe UI" w:hint="default"/>
+                <w:rStyle w:val="23"/>
+                <w:rFonts w:hint="default" w:ascii="Segoe UI" w:hAnsi="Segoe UI" w:eastAsia="Segoe UI" w:cs="Segoe UI"/>
                 <w:b/>
                 <w:bCs/>
                 <w:i w:val="0"/>
@@ -6799,7 +7066,7 @@
               <w:spacing w:line="300" w:lineRule="atLeast"/>
               <w:jc w:val="left"/>
               <w:rPr>
-                <w:rFonts w:ascii="Segoe UI" w:eastAsia="Segoe UI" w:hAnsi="Segoe UI" w:cs="Segoe UI" w:hint="default"/>
+                <w:rFonts w:hint="default" w:ascii="Segoe UI" w:hAnsi="Segoe UI" w:eastAsia="Segoe UI" w:cs="Segoe UI"/>
                 <w:i w:val="0"/>
                 <w:iCs w:val="0"/>
                 <w:caps w:val="0"/>
@@ -6811,8 +7078,8 @@
             </w:pPr>
             <w:r>
               <w:rPr>
-                <w:rStyle w:val="Strong"/>
-                <w:rFonts w:ascii="Segoe UI" w:eastAsia="Segoe UI" w:hAnsi="Segoe UI" w:cs="Segoe UI" w:hint="default"/>
+                <w:rStyle w:val="23"/>
+                <w:rFonts w:hint="default" w:ascii="Segoe UI" w:hAnsi="Segoe UI" w:eastAsia="Segoe UI" w:cs="Segoe UI"/>
                 <w:b/>
                 <w:bCs/>
                 <w:i w:val="0"/>
@@ -6830,7 +7097,7 @@
             </w:r>
             <w:r>
               <w:rPr>
-                <w:rFonts w:ascii="Segoe UI" w:eastAsia="Segoe UI" w:hAnsi="Segoe UI" w:cs="Segoe UI" w:hint="default"/>
+                <w:rFonts w:hint="default" w:ascii="Segoe UI" w:hAnsi="Segoe UI" w:eastAsia="Segoe UI" w:cs="Segoe UI"/>
                 <w:i w:val="0"/>
                 <w:iCs w:val="0"/>
                 <w:caps w:val="0"/>
@@ -6867,7 +7134,7 @@
               <w:spacing w:line="300" w:lineRule="atLeast"/>
               <w:jc w:val="left"/>
               <w:rPr>
-                <w:rFonts w:ascii="Segoe UI" w:eastAsia="Segoe UI" w:hAnsi="Segoe UI" w:cs="Segoe UI" w:hint="default"/>
+                <w:rFonts w:hint="default" w:ascii="Segoe UI" w:hAnsi="Segoe UI" w:eastAsia="Segoe UI" w:cs="Segoe UI"/>
                 <w:i w:val="0"/>
                 <w:iCs w:val="0"/>
                 <w:caps w:val="0"/>
@@ -6879,7 +7146,7 @@
             </w:pPr>
             <w:r>
               <w:rPr>
-                <w:rFonts w:ascii="Segoe UI" w:eastAsia="Segoe UI" w:hAnsi="Segoe UI" w:cs="Segoe UI" w:hint="default"/>
+                <w:rFonts w:hint="default" w:ascii="Segoe UI" w:hAnsi="Segoe UI" w:eastAsia="Segoe UI" w:cs="Segoe UI"/>
                 <w:i w:val="0"/>
                 <w:iCs w:val="0"/>
                 <w:caps w:val="0"/>
@@ -6895,7 +7162,7 @@
             </w:r>
             <w:r>
               <w:rPr>
-                <w:rFonts w:ascii="Segoe UI" w:eastAsia="Segoe UI" w:hAnsi="Segoe UI" w:cs="Segoe UI" w:hint="default"/>
+                <w:rFonts w:hint="default" w:ascii="Segoe UI" w:hAnsi="Segoe UI" w:eastAsia="Segoe UI" w:cs="Segoe UI"/>
                 <w:i w:val="0"/>
                 <w:iCs w:val="0"/>
                 <w:caps w:val="0"/>
@@ -6907,11 +7174,11 @@
                 <w:szCs w:val="18"/>
                 <w:lang w:val="en-US" w:eastAsia="zh-CN"/>
               </w:rPr>
-              <w:br/>
-            </w:r>
-            <w:r>
-              <w:rPr>
-                <w:rFonts w:ascii="Segoe UI" w:eastAsia="Segoe UI" w:hAnsi="Segoe UI" w:cs="Segoe UI" w:hint="default"/>
+              <w:br w:type="textWrapping"/>
+            </w:r>
+            <w:r>
+              <w:rPr>
+                <w:rFonts w:hint="default" w:ascii="Segoe UI" w:hAnsi="Segoe UI" w:eastAsia="Segoe UI" w:cs="Segoe UI"/>
                 <w:i w:val="0"/>
                 <w:iCs w:val="0"/>
                 <w:caps w:val="0"/>
@@ -6927,7 +7194,7 @@
             </w:r>
             <w:r>
               <w:rPr>
-                <w:rFonts w:ascii="Segoe UI" w:eastAsia="Segoe UI" w:hAnsi="Segoe UI" w:cs="Segoe UI" w:hint="default"/>
+                <w:rFonts w:hint="default" w:ascii="Segoe UI" w:hAnsi="Segoe UI" w:eastAsia="Segoe UI" w:cs="Segoe UI"/>
                 <w:i w:val="0"/>
                 <w:iCs w:val="0"/>
                 <w:caps w:val="0"/>
@@ -6939,11 +7206,11 @@
                 <w:szCs w:val="18"/>
                 <w:lang w:val="en-US" w:eastAsia="zh-CN"/>
               </w:rPr>
-              <w:br/>
-            </w:r>
-            <w:r>
-              <w:rPr>
-                <w:rFonts w:ascii="Segoe UI" w:eastAsia="Segoe UI" w:hAnsi="Segoe UI" w:cs="Segoe UI" w:hint="default"/>
+              <w:br w:type="textWrapping"/>
+            </w:r>
+            <w:r>
+              <w:rPr>
+                <w:rFonts w:hint="default" w:ascii="Segoe UI" w:hAnsi="Segoe UI" w:eastAsia="Segoe UI" w:cs="Segoe UI"/>
                 <w:i w:val="0"/>
                 <w:iCs w:val="0"/>
                 <w:caps w:val="0"/>
@@ -6980,7 +7247,7 @@
               <w:spacing w:line="300" w:lineRule="atLeast"/>
               <w:jc w:val="left"/>
               <w:rPr>
-                <w:rFonts w:ascii="Segoe UI" w:eastAsia="Segoe UI" w:hAnsi="Segoe UI" w:cs="Segoe UI" w:hint="default"/>
+                <w:rFonts w:hint="default" w:ascii="Segoe UI" w:hAnsi="Segoe UI" w:eastAsia="Segoe UI" w:cs="Segoe UI"/>
                 <w:i w:val="0"/>
                 <w:iCs w:val="0"/>
                 <w:caps w:val="0"/>
@@ -6992,8 +7259,8 @@
             </w:pPr>
             <w:r>
               <w:rPr>
-                <w:rStyle w:val="Strong"/>
-                <w:rFonts w:ascii="Segoe UI" w:eastAsia="Segoe UI" w:hAnsi="Segoe UI" w:cs="Segoe UI" w:hint="default"/>
+                <w:rStyle w:val="23"/>
+                <w:rFonts w:hint="default" w:ascii="Segoe UI" w:hAnsi="Segoe UI" w:eastAsia="Segoe UI" w:cs="Segoe UI"/>
                 <w:b/>
                 <w:bCs/>
                 <w:i w:val="0"/>
@@ -7011,7 +7278,7 @@
             </w:r>
             <w:r>
               <w:rPr>
-                <w:rFonts w:ascii="Segoe UI" w:eastAsia="Segoe UI" w:hAnsi="Segoe UI" w:cs="Segoe UI" w:hint="default"/>
+                <w:rFonts w:hint="default" w:ascii="Segoe UI" w:hAnsi="Segoe UI" w:eastAsia="Segoe UI" w:cs="Segoe UI"/>
                 <w:i w:val="0"/>
                 <w:iCs w:val="0"/>
                 <w:caps w:val="0"/>
@@ -7030,8 +7297,14 @@
       </w:tr>
       <w:tr>
         <w:tblPrEx>
-          <w:tblW w:w="0" w:type="auto"/>
-          <w:tblInd w:w="0" w:type="dxa"/>
+          <w:tblBorders>
+            <w:top w:val="single" w:color="auto" w:sz="4" w:space="0"/>
+            <w:left w:val="single" w:color="auto" w:sz="4" w:space="0"/>
+            <w:bottom w:val="single" w:color="auto" w:sz="4" w:space="0"/>
+            <w:right w:val="single" w:color="auto" w:sz="4" w:space="0"/>
+            <w:insideH w:val="single" w:color="auto" w:sz="4" w:space="0"/>
+            <w:insideV w:val="single" w:color="auto" w:sz="4" w:space="0"/>
+          </w:tblBorders>
           <w:shd w:val="clear" w:color="auto" w:fill="auto"/>
           <w:tblCellMar>
             <w:top w:w="15" w:type="dxa"/>
@@ -7061,7 +7334,7 @@
               <w:spacing w:line="300" w:lineRule="atLeast"/>
               <w:jc w:val="left"/>
               <w:rPr>
-                <w:rFonts w:ascii="Segoe UI" w:eastAsia="Segoe UI" w:hAnsi="Segoe UI" w:cs="Segoe UI" w:hint="default"/>
+                <w:rFonts w:hint="default" w:ascii="Segoe UI" w:hAnsi="Segoe UI" w:eastAsia="Segoe UI" w:cs="Segoe UI"/>
                 <w:i w:val="0"/>
                 <w:iCs w:val="0"/>
                 <w:caps w:val="0"/>
@@ -7073,8 +7346,8 @@
             </w:pPr>
             <w:r>
               <w:rPr>
-                <w:rStyle w:val="Strong"/>
-                <w:rFonts w:ascii="Segoe UI" w:eastAsia="Segoe UI" w:hAnsi="Segoe UI" w:cs="Segoe UI" w:hint="default"/>
+                <w:rStyle w:val="23"/>
+                <w:rFonts w:hint="default" w:ascii="Segoe UI" w:hAnsi="Segoe UI" w:eastAsia="Segoe UI" w:cs="Segoe UI"/>
                 <w:b/>
                 <w:bCs/>
                 <w:i w:val="0"/>
@@ -7113,7 +7386,7 @@
               <w:spacing w:line="300" w:lineRule="atLeast"/>
               <w:jc w:val="left"/>
               <w:rPr>
-                <w:rFonts w:ascii="Segoe UI" w:eastAsia="Segoe UI" w:hAnsi="Segoe UI" w:cs="Segoe UI" w:hint="default"/>
+                <w:rFonts w:hint="default" w:ascii="Segoe UI" w:hAnsi="Segoe UI" w:eastAsia="Segoe UI" w:cs="Segoe UI"/>
                 <w:i w:val="0"/>
                 <w:iCs w:val="0"/>
                 <w:caps w:val="0"/>
@@ -7125,8 +7398,8 @@
             </w:pPr>
             <w:r>
               <w:rPr>
-                <w:rStyle w:val="Strong"/>
-                <w:rFonts w:ascii="Segoe UI" w:eastAsia="Segoe UI" w:hAnsi="Segoe UI" w:cs="Segoe UI" w:hint="default"/>
+                <w:rStyle w:val="23"/>
+                <w:rFonts w:hint="default" w:ascii="Segoe UI" w:hAnsi="Segoe UI" w:eastAsia="Segoe UI" w:cs="Segoe UI"/>
                 <w:b/>
                 <w:bCs/>
                 <w:i w:val="0"/>
@@ -7165,7 +7438,7 @@
               <w:spacing w:line="300" w:lineRule="atLeast"/>
               <w:jc w:val="left"/>
               <w:rPr>
-                <w:rFonts w:ascii="Segoe UI" w:eastAsia="Segoe UI" w:hAnsi="Segoe UI" w:cs="Segoe UI" w:hint="default"/>
+                <w:rFonts w:hint="default" w:ascii="Segoe UI" w:hAnsi="Segoe UI" w:eastAsia="Segoe UI" w:cs="Segoe UI"/>
                 <w:i w:val="0"/>
                 <w:iCs w:val="0"/>
                 <w:caps w:val="0"/>
@@ -7177,8 +7450,8 @@
             </w:pPr>
             <w:r>
               <w:rPr>
-                <w:rStyle w:val="Strong"/>
-                <w:rFonts w:ascii="Segoe UI" w:eastAsia="Segoe UI" w:hAnsi="Segoe UI" w:cs="Segoe UI" w:hint="default"/>
+                <w:rStyle w:val="23"/>
+                <w:rFonts w:hint="default" w:ascii="Segoe UI" w:hAnsi="Segoe UI" w:eastAsia="Segoe UI" w:cs="Segoe UI"/>
                 <w:b/>
                 <w:bCs/>
                 <w:i w:val="0"/>
@@ -7196,7 +7469,7 @@
             </w:r>
             <w:r>
               <w:rPr>
-                <w:rFonts w:ascii="Segoe UI" w:eastAsia="Segoe UI" w:hAnsi="Segoe UI" w:cs="Segoe UI" w:hint="default"/>
+                <w:rFonts w:hint="default" w:ascii="Segoe UI" w:hAnsi="Segoe UI" w:eastAsia="Segoe UI" w:cs="Segoe UI"/>
                 <w:i w:val="0"/>
                 <w:iCs w:val="0"/>
                 <w:caps w:val="0"/>
@@ -7233,7 +7506,7 @@
               <w:spacing w:line="300" w:lineRule="atLeast"/>
               <w:jc w:val="left"/>
               <w:rPr>
-                <w:rFonts w:ascii="Segoe UI" w:eastAsia="Segoe UI" w:hAnsi="Segoe UI" w:cs="Segoe UI" w:hint="default"/>
+                <w:rFonts w:hint="default" w:ascii="Segoe UI" w:hAnsi="Segoe UI" w:eastAsia="Segoe UI" w:cs="Segoe UI"/>
                 <w:i w:val="0"/>
                 <w:iCs w:val="0"/>
                 <w:caps w:val="0"/>
@@ -7245,7 +7518,7 @@
             </w:pPr>
             <w:r>
               <w:rPr>
-                <w:rFonts w:ascii="Segoe UI" w:eastAsia="Segoe UI" w:hAnsi="Segoe UI" w:cs="Segoe UI" w:hint="default"/>
+                <w:rFonts w:hint="default" w:ascii="Segoe UI" w:hAnsi="Segoe UI" w:eastAsia="Segoe UI" w:cs="Segoe UI"/>
                 <w:i w:val="0"/>
                 <w:iCs w:val="0"/>
                 <w:caps w:val="0"/>
@@ -7261,7 +7534,7 @@
             </w:r>
             <w:r>
               <w:rPr>
-                <w:rFonts w:ascii="Segoe UI" w:eastAsia="Segoe UI" w:hAnsi="Segoe UI" w:cs="Segoe UI" w:hint="default"/>
+                <w:rFonts w:hint="default" w:ascii="Segoe UI" w:hAnsi="Segoe UI" w:eastAsia="Segoe UI" w:cs="Segoe UI"/>
                 <w:i w:val="0"/>
                 <w:iCs w:val="0"/>
                 <w:caps w:val="0"/>
@@ -7273,11 +7546,11 @@
                 <w:szCs w:val="18"/>
                 <w:lang w:val="en-US" w:eastAsia="zh-CN"/>
               </w:rPr>
-              <w:br/>
-            </w:r>
-            <w:r>
-              <w:rPr>
-                <w:rFonts w:ascii="Segoe UI" w:eastAsia="Segoe UI" w:hAnsi="Segoe UI" w:cs="Segoe UI" w:hint="default"/>
+              <w:br w:type="textWrapping"/>
+            </w:r>
+            <w:r>
+              <w:rPr>
+                <w:rFonts w:hint="default" w:ascii="Segoe UI" w:hAnsi="Segoe UI" w:eastAsia="Segoe UI" w:cs="Segoe UI"/>
                 <w:i w:val="0"/>
                 <w:iCs w:val="0"/>
                 <w:caps w:val="0"/>
@@ -7293,7 +7566,7 @@
             </w:r>
             <w:r>
               <w:rPr>
-                <w:rFonts w:ascii="Segoe UI" w:eastAsia="Segoe UI" w:hAnsi="Segoe UI" w:cs="Segoe UI" w:hint="default"/>
+                <w:rFonts w:hint="default" w:ascii="Segoe UI" w:hAnsi="Segoe UI" w:eastAsia="Segoe UI" w:cs="Segoe UI"/>
                 <w:i w:val="0"/>
                 <w:iCs w:val="0"/>
                 <w:caps w:val="0"/>
@@ -7305,11 +7578,11 @@
                 <w:szCs w:val="18"/>
                 <w:lang w:val="en-US" w:eastAsia="zh-CN"/>
               </w:rPr>
-              <w:br/>
-            </w:r>
-            <w:r>
-              <w:rPr>
-                <w:rFonts w:ascii="Segoe UI" w:eastAsia="Segoe UI" w:hAnsi="Segoe UI" w:cs="Segoe UI" w:hint="default"/>
+              <w:br w:type="textWrapping"/>
+            </w:r>
+            <w:r>
+              <w:rPr>
+                <w:rFonts w:hint="default" w:ascii="Segoe UI" w:hAnsi="Segoe UI" w:eastAsia="Segoe UI" w:cs="Segoe UI"/>
                 <w:i w:val="0"/>
                 <w:iCs w:val="0"/>
                 <w:caps w:val="0"/>
@@ -7334,7 +7607,7 @@
           <w:p>
             <w:pPr>
               <w:rPr>
-                <w:rFonts w:ascii="Segoe UI" w:eastAsia="Segoe UI" w:hAnsi="Segoe UI" w:cs="Segoe UI" w:hint="eastAsia"/>
+                <w:rFonts w:hint="eastAsia" w:ascii="Segoe UI" w:hAnsi="Segoe UI" w:eastAsia="Segoe UI" w:cs="Segoe UI"/>
                 <w:i w:val="0"/>
                 <w:iCs w:val="0"/>
                 <w:caps w:val="0"/>
@@ -7346,8 +7619,8 @@
             </w:pPr>
             <w:r>
               <w:rPr>
-                <w:rStyle w:val="Strong"/>
-                <w:rFonts w:ascii="Segoe UI" w:eastAsia="Segoe UI" w:hAnsi="Segoe UI" w:cs="Segoe UI"/>
+                <w:rStyle w:val="23"/>
+                <w:rFonts w:ascii="Segoe UI" w:hAnsi="Segoe UI" w:eastAsia="Segoe UI" w:cs="Segoe UI"/>
                 <w:b/>
                 <w:bCs/>
                 <w:i w:val="0"/>
@@ -7363,7 +7636,7 @@
             </w:r>
             <w:r>
               <w:rPr>
-                <w:rFonts w:ascii="Segoe UI" w:eastAsia="Segoe UI" w:hAnsi="Segoe UI" w:cs="Segoe UI" w:hint="default"/>
+                <w:rFonts w:hint="default" w:ascii="Segoe UI" w:hAnsi="Segoe UI" w:eastAsia="Segoe UI" w:cs="Segoe UI"/>
                 <w:i w:val="0"/>
                 <w:iCs w:val="0"/>
                 <w:caps w:val="0"/>
@@ -7381,14 +7654,14 @@
     </w:tbl>
     <w:p>
       <w:pPr>
-        <w:pStyle w:val="2"/>
+        <w:pStyle w:val="30"/>
         <w:bidi w:val="0"/>
         <w:rPr>
           <w:rFonts w:hint="eastAsia"/>
           <w:lang w:val="en-US" w:eastAsia="zh-CN"/>
         </w:rPr>
       </w:pPr>
-      <w:bookmarkStart w:id="20" w:name="_Toc1333"/>
+      <w:bookmarkStart w:id="20" w:name="_Toc9605"/>
       <w:r>
         <w:rPr>
           <w:rFonts w:hint="eastAsia"/>
@@ -7400,7 +7673,7 @@
     </w:p>
     <w:p>
       <w:pPr>
-        <w:pStyle w:val="a1"/>
+        <w:pStyle w:val="29"/>
         <w:bidi w:val="0"/>
         <w:rPr>
           <w:rFonts w:hint="eastAsia"/>
@@ -7417,7 +7690,7 @@
     </w:p>
     <w:p>
       <w:pPr>
-        <w:pStyle w:val="a1"/>
+        <w:pStyle w:val="29"/>
         <w:bidi w:val="0"/>
         <w:rPr>
           <w:rFonts w:hint="eastAsia"/>
@@ -7434,7 +7707,7 @@
     </w:p>
     <w:p>
       <w:pPr>
-        <w:pStyle w:val="a1"/>
+        <w:pStyle w:val="29"/>
         <w:bidi w:val="0"/>
         <w:rPr>
           <w:rFonts w:hint="eastAsia"/>
@@ -7451,7 +7724,7 @@
     </w:p>
     <w:p>
       <w:pPr>
-        <w:pStyle w:val="a1"/>
+        <w:pStyle w:val="29"/>
         <w:bidi w:val="0"/>
         <w:rPr>
           <w:rFonts w:hint="eastAsia"/>
@@ -7468,7 +7741,7 @@
     </w:p>
     <w:p>
       <w:pPr>
-        <w:pStyle w:val="a1"/>
+        <w:pStyle w:val="29"/>
         <w:bidi w:val="0"/>
         <w:rPr>
           <w:rFonts w:hint="eastAsia"/>
@@ -7485,7 +7758,7 @@
     </w:p>
     <w:p>
       <w:pPr>
-        <w:pStyle w:val="a1"/>
+        <w:pStyle w:val="29"/>
         <w:bidi w:val="0"/>
         <w:rPr>
           <w:rFonts w:hint="eastAsia"/>
@@ -7502,7 +7775,7 @@
     </w:p>
     <w:p>
       <w:pPr>
-        <w:pStyle w:val="a1"/>
+        <w:pStyle w:val="29"/>
         <w:bidi w:val="0"/>
         <w:rPr>
           <w:rFonts w:hint="eastAsia"/>
@@ -7519,7 +7792,7 @@
     </w:p>
     <w:p>
       <w:pPr>
-        <w:pStyle w:val="a1"/>
+        <w:pStyle w:val="29"/>
         <w:bidi w:val="0"/>
         <w:rPr>
           <w:rFonts w:hint="eastAsia"/>
@@ -7536,7 +7809,7 @@
     </w:p>
     <w:p>
       <w:pPr>
-        <w:pStyle w:val="a1"/>
+        <w:pStyle w:val="29"/>
         <w:bidi w:val="0"/>
         <w:rPr>
           <w:rFonts w:hint="eastAsia"/>
@@ -7553,14 +7826,14 @@
     </w:p>
     <w:p>
       <w:pPr>
-        <w:pStyle w:val="2"/>
+        <w:pStyle w:val="30"/>
         <w:bidi w:val="0"/>
         <w:rPr>
           <w:rFonts w:hint="eastAsia"/>
           <w:lang w:val="en-US" w:eastAsia="zh-CN"/>
         </w:rPr>
       </w:pPr>
-      <w:bookmarkStart w:id="21" w:name="_Toc28359"/>
+      <w:bookmarkStart w:id="21" w:name="_Toc22560"/>
       <w:r>
         <w:rPr>
           <w:rFonts w:hint="eastAsia"/>
@@ -7572,7 +7845,7 @@
     </w:p>
     <w:p>
       <w:pPr>
-        <w:pStyle w:val="a1"/>
+        <w:pStyle w:val="29"/>
         <w:bidi w:val="0"/>
         <w:rPr>
           <w:rFonts w:hint="eastAsia"/>
@@ -7589,7 +7862,7 @@
     </w:p>
     <w:p>
       <w:pPr>
-        <w:pStyle w:val="a1"/>
+        <w:pStyle w:val="29"/>
         <w:bidi w:val="0"/>
         <w:rPr>
           <w:rFonts w:hint="eastAsia"/>
@@ -7606,7 +7879,7 @@
     </w:p>
     <w:p>
       <w:pPr>
-        <w:pStyle w:val="a1"/>
+        <w:pStyle w:val="29"/>
         <w:bidi w:val="0"/>
         <w:rPr>
           <w:rFonts w:hint="eastAsia"/>
@@ -7623,7 +7896,7 @@
     </w:p>
     <w:p>
       <w:pPr>
-        <w:pStyle w:val="a1"/>
+        <w:pStyle w:val="29"/>
         <w:bidi w:val="0"/>
         <w:rPr>
           <w:rFonts w:hint="eastAsia"/>
@@ -7640,7 +7913,7 @@
     </w:p>
     <w:p>
       <w:pPr>
-        <w:pStyle w:val="a1"/>
+        <w:pStyle w:val="29"/>
         <w:bidi w:val="0"/>
         <w:rPr>
           <w:rFonts w:hint="eastAsia"/>
@@ -7657,7 +7930,7 @@
     </w:p>
     <w:p>
       <w:pPr>
-        <w:pStyle w:val="a1"/>
+        <w:pStyle w:val="29"/>
         <w:bidi w:val="0"/>
         <w:rPr>
           <w:rFonts w:hint="eastAsia"/>
@@ -7674,7 +7947,7 @@
     </w:p>
     <w:p>
       <w:pPr>
-        <w:pStyle w:val="a1"/>
+        <w:pStyle w:val="29"/>
         <w:bidi w:val="0"/>
         <w:rPr>
           <w:rFonts w:hint="eastAsia"/>
@@ -7691,7 +7964,7 @@
     </w:p>
     <w:p>
       <w:pPr>
-        <w:pStyle w:val="1"/>
+        <w:pStyle w:val="28"/>
         <w:keepNext w:val="0"/>
         <w:keepLines w:val="0"/>
         <w:pageBreakBefore w:val="0"/>
@@ -7711,7 +7984,7 @@
           <w:lang w:val="en-US" w:eastAsia="zh-CN"/>
         </w:rPr>
       </w:pPr>
-      <w:bookmarkStart w:id="22" w:name="_Toc21089"/>
+      <w:bookmarkStart w:id="22" w:name="_Toc32443"/>
       <w:r>
         <w:rPr>
           <w:rFonts w:hint="eastAsia"/>
@@ -7719,25 +7992,28 @@
         </w:rPr>
         <w:t>与其他流程的关系</w:t>
       </w:r>
-    </w:p>
-    <w:p>
-      <w:pPr>
-        <w:pStyle w:val="2"/>
+      <w:bookmarkEnd w:id="22"/>
+    </w:p>
+    <w:p>
+      <w:pPr>
+        <w:pStyle w:val="30"/>
         <w:bidi w:val="0"/>
         <w:rPr>
           <w:rFonts w:hint="default"/>
         </w:rPr>
       </w:pPr>
+      <w:bookmarkStart w:id="23" w:name="_Toc12630"/>
       <w:r>
         <w:rPr>
           <w:rFonts w:hint="default"/>
         </w:rPr>
         <w:t>与问题管理的关系</w:t>
       </w:r>
-    </w:p>
-    <w:p>
-      <w:pPr>
-        <w:pStyle w:val="a1"/>
+      <w:bookmarkEnd w:id="23"/>
+    </w:p>
+    <w:p>
+      <w:pPr>
+        <w:pStyle w:val="29"/>
         <w:bidi w:val="0"/>
       </w:pPr>
       <w:r>
@@ -7749,24 +8025,24 @@
     </w:p>
     <w:p>
       <w:pPr>
-        <w:pStyle w:val="2"/>
+        <w:pStyle w:val="30"/>
         <w:bidi w:val="0"/>
         <w:rPr>
           <w:rFonts w:hint="default"/>
         </w:rPr>
       </w:pPr>
+      <w:bookmarkStart w:id="24" w:name="_Toc16694"/>
       <w:r>
         <w:rPr>
           <w:rFonts w:hint="default"/>
         </w:rPr>
         <w:t>与变更管理的关系</w:t>
       </w:r>
-      <w:bookmarkStart w:id="23" w:name="_GoBack"/>
-      <w:bookmarkEnd w:id="23"/>
-    </w:p>
-    <w:p>
-      <w:pPr>
-        <w:pStyle w:val="a1"/>
+      <w:bookmarkEnd w:id="24"/>
+    </w:p>
+    <w:p>
+      <w:pPr>
+        <w:pStyle w:val="29"/>
         <w:bidi w:val="0"/>
         <w:rPr>
           <w:rFonts w:hint="default"/>
@@ -7781,22 +8057,24 @@
     </w:p>
     <w:p>
       <w:pPr>
-        <w:pStyle w:val="2"/>
+        <w:pStyle w:val="30"/>
         <w:bidi w:val="0"/>
         <w:rPr>
           <w:rFonts w:hint="default"/>
         </w:rPr>
       </w:pPr>
+      <w:bookmarkStart w:id="25" w:name="_Toc2479"/>
       <w:r>
         <w:rPr>
           <w:rFonts w:hint="default"/>
         </w:rPr>
         <w:t>与配置管理的关系</w:t>
       </w:r>
-    </w:p>
-    <w:p>
-      <w:pPr>
-        <w:pStyle w:val="a1"/>
+      <w:bookmarkEnd w:id="25"/>
+    </w:p>
+    <w:p>
+      <w:pPr>
+        <w:pStyle w:val="29"/>
         <w:bidi w:val="0"/>
         <w:rPr>
           <w:rFonts w:hint="default"/>
@@ -7811,16 +8089,16 @@
     </w:p>
     <w:p>
       <w:pPr>
-        <w:pStyle w:val="a1"/>
-        <w:rPr>
-          <w:rFonts w:hint="eastAsia"/>
-          <w:lang w:val="en-US" w:eastAsia="zh-CN"/>
-        </w:rPr>
-      </w:pPr>
-    </w:p>
-    <w:p>
-      <w:pPr>
-        <w:pStyle w:val="1"/>
+        <w:pStyle w:val="29"/>
+        <w:rPr>
+          <w:rFonts w:hint="eastAsia"/>
+          <w:lang w:val="en-US" w:eastAsia="zh-CN"/>
+        </w:rPr>
+      </w:pPr>
+    </w:p>
+    <w:p>
+      <w:pPr>
+        <w:pStyle w:val="28"/>
         <w:keepNext w:val="0"/>
         <w:keepLines w:val="0"/>
         <w:pageBreakBefore w:val="0"/>
@@ -7840,6 +8118,7 @@
           <w:lang w:val="en-US" w:eastAsia="zh-CN"/>
         </w:rPr>
       </w:pPr>
+      <w:bookmarkStart w:id="26" w:name="_Toc14950"/>
       <w:r>
         <w:rPr>
           <w:rFonts w:hint="eastAsia"/>
@@ -7847,22 +8126,23 @@
         </w:rPr>
         <w:t>考核指标</w:t>
       </w:r>
-      <w:bookmarkEnd w:id="22"/>
+      <w:bookmarkEnd w:id="26"/>
     </w:p>
     <w:tbl>
       <w:tblPr>
-        <w:tblStyle w:val="TableNormal"/>
+        <w:tblStyle w:val="20"/>
         <w:tblW w:w="7675" w:type="dxa"/>
         <w:tblInd w:w="96" w:type="dxa"/>
         <w:tblBorders>
-          <w:top w:val="nil"/>
-          <w:left w:val="nil"/>
-          <w:bottom w:val="nil"/>
-          <w:right w:val="nil"/>
-          <w:insideH w:val="nil"/>
-          <w:insideV w:val="nil"/>
+          <w:top w:val="none" w:color="auto" w:sz="0" w:space="0"/>
+          <w:left w:val="none" w:color="auto" w:sz="0" w:space="0"/>
+          <w:bottom w:val="none" w:color="auto" w:sz="0" w:space="0"/>
+          <w:right w:val="none" w:color="auto" w:sz="0" w:space="0"/>
+          <w:insideH w:val="none" w:color="auto" w:sz="0" w:space="0"/>
+          <w:insideV w:val="none" w:color="auto" w:sz="0" w:space="0"/>
         </w:tblBorders>
         <w:shd w:val="clear" w:color="auto" w:fill="auto"/>
+        <w:tblLayout w:type="autofit"/>
         <w:tblCellMar>
           <w:top w:w="0" w:type="dxa"/>
           <w:left w:w="108" w:type="dxa"/>
@@ -7878,15 +8158,13 @@
       </w:tblGrid>
       <w:tr>
         <w:tblPrEx>
-          <w:tblW w:w="7675" w:type="dxa"/>
-          <w:tblInd w:w="96" w:type="dxa"/>
           <w:tblBorders>
-            <w:top w:val="nil"/>
-            <w:left w:val="nil"/>
-            <w:bottom w:val="nil"/>
-            <w:right w:val="nil"/>
-            <w:insideH w:val="nil"/>
-            <w:insideV w:val="nil"/>
+            <w:top w:val="none" w:color="auto" w:sz="0" w:space="0"/>
+            <w:left w:val="none" w:color="auto" w:sz="0" w:space="0"/>
+            <w:bottom w:val="none" w:color="auto" w:sz="0" w:space="0"/>
+            <w:right w:val="none" w:color="auto" w:sz="0" w:space="0"/>
+            <w:insideH w:val="none" w:color="auto" w:sz="0" w:space="0"/>
+            <w:insideV w:val="none" w:color="auto" w:sz="0" w:space="0"/>
           </w:tblBorders>
           <w:shd w:val="clear" w:color="auto" w:fill="auto"/>
           <w:tblCellMar>
@@ -7897,16 +8175,16 @@
           </w:tblCellMar>
         </w:tblPrEx>
         <w:trPr>
-          <w:trHeight w:val="493"/>
+          <w:trHeight w:val="493" w:hRule="atLeast"/>
         </w:trPr>
         <w:tc>
           <w:tcPr>
             <w:tcW w:w="2227" w:type="dxa"/>
             <w:tcBorders>
-              <w:top w:val="single" w:sz="4" w:space="0" w:color="000000"/>
-              <w:left w:val="single" w:sz="4" w:space="0" w:color="000000"/>
-              <w:bottom w:val="single" w:sz="4" w:space="0" w:color="000000"/>
-              <w:right w:val="single" w:sz="4" w:space="0" w:color="000000"/>
+              <w:top w:val="single" w:color="000000" w:sz="4" w:space="0"/>
+              <w:left w:val="single" w:color="000000" w:sz="4" w:space="0"/>
+              <w:bottom w:val="single" w:color="000000" w:sz="4" w:space="0"/>
+              <w:right w:val="single" w:color="000000" w:sz="4" w:space="0"/>
             </w:tcBorders>
             <w:shd w:val="clear" w:color="auto" w:fill="C0C0C0"/>
             <w:vAlign w:val="center"/>
@@ -7920,7 +8198,7 @@
               <w:jc w:val="center"/>
               <w:textAlignment w:val="center"/>
               <w:rPr>
-                <w:rFonts w:ascii="楷体_GB2312" w:eastAsia="楷体_GB2312" w:hAnsi="宋体" w:cs="楷体_GB2312" w:hint="default"/>
+                <w:rFonts w:hint="default" w:ascii="楷体_GB2312" w:hAnsi="宋体" w:eastAsia="楷体_GB2312" w:cs="楷体_GB2312"/>
                 <w:b/>
                 <w:bCs/>
                 <w:i w:val="0"/>
@@ -7933,7 +8211,7 @@
             </w:pPr>
             <w:r>
               <w:rPr>
-                <w:rFonts w:ascii="楷体_GB2312" w:eastAsia="楷体_GB2312" w:hAnsi="宋体" w:cs="楷体_GB2312" w:hint="default"/>
+                <w:rFonts w:hint="default" w:ascii="楷体_GB2312" w:hAnsi="宋体" w:eastAsia="楷体_GB2312" w:cs="楷体_GB2312"/>
                 <w:b/>
                 <w:bCs/>
                 <w:i w:val="0"/>
@@ -7954,10 +8232,10 @@
           <w:tcPr>
             <w:tcW w:w="1092" w:type="dxa"/>
             <w:tcBorders>
-              <w:top w:val="single" w:sz="4" w:space="0" w:color="000000"/>
-              <w:left w:val="single" w:sz="4" w:space="0" w:color="000000"/>
-              <w:bottom w:val="single" w:sz="4" w:space="0" w:color="000000"/>
-              <w:right w:val="single" w:sz="4" w:space="0" w:color="000000"/>
+              <w:top w:val="single" w:color="000000" w:sz="4" w:space="0"/>
+              <w:left w:val="single" w:color="000000" w:sz="4" w:space="0"/>
+              <w:bottom w:val="single" w:color="000000" w:sz="4" w:space="0"/>
+              <w:right w:val="single" w:color="000000" w:sz="4" w:space="0"/>
             </w:tcBorders>
             <w:shd w:val="clear" w:color="auto" w:fill="C0C0C0"/>
             <w:vAlign w:val="center"/>
@@ -7971,7 +8249,7 @@
               <w:jc w:val="center"/>
               <w:textAlignment w:val="center"/>
               <w:rPr>
-                <w:rFonts w:ascii="楷体_GB2312" w:eastAsia="楷体_GB2312" w:hAnsi="宋体" w:cs="楷体_GB2312" w:hint="default"/>
+                <w:rFonts w:hint="default" w:ascii="楷体_GB2312" w:hAnsi="宋体" w:eastAsia="楷体_GB2312" w:cs="楷体_GB2312"/>
                 <w:b/>
                 <w:bCs/>
                 <w:i w:val="0"/>
@@ -7984,7 +8262,7 @@
             </w:pPr>
             <w:r>
               <w:rPr>
-                <w:rFonts w:ascii="楷体_GB2312" w:eastAsia="楷体_GB2312" w:hAnsi="宋体" w:cs="楷体_GB2312" w:hint="default"/>
+                <w:rFonts w:hint="default" w:ascii="楷体_GB2312" w:hAnsi="宋体" w:eastAsia="楷体_GB2312" w:cs="楷体_GB2312"/>
                 <w:b/>
                 <w:bCs/>
                 <w:i w:val="0"/>
@@ -8005,10 +8283,10 @@
           <w:tcPr>
             <w:tcW w:w="3660" w:type="dxa"/>
             <w:tcBorders>
-              <w:top w:val="single" w:sz="4" w:space="0" w:color="000000"/>
-              <w:left w:val="single" w:sz="4" w:space="0" w:color="000000"/>
-              <w:bottom w:val="single" w:sz="4" w:space="0" w:color="000000"/>
-              <w:right w:val="single" w:sz="4" w:space="0" w:color="000000"/>
+              <w:top w:val="single" w:color="000000" w:sz="4" w:space="0"/>
+              <w:left w:val="single" w:color="000000" w:sz="4" w:space="0"/>
+              <w:bottom w:val="single" w:color="000000" w:sz="4" w:space="0"/>
+              <w:right w:val="single" w:color="000000" w:sz="4" w:space="0"/>
             </w:tcBorders>
             <w:shd w:val="clear" w:color="auto" w:fill="C0C0C0"/>
             <w:vAlign w:val="center"/>
@@ -8022,7 +8300,7 @@
               <w:jc w:val="center"/>
               <w:textAlignment w:val="center"/>
               <w:rPr>
-                <w:rFonts w:ascii="楷体_GB2312" w:eastAsia="楷体_GB2312" w:hAnsi="宋体" w:cs="楷体_GB2312" w:hint="default"/>
+                <w:rFonts w:hint="default" w:ascii="楷体_GB2312" w:hAnsi="宋体" w:eastAsia="楷体_GB2312" w:cs="楷体_GB2312"/>
                 <w:b/>
                 <w:bCs/>
                 <w:i w:val="0"/>
@@ -8035,7 +8313,7 @@
             </w:pPr>
             <w:r>
               <w:rPr>
-                <w:rFonts w:ascii="楷体_GB2312" w:eastAsia="楷体_GB2312" w:hAnsi="宋体" w:cs="楷体_GB2312" w:hint="default"/>
+                <w:rFonts w:hint="default" w:ascii="楷体_GB2312" w:hAnsi="宋体" w:eastAsia="楷体_GB2312" w:cs="楷体_GB2312"/>
                 <w:b/>
                 <w:bCs/>
                 <w:i w:val="0"/>
@@ -8056,10 +8334,10 @@
           <w:tcPr>
             <w:tcW w:w="696" w:type="dxa"/>
             <w:tcBorders>
-              <w:top w:val="single" w:sz="4" w:space="0" w:color="000000"/>
-              <w:left w:val="single" w:sz="4" w:space="0" w:color="000000"/>
-              <w:bottom w:val="single" w:sz="4" w:space="0" w:color="000000"/>
-              <w:right w:val="single" w:sz="4" w:space="0" w:color="000000"/>
+              <w:top w:val="single" w:color="000000" w:sz="4" w:space="0"/>
+              <w:left w:val="single" w:color="000000" w:sz="4" w:space="0"/>
+              <w:bottom w:val="single" w:color="000000" w:sz="4" w:space="0"/>
+              <w:right w:val="single" w:color="000000" w:sz="4" w:space="0"/>
             </w:tcBorders>
             <w:shd w:val="clear" w:color="auto" w:fill="C0C0C0"/>
             <w:vAlign w:val="center"/>
@@ -8073,7 +8351,7 @@
               <w:jc w:val="center"/>
               <w:textAlignment w:val="center"/>
               <w:rPr>
-                <w:rFonts w:ascii="楷体_GB2312" w:eastAsia="楷体_GB2312" w:hAnsi="宋体" w:cs="楷体_GB2312" w:hint="default"/>
+                <w:rFonts w:hint="default" w:ascii="楷体_GB2312" w:hAnsi="宋体" w:eastAsia="楷体_GB2312" w:cs="楷体_GB2312"/>
                 <w:b/>
                 <w:bCs/>
                 <w:i w:val="0"/>
@@ -8086,7 +8364,7 @@
             </w:pPr>
             <w:r>
               <w:rPr>
-                <w:rFonts w:ascii="楷体_GB2312" w:eastAsia="楷体_GB2312" w:hAnsi="宋体" w:cs="楷体_GB2312" w:hint="default"/>
+                <w:rFonts w:hint="default" w:ascii="楷体_GB2312" w:hAnsi="宋体" w:eastAsia="楷体_GB2312" w:cs="楷体_GB2312"/>
                 <w:b/>
                 <w:bCs/>
                 <w:i w:val="0"/>
@@ -8106,8 +8384,14 @@
       </w:tr>
       <w:tr>
         <w:tblPrEx>
-          <w:tblW w:w="7675" w:type="dxa"/>
-          <w:tblInd w:w="96" w:type="dxa"/>
+          <w:tblBorders>
+            <w:top w:val="none" w:color="auto" w:sz="0" w:space="0"/>
+            <w:left w:val="none" w:color="auto" w:sz="0" w:space="0"/>
+            <w:bottom w:val="none" w:color="auto" w:sz="0" w:space="0"/>
+            <w:right w:val="none" w:color="auto" w:sz="0" w:space="0"/>
+            <w:insideH w:val="none" w:color="auto" w:sz="0" w:space="0"/>
+            <w:insideV w:val="none" w:color="auto" w:sz="0" w:space="0"/>
+          </w:tblBorders>
           <w:shd w:val="clear" w:color="auto" w:fill="auto"/>
           <w:tblCellMar>
             <w:top w:w="0" w:type="dxa"/>
@@ -8117,16 +8401,16 @@
           </w:tblCellMar>
         </w:tblPrEx>
         <w:trPr>
-          <w:trHeight w:val="493"/>
+          <w:trHeight w:val="493" w:hRule="atLeast"/>
         </w:trPr>
         <w:tc>
           <w:tcPr>
             <w:tcW w:w="2227" w:type="dxa"/>
             <w:tcBorders>
-              <w:top w:val="single" w:sz="4" w:space="0" w:color="000000"/>
-              <w:left w:val="single" w:sz="4" w:space="0" w:color="000000"/>
-              <w:bottom w:val="single" w:sz="4" w:space="0" w:color="000000"/>
-              <w:right w:val="single" w:sz="4" w:space="0" w:color="000000"/>
+              <w:top w:val="single" w:color="000000" w:sz="4" w:space="0"/>
+              <w:left w:val="single" w:color="000000" w:sz="4" w:space="0"/>
+              <w:bottom w:val="single" w:color="000000" w:sz="4" w:space="0"/>
+              <w:right w:val="single" w:color="000000" w:sz="4" w:space="0"/>
             </w:tcBorders>
             <w:shd w:val="clear" w:color="auto" w:fill="auto"/>
             <w:vAlign w:val="center"/>
@@ -8140,7 +8424,7 @@
               <w:jc w:val="left"/>
               <w:textAlignment w:val="center"/>
               <w:rPr>
-                <w:rFonts w:ascii="楷体_GB2312" w:eastAsia="楷体_GB2312" w:hAnsi="宋体" w:cs="楷体_GB2312" w:hint="default"/>
+                <w:rFonts w:hint="default" w:ascii="楷体_GB2312" w:hAnsi="宋体" w:eastAsia="楷体_GB2312" w:cs="楷体_GB2312"/>
                 <w:b/>
                 <w:bCs/>
                 <w:i w:val="0"/>
@@ -8156,7 +8440,7 @@
             </w:pPr>
             <w:r>
               <w:rPr>
-                <w:rFonts w:ascii="宋体" w:eastAsia="宋体" w:hAnsi="宋体" w:cs="宋体" w:hint="eastAsia"/>
+                <w:rFonts w:hint="eastAsia" w:ascii="宋体" w:hAnsi="宋体" w:eastAsia="宋体" w:cs="宋体"/>
                 <w:i w:val="0"/>
                 <w:iCs w:val="0"/>
                 <w:snapToGrid w:val="0"/>
@@ -8175,10 +8459,10 @@
           <w:tcPr>
             <w:tcW w:w="1092" w:type="dxa"/>
             <w:tcBorders>
-              <w:top w:val="single" w:sz="4" w:space="0" w:color="000000"/>
-              <w:left w:val="single" w:sz="4" w:space="0" w:color="000000"/>
-              <w:bottom w:val="single" w:sz="4" w:space="0" w:color="000000"/>
-              <w:right w:val="single" w:sz="4" w:space="0" w:color="000000"/>
+              <w:top w:val="single" w:color="000000" w:sz="4" w:space="0"/>
+              <w:left w:val="single" w:color="000000" w:sz="4" w:space="0"/>
+              <w:bottom w:val="single" w:color="000000" w:sz="4" w:space="0"/>
+              <w:right w:val="single" w:color="000000" w:sz="4" w:space="0"/>
             </w:tcBorders>
             <w:shd w:val="clear" w:color="auto" w:fill="auto"/>
             <w:vAlign w:val="center"/>
@@ -8192,7 +8476,7 @@
               <w:jc w:val="left"/>
               <w:textAlignment w:val="center"/>
               <w:rPr>
-                <w:rFonts w:ascii="楷体_GB2312" w:eastAsia="楷体_GB2312" w:hAnsi="宋体" w:cs="楷体_GB2312" w:hint="default"/>
+                <w:rFonts w:hint="default" w:ascii="楷体_GB2312" w:hAnsi="宋体" w:eastAsia="楷体_GB2312" w:cs="楷体_GB2312"/>
                 <w:b/>
                 <w:bCs/>
                 <w:i w:val="0"/>
@@ -8208,7 +8492,7 @@
             </w:pPr>
             <w:r>
               <w:rPr>
-                <w:rFonts w:ascii="宋体" w:eastAsia="宋体" w:hAnsi="宋体" w:cs="宋体" w:hint="eastAsia"/>
+                <w:rFonts w:hint="eastAsia" w:ascii="宋体" w:hAnsi="宋体" w:eastAsia="宋体" w:cs="宋体"/>
                 <w:i w:val="0"/>
                 <w:iCs w:val="0"/>
                 <w:snapToGrid w:val="0"/>
@@ -8227,10 +8511,10 @@
           <w:tcPr>
             <w:tcW w:w="3660" w:type="dxa"/>
             <w:tcBorders>
-              <w:top w:val="single" w:sz="4" w:space="0" w:color="000000"/>
-              <w:left w:val="single" w:sz="4" w:space="0" w:color="000000"/>
-              <w:bottom w:val="single" w:sz="4" w:space="0" w:color="000000"/>
-              <w:right w:val="single" w:sz="4" w:space="0" w:color="000000"/>
+              <w:top w:val="single" w:color="000000" w:sz="4" w:space="0"/>
+              <w:left w:val="single" w:color="000000" w:sz="4" w:space="0"/>
+              <w:bottom w:val="single" w:color="000000" w:sz="4" w:space="0"/>
+              <w:right w:val="single" w:color="000000" w:sz="4" w:space="0"/>
             </w:tcBorders>
             <w:shd w:val="clear" w:color="auto" w:fill="auto"/>
             <w:vAlign w:val="center"/>
@@ -8244,7 +8528,7 @@
               <w:jc w:val="left"/>
               <w:textAlignment w:val="center"/>
               <w:rPr>
-                <w:rFonts w:ascii="楷体_GB2312" w:eastAsia="楷体_GB2312" w:hAnsi="宋体" w:cs="楷体_GB2312" w:hint="default"/>
+                <w:rFonts w:hint="default" w:ascii="楷体_GB2312" w:hAnsi="宋体" w:eastAsia="楷体_GB2312" w:cs="楷体_GB2312"/>
                 <w:b/>
                 <w:bCs/>
                 <w:i w:val="0"/>
@@ -8260,7 +8544,7 @@
             </w:pPr>
             <w:r>
               <w:rPr>
-                <w:rFonts w:ascii="宋体" w:eastAsia="宋体" w:hAnsi="宋体" w:cs="宋体" w:hint="eastAsia"/>
+                <w:rFonts w:hint="eastAsia" w:ascii="宋体" w:hAnsi="宋体" w:eastAsia="宋体" w:cs="宋体"/>
                 <w:i w:val="0"/>
                 <w:iCs w:val="0"/>
                 <w:snapToGrid w:val="0"/>
@@ -8279,10 +8563,10 @@
           <w:tcPr>
             <w:tcW w:w="696" w:type="dxa"/>
             <w:tcBorders>
-              <w:top w:val="single" w:sz="4" w:space="0" w:color="000000"/>
-              <w:left w:val="single" w:sz="4" w:space="0" w:color="000000"/>
-              <w:bottom w:val="single" w:sz="4" w:space="0" w:color="000000"/>
-              <w:right w:val="single" w:sz="4" w:space="0" w:color="000000"/>
+              <w:top w:val="single" w:color="000000" w:sz="4" w:space="0"/>
+              <w:left w:val="single" w:color="000000" w:sz="4" w:space="0"/>
+              <w:bottom w:val="single" w:color="000000" w:sz="4" w:space="0"/>
+              <w:right w:val="single" w:color="000000" w:sz="4" w:space="0"/>
             </w:tcBorders>
             <w:shd w:val="clear" w:color="auto" w:fill="auto"/>
             <w:vAlign w:val="center"/>
@@ -8296,7 +8580,7 @@
               <w:jc w:val="left"/>
               <w:textAlignment w:val="center"/>
               <w:rPr>
-                <w:rFonts w:ascii="楷体_GB2312" w:eastAsia="楷体_GB2312" w:hAnsi="宋体" w:cs="楷体_GB2312" w:hint="default"/>
+                <w:rFonts w:hint="default" w:ascii="楷体_GB2312" w:hAnsi="宋体" w:eastAsia="楷体_GB2312" w:cs="楷体_GB2312"/>
                 <w:b/>
                 <w:bCs/>
                 <w:i w:val="0"/>
@@ -8312,7 +8596,7 @@
             </w:pPr>
             <w:r>
               <w:rPr>
-                <w:rFonts w:ascii="宋体" w:eastAsia="宋体" w:hAnsi="宋体" w:cs="宋体" w:hint="eastAsia"/>
+                <w:rFonts w:hint="eastAsia" w:ascii="宋体" w:hAnsi="宋体" w:eastAsia="宋体" w:cs="宋体"/>
                 <w:i w:val="0"/>
                 <w:iCs w:val="0"/>
                 <w:snapToGrid w:val="0"/>
@@ -8330,8 +8614,14 @@
       </w:tr>
       <w:tr>
         <w:tblPrEx>
-          <w:tblW w:w="7675" w:type="dxa"/>
-          <w:tblInd w:w="96" w:type="dxa"/>
+          <w:tblBorders>
+            <w:top w:val="none" w:color="auto" w:sz="0" w:space="0"/>
+            <w:left w:val="none" w:color="auto" w:sz="0" w:space="0"/>
+            <w:bottom w:val="none" w:color="auto" w:sz="0" w:space="0"/>
+            <w:right w:val="none" w:color="auto" w:sz="0" w:space="0"/>
+            <w:insideH w:val="none" w:color="auto" w:sz="0" w:space="0"/>
+            <w:insideV w:val="none" w:color="auto" w:sz="0" w:space="0"/>
+          </w:tblBorders>
           <w:shd w:val="clear" w:color="auto" w:fill="auto"/>
           <w:tblCellMar>
             <w:top w:w="0" w:type="dxa"/>
@@ -8341,16 +8631,16 @@
           </w:tblCellMar>
         </w:tblPrEx>
         <w:trPr>
-          <w:trHeight w:val="493"/>
+          <w:trHeight w:val="493" w:hRule="atLeast"/>
         </w:trPr>
         <w:tc>
           <w:tcPr>
             <w:tcW w:w="2227" w:type="dxa"/>
             <w:tcBorders>
-              <w:top w:val="single" w:sz="4" w:space="0" w:color="000000"/>
-              <w:left w:val="single" w:sz="4" w:space="0" w:color="000000"/>
-              <w:bottom w:val="single" w:sz="4" w:space="0" w:color="000000"/>
-              <w:right w:val="single" w:sz="4" w:space="0" w:color="000000"/>
+              <w:top w:val="single" w:color="000000" w:sz="4" w:space="0"/>
+              <w:left w:val="single" w:color="000000" w:sz="4" w:space="0"/>
+              <w:bottom w:val="single" w:color="000000" w:sz="4" w:space="0"/>
+              <w:right w:val="single" w:color="000000" w:sz="4" w:space="0"/>
             </w:tcBorders>
             <w:shd w:val="clear" w:color="auto" w:fill="auto"/>
             <w:vAlign w:val="center"/>
@@ -8364,7 +8654,7 @@
               <w:jc w:val="left"/>
               <w:textAlignment w:val="center"/>
               <w:rPr>
-                <w:rFonts w:ascii="宋体" w:eastAsia="宋体" w:hAnsi="宋体" w:cs="宋体" w:hint="eastAsia"/>
+                <w:rFonts w:hint="eastAsia" w:ascii="宋体" w:hAnsi="宋体" w:eastAsia="宋体" w:cs="宋体"/>
                 <w:i w:val="0"/>
                 <w:iCs w:val="0"/>
                 <w:snapToGrid w:val="0"/>
@@ -8378,7 +8668,7 @@
             </w:pPr>
             <w:r>
               <w:rPr>
-                <w:rFonts w:ascii="宋体" w:eastAsia="宋体" w:hAnsi="宋体" w:cs="宋体" w:hint="eastAsia"/>
+                <w:rFonts w:hint="eastAsia" w:ascii="宋体" w:hAnsi="宋体" w:eastAsia="宋体" w:cs="宋体"/>
                 <w:i w:val="0"/>
                 <w:iCs w:val="0"/>
                 <w:snapToGrid w:val="0"/>
@@ -8397,10 +8687,10 @@
           <w:tcPr>
             <w:tcW w:w="1092" w:type="dxa"/>
             <w:tcBorders>
-              <w:top w:val="single" w:sz="4" w:space="0" w:color="000000"/>
-              <w:left w:val="single" w:sz="4" w:space="0" w:color="000000"/>
-              <w:bottom w:val="single" w:sz="4" w:space="0" w:color="000000"/>
-              <w:right w:val="single" w:sz="4" w:space="0" w:color="000000"/>
+              <w:top w:val="single" w:color="000000" w:sz="4" w:space="0"/>
+              <w:left w:val="single" w:color="000000" w:sz="4" w:space="0"/>
+              <w:bottom w:val="single" w:color="000000" w:sz="4" w:space="0"/>
+              <w:right w:val="single" w:color="000000" w:sz="4" w:space="0"/>
             </w:tcBorders>
             <w:shd w:val="clear" w:color="auto" w:fill="auto"/>
             <w:vAlign w:val="center"/>
@@ -8414,7 +8704,7 @@
               <w:jc w:val="left"/>
               <w:textAlignment w:val="center"/>
               <w:rPr>
-                <w:rFonts w:ascii="宋体" w:eastAsia="宋体" w:hAnsi="宋体" w:cs="宋体" w:hint="eastAsia"/>
+                <w:rFonts w:hint="eastAsia" w:ascii="宋体" w:hAnsi="宋体" w:eastAsia="宋体" w:cs="宋体"/>
                 <w:i w:val="0"/>
                 <w:iCs w:val="0"/>
                 <w:snapToGrid w:val="0"/>
@@ -8428,7 +8718,7 @@
             </w:pPr>
             <w:r>
               <w:rPr>
-                <w:rFonts w:ascii="宋体" w:eastAsia="宋体" w:hAnsi="宋体" w:cs="宋体" w:hint="eastAsia"/>
+                <w:rFonts w:hint="eastAsia" w:ascii="宋体" w:hAnsi="宋体" w:eastAsia="宋体" w:cs="宋体"/>
                 <w:i w:val="0"/>
                 <w:iCs w:val="0"/>
                 <w:snapToGrid w:val="0"/>
@@ -8447,10 +8737,10 @@
           <w:tcPr>
             <w:tcW w:w="3660" w:type="dxa"/>
             <w:tcBorders>
-              <w:top w:val="single" w:sz="4" w:space="0" w:color="000000"/>
-              <w:left w:val="single" w:sz="4" w:space="0" w:color="000000"/>
-              <w:bottom w:val="single" w:sz="4" w:space="0" w:color="000000"/>
-              <w:right w:val="single" w:sz="4" w:space="0" w:color="000000"/>
+              <w:top w:val="single" w:color="000000" w:sz="4" w:space="0"/>
+              <w:left w:val="single" w:color="000000" w:sz="4" w:space="0"/>
+              <w:bottom w:val="single" w:color="000000" w:sz="4" w:space="0"/>
+              <w:right w:val="single" w:color="000000" w:sz="4" w:space="0"/>
             </w:tcBorders>
             <w:shd w:val="clear" w:color="auto" w:fill="auto"/>
             <w:vAlign w:val="center"/>
@@ -8464,7 +8754,7 @@
               <w:jc w:val="left"/>
               <w:textAlignment w:val="center"/>
               <w:rPr>
-                <w:rFonts w:ascii="宋体" w:eastAsia="宋体" w:hAnsi="宋体" w:cs="宋体" w:hint="eastAsia"/>
+                <w:rFonts w:hint="eastAsia" w:ascii="宋体" w:hAnsi="宋体" w:eastAsia="宋体" w:cs="宋体"/>
                 <w:i w:val="0"/>
                 <w:iCs w:val="0"/>
                 <w:snapToGrid w:val="0"/>
@@ -8478,7 +8768,7 @@
             </w:pPr>
             <w:r>
               <w:rPr>
-                <w:rFonts w:ascii="宋体" w:eastAsia="宋体" w:hAnsi="宋体" w:cs="宋体" w:hint="eastAsia"/>
+                <w:rFonts w:hint="eastAsia" w:ascii="宋体" w:hAnsi="宋体" w:eastAsia="宋体" w:cs="宋体"/>
                 <w:i w:val="0"/>
                 <w:iCs w:val="0"/>
                 <w:snapToGrid w:val="0"/>
@@ -8497,10 +8787,10 @@
           <w:tcPr>
             <w:tcW w:w="696" w:type="dxa"/>
             <w:tcBorders>
-              <w:top w:val="single" w:sz="4" w:space="0" w:color="000000"/>
-              <w:left w:val="single" w:sz="4" w:space="0" w:color="000000"/>
-              <w:bottom w:val="single" w:sz="4" w:space="0" w:color="000000"/>
-              <w:right w:val="single" w:sz="4" w:space="0" w:color="000000"/>
+              <w:top w:val="single" w:color="000000" w:sz="4" w:space="0"/>
+              <w:left w:val="single" w:color="000000" w:sz="4" w:space="0"/>
+              <w:bottom w:val="single" w:color="000000" w:sz="4" w:space="0"/>
+              <w:right w:val="single" w:color="000000" w:sz="4" w:space="0"/>
             </w:tcBorders>
             <w:shd w:val="clear" w:color="auto" w:fill="auto"/>
             <w:vAlign w:val="center"/>
@@ -8514,7 +8804,7 @@
               <w:jc w:val="left"/>
               <w:textAlignment w:val="center"/>
               <w:rPr>
-                <w:rFonts w:ascii="宋体" w:eastAsia="宋体" w:hAnsi="宋体" w:cs="宋体" w:hint="eastAsia"/>
+                <w:rFonts w:hint="eastAsia" w:ascii="宋体" w:hAnsi="宋体" w:eastAsia="宋体" w:cs="宋体"/>
                 <w:i w:val="0"/>
                 <w:iCs w:val="0"/>
                 <w:snapToGrid w:val="0"/>
@@ -8528,7 +8818,7 @@
             </w:pPr>
             <w:r>
               <w:rPr>
-                <w:rFonts w:ascii="宋体" w:eastAsia="宋体" w:hAnsi="宋体" w:cs="宋体" w:hint="eastAsia"/>
+                <w:rFonts w:hint="eastAsia" w:ascii="宋体" w:hAnsi="宋体" w:eastAsia="宋体" w:cs="宋体"/>
                 <w:i w:val="0"/>
                 <w:iCs w:val="0"/>
                 <w:snapToGrid w:val="0"/>
@@ -8547,14 +8837,14 @@
     </w:tbl>
     <w:p>
       <w:pPr>
-        <w:pStyle w:val="1"/>
+        <w:pStyle w:val="28"/>
         <w:bidi w:val="0"/>
         <w:rPr>
           <w:rFonts w:hint="eastAsia"/>
           <w:lang w:val="en-US" w:eastAsia="zh-CN"/>
         </w:rPr>
       </w:pPr>
-      <w:bookmarkStart w:id="24" w:name="_Toc17748"/>
+      <w:bookmarkStart w:id="27" w:name="_Toc29324"/>
       <w:r>
         <w:rPr>
           <w:rFonts w:hint="eastAsia"/>
@@ -8562,11 +8852,11 @@
         </w:rPr>
         <w:t>附则</w:t>
       </w:r>
-      <w:bookmarkEnd w:id="24"/>
-    </w:p>
-    <w:p>
-      <w:pPr>
-        <w:pStyle w:val="a1"/>
+      <w:bookmarkEnd w:id="27"/>
+    </w:p>
+    <w:p>
+      <w:pPr>
+        <w:pStyle w:val="29"/>
         <w:bidi w:val="0"/>
         <w:rPr>
           <w:rFonts w:hint="eastAsia"/>
@@ -8583,7 +8873,7 @@
     </w:p>
     <w:p>
       <w:pPr>
-        <w:pStyle w:val="a1"/>
+        <w:pStyle w:val="29"/>
         <w:bidi w:val="0"/>
         <w:rPr>
           <w:rFonts w:hint="eastAsia"/>
@@ -8600,7 +8890,7 @@
     </w:p>
     <w:p>
       <w:pPr>
-        <w:pStyle w:val="a1"/>
+        <w:pStyle w:val="29"/>
         <w:bidi w:val="0"/>
         <w:rPr>
           <w:rFonts w:hint="eastAsia"/>
@@ -8617,7 +8907,7 @@
     </w:p>
     <w:p>
       <w:pPr>
-        <w:pStyle w:val="a1"/>
+        <w:pStyle w:val="29"/>
         <w:bidi w:val="0"/>
         <w:rPr>
           <w:rFonts w:hint="eastAsia"/>
@@ -8633,23 +8923,73 @@
       </w:r>
     </w:p>
     <w:sectPr>
-      <w:headerReference w:type="default" r:id="rId7"/>
+      <w:headerReference r:id="rId5" w:type="default"/>
       <w:pgSz w:w="11906" w:h="16838"/>
       <w:pgMar w:top="1417" w:right="1800" w:bottom="1440" w:left="1800" w:header="1140" w:footer="992" w:gutter="0"/>
-      <w:cols w:num="1" w:space="425"/>
+      <w:cols w:space="425" w:num="1"/>
       <w:docGrid w:type="lines" w:linePitch="312" w:charSpace="0"/>
     </w:sectPr>
   </w:body>
 </w:document>
 </file>
 
+<file path=word/endnotes.xml><?xml version="1.0" encoding="utf-8"?>
+<w:endnotes xmlns:wpc="http://schemas.microsoft.com/office/word/2010/wordprocessingCanvas" xmlns:mc="http://schemas.openxmlformats.org/markup-compatibility/2006" xmlns:o="urn:schemas-microsoft-com:office:office" xmlns:r="http://schemas.openxmlformats.org/officeDocument/2006/relationships" xmlns:m="http://schemas.openxmlformats.org/officeDocument/2006/math" xmlns:v="urn:schemas-microsoft-com:vml" xmlns:wp14="http://schemas.microsoft.com/office/word/2010/wordprocessingDrawing" xmlns:wp="http://schemas.openxmlformats.org/drawingml/2006/wordprocessingDrawing" xmlns:w="http://schemas.openxmlformats.org/wordprocessingml/2006/main" xmlns:w14="http://schemas.microsoft.com/office/word/2010/wordml" xmlns:w15="http://schemas.microsoft.com/office/word/2012/wordml" xmlns:w10="urn:schemas-microsoft-com:office:word" xmlns:wpg="http://schemas.microsoft.com/office/word/2010/wordprocessingGroup" xmlns:wpi="http://schemas.microsoft.com/office/word/2010/wordprocessingInk" xmlns:wne="http://schemas.microsoft.com/office/word/2006/wordml" xmlns:wps="http://schemas.microsoft.com/office/word/2010/wordprocessingShape" xmlns:wpsCustomData="http://www.wps.cn/officeDocument/2013/wpsCustomData" mc:Ignorable="w14 w15 wp14">
+  <w:endnote w:type="separator" w:id="0">
+    <w:p>
+      <w:pPr>
+        <w:spacing w:line="240" w:lineRule="auto"/>
+      </w:pPr>
+      <w:r>
+        <w:separator/>
+      </w:r>
+    </w:p>
+  </w:endnote>
+  <w:endnote w:type="continuationSeparator" w:id="1">
+    <w:p>
+      <w:pPr>
+        <w:spacing w:line="240" w:lineRule="auto"/>
+      </w:pPr>
+      <w:r>
+        <w:continuationSeparator/>
+      </w:r>
+    </w:p>
+  </w:endnote>
+</w:endnotes>
+</file>
+
+<file path=word/footnotes.xml><?xml version="1.0" encoding="utf-8"?>
+<w:footnotes xmlns:wpc="http://schemas.microsoft.com/office/word/2010/wordprocessingCanvas" xmlns:mc="http://schemas.openxmlformats.org/markup-compatibility/2006" xmlns:o="urn:schemas-microsoft-com:office:office" xmlns:r="http://schemas.openxmlformats.org/officeDocument/2006/relationships" xmlns:m="http://schemas.openxmlformats.org/officeDocument/2006/math" xmlns:v="urn:schemas-microsoft-com:vml" xmlns:wp14="http://schemas.microsoft.com/office/word/2010/wordprocessingDrawing" xmlns:wp="http://schemas.openxmlformats.org/drawingml/2006/wordprocessingDrawing" xmlns:w="http://schemas.openxmlformats.org/wordprocessingml/2006/main" xmlns:w14="http://schemas.microsoft.com/office/word/2010/wordml" xmlns:w15="http://schemas.microsoft.com/office/word/2012/wordml" xmlns:w10="urn:schemas-microsoft-com:office:word" xmlns:wpg="http://schemas.microsoft.com/office/word/2010/wordprocessingGroup" xmlns:wpi="http://schemas.microsoft.com/office/word/2010/wordprocessingInk" xmlns:wne="http://schemas.microsoft.com/office/word/2006/wordml" xmlns:wps="http://schemas.microsoft.com/office/word/2010/wordprocessingShape" xmlns:wpsCustomData="http://www.wps.cn/officeDocument/2013/wpsCustomData" mc:Ignorable="w14 w15 wp14">
+  <w:footnote w:type="separator" w:id="0">
+    <w:p>
+      <w:pPr>
+        <w:spacing w:line="360" w:lineRule="auto"/>
+      </w:pPr>
+      <w:r>
+        <w:separator/>
+      </w:r>
+    </w:p>
+  </w:footnote>
+  <w:footnote w:type="continuationSeparator" w:id="1">
+    <w:p>
+      <w:pPr>
+        <w:spacing w:line="360" w:lineRule="auto"/>
+      </w:pPr>
+      <w:r>
+        <w:continuationSeparator/>
+      </w:r>
+    </w:p>
+  </w:footnote>
+</w:footnotes>
+</file>
+
 <file path=word/header1.xml><?xml version="1.0" encoding="utf-8"?>
-<w:hdr xmlns:wpc="http://schemas.microsoft.com/office/word/2010/wordprocessingCanvas" xmlns:mc="http://schemas.openxmlformats.org/markup-compatibility/2006" xmlns:o="urn:schemas-microsoft-com:office:office" xmlns:r="http://schemas.openxmlformats.org/officeDocument/2006/relationships" xmlns:m="http://schemas.openxmlformats.org/officeDocument/2006/math" xmlns:v="urn:schemas-microsoft-com:vml" xmlns:wp14="http://schemas.microsoft.com/office/word/2010/wordprocessingDrawing" xmlns:wp="http://schemas.openxmlformats.org/drawingml/2006/wordprocessingDrawing" xmlns:w10="urn:schemas-microsoft-com:office:word" xmlns:w="http://schemas.openxmlformats.org/wordprocessingml/2006/main" xmlns:w14="http://schemas.microsoft.com/office/word/2010/wordml" xmlns:w15="http://schemas.microsoft.com/office/word/2012/wordml" xmlns:wne="http://schemas.microsoft.com/office/word/2006/wordml" xmlns:wpg="http://schemas.microsoft.com/office/word/2010/wordprocessingGroup" xmlns:wpi="http://schemas.microsoft.com/office/word/2010/wordprocessingInk" xmlns:wps="http://schemas.microsoft.com/office/word/2010/wordprocessingShape" mc:Ignorable="w14 w15 wp14">
+<w:hdr xmlns:wpc="http://schemas.microsoft.com/office/word/2010/wordprocessingCanvas" xmlns:mc="http://schemas.openxmlformats.org/markup-compatibility/2006" xmlns:o="urn:schemas-microsoft-com:office:office" xmlns:r="http://schemas.openxmlformats.org/officeDocument/2006/relationships" xmlns:m="http://schemas.openxmlformats.org/officeDocument/2006/math" xmlns:v="urn:schemas-microsoft-com:vml" xmlns:wp14="http://schemas.microsoft.com/office/word/2010/wordprocessingDrawing" xmlns:wp="http://schemas.openxmlformats.org/drawingml/2006/wordprocessingDrawing" xmlns:w10="urn:schemas-microsoft-com:office:word" xmlns:w="http://schemas.openxmlformats.org/wordprocessingml/2006/main" xmlns:w14="http://schemas.microsoft.com/office/word/2010/wordml" xmlns:w15="http://schemas.microsoft.com/office/word/2012/wordml" xmlns:wpg="http://schemas.microsoft.com/office/word/2010/wordprocessingGroup" xmlns:wpi="http://schemas.microsoft.com/office/word/2010/wordprocessingInk" xmlns:wne="http://schemas.microsoft.com/office/word/2006/wordml" xmlns:wps="http://schemas.microsoft.com/office/word/2010/wordprocessingShape" xmlns:wpsCustomData="http://www.wps.cn/officeDocument/2013/wpsCustomData" mc:Ignorable="w14 w15 wp14">
   <w:p>
     <w:pPr>
-      <w:pStyle w:val="Header"/>
+      <w:pStyle w:val="15"/>
       <w:pBdr>
-        <w:bottom w:val="single" w:sz="4" w:space="1" w:color="auto"/>
+        <w:bottom w:val="single" w:color="auto" w:sz="4" w:space="1"/>
       </w:pBdr>
       <w:tabs>
         <w:tab w:val="left" w:pos="335"/>
@@ -8657,27 +8997,27 @@
       </w:tabs>
       <w:jc w:val="right"/>
       <w:rPr>
-        <w:rFonts w:eastAsiaTheme="minorEastAsia" w:hint="eastAsia"/>
+        <w:rFonts w:hint="eastAsia" w:eastAsiaTheme="minorEastAsia"/>
         <w:lang w:eastAsia="zh-CN"/>
       </w:rPr>
     </w:pPr>
     <w:r>
       <w:rPr>
-        <w:rFonts w:eastAsiaTheme="minorEastAsia" w:hint="eastAsia"/>
+        <w:rFonts w:hint="eastAsia" w:eastAsiaTheme="minorEastAsia"/>
         <w:lang w:val="en-US" w:eastAsia="zh-CN"/>
       </w:rPr>
       <w:tab/>
     </w:r>
     <w:r>
       <w:rPr>
-        <w:rFonts w:eastAsiaTheme="minorEastAsia" w:hint="eastAsia"/>
+        <w:rFonts w:hint="eastAsia" w:eastAsiaTheme="minorEastAsia"/>
         <w:lang w:val="en-US" w:eastAsia="zh-CN"/>
       </w:rPr>
       <w:tab/>
     </w:r>
     <w:r>
       <w:rPr>
-        <w:rFonts w:eastAsiaTheme="minorEastAsia" w:hint="eastAsia"/>
+        <w:rFonts w:hint="eastAsia" w:eastAsiaTheme="minorEastAsia"/>
         <w:lang w:val="en-US" w:eastAsia="zh-CN"/>
       </w:rPr>
       <w:t>江西通信产业服务有限公司</w:t>
@@ -8687,15 +9027,15 @@
 </file>
 
 <file path=word/numbering.xml><?xml version="1.0" encoding="utf-8"?>
-<w:numbering xmlns:wpc="http://schemas.microsoft.com/office/word/2010/wordprocessingCanvas" xmlns:mc="http://schemas.openxmlformats.org/markup-compatibility/2006" xmlns:o="urn:schemas-microsoft-com:office:office" xmlns:r="http://schemas.openxmlformats.org/officeDocument/2006/relationships" xmlns:m="http://schemas.openxmlformats.org/officeDocument/2006/math" xmlns:v="urn:schemas-microsoft-com:vml" xmlns:wp14="http://schemas.microsoft.com/office/word/2010/wordprocessingDrawing" xmlns:wp="http://schemas.openxmlformats.org/drawingml/2006/wordprocessingDrawing" xmlns:w10="urn:schemas-microsoft-com:office:word" xmlns:w="http://schemas.openxmlformats.org/wordprocessingml/2006/main" xmlns:w14="http://schemas.microsoft.com/office/word/2010/wordml" xmlns:w15="http://schemas.microsoft.com/office/word/2012/wordml" xmlns:wne="http://schemas.microsoft.com/office/word/2006/wordml" xmlns:wpg="http://schemas.microsoft.com/office/word/2010/wordprocessingGroup" xmlns:wpi="http://schemas.microsoft.com/office/word/2010/wordprocessingInk" xmlns:wps="http://schemas.microsoft.com/office/word/2010/wordprocessingShape" mc:Ignorable="w14 w15 wp14">
+<w:numbering xmlns:wpc="http://schemas.microsoft.com/office/word/2010/wordprocessingCanvas" xmlns:mc="http://schemas.openxmlformats.org/markup-compatibility/2006" xmlns:o="urn:schemas-microsoft-com:office:office" xmlns:r="http://schemas.openxmlformats.org/officeDocument/2006/relationships" xmlns:m="http://schemas.openxmlformats.org/officeDocument/2006/math" xmlns:v="urn:schemas-microsoft-com:vml" xmlns:wp14="http://schemas.microsoft.com/office/word/2010/wordprocessingDrawing" xmlns:wp="http://schemas.openxmlformats.org/drawingml/2006/wordprocessingDrawing" xmlns:w10="urn:schemas-microsoft-com:office:word" xmlns:w="http://schemas.openxmlformats.org/wordprocessingml/2006/main" xmlns:w14="http://schemas.microsoft.com/office/word/2010/wordml" xmlns:wpg="http://schemas.microsoft.com/office/word/2010/wordprocessingGroup" xmlns:wpi="http://schemas.microsoft.com/office/word/2010/wordprocessingInk" xmlns:wne="http://schemas.microsoft.com/office/word/2006/wordml" xmlns:wps="http://schemas.microsoft.com/office/word/2010/wordprocessingShape" xmlns:wpsCustomData="http://www.wps.cn/officeDocument/2013/wpsCustomData" mc:Ignorable="w14 wp14">
   <w:abstractNum w:abstractNumId="0">
     <w:nsid w:val="8E964DCE"/>
     <w:multiLevelType w:val="multilevel"/>
     <w:tmpl w:val="8E964DCE"/>
-    <w:lvl w:ilvl="0">
+    <w:lvl w:ilvl="0" w:tentative="0">
       <w:start w:val="1"/>
       <w:numFmt w:val="decimal"/>
-      <w:pStyle w:val="Heading1"/>
+      <w:pStyle w:val="2"/>
       <w:lvlText w:val="%1."/>
       <w:lvlJc w:val="left"/>
       <w:pPr>
@@ -8705,10 +9045,10 @@
         <w:rFonts w:hint="default"/>
       </w:rPr>
     </w:lvl>
-    <w:lvl w:ilvl="1">
+    <w:lvl w:ilvl="1" w:tentative="0">
       <w:start w:val="1"/>
       <w:numFmt w:val="decimal"/>
-      <w:pStyle w:val="Heading2"/>
+      <w:pStyle w:val="3"/>
       <w:lvlText w:val="%1.%2."/>
       <w:lvlJc w:val="left"/>
       <w:pPr>
@@ -8718,10 +9058,10 @@
         <w:rFonts w:hint="default"/>
       </w:rPr>
     </w:lvl>
-    <w:lvl w:ilvl="2">
+    <w:lvl w:ilvl="2" w:tentative="0">
       <w:start w:val="1"/>
       <w:numFmt w:val="decimal"/>
-      <w:pStyle w:val="Heading3"/>
+      <w:pStyle w:val="4"/>
       <w:lvlText w:val="%1.%2.%3."/>
       <w:lvlJc w:val="left"/>
       <w:pPr>
@@ -8731,10 +9071,10 @@
         <w:rFonts w:hint="default"/>
       </w:rPr>
     </w:lvl>
-    <w:lvl w:ilvl="3">
+    <w:lvl w:ilvl="3" w:tentative="0">
       <w:start w:val="1"/>
       <w:numFmt w:val="decimal"/>
-      <w:pStyle w:val="Heading4"/>
+      <w:pStyle w:val="5"/>
       <w:lvlText w:val="%1.%2.%3.%4."/>
       <w:lvlJc w:val="left"/>
       <w:pPr>
@@ -8744,10 +9084,10 @@
         <w:rFonts w:hint="default"/>
       </w:rPr>
     </w:lvl>
-    <w:lvl w:ilvl="4">
+    <w:lvl w:ilvl="4" w:tentative="0">
       <w:start w:val="1"/>
       <w:numFmt w:val="decimal"/>
-      <w:pStyle w:val="Heading5"/>
+      <w:pStyle w:val="6"/>
       <w:lvlText w:val="%1.%2.%3.%4.%5."/>
       <w:lvlJc w:val="left"/>
       <w:pPr>
@@ -8757,10 +9097,10 @@
         <w:rFonts w:hint="default"/>
       </w:rPr>
     </w:lvl>
-    <w:lvl w:ilvl="5">
+    <w:lvl w:ilvl="5" w:tentative="0">
       <w:start w:val="1"/>
       <w:numFmt w:val="decimal"/>
-      <w:pStyle w:val="Heading6"/>
+      <w:pStyle w:val="7"/>
       <w:lvlText w:val="%1.%2.%3.%4.%5.%6."/>
       <w:lvlJc w:val="left"/>
       <w:pPr>
@@ -8770,10 +9110,10 @@
         <w:rFonts w:hint="default"/>
       </w:rPr>
     </w:lvl>
-    <w:lvl w:ilvl="6">
+    <w:lvl w:ilvl="6" w:tentative="0">
       <w:start w:val="1"/>
       <w:numFmt w:val="decimal"/>
-      <w:pStyle w:val="Heading7"/>
+      <w:pStyle w:val="8"/>
       <w:lvlText w:val="%1.%2.%3.%4.%5.%6.%7."/>
       <w:lvlJc w:val="left"/>
       <w:pPr>
@@ -8783,10 +9123,10 @@
         <w:rFonts w:hint="default"/>
       </w:rPr>
     </w:lvl>
-    <w:lvl w:ilvl="7">
+    <w:lvl w:ilvl="7" w:tentative="0">
       <w:start w:val="1"/>
       <w:numFmt w:val="decimal"/>
-      <w:pStyle w:val="Heading8"/>
+      <w:pStyle w:val="9"/>
       <w:lvlText w:val="%1.%2.%3.%4.%5.%6.%7.%8."/>
       <w:lvlJc w:val="left"/>
       <w:pPr>
@@ -8796,10 +9136,10 @@
         <w:rFonts w:hint="default"/>
       </w:rPr>
     </w:lvl>
-    <w:lvl w:ilvl="8">
+    <w:lvl w:ilvl="8" w:tentative="0">
       <w:start w:val="1"/>
       <w:numFmt w:val="decimal"/>
-      <w:pStyle w:val="Heading9"/>
+      <w:pStyle w:val="10"/>
       <w:lvlText w:val="%1.%2.%3.%4.%5.%6.%7.%8.%9."/>
       <w:lvlJc w:val="left"/>
       <w:pPr>
@@ -8817,267 +9157,269 @@
 </file>
 
 <file path=word/styles.xml><?xml version="1.0" encoding="utf-8"?>
-<w:styles xmlns:mc="http://schemas.openxmlformats.org/markup-compatibility/2006" xmlns:r="http://schemas.openxmlformats.org/officeDocument/2006/relationships" xmlns:w="http://schemas.openxmlformats.org/wordprocessingml/2006/main" xmlns:w14="http://schemas.microsoft.com/office/word/2010/wordml" xmlns:w15="http://schemas.microsoft.com/office/word/2012/wordml" mc:Ignorable="w14 w15">
+<w:styles xmlns:mc="http://schemas.openxmlformats.org/markup-compatibility/2006" xmlns:o="urn:schemas-microsoft-com:office:office" xmlns:r="http://schemas.openxmlformats.org/officeDocument/2006/relationships" xmlns:m="http://schemas.openxmlformats.org/officeDocument/2006/math" xmlns:v="urn:schemas-microsoft-com:vml" xmlns:w="http://schemas.openxmlformats.org/wordprocessingml/2006/main" xmlns:w14="http://schemas.microsoft.com/office/word/2010/wordml" xmlns:w10="urn:schemas-microsoft-com:office:word" xmlns:sl="http://schemas.openxmlformats.org/schemaLibrary/2006/main" xmlns:wpsCustomData="http://www.wps.cn/officeDocument/2013/wpsCustomData" mc:Ignorable="w14">
   <w:docDefaults>
     <w:rPrDefault>
       <w:rPr>
-        <w:rFonts w:ascii="Times New Roman" w:eastAsia="宋体" w:hAnsi="Times New Roman" w:cs="Times New Roman"/>
+        <w:rFonts w:ascii="Times New Roman" w:hAnsi="Times New Roman" w:eastAsia="宋体" w:cs="Times New Roman"/>
       </w:rPr>
     </w:rPrDefault>
     <w:pPrDefault/>
   </w:docDefaults>
-  <w:latentStyles w:defLockedState="0" w:defUIPriority="99" w:defSemiHidden="1" w:defUnhideWhenUsed="1" w:defQFormat="0" w:count="260">
-    <w:lsdException w:name="Normal" w:semiHidden="0" w:uiPriority="0" w:unhideWhenUsed="0" w:qFormat="1"/>
-    <w:lsdException w:name="heading 1" w:semiHidden="0" w:uiPriority="0" w:unhideWhenUsed="0" w:qFormat="1"/>
-    <w:lsdException w:name="heading 2" w:semiHidden="0" w:uiPriority="0" w:qFormat="1"/>
-    <w:lsdException w:name="heading 3" w:uiPriority="0" w:qFormat="1"/>
-    <w:lsdException w:name="heading 4" w:semiHidden="0" w:uiPriority="0" w:qFormat="1"/>
-    <w:lsdException w:name="heading 5" w:uiPriority="0" w:qFormat="1"/>
-    <w:lsdException w:name="heading 6" w:uiPriority="0" w:qFormat="1"/>
-    <w:lsdException w:name="heading 7" w:uiPriority="0" w:qFormat="1"/>
-    <w:lsdException w:name="heading 8" w:uiPriority="0" w:qFormat="1"/>
-    <w:lsdException w:name="heading 9" w:uiPriority="0" w:qFormat="1"/>
-    <w:lsdException w:name="index 1" w:semiHidden="0" w:uiPriority="0" w:unhideWhenUsed="0"/>
-    <w:lsdException w:name="index 2" w:semiHidden="0" w:uiPriority="0" w:unhideWhenUsed="0"/>
-    <w:lsdException w:name="index 3" w:semiHidden="0" w:uiPriority="0" w:unhideWhenUsed="0"/>
-    <w:lsdException w:name="index 4" w:semiHidden="0" w:uiPriority="0" w:unhideWhenUsed="0"/>
-    <w:lsdException w:name="index 5" w:semiHidden="0" w:uiPriority="0" w:unhideWhenUsed="0"/>
-    <w:lsdException w:name="index 6" w:semiHidden="0" w:uiPriority="0" w:unhideWhenUsed="0"/>
-    <w:lsdException w:name="index 7" w:semiHidden="0" w:uiPriority="0" w:unhideWhenUsed="0"/>
-    <w:lsdException w:name="index 8" w:semiHidden="0" w:uiPriority="0" w:unhideWhenUsed="0"/>
-    <w:lsdException w:name="index 9" w:semiHidden="0" w:uiPriority="0" w:unhideWhenUsed="0"/>
-    <w:lsdException w:name="toc 1" w:semiHidden="0" w:uiPriority="0" w:unhideWhenUsed="0" w:qFormat="1"/>
-    <w:lsdException w:name="toc 2" w:semiHidden="0" w:uiPriority="0" w:unhideWhenUsed="0" w:qFormat="1"/>
-    <w:lsdException w:name="toc 3" w:semiHidden="0" w:uiPriority="0" w:unhideWhenUsed="0" w:qFormat="1"/>
-    <w:lsdException w:name="toc 4" w:semiHidden="0" w:uiPriority="0" w:unhideWhenUsed="0"/>
-    <w:lsdException w:name="toc 5" w:semiHidden="0" w:uiPriority="0" w:unhideWhenUsed="0"/>
-    <w:lsdException w:name="toc 6" w:semiHidden="0" w:uiPriority="0" w:unhideWhenUsed="0"/>
-    <w:lsdException w:name="toc 7" w:semiHidden="0" w:uiPriority="0" w:unhideWhenUsed="0"/>
-    <w:lsdException w:name="toc 8" w:semiHidden="0" w:uiPriority="0" w:unhideWhenUsed="0"/>
-    <w:lsdException w:name="toc 9" w:semiHidden="0" w:uiPriority="0" w:unhideWhenUsed="0"/>
-    <w:lsdException w:name="Normal Indent" w:semiHidden="0" w:uiPriority="0" w:unhideWhenUsed="0"/>
-    <w:lsdException w:name="footnote text" w:semiHidden="0" w:uiPriority="0" w:unhideWhenUsed="0"/>
-    <w:lsdException w:name="annotation text" w:semiHidden="0" w:uiPriority="0" w:unhideWhenUsed="0" w:qFormat="1"/>
-    <w:lsdException w:name="header" w:semiHidden="0" w:uiPriority="0" w:unhideWhenUsed="0" w:qFormat="1"/>
-    <w:lsdException w:name="footer" w:semiHidden="0" w:uiPriority="0" w:unhideWhenUsed="0" w:qFormat="1"/>
-    <w:lsdException w:name="index heading" w:semiHidden="0" w:uiPriority="0" w:unhideWhenUsed="0"/>
-    <w:lsdException w:name="caption" w:uiPriority="0" w:qFormat="1"/>
-    <w:lsdException w:name="table of figures" w:semiHidden="0" w:uiPriority="0" w:unhideWhenUsed="0"/>
-    <w:lsdException w:name="envelope address" w:semiHidden="0" w:uiPriority="0" w:unhideWhenUsed="0"/>
-    <w:lsdException w:name="envelope return" w:semiHidden="0" w:uiPriority="0" w:unhideWhenUsed="0"/>
-    <w:lsdException w:name="footnote reference" w:semiHidden="0" w:uiPriority="0" w:unhideWhenUsed="0"/>
-    <w:lsdException w:name="annotation reference" w:semiHidden="0" w:uiPriority="0" w:unhideWhenUsed="0"/>
-    <w:lsdException w:name="line number" w:semiHidden="0" w:uiPriority="0" w:unhideWhenUsed="0"/>
-    <w:lsdException w:name="page number" w:semiHidden="0" w:uiPriority="0" w:unhideWhenUsed="0"/>
-    <w:lsdException w:name="endnote reference" w:semiHidden="0" w:uiPriority="0" w:unhideWhenUsed="0"/>
-    <w:lsdException w:name="endnote text" w:semiHidden="0" w:uiPriority="0" w:unhideWhenUsed="0"/>
-    <w:lsdException w:name="table of authorities" w:semiHidden="0" w:uiPriority="0" w:unhideWhenUsed="0"/>
-    <w:lsdException w:name="macro" w:semiHidden="0" w:uiPriority="0" w:unhideWhenUsed="0"/>
-    <w:lsdException w:name="toa heading" w:semiHidden="0" w:uiPriority="0" w:unhideWhenUsed="0"/>
-    <w:lsdException w:name="List" w:semiHidden="0" w:uiPriority="0" w:unhideWhenUsed="0"/>
-    <w:lsdException w:name="List Bullet" w:semiHidden="0" w:uiPriority="0" w:unhideWhenUsed="0"/>
-    <w:lsdException w:name="List Number" w:semiHidden="0" w:uiPriority="0" w:unhideWhenUsed="0"/>
-    <w:lsdException w:name="List 2" w:semiHidden="0" w:uiPriority="0" w:unhideWhenUsed="0"/>
-    <w:lsdException w:name="List 3" w:semiHidden="0" w:uiPriority="0" w:unhideWhenUsed="0"/>
-    <w:lsdException w:name="List 4" w:semiHidden="0" w:uiPriority="0" w:unhideWhenUsed="0"/>
-    <w:lsdException w:name="List 5" w:semiHidden="0" w:uiPriority="0" w:unhideWhenUsed="0"/>
-    <w:lsdException w:name="List Bullet 2" w:semiHidden="0" w:uiPriority="0" w:unhideWhenUsed="0"/>
-    <w:lsdException w:name="List Bullet 3" w:semiHidden="0" w:uiPriority="0" w:unhideWhenUsed="0"/>
-    <w:lsdException w:name="List Bullet 4" w:semiHidden="0" w:uiPriority="0" w:unhideWhenUsed="0"/>
-    <w:lsdException w:name="List Bullet 5" w:semiHidden="0" w:uiPriority="0" w:unhideWhenUsed="0"/>
-    <w:lsdException w:name="List Number 2" w:semiHidden="0" w:uiPriority="0" w:unhideWhenUsed="0"/>
-    <w:lsdException w:name="List Number 3" w:semiHidden="0" w:uiPriority="0" w:unhideWhenUsed="0"/>
-    <w:lsdException w:name="List Number 4" w:semiHidden="0" w:uiPriority="0" w:unhideWhenUsed="0"/>
-    <w:lsdException w:name="List Number 5" w:semiHidden="0" w:uiPriority="0" w:unhideWhenUsed="0"/>
-    <w:lsdException w:name="Title" w:semiHidden="0" w:uiPriority="0" w:unhideWhenUsed="0" w:qFormat="1"/>
-    <w:lsdException w:name="Closing" w:semiHidden="0" w:uiPriority="0" w:unhideWhenUsed="0"/>
-    <w:lsdException w:name="Signature" w:semiHidden="0" w:uiPriority="0" w:unhideWhenUsed="0"/>
-    <w:lsdException w:name="Default Paragraph Font" w:uiPriority="0" w:unhideWhenUsed="0" w:qFormat="1"/>
-    <w:lsdException w:name="Body Text" w:uiPriority="0" w:unhideWhenUsed="0" w:qFormat="1"/>
-    <w:lsdException w:name="Body Text Indent" w:semiHidden="0" w:uiPriority="0" w:unhideWhenUsed="0"/>
-    <w:lsdException w:name="List Continue" w:semiHidden="0" w:uiPriority="0" w:unhideWhenUsed="0"/>
-    <w:lsdException w:name="List Continue 2" w:semiHidden="0" w:uiPriority="0" w:unhideWhenUsed="0"/>
-    <w:lsdException w:name="List Continue 3" w:semiHidden="0" w:uiPriority="0" w:unhideWhenUsed="0"/>
-    <w:lsdException w:name="List Continue 4" w:semiHidden="0" w:uiPriority="0" w:unhideWhenUsed="0"/>
-    <w:lsdException w:name="List Continue 5" w:semiHidden="0" w:uiPriority="0" w:unhideWhenUsed="0"/>
-    <w:lsdException w:name="Message Header" w:semiHidden="0" w:uiPriority="0" w:unhideWhenUsed="0"/>
-    <w:lsdException w:name="Subtitle" w:semiHidden="0" w:uiPriority="0" w:unhideWhenUsed="0" w:qFormat="1"/>
-    <w:lsdException w:name="Salutation" w:semiHidden="0" w:uiPriority="0" w:unhideWhenUsed="0"/>
-    <w:lsdException w:name="Date" w:semiHidden="0" w:uiPriority="0" w:unhideWhenUsed="0"/>
-    <w:lsdException w:name="Body Text First Indent" w:semiHidden="0" w:uiPriority="0" w:unhideWhenUsed="0"/>
-    <w:lsdException w:name="Body Text First Indent 2" w:semiHidden="0" w:uiPriority="0" w:unhideWhenUsed="0"/>
-    <w:lsdException w:name="Body Text 2" w:semiHidden="0" w:uiPriority="0" w:unhideWhenUsed="0"/>
-    <w:lsdException w:name="Body Text 3" w:semiHidden="0" w:uiPriority="0" w:unhideWhenUsed="0"/>
-    <w:lsdException w:name="Body Text Indent 2" w:semiHidden="0" w:uiPriority="0" w:unhideWhenUsed="0"/>
-    <w:lsdException w:name="Body Text Indent 3" w:semiHidden="0" w:uiPriority="0" w:unhideWhenUsed="0"/>
-    <w:lsdException w:name="Block Text" w:semiHidden="0" w:uiPriority="0" w:unhideWhenUsed="0"/>
-    <w:lsdException w:name="Hyperlink" w:semiHidden="0" w:uiPriority="0" w:unhideWhenUsed="0"/>
-    <w:lsdException w:name="FollowedHyperlink" w:semiHidden="0" w:uiPriority="0" w:unhideWhenUsed="0"/>
-    <w:lsdException w:name="Strong" w:semiHidden="0" w:uiPriority="0" w:unhideWhenUsed="0" w:qFormat="1"/>
-    <w:lsdException w:name="Emphasis" w:semiHidden="0" w:uiPriority="0" w:unhideWhenUsed="0" w:qFormat="1"/>
-    <w:lsdException w:name="Document Map" w:semiHidden="0" w:uiPriority="0" w:unhideWhenUsed="0"/>
-    <w:lsdException w:name="Plain Text" w:semiHidden="0" w:uiPriority="0" w:unhideWhenUsed="0"/>
-    <w:lsdException w:name="E-mail Signature" w:semiHidden="0" w:uiPriority="0" w:unhideWhenUsed="0"/>
-    <w:lsdException w:name="Normal (Web)" w:semiHidden="0" w:uiPriority="0" w:unhideWhenUsed="0" w:qFormat="1"/>
-    <w:lsdException w:name="HTML Acronym" w:semiHidden="0" w:uiPriority="0" w:unhideWhenUsed="0"/>
-    <w:lsdException w:name="HTML Address" w:semiHidden="0" w:uiPriority="0" w:unhideWhenUsed="0"/>
-    <w:lsdException w:name="HTML Cite" w:semiHidden="0" w:uiPriority="0" w:unhideWhenUsed="0"/>
-    <w:lsdException w:name="HTML Code" w:semiHidden="0" w:uiPriority="0" w:unhideWhenUsed="0"/>
-    <w:lsdException w:name="HTML Definition" w:semiHidden="0" w:uiPriority="0" w:unhideWhenUsed="0"/>
-    <w:lsdException w:name="HTML Keyboard" w:semiHidden="0" w:uiPriority="0" w:unhideWhenUsed="0"/>
-    <w:lsdException w:name="HTML Preformatted" w:semiHidden="0" w:uiPriority="0" w:unhideWhenUsed="0"/>
-    <w:lsdException w:name="HTML Sample" w:semiHidden="0" w:uiPriority="0" w:unhideWhenUsed="0"/>
-    <w:lsdException w:name="HTML Typewriter" w:semiHidden="0" w:uiPriority="0" w:unhideWhenUsed="0"/>
-    <w:lsdException w:name="HTML Variable" w:semiHidden="0" w:uiPriority="0" w:unhideWhenUsed="0"/>
-    <w:lsdException w:name="Normal Table" w:uiPriority="0" w:unhideWhenUsed="0" w:qFormat="1"/>
-    <w:lsdException w:name="annotation subject" w:semiHidden="0" w:uiPriority="0" w:unhideWhenUsed="0"/>
-    <w:lsdException w:name="Table Simple 1" w:semiHidden="0" w:uiPriority="0" w:unhideWhenUsed="0"/>
-    <w:lsdException w:name="Table Simple 2" w:semiHidden="0" w:uiPriority="0" w:unhideWhenUsed="0"/>
-    <w:lsdException w:name="Table Simple 3" w:semiHidden="0" w:uiPriority="0" w:unhideWhenUsed="0"/>
-    <w:lsdException w:name="Table Classic 1" w:semiHidden="0" w:uiPriority="0" w:unhideWhenUsed="0"/>
-    <w:lsdException w:name="Table Classic 2" w:semiHidden="0" w:uiPriority="0" w:unhideWhenUsed="0"/>
-    <w:lsdException w:name="Table Classic 3" w:semiHidden="0" w:uiPriority="0" w:unhideWhenUsed="0"/>
-    <w:lsdException w:name="Table Classic 4" w:semiHidden="0" w:uiPriority="0" w:unhideWhenUsed="0"/>
-    <w:lsdException w:name="Table Colorful 1" w:semiHidden="0" w:uiPriority="0" w:unhideWhenUsed="0"/>
-    <w:lsdException w:name="Table Colorful 2" w:semiHidden="0" w:uiPriority="0" w:unhideWhenUsed="0"/>
-    <w:lsdException w:name="Table Colorful 3" w:semiHidden="0" w:uiPriority="0" w:unhideWhenUsed="0"/>
-    <w:lsdException w:name="Table Columns 1" w:semiHidden="0" w:uiPriority="0" w:unhideWhenUsed="0"/>
-    <w:lsdException w:name="Table Columns 2" w:semiHidden="0" w:uiPriority="0" w:unhideWhenUsed="0"/>
-    <w:lsdException w:name="Table Columns 3" w:semiHidden="0" w:uiPriority="0" w:unhideWhenUsed="0"/>
-    <w:lsdException w:name="Table Columns 4" w:semiHidden="0" w:uiPriority="0" w:unhideWhenUsed="0"/>
-    <w:lsdException w:name="Table Columns 5" w:semiHidden="0" w:uiPriority="0" w:unhideWhenUsed="0"/>
-    <w:lsdException w:name="Table Grid 1" w:semiHidden="0" w:uiPriority="0" w:unhideWhenUsed="0"/>
-    <w:lsdException w:name="Table Grid 2" w:semiHidden="0" w:uiPriority="0" w:unhideWhenUsed="0"/>
-    <w:lsdException w:name="Table Grid 3" w:semiHidden="0" w:uiPriority="0" w:unhideWhenUsed="0"/>
-    <w:lsdException w:name="Table Grid 4" w:semiHidden="0" w:uiPriority="0" w:unhideWhenUsed="0"/>
-    <w:lsdException w:name="Table Grid 5" w:semiHidden="0" w:uiPriority="0" w:unhideWhenUsed="0"/>
-    <w:lsdException w:name="Table Grid 6" w:semiHidden="0" w:uiPriority="0" w:unhideWhenUsed="0"/>
-    <w:lsdException w:name="Table Grid 7" w:semiHidden="0" w:uiPriority="0" w:unhideWhenUsed="0"/>
-    <w:lsdException w:name="Table Grid 8" w:semiHidden="0" w:uiPriority="0" w:unhideWhenUsed="0"/>
-    <w:lsdException w:name="Table List 1" w:semiHidden="0" w:uiPriority="0" w:unhideWhenUsed="0"/>
-    <w:lsdException w:name="Table List 2" w:semiHidden="0" w:uiPriority="0" w:unhideWhenUsed="0"/>
-    <w:lsdException w:name="Table List 3" w:semiHidden="0" w:uiPriority="0" w:unhideWhenUsed="0"/>
-    <w:lsdException w:name="Table List 4" w:semiHidden="0" w:uiPriority="0" w:unhideWhenUsed="0"/>
-    <w:lsdException w:name="Table List 5" w:semiHidden="0" w:uiPriority="0" w:unhideWhenUsed="0"/>
-    <w:lsdException w:name="Table List 6" w:semiHidden="0" w:uiPriority="0" w:unhideWhenUsed="0"/>
-    <w:lsdException w:name="Table List 7" w:semiHidden="0" w:uiPriority="0" w:unhideWhenUsed="0"/>
-    <w:lsdException w:name="Table List 8" w:semiHidden="0" w:uiPriority="0" w:unhideWhenUsed="0"/>
-    <w:lsdException w:name="Table 3D effects 1" w:semiHidden="0" w:uiPriority="0" w:unhideWhenUsed="0"/>
-    <w:lsdException w:name="Table 3D effects 2" w:semiHidden="0" w:uiPriority="0" w:unhideWhenUsed="0"/>
-    <w:lsdException w:name="Table 3D effects 3" w:semiHidden="0" w:uiPriority="0" w:unhideWhenUsed="0"/>
-    <w:lsdException w:name="Table Contemporary" w:semiHidden="0" w:uiPriority="0" w:unhideWhenUsed="0"/>
-    <w:lsdException w:name="Table Elegant" w:semiHidden="0" w:uiPriority="0" w:unhideWhenUsed="0"/>
-    <w:lsdException w:name="Table Professional" w:semiHidden="0" w:uiPriority="0" w:unhideWhenUsed="0"/>
-    <w:lsdException w:name="Table Subtle 1" w:semiHidden="0" w:uiPriority="0" w:unhideWhenUsed="0"/>
-    <w:lsdException w:name="Table Subtle 2" w:semiHidden="0" w:uiPriority="0" w:unhideWhenUsed="0"/>
-    <w:lsdException w:name="Table Web 1" w:semiHidden="0" w:uiPriority="0" w:unhideWhenUsed="0"/>
-    <w:lsdException w:name="Table Web 2" w:semiHidden="0" w:uiPriority="0" w:unhideWhenUsed="0"/>
-    <w:lsdException w:name="Table Web 3" w:semiHidden="0" w:uiPriority="0" w:unhideWhenUsed="0"/>
-    <w:lsdException w:name="Balloon Text" w:semiHidden="0" w:uiPriority="0" w:unhideWhenUsed="0"/>
-    <w:lsdException w:name="Table Grid" w:semiHidden="0" w:uiPriority="0" w:unhideWhenUsed="0" w:qFormat="1"/>
-    <w:lsdException w:name="Table Theme" w:semiHidden="0" w:uiPriority="0" w:unhideWhenUsed="0"/>
-    <w:lsdException w:name="Light Shading" w:semiHidden="0" w:uiPriority="60" w:unhideWhenUsed="0"/>
-    <w:lsdException w:name="Light List" w:semiHidden="0" w:uiPriority="61" w:unhideWhenUsed="0"/>
-    <w:lsdException w:name="Light Grid" w:semiHidden="0" w:uiPriority="62" w:unhideWhenUsed="0"/>
-    <w:lsdException w:name="Medium Shading 1" w:semiHidden="0" w:uiPriority="63" w:unhideWhenUsed="0"/>
-    <w:lsdException w:name="Medium Shading 2" w:semiHidden="0" w:uiPriority="64" w:unhideWhenUsed="0"/>
-    <w:lsdException w:name="Medium List 1" w:semiHidden="0" w:uiPriority="65" w:unhideWhenUsed="0"/>
-    <w:lsdException w:name="Medium List 2" w:semiHidden="0" w:uiPriority="66" w:unhideWhenUsed="0"/>
-    <w:lsdException w:name="Medium Grid 1" w:semiHidden="0" w:uiPriority="67" w:unhideWhenUsed="0"/>
-    <w:lsdException w:name="Medium Grid 2" w:semiHidden="0" w:uiPriority="68" w:unhideWhenUsed="0"/>
-    <w:lsdException w:name="Medium Grid 3" w:semiHidden="0" w:uiPriority="69" w:unhideWhenUsed="0"/>
-    <w:lsdException w:name="Dark List" w:semiHidden="0" w:uiPriority="70" w:unhideWhenUsed="0"/>
-    <w:lsdException w:name="Colorful Shading" w:semiHidden="0" w:uiPriority="71" w:unhideWhenUsed="0"/>
-    <w:lsdException w:name="Colorful List" w:semiHidden="0" w:uiPriority="72" w:unhideWhenUsed="0"/>
-    <w:lsdException w:name="Colorful Grid" w:semiHidden="0" w:uiPriority="73" w:unhideWhenUsed="0"/>
-    <w:lsdException w:name="Light Shading Accent 1" w:semiHidden="0" w:uiPriority="60" w:unhideWhenUsed="0"/>
-    <w:lsdException w:name="Light List Accent 1" w:semiHidden="0" w:uiPriority="61" w:unhideWhenUsed="0"/>
-    <w:lsdException w:name="Light Grid Accent 1" w:semiHidden="0" w:uiPriority="62" w:unhideWhenUsed="0"/>
-    <w:lsdException w:name="Medium Shading 1 Accent 1" w:semiHidden="0" w:uiPriority="63" w:unhideWhenUsed="0"/>
-    <w:lsdException w:name="Medium Shading 2 Accent 1" w:semiHidden="0" w:uiPriority="64" w:unhideWhenUsed="0"/>
-    <w:lsdException w:name="Medium List 1 Accent 1" w:semiHidden="0" w:uiPriority="65" w:unhideWhenUsed="0"/>
-    <w:lsdException w:name="Medium List 2 Accent 1" w:semiHidden="0" w:uiPriority="66" w:unhideWhenUsed="0"/>
-    <w:lsdException w:name="Medium Grid 1 Accent 1" w:semiHidden="0" w:uiPriority="67" w:unhideWhenUsed="0"/>
-    <w:lsdException w:name="Medium Grid 2 Accent 1" w:semiHidden="0" w:uiPriority="68" w:unhideWhenUsed="0"/>
-    <w:lsdException w:name="Medium Grid 3 Accent 1" w:semiHidden="0" w:uiPriority="69" w:unhideWhenUsed="0"/>
-    <w:lsdException w:name="Dark List Accent 1" w:semiHidden="0" w:uiPriority="70" w:unhideWhenUsed="0"/>
-    <w:lsdException w:name="Colorful Shading Accent 1" w:semiHidden="0" w:uiPriority="71" w:unhideWhenUsed="0"/>
-    <w:lsdException w:name="Colorful List Accent 1" w:semiHidden="0" w:uiPriority="72" w:unhideWhenUsed="0"/>
-    <w:lsdException w:name="Colorful Grid Accent 1" w:semiHidden="0" w:uiPriority="73" w:unhideWhenUsed="0"/>
-    <w:lsdException w:name="Light Shading Accent 2" w:semiHidden="0" w:uiPriority="60" w:unhideWhenUsed="0"/>
-    <w:lsdException w:name="Light List Accent 2" w:semiHidden="0" w:uiPriority="61" w:unhideWhenUsed="0"/>
-    <w:lsdException w:name="Light Grid Accent 2" w:semiHidden="0" w:uiPriority="62" w:unhideWhenUsed="0"/>
-    <w:lsdException w:name="Medium Shading 1 Accent 2" w:semiHidden="0" w:uiPriority="63" w:unhideWhenUsed="0"/>
-    <w:lsdException w:name="Medium Shading 2 Accent 2" w:semiHidden="0" w:uiPriority="64" w:unhideWhenUsed="0"/>
-    <w:lsdException w:name="Medium List 1 Accent 2" w:semiHidden="0" w:uiPriority="65" w:unhideWhenUsed="0"/>
-    <w:lsdException w:name="Medium List 2 Accent 2" w:semiHidden="0" w:uiPriority="66" w:unhideWhenUsed="0"/>
-    <w:lsdException w:name="Medium Grid 1 Accent 2" w:semiHidden="0" w:uiPriority="67" w:unhideWhenUsed="0"/>
-    <w:lsdException w:name="Medium Grid 2 Accent 2" w:semiHidden="0" w:uiPriority="68" w:unhideWhenUsed="0"/>
-    <w:lsdException w:name="Medium Grid 3 Accent 2" w:semiHidden="0" w:uiPriority="69" w:unhideWhenUsed="0"/>
-    <w:lsdException w:name="Dark List Accent 2" w:semiHidden="0" w:uiPriority="70" w:unhideWhenUsed="0"/>
-    <w:lsdException w:name="Colorful Shading Accent 2" w:semiHidden="0" w:uiPriority="71" w:unhideWhenUsed="0"/>
-    <w:lsdException w:name="Colorful List Accent 2" w:semiHidden="0" w:uiPriority="72" w:unhideWhenUsed="0"/>
-    <w:lsdException w:name="Colorful Grid Accent 2" w:semiHidden="0" w:uiPriority="73" w:unhideWhenUsed="0"/>
-    <w:lsdException w:name="Light Shading Accent 3" w:semiHidden="0" w:uiPriority="60" w:unhideWhenUsed="0"/>
-    <w:lsdException w:name="Light List Accent 3" w:semiHidden="0" w:uiPriority="61" w:unhideWhenUsed="0"/>
-    <w:lsdException w:name="Light Grid Accent 3" w:semiHidden="0" w:uiPriority="62" w:unhideWhenUsed="0"/>
-    <w:lsdException w:name="Medium Shading 1 Accent 3" w:semiHidden="0" w:uiPriority="63" w:unhideWhenUsed="0"/>
-    <w:lsdException w:name="Medium Shading 2 Accent 3" w:semiHidden="0" w:uiPriority="64" w:unhideWhenUsed="0"/>
-    <w:lsdException w:name="Medium List 1 Accent 3" w:semiHidden="0" w:uiPriority="65" w:unhideWhenUsed="0"/>
-    <w:lsdException w:name="Medium List 2 Accent 3" w:semiHidden="0" w:uiPriority="66" w:unhideWhenUsed="0"/>
-    <w:lsdException w:name="Medium Grid 1 Accent 3" w:semiHidden="0" w:uiPriority="67" w:unhideWhenUsed="0"/>
-    <w:lsdException w:name="Medium Grid 2 Accent 3" w:semiHidden="0" w:uiPriority="68" w:unhideWhenUsed="0"/>
-    <w:lsdException w:name="Medium Grid 3 Accent 3" w:semiHidden="0" w:uiPriority="69" w:unhideWhenUsed="0"/>
-    <w:lsdException w:name="Dark List Accent 3" w:semiHidden="0" w:uiPriority="70" w:unhideWhenUsed="0"/>
-    <w:lsdException w:name="Colorful Shading Accent 3" w:semiHidden="0" w:uiPriority="71" w:unhideWhenUsed="0"/>
-    <w:lsdException w:name="Colorful List Accent 3" w:semiHidden="0" w:uiPriority="72" w:unhideWhenUsed="0"/>
-    <w:lsdException w:name="Colorful Grid Accent 3" w:semiHidden="0" w:uiPriority="73" w:unhideWhenUsed="0"/>
-    <w:lsdException w:name="Light Shading Accent 4" w:semiHidden="0" w:uiPriority="60" w:unhideWhenUsed="0"/>
-    <w:lsdException w:name="Light List Accent 4" w:semiHidden="0" w:uiPriority="61" w:unhideWhenUsed="0"/>
-    <w:lsdException w:name="Light Grid Accent 4" w:semiHidden="0" w:uiPriority="62" w:unhideWhenUsed="0"/>
-    <w:lsdException w:name="Medium Shading 1 Accent 4" w:semiHidden="0" w:uiPriority="63" w:unhideWhenUsed="0"/>
-    <w:lsdException w:name="Medium Shading 2 Accent 4" w:semiHidden="0" w:uiPriority="64" w:unhideWhenUsed="0"/>
-    <w:lsdException w:name="Medium List 1 Accent 4" w:semiHidden="0" w:uiPriority="65" w:unhideWhenUsed="0"/>
-    <w:lsdException w:name="Medium List 2 Accent 4" w:semiHidden="0" w:uiPriority="66" w:unhideWhenUsed="0"/>
-    <w:lsdException w:name="Medium Grid 1 Accent 4" w:semiHidden="0" w:uiPriority="67" w:unhideWhenUsed="0"/>
-    <w:lsdException w:name="Medium Grid 2 Accent 4" w:semiHidden="0" w:uiPriority="68" w:unhideWhenUsed="0"/>
-    <w:lsdException w:name="Medium Grid 3 Accent 4" w:semiHidden="0" w:uiPriority="69" w:unhideWhenUsed="0"/>
-    <w:lsdException w:name="Dark List Accent 4" w:semiHidden="0" w:uiPriority="70" w:unhideWhenUsed="0"/>
-    <w:lsdException w:name="Colorful Shading Accent 4" w:semiHidden="0" w:uiPriority="71" w:unhideWhenUsed="0"/>
-    <w:lsdException w:name="Colorful List Accent 4" w:semiHidden="0" w:uiPriority="72" w:unhideWhenUsed="0"/>
-    <w:lsdException w:name="Colorful Grid Accent 4" w:semiHidden="0" w:uiPriority="73" w:unhideWhenUsed="0"/>
-    <w:lsdException w:name="Light Shading Accent 5" w:semiHidden="0" w:uiPriority="60" w:unhideWhenUsed="0"/>
-    <w:lsdException w:name="Light List Accent 5" w:semiHidden="0" w:uiPriority="61" w:unhideWhenUsed="0"/>
-    <w:lsdException w:name="Light Grid Accent 5" w:semiHidden="0" w:uiPriority="62" w:unhideWhenUsed="0"/>
-    <w:lsdException w:name="Medium Shading 1 Accent 5" w:semiHidden="0" w:uiPriority="63" w:unhideWhenUsed="0"/>
-    <w:lsdException w:name="Medium Shading 2 Accent 5" w:semiHidden="0" w:uiPriority="64" w:unhideWhenUsed="0"/>
-    <w:lsdException w:name="Medium List 1 Accent 5" w:semiHidden="0" w:uiPriority="65" w:unhideWhenUsed="0"/>
-    <w:lsdException w:name="Medium List 2 Accent 5" w:semiHidden="0" w:uiPriority="66" w:unhideWhenUsed="0"/>
-    <w:lsdException w:name="Medium Grid 1 Accent 5" w:semiHidden="0" w:uiPriority="67" w:unhideWhenUsed="0"/>
-    <w:lsdException w:name="Medium Grid 2 Accent 5" w:semiHidden="0" w:uiPriority="68" w:unhideWhenUsed="0"/>
-    <w:lsdException w:name="Medium Grid 3 Accent 5" w:semiHidden="0" w:uiPriority="69" w:unhideWhenUsed="0"/>
-    <w:lsdException w:name="Dark List Accent 5" w:semiHidden="0" w:uiPriority="70" w:unhideWhenUsed="0"/>
-    <w:lsdException w:name="Colorful Shading Accent 5" w:semiHidden="0" w:uiPriority="71" w:unhideWhenUsed="0"/>
-    <w:lsdException w:name="Colorful List Accent 5" w:semiHidden="0" w:uiPriority="72" w:unhideWhenUsed="0"/>
-    <w:lsdException w:name="Colorful Grid Accent 5" w:semiHidden="0" w:uiPriority="73" w:unhideWhenUsed="0"/>
-    <w:lsdException w:name="Light Shading Accent 6" w:semiHidden="0" w:uiPriority="60" w:unhideWhenUsed="0"/>
-    <w:lsdException w:name="Light List Accent 6" w:semiHidden="0" w:uiPriority="61" w:unhideWhenUsed="0"/>
-    <w:lsdException w:name="Light Grid Accent 6" w:semiHidden="0" w:uiPriority="62" w:unhideWhenUsed="0"/>
-    <w:lsdException w:name="Medium Shading 1 Accent 6" w:semiHidden="0" w:uiPriority="63" w:unhideWhenUsed="0"/>
-    <w:lsdException w:name="Medium Shading 2 Accent 6" w:semiHidden="0" w:uiPriority="64" w:unhideWhenUsed="0"/>
-    <w:lsdException w:name="Medium List 1 Accent 6" w:semiHidden="0" w:uiPriority="65" w:unhideWhenUsed="0"/>
-    <w:lsdException w:name="Medium List 2 Accent 6" w:semiHidden="0" w:uiPriority="66" w:unhideWhenUsed="0"/>
-    <w:lsdException w:name="Medium Grid 1 Accent 6" w:semiHidden="0" w:uiPriority="67" w:unhideWhenUsed="0"/>
-    <w:lsdException w:name="Medium Grid 2 Accent 6" w:semiHidden="0" w:uiPriority="68" w:unhideWhenUsed="0"/>
-    <w:lsdException w:name="Medium Grid 3 Accent 6" w:semiHidden="0" w:uiPriority="69" w:unhideWhenUsed="0"/>
-    <w:lsdException w:name="Dark List Accent 6" w:semiHidden="0" w:uiPriority="70" w:unhideWhenUsed="0"/>
-    <w:lsdException w:name="Colorful Shading Accent 6" w:semiHidden="0" w:uiPriority="71" w:unhideWhenUsed="0"/>
-    <w:lsdException w:name="Colorful List Accent 6" w:semiHidden="0" w:uiPriority="72" w:unhideWhenUsed="0"/>
-    <w:lsdException w:name="Colorful Grid Accent 6" w:semiHidden="0" w:uiPriority="73" w:unhideWhenUsed="0"/>
+  <w:latentStyles w:count="260" w:defQFormat="0" w:defUnhideWhenUsed="1" w:defSemiHidden="1" w:defUIPriority="99" w:defLockedState="0">
+    <w:lsdException w:qFormat="1" w:unhideWhenUsed="0" w:uiPriority="0" w:semiHidden="0" w:name="Normal"/>
+    <w:lsdException w:qFormat="1" w:unhideWhenUsed="0" w:uiPriority="0" w:semiHidden="0" w:name="heading 1"/>
+    <w:lsdException w:qFormat="1" w:uiPriority="0" w:semiHidden="0" w:name="heading 2"/>
+    <w:lsdException w:qFormat="1" w:uiPriority="0" w:name="heading 3"/>
+    <w:lsdException w:qFormat="1" w:uiPriority="0" w:semiHidden="0" w:name="heading 4"/>
+    <w:lsdException w:qFormat="1" w:uiPriority="0" w:name="heading 5"/>
+    <w:lsdException w:qFormat="1" w:uiPriority="0" w:name="heading 6"/>
+    <w:lsdException w:qFormat="1" w:uiPriority="0" w:name="heading 7"/>
+    <w:lsdException w:qFormat="1" w:uiPriority="0" w:name="heading 8"/>
+    <w:lsdException w:qFormat="1" w:uiPriority="0" w:name="heading 9"/>
+    <w:lsdException w:unhideWhenUsed="0" w:uiPriority="0" w:semiHidden="0" w:name="index 1"/>
+    <w:lsdException w:unhideWhenUsed="0" w:uiPriority="0" w:semiHidden="0" w:name="index 2"/>
+    <w:lsdException w:unhideWhenUsed="0" w:uiPriority="0" w:semiHidden="0" w:name="index 3"/>
+    <w:lsdException w:unhideWhenUsed="0" w:uiPriority="0" w:semiHidden="0" w:name="index 4"/>
+    <w:lsdException w:unhideWhenUsed="0" w:uiPriority="0" w:semiHidden="0" w:name="index 5"/>
+    <w:lsdException w:unhideWhenUsed="0" w:uiPriority="0" w:semiHidden="0" w:name="index 6"/>
+    <w:lsdException w:unhideWhenUsed="0" w:uiPriority="0" w:semiHidden="0" w:name="index 7"/>
+    <w:lsdException w:unhideWhenUsed="0" w:uiPriority="0" w:semiHidden="0" w:name="index 8"/>
+    <w:lsdException w:unhideWhenUsed="0" w:uiPriority="0" w:semiHidden="0" w:name="index 9"/>
+    <w:lsdException w:qFormat="1" w:unhideWhenUsed="0" w:uiPriority="0" w:semiHidden="0" w:name="toc 1"/>
+    <w:lsdException w:qFormat="1" w:unhideWhenUsed="0" w:uiPriority="0" w:semiHidden="0" w:name="toc 2"/>
+    <w:lsdException w:qFormat="1" w:unhideWhenUsed="0" w:uiPriority="0" w:semiHidden="0" w:name="toc 3"/>
+    <w:lsdException w:unhideWhenUsed="0" w:uiPriority="0" w:semiHidden="0" w:name="toc 4"/>
+    <w:lsdException w:unhideWhenUsed="0" w:uiPriority="0" w:semiHidden="0" w:name="toc 5"/>
+    <w:lsdException w:unhideWhenUsed="0" w:uiPriority="0" w:semiHidden="0" w:name="toc 6"/>
+    <w:lsdException w:unhideWhenUsed="0" w:uiPriority="0" w:semiHidden="0" w:name="toc 7"/>
+    <w:lsdException w:unhideWhenUsed="0" w:uiPriority="0" w:semiHidden="0" w:name="toc 8"/>
+    <w:lsdException w:unhideWhenUsed="0" w:uiPriority="0" w:semiHidden="0" w:name="toc 9"/>
+    <w:lsdException w:unhideWhenUsed="0" w:uiPriority="0" w:semiHidden="0" w:name="Normal Indent"/>
+    <w:lsdException w:unhideWhenUsed="0" w:uiPriority="0" w:semiHidden="0" w:name="footnote text"/>
+    <w:lsdException w:qFormat="1" w:unhideWhenUsed="0" w:uiPriority="0" w:semiHidden="0" w:name="annotation text"/>
+    <w:lsdException w:qFormat="1" w:unhideWhenUsed="0" w:uiPriority="0" w:semiHidden="0" w:name="header"/>
+    <w:lsdException w:qFormat="1" w:unhideWhenUsed="0" w:uiPriority="0" w:semiHidden="0" w:name="footer"/>
+    <w:lsdException w:unhideWhenUsed="0" w:uiPriority="0" w:semiHidden="0" w:name="index heading"/>
+    <w:lsdException w:qFormat="1" w:uiPriority="0" w:name="caption"/>
+    <w:lsdException w:unhideWhenUsed="0" w:uiPriority="0" w:semiHidden="0" w:name="table of figures"/>
+    <w:lsdException w:unhideWhenUsed="0" w:uiPriority="0" w:semiHidden="0" w:name="envelope address"/>
+    <w:lsdException w:unhideWhenUsed="0" w:uiPriority="0" w:semiHidden="0" w:name="envelope return"/>
+    <w:lsdException w:unhideWhenUsed="0" w:uiPriority="0" w:semiHidden="0" w:name="footnote reference"/>
+    <w:lsdException w:unhideWhenUsed="0" w:uiPriority="0" w:semiHidden="0" w:name="annotation reference"/>
+    <w:lsdException w:unhideWhenUsed="0" w:uiPriority="0" w:semiHidden="0" w:name="line number"/>
+    <w:lsdException w:unhideWhenUsed="0" w:uiPriority="0" w:semiHidden="0" w:name="page number"/>
+    <w:lsdException w:unhideWhenUsed="0" w:uiPriority="0" w:semiHidden="0" w:name="endnote reference"/>
+    <w:lsdException w:unhideWhenUsed="0" w:uiPriority="0" w:semiHidden="0" w:name="endnote text"/>
+    <w:lsdException w:unhideWhenUsed="0" w:uiPriority="0" w:semiHidden="0" w:name="table of authorities"/>
+    <w:lsdException w:unhideWhenUsed="0" w:uiPriority="0" w:semiHidden="0" w:name="macro"/>
+    <w:lsdException w:unhideWhenUsed="0" w:uiPriority="0" w:semiHidden="0" w:name="toa heading"/>
+    <w:lsdException w:unhideWhenUsed="0" w:uiPriority="0" w:semiHidden="0" w:name="List"/>
+    <w:lsdException w:unhideWhenUsed="0" w:uiPriority="0" w:semiHidden="0" w:name="List Bullet"/>
+    <w:lsdException w:unhideWhenUsed="0" w:uiPriority="0" w:semiHidden="0" w:name="List Number"/>
+    <w:lsdException w:unhideWhenUsed="0" w:uiPriority="0" w:semiHidden="0" w:name="List 2"/>
+    <w:lsdException w:unhideWhenUsed="0" w:uiPriority="0" w:semiHidden="0" w:name="List 3"/>
+    <w:lsdException w:unhideWhenUsed="0" w:uiPriority="0" w:semiHidden="0" w:name="List 4"/>
+    <w:lsdException w:unhideWhenUsed="0" w:uiPriority="0" w:semiHidden="0" w:name="List 5"/>
+    <w:lsdException w:unhideWhenUsed="0" w:uiPriority="0" w:semiHidden="0" w:name="List Bullet 2"/>
+    <w:lsdException w:unhideWhenUsed="0" w:uiPriority="0" w:semiHidden="0" w:name="List Bullet 3"/>
+    <w:lsdException w:unhideWhenUsed="0" w:uiPriority="0" w:semiHidden="0" w:name="List Bullet 4"/>
+    <w:lsdException w:unhideWhenUsed="0" w:uiPriority="0" w:semiHidden="0" w:name="List Bullet 5"/>
+    <w:lsdException w:unhideWhenUsed="0" w:uiPriority="0" w:semiHidden="0" w:name="List Number 2"/>
+    <w:lsdException w:unhideWhenUsed="0" w:uiPriority="0" w:semiHidden="0" w:name="List Number 3"/>
+    <w:lsdException w:unhideWhenUsed="0" w:uiPriority="0" w:semiHidden="0" w:name="List Number 4"/>
+    <w:lsdException w:unhideWhenUsed="0" w:uiPriority="0" w:semiHidden="0" w:name="List Number 5"/>
+    <w:lsdException w:qFormat="1" w:unhideWhenUsed="0" w:uiPriority="0" w:semiHidden="0" w:name="Title"/>
+    <w:lsdException w:unhideWhenUsed="0" w:uiPriority="0" w:semiHidden="0" w:name="Closing"/>
+    <w:lsdException w:unhideWhenUsed="0" w:uiPriority="0" w:semiHidden="0" w:name="Signature"/>
+    <w:lsdException w:qFormat="1" w:unhideWhenUsed="0" w:uiPriority="0" w:name="Default Paragraph Font"/>
+    <w:lsdException w:qFormat="1" w:unhideWhenUsed="0" w:uiPriority="0" w:name="Body Text"/>
+    <w:lsdException w:unhideWhenUsed="0" w:uiPriority="0" w:semiHidden="0" w:name="Body Text Indent"/>
+    <w:lsdException w:unhideWhenUsed="0" w:uiPriority="0" w:semiHidden="0" w:name="List Continue"/>
+    <w:lsdException w:unhideWhenUsed="0" w:uiPriority="0" w:semiHidden="0" w:name="List Continue 2"/>
+    <w:lsdException w:unhideWhenUsed="0" w:uiPriority="0" w:semiHidden="0" w:name="List Continue 3"/>
+    <w:lsdException w:unhideWhenUsed="0" w:uiPriority="0" w:semiHidden="0" w:name="List Continue 4"/>
+    <w:lsdException w:unhideWhenUsed="0" w:uiPriority="0" w:semiHidden="0" w:name="List Continue 5"/>
+    <w:lsdException w:unhideWhenUsed="0" w:uiPriority="0" w:semiHidden="0" w:name="Message Header"/>
+    <w:lsdException w:qFormat="1" w:unhideWhenUsed="0" w:uiPriority="0" w:semiHidden="0" w:name="Subtitle"/>
+    <w:lsdException w:unhideWhenUsed="0" w:uiPriority="0" w:semiHidden="0" w:name="Salutation"/>
+    <w:lsdException w:unhideWhenUsed="0" w:uiPriority="0" w:semiHidden="0" w:name="Date"/>
+    <w:lsdException w:unhideWhenUsed="0" w:uiPriority="0" w:semiHidden="0" w:name="Body Text First Indent"/>
+    <w:lsdException w:unhideWhenUsed="0" w:uiPriority="0" w:semiHidden="0" w:name="Body Text First Indent 2"/>
+    <w:lsdException w:uiPriority="99" w:name="Note Heading"/>
+    <w:lsdException w:unhideWhenUsed="0" w:uiPriority="0" w:semiHidden="0" w:name="Body Text 2"/>
+    <w:lsdException w:unhideWhenUsed="0" w:uiPriority="0" w:semiHidden="0" w:name="Body Text 3"/>
+    <w:lsdException w:unhideWhenUsed="0" w:uiPriority="0" w:semiHidden="0" w:name="Body Text Indent 2"/>
+    <w:lsdException w:unhideWhenUsed="0" w:uiPriority="0" w:semiHidden="0" w:name="Body Text Indent 3"/>
+    <w:lsdException w:unhideWhenUsed="0" w:uiPriority="0" w:semiHidden="0" w:name="Block Text"/>
+    <w:lsdException w:unhideWhenUsed="0" w:uiPriority="0" w:semiHidden="0" w:name="Hyperlink"/>
+    <w:lsdException w:unhideWhenUsed="0" w:uiPriority="0" w:semiHidden="0" w:name="FollowedHyperlink"/>
+    <w:lsdException w:qFormat="1" w:unhideWhenUsed="0" w:uiPriority="0" w:semiHidden="0" w:name="Strong"/>
+    <w:lsdException w:qFormat="1" w:unhideWhenUsed="0" w:uiPriority="0" w:semiHidden="0" w:name="Emphasis"/>
+    <w:lsdException w:unhideWhenUsed="0" w:uiPriority="0" w:semiHidden="0" w:name="Document Map"/>
+    <w:lsdException w:unhideWhenUsed="0" w:uiPriority="0" w:semiHidden="0" w:name="Plain Text"/>
+    <w:lsdException w:unhideWhenUsed="0" w:uiPriority="0" w:semiHidden="0" w:name="E-mail Signature"/>
+    <w:lsdException w:qFormat="1" w:unhideWhenUsed="0" w:uiPriority="0" w:semiHidden="0" w:name="Normal (Web)"/>
+    <w:lsdException w:unhideWhenUsed="0" w:uiPriority="0" w:semiHidden="0" w:name="HTML Acronym"/>
+    <w:lsdException w:unhideWhenUsed="0" w:uiPriority="0" w:semiHidden="0" w:name="HTML Address"/>
+    <w:lsdException w:unhideWhenUsed="0" w:uiPriority="0" w:semiHidden="0" w:name="HTML Cite"/>
+    <w:lsdException w:unhideWhenUsed="0" w:uiPriority="0" w:semiHidden="0" w:name="HTML Code"/>
+    <w:lsdException w:unhideWhenUsed="0" w:uiPriority="0" w:semiHidden="0" w:name="HTML Definition"/>
+    <w:lsdException w:unhideWhenUsed="0" w:uiPriority="0" w:semiHidden="0" w:name="HTML Keyboard"/>
+    <w:lsdException w:unhideWhenUsed="0" w:uiPriority="0" w:semiHidden="0" w:name="HTML Preformatted"/>
+    <w:lsdException w:unhideWhenUsed="0" w:uiPriority="0" w:semiHidden="0" w:name="HTML Sample"/>
+    <w:lsdException w:unhideWhenUsed="0" w:uiPriority="0" w:semiHidden="0" w:name="HTML Typewriter"/>
+    <w:lsdException w:unhideWhenUsed="0" w:uiPriority="0" w:semiHidden="0" w:name="HTML Variable"/>
+    <w:lsdException w:qFormat="1" w:unhideWhenUsed="0" w:uiPriority="0" w:name="Normal Table"/>
+    <w:lsdException w:unhideWhenUsed="0" w:uiPriority="0" w:semiHidden="0" w:name="annotation subject"/>
+    <w:lsdException w:unhideWhenUsed="0" w:uiPriority="0" w:semiHidden="0" w:name="Table Simple 1"/>
+    <w:lsdException w:unhideWhenUsed="0" w:uiPriority="0" w:semiHidden="0" w:name="Table Simple 2"/>
+    <w:lsdException w:unhideWhenUsed="0" w:uiPriority="0" w:semiHidden="0" w:name="Table Simple 3"/>
+    <w:lsdException w:unhideWhenUsed="0" w:uiPriority="0" w:semiHidden="0" w:name="Table Classic 1"/>
+    <w:lsdException w:unhideWhenUsed="0" w:uiPriority="0" w:semiHidden="0" w:name="Table Classic 2"/>
+    <w:lsdException w:unhideWhenUsed="0" w:uiPriority="0" w:semiHidden="0" w:name="Table Classic 3"/>
+    <w:lsdException w:unhideWhenUsed="0" w:uiPriority="0" w:semiHidden="0" w:name="Table Classic 4"/>
+    <w:lsdException w:unhideWhenUsed="0" w:uiPriority="0" w:semiHidden="0" w:name="Table Colorful 1"/>
+    <w:lsdException w:unhideWhenUsed="0" w:uiPriority="0" w:semiHidden="0" w:name="Table Colorful 2"/>
+    <w:lsdException w:unhideWhenUsed="0" w:uiPriority="0" w:semiHidden="0" w:name="Table Colorful 3"/>
+    <w:lsdException w:unhideWhenUsed="0" w:uiPriority="0" w:semiHidden="0" w:name="Table Columns 1"/>
+    <w:lsdException w:unhideWhenUsed="0" w:uiPriority="0" w:semiHidden="0" w:name="Table Columns 2"/>
+    <w:lsdException w:unhideWhenUsed="0" w:uiPriority="0" w:semiHidden="0" w:name="Table Columns 3"/>
+    <w:lsdException w:unhideWhenUsed="0" w:uiPriority="0" w:semiHidden="0" w:name="Table Columns 4"/>
+    <w:lsdException w:unhideWhenUsed="0" w:uiPriority="0" w:semiHidden="0" w:name="Table Columns 5"/>
+    <w:lsdException w:unhideWhenUsed="0" w:uiPriority="0" w:semiHidden="0" w:name="Table Grid 1"/>
+    <w:lsdException w:unhideWhenUsed="0" w:uiPriority="0" w:semiHidden="0" w:name="Table Grid 2"/>
+    <w:lsdException w:unhideWhenUsed="0" w:uiPriority="0" w:semiHidden="0" w:name="Table Grid 3"/>
+    <w:lsdException w:unhideWhenUsed="0" w:uiPriority="0" w:semiHidden="0" w:name="Table Grid 4"/>
+    <w:lsdException w:unhideWhenUsed="0" w:uiPriority="0" w:semiHidden="0" w:name="Table Grid 5"/>
+    <w:lsdException w:unhideWhenUsed="0" w:uiPriority="0" w:semiHidden="0" w:name="Table Grid 6"/>
+    <w:lsdException w:unhideWhenUsed="0" w:uiPriority="0" w:semiHidden="0" w:name="Table Grid 7"/>
+    <w:lsdException w:unhideWhenUsed="0" w:uiPriority="0" w:semiHidden="0" w:name="Table Grid 8"/>
+    <w:lsdException w:unhideWhenUsed="0" w:uiPriority="0" w:semiHidden="0" w:name="Table List 1"/>
+    <w:lsdException w:unhideWhenUsed="0" w:uiPriority="0" w:semiHidden="0" w:name="Table List 2"/>
+    <w:lsdException w:unhideWhenUsed="0" w:uiPriority="0" w:semiHidden="0" w:name="Table List 3"/>
+    <w:lsdException w:unhideWhenUsed="0" w:uiPriority="0" w:semiHidden="0" w:name="Table List 4"/>
+    <w:lsdException w:unhideWhenUsed="0" w:uiPriority="0" w:semiHidden="0" w:name="Table List 5"/>
+    <w:lsdException w:unhideWhenUsed="0" w:uiPriority="0" w:semiHidden="0" w:name="Table List 6"/>
+    <w:lsdException w:unhideWhenUsed="0" w:uiPriority="0" w:semiHidden="0" w:name="Table List 7"/>
+    <w:lsdException w:unhideWhenUsed="0" w:uiPriority="0" w:semiHidden="0" w:name="Table List 8"/>
+    <w:lsdException w:unhideWhenUsed="0" w:uiPriority="0" w:semiHidden="0" w:name="Table 3D effects 1"/>
+    <w:lsdException w:unhideWhenUsed="0" w:uiPriority="0" w:semiHidden="0" w:name="Table 3D effects 2"/>
+    <w:lsdException w:unhideWhenUsed="0" w:uiPriority="0" w:semiHidden="0" w:name="Table 3D effects 3"/>
+    <w:lsdException w:unhideWhenUsed="0" w:uiPriority="0" w:semiHidden="0" w:name="Table Contemporary"/>
+    <w:lsdException w:unhideWhenUsed="0" w:uiPriority="0" w:semiHidden="0" w:name="Table Elegant"/>
+    <w:lsdException w:unhideWhenUsed="0" w:uiPriority="0" w:semiHidden="0" w:name="Table Professional"/>
+    <w:lsdException w:unhideWhenUsed="0" w:uiPriority="0" w:semiHidden="0" w:name="Table Subtle 1"/>
+    <w:lsdException w:unhideWhenUsed="0" w:uiPriority="0" w:semiHidden="0" w:name="Table Subtle 2"/>
+    <w:lsdException w:unhideWhenUsed="0" w:uiPriority="0" w:semiHidden="0" w:name="Table Web 1"/>
+    <w:lsdException w:unhideWhenUsed="0" w:uiPriority="0" w:semiHidden="0" w:name="Table Web 2"/>
+    <w:lsdException w:unhideWhenUsed="0" w:uiPriority="0" w:semiHidden="0" w:name="Table Web 3"/>
+    <w:lsdException w:unhideWhenUsed="0" w:uiPriority="0" w:semiHidden="0" w:name="Balloon Text"/>
+    <w:lsdException w:qFormat="1" w:unhideWhenUsed="0" w:uiPriority="0" w:semiHidden="0" w:name="Table Grid"/>
+    <w:lsdException w:unhideWhenUsed="0" w:uiPriority="0" w:semiHidden="0" w:name="Table Theme"/>
+    <w:lsdException w:unhideWhenUsed="0" w:uiPriority="60" w:semiHidden="0" w:name="Light Shading"/>
+    <w:lsdException w:unhideWhenUsed="0" w:uiPriority="61" w:semiHidden="0" w:name="Light List"/>
+    <w:lsdException w:unhideWhenUsed="0" w:uiPriority="62" w:semiHidden="0" w:name="Light Grid"/>
+    <w:lsdException w:unhideWhenUsed="0" w:uiPriority="63" w:semiHidden="0" w:name="Medium Shading 1"/>
+    <w:lsdException w:unhideWhenUsed="0" w:uiPriority="64" w:semiHidden="0" w:name="Medium Shading 2"/>
+    <w:lsdException w:unhideWhenUsed="0" w:uiPriority="65" w:semiHidden="0" w:name="Medium List 1"/>
+    <w:lsdException w:unhideWhenUsed="0" w:uiPriority="66" w:semiHidden="0" w:name="Medium List 2"/>
+    <w:lsdException w:unhideWhenUsed="0" w:uiPriority="67" w:semiHidden="0" w:name="Medium Grid 1"/>
+    <w:lsdException w:unhideWhenUsed="0" w:uiPriority="68" w:semiHidden="0" w:name="Medium Grid 2"/>
+    <w:lsdException w:unhideWhenUsed="0" w:uiPriority="69" w:semiHidden="0" w:name="Medium Grid 3"/>
+    <w:lsdException w:unhideWhenUsed="0" w:uiPriority="70" w:semiHidden="0" w:name="Dark List"/>
+    <w:lsdException w:unhideWhenUsed="0" w:uiPriority="71" w:semiHidden="0" w:name="Colorful Shading"/>
+    <w:lsdException w:unhideWhenUsed="0" w:uiPriority="72" w:semiHidden="0" w:name="Colorful List"/>
+    <w:lsdException w:unhideWhenUsed="0" w:uiPriority="73" w:semiHidden="0" w:name="Colorful Grid"/>
+    <w:lsdException w:unhideWhenUsed="0" w:uiPriority="60" w:semiHidden="0" w:name="Light Shading Accent 1"/>
+    <w:lsdException w:unhideWhenUsed="0" w:uiPriority="61" w:semiHidden="0" w:name="Light List Accent 1"/>
+    <w:lsdException w:unhideWhenUsed="0" w:uiPriority="62" w:semiHidden="0" w:name="Light Grid Accent 1"/>
+    <w:lsdException w:unhideWhenUsed="0" w:uiPriority="63" w:semiHidden="0" w:name="Medium Shading 1 Accent 1"/>
+    <w:lsdException w:unhideWhenUsed="0" w:uiPriority="64" w:semiHidden="0" w:name="Medium Shading 2 Accent 1"/>
+    <w:lsdException w:unhideWhenUsed="0" w:uiPriority="65" w:semiHidden="0" w:name="Medium List 1 Accent 1"/>
+    <w:lsdException w:unhideWhenUsed="0" w:uiPriority="66" w:semiHidden="0" w:name="Medium List 2 Accent 1"/>
+    <w:lsdException w:unhideWhenUsed="0" w:uiPriority="67" w:semiHidden="0" w:name="Medium Grid 1 Accent 1"/>
+    <w:lsdException w:unhideWhenUsed="0" w:uiPriority="68" w:semiHidden="0" w:name="Medium Grid 2 Accent 1"/>
+    <w:lsdException w:unhideWhenUsed="0" w:uiPriority="69" w:semiHidden="0" w:name="Medium Grid 3 Accent 1"/>
+    <w:lsdException w:unhideWhenUsed="0" w:uiPriority="70" w:semiHidden="0" w:name="Dark List Accent 1"/>
+    <w:lsdException w:unhideWhenUsed="0" w:uiPriority="71" w:semiHidden="0" w:name="Colorful Shading Accent 1"/>
+    <w:lsdException w:unhideWhenUsed="0" w:uiPriority="72" w:semiHidden="0" w:name="Colorful List Accent 1"/>
+    <w:lsdException w:unhideWhenUsed="0" w:uiPriority="73" w:semiHidden="0" w:name="Colorful Grid Accent 1"/>
+    <w:lsdException w:unhideWhenUsed="0" w:uiPriority="60" w:semiHidden="0" w:name="Light Shading Accent 2"/>
+    <w:lsdException w:unhideWhenUsed="0" w:uiPriority="61" w:semiHidden="0" w:name="Light List Accent 2"/>
+    <w:lsdException w:unhideWhenUsed="0" w:uiPriority="62" w:semiHidden="0" w:name="Light Grid Accent 2"/>
+    <w:lsdException w:unhideWhenUsed="0" w:uiPriority="63" w:semiHidden="0" w:name="Medium Shading 1 Accent 2"/>
+    <w:lsdException w:unhideWhenUsed="0" w:uiPriority="64" w:semiHidden="0" w:name="Medium Shading 2 Accent 2"/>
+    <w:lsdException w:unhideWhenUsed="0" w:uiPriority="65" w:semiHidden="0" w:name="Medium List 1 Accent 2"/>
+    <w:lsdException w:unhideWhenUsed="0" w:uiPriority="66" w:semiHidden="0" w:name="Medium List 2 Accent 2"/>
+    <w:lsdException w:unhideWhenUsed="0" w:uiPriority="67" w:semiHidden="0" w:name="Medium Grid 1 Accent 2"/>
+    <w:lsdException w:unhideWhenUsed="0" w:uiPriority="68" w:semiHidden="0" w:name="Medium Grid 2 Accent 2"/>
+    <w:lsdException w:unhideWhenUsed="0" w:uiPriority="69" w:semiHidden="0" w:name="Medium Grid 3 Accent 2"/>
+    <w:lsdException w:unhideWhenUsed="0" w:uiPriority="70" w:semiHidden="0" w:name="Dark List Accent 2"/>
+    <w:lsdException w:unhideWhenUsed="0" w:uiPriority="71" w:semiHidden="0" w:name="Colorful Shading Accent 2"/>
+    <w:lsdException w:unhideWhenUsed="0" w:uiPriority="72" w:semiHidden="0" w:name="Colorful List Accent 2"/>
+    <w:lsdException w:unhideWhenUsed="0" w:uiPriority="73" w:semiHidden="0" w:name="Colorful Grid Accent 2"/>
+    <w:lsdException w:unhideWhenUsed="0" w:uiPriority="60" w:semiHidden="0" w:name="Light Shading Accent 3"/>
+    <w:lsdException w:unhideWhenUsed="0" w:uiPriority="61" w:semiHidden="0" w:name="Light List Accent 3"/>
+    <w:lsdException w:unhideWhenUsed="0" w:uiPriority="62" w:semiHidden="0" w:name="Light Grid Accent 3"/>
+    <w:lsdException w:unhideWhenUsed="0" w:uiPriority="63" w:semiHidden="0" w:name="Medium Shading 1 Accent 3"/>
+    <w:lsdException w:unhideWhenUsed="0" w:uiPriority="64" w:semiHidden="0" w:name="Medium Shading 2 Accent 3"/>
+    <w:lsdException w:unhideWhenUsed="0" w:uiPriority="65" w:semiHidden="0" w:name="Medium List 1 Accent 3"/>
+    <w:lsdException w:unhideWhenUsed="0" w:uiPriority="66" w:semiHidden="0" w:name="Medium List 2 Accent 3"/>
+    <w:lsdException w:unhideWhenUsed="0" w:uiPriority="67" w:semiHidden="0" w:name="Medium Grid 1 Accent 3"/>
+    <w:lsdException w:unhideWhenUsed="0" w:uiPriority="68" w:semiHidden="0" w:name="Medium Grid 2 Accent 3"/>
+    <w:lsdException w:unhideWhenUsed="0" w:uiPriority="69" w:semiHidden="0" w:name="Medium Grid 3 Accent 3"/>
+    <w:lsdException w:unhideWhenUsed="0" w:uiPriority="70" w:semiHidden="0" w:name="Dark List Accent 3"/>
+    <w:lsdException w:unhideWhenUsed="0" w:uiPriority="71" w:semiHidden="0" w:name="Colorful Shading Accent 3"/>
+    <w:lsdException w:unhideWhenUsed="0" w:uiPriority="72" w:semiHidden="0" w:name="Colorful List Accent 3"/>
+    <w:lsdException w:unhideWhenUsed="0" w:uiPriority="73" w:semiHidden="0" w:name="Colorful Grid Accent 3"/>
+    <w:lsdException w:unhideWhenUsed="0" w:uiPriority="60" w:semiHidden="0" w:name="Light Shading Accent 4"/>
+    <w:lsdException w:unhideWhenUsed="0" w:uiPriority="61" w:semiHidden="0" w:name="Light List Accent 4"/>
+    <w:lsdException w:unhideWhenUsed="0" w:uiPriority="62" w:semiHidden="0" w:name="Light Grid Accent 4"/>
+    <w:lsdException w:unhideWhenUsed="0" w:uiPriority="63" w:semiHidden="0" w:name="Medium Shading 1 Accent 4"/>
+    <w:lsdException w:unhideWhenUsed="0" w:uiPriority="64" w:semiHidden="0" w:name="Medium Shading 2 Accent 4"/>
+    <w:lsdException w:unhideWhenUsed="0" w:uiPriority="65" w:semiHidden="0" w:name="Medium List 1 Accent 4"/>
+    <w:lsdException w:unhideWhenUsed="0" w:uiPriority="66" w:semiHidden="0" w:name="Medium List 2 Accent 4"/>
+    <w:lsdException w:unhideWhenUsed="0" w:uiPriority="67" w:semiHidden="0" w:name="Medium Grid 1 Accent 4"/>
+    <w:lsdException w:unhideWhenUsed="0" w:uiPriority="68" w:semiHidden="0" w:name="Medium Grid 2 Accent 4"/>
+    <w:lsdException w:unhideWhenUsed="0" w:uiPriority="69" w:semiHidden="0" w:name="Medium Grid 3 Accent 4"/>
+    <w:lsdException w:unhideWhenUsed="0" w:uiPriority="70" w:semiHidden="0" w:name="Dark List Accent 4"/>
+    <w:lsdException w:unhideWhenUsed="0" w:uiPriority="71" w:semiHidden="0" w:name="Colorful Shading Accent 4"/>
+    <w:lsdException w:unhideWhenUsed="0" w:uiPriority="72" w:semiHidden="0" w:name="Colorful List Accent 4"/>
+    <w:lsdException w:unhideWhenUsed="0" w:uiPriority="73" w:semiHidden="0" w:name="Colorful Grid Accent 4"/>
+    <w:lsdException w:unhideWhenUsed="0" w:uiPriority="60" w:semiHidden="0" w:name="Light Shading Accent 5"/>
+    <w:lsdException w:unhideWhenUsed="0" w:uiPriority="61" w:semiHidden="0" w:name="Light List Accent 5"/>
+    <w:lsdException w:unhideWhenUsed="0" w:uiPriority="62" w:semiHidden="0" w:name="Light Grid Accent 5"/>
+    <w:lsdException w:unhideWhenUsed="0" w:uiPriority="63" w:semiHidden="0" w:name="Medium Shading 1 Accent 5"/>
+    <w:lsdException w:unhideWhenUsed="0" w:uiPriority="64" w:semiHidden="0" w:name="Medium Shading 2 Accent 5"/>
+    <w:lsdException w:unhideWhenUsed="0" w:uiPriority="65" w:semiHidden="0" w:name="Medium List 1 Accent 5"/>
+    <w:lsdException w:unhideWhenUsed="0" w:uiPriority="66" w:semiHidden="0" w:name="Medium List 2 Accent 5"/>
+    <w:lsdException w:unhideWhenUsed="0" w:uiPriority="67" w:semiHidden="0" w:name="Medium Grid 1 Accent 5"/>
+    <w:lsdException w:unhideWhenUsed="0" w:uiPriority="68" w:semiHidden="0" w:name="Medium Grid 2 Accent 5"/>
+    <w:lsdException w:unhideWhenUsed="0" w:uiPriority="69" w:semiHidden="0" w:name="Medium Grid 3 Accent 5"/>
+    <w:lsdException w:unhideWhenUsed="0" w:uiPriority="70" w:semiHidden="0" w:name="Dark List Accent 5"/>
+    <w:lsdException w:unhideWhenUsed="0" w:uiPriority="71" w:semiHidden="0" w:name="Colorful Shading Accent 5"/>
+    <w:lsdException w:unhideWhenUsed="0" w:uiPriority="72" w:semiHidden="0" w:name="Colorful List Accent 5"/>
+    <w:lsdException w:unhideWhenUsed="0" w:uiPriority="73" w:semiHidden="0" w:name="Colorful Grid Accent 5"/>
+    <w:lsdException w:unhideWhenUsed="0" w:uiPriority="60" w:semiHidden="0" w:name="Light Shading Accent 6"/>
+    <w:lsdException w:unhideWhenUsed="0" w:uiPriority="61" w:semiHidden="0" w:name="Light List Accent 6"/>
+    <w:lsdException w:unhideWhenUsed="0" w:uiPriority="62" w:semiHidden="0" w:name="Light Grid Accent 6"/>
+    <w:lsdException w:unhideWhenUsed="0" w:uiPriority="63" w:semiHidden="0" w:name="Medium Shading 1 Accent 6"/>
+    <w:lsdException w:unhideWhenUsed="0" w:uiPriority="64" w:semiHidden="0" w:name="Medium Shading 2 Accent 6"/>
+    <w:lsdException w:unhideWhenUsed="0" w:uiPriority="65" w:semiHidden="0" w:name="Medium List 1 Accent 6"/>
+    <w:lsdException w:unhideWhenUsed="0" w:uiPriority="66" w:semiHidden="0" w:name="Medium List 2 Accent 6"/>
+    <w:lsdException w:unhideWhenUsed="0" w:uiPriority="67" w:semiHidden="0" w:name="Medium Grid 1 Accent 6"/>
+    <w:lsdException w:unhideWhenUsed="0" w:uiPriority="68" w:semiHidden="0" w:name="Medium Grid 2 Accent 6"/>
+    <w:lsdException w:unhideWhenUsed="0" w:uiPriority="69" w:semiHidden="0" w:name="Medium Grid 3 Accent 6"/>
+    <w:lsdException w:unhideWhenUsed="0" w:uiPriority="70" w:semiHidden="0" w:name="Dark List Accent 6"/>
+    <w:lsdException w:unhideWhenUsed="0" w:uiPriority="71" w:semiHidden="0" w:name="Colorful Shading Accent 6"/>
+    <w:lsdException w:unhideWhenUsed="0" w:uiPriority="72" w:semiHidden="0" w:name="Colorful List Accent 6"/>
+    <w:lsdException w:unhideWhenUsed="0" w:uiPriority="73" w:semiHidden="0" w:name="Colorful Grid Accent 6"/>
   </w:latentStyles>
-  <w:style w:type="paragraph" w:default="1" w:styleId="Normal">
+  <w:style w:type="paragraph" w:default="1" w:styleId="1">
     <w:name w:val="Normal"/>
     <w:qFormat/>
+    <w:uiPriority w:val="0"/>
     <w:pPr>
       <w:kinsoku w:val="0"/>
       <w:autoSpaceDE w:val="0"/>
@@ -9089,7 +9431,7 @@
       <w:textAlignment w:val="baseline"/>
     </w:pPr>
     <w:rPr>
-      <w:rFonts w:ascii="Arial" w:eastAsia="宋体" w:hAnsi="Arial" w:cs="Arial"/>
+      <w:rFonts w:ascii="Arial" w:hAnsi="Arial" w:eastAsia="宋体" w:cs="Arial"/>
       <w:snapToGrid w:val="0"/>
       <w:color w:val="000000"/>
       <w:kern w:val="0"/>
@@ -9098,11 +9440,12 @@
       <w:lang w:val="en-US" w:eastAsia="en-US" w:bidi="ar-SA"/>
     </w:rPr>
   </w:style>
-  <w:style w:type="paragraph" w:styleId="Heading1">
+  <w:style w:type="paragraph" w:styleId="2">
     <w:name w:val="heading 1"/>
-    <w:basedOn w:val="Normal"/>
-    <w:next w:val="Normal"/>
+    <w:basedOn w:val="1"/>
+    <w:next w:val="1"/>
     <w:qFormat/>
+    <w:uiPriority w:val="0"/>
     <w:pPr>
       <w:keepNext/>
       <w:keepLines/>
@@ -9120,12 +9463,13 @@
       <w:sz w:val="44"/>
     </w:rPr>
   </w:style>
-  <w:style w:type="paragraph" w:styleId="Heading2">
+  <w:style w:type="paragraph" w:styleId="3">
     <w:name w:val="heading 2"/>
-    <w:basedOn w:val="Normal"/>
-    <w:next w:val="Normal"/>
+    <w:basedOn w:val="1"/>
+    <w:next w:val="1"/>
     <w:unhideWhenUsed/>
     <w:qFormat/>
+    <w:uiPriority w:val="0"/>
     <w:pPr>
       <w:keepNext/>
       <w:keepLines/>
@@ -9138,18 +9482,19 @@
       <w:outlineLvl w:val="1"/>
     </w:pPr>
     <w:rPr>
-      <w:rFonts w:ascii="Arial" w:eastAsia="黑体" w:hAnsi="Arial"/>
+      <w:rFonts w:ascii="Arial" w:hAnsi="Arial" w:eastAsia="黑体"/>
       <w:b/>
       <w:sz w:val="32"/>
     </w:rPr>
   </w:style>
-  <w:style w:type="paragraph" w:styleId="Heading3">
+  <w:style w:type="paragraph" w:styleId="4">
     <w:name w:val="heading 3"/>
-    <w:basedOn w:val="Normal"/>
-    <w:next w:val="Normal"/>
+    <w:basedOn w:val="1"/>
+    <w:next w:val="1"/>
     <w:semiHidden/>
     <w:unhideWhenUsed/>
     <w:qFormat/>
+    <w:uiPriority w:val="0"/>
     <w:pPr>
       <w:keepNext/>
       <w:keepLines/>
@@ -9166,12 +9511,13 @@
       <w:sz w:val="32"/>
     </w:rPr>
   </w:style>
-  <w:style w:type="paragraph" w:styleId="Heading4">
+  <w:style w:type="paragraph" w:styleId="5">
     <w:name w:val="heading 4"/>
-    <w:basedOn w:val="Normal"/>
-    <w:next w:val="Normal"/>
+    <w:basedOn w:val="1"/>
+    <w:next w:val="1"/>
     <w:unhideWhenUsed/>
     <w:qFormat/>
+    <w:uiPriority w:val="0"/>
     <w:pPr>
       <w:keepNext/>
       <w:keepLines/>
@@ -9184,18 +9530,19 @@
       <w:outlineLvl w:val="3"/>
     </w:pPr>
     <w:rPr>
-      <w:rFonts w:ascii="Arial" w:eastAsia="黑体" w:hAnsi="Arial"/>
+      <w:rFonts w:ascii="Arial" w:hAnsi="Arial" w:eastAsia="黑体"/>
       <w:b/>
       <w:sz w:val="28"/>
     </w:rPr>
   </w:style>
-  <w:style w:type="paragraph" w:styleId="Heading5">
+  <w:style w:type="paragraph" w:styleId="6">
     <w:name w:val="heading 5"/>
-    <w:basedOn w:val="Normal"/>
-    <w:next w:val="Normal"/>
+    <w:basedOn w:val="1"/>
+    <w:next w:val="1"/>
     <w:semiHidden/>
     <w:unhideWhenUsed/>
     <w:qFormat/>
+    <w:uiPriority w:val="0"/>
     <w:pPr>
       <w:keepNext/>
       <w:keepLines/>
@@ -9212,13 +9559,14 @@
       <w:sz w:val="28"/>
     </w:rPr>
   </w:style>
-  <w:style w:type="paragraph" w:styleId="Heading6">
+  <w:style w:type="paragraph" w:styleId="7">
     <w:name w:val="heading 6"/>
-    <w:basedOn w:val="Normal"/>
-    <w:next w:val="Normal"/>
+    <w:basedOn w:val="1"/>
+    <w:next w:val="1"/>
     <w:semiHidden/>
     <w:unhideWhenUsed/>
     <w:qFormat/>
+    <w:uiPriority w:val="0"/>
     <w:pPr>
       <w:keepNext/>
       <w:keepLines/>
@@ -9231,18 +9579,19 @@
       <w:outlineLvl w:val="5"/>
     </w:pPr>
     <w:rPr>
-      <w:rFonts w:ascii="Arial" w:eastAsia="黑体" w:hAnsi="Arial"/>
+      <w:rFonts w:ascii="Arial" w:hAnsi="Arial" w:eastAsia="黑体"/>
       <w:b/>
       <w:sz w:val="24"/>
     </w:rPr>
   </w:style>
-  <w:style w:type="paragraph" w:styleId="Heading7">
+  <w:style w:type="paragraph" w:styleId="8">
     <w:name w:val="heading 7"/>
-    <w:basedOn w:val="Normal"/>
-    <w:next w:val="Normal"/>
+    <w:basedOn w:val="1"/>
+    <w:next w:val="1"/>
     <w:semiHidden/>
     <w:unhideWhenUsed/>
     <w:qFormat/>
+    <w:uiPriority w:val="0"/>
     <w:pPr>
       <w:keepNext/>
       <w:keepLines/>
@@ -9259,13 +9608,14 @@
       <w:sz w:val="24"/>
     </w:rPr>
   </w:style>
-  <w:style w:type="paragraph" w:styleId="Heading8">
+  <w:style w:type="paragraph" w:styleId="9">
     <w:name w:val="heading 8"/>
-    <w:basedOn w:val="Normal"/>
-    <w:next w:val="Normal"/>
+    <w:basedOn w:val="1"/>
+    <w:next w:val="1"/>
     <w:semiHidden/>
     <w:unhideWhenUsed/>
     <w:qFormat/>
+    <w:uiPriority w:val="0"/>
     <w:pPr>
       <w:keepNext/>
       <w:keepLines/>
@@ -9278,17 +9628,18 @@
       <w:outlineLvl w:val="7"/>
     </w:pPr>
     <w:rPr>
-      <w:rFonts w:ascii="Arial" w:eastAsia="黑体" w:hAnsi="Arial"/>
+      <w:rFonts w:ascii="Arial" w:hAnsi="Arial" w:eastAsia="黑体"/>
       <w:sz w:val="24"/>
     </w:rPr>
   </w:style>
-  <w:style w:type="paragraph" w:styleId="Heading9">
+  <w:style w:type="paragraph" w:styleId="10">
     <w:name w:val="heading 9"/>
-    <w:basedOn w:val="Normal"/>
-    <w:next w:val="Normal"/>
+    <w:basedOn w:val="1"/>
+    <w:next w:val="1"/>
     <w:semiHidden/>
     <w:unhideWhenUsed/>
     <w:qFormat/>
+    <w:uiPriority w:val="0"/>
     <w:pPr>
       <w:keepNext/>
       <w:keepLines/>
@@ -9301,19 +9652,21 @@
       <w:outlineLvl w:val="8"/>
     </w:pPr>
     <w:rPr>
-      <w:rFonts w:ascii="Arial" w:eastAsia="黑体" w:hAnsi="Arial"/>
+      <w:rFonts w:ascii="Arial" w:hAnsi="Arial" w:eastAsia="黑体"/>
       <w:sz w:val="21"/>
     </w:rPr>
   </w:style>
-  <w:style w:type="character" w:default="1" w:styleId="DefaultParagraphFont">
+  <w:style w:type="character" w:default="1" w:styleId="22">
     <w:name w:val="Default Paragraph Font"/>
     <w:semiHidden/>
     <w:qFormat/>
+    <w:uiPriority w:val="0"/>
   </w:style>
-  <w:style w:type="table" w:default="1" w:styleId="TableNormal">
+  <w:style w:type="table" w:default="1" w:styleId="20">
     <w:name w:val="Normal Table"/>
     <w:semiHidden/>
     <w:qFormat/>
+    <w:uiPriority w:val="0"/>
     <w:tblPr>
       <w:tblCellMar>
         <w:top w:w="0" w:type="dxa"/>
@@ -9323,39 +9676,43 @@
       </w:tblCellMar>
     </w:tblPr>
   </w:style>
-  <w:style w:type="paragraph" w:styleId="CommentText">
+  <w:style w:type="paragraph" w:styleId="11">
     <w:name w:val="annotation text"/>
-    <w:basedOn w:val="Normal"/>
+    <w:basedOn w:val="1"/>
     <w:qFormat/>
+    <w:uiPriority w:val="0"/>
     <w:pPr>
       <w:jc w:val="left"/>
     </w:pPr>
   </w:style>
-  <w:style w:type="paragraph" w:styleId="BodyText">
+  <w:style w:type="paragraph" w:styleId="12">
     <w:name w:val="Body Text"/>
-    <w:basedOn w:val="Normal"/>
+    <w:basedOn w:val="1"/>
     <w:semiHidden/>
     <w:qFormat/>
+    <w:uiPriority w:val="0"/>
     <w:rPr>
-      <w:rFonts w:ascii="Arial" w:eastAsia="Arial" w:hAnsi="Arial" w:cs="Arial"/>
+      <w:rFonts w:ascii="Arial" w:hAnsi="Arial" w:eastAsia="Arial" w:cs="Arial"/>
       <w:sz w:val="21"/>
       <w:szCs w:val="21"/>
       <w:lang w:val="en-US" w:eastAsia="en-US" w:bidi="ar-SA"/>
     </w:rPr>
   </w:style>
-  <w:style w:type="paragraph" w:styleId="TOC3">
+  <w:style w:type="paragraph" w:styleId="13">
     <w:name w:val="toc 3"/>
-    <w:basedOn w:val="Normal"/>
-    <w:next w:val="Normal"/>
+    <w:basedOn w:val="1"/>
+    <w:next w:val="1"/>
     <w:qFormat/>
+    <w:uiPriority w:val="0"/>
     <w:pPr>
       <w:ind w:left="840" w:leftChars="400"/>
     </w:pPr>
   </w:style>
-  <w:style w:type="paragraph" w:styleId="Footer">
+  <w:style w:type="paragraph" w:styleId="14">
     <w:name w:val="footer"/>
-    <w:basedOn w:val="Normal"/>
+    <w:basedOn w:val="1"/>
     <w:qFormat/>
+    <w:uiPriority w:val="0"/>
     <w:pPr>
       <w:tabs>
         <w:tab w:val="center" w:pos="4153"/>
@@ -9368,16 +9725,17 @@
       <w:sz w:val="18"/>
     </w:rPr>
   </w:style>
-  <w:style w:type="paragraph" w:styleId="Header">
+  <w:style w:type="paragraph" w:styleId="15">
     <w:name w:val="header"/>
-    <w:basedOn w:val="Normal"/>
+    <w:basedOn w:val="1"/>
     <w:qFormat/>
+    <w:uiPriority w:val="0"/>
     <w:pPr>
       <w:pBdr>
-        <w:top w:val="nil"/>
-        <w:left w:val="nil"/>
-        <w:bottom w:val="nil"/>
-        <w:right w:val="nil"/>
+        <w:top w:val="none" w:color="auto" w:sz="0" w:space="0"/>
+        <w:left w:val="none" w:color="auto" w:sz="0" w:space="0"/>
+        <w:bottom w:val="none" w:color="auto" w:sz="0" w:space="0"/>
+        <w:right w:val="none" w:color="auto" w:sz="0" w:space="0"/>
       </w:pBdr>
       <w:tabs>
         <w:tab w:val="center" w:pos="4153"/>
@@ -9392,37 +9750,41 @@
       <w:sz w:val="18"/>
     </w:rPr>
   </w:style>
-  <w:style w:type="paragraph" w:styleId="TOC1">
+  <w:style w:type="paragraph" w:styleId="16">
     <w:name w:val="toc 1"/>
-    <w:basedOn w:val="Normal"/>
-    <w:next w:val="Normal"/>
+    <w:basedOn w:val="1"/>
+    <w:next w:val="1"/>
     <w:qFormat/>
+    <w:uiPriority w:val="0"/>
     <w:rPr>
-      <w:rFonts w:ascii="Arial" w:eastAsia="Microsoft JhengHei" w:hAnsi="Arial"/>
+      <w:rFonts w:ascii="Arial" w:hAnsi="Arial" w:eastAsia="Microsoft JhengHei"/>
       <w:sz w:val="24"/>
     </w:rPr>
   </w:style>
-  <w:style w:type="paragraph" w:styleId="TOC2">
+  <w:style w:type="paragraph" w:styleId="17">
     <w:name w:val="toc 2"/>
-    <w:basedOn w:val="Normal"/>
-    <w:next w:val="Normal"/>
+    <w:basedOn w:val="1"/>
+    <w:next w:val="1"/>
     <w:qFormat/>
+    <w:uiPriority w:val="0"/>
     <w:pPr>
       <w:ind w:left="420" w:leftChars="200"/>
     </w:pPr>
   </w:style>
-  <w:style w:type="paragraph" w:styleId="NormalWeb">
+  <w:style w:type="paragraph" w:styleId="18">
     <w:name w:val="Normal (Web)"/>
-    <w:basedOn w:val="Normal"/>
+    <w:basedOn w:val="1"/>
     <w:qFormat/>
+    <w:uiPriority w:val="0"/>
     <w:rPr>
       <w:sz w:val="24"/>
     </w:rPr>
   </w:style>
-  <w:style w:type="paragraph" w:styleId="Title">
+  <w:style w:type="paragraph" w:styleId="19">
     <w:name w:val="Title"/>
-    <w:basedOn w:val="Normal"/>
+    <w:basedOn w:val="1"/>
     <w:qFormat/>
+    <w:uiPriority w:val="0"/>
     <w:pPr>
       <w:spacing w:before="240" w:beforeLines="0" w:beforeAutospacing="0" w:after="60" w:afterLines="0" w:afterAutospacing="0"/>
       <w:jc w:val="center"/>
@@ -9434,68 +9796,73 @@
       <w:sz w:val="32"/>
     </w:rPr>
   </w:style>
-  <w:style w:type="table" w:styleId="TableGrid">
+  <w:style w:type="table" w:styleId="21">
     <w:name w:val="Table Grid"/>
-    <w:basedOn w:val="TableNormal"/>
+    <w:basedOn w:val="20"/>
     <w:qFormat/>
+    <w:uiPriority w:val="0"/>
     <w:pPr>
       <w:widowControl w:val="0"/>
       <w:jc w:val="both"/>
     </w:pPr>
     <w:tblPr>
       <w:tblBorders>
-        <w:top w:val="single" w:sz="4" w:space="0" w:color="auto"/>
-        <w:left w:val="single" w:sz="4" w:space="0" w:color="auto"/>
-        <w:bottom w:val="single" w:sz="4" w:space="0" w:color="auto"/>
-        <w:right w:val="single" w:sz="4" w:space="0" w:color="auto"/>
-        <w:insideH w:val="single" w:sz="4" w:space="0" w:color="auto"/>
-        <w:insideV w:val="single" w:sz="4" w:space="0" w:color="auto"/>
+        <w:top w:val="single" w:color="auto" w:sz="4" w:space="0"/>
+        <w:left w:val="single" w:color="auto" w:sz="4" w:space="0"/>
+        <w:bottom w:val="single" w:color="auto" w:sz="4" w:space="0"/>
+        <w:right w:val="single" w:color="auto" w:sz="4" w:space="0"/>
+        <w:insideH w:val="single" w:color="auto" w:sz="4" w:space="0"/>
+        <w:insideV w:val="single" w:color="auto" w:sz="4" w:space="0"/>
       </w:tblBorders>
     </w:tblPr>
   </w:style>
-  <w:style w:type="character" w:styleId="Strong">
+  <w:style w:type="character" w:styleId="23">
     <w:name w:val="Strong"/>
-    <w:basedOn w:val="DefaultParagraphFont"/>
+    <w:basedOn w:val="22"/>
     <w:qFormat/>
+    <w:uiPriority w:val="0"/>
     <w:rPr>
       <w:b/>
     </w:rPr>
   </w:style>
-  <w:style w:type="paragraph" w:customStyle="1" w:styleId="a">
+  <w:style w:type="paragraph" w:customStyle="1" w:styleId="24">
     <w:name w:val="柴_公司名"/>
-    <w:basedOn w:val="Title"/>
+    <w:basedOn w:val="19"/>
     <w:qFormat/>
+    <w:uiPriority w:val="0"/>
     <w:pPr>
       <w:spacing w:after="600" w:afterLines="600"/>
     </w:pPr>
     <w:rPr>
-      <w:rFonts w:ascii="宋体" w:eastAsia="宋体" w:hAnsi="宋体" w:cs="宋体" w:hint="eastAsia"/>
+      <w:rFonts w:hint="eastAsia" w:ascii="宋体" w:hAnsi="宋体" w:eastAsia="宋体" w:cs="宋体"/>
       <w:bCs/>
       <w:spacing w:val="-6"/>
       <w:sz w:val="52"/>
       <w:szCs w:val="52"/>
     </w:rPr>
   </w:style>
-  <w:style w:type="paragraph" w:customStyle="1" w:styleId="a0">
+  <w:style w:type="paragraph" w:customStyle="1" w:styleId="25">
     <w:name w:val="柴_文档名"/>
-    <w:basedOn w:val="Title"/>
+    <w:basedOn w:val="19"/>
     <w:qFormat/>
+    <w:uiPriority w:val="0"/>
     <w:pPr>
       <w:spacing w:after="900" w:afterLines="900"/>
     </w:pPr>
     <w:rPr>
-      <w:rFonts w:ascii="黑体" w:eastAsia="黑体" w:hAnsi="黑体" w:cs="黑体"/>
+      <w:rFonts w:ascii="黑体" w:hAnsi="黑体" w:eastAsia="黑体" w:cs="黑体"/>
       <w:bCs/>
       <w:spacing w:val="-7"/>
       <w:sz w:val="52"/>
       <w:szCs w:val="52"/>
     </w:rPr>
   </w:style>
-  <w:style w:type="table" w:customStyle="1" w:styleId="TableNormal0">
+  <w:style w:type="table" w:customStyle="1" w:styleId="26">
     <w:name w:val="Table Normal_0"/>
     <w:semiHidden/>
     <w:unhideWhenUsed/>
     <w:qFormat/>
+    <w:uiPriority w:val="0"/>
     <w:tblPr>
       <w:tblCellMar>
         <w:top w:w="0" w:type="dxa"/>
@@ -9505,83 +9872,89 @@
       </w:tblCellMar>
     </w:tblPr>
   </w:style>
-  <w:style w:type="paragraph" w:customStyle="1" w:styleId="TableText">
+  <w:style w:type="paragraph" w:customStyle="1" w:styleId="27">
     <w:name w:val="Table Text"/>
-    <w:basedOn w:val="Normal"/>
+    <w:basedOn w:val="1"/>
     <w:semiHidden/>
     <w:qFormat/>
+    <w:uiPriority w:val="0"/>
     <w:rPr>
-      <w:rFonts w:ascii="宋体" w:eastAsia="宋体" w:hAnsi="宋体" w:cs="宋体"/>
+      <w:rFonts w:ascii="宋体" w:hAnsi="宋体" w:eastAsia="宋体" w:cs="宋体"/>
       <w:sz w:val="21"/>
       <w:szCs w:val="21"/>
       <w:lang w:val="en-US" w:eastAsia="en-US" w:bidi="ar-SA"/>
     </w:rPr>
   </w:style>
-  <w:style w:type="paragraph" w:customStyle="1" w:styleId="1">
+  <w:style w:type="paragraph" w:customStyle="1" w:styleId="28">
     <w:name w:val="柴_标题1"/>
-    <w:basedOn w:val="Heading1"/>
-    <w:next w:val="a1"/>
-    <w:link w:val="1Char"/>
+    <w:basedOn w:val="2"/>
+    <w:next w:val="29"/>
+    <w:link w:val="38"/>
     <w:qFormat/>
+    <w:uiPriority w:val="0"/>
     <w:pPr>
       <w:spacing w:before="100" w:after="90" w:line="360" w:lineRule="auto"/>
     </w:pPr>
     <w:rPr>
-      <w:rFonts w:ascii="Arial" w:eastAsia="宋体" w:hAnsi="Arial"/>
+      <w:rFonts w:ascii="Arial" w:hAnsi="Arial" w:eastAsia="宋体"/>
       <w:sz w:val="32"/>
     </w:rPr>
   </w:style>
-  <w:style w:type="paragraph" w:customStyle="1" w:styleId="a1">
+  <w:style w:type="paragraph" w:customStyle="1" w:styleId="29">
     <w:name w:val="柴_正文"/>
-    <w:basedOn w:val="BodyText"/>
-    <w:link w:val="Char"/>
+    <w:basedOn w:val="12"/>
+    <w:link w:val="42"/>
     <w:qFormat/>
+    <w:uiPriority w:val="0"/>
     <w:pPr>
       <w:spacing w:line="360" w:lineRule="auto"/>
       <w:ind w:firstLine="470" w:firstLineChars="200"/>
     </w:pPr>
     <w:rPr>
-      <w:rFonts w:ascii="Arial" w:eastAsia="宋体" w:hAnsi="Arial"/>
+      <w:rFonts w:ascii="Arial" w:hAnsi="Arial" w:eastAsia="宋体"/>
       <w:sz w:val="24"/>
       <w:lang w:eastAsia="zh-CN"/>
     </w:rPr>
   </w:style>
-  <w:style w:type="paragraph" w:customStyle="1" w:styleId="2">
+  <w:style w:type="paragraph" w:customStyle="1" w:styleId="30">
     <w:name w:val="柴_标题2"/>
-    <w:basedOn w:val="Heading2"/>
-    <w:next w:val="a1"/>
-    <w:link w:val="2Char"/>
+    <w:basedOn w:val="3"/>
+    <w:next w:val="29"/>
+    <w:link w:val="44"/>
     <w:qFormat/>
+    <w:uiPriority w:val="0"/>
     <w:pPr>
       <w:spacing w:line="360" w:lineRule="auto"/>
     </w:pPr>
     <w:rPr>
-      <w:rFonts w:ascii="Arial" w:eastAsia="宋体" w:hAnsi="Arial"/>
+      <w:rFonts w:ascii="Arial" w:hAnsi="Arial" w:eastAsia="宋体"/>
       <w:sz w:val="28"/>
     </w:rPr>
   </w:style>
-  <w:style w:type="paragraph" w:customStyle="1" w:styleId="3">
+  <w:style w:type="paragraph" w:customStyle="1" w:styleId="31">
     <w:name w:val="柴_标题3"/>
-    <w:basedOn w:val="Heading3"/>
-    <w:next w:val="a1"/>
-    <w:link w:val="3Char"/>
+    <w:basedOn w:val="4"/>
+    <w:next w:val="29"/>
+    <w:link w:val="43"/>
     <w:qFormat/>
+    <w:uiPriority w:val="0"/>
     <w:pPr>
       <w:spacing w:line="360" w:lineRule="auto"/>
       <w:ind w:left="0" w:firstLine="472" w:firstLineChars="200"/>
     </w:pPr>
     <w:rPr>
-      <w:rFonts w:ascii="宋体" w:eastAsia="宋体" w:hAnsi="宋体" w:cs="宋体"/>
+      <w:rFonts w:ascii="宋体" w:hAnsi="宋体" w:eastAsia="宋体" w:cs="宋体"/>
       <w:spacing w:val="-2"/>
       <w:sz w:val="24"/>
       <w:szCs w:val="24"/>
     </w:rPr>
   </w:style>
-  <w:style w:type="paragraph" w:customStyle="1" w:styleId="a2">
+  <w:style w:type="paragraph" w:customStyle="1" w:styleId="32">
     <w:name w:val="柴_目录"/>
-    <w:basedOn w:val="Normal"/>
-    <w:next w:val="BodyText"/>
+    <w:basedOn w:val="1"/>
+    <w:next w:val="12"/>
     <w:qFormat/>
+    <w:uiPriority w:val="0"/>
     <w:pPr>
       <w:tabs>
         <w:tab w:val="right" w:leader="dot" w:pos="8442"/>
@@ -9589,59 +9962,64 @@
       <w:ind w:left="0" w:leftChars="0"/>
     </w:pPr>
     <w:rPr>
-      <w:rFonts w:ascii="Arial" w:eastAsia="Microsoft JhengHei" w:hAnsi="Arial"/>
+      <w:rFonts w:ascii="Arial" w:hAnsi="Arial" w:eastAsia="Microsoft JhengHei"/>
       <w:sz w:val="24"/>
     </w:rPr>
   </w:style>
-  <w:style w:type="paragraph" w:customStyle="1" w:styleId="WPSOffice1">
+  <w:style w:type="paragraph" w:customStyle="1" w:styleId="33">
     <w:name w:val="WPSOffice手动目录 1"/>
     <w:qFormat/>
+    <w:uiPriority w:val="0"/>
     <w:pPr>
       <w:ind w:leftChars="0"/>
     </w:pPr>
     <w:rPr>
-      <w:rFonts w:ascii="Times New Roman" w:eastAsia="宋体" w:hAnsi="Times New Roman" w:cs="Times New Roman"/>
+      <w:rFonts w:ascii="Times New Roman" w:hAnsi="Times New Roman" w:eastAsia="宋体" w:cs="Times New Roman"/>
       <w:sz w:val="20"/>
       <w:szCs w:val="20"/>
     </w:rPr>
   </w:style>
-  <w:style w:type="paragraph" w:customStyle="1" w:styleId="WPSOffice2">
+  <w:style w:type="paragraph" w:customStyle="1" w:styleId="34">
     <w:name w:val="WPSOffice手动目录 2"/>
     <w:qFormat/>
+    <w:uiPriority w:val="0"/>
     <w:pPr>
       <w:ind w:leftChars="200"/>
     </w:pPr>
     <w:rPr>
-      <w:rFonts w:ascii="Times New Roman" w:eastAsia="宋体" w:hAnsi="Times New Roman" w:cs="Times New Roman"/>
+      <w:rFonts w:ascii="Times New Roman" w:hAnsi="Times New Roman" w:eastAsia="宋体" w:cs="Times New Roman"/>
       <w:sz w:val="20"/>
       <w:szCs w:val="20"/>
     </w:rPr>
   </w:style>
-  <w:style w:type="paragraph" w:customStyle="1" w:styleId="WPSOffice3">
+  <w:style w:type="paragraph" w:customStyle="1" w:styleId="35">
     <w:name w:val="WPSOffice手动目录 3"/>
     <w:qFormat/>
+    <w:uiPriority w:val="0"/>
     <w:pPr>
       <w:ind w:leftChars="400"/>
     </w:pPr>
     <w:rPr>
-      <w:rFonts w:ascii="Times New Roman" w:eastAsia="宋体" w:hAnsi="Times New Roman" w:cs="Times New Roman"/>
+      <w:rFonts w:ascii="Times New Roman" w:hAnsi="Times New Roman" w:eastAsia="宋体" w:cs="Times New Roman"/>
       <w:sz w:val="20"/>
       <w:szCs w:val="20"/>
     </w:rPr>
   </w:style>
-  <w:style w:type="paragraph" w:customStyle="1" w:styleId="Compact">
+  <w:style w:type="paragraph" w:customStyle="1" w:styleId="36">
     <w:name w:val="Compact"/>
-    <w:basedOn w:val="BodyText"/>
+    <w:basedOn w:val="12"/>
     <w:qFormat/>
+    <w:uiPriority w:val="0"/>
     <w:pPr>
       <w:spacing w:before="36" w:after="36"/>
     </w:pPr>
   </w:style>
-  <w:style w:type="table" w:customStyle="1" w:styleId="Table">
+  <w:style w:type="table" w:customStyle="1" w:styleId="37">
     <w:name w:val="Table"/>
     <w:semiHidden/>
     <w:unhideWhenUsed/>
     <w:qFormat/>
+    <w:uiPriority w:val="0"/>
     <w:tblPr>
       <w:tblCellMar>
         <w:top w:w="0" w:type="dxa"/>
@@ -9653,26 +10031,28 @@
     <w:tblStylePr w:type="firstRow">
       <w:tcPr>
         <w:tcBorders>
-          <w:bottom w:val="single" w:sz="0" w:space="0" w:color="auto"/>
+          <w:bottom w:val="single" w:color="auto" w:sz="0" w:space="0"/>
         </w:tcBorders>
         <w:vAlign w:val="bottom"/>
       </w:tcPr>
     </w:tblStylePr>
   </w:style>
-  <w:style w:type="character" w:customStyle="1" w:styleId="1Char">
+  <w:style w:type="character" w:customStyle="1" w:styleId="38">
     <w:name w:val="柴_标题1 Char"/>
-    <w:link w:val="1"/>
+    <w:link w:val="28"/>
     <w:qFormat/>
+    <w:uiPriority w:val="0"/>
     <w:rPr>
-      <w:rFonts w:ascii="Arial" w:eastAsia="宋体" w:hAnsi="Arial"/>
+      <w:rFonts w:ascii="Arial" w:hAnsi="Arial" w:eastAsia="宋体"/>
       <w:sz w:val="32"/>
     </w:rPr>
   </w:style>
-  <w:style w:type="table" w:customStyle="1" w:styleId="TableNormal1">
+  <w:style w:type="table" w:customStyle="1" w:styleId="39">
     <w:name w:val="Table Normal_1"/>
     <w:semiHidden/>
     <w:unhideWhenUsed/>
     <w:qFormat/>
+    <w:uiPriority w:val="0"/>
     <w:tblPr>
       <w:tblCellMar>
         <w:top w:w="0" w:type="dxa"/>
@@ -9682,10 +10062,11 @@
       </w:tblCellMar>
     </w:tblPr>
   </w:style>
-  <w:style w:type="paragraph" w:customStyle="1" w:styleId="a3">
+  <w:style w:type="paragraph" w:customStyle="1" w:styleId="40">
     <w:name w:val="柴_正文_无缩进"/>
-    <w:basedOn w:val="Normal"/>
+    <w:basedOn w:val="1"/>
     <w:qFormat/>
+    <w:uiPriority w:val="0"/>
     <w:pPr>
       <w:ind w:firstLine="0" w:firstLineChars="0"/>
     </w:pPr>
@@ -9695,49 +10076,54 @@
       <w:lang w:eastAsia="zh-CN"/>
     </w:rPr>
   </w:style>
-  <w:style w:type="paragraph" w:customStyle="1" w:styleId="4">
+  <w:style w:type="paragraph" w:customStyle="1" w:styleId="41">
     <w:name w:val="柴_标题4"/>
-    <w:basedOn w:val="Heading4"/>
-    <w:next w:val="Normal"/>
+    <w:basedOn w:val="5"/>
+    <w:next w:val="1"/>
     <w:qFormat/>
+    <w:uiPriority w:val="0"/>
     <w:pPr>
       <w:widowControl w:val="0"/>
       <w:spacing w:before="160" w:line="360" w:lineRule="auto"/>
-      <w:ind w:left="981" w:hanging="862" w:leftChars="300"/>
+      <w:ind w:left="981" w:leftChars="300" w:hanging="862"/>
     </w:pPr>
     <w:rPr>
-      <w:rFonts w:ascii="Calibri" w:eastAsia="宋体" w:hAnsi="Calibri" w:cs="宋体" w:hint="eastAsia"/>
+      <w:rFonts w:hint="eastAsia" w:ascii="Calibri" w:hAnsi="Calibri" w:eastAsia="宋体" w:cs="宋体"/>
       <w:sz w:val="24"/>
       <w:szCs w:val="24"/>
       <w:lang w:eastAsia="zh-CN" w:bidi="zh-CN"/>
     </w:rPr>
   </w:style>
-  <w:style w:type="character" w:customStyle="1" w:styleId="Char">
+  <w:style w:type="character" w:customStyle="1" w:styleId="42">
     <w:name w:val="柴_正文 Char"/>
-    <w:link w:val="a1"/>
+    <w:link w:val="29"/>
     <w:qFormat/>
+    <w:uiPriority w:val="0"/>
     <w:rPr>
-      <w:rFonts w:ascii="Arial" w:eastAsia="宋体" w:hAnsi="Arial"/>
+      <w:rFonts w:ascii="Arial" w:hAnsi="Arial" w:eastAsia="宋体"/>
       <w:sz w:val="24"/>
       <w:lang w:eastAsia="zh-CN"/>
     </w:rPr>
   </w:style>
-  <w:style w:type="character" w:customStyle="1" w:styleId="3Char">
+  <w:style w:type="character" w:customStyle="1" w:styleId="43">
     <w:name w:val="柴_标题3 Char"/>
-    <w:link w:val="3"/>
+    <w:link w:val="31"/>
     <w:qFormat/>
+    <w:uiPriority w:val="0"/>
     <w:rPr>
-      <w:rFonts w:ascii="宋体" w:eastAsia="宋体" w:hAnsi="宋体" w:cs="宋体"/>
+      <w:rFonts w:ascii="宋体" w:hAnsi="宋体" w:eastAsia="宋体" w:cs="宋体"/>
       <w:spacing w:val="-2"/>
       <w:sz w:val="24"/>
       <w:szCs w:val="24"/>
     </w:rPr>
   </w:style>
-  <w:style w:type="character" w:customStyle="1" w:styleId="2Char">
+  <w:style w:type="character" w:customStyle="1" w:styleId="44">
     <w:name w:val="柴_标题2 Char"/>
-    <w:link w:val="2"/>
+    <w:link w:val="30"/>
+    <w:qFormat/>
+    <w:uiPriority w:val="0"/>
     <w:rPr>
-      <w:rFonts w:ascii="Arial" w:eastAsia="宋体" w:hAnsi="Arial"/>
+      <w:rFonts w:ascii="Arial" w:hAnsi="Arial" w:eastAsia="宋体"/>
       <w:sz w:val="28"/>
     </w:rPr>
   </w:style>
